--- a/doc/mkhalil/transformer_attention_example-1.docx
+++ b/doc/mkhalil/transformer_attention_example-1.docx
@@ -6282,19 +6282,11 @@
           <w:rFonts w:ascii="Times New Roman" w:hAnsi="Times New Roman" w:cs="Times New Roman"/>
         </w:rPr>
       </w:pPr>
-      <w:proofErr w:type="spellStart"/>
       <w:r>
         <w:rPr>
           <w:rFonts w:ascii="Times New Roman" w:hAnsi="Times New Roman" w:cs="Times New Roman"/>
         </w:rPr>
-        <w:t>Softmax</w:t>
-      </w:r>
-      <w:proofErr w:type="spellEnd"/>
-      <w:r>
-        <w:rPr>
-          <w:rFonts w:ascii="Times New Roman" w:hAnsi="Times New Roman" w:cs="Times New Roman"/>
-        </w:rPr>
-        <w:t xml:space="preserve"> attention weights</w:t>
+        <w:t>Softmax attention weights</w:t>
       </w:r>
     </w:p>
     <w:p>
@@ -6413,19 +6405,11 @@
           <w:rFonts w:ascii="Times New Roman" w:hAnsi="Times New Roman" w:cs="Times New Roman"/>
         </w:rPr>
       </w:pPr>
-      <w:proofErr w:type="spellStart"/>
       <w:r>
         <w:rPr>
           <w:rFonts w:ascii="Times New Roman" w:hAnsi="Times New Roman" w:cs="Times New Roman"/>
         </w:rPr>
-        <w:t>Softmax</w:t>
-      </w:r>
-      <w:proofErr w:type="spellEnd"/>
-      <w:r>
-        <w:rPr>
-          <w:rFonts w:ascii="Times New Roman" w:hAnsi="Times New Roman" w:cs="Times New Roman"/>
-        </w:rPr>
-        <w:t xml:space="preserve"> probabilities</w:t>
+        <w:t>Softmax probabilities</w:t>
       </w:r>
     </w:p>
     <w:p>
@@ -8181,7 +8165,15 @@
                 <w:sz w:val="24"/>
                 <w:szCs w:val="24"/>
               </w:rPr>
-              <m:t>col2</m:t>
+              <m:t>col</m:t>
+            </m:r>
+            <m:r>
+              <w:rPr>
+                <w:rFonts w:ascii="Cambria Math" w:eastAsia="Times New Roman" w:hAnsi="Cambria Math" w:cs="Times New Roman"/>
+                <w:sz w:val="24"/>
+                <w:szCs w:val="24"/>
+              </w:rPr>
+              <m:t>2</m:t>
             </m:r>
           </m:sub>
         </m:sSub>
@@ -8223,7 +8215,23 @@
                 <w:sz w:val="24"/>
                 <w:szCs w:val="24"/>
               </w:rPr>
-              <m:t>0.10</m:t>
+              <m:t>0.</m:t>
+            </m:r>
+            <m:r>
+              <w:rPr>
+                <w:rFonts w:ascii="Cambria Math" w:eastAsia="Times New Roman" w:hAnsi="Cambria Math" w:cs="Times New Roman"/>
+                <w:sz w:val="24"/>
+                <w:szCs w:val="24"/>
+              </w:rPr>
+              <m:t>1</m:t>
+            </m:r>
+            <m:r>
+              <w:rPr>
+                <w:rFonts w:ascii="Cambria Math" w:eastAsia="Times New Roman" w:hAnsi="Cambria Math" w:cs="Times New Roman"/>
+                <w:sz w:val="24"/>
+                <w:szCs w:val="24"/>
+              </w:rPr>
+              <m:t>0</m:t>
             </m:r>
           </m:e>
           <m:e>
@@ -8233,7 +8241,23 @@
                 <w:sz w:val="24"/>
                 <w:szCs w:val="24"/>
               </w:rPr>
-              <m:t>0.40</m:t>
+              <m:t>0.</m:t>
+            </m:r>
+            <m:r>
+              <w:rPr>
+                <w:rFonts w:ascii="Cambria Math" w:eastAsia="Times New Roman" w:hAnsi="Cambria Math" w:cs="Times New Roman"/>
+                <w:sz w:val="24"/>
+                <w:szCs w:val="24"/>
+              </w:rPr>
+              <m:t>4</m:t>
+            </m:r>
+            <m:r>
+              <w:rPr>
+                <w:rFonts w:ascii="Cambria Math" w:eastAsia="Times New Roman" w:hAnsi="Cambria Math" w:cs="Times New Roman"/>
+                <w:sz w:val="24"/>
+                <w:szCs w:val="24"/>
+              </w:rPr>
+              <m:t>0</m:t>
             </m:r>
           </m:e>
           <m:e>
@@ -8243,7 +8267,23 @@
                 <w:sz w:val="24"/>
                 <w:szCs w:val="24"/>
               </w:rPr>
-              <m:t>0.50</m:t>
+              <m:t>0.</m:t>
+            </m:r>
+            <m:r>
+              <w:rPr>
+                <w:rFonts w:ascii="Cambria Math" w:eastAsia="Times New Roman" w:hAnsi="Cambria Math" w:cs="Times New Roman"/>
+                <w:sz w:val="24"/>
+                <w:szCs w:val="24"/>
+              </w:rPr>
+              <m:t>5</m:t>
+            </m:r>
+            <m:r>
+              <w:rPr>
+                <w:rFonts w:ascii="Cambria Math" w:eastAsia="Times New Roman" w:hAnsi="Cambria Math" w:cs="Times New Roman"/>
+                <w:sz w:val="24"/>
+                <w:szCs w:val="24"/>
+              </w:rPr>
+              <m:t>0</m:t>
             </m:r>
           </m:e>
         </m:d>
@@ -8353,7 +8393,23 @@
               <w:sz w:val="24"/>
               <w:szCs w:val="24"/>
             </w:rPr>
-            <m:t>=[0.39,  0.57]</m:t>
+            <m:t>=[0.39,</m:t>
+          </m:r>
+          <m:r>
+            <w:rPr>
+              <w:rFonts w:ascii="Cambria Math" w:eastAsia="Times New Roman" w:hAnsi="Cambria Math" w:cs="Times New Roman"/>
+              <w:sz w:val="24"/>
+              <w:szCs w:val="24"/>
+            </w:rPr>
+            <m:t xml:space="preserve">  </m:t>
+          </m:r>
+          <m:r>
+            <w:rPr>
+              <w:rFonts w:ascii="Cambria Math" w:eastAsia="Times New Roman" w:hAnsi="Cambria Math" w:cs="Times New Roman"/>
+              <w:sz w:val="24"/>
+              <w:szCs w:val="24"/>
+            </w:rPr>
+            <m:t>0.57]</m:t>
           </m:r>
           <m:r>
             <m:rPr>
@@ -8810,7 +8866,23 @@
               <w:sz w:val="24"/>
               <w:szCs w:val="24"/>
             </w:rPr>
-            <m:t>=[0.56,   0.37]</m:t>
+            <m:t>=[0.56,</m:t>
+          </m:r>
+          <m:r>
+            <w:rPr>
+              <w:rFonts w:ascii="Cambria Math" w:eastAsia="Times New Roman" w:hAnsi="Cambria Math" w:cs="Times New Roman"/>
+              <w:sz w:val="24"/>
+              <w:szCs w:val="24"/>
+            </w:rPr>
+            <m:t xml:space="preserve">   </m:t>
+          </m:r>
+          <m:r>
+            <w:rPr>
+              <w:rFonts w:ascii="Cambria Math" w:eastAsia="Times New Roman" w:hAnsi="Cambria Math" w:cs="Times New Roman"/>
+              <w:sz w:val="24"/>
+              <w:szCs w:val="24"/>
+            </w:rPr>
+            <m:t>0.37]</m:t>
           </m:r>
           <m:r>
             <m:rPr>
@@ -9606,1285 +9678,6 @@
         </w:rPr>
         <w:t>Matrix:</w:t>
       </w:r>
-    </w:p>
-    <w:p>
-      <w:pPr>
-        <w:spacing w:before="100" w:beforeAutospacing="1" w:after="100" w:afterAutospacing="1" w:line="240" w:lineRule="auto"/>
-        <w:rPr>
-          <w:rFonts w:ascii="Times New Roman" w:eastAsia="Times New Roman" w:hAnsi="Times New Roman" w:cs="Times New Roman"/>
-          <w:sz w:val="24"/>
-          <w:szCs w:val="24"/>
-        </w:rPr>
-      </w:pPr>
-      <w:r>
-        <w:rPr>
-          <w:rFonts w:ascii="Times New Roman" w:eastAsia="Times New Roman" w:hAnsi="Times New Roman" w:cs="Times New Roman"/>
-          <w:sz w:val="24"/>
-          <w:szCs w:val="24"/>
-        </w:rPr>
-        <w:t>Yes. Using the last example, the numerical value of</w:t>
-      </w:r>
-    </w:p>
-    <w:p>
-      <w:pPr>
-        <w:spacing w:after="0" w:line="240" w:lineRule="auto"/>
-        <w:rPr>
-          <w:rFonts w:ascii="Times New Roman" w:eastAsia="Times New Roman" w:hAnsi="Times New Roman" w:cs="Times New Roman"/>
-          <w:sz w:val="24"/>
-          <w:szCs w:val="24"/>
-        </w:rPr>
-      </w:pPr>
-      <m:oMathPara>
-        <m:oMath>
-          <m:r>
-            <w:rPr>
-              <w:rFonts w:ascii="Cambria Math" w:eastAsia="Times New Roman" w:hAnsi="Cambria Math" w:cs="Times New Roman"/>
-              <w:sz w:val="24"/>
-              <w:szCs w:val="24"/>
-            </w:rPr>
-            <m:t>Q</m:t>
-          </m:r>
-          <m:sSup>
-            <m:sSupPr>
-              <m:ctrlPr>
-                <w:rPr>
-                  <w:rFonts w:ascii="Cambria Math" w:eastAsia="Times New Roman" w:hAnsi="Cambria Math" w:cs="Times New Roman"/>
-                  <w:sz w:val="24"/>
-                  <w:szCs w:val="24"/>
-                </w:rPr>
-              </m:ctrlPr>
-            </m:sSupPr>
-            <m:e>
-              <m:r>
-                <w:rPr>
-                  <w:rFonts w:ascii="Cambria Math" w:eastAsia="Times New Roman" w:hAnsi="Cambria Math" w:cs="Times New Roman"/>
-                  <w:sz w:val="24"/>
-                  <w:szCs w:val="24"/>
-                </w:rPr>
-                <m:t>K</m:t>
-              </m:r>
-            </m:e>
-            <m:sup>
-              <m:r>
-                <w:rPr>
-                  <w:rFonts w:ascii="Cambria Math" w:eastAsia="Times New Roman" w:hAnsi="Cambria Math" w:cs="Times New Roman"/>
-                  <w:sz w:val="24"/>
-                  <w:szCs w:val="24"/>
-                </w:rPr>
-                <m:t>T</m:t>
-              </m:r>
-            </m:sup>
-          </m:sSup>
-          <m:r>
-            <m:rPr>
-              <m:sty m:val="p"/>
-            </m:rPr>
-            <w:rPr>
-              <w:rFonts w:ascii="Cambria Math" w:eastAsia="Times New Roman" w:hAnsi="Cambria Math" w:cs="Times New Roman"/>
-              <w:sz w:val="24"/>
-              <w:szCs w:val="24"/>
-            </w:rPr>
-            <w:br/>
-          </m:r>
-        </m:oMath>
-      </m:oMathPara>
-    </w:p>
-    <w:p>
-      <w:pPr>
-        <w:spacing w:before="100" w:beforeAutospacing="1" w:after="100" w:afterAutospacing="1" w:line="240" w:lineRule="auto"/>
-        <w:rPr>
-          <w:rFonts w:ascii="Times New Roman" w:eastAsia="Times New Roman" w:hAnsi="Times New Roman" w:cs="Times New Roman"/>
-          <w:sz w:val="24"/>
-          <w:szCs w:val="24"/>
-        </w:rPr>
-      </w:pPr>
-      <w:r>
-        <w:rPr>
-          <w:rFonts w:ascii="Times New Roman" w:eastAsia="Times New Roman" w:hAnsi="Times New Roman" w:cs="Times New Roman"/>
-          <w:sz w:val="24"/>
-          <w:szCs w:val="24"/>
-        </w:rPr>
-        <w:t>is obtained from:</w:t>
-      </w:r>
-    </w:p>
-    <w:p>
-      <w:pPr>
-        <w:spacing w:after="0" w:line="240" w:lineRule="auto"/>
-        <w:rPr>
-          <w:rFonts w:ascii="Times New Roman" w:eastAsia="Times New Roman" w:hAnsi="Times New Roman" w:cs="Times New Roman"/>
-          <w:sz w:val="24"/>
-          <w:szCs w:val="24"/>
-        </w:rPr>
-      </w:pPr>
-      <m:oMathPara>
-        <m:oMath>
-          <m:r>
-            <w:rPr>
-              <w:rFonts w:ascii="Cambria Math" w:eastAsia="Times New Roman" w:hAnsi="Cambria Math" w:cs="Times New Roman"/>
-              <w:sz w:val="24"/>
-              <w:szCs w:val="24"/>
-            </w:rPr>
-            <m:t>Q=</m:t>
-          </m:r>
-          <m:d>
-            <m:dPr>
-              <m:begChr m:val="["/>
-              <m:endChr m:val="]"/>
-              <m:ctrlPr>
-                <w:rPr>
-                  <w:rFonts w:ascii="Cambria Math" w:eastAsia="Times New Roman" w:hAnsi="Cambria Math" w:cs="Times New Roman"/>
-                  <w:sz w:val="24"/>
-                  <w:szCs w:val="24"/>
-                </w:rPr>
-              </m:ctrlPr>
-            </m:dPr>
-            <m:e>
-              <m:m>
-                <m:mPr>
-                  <m:plcHide m:val="1"/>
-                  <m:mcs>
-                    <m:mc>
-                      <m:mcPr>
-                        <m:count m:val="2"/>
-                        <m:mcJc m:val="center"/>
-                      </m:mcPr>
-                    </m:mc>
-                  </m:mcs>
-                  <m:ctrlPr>
-                    <w:rPr>
-                      <w:rFonts w:ascii="Cambria Math" w:eastAsia="Times New Roman" w:hAnsi="Cambria Math" w:cs="Times New Roman"/>
-                      <w:sz w:val="24"/>
-                      <w:szCs w:val="24"/>
-                    </w:rPr>
-                  </m:ctrlPr>
-                </m:mPr>
-                <m:mr>
-                  <m:e>
-                    <m:r>
-                      <w:rPr>
-                        <w:rFonts w:ascii="Cambria Math" w:eastAsia="Times New Roman" w:hAnsi="Cambria Math" w:cs="Times New Roman"/>
-                        <w:sz w:val="24"/>
-                        <w:szCs w:val="24"/>
-                      </w:rPr>
-                      <m:t>0.39</m:t>
-                    </m:r>
-                  </m:e>
-                  <m:e>
-                    <m:r>
-                      <w:rPr>
-                        <w:rFonts w:ascii="Cambria Math" w:eastAsia="Times New Roman" w:hAnsi="Cambria Math" w:cs="Times New Roman"/>
-                        <w:sz w:val="24"/>
-                        <w:szCs w:val="24"/>
-                      </w:rPr>
-                      <m:t>0.57</m:t>
-                    </m:r>
-                  </m:e>
-                </m:mr>
-                <m:mr>
-                  <m:e>
-                    <m:r>
-                      <w:rPr>
-                        <w:rFonts w:ascii="Cambria Math" w:eastAsia="Times New Roman" w:hAnsi="Cambria Math" w:cs="Times New Roman"/>
-                        <w:sz w:val="24"/>
-                        <w:szCs w:val="24"/>
-                      </w:rPr>
-                      <m:t>0.39</m:t>
-                    </m:r>
-                  </m:e>
-                  <m:e>
-                    <m:r>
-                      <w:rPr>
-                        <w:rFonts w:ascii="Cambria Math" w:eastAsia="Times New Roman" w:hAnsi="Cambria Math" w:cs="Times New Roman"/>
-                        <w:sz w:val="24"/>
-                        <w:szCs w:val="24"/>
-                      </w:rPr>
-                      <m:t>0.41</m:t>
-                    </m:r>
-                  </m:e>
-                </m:mr>
-                <m:mr>
-                  <m:e>
-                    <m:r>
-                      <w:rPr>
-                        <w:rFonts w:ascii="Cambria Math" w:eastAsia="Times New Roman" w:hAnsi="Cambria Math" w:cs="Times New Roman"/>
-                        <w:sz w:val="24"/>
-                        <w:szCs w:val="24"/>
-                      </w:rPr>
-                      <m:t>0.41</m:t>
-                    </m:r>
-                  </m:e>
-                  <m:e>
-                    <m:r>
-                      <w:rPr>
-                        <w:rFonts w:ascii="Cambria Math" w:eastAsia="Times New Roman" w:hAnsi="Cambria Math" w:cs="Times New Roman"/>
-                        <w:sz w:val="24"/>
-                        <w:szCs w:val="24"/>
-                      </w:rPr>
-                      <m:t>0.49</m:t>
-                    </m:r>
-                  </m:e>
-                </m:mr>
-                <m:mr>
-                  <m:e>
-                    <m:r>
-                      <w:rPr>
-                        <w:rFonts w:ascii="Cambria Math" w:eastAsia="Times New Roman" w:hAnsi="Cambria Math" w:cs="Times New Roman"/>
-                        <w:sz w:val="24"/>
-                        <w:szCs w:val="24"/>
-                      </w:rPr>
-                      <m:t>0.22</m:t>
-                    </m:r>
-                  </m:e>
-                  <m:e>
-                    <m:r>
-                      <w:rPr>
-                        <w:rFonts w:ascii="Cambria Math" w:eastAsia="Times New Roman" w:hAnsi="Cambria Math" w:cs="Times New Roman"/>
-                        <w:sz w:val="24"/>
-                        <w:szCs w:val="24"/>
-                      </w:rPr>
-                      <m:t>0.56</m:t>
-                    </m:r>
-                  </m:e>
-                </m:mr>
-              </m:m>
-            </m:e>
-          </m:d>
-          <m:r>
-            <m:rPr>
-              <m:sty m:val="p"/>
-            </m:rPr>
-            <w:rPr>
-              <w:rFonts w:ascii="Cambria Math" w:eastAsia="Times New Roman" w:hAnsi="Cambria Math" w:cs="Times New Roman"/>
-              <w:sz w:val="24"/>
-              <w:szCs w:val="24"/>
-            </w:rPr>
-            <w:br/>
-          </m:r>
-        </m:oMath>
-      </m:oMathPara>
-    </w:p>
-    <w:p>
-      <w:pPr>
-        <w:spacing w:before="100" w:beforeAutospacing="1" w:after="100" w:afterAutospacing="1" w:line="240" w:lineRule="auto"/>
-        <w:rPr>
-          <w:rFonts w:ascii="Times New Roman" w:eastAsia="Times New Roman" w:hAnsi="Times New Roman" w:cs="Times New Roman"/>
-          <w:sz w:val="24"/>
-          <w:szCs w:val="24"/>
-        </w:rPr>
-      </w:pPr>
-      <w:r>
-        <w:rPr>
-          <w:rFonts w:ascii="Times New Roman" w:eastAsia="Times New Roman" w:hAnsi="Times New Roman" w:cs="Times New Roman"/>
-          <w:sz w:val="24"/>
-          <w:szCs w:val="24"/>
-        </w:rPr>
-        <w:t>and</w:t>
-      </w:r>
-    </w:p>
-    <w:p>
-      <w:pPr>
-        <w:spacing w:after="0" w:line="240" w:lineRule="auto"/>
-        <w:rPr>
-          <w:rFonts w:ascii="Times New Roman" w:eastAsia="Times New Roman" w:hAnsi="Times New Roman" w:cs="Times New Roman"/>
-          <w:sz w:val="24"/>
-          <w:szCs w:val="24"/>
-        </w:rPr>
-      </w:pPr>
-      <m:oMathPara>
-        <m:oMath>
-          <m:r>
-            <w:rPr>
-              <w:rFonts w:ascii="Cambria Math" w:eastAsia="Times New Roman" w:hAnsi="Cambria Math" w:cs="Times New Roman"/>
-              <w:sz w:val="24"/>
-              <w:szCs w:val="24"/>
-            </w:rPr>
-            <m:t>K=</m:t>
-          </m:r>
-          <m:d>
-            <m:dPr>
-              <m:begChr m:val="["/>
-              <m:endChr m:val="]"/>
-              <m:ctrlPr>
-                <w:rPr>
-                  <w:rFonts w:ascii="Cambria Math" w:eastAsia="Times New Roman" w:hAnsi="Cambria Math" w:cs="Times New Roman"/>
-                  <w:sz w:val="24"/>
-                  <w:szCs w:val="24"/>
-                </w:rPr>
-              </m:ctrlPr>
-            </m:dPr>
-            <m:e>
-              <m:m>
-                <m:mPr>
-                  <m:plcHide m:val="1"/>
-                  <m:mcs>
-                    <m:mc>
-                      <m:mcPr>
-                        <m:count m:val="2"/>
-                        <m:mcJc m:val="center"/>
-                      </m:mcPr>
-                    </m:mc>
-                  </m:mcs>
-                  <m:ctrlPr>
-                    <w:rPr>
-                      <w:rFonts w:ascii="Cambria Math" w:eastAsia="Times New Roman" w:hAnsi="Cambria Math" w:cs="Times New Roman"/>
-                      <w:sz w:val="24"/>
-                      <w:szCs w:val="24"/>
-                    </w:rPr>
-                  </m:ctrlPr>
-                </m:mPr>
-                <m:mr>
-                  <m:e>
-                    <m:r>
-                      <w:rPr>
-                        <w:rFonts w:ascii="Cambria Math" w:eastAsia="Times New Roman" w:hAnsi="Cambria Math" w:cs="Times New Roman"/>
-                        <w:sz w:val="24"/>
-                        <w:szCs w:val="24"/>
-                      </w:rPr>
-                      <m:t>0.56</m:t>
-                    </m:r>
-                  </m:e>
-                  <m:e>
-                    <m:r>
-                      <w:rPr>
-                        <w:rFonts w:ascii="Cambria Math" w:eastAsia="Times New Roman" w:hAnsi="Cambria Math" w:cs="Times New Roman"/>
-                        <w:sz w:val="24"/>
-                        <w:szCs w:val="24"/>
-                      </w:rPr>
-                      <m:t>0.37</m:t>
-                    </m:r>
-                  </m:e>
-                </m:mr>
-                <m:mr>
-                  <m:e>
-                    <m:r>
-                      <w:rPr>
-                        <w:rFonts w:ascii="Cambria Math" w:eastAsia="Times New Roman" w:hAnsi="Cambria Math" w:cs="Times New Roman"/>
-                        <w:sz w:val="24"/>
-                        <w:szCs w:val="24"/>
-                      </w:rPr>
-                      <m:t>0.41</m:t>
-                    </m:r>
-                  </m:e>
-                  <m:e>
-                    <m:r>
-                      <w:rPr>
-                        <w:rFonts w:ascii="Cambria Math" w:eastAsia="Times New Roman" w:hAnsi="Cambria Math" w:cs="Times New Roman"/>
-                        <w:sz w:val="24"/>
-                        <w:szCs w:val="24"/>
-                      </w:rPr>
-                      <m:t>0.25</m:t>
-                    </m:r>
-                  </m:e>
-                </m:mr>
-                <m:mr>
-                  <m:e>
-                    <m:r>
-                      <w:rPr>
-                        <w:rFonts w:ascii="Cambria Math" w:eastAsia="Times New Roman" w:hAnsi="Cambria Math" w:cs="Times New Roman"/>
-                        <w:sz w:val="24"/>
-                        <w:szCs w:val="24"/>
-                      </w:rPr>
-                      <m:t>0.46</m:t>
-                    </m:r>
-                  </m:e>
-                  <m:e>
-                    <m:r>
-                      <w:rPr>
-                        <w:rFonts w:ascii="Cambria Math" w:eastAsia="Times New Roman" w:hAnsi="Cambria Math" w:cs="Times New Roman"/>
-                        <w:sz w:val="24"/>
-                        <w:szCs w:val="24"/>
-                      </w:rPr>
-                      <m:t>0.29</m:t>
-                    </m:r>
-                  </m:e>
-                </m:mr>
-                <m:mr>
-                  <m:e>
-                    <m:r>
-                      <w:rPr>
-                        <w:rFonts w:ascii="Cambria Math" w:eastAsia="Times New Roman" w:hAnsi="Cambria Math" w:cs="Times New Roman"/>
-                        <w:sz w:val="24"/>
-                        <w:szCs w:val="24"/>
-                      </w:rPr>
-                      <m:t>0.48</m:t>
-                    </m:r>
-                  </m:e>
-                  <m:e>
-                    <m:r>
-                      <w:rPr>
-                        <w:rFonts w:ascii="Cambria Math" w:eastAsia="Times New Roman" w:hAnsi="Cambria Math" w:cs="Times New Roman"/>
-                        <w:sz w:val="24"/>
-                        <w:szCs w:val="24"/>
-                      </w:rPr>
-                      <m:t>0.34</m:t>
-                    </m:r>
-                  </m:e>
-                </m:mr>
-              </m:m>
-            </m:e>
-          </m:d>
-          <m:r>
-            <m:rPr>
-              <m:sty m:val="p"/>
-            </m:rPr>
-            <w:rPr>
-              <w:rFonts w:ascii="Cambria Math" w:eastAsia="Times New Roman" w:hAnsi="Cambria Math" w:cs="Times New Roman"/>
-              <w:sz w:val="24"/>
-              <w:szCs w:val="24"/>
-            </w:rPr>
-            <w:br/>
-          </m:r>
-        </m:oMath>
-      </m:oMathPara>
-    </w:p>
-    <w:p>
-      <w:pPr>
-        <w:spacing w:before="100" w:beforeAutospacing="1" w:after="100" w:afterAutospacing="1" w:line="240" w:lineRule="auto"/>
-        <w:rPr>
-          <w:rFonts w:ascii="Times New Roman" w:eastAsia="Times New Roman" w:hAnsi="Times New Roman" w:cs="Times New Roman"/>
-          <w:sz w:val="24"/>
-          <w:szCs w:val="24"/>
-        </w:rPr>
-      </w:pPr>
-      <w:r>
-        <w:rPr>
-          <w:rFonts w:ascii="Times New Roman" w:eastAsia="Times New Roman" w:hAnsi="Times New Roman" w:cs="Times New Roman"/>
-          <w:sz w:val="24"/>
-          <w:szCs w:val="24"/>
-        </w:rPr>
-        <w:t>So</w:t>
-      </w:r>
-    </w:p>
-    <w:p>
-      <w:pPr>
-        <w:spacing w:after="0" w:line="240" w:lineRule="auto"/>
-        <w:rPr>
-          <w:rFonts w:ascii="Times New Roman" w:eastAsia="Times New Roman" w:hAnsi="Times New Roman" w:cs="Times New Roman"/>
-          <w:sz w:val="24"/>
-          <w:szCs w:val="24"/>
-        </w:rPr>
-      </w:pPr>
-      <m:oMathPara>
-        <m:oMath>
-          <m:sSup>
-            <m:sSupPr>
-              <m:ctrlPr>
-                <w:rPr>
-                  <w:rFonts w:ascii="Cambria Math" w:eastAsia="Times New Roman" w:hAnsi="Cambria Math" w:cs="Times New Roman"/>
-                  <w:sz w:val="24"/>
-                  <w:szCs w:val="24"/>
-                </w:rPr>
-              </m:ctrlPr>
-            </m:sSupPr>
-            <m:e>
-              <m:r>
-                <w:rPr>
-                  <w:rFonts w:ascii="Cambria Math" w:eastAsia="Times New Roman" w:hAnsi="Cambria Math" w:cs="Times New Roman"/>
-                  <w:sz w:val="24"/>
-                  <w:szCs w:val="24"/>
-                </w:rPr>
-                <m:t>K</m:t>
-              </m:r>
-            </m:e>
-            <m:sup>
-              <m:r>
-                <w:rPr>
-                  <w:rFonts w:ascii="Cambria Math" w:eastAsia="Times New Roman" w:hAnsi="Cambria Math" w:cs="Times New Roman"/>
-                  <w:sz w:val="24"/>
-                  <w:szCs w:val="24"/>
-                </w:rPr>
-                <m:t>T</m:t>
-              </m:r>
-            </m:sup>
-          </m:sSup>
-          <m:r>
-            <w:rPr>
-              <w:rFonts w:ascii="Cambria Math" w:eastAsia="Times New Roman" w:hAnsi="Cambria Math" w:cs="Times New Roman"/>
-              <w:sz w:val="24"/>
-              <w:szCs w:val="24"/>
-            </w:rPr>
-            <m:t>=</m:t>
-          </m:r>
-          <m:d>
-            <m:dPr>
-              <m:begChr m:val="["/>
-              <m:endChr m:val="]"/>
-              <m:ctrlPr>
-                <w:rPr>
-                  <w:rFonts w:ascii="Cambria Math" w:eastAsia="Times New Roman" w:hAnsi="Cambria Math" w:cs="Times New Roman"/>
-                  <w:sz w:val="24"/>
-                  <w:szCs w:val="24"/>
-                </w:rPr>
-              </m:ctrlPr>
-            </m:dPr>
-            <m:e>
-              <m:m>
-                <m:mPr>
-                  <m:plcHide m:val="1"/>
-                  <m:mcs>
-                    <m:mc>
-                      <m:mcPr>
-                        <m:count m:val="4"/>
-                        <m:mcJc m:val="center"/>
-                      </m:mcPr>
-                    </m:mc>
-                  </m:mcs>
-                  <m:ctrlPr>
-                    <w:rPr>
-                      <w:rFonts w:ascii="Cambria Math" w:eastAsia="Times New Roman" w:hAnsi="Cambria Math" w:cs="Times New Roman"/>
-                      <w:sz w:val="24"/>
-                      <w:szCs w:val="24"/>
-                    </w:rPr>
-                  </m:ctrlPr>
-                </m:mPr>
-                <m:mr>
-                  <m:e>
-                    <m:r>
-                      <w:rPr>
-                        <w:rFonts w:ascii="Cambria Math" w:eastAsia="Times New Roman" w:hAnsi="Cambria Math" w:cs="Times New Roman"/>
-                        <w:sz w:val="24"/>
-                        <w:szCs w:val="24"/>
-                      </w:rPr>
-                      <m:t>0.56</m:t>
-                    </m:r>
-                  </m:e>
-                  <m:e>
-                    <m:r>
-                      <w:rPr>
-                        <w:rFonts w:ascii="Cambria Math" w:eastAsia="Times New Roman" w:hAnsi="Cambria Math" w:cs="Times New Roman"/>
-                        <w:sz w:val="24"/>
-                        <w:szCs w:val="24"/>
-                      </w:rPr>
-                      <m:t>0.41</m:t>
-                    </m:r>
-                  </m:e>
-                  <m:e>
-                    <m:r>
-                      <w:rPr>
-                        <w:rFonts w:ascii="Cambria Math" w:eastAsia="Times New Roman" w:hAnsi="Cambria Math" w:cs="Times New Roman"/>
-                        <w:sz w:val="24"/>
-                        <w:szCs w:val="24"/>
-                      </w:rPr>
-                      <m:t>0.46</m:t>
-                    </m:r>
-                  </m:e>
-                  <m:e>
-                    <m:r>
-                      <w:rPr>
-                        <w:rFonts w:ascii="Cambria Math" w:eastAsia="Times New Roman" w:hAnsi="Cambria Math" w:cs="Times New Roman"/>
-                        <w:sz w:val="24"/>
-                        <w:szCs w:val="24"/>
-                      </w:rPr>
-                      <m:t>0.48</m:t>
-                    </m:r>
-                  </m:e>
-                </m:mr>
-                <m:mr>
-                  <m:e>
-                    <m:r>
-                      <w:rPr>
-                        <w:rFonts w:ascii="Cambria Math" w:eastAsia="Times New Roman" w:hAnsi="Cambria Math" w:cs="Times New Roman"/>
-                        <w:sz w:val="24"/>
-                        <w:szCs w:val="24"/>
-                      </w:rPr>
-                      <m:t>0.37</m:t>
-                    </m:r>
-                  </m:e>
-                  <m:e>
-                    <m:r>
-                      <w:rPr>
-                        <w:rFonts w:ascii="Cambria Math" w:eastAsia="Times New Roman" w:hAnsi="Cambria Math" w:cs="Times New Roman"/>
-                        <w:sz w:val="24"/>
-                        <w:szCs w:val="24"/>
-                      </w:rPr>
-                      <m:t>0.25</m:t>
-                    </m:r>
-                  </m:e>
-                  <m:e>
-                    <m:r>
-                      <w:rPr>
-                        <w:rFonts w:ascii="Cambria Math" w:eastAsia="Times New Roman" w:hAnsi="Cambria Math" w:cs="Times New Roman"/>
-                        <w:sz w:val="24"/>
-                        <w:szCs w:val="24"/>
-                      </w:rPr>
-                      <m:t>0.29</m:t>
-                    </m:r>
-                  </m:e>
-                  <m:e>
-                    <m:r>
-                      <w:rPr>
-                        <w:rFonts w:ascii="Cambria Math" w:eastAsia="Times New Roman" w:hAnsi="Cambria Math" w:cs="Times New Roman"/>
-                        <w:sz w:val="24"/>
-                        <w:szCs w:val="24"/>
-                      </w:rPr>
-                      <m:t>0.34</m:t>
-                    </m:r>
-                  </m:e>
-                </m:mr>
-              </m:m>
-            </m:e>
-          </m:d>
-          <m:r>
-            <m:rPr>
-              <m:sty m:val="p"/>
-            </m:rPr>
-            <w:rPr>
-              <w:rFonts w:ascii="Cambria Math" w:eastAsia="Times New Roman" w:hAnsi="Cambria Math" w:cs="Times New Roman"/>
-              <w:sz w:val="24"/>
-              <w:szCs w:val="24"/>
-            </w:rPr>
-            <w:br/>
-          </m:r>
-        </m:oMath>
-      </m:oMathPara>
-    </w:p>
-    <w:p>
-      <w:pPr>
-        <w:spacing w:before="100" w:beforeAutospacing="1" w:after="100" w:afterAutospacing="1" w:line="240" w:lineRule="auto"/>
-        <w:rPr>
-          <w:rFonts w:ascii="Times New Roman" w:eastAsia="Times New Roman" w:hAnsi="Times New Roman" w:cs="Times New Roman"/>
-          <w:sz w:val="24"/>
-          <w:szCs w:val="24"/>
-        </w:rPr>
-      </w:pPr>
-      <w:r>
-        <w:rPr>
-          <w:rFonts w:ascii="Times New Roman" w:eastAsia="Times New Roman" w:hAnsi="Times New Roman" w:cs="Times New Roman"/>
-          <w:sz w:val="24"/>
-          <w:szCs w:val="24"/>
-        </w:rPr>
-        <w:t>Now multiply:</w:t>
-      </w:r>
-    </w:p>
-    <w:p>
-      <w:pPr>
-        <w:spacing w:after="0" w:line="240" w:lineRule="auto"/>
-        <w:rPr>
-          <w:rFonts w:ascii="Times New Roman" w:eastAsia="Times New Roman" w:hAnsi="Times New Roman" w:cs="Times New Roman"/>
-          <w:sz w:val="24"/>
-          <w:szCs w:val="24"/>
-        </w:rPr>
-      </w:pPr>
-      <m:oMathPara>
-        <m:oMath>
-          <m:r>
-            <w:rPr>
-              <w:rFonts w:ascii="Cambria Math" w:eastAsia="Times New Roman" w:hAnsi="Cambria Math" w:cs="Times New Roman"/>
-              <w:sz w:val="24"/>
-              <w:szCs w:val="24"/>
-            </w:rPr>
-            <m:t>Q</m:t>
-          </m:r>
-          <m:sSup>
-            <m:sSupPr>
-              <m:ctrlPr>
-                <w:rPr>
-                  <w:rFonts w:ascii="Cambria Math" w:eastAsia="Times New Roman" w:hAnsi="Cambria Math" w:cs="Times New Roman"/>
-                  <w:sz w:val="24"/>
-                  <w:szCs w:val="24"/>
-                </w:rPr>
-              </m:ctrlPr>
-            </m:sSupPr>
-            <m:e>
-              <m:r>
-                <w:rPr>
-                  <w:rFonts w:ascii="Cambria Math" w:eastAsia="Times New Roman" w:hAnsi="Cambria Math" w:cs="Times New Roman"/>
-                  <w:sz w:val="24"/>
-                  <w:szCs w:val="24"/>
-                </w:rPr>
-                <m:t>K</m:t>
-              </m:r>
-            </m:e>
-            <m:sup>
-              <m:r>
-                <w:rPr>
-                  <w:rFonts w:ascii="Cambria Math" w:eastAsia="Times New Roman" w:hAnsi="Cambria Math" w:cs="Times New Roman"/>
-                  <w:sz w:val="24"/>
-                  <w:szCs w:val="24"/>
-                </w:rPr>
-                <m:t>T</m:t>
-              </m:r>
-            </m:sup>
-          </m:sSup>
-          <m:r>
-            <w:rPr>
-              <w:rFonts w:ascii="Cambria Math" w:eastAsia="Times New Roman" w:hAnsi="Cambria Math" w:cs="Times New Roman"/>
-              <w:sz w:val="24"/>
-              <w:szCs w:val="24"/>
-            </w:rPr>
-            <m:t>=</m:t>
-          </m:r>
-          <m:d>
-            <m:dPr>
-              <m:begChr m:val="["/>
-              <m:endChr m:val="]"/>
-              <m:ctrlPr>
-                <w:rPr>
-                  <w:rFonts w:ascii="Cambria Math" w:eastAsia="Times New Roman" w:hAnsi="Cambria Math" w:cs="Times New Roman"/>
-                  <w:sz w:val="24"/>
-                  <w:szCs w:val="24"/>
-                </w:rPr>
-              </m:ctrlPr>
-            </m:dPr>
-            <m:e>
-              <m:m>
-                <m:mPr>
-                  <m:plcHide m:val="1"/>
-                  <m:mcs>
-                    <m:mc>
-                      <m:mcPr>
-                        <m:count m:val="2"/>
-                        <m:mcJc m:val="center"/>
-                      </m:mcPr>
-                    </m:mc>
-                  </m:mcs>
-                  <m:ctrlPr>
-                    <w:rPr>
-                      <w:rFonts w:ascii="Cambria Math" w:eastAsia="Times New Roman" w:hAnsi="Cambria Math" w:cs="Times New Roman"/>
-                      <w:sz w:val="24"/>
-                      <w:szCs w:val="24"/>
-                    </w:rPr>
-                  </m:ctrlPr>
-                </m:mPr>
-                <m:mr>
-                  <m:e>
-                    <m:r>
-                      <w:rPr>
-                        <w:rFonts w:ascii="Cambria Math" w:eastAsia="Times New Roman" w:hAnsi="Cambria Math" w:cs="Times New Roman"/>
-                        <w:sz w:val="24"/>
-                        <w:szCs w:val="24"/>
-                      </w:rPr>
-                      <m:t>0.39</m:t>
-                    </m:r>
-                  </m:e>
-                  <m:e>
-                    <m:r>
-                      <w:rPr>
-                        <w:rFonts w:ascii="Cambria Math" w:eastAsia="Times New Roman" w:hAnsi="Cambria Math" w:cs="Times New Roman"/>
-                        <w:sz w:val="24"/>
-                        <w:szCs w:val="24"/>
-                      </w:rPr>
-                      <m:t>0.57</m:t>
-                    </m:r>
-                  </m:e>
-                </m:mr>
-                <m:mr>
-                  <m:e>
-                    <m:r>
-                      <w:rPr>
-                        <w:rFonts w:ascii="Cambria Math" w:eastAsia="Times New Roman" w:hAnsi="Cambria Math" w:cs="Times New Roman"/>
-                        <w:sz w:val="24"/>
-                        <w:szCs w:val="24"/>
-                      </w:rPr>
-                      <m:t>0.39</m:t>
-                    </m:r>
-                  </m:e>
-                  <m:e>
-                    <m:r>
-                      <w:rPr>
-                        <w:rFonts w:ascii="Cambria Math" w:eastAsia="Times New Roman" w:hAnsi="Cambria Math" w:cs="Times New Roman"/>
-                        <w:sz w:val="24"/>
-                        <w:szCs w:val="24"/>
-                      </w:rPr>
-                      <m:t>0.41</m:t>
-                    </m:r>
-                  </m:e>
-                </m:mr>
-                <m:mr>
-                  <m:e>
-                    <m:r>
-                      <w:rPr>
-                        <w:rFonts w:ascii="Cambria Math" w:eastAsia="Times New Roman" w:hAnsi="Cambria Math" w:cs="Times New Roman"/>
-                        <w:sz w:val="24"/>
-                        <w:szCs w:val="24"/>
-                      </w:rPr>
-                      <m:t>0.41</m:t>
-                    </m:r>
-                  </m:e>
-                  <m:e>
-                    <m:r>
-                      <w:rPr>
-                        <w:rFonts w:ascii="Cambria Math" w:eastAsia="Times New Roman" w:hAnsi="Cambria Math" w:cs="Times New Roman"/>
-                        <w:sz w:val="24"/>
-                        <w:szCs w:val="24"/>
-                      </w:rPr>
-                      <m:t>0.49</m:t>
-                    </m:r>
-                  </m:e>
-                </m:mr>
-                <m:mr>
-                  <m:e>
-                    <m:r>
-                      <w:rPr>
-                        <w:rFonts w:ascii="Cambria Math" w:eastAsia="Times New Roman" w:hAnsi="Cambria Math" w:cs="Times New Roman"/>
-                        <w:sz w:val="24"/>
-                        <w:szCs w:val="24"/>
-                      </w:rPr>
-                      <m:t>0.22</m:t>
-                    </m:r>
-                  </m:e>
-                  <m:e>
-                    <m:r>
-                      <w:rPr>
-                        <w:rFonts w:ascii="Cambria Math" w:eastAsia="Times New Roman" w:hAnsi="Cambria Math" w:cs="Times New Roman"/>
-                        <w:sz w:val="24"/>
-                        <w:szCs w:val="24"/>
-                      </w:rPr>
-                      <m:t>0.56</m:t>
-                    </m:r>
-                  </m:e>
-                </m:mr>
-              </m:m>
-            </m:e>
-          </m:d>
-          <m:d>
-            <m:dPr>
-              <m:begChr m:val="["/>
-              <m:endChr m:val="]"/>
-              <m:ctrlPr>
-                <w:rPr>
-                  <w:rFonts w:ascii="Cambria Math" w:eastAsia="Times New Roman" w:hAnsi="Cambria Math" w:cs="Times New Roman"/>
-                  <w:sz w:val="24"/>
-                  <w:szCs w:val="24"/>
-                </w:rPr>
-              </m:ctrlPr>
-            </m:dPr>
-            <m:e>
-              <m:m>
-                <m:mPr>
-                  <m:plcHide m:val="1"/>
-                  <m:mcs>
-                    <m:mc>
-                      <m:mcPr>
-                        <m:count m:val="4"/>
-                        <m:mcJc m:val="center"/>
-                      </m:mcPr>
-                    </m:mc>
-                  </m:mcs>
-                  <m:ctrlPr>
-                    <w:rPr>
-                      <w:rFonts w:ascii="Cambria Math" w:eastAsia="Times New Roman" w:hAnsi="Cambria Math" w:cs="Times New Roman"/>
-                      <w:sz w:val="24"/>
-                      <w:szCs w:val="24"/>
-                    </w:rPr>
-                  </m:ctrlPr>
-                </m:mPr>
-                <m:mr>
-                  <m:e>
-                    <m:r>
-                      <w:rPr>
-                        <w:rFonts w:ascii="Cambria Math" w:eastAsia="Times New Roman" w:hAnsi="Cambria Math" w:cs="Times New Roman"/>
-                        <w:sz w:val="24"/>
-                        <w:szCs w:val="24"/>
-                      </w:rPr>
-                      <m:t>0.56</m:t>
-                    </m:r>
-                  </m:e>
-                  <m:e>
-                    <m:r>
-                      <w:rPr>
-                        <w:rFonts w:ascii="Cambria Math" w:eastAsia="Times New Roman" w:hAnsi="Cambria Math" w:cs="Times New Roman"/>
-                        <w:sz w:val="24"/>
-                        <w:szCs w:val="24"/>
-                      </w:rPr>
-                      <m:t>0.41</m:t>
-                    </m:r>
-                  </m:e>
-                  <m:e>
-                    <m:r>
-                      <w:rPr>
-                        <w:rFonts w:ascii="Cambria Math" w:eastAsia="Times New Roman" w:hAnsi="Cambria Math" w:cs="Times New Roman"/>
-                        <w:sz w:val="24"/>
-                        <w:szCs w:val="24"/>
-                      </w:rPr>
-                      <m:t>0.46</m:t>
-                    </m:r>
-                  </m:e>
-                  <m:e>
-                    <m:r>
-                      <w:rPr>
-                        <w:rFonts w:ascii="Cambria Math" w:eastAsia="Times New Roman" w:hAnsi="Cambria Math" w:cs="Times New Roman"/>
-                        <w:sz w:val="24"/>
-                        <w:szCs w:val="24"/>
-                      </w:rPr>
-                      <m:t>0.48</m:t>
-                    </m:r>
-                  </m:e>
-                </m:mr>
-                <m:mr>
-                  <m:e>
-                    <m:r>
-                      <w:rPr>
-                        <w:rFonts w:ascii="Cambria Math" w:eastAsia="Times New Roman" w:hAnsi="Cambria Math" w:cs="Times New Roman"/>
-                        <w:sz w:val="24"/>
-                        <w:szCs w:val="24"/>
-                      </w:rPr>
-                      <m:t>0.37</m:t>
-                    </m:r>
-                  </m:e>
-                  <m:e>
-                    <m:r>
-                      <w:rPr>
-                        <w:rFonts w:ascii="Cambria Math" w:eastAsia="Times New Roman" w:hAnsi="Cambria Math" w:cs="Times New Roman"/>
-                        <w:sz w:val="24"/>
-                        <w:szCs w:val="24"/>
-                      </w:rPr>
-                      <m:t>0.25</m:t>
-                    </m:r>
-                  </m:e>
-                  <m:e>
-                    <m:r>
-                      <w:rPr>
-                        <w:rFonts w:ascii="Cambria Math" w:eastAsia="Times New Roman" w:hAnsi="Cambria Math" w:cs="Times New Roman"/>
-                        <w:sz w:val="24"/>
-                        <w:szCs w:val="24"/>
-                      </w:rPr>
-                      <m:t>0.29</m:t>
-                    </m:r>
-                  </m:e>
-                  <m:e>
-                    <m:r>
-                      <w:rPr>
-                        <w:rFonts w:ascii="Cambria Math" w:eastAsia="Times New Roman" w:hAnsi="Cambria Math" w:cs="Times New Roman"/>
-                        <w:sz w:val="24"/>
-                        <w:szCs w:val="24"/>
-                      </w:rPr>
-                      <m:t>0.34</m:t>
-                    </m:r>
-                  </m:e>
-                </m:mr>
-              </m:m>
-            </m:e>
-          </m:d>
-          <m:r>
-            <m:rPr>
-              <m:sty m:val="p"/>
-            </m:rPr>
-            <w:rPr>
-              <w:rFonts w:ascii="Cambria Math" w:eastAsia="Times New Roman" w:hAnsi="Cambria Math" w:cs="Times New Roman"/>
-              <w:sz w:val="24"/>
-              <w:szCs w:val="24"/>
-            </w:rPr>
-            <w:br/>
-          </m:r>
-        </m:oMath>
-      </m:oMathPara>
-    </w:p>
-    <w:p>
-      <w:pPr>
-        <w:spacing w:before="100" w:beforeAutospacing="1" w:after="100" w:afterAutospacing="1" w:line="240" w:lineRule="auto"/>
-        <w:rPr>
-          <w:rFonts w:ascii="Times New Roman" w:eastAsia="Times New Roman" w:hAnsi="Times New Roman" w:cs="Times New Roman"/>
-          <w:sz w:val="24"/>
-          <w:szCs w:val="24"/>
-        </w:rPr>
-      </w:pPr>
-      <w:r>
-        <w:rPr>
-          <w:rFonts w:ascii="Times New Roman" w:eastAsia="Times New Roman" w:hAnsi="Times New Roman" w:cs="Times New Roman"/>
-          <w:sz w:val="24"/>
-          <w:szCs w:val="24"/>
-        </w:rPr>
-        <w:t>The result is:</w:t>
-      </w:r>
-    </w:p>
-    <w:p>
-      <w:pPr>
-        <w:spacing w:after="0" w:line="240" w:lineRule="auto"/>
-        <w:rPr>
-          <w:rFonts w:ascii="Times New Roman" w:eastAsia="Times New Roman" w:hAnsi="Times New Roman" w:cs="Times New Roman"/>
-          <w:sz w:val="24"/>
-          <w:szCs w:val="24"/>
-        </w:rPr>
-      </w:pPr>
-      <m:oMathPara>
-        <m:oMath>
-          <m:r>
-            <w:rPr>
-              <w:rFonts w:ascii="Cambria Math" w:eastAsia="Times New Roman" w:hAnsi="Cambria Math" w:cs="Times New Roman"/>
-              <w:sz w:val="24"/>
-              <w:szCs w:val="24"/>
-            </w:rPr>
-            <w:lastRenderedPageBreak/>
-            <m:t>Q</m:t>
-          </m:r>
-          <m:sSup>
-            <m:sSupPr>
-              <m:ctrlPr>
-                <w:rPr>
-                  <w:rFonts w:ascii="Cambria Math" w:eastAsia="Times New Roman" w:hAnsi="Cambria Math" w:cs="Times New Roman"/>
-                  <w:sz w:val="24"/>
-                  <w:szCs w:val="24"/>
-                </w:rPr>
-              </m:ctrlPr>
-            </m:sSupPr>
-            <m:e>
-              <m:r>
-                <w:rPr>
-                  <w:rFonts w:ascii="Cambria Math" w:eastAsia="Times New Roman" w:hAnsi="Cambria Math" w:cs="Times New Roman"/>
-                  <w:sz w:val="24"/>
-                  <w:szCs w:val="24"/>
-                </w:rPr>
-                <m:t>K</m:t>
-              </m:r>
-            </m:e>
-            <m:sup>
-              <m:r>
-                <w:rPr>
-                  <w:rFonts w:ascii="Cambria Math" w:eastAsia="Times New Roman" w:hAnsi="Cambria Math" w:cs="Times New Roman"/>
-                  <w:sz w:val="24"/>
-                  <w:szCs w:val="24"/>
-                </w:rPr>
-                <m:t>T</m:t>
-              </m:r>
-            </m:sup>
-          </m:sSup>
-          <m:r>
-            <w:rPr>
-              <w:rFonts w:ascii="Cambria Math" w:eastAsia="Times New Roman" w:hAnsi="Cambria Math" w:cs="Times New Roman"/>
-              <w:sz w:val="24"/>
-              <w:szCs w:val="24"/>
-            </w:rPr>
-            <m:t>=</m:t>
-          </m:r>
-          <m:d>
-            <m:dPr>
-              <m:begChr m:val="["/>
-              <m:endChr m:val="]"/>
-              <m:ctrlPr>
-                <w:rPr>
-                  <w:rFonts w:ascii="Cambria Math" w:eastAsia="Times New Roman" w:hAnsi="Cambria Math" w:cs="Times New Roman"/>
-                  <w:sz w:val="24"/>
-                  <w:szCs w:val="24"/>
-                </w:rPr>
-              </m:ctrlPr>
-            </m:dPr>
-            <m:e>
-              <m:m>
-                <m:mPr>
-                  <m:plcHide m:val="1"/>
-                  <m:mcs>
-                    <m:mc>
-                      <m:mcPr>
-                        <m:count m:val="4"/>
-                        <m:mcJc m:val="center"/>
-                      </m:mcPr>
-                    </m:mc>
-                  </m:mcs>
-                  <m:ctrlPr>
-                    <w:rPr>
-                      <w:rFonts w:ascii="Cambria Math" w:eastAsia="Times New Roman" w:hAnsi="Cambria Math" w:cs="Times New Roman"/>
-                      <w:sz w:val="24"/>
-                      <w:szCs w:val="24"/>
-                    </w:rPr>
-                  </m:ctrlPr>
-                </m:mPr>
-                <m:mr>
-                  <m:e>
-                    <m:r>
-                      <w:rPr>
-                        <w:rFonts w:ascii="Cambria Math" w:eastAsia="Times New Roman" w:hAnsi="Cambria Math" w:cs="Times New Roman"/>
-                        <w:sz w:val="24"/>
-                        <w:szCs w:val="24"/>
-                      </w:rPr>
-                      <m:t>0.4293</m:t>
-                    </m:r>
-                  </m:e>
-                  <m:e>
-                    <m:r>
-                      <w:rPr>
-                        <w:rFonts w:ascii="Cambria Math" w:eastAsia="Times New Roman" w:hAnsi="Cambria Math" w:cs="Times New Roman"/>
-                        <w:sz w:val="24"/>
-                        <w:szCs w:val="24"/>
-                      </w:rPr>
-                      <m:t>0.3024</m:t>
-                    </m:r>
-                  </m:e>
-                  <m:e>
-                    <m:r>
-                      <w:rPr>
-                        <w:rFonts w:ascii="Cambria Math" w:eastAsia="Times New Roman" w:hAnsi="Cambria Math" w:cs="Times New Roman"/>
-                        <w:sz w:val="24"/>
-                        <w:szCs w:val="24"/>
-                      </w:rPr>
-                      <m:t>0.3447</m:t>
-                    </m:r>
-                  </m:e>
-                  <m:e>
-                    <m:r>
-                      <w:rPr>
-                        <w:rFonts w:ascii="Cambria Math" w:eastAsia="Times New Roman" w:hAnsi="Cambria Math" w:cs="Times New Roman"/>
-                        <w:sz w:val="24"/>
-                        <w:szCs w:val="24"/>
-                      </w:rPr>
-                      <m:t>0.3810</m:t>
-                    </m:r>
-                  </m:e>
-                </m:mr>
-                <m:mr>
-                  <m:e>
-                    <m:r>
-                      <w:rPr>
-                        <w:rFonts w:ascii="Cambria Math" w:eastAsia="Times New Roman" w:hAnsi="Cambria Math" w:cs="Times New Roman"/>
-                        <w:sz w:val="24"/>
-                        <w:szCs w:val="24"/>
-                      </w:rPr>
-                      <m:t>0.3703</m:t>
-                    </m:r>
-                  </m:e>
-                  <m:e>
-                    <m:r>
-                      <w:rPr>
-                        <w:rFonts w:ascii="Cambria Math" w:eastAsia="Times New Roman" w:hAnsi="Cambria Math" w:cs="Times New Roman"/>
-                        <w:sz w:val="24"/>
-                        <w:szCs w:val="24"/>
-                      </w:rPr>
-                      <m:t>0.2624</m:t>
-                    </m:r>
-                  </m:e>
-                  <m:e>
-                    <m:r>
-                      <w:rPr>
-                        <w:rFonts w:ascii="Cambria Math" w:eastAsia="Times New Roman" w:hAnsi="Cambria Math" w:cs="Times New Roman"/>
-                        <w:sz w:val="24"/>
-                        <w:szCs w:val="24"/>
-                      </w:rPr>
-                      <m:t>0.2983</m:t>
-                    </m:r>
-                  </m:e>
-                  <m:e>
-                    <m:r>
-                      <w:rPr>
-                        <w:rFonts w:ascii="Cambria Math" w:eastAsia="Times New Roman" w:hAnsi="Cambria Math" w:cs="Times New Roman"/>
-                        <w:sz w:val="24"/>
-                        <w:szCs w:val="24"/>
-                      </w:rPr>
-                      <m:t>0.3266</m:t>
-                    </m:r>
-                  </m:e>
-                </m:mr>
-                <m:mr>
-                  <m:e>
-                    <m:r>
-                      <w:rPr>
-                        <w:rFonts w:ascii="Cambria Math" w:eastAsia="Times New Roman" w:hAnsi="Cambria Math" w:cs="Times New Roman"/>
-                        <w:sz w:val="24"/>
-                        <w:szCs w:val="24"/>
-                      </w:rPr>
-                      <m:t>0.4115</m:t>
-                    </m:r>
-                  </m:e>
-                  <m:e>
-                    <m:r>
-                      <w:rPr>
-                        <w:rFonts w:ascii="Cambria Math" w:eastAsia="Times New Roman" w:hAnsi="Cambria Math" w:cs="Times New Roman"/>
-                        <w:sz w:val="24"/>
-                        <w:szCs w:val="24"/>
-                      </w:rPr>
-                      <m:t>0.2906</m:t>
-                    </m:r>
-                  </m:e>
-                  <m:e>
-                    <m:r>
-                      <w:rPr>
-                        <w:rFonts w:ascii="Cambria Math" w:eastAsia="Times New Roman" w:hAnsi="Cambria Math" w:cs="Times New Roman"/>
-                        <w:sz w:val="24"/>
-                        <w:szCs w:val="24"/>
-                      </w:rPr>
-                      <m:t>0.3303</m:t>
-                    </m:r>
-                  </m:e>
-                  <m:e>
-                    <m:r>
-                      <w:rPr>
-                        <w:rFonts w:ascii="Cambria Math" w:eastAsia="Times New Roman" w:hAnsi="Cambria Math" w:cs="Times New Roman"/>
-                        <w:sz w:val="24"/>
-                        <w:szCs w:val="24"/>
-                      </w:rPr>
-                      <m:t>0.3638</m:t>
-                    </m:r>
-                  </m:e>
-                </m:mr>
-                <m:mr>
-                  <m:e>
-                    <m:r>
-                      <w:rPr>
-                        <w:rFonts w:ascii="Cambria Math" w:eastAsia="Times New Roman" w:hAnsi="Cambria Math" w:cs="Times New Roman"/>
-                        <w:sz w:val="24"/>
-                        <w:szCs w:val="24"/>
-                      </w:rPr>
-                      <m:t>0.3304</m:t>
-                    </m:r>
-                  </m:e>
-                  <m:e>
-                    <m:r>
-                      <w:rPr>
-                        <w:rFonts w:ascii="Cambria Math" w:eastAsia="Times New Roman" w:hAnsi="Cambria Math" w:cs="Times New Roman"/>
-                        <w:sz w:val="24"/>
-                        <w:szCs w:val="24"/>
-                      </w:rPr>
-                      <m:t>0.2302</m:t>
-                    </m:r>
-                  </m:e>
-                  <m:e>
-                    <m:r>
-                      <w:rPr>
-                        <w:rFonts w:ascii="Cambria Math" w:eastAsia="Times New Roman" w:hAnsi="Cambria Math" w:cs="Times New Roman"/>
-                        <w:sz w:val="24"/>
-                        <w:szCs w:val="24"/>
-                      </w:rPr>
-                      <m:t>0.2648</m:t>
-                    </m:r>
-                  </m:e>
-                  <m:e>
-                    <m:r>
-                      <w:rPr>
-                        <w:rFonts w:ascii="Cambria Math" w:eastAsia="Times New Roman" w:hAnsi="Cambria Math" w:cs="Times New Roman"/>
-                        <w:sz w:val="24"/>
-                        <w:szCs w:val="24"/>
-                      </w:rPr>
-                      <m:t>0.2960</m:t>
-                    </m:r>
-                  </m:e>
-                </m:mr>
-              </m:m>
-            </m:e>
-          </m:d>
-          <m:r>
-            <m:rPr>
-              <m:sty m:val="p"/>
-            </m:rPr>
-            <w:rPr>
-              <w:rFonts w:ascii="Cambria Math" w:eastAsia="Times New Roman" w:hAnsi="Cambria Math" w:cs="Times New Roman"/>
-              <w:sz w:val="24"/>
-              <w:szCs w:val="24"/>
-            </w:rPr>
-            <w:br/>
-          </m:r>
-        </m:oMath>
-      </m:oMathPara>
-    </w:p>
-    <w:p>
-      <w:pPr>
-        <w:spacing w:before="100" w:beforeAutospacing="1" w:after="100" w:afterAutospacing="1" w:line="240" w:lineRule="auto"/>
-        <w:ind w:left="720"/>
-        <w:rPr>
-          <w:rFonts w:ascii="Times New Roman" w:eastAsia="Times New Roman" w:hAnsi="Times New Roman" w:cs="Times New Roman"/>
-          <w:sz w:val="24"/>
-          <w:szCs w:val="24"/>
-        </w:rPr>
-      </w:pPr>
-    </w:p>
-    <w:p>
-      <w:pPr>
-        <w:spacing w:before="100" w:beforeAutospacing="1" w:after="100" w:afterAutospacing="1" w:line="240" w:lineRule="auto"/>
-        <w:ind w:left="720"/>
-        <w:rPr>
-          <w:rFonts w:ascii="Times New Roman" w:eastAsia="Times New Roman" w:hAnsi="Times New Roman" w:cs="Times New Roman"/>
-          <w:sz w:val="24"/>
-          <w:szCs w:val="24"/>
-        </w:rPr>
-      </w:pPr>
     </w:p>
     <w:p>
       <w:pPr>
@@ -11182,9 +9975,6 @@
           </m:d>
           <w:bookmarkEnd w:id="12"/>
           <m:r>
-            <m:rPr>
-              <m:sty m:val="p"/>
-            </m:rPr>
             <w:rPr>
               <w:rFonts w:ascii="Times New Roman" w:eastAsia="Times New Roman" w:hAnsi="Times New Roman" w:cs="Times New Roman"/>
               <w:sz w:val="24"/>
@@ -11657,49 +10447,15 @@
       </w:pPr>
       <w:bookmarkStart w:id="14" w:name="_Toc224631489"/>
       <w:r>
-        <w:t xml:space="preserve">Apply </w:t>
-      </w:r>
-      <w:proofErr w:type="spellStart"/>
-      <w:r>
-        <w:t>Softmax</w:t>
+        <w:t>Apply Softmax</w:t>
       </w:r>
       <w:bookmarkEnd w:id="14"/>
-      <w:proofErr w:type="spellEnd"/>
     </w:p>
     <w:p/>
     <w:p>
       <w:pPr>
-        <w:numPr>
-          <w:ilvl w:val="0"/>
-          <w:numId w:val="1"/>
-        </w:numPr>
         <w:spacing w:before="100" w:beforeAutospacing="1" w:after="100" w:afterAutospacing="1" w:line="240" w:lineRule="auto"/>
-        <w:ind w:left="0" w:firstLine="0"/>
-        <w:outlineLvl w:val="0"/>
-        <w:rPr>
-          <w:rFonts w:ascii="Times New Roman" w:eastAsia="Times New Roman" w:hAnsi="Times New Roman" w:cs="Times New Roman"/>
-          <w:b/>
-          <w:bCs/>
-          <w:kern w:val="36"/>
-          <w:sz w:val="48"/>
-          <w:szCs w:val="48"/>
-        </w:rPr>
-      </w:pPr>
-      <w:r>
-        <w:rPr>
-          <w:rFonts w:ascii="Times New Roman" w:eastAsia="Times New Roman" w:hAnsi="Times New Roman" w:cs="Times New Roman"/>
-          <w:b/>
-          <w:bCs/>
-          <w:kern w:val="36"/>
-          <w:sz w:val="48"/>
-          <w:szCs w:val="48"/>
-        </w:rPr>
-        <w:t>General Formula</w:t>
-      </w:r>
-    </w:p>
-    <w:p>
-      <w:pPr>
-        <w:spacing w:before="100" w:beforeAutospacing="1" w:after="100" w:afterAutospacing="1" w:line="240" w:lineRule="auto"/>
+        <w:ind w:left="720"/>
         <w:rPr>
           <w:rFonts w:ascii="Times New Roman" w:eastAsia="Times New Roman" w:hAnsi="Times New Roman" w:cs="Times New Roman"/>
           <w:sz w:val="24"/>
@@ -11712,354 +10468,7 @@
           <w:sz w:val="24"/>
           <w:szCs w:val="24"/>
         </w:rPr>
-        <w:t xml:space="preserve">For a row </w:t>
-      </w:r>
-      <m:oMath>
-        <m:sSub>
-          <m:sSubPr>
-            <m:ctrlPr>
-              <w:rPr>
-                <w:rFonts w:ascii="Cambria Math" w:eastAsia="Times New Roman" w:hAnsi="Cambria Math" w:cs="Times New Roman"/>
-                <w:sz w:val="24"/>
-                <w:szCs w:val="24"/>
-              </w:rPr>
-            </m:ctrlPr>
-          </m:sSubPr>
-          <m:e>
-            <m:r>
-              <w:rPr>
-                <w:rFonts w:ascii="Cambria Math" w:eastAsia="Times New Roman" w:hAnsi="Cambria Math" w:cs="Times New Roman"/>
-                <w:sz w:val="24"/>
-                <w:szCs w:val="24"/>
-              </w:rPr>
-              <m:t>x</m:t>
-            </m:r>
-          </m:e>
-          <m:sub>
-            <m:r>
-              <w:rPr>
-                <w:rFonts w:ascii="Cambria Math" w:eastAsia="Times New Roman" w:hAnsi="Cambria Math" w:cs="Times New Roman"/>
-                <w:sz w:val="24"/>
-                <w:szCs w:val="24"/>
-              </w:rPr>
-              <m:t>i</m:t>
-            </m:r>
-          </m:sub>
-        </m:sSub>
-      </m:oMath>
-      <w:r>
-        <w:rPr>
-          <w:rFonts w:ascii="Times New Roman" w:eastAsia="Times New Roman" w:hAnsi="Times New Roman" w:cs="Times New Roman"/>
-          <w:sz w:val="24"/>
-          <w:szCs w:val="24"/>
-        </w:rPr>
-        <w:t>:</w:t>
-      </w:r>
-    </w:p>
-    <w:p>
-      <m:oMathPara>
-        <m:oMath>
-          <m:r>
-            <w:rPr>
-              <w:rFonts w:ascii="Cambria Math" w:eastAsia="Times New Roman" w:hAnsi="Cambria Math" w:cs="Times New Roman"/>
-              <w:sz w:val="24"/>
-              <w:szCs w:val="24"/>
-            </w:rPr>
-            <m:t>softmax(</m:t>
-          </m:r>
-          <m:sSub>
-            <m:sSubPr>
-              <m:ctrlPr>
-                <w:rPr>
-                  <w:rFonts w:ascii="Cambria Math" w:eastAsia="Times New Roman" w:hAnsi="Cambria Math" w:cs="Times New Roman"/>
-                  <w:sz w:val="24"/>
-                  <w:szCs w:val="24"/>
-                </w:rPr>
-              </m:ctrlPr>
-            </m:sSubPr>
-            <m:e>
-              <m:r>
-                <w:rPr>
-                  <w:rFonts w:ascii="Cambria Math" w:eastAsia="Times New Roman" w:hAnsi="Cambria Math" w:cs="Times New Roman"/>
-                  <w:sz w:val="24"/>
-                  <w:szCs w:val="24"/>
-                </w:rPr>
-                <m:t>x</m:t>
-              </m:r>
-            </m:e>
-            <m:sub>
-              <m:r>
-                <w:rPr>
-                  <w:rFonts w:ascii="Cambria Math" w:eastAsia="Times New Roman" w:hAnsi="Cambria Math" w:cs="Times New Roman"/>
-                  <w:sz w:val="24"/>
-                  <w:szCs w:val="24"/>
-                </w:rPr>
-                <m:t>i</m:t>
-              </m:r>
-            </m:sub>
-          </m:sSub>
-          <m:r>
-            <w:rPr>
-              <w:rFonts w:ascii="Cambria Math" w:eastAsia="Times New Roman" w:hAnsi="Cambria Math" w:cs="Times New Roman"/>
-              <w:sz w:val="24"/>
-              <w:szCs w:val="24"/>
-            </w:rPr>
-            <m:t>)=</m:t>
-          </m:r>
-          <m:f>
-            <m:fPr>
-              <m:ctrlPr>
-                <w:rPr>
-                  <w:rFonts w:ascii="Cambria Math" w:eastAsia="Times New Roman" w:hAnsi="Cambria Math" w:cs="Times New Roman"/>
-                  <w:sz w:val="24"/>
-                  <w:szCs w:val="24"/>
-                </w:rPr>
-              </m:ctrlPr>
-            </m:fPr>
-            <m:num>
-              <m:sSup>
-                <m:sSupPr>
-                  <m:ctrlPr>
-                    <w:rPr>
-                      <w:rFonts w:ascii="Cambria Math" w:eastAsia="Times New Roman" w:hAnsi="Cambria Math" w:cs="Times New Roman"/>
-                      <w:sz w:val="24"/>
-                      <w:szCs w:val="24"/>
-                    </w:rPr>
-                  </m:ctrlPr>
-                </m:sSupPr>
-                <m:e>
-                  <m:r>
-                    <w:rPr>
-                      <w:rFonts w:ascii="Cambria Math" w:eastAsia="Times New Roman" w:hAnsi="Cambria Math" w:cs="Times New Roman"/>
-                      <w:sz w:val="24"/>
-                      <w:szCs w:val="24"/>
-                    </w:rPr>
-                    <m:t>e</m:t>
-                  </m:r>
-                </m:e>
-                <m:sup>
-                  <m:sSub>
-                    <m:sSubPr>
-                      <m:ctrlPr>
-                        <w:rPr>
-                          <w:rFonts w:ascii="Cambria Math" w:eastAsia="Times New Roman" w:hAnsi="Cambria Math" w:cs="Times New Roman"/>
-                          <w:sz w:val="24"/>
-                          <w:szCs w:val="24"/>
-                        </w:rPr>
-                      </m:ctrlPr>
-                    </m:sSubPr>
-                    <m:e>
-                      <m:r>
-                        <w:rPr>
-                          <w:rFonts w:ascii="Cambria Math" w:eastAsia="Times New Roman" w:hAnsi="Cambria Math" w:cs="Times New Roman"/>
-                          <w:sz w:val="24"/>
-                          <w:szCs w:val="24"/>
-                        </w:rPr>
-                        <m:t>x</m:t>
-                      </m:r>
-                    </m:e>
-                    <m:sub>
-                      <m:r>
-                        <w:rPr>
-                          <w:rFonts w:ascii="Cambria Math" w:eastAsia="Times New Roman" w:hAnsi="Cambria Math" w:cs="Times New Roman"/>
-                          <w:sz w:val="24"/>
-                          <w:szCs w:val="24"/>
-                        </w:rPr>
-                        <m:t>i</m:t>
-                      </m:r>
-                    </m:sub>
-                  </m:sSub>
-                  <m:r>
-                    <w:rPr>
-                      <w:rFonts w:ascii="Cambria Math" w:eastAsia="Times New Roman" w:hAnsi="Cambria Math" w:cs="Times New Roman"/>
-                      <w:sz w:val="24"/>
-                      <w:szCs w:val="24"/>
-                    </w:rPr>
-                    <m:t>-</m:t>
-                  </m:r>
-                  <m:r>
-                    <m:rPr>
-                      <m:sty m:val="p"/>
-                    </m:rPr>
-                    <w:rPr>
-                      <w:rFonts w:ascii="Cambria Math" w:eastAsia="Times New Roman" w:hAnsi="Cambria Math" w:cs="Times New Roman"/>
-                      <w:sz w:val="24"/>
-                      <w:szCs w:val="24"/>
-                    </w:rPr>
-                    <m:t>max</m:t>
-                  </m:r>
-                  <m:r>
-                    <w:rPr>
-                      <w:rFonts w:ascii="Cambria Math" w:eastAsia="Times New Roman" w:hAnsi="Cambria Math" w:cs="Times New Roman"/>
-                      <w:sz w:val="24"/>
-                      <w:szCs w:val="24"/>
-                    </w:rPr>
-                    <m:t>⁡(x)</m:t>
-                  </m:r>
-                </m:sup>
-              </m:sSup>
-            </m:num>
-            <m:den>
-              <m:nary>
-                <m:naryPr>
-                  <m:chr m:val="∑"/>
-                  <m:limLoc m:val="undOvr"/>
-                  <m:grow m:val="1"/>
-                  <m:supHide m:val="1"/>
-                  <m:ctrlPr>
-                    <w:rPr>
-                      <w:rFonts w:ascii="Cambria Math" w:eastAsia="Times New Roman" w:hAnsi="Cambria Math" w:cs="Times New Roman"/>
-                      <w:sz w:val="24"/>
-                      <w:szCs w:val="24"/>
-                    </w:rPr>
-                  </m:ctrlPr>
-                </m:naryPr>
-                <m:sub>
-                  <m:r>
-                    <w:rPr>
-                      <w:rFonts w:ascii="Cambria Math" w:eastAsia="Times New Roman" w:hAnsi="Cambria Math" w:cs="Times New Roman"/>
-                      <w:sz w:val="24"/>
-                      <w:szCs w:val="24"/>
-                    </w:rPr>
-                    <m:t>j</m:t>
-                  </m:r>
-                </m:sub>
-                <m:sup/>
-                <m:e>
-                  <m:sSup>
-                    <m:sSupPr>
-                      <m:ctrlPr>
-                        <w:rPr>
-                          <w:rFonts w:ascii="Cambria Math" w:eastAsia="Times New Roman" w:hAnsi="Cambria Math" w:cs="Times New Roman"/>
-                          <w:sz w:val="24"/>
-                          <w:szCs w:val="24"/>
-                        </w:rPr>
-                      </m:ctrlPr>
-                    </m:sSupPr>
-                    <m:e>
-                      <m:r>
-                        <w:rPr>
-                          <w:rFonts w:ascii="Cambria Math" w:eastAsia="Times New Roman" w:hAnsi="Cambria Math" w:cs="Times New Roman"/>
-                          <w:sz w:val="24"/>
-                          <w:szCs w:val="24"/>
-                        </w:rPr>
-                        <m:t>e</m:t>
-                      </m:r>
-                    </m:e>
-                    <m:sup>
-                      <m:sSub>
-                        <m:sSubPr>
-                          <m:ctrlPr>
-                            <w:rPr>
-                              <w:rFonts w:ascii="Cambria Math" w:eastAsia="Times New Roman" w:hAnsi="Cambria Math" w:cs="Times New Roman"/>
-                              <w:sz w:val="24"/>
-                              <w:szCs w:val="24"/>
-                            </w:rPr>
-                          </m:ctrlPr>
-                        </m:sSubPr>
-                        <m:e>
-                          <m:r>
-                            <w:rPr>
-                              <w:rFonts w:ascii="Cambria Math" w:eastAsia="Times New Roman" w:hAnsi="Cambria Math" w:cs="Times New Roman"/>
-                              <w:sz w:val="24"/>
-                              <w:szCs w:val="24"/>
-                            </w:rPr>
-                            <m:t>x</m:t>
-                          </m:r>
-                        </m:e>
-                        <m:sub>
-                          <m:r>
-                            <w:rPr>
-                              <w:rFonts w:ascii="Cambria Math" w:eastAsia="Times New Roman" w:hAnsi="Cambria Math" w:cs="Times New Roman"/>
-                              <w:sz w:val="24"/>
-                              <w:szCs w:val="24"/>
-                            </w:rPr>
-                            <m:t>j</m:t>
-                          </m:r>
-                        </m:sub>
-                      </m:sSub>
-                      <m:r>
-                        <w:rPr>
-                          <w:rFonts w:ascii="Cambria Math" w:eastAsia="Times New Roman" w:hAnsi="Cambria Math" w:cs="Times New Roman"/>
-                          <w:sz w:val="24"/>
-                          <w:szCs w:val="24"/>
-                        </w:rPr>
-                        <m:t>-</m:t>
-                      </m:r>
-                      <m:r>
-                        <m:rPr>
-                          <m:sty m:val="p"/>
-                        </m:rPr>
-                        <w:rPr>
-                          <w:rFonts w:ascii="Cambria Math" w:eastAsia="Times New Roman" w:hAnsi="Cambria Math" w:cs="Times New Roman"/>
-                          <w:sz w:val="24"/>
-                          <w:szCs w:val="24"/>
-                        </w:rPr>
-                        <m:t>max</m:t>
-                      </m:r>
-                      <m:r>
-                        <w:rPr>
-                          <w:rFonts w:ascii="Cambria Math" w:eastAsia="Times New Roman" w:hAnsi="Cambria Math" w:cs="Times New Roman"/>
-                          <w:sz w:val="24"/>
-                          <w:szCs w:val="24"/>
-                        </w:rPr>
-                        <m:t>⁡(x)</m:t>
-                      </m:r>
-                    </m:sup>
-                  </m:sSup>
-                </m:e>
-              </m:nary>
-            </m:den>
-          </m:f>
-          <m:r>
-            <m:rPr>
-              <m:sty m:val="p"/>
-            </m:rPr>
-            <w:rPr>
-              <w:rFonts w:ascii="Cambria Math" w:eastAsia="Times New Roman" w:hAnsi="Cambria Math" w:cs="Times New Roman"/>
-              <w:sz w:val="24"/>
-              <w:szCs w:val="24"/>
-            </w:rPr>
-            <w:br/>
-          </m:r>
-        </m:oMath>
-      </m:oMathPara>
-    </w:p>
-    <w:p>
-      <w:pPr>
-        <w:spacing w:before="100" w:beforeAutospacing="1" w:after="100" w:afterAutospacing="1" w:line="240" w:lineRule="auto"/>
-        <w:ind w:left="720"/>
-        <w:rPr>
-          <w:rFonts w:ascii="Times New Roman" w:eastAsia="Times New Roman" w:hAnsi="Times New Roman" w:cs="Times New Roman"/>
-          <w:sz w:val="24"/>
-          <w:szCs w:val="24"/>
-        </w:rPr>
-      </w:pPr>
-      <w:r>
-        <w:rPr>
-          <w:rFonts w:ascii="Times New Roman" w:eastAsia="Times New Roman" w:hAnsi="Times New Roman" w:cs="Times New Roman"/>
-          <w:sz w:val="24"/>
-          <w:szCs w:val="24"/>
-        </w:rPr>
-        <w:t xml:space="preserve">Row1 </w:t>
-      </w:r>
-      <w:proofErr w:type="spellStart"/>
-      <w:r>
-        <w:rPr>
-          <w:rFonts w:ascii="Times New Roman" w:eastAsia="Times New Roman" w:hAnsi="Times New Roman" w:cs="Times New Roman"/>
-          <w:sz w:val="24"/>
-          <w:szCs w:val="24"/>
-        </w:rPr>
-        <w:t>softmax</w:t>
-      </w:r>
-      <w:proofErr w:type="spellEnd"/>
-      <w:r>
-        <w:rPr>
-          <w:rFonts w:ascii="Times New Roman" w:eastAsia="Times New Roman" w:hAnsi="Times New Roman" w:cs="Times New Roman"/>
-          <w:sz w:val="24"/>
-          <w:szCs w:val="24"/>
-        </w:rPr>
-        <w:t xml:space="preserve"> gives weights:</w:t>
+        <w:t>Row1 softmax gives weights:</w:t>
       </w:r>
     </w:p>
     <w:p>
@@ -12191,5705 +10600,18 @@
           <w:szCs w:val="24"/>
         </w:rPr>
       </w:pPr>
-      <w:r>
-        <w:rPr>
-          <w:rFonts w:ascii="Times New Roman" w:eastAsia="Times New Roman" w:hAnsi="Times New Roman" w:cs="Times New Roman"/>
-          <w:sz w:val="24"/>
-          <w:szCs w:val="24"/>
-        </w:rPr>
-        <w:t xml:space="preserve">We will use </w:t>
-      </w:r>
-      <w:r>
-        <w:rPr>
-          <w:rFonts w:ascii="Times New Roman" w:eastAsia="Times New Roman" w:hAnsi="Times New Roman" w:cs="Times New Roman"/>
-          <w:b/>
-          <w:bCs/>
-          <w:sz w:val="24"/>
-          <w:szCs w:val="24"/>
-        </w:rPr>
-        <w:t>Row 1 from the scaled matrix</w:t>
-      </w:r>
-      <w:r>
-        <w:rPr>
-          <w:rFonts w:ascii="Times New Roman" w:eastAsia="Times New Roman" w:hAnsi="Times New Roman" w:cs="Times New Roman"/>
-          <w:sz w:val="24"/>
-          <w:szCs w:val="24"/>
-        </w:rPr>
-        <w:t>:</w:t>
-      </w:r>
     </w:p>
     <w:p>
       <w:pPr>
-        <w:spacing w:after="0" w:line="240" w:lineRule="auto"/>
-        <w:rPr>
-          <w:rFonts w:ascii="Times New Roman" w:eastAsia="Times New Roman" w:hAnsi="Times New Roman" w:cs="Times New Roman"/>
-          <w:sz w:val="24"/>
-          <w:szCs w:val="24"/>
-        </w:rPr>
-      </w:pPr>
-      <m:oMathPara>
-        <m:oMath>
-          <m:d>
-            <m:dPr>
-              <m:begChr m:val="["/>
-              <m:sepChr m:val=","/>
-              <m:endChr m:val="]"/>
-              <m:ctrlPr>
-                <w:rPr>
-                  <w:rFonts w:ascii="Cambria Math" w:eastAsia="Times New Roman" w:hAnsi="Cambria Math" w:cs="Times New Roman"/>
-                  <w:sz w:val="24"/>
-                  <w:szCs w:val="24"/>
-                </w:rPr>
-              </m:ctrlPr>
-            </m:dPr>
-            <m:e>
-              <m:r>
-                <w:rPr>
-                  <w:rFonts w:ascii="Cambria Math" w:eastAsia="Times New Roman" w:hAnsi="Cambria Math" w:cs="Times New Roman"/>
-                  <w:sz w:val="24"/>
-                  <w:szCs w:val="24"/>
-                </w:rPr>
-                <m:t>0.3036</m:t>
-              </m:r>
-            </m:e>
-            <m:e>
-              <m:r>
-                <m:rPr>
-                  <m:nor/>
-                </m:rPr>
-                <w:rPr>
-                  <w:rFonts w:ascii="Times New Roman" w:eastAsia="Times New Roman" w:hAnsi="Times New Roman" w:cs="Times New Roman"/>
-                  <w:sz w:val="24"/>
-                  <w:szCs w:val="24"/>
-                </w:rPr>
-                <m:t>  </m:t>
-              </m:r>
-              <m:r>
-                <w:rPr>
-                  <w:rFonts w:ascii="Cambria Math" w:eastAsia="Times New Roman" w:hAnsi="Cambria Math" w:cs="Times New Roman"/>
-                  <w:sz w:val="24"/>
-                  <w:szCs w:val="24"/>
-                </w:rPr>
-                <m:t>0.2139</m:t>
-              </m:r>
-            </m:e>
-            <m:e>
-              <m:r>
-                <m:rPr>
-                  <m:nor/>
-                </m:rPr>
-                <w:rPr>
-                  <w:rFonts w:ascii="Times New Roman" w:eastAsia="Times New Roman" w:hAnsi="Times New Roman" w:cs="Times New Roman"/>
-                  <w:sz w:val="24"/>
-                  <w:szCs w:val="24"/>
-                </w:rPr>
-                <m:t>  </m:t>
-              </m:r>
-              <m:r>
-                <w:rPr>
-                  <w:rFonts w:ascii="Cambria Math" w:eastAsia="Times New Roman" w:hAnsi="Cambria Math" w:cs="Times New Roman"/>
-                  <w:sz w:val="24"/>
-                  <w:szCs w:val="24"/>
-                </w:rPr>
-                <m:t>0.2438</m:t>
-              </m:r>
-            </m:e>
-            <m:e>
-              <m:r>
-                <m:rPr>
-                  <m:nor/>
-                </m:rPr>
-                <w:rPr>
-                  <w:rFonts w:ascii="Times New Roman" w:eastAsia="Times New Roman" w:hAnsi="Times New Roman" w:cs="Times New Roman"/>
-                  <w:sz w:val="24"/>
-                  <w:szCs w:val="24"/>
-                </w:rPr>
-                <m:t>  </m:t>
-              </m:r>
-              <m:r>
-                <w:rPr>
-                  <w:rFonts w:ascii="Cambria Math" w:eastAsia="Times New Roman" w:hAnsi="Cambria Math" w:cs="Times New Roman"/>
-                  <w:sz w:val="24"/>
-                  <w:szCs w:val="24"/>
-                </w:rPr>
-                <m:t>0.2694</m:t>
-              </m:r>
-            </m:e>
-          </m:d>
-          <m:r>
-            <m:rPr>
-              <m:sty m:val="p"/>
-            </m:rPr>
-            <w:rPr>
-              <w:rFonts w:ascii="Cambria Math" w:eastAsia="Times New Roman" w:hAnsi="Cambria Math" w:cs="Times New Roman"/>
-              <w:sz w:val="24"/>
-              <w:szCs w:val="24"/>
-            </w:rPr>
-            <w:br/>
-          </m:r>
-        </m:oMath>
-      </m:oMathPara>
-    </w:p>
-    <w:p>
-      <w:pPr>
-        <w:spacing w:after="0" w:line="240" w:lineRule="auto"/>
-        <w:rPr>
-          <w:rFonts w:ascii="Times New Roman" w:eastAsia="Times New Roman" w:hAnsi="Times New Roman" w:cs="Times New Roman"/>
-          <w:sz w:val="24"/>
-          <w:szCs w:val="24"/>
-        </w:rPr>
-      </w:pPr>
-      <w:r>
-        <w:rPr>
-          <w:rFonts w:ascii="Times New Roman" w:eastAsia="Times New Roman" w:hAnsi="Times New Roman" w:cs="Times New Roman"/>
-          <w:sz w:val="24"/>
-          <w:szCs w:val="24"/>
-        </w:rPr>
-        <w:pict w14:anchorId="6F7650A8">
-          <v:rect id="_x0000_i1025" style="width:0;height:1.5pt" o:hralign="center" o:hrstd="t" o:hr="t" fillcolor="#a0a0a0" stroked="f"/>
-        </w:pict>
-      </w:r>
-    </w:p>
-    <w:p>
-      <w:pPr>
-        <w:numPr>
-          <w:ilvl w:val="0"/>
-          <w:numId w:val="1"/>
-        </w:numPr>
-        <w:spacing w:before="100" w:beforeAutospacing="1" w:after="100" w:afterAutospacing="1" w:line="240" w:lineRule="auto"/>
-        <w:ind w:left="0" w:firstLine="0"/>
-        <w:outlineLvl w:val="0"/>
-        <w:rPr>
-          <w:rFonts w:ascii="Times New Roman" w:eastAsia="Times New Roman" w:hAnsi="Times New Roman" w:cs="Times New Roman"/>
-          <w:b/>
-          <w:bCs/>
-          <w:kern w:val="36"/>
+        <w:pStyle w:val="Heading3"/>
+      </w:pPr>
+      <w:bookmarkStart w:id="15" w:name="_Toc224631490"/>
+      <w:r>
+        <w:rPr>
           <w:sz w:val="48"/>
           <w:szCs w:val="48"/>
         </w:rPr>
-      </w:pPr>
-      <w:r>
-        <w:rPr>
-          <w:rFonts w:ascii="Times New Roman" w:eastAsia="Times New Roman" w:hAnsi="Times New Roman" w:cs="Times New Roman"/>
-          <w:b/>
-          <w:bCs/>
-          <w:kern w:val="36"/>
-          <w:sz w:val="48"/>
-          <w:szCs w:val="48"/>
-        </w:rPr>
-        <w:t>1️</w:t>
-      </w:r>
-      <w:r>
-        <w:rPr>
-          <w:rFonts w:ascii="Segoe UI Symbol" w:eastAsia="Times New Roman" w:hAnsi="Segoe UI Symbol" w:cs="Segoe UI Symbol"/>
-          <w:b/>
-          <w:bCs/>
-          <w:kern w:val="36"/>
-          <w:sz w:val="48"/>
-          <w:szCs w:val="48"/>
-        </w:rPr>
-        <w:t>⃣</w:t>
-      </w:r>
-      <w:r>
-        <w:rPr>
-          <w:rFonts w:ascii="Times New Roman" w:eastAsia="Times New Roman" w:hAnsi="Times New Roman" w:cs="Times New Roman"/>
-          <w:b/>
-          <w:bCs/>
-          <w:kern w:val="36"/>
-          <w:sz w:val="48"/>
-          <w:szCs w:val="48"/>
-        </w:rPr>
-        <w:t xml:space="preserve"> Step 1: Numerical Stability Trick (VERY IMPORTANT)</w:t>
-      </w:r>
-    </w:p>
-    <w:p>
-      <w:pPr>
-        <w:spacing w:before="100" w:beforeAutospacing="1" w:after="100" w:afterAutospacing="1" w:line="240" w:lineRule="auto"/>
-        <w:rPr>
-          <w:rFonts w:ascii="Times New Roman" w:eastAsia="Times New Roman" w:hAnsi="Times New Roman" w:cs="Times New Roman"/>
-          <w:sz w:val="24"/>
-          <w:szCs w:val="24"/>
-        </w:rPr>
-      </w:pPr>
-      <w:r>
-        <w:rPr>
-          <w:rFonts w:ascii="Times New Roman" w:eastAsia="Times New Roman" w:hAnsi="Times New Roman" w:cs="Times New Roman"/>
-          <w:sz w:val="24"/>
-          <w:szCs w:val="24"/>
-        </w:rPr>
-        <w:t xml:space="preserve">Before applying </w:t>
-      </w:r>
-      <w:proofErr w:type="spellStart"/>
-      <w:r>
-        <w:rPr>
-          <w:rFonts w:ascii="Times New Roman" w:eastAsia="Times New Roman" w:hAnsi="Times New Roman" w:cs="Times New Roman"/>
-          <w:sz w:val="24"/>
-          <w:szCs w:val="24"/>
-        </w:rPr>
-        <w:t>softmax</w:t>
-      </w:r>
-      <w:proofErr w:type="spellEnd"/>
-      <w:r>
-        <w:rPr>
-          <w:rFonts w:ascii="Times New Roman" w:eastAsia="Times New Roman" w:hAnsi="Times New Roman" w:cs="Times New Roman"/>
-          <w:sz w:val="24"/>
-          <w:szCs w:val="24"/>
-        </w:rPr>
-        <w:t xml:space="preserve">, we subtract the </w:t>
-      </w:r>
-      <w:r>
-        <w:rPr>
-          <w:rFonts w:ascii="Times New Roman" w:eastAsia="Times New Roman" w:hAnsi="Times New Roman" w:cs="Times New Roman"/>
-          <w:b/>
-          <w:bCs/>
-          <w:sz w:val="24"/>
-          <w:szCs w:val="24"/>
-        </w:rPr>
-        <w:t>maximum value</w:t>
-      </w:r>
-      <w:r>
-        <w:rPr>
-          <w:rFonts w:ascii="Times New Roman" w:eastAsia="Times New Roman" w:hAnsi="Times New Roman" w:cs="Times New Roman"/>
-          <w:sz w:val="24"/>
-          <w:szCs w:val="24"/>
-        </w:rPr>
-        <w:t xml:space="preserve"> to avoid overflow.</w:t>
-      </w:r>
-    </w:p>
-    <w:p>
-      <w:pPr>
-        <w:spacing w:before="100" w:beforeAutospacing="1" w:after="100" w:afterAutospacing="1" w:line="240" w:lineRule="auto"/>
-        <w:rPr>
-          <w:rFonts w:ascii="Times New Roman" w:eastAsia="Times New Roman" w:hAnsi="Times New Roman" w:cs="Times New Roman"/>
-          <w:sz w:val="24"/>
-          <w:szCs w:val="24"/>
-        </w:rPr>
-      </w:pPr>
-      <w:r>
-        <w:rPr>
-          <w:rFonts w:ascii="Times New Roman" w:eastAsia="Times New Roman" w:hAnsi="Times New Roman" w:cs="Times New Roman"/>
-          <w:sz w:val="24"/>
-          <w:szCs w:val="24"/>
-        </w:rPr>
-        <w:t>Max value:</w:t>
-      </w:r>
-    </w:p>
-    <w:p>
-      <w:pPr>
-        <w:spacing w:after="0" w:line="240" w:lineRule="auto"/>
-        <w:rPr>
-          <w:rFonts w:ascii="Times New Roman" w:eastAsia="Times New Roman" w:hAnsi="Times New Roman" w:cs="Times New Roman"/>
-          <w:sz w:val="24"/>
-          <w:szCs w:val="24"/>
-        </w:rPr>
-      </w:pPr>
-      <m:oMathPara>
-        <m:oMath>
-          <m:r>
-            <m:rPr>
-              <m:sty m:val="p"/>
-            </m:rPr>
-            <w:rPr>
-              <w:rFonts w:ascii="Cambria Math" w:eastAsia="Times New Roman" w:hAnsi="Cambria Math" w:cs="Times New Roman"/>
-              <w:sz w:val="24"/>
-              <w:szCs w:val="24"/>
-            </w:rPr>
-            <m:t>max</m:t>
-          </m:r>
-          <m:r>
-            <w:rPr>
-              <w:rFonts w:ascii="Cambria Math" w:eastAsia="Times New Roman" w:hAnsi="Cambria Math" w:cs="Times New Roman"/>
-              <w:sz w:val="24"/>
-              <w:szCs w:val="24"/>
-            </w:rPr>
-            <m:t>⁡=0.3036</m:t>
-          </m:r>
-          <m:r>
-            <w:rPr>
-              <w:rFonts w:ascii="Cambria Math" w:eastAsia="Times New Roman" w:hAnsi="Cambria Math" w:cs="Times New Roman"/>
-              <w:sz w:val="24"/>
-              <w:szCs w:val="24"/>
-            </w:rPr>
-            <w:br/>
-          </m:r>
-        </m:oMath>
-      </m:oMathPara>
-    </w:p>
-    <w:p>
-      <w:pPr>
-        <w:spacing w:before="100" w:beforeAutospacing="1" w:after="100" w:afterAutospacing="1" w:line="240" w:lineRule="auto"/>
-        <w:rPr>
-          <w:rFonts w:ascii="Times New Roman" w:eastAsia="Times New Roman" w:hAnsi="Times New Roman" w:cs="Times New Roman"/>
-          <w:sz w:val="24"/>
-          <w:szCs w:val="24"/>
-        </w:rPr>
-      </w:pPr>
-      <w:r>
-        <w:rPr>
-          <w:rFonts w:ascii="Times New Roman" w:eastAsia="Times New Roman" w:hAnsi="Times New Roman" w:cs="Times New Roman"/>
-          <w:sz w:val="24"/>
-          <w:szCs w:val="24"/>
-        </w:rPr>
-        <w:t>Subtract from each element:</w:t>
-      </w:r>
-    </w:p>
-    <w:p>
-      <w:pPr>
-        <w:spacing w:after="0" w:line="240" w:lineRule="auto"/>
-        <w:rPr>
-          <w:rFonts w:ascii="Times New Roman" w:eastAsia="Times New Roman" w:hAnsi="Times New Roman" w:cs="Times New Roman"/>
-          <w:sz w:val="24"/>
-          <w:szCs w:val="24"/>
-        </w:rPr>
-      </w:pPr>
-      <m:oMathPara>
-        <m:oMath>
-          <m:d>
-            <m:dPr>
-              <m:begChr m:val="["/>
-              <m:endChr m:val="]"/>
-              <m:ctrlPr>
-                <w:rPr>
-                  <w:rFonts w:ascii="Cambria Math" w:eastAsia="Times New Roman" w:hAnsi="Cambria Math" w:cs="Times New Roman"/>
-                  <w:sz w:val="24"/>
-                  <w:szCs w:val="24"/>
-                </w:rPr>
-              </m:ctrlPr>
-            </m:dPr>
-            <m:e>
-              <m:r>
-                <w:rPr>
-                  <w:rFonts w:ascii="Cambria Math" w:eastAsia="Times New Roman" w:hAnsi="Cambria Math" w:cs="Times New Roman"/>
-                  <w:sz w:val="24"/>
-                  <w:szCs w:val="24"/>
-                </w:rPr>
-                <m:t>0.3036-0.3036,</m:t>
-              </m:r>
-              <m:r>
-                <m:rPr>
-                  <m:nor/>
-                </m:rPr>
-                <w:rPr>
-                  <w:rFonts w:ascii="Times New Roman" w:eastAsia="Times New Roman" w:hAnsi="Times New Roman" w:cs="Times New Roman"/>
-                  <w:sz w:val="24"/>
-                  <w:szCs w:val="24"/>
-                </w:rPr>
-                <m:t>  </m:t>
-              </m:r>
-              <m:r>
-                <w:rPr>
-                  <w:rFonts w:ascii="Cambria Math" w:eastAsia="Times New Roman" w:hAnsi="Cambria Math" w:cs="Times New Roman"/>
-                  <w:sz w:val="24"/>
-                  <w:szCs w:val="24"/>
-                </w:rPr>
-                <m:t>0.2139-0.3036,</m:t>
-              </m:r>
-              <m:r>
-                <m:rPr>
-                  <m:nor/>
-                </m:rPr>
-                <w:rPr>
-                  <w:rFonts w:ascii="Times New Roman" w:eastAsia="Times New Roman" w:hAnsi="Times New Roman" w:cs="Times New Roman"/>
-                  <w:sz w:val="24"/>
-                  <w:szCs w:val="24"/>
-                </w:rPr>
-                <m:t>  </m:t>
-              </m:r>
-              <m:r>
-                <w:rPr>
-                  <w:rFonts w:ascii="Cambria Math" w:eastAsia="Times New Roman" w:hAnsi="Cambria Math" w:cs="Times New Roman"/>
-                  <w:sz w:val="24"/>
-                  <w:szCs w:val="24"/>
-                </w:rPr>
-                <m:t>0.2438-0.3036,</m:t>
-              </m:r>
-              <m:r>
-                <m:rPr>
-                  <m:nor/>
-                </m:rPr>
-                <w:rPr>
-                  <w:rFonts w:ascii="Times New Roman" w:eastAsia="Times New Roman" w:hAnsi="Times New Roman" w:cs="Times New Roman"/>
-                  <w:sz w:val="24"/>
-                  <w:szCs w:val="24"/>
-                </w:rPr>
-                <m:t>  </m:t>
-              </m:r>
-              <m:r>
-                <w:rPr>
-                  <w:rFonts w:ascii="Cambria Math" w:eastAsia="Times New Roman" w:hAnsi="Cambria Math" w:cs="Times New Roman"/>
-                  <w:sz w:val="24"/>
-                  <w:szCs w:val="24"/>
-                </w:rPr>
-                <m:t>0.2694-0.3036</m:t>
-              </m:r>
-            </m:e>
-          </m:d>
-          <m:r>
-            <m:rPr>
-              <m:sty m:val="p"/>
-            </m:rPr>
-            <w:rPr>
-              <w:rFonts w:ascii="Cambria Math" w:eastAsia="Times New Roman" w:hAnsi="Cambria Math" w:cs="Times New Roman"/>
-              <w:sz w:val="24"/>
-              <w:szCs w:val="24"/>
-            </w:rPr>
-            <w:br/>
-          </m:r>
-        </m:oMath>
-        <m:oMath>
-          <m:r>
-            <w:rPr>
-              <w:rFonts w:ascii="Cambria Math" w:eastAsia="Times New Roman" w:hAnsi="Cambria Math" w:cs="Times New Roman"/>
-              <w:sz w:val="24"/>
-              <w:szCs w:val="24"/>
-            </w:rPr>
-            <m:t>=[0,</m:t>
-          </m:r>
-          <m:r>
-            <m:rPr>
-              <m:nor/>
-            </m:rPr>
-            <w:rPr>
-              <w:rFonts w:ascii="Times New Roman" w:eastAsia="Times New Roman" w:hAnsi="Times New Roman" w:cs="Times New Roman"/>
-              <w:sz w:val="24"/>
-              <w:szCs w:val="24"/>
-            </w:rPr>
-            <m:t>  </m:t>
-          </m:r>
-          <m:r>
-            <w:rPr>
-              <w:rFonts w:ascii="Cambria Math" w:eastAsia="Times New Roman" w:hAnsi="Cambria Math" w:cs="Times New Roman"/>
-              <w:sz w:val="24"/>
-              <w:szCs w:val="24"/>
-            </w:rPr>
-            <m:t>-0.0897,</m:t>
-          </m:r>
-          <m:r>
-            <m:rPr>
-              <m:nor/>
-            </m:rPr>
-            <w:rPr>
-              <w:rFonts w:ascii="Times New Roman" w:eastAsia="Times New Roman" w:hAnsi="Times New Roman" w:cs="Times New Roman"/>
-              <w:sz w:val="24"/>
-              <w:szCs w:val="24"/>
-            </w:rPr>
-            <m:t>  </m:t>
-          </m:r>
-          <m:r>
-            <w:rPr>
-              <w:rFonts w:ascii="Cambria Math" w:eastAsia="Times New Roman" w:hAnsi="Cambria Math" w:cs="Times New Roman"/>
-              <w:sz w:val="24"/>
-              <w:szCs w:val="24"/>
-            </w:rPr>
-            <m:t>-0.0598,</m:t>
-          </m:r>
-          <m:r>
-            <m:rPr>
-              <m:nor/>
-            </m:rPr>
-            <w:rPr>
-              <w:rFonts w:ascii="Times New Roman" w:eastAsia="Times New Roman" w:hAnsi="Times New Roman" w:cs="Times New Roman"/>
-              <w:sz w:val="24"/>
-              <w:szCs w:val="24"/>
-            </w:rPr>
-            <m:t>  </m:t>
-          </m:r>
-          <m:r>
-            <w:rPr>
-              <w:rFonts w:ascii="Cambria Math" w:eastAsia="Times New Roman" w:hAnsi="Cambria Math" w:cs="Times New Roman"/>
-              <w:sz w:val="24"/>
-              <w:szCs w:val="24"/>
-            </w:rPr>
-            <m:t>-0.0342]</m:t>
-          </m:r>
-          <m:r>
-            <w:rPr>
-              <w:rFonts w:ascii="Cambria Math" w:eastAsia="Times New Roman" w:hAnsi="Cambria Math" w:cs="Times New Roman"/>
-              <w:sz w:val="24"/>
-              <w:szCs w:val="24"/>
-            </w:rPr>
-            <w:br/>
-          </m:r>
-        </m:oMath>
-      </m:oMathPara>
-    </w:p>
-    <w:p>
-      <w:pPr>
-        <w:spacing w:after="0" w:line="240" w:lineRule="auto"/>
-        <w:rPr>
-          <w:rFonts w:ascii="Times New Roman" w:eastAsia="Times New Roman" w:hAnsi="Times New Roman" w:cs="Times New Roman"/>
-          <w:sz w:val="24"/>
-          <w:szCs w:val="24"/>
-        </w:rPr>
-      </w:pPr>
-      <w:r>
-        <w:rPr>
-          <w:rFonts w:ascii="Times New Roman" w:eastAsia="Times New Roman" w:hAnsi="Times New Roman" w:cs="Times New Roman"/>
-          <w:sz w:val="24"/>
-          <w:szCs w:val="24"/>
-        </w:rPr>
-        <w:pict w14:anchorId="29012F73">
-          <v:rect id="_x0000_i1026" style="width:0;height:1.5pt" o:hralign="center" o:hrstd="t" o:hr="t" fillcolor="#a0a0a0" stroked="f"/>
-        </w:pict>
-      </w:r>
-    </w:p>
-    <w:p>
-      <w:pPr>
-        <w:numPr>
-          <w:ilvl w:val="0"/>
-          <w:numId w:val="1"/>
-        </w:numPr>
-        <w:spacing w:before="100" w:beforeAutospacing="1" w:after="100" w:afterAutospacing="1" w:line="240" w:lineRule="auto"/>
-        <w:ind w:left="0" w:firstLine="0"/>
-        <w:outlineLvl w:val="0"/>
-        <w:rPr>
-          <w:rFonts w:ascii="Times New Roman" w:eastAsia="Times New Roman" w:hAnsi="Times New Roman" w:cs="Times New Roman"/>
-          <w:b/>
-          <w:bCs/>
-          <w:kern w:val="36"/>
-          <w:sz w:val="48"/>
-          <w:szCs w:val="48"/>
-        </w:rPr>
-      </w:pPr>
-      <w:r>
-        <w:rPr>
-          <w:rFonts w:ascii="Times New Roman" w:eastAsia="Times New Roman" w:hAnsi="Times New Roman" w:cs="Times New Roman"/>
-          <w:b/>
-          <w:bCs/>
-          <w:kern w:val="36"/>
-          <w:sz w:val="48"/>
-          <w:szCs w:val="48"/>
-        </w:rPr>
-        <w:t>2️</w:t>
-      </w:r>
-      <w:r>
-        <w:rPr>
-          <w:rFonts w:ascii="Segoe UI Symbol" w:eastAsia="Times New Roman" w:hAnsi="Segoe UI Symbol" w:cs="Segoe UI Symbol"/>
-          <w:b/>
-          <w:bCs/>
-          <w:kern w:val="36"/>
-          <w:sz w:val="48"/>
-          <w:szCs w:val="48"/>
-        </w:rPr>
-        <w:t>⃣</w:t>
-      </w:r>
-      <w:r>
-        <w:rPr>
-          <w:rFonts w:ascii="Times New Roman" w:eastAsia="Times New Roman" w:hAnsi="Times New Roman" w:cs="Times New Roman"/>
-          <w:b/>
-          <w:bCs/>
-          <w:kern w:val="36"/>
-          <w:sz w:val="48"/>
-          <w:szCs w:val="48"/>
-        </w:rPr>
-        <w:t xml:space="preserve"> Step 2: Apply Exponential</w:t>
-      </w:r>
-    </w:p>
-    <w:p>
-      <w:pPr>
-        <w:spacing w:after="0" w:line="240" w:lineRule="auto"/>
-        <w:ind w:left="1440"/>
-        <w:rPr>
-          <w:rFonts w:ascii="Times New Roman" w:eastAsia="Times New Roman" w:hAnsi="Times New Roman" w:cs="Times New Roman"/>
-          <w:sz w:val="32"/>
-          <w:szCs w:val="32"/>
-        </w:rPr>
-      </w:pPr>
-      <m:oMathPara>
-        <m:oMathParaPr>
-          <m:jc m:val="left"/>
-        </m:oMathParaPr>
-        <m:oMath>
-          <m:sSup>
-            <m:sSupPr>
-              <m:ctrlPr>
-                <w:rPr>
-                  <w:rFonts w:ascii="Cambria Math" w:eastAsia="Times New Roman" w:hAnsi="Cambria Math" w:cs="Times New Roman"/>
-                  <w:sz w:val="32"/>
-                  <w:szCs w:val="32"/>
-                </w:rPr>
-              </m:ctrlPr>
-            </m:sSupPr>
-            <m:e>
-              <m:r>
-                <w:rPr>
-                  <w:rFonts w:ascii="Cambria Math" w:eastAsia="Times New Roman" w:hAnsi="Cambria Math" w:cs="Times New Roman"/>
-                  <w:sz w:val="32"/>
-                  <w:szCs w:val="32"/>
-                </w:rPr>
-                <m:t>e</m:t>
-              </m:r>
-            </m:e>
-            <m:sup>
-              <m:r>
-                <w:rPr>
-                  <w:rFonts w:ascii="Cambria Math" w:eastAsia="Times New Roman" w:hAnsi="Cambria Math" w:cs="Times New Roman"/>
-                  <w:sz w:val="32"/>
-                  <w:szCs w:val="32"/>
-                </w:rPr>
-                <m:t>0</m:t>
-              </m:r>
-            </m:sup>
-          </m:sSup>
-          <m:r>
-            <w:rPr>
-              <w:rFonts w:ascii="Cambria Math" w:eastAsia="Times New Roman" w:hAnsi="Cambria Math" w:cs="Times New Roman"/>
-              <w:sz w:val="32"/>
-              <w:szCs w:val="32"/>
-            </w:rPr>
-            <m:t>=1</m:t>
-          </m:r>
-          <m:r>
-            <w:rPr>
-              <w:rFonts w:ascii="Cambria Math" w:eastAsia="Times New Roman" w:hAnsi="Cambria Math" w:cs="Times New Roman"/>
-              <w:sz w:val="32"/>
-              <w:szCs w:val="32"/>
-            </w:rPr>
-            <w:br/>
-          </m:r>
-        </m:oMath>
-        <m:oMath>
-          <m:sSup>
-            <m:sSupPr>
-              <m:ctrlPr>
-                <w:rPr>
-                  <w:rFonts w:ascii="Cambria Math" w:eastAsia="Times New Roman" w:hAnsi="Cambria Math" w:cs="Times New Roman"/>
-                  <w:sz w:val="32"/>
-                  <w:szCs w:val="32"/>
-                </w:rPr>
-              </m:ctrlPr>
-            </m:sSupPr>
-            <m:e>
-              <m:r>
-                <w:rPr>
-                  <w:rFonts w:ascii="Cambria Math" w:eastAsia="Times New Roman" w:hAnsi="Cambria Math" w:cs="Times New Roman"/>
-                  <w:sz w:val="32"/>
-                  <w:szCs w:val="32"/>
-                </w:rPr>
-                <m:t>e</m:t>
-              </m:r>
-            </m:e>
-            <m:sup>
-              <m:r>
-                <w:rPr>
-                  <w:rFonts w:ascii="Cambria Math" w:eastAsia="Times New Roman" w:hAnsi="Cambria Math" w:cs="Times New Roman"/>
-                  <w:sz w:val="32"/>
-                  <w:szCs w:val="32"/>
-                </w:rPr>
-                <m:t>-0.0897</m:t>
-              </m:r>
-            </m:sup>
-          </m:sSup>
-          <m:r>
-            <w:rPr>
-              <w:rFonts w:ascii="Cambria Math" w:eastAsia="Times New Roman" w:hAnsi="Cambria Math" w:cs="Times New Roman"/>
-              <w:sz w:val="32"/>
-              <w:szCs w:val="32"/>
-            </w:rPr>
-            <m:t>≈0.9142</m:t>
-          </m:r>
-          <m:r>
-            <w:rPr>
-              <w:rFonts w:ascii="Cambria Math" w:eastAsia="Times New Roman" w:hAnsi="Cambria Math" w:cs="Times New Roman"/>
-              <w:sz w:val="32"/>
-              <w:szCs w:val="32"/>
-            </w:rPr>
-            <w:br/>
-          </m:r>
-        </m:oMath>
-        <m:oMath>
-          <m:sSup>
-            <m:sSupPr>
-              <m:ctrlPr>
-                <w:rPr>
-                  <w:rFonts w:ascii="Cambria Math" w:eastAsia="Times New Roman" w:hAnsi="Cambria Math" w:cs="Times New Roman"/>
-                  <w:sz w:val="32"/>
-                  <w:szCs w:val="32"/>
-                </w:rPr>
-              </m:ctrlPr>
-            </m:sSupPr>
-            <m:e>
-              <m:r>
-                <w:rPr>
-                  <w:rFonts w:ascii="Cambria Math" w:eastAsia="Times New Roman" w:hAnsi="Cambria Math" w:cs="Times New Roman"/>
-                  <w:sz w:val="32"/>
-                  <w:szCs w:val="32"/>
-                </w:rPr>
-                <m:t>e</m:t>
-              </m:r>
-            </m:e>
-            <m:sup>
-              <m:r>
-                <w:rPr>
-                  <w:rFonts w:ascii="Cambria Math" w:eastAsia="Times New Roman" w:hAnsi="Cambria Math" w:cs="Times New Roman"/>
-                  <w:sz w:val="32"/>
-                  <w:szCs w:val="32"/>
-                </w:rPr>
-                <m:t>-0.0598</m:t>
-              </m:r>
-            </m:sup>
-          </m:sSup>
-          <m:r>
-            <w:rPr>
-              <w:rFonts w:ascii="Cambria Math" w:eastAsia="Times New Roman" w:hAnsi="Cambria Math" w:cs="Times New Roman"/>
-              <w:sz w:val="32"/>
-              <w:szCs w:val="32"/>
-            </w:rPr>
-            <m:t>≈0.9420</m:t>
-          </m:r>
-          <m:r>
-            <w:rPr>
-              <w:rFonts w:ascii="Cambria Math" w:eastAsia="Times New Roman" w:hAnsi="Cambria Math" w:cs="Times New Roman"/>
-              <w:sz w:val="32"/>
-              <w:szCs w:val="32"/>
-            </w:rPr>
-            <w:br/>
-          </m:r>
-        </m:oMath>
-        <m:oMath>
-          <m:sSup>
-            <m:sSupPr>
-              <m:ctrlPr>
-                <w:rPr>
-                  <w:rFonts w:ascii="Cambria Math" w:eastAsia="Times New Roman" w:hAnsi="Cambria Math" w:cs="Times New Roman"/>
-                  <w:sz w:val="32"/>
-                  <w:szCs w:val="32"/>
-                </w:rPr>
-              </m:ctrlPr>
-            </m:sSupPr>
-            <m:e>
-              <m:r>
-                <w:rPr>
-                  <w:rFonts w:ascii="Cambria Math" w:eastAsia="Times New Roman" w:hAnsi="Cambria Math" w:cs="Times New Roman"/>
-                  <w:sz w:val="32"/>
-                  <w:szCs w:val="32"/>
-                </w:rPr>
-                <m:t>e</m:t>
-              </m:r>
-            </m:e>
-            <m:sup>
-              <m:r>
-                <w:rPr>
-                  <w:rFonts w:ascii="Cambria Math" w:eastAsia="Times New Roman" w:hAnsi="Cambria Math" w:cs="Times New Roman"/>
-                  <w:sz w:val="32"/>
-                  <w:szCs w:val="32"/>
-                </w:rPr>
-                <m:t>-0.0342</m:t>
-              </m:r>
-            </m:sup>
-          </m:sSup>
-          <m:r>
-            <w:rPr>
-              <w:rFonts w:ascii="Cambria Math" w:eastAsia="Times New Roman" w:hAnsi="Cambria Math" w:cs="Times New Roman"/>
-              <w:sz w:val="32"/>
-              <w:szCs w:val="32"/>
-            </w:rPr>
-            <m:t>≈0.9664</m:t>
-          </m:r>
-          <m:r>
-            <w:rPr>
-              <w:rFonts w:ascii="Cambria Math" w:eastAsia="Times New Roman" w:hAnsi="Cambria Math" w:cs="Times New Roman"/>
-              <w:sz w:val="32"/>
-              <w:szCs w:val="32"/>
-            </w:rPr>
-            <w:br/>
-          </m:r>
-        </m:oMath>
-      </m:oMathPara>
-    </w:p>
-    <w:p>
-      <w:pPr>
-        <w:spacing w:before="100" w:beforeAutospacing="1" w:after="100" w:afterAutospacing="1" w:line="240" w:lineRule="auto"/>
-        <w:rPr>
-          <w:rFonts w:ascii="Times New Roman" w:eastAsia="Times New Roman" w:hAnsi="Times New Roman" w:cs="Times New Roman"/>
-          <w:sz w:val="24"/>
-          <w:szCs w:val="24"/>
-        </w:rPr>
-      </w:pPr>
-      <w:r>
-        <w:rPr>
-          <w:rFonts w:ascii="Times New Roman" w:eastAsia="Times New Roman" w:hAnsi="Times New Roman" w:cs="Times New Roman"/>
-          <w:sz w:val="24"/>
-          <w:szCs w:val="24"/>
-        </w:rPr>
-        <w:t>So we get:</w:t>
-      </w:r>
-    </w:p>
-    <w:p>
-      <w:pPr>
-        <w:spacing w:after="0" w:line="240" w:lineRule="auto"/>
-        <w:rPr>
-          <w:rFonts w:ascii="Times New Roman" w:eastAsia="Times New Roman" w:hAnsi="Times New Roman" w:cs="Times New Roman"/>
-          <w:sz w:val="24"/>
-          <w:szCs w:val="24"/>
-        </w:rPr>
-      </w:pPr>
-      <m:oMathPara>
-        <m:oMath>
-          <m:d>
-            <m:dPr>
-              <m:begChr m:val="["/>
-              <m:sepChr m:val=","/>
-              <m:endChr m:val="]"/>
-              <m:ctrlPr>
-                <w:rPr>
-                  <w:rFonts w:ascii="Cambria Math" w:eastAsia="Times New Roman" w:hAnsi="Cambria Math" w:cs="Times New Roman"/>
-                  <w:sz w:val="24"/>
-                  <w:szCs w:val="24"/>
-                </w:rPr>
-              </m:ctrlPr>
-            </m:dPr>
-            <m:e>
-              <m:r>
-                <w:rPr>
-                  <w:rFonts w:ascii="Cambria Math" w:eastAsia="Times New Roman" w:hAnsi="Cambria Math" w:cs="Times New Roman"/>
-                  <w:sz w:val="24"/>
-                  <w:szCs w:val="24"/>
-                </w:rPr>
-                <m:t>1</m:t>
-              </m:r>
-            </m:e>
-            <m:e>
-              <m:r>
-                <m:rPr>
-                  <m:nor/>
-                </m:rPr>
-                <w:rPr>
-                  <w:rFonts w:ascii="Times New Roman" w:eastAsia="Times New Roman" w:hAnsi="Times New Roman" w:cs="Times New Roman"/>
-                  <w:sz w:val="24"/>
-                  <w:szCs w:val="24"/>
-                </w:rPr>
-                <m:t>  </m:t>
-              </m:r>
-              <m:r>
-                <w:rPr>
-                  <w:rFonts w:ascii="Cambria Math" w:eastAsia="Times New Roman" w:hAnsi="Cambria Math" w:cs="Times New Roman"/>
-                  <w:sz w:val="24"/>
-                  <w:szCs w:val="24"/>
-                </w:rPr>
-                <m:t>0.9142</m:t>
-              </m:r>
-            </m:e>
-            <m:e>
-              <m:r>
-                <m:rPr>
-                  <m:nor/>
-                </m:rPr>
-                <w:rPr>
-                  <w:rFonts w:ascii="Times New Roman" w:eastAsia="Times New Roman" w:hAnsi="Times New Roman" w:cs="Times New Roman"/>
-                  <w:sz w:val="24"/>
-                  <w:szCs w:val="24"/>
-                </w:rPr>
-                <m:t>  </m:t>
-              </m:r>
-              <m:r>
-                <w:rPr>
-                  <w:rFonts w:ascii="Cambria Math" w:eastAsia="Times New Roman" w:hAnsi="Cambria Math" w:cs="Times New Roman"/>
-                  <w:sz w:val="24"/>
-                  <w:szCs w:val="24"/>
-                </w:rPr>
-                <m:t>0.9420</m:t>
-              </m:r>
-            </m:e>
-            <m:e>
-              <m:r>
-                <m:rPr>
-                  <m:nor/>
-                </m:rPr>
-                <w:rPr>
-                  <w:rFonts w:ascii="Times New Roman" w:eastAsia="Times New Roman" w:hAnsi="Times New Roman" w:cs="Times New Roman"/>
-                  <w:sz w:val="24"/>
-                  <w:szCs w:val="24"/>
-                </w:rPr>
-                <m:t>  </m:t>
-              </m:r>
-              <m:r>
-                <w:rPr>
-                  <w:rFonts w:ascii="Cambria Math" w:eastAsia="Times New Roman" w:hAnsi="Cambria Math" w:cs="Times New Roman"/>
-                  <w:sz w:val="24"/>
-                  <w:szCs w:val="24"/>
-                </w:rPr>
-                <m:t>0.9664</m:t>
-              </m:r>
-            </m:e>
-          </m:d>
-          <m:r>
-            <m:rPr>
-              <m:sty m:val="p"/>
-            </m:rPr>
-            <w:rPr>
-              <w:rFonts w:ascii="Cambria Math" w:eastAsia="Times New Roman" w:hAnsi="Cambria Math" w:cs="Times New Roman"/>
-              <w:sz w:val="24"/>
-              <w:szCs w:val="24"/>
-            </w:rPr>
-            <w:br/>
-          </m:r>
-        </m:oMath>
-      </m:oMathPara>
-    </w:p>
-    <w:p>
-      <w:pPr>
-        <w:spacing w:after="0" w:line="240" w:lineRule="auto"/>
-        <w:rPr>
-          <w:rFonts w:ascii="Times New Roman" w:eastAsia="Times New Roman" w:hAnsi="Times New Roman" w:cs="Times New Roman"/>
-          <w:sz w:val="24"/>
-          <w:szCs w:val="24"/>
-        </w:rPr>
-      </w:pPr>
-      <w:r>
-        <w:rPr>
-          <w:rFonts w:ascii="Times New Roman" w:eastAsia="Times New Roman" w:hAnsi="Times New Roman" w:cs="Times New Roman"/>
-          <w:sz w:val="24"/>
-          <w:szCs w:val="24"/>
-        </w:rPr>
-        <w:pict w14:anchorId="2D861057">
-          <v:rect id="_x0000_i1027" style="width:0;height:1.5pt" o:hralign="center" o:hrstd="t" o:hr="t" fillcolor="#a0a0a0" stroked="f"/>
-        </w:pict>
-      </w:r>
-    </w:p>
-    <w:p>
-      <w:pPr>
-        <w:numPr>
-          <w:ilvl w:val="0"/>
-          <w:numId w:val="1"/>
-        </w:numPr>
-        <w:spacing w:before="100" w:beforeAutospacing="1" w:after="100" w:afterAutospacing="1" w:line="240" w:lineRule="auto"/>
-        <w:ind w:left="0" w:firstLine="0"/>
-        <w:outlineLvl w:val="0"/>
-        <w:rPr>
-          <w:rFonts w:ascii="Times New Roman" w:eastAsia="Times New Roman" w:hAnsi="Times New Roman" w:cs="Times New Roman"/>
-          <w:b/>
-          <w:bCs/>
-          <w:kern w:val="36"/>
-          <w:sz w:val="48"/>
-          <w:szCs w:val="48"/>
-        </w:rPr>
-      </w:pPr>
-      <w:r>
-        <w:rPr>
-          <w:rFonts w:ascii="Times New Roman" w:eastAsia="Times New Roman" w:hAnsi="Times New Roman" w:cs="Times New Roman"/>
-          <w:b/>
-          <w:bCs/>
-          <w:kern w:val="36"/>
-          <w:sz w:val="48"/>
-          <w:szCs w:val="48"/>
-        </w:rPr>
         <w:lastRenderedPageBreak/>
-        <w:t>3️</w:t>
-      </w:r>
-      <w:r>
-        <w:rPr>
-          <w:rFonts w:ascii="Segoe UI Symbol" w:eastAsia="Times New Roman" w:hAnsi="Segoe UI Symbol" w:cs="Segoe UI Symbol"/>
-          <w:b/>
-          <w:bCs/>
-          <w:kern w:val="36"/>
-          <w:sz w:val="48"/>
-          <w:szCs w:val="48"/>
-        </w:rPr>
-        <w:t>⃣</w:t>
-      </w:r>
-      <w:r>
-        <w:rPr>
-          <w:rFonts w:ascii="Times New Roman" w:eastAsia="Times New Roman" w:hAnsi="Times New Roman" w:cs="Times New Roman"/>
-          <w:b/>
-          <w:bCs/>
-          <w:kern w:val="36"/>
-          <w:sz w:val="48"/>
-          <w:szCs w:val="48"/>
-        </w:rPr>
-        <w:t xml:space="preserve"> Step 3: Sum All Values</w:t>
-      </w:r>
-    </w:p>
-    <w:p>
-      <w:pPr>
-        <w:spacing w:after="0" w:line="240" w:lineRule="auto"/>
-        <w:rPr>
-          <w:rFonts w:ascii="Times New Roman" w:eastAsia="Times New Roman" w:hAnsi="Times New Roman" w:cs="Times New Roman"/>
-          <w:sz w:val="24"/>
-          <w:szCs w:val="24"/>
-        </w:rPr>
-      </w:pPr>
-      <m:oMathPara>
-        <m:oMath>
-          <m:r>
-            <w:rPr>
-              <w:rFonts w:ascii="Cambria Math" w:eastAsia="Times New Roman" w:hAnsi="Cambria Math" w:cs="Times New Roman"/>
-              <w:sz w:val="24"/>
-              <w:szCs w:val="24"/>
-            </w:rPr>
-            <m:t>S=1+0.9142+0.9420+0.9664</m:t>
-          </m:r>
-          <m:r>
-            <w:rPr>
-              <w:rFonts w:ascii="Cambria Math" w:eastAsia="Times New Roman" w:hAnsi="Cambria Math" w:cs="Times New Roman"/>
-              <w:sz w:val="24"/>
-              <w:szCs w:val="24"/>
-            </w:rPr>
-            <w:br/>
-          </m:r>
-        </m:oMath>
-        <m:oMath>
-          <m:r>
-            <w:rPr>
-              <w:rFonts w:ascii="Cambria Math" w:eastAsia="Times New Roman" w:hAnsi="Cambria Math" w:cs="Times New Roman"/>
-              <w:sz w:val="24"/>
-              <w:szCs w:val="24"/>
-            </w:rPr>
-            <m:t>S=3.8226</m:t>
-          </m:r>
-          <m:r>
-            <w:rPr>
-              <w:rFonts w:ascii="Cambria Math" w:eastAsia="Times New Roman" w:hAnsi="Cambria Math" w:cs="Times New Roman"/>
-              <w:sz w:val="24"/>
-              <w:szCs w:val="24"/>
-            </w:rPr>
-            <w:br/>
-          </m:r>
-        </m:oMath>
-      </m:oMathPara>
-    </w:p>
-    <w:p>
-      <w:pPr>
-        <w:spacing w:after="0" w:line="240" w:lineRule="auto"/>
-        <w:rPr>
-          <w:rFonts w:ascii="Times New Roman" w:eastAsia="Times New Roman" w:hAnsi="Times New Roman" w:cs="Times New Roman"/>
-          <w:sz w:val="24"/>
-          <w:szCs w:val="24"/>
-        </w:rPr>
-      </w:pPr>
-      <w:r>
-        <w:rPr>
-          <w:rFonts w:ascii="Times New Roman" w:eastAsia="Times New Roman" w:hAnsi="Times New Roman" w:cs="Times New Roman"/>
-          <w:sz w:val="24"/>
-          <w:szCs w:val="24"/>
-        </w:rPr>
-        <w:pict w14:anchorId="0B2DB0FA">
-          <v:rect id="_x0000_i1028" style="width:0;height:1.5pt" o:hralign="center" o:hrstd="t" o:hr="t" fillcolor="#a0a0a0" stroked="f"/>
-        </w:pict>
-      </w:r>
-    </w:p>
-    <w:p>
-      <w:pPr>
-        <w:numPr>
-          <w:ilvl w:val="0"/>
-          <w:numId w:val="1"/>
-        </w:numPr>
-        <w:spacing w:before="100" w:beforeAutospacing="1" w:after="100" w:afterAutospacing="1" w:line="240" w:lineRule="auto"/>
-        <w:ind w:left="0" w:firstLine="0"/>
-        <w:outlineLvl w:val="0"/>
-        <w:rPr>
-          <w:rFonts w:ascii="Times New Roman" w:eastAsia="Times New Roman" w:hAnsi="Times New Roman" w:cs="Times New Roman"/>
-          <w:b/>
-          <w:bCs/>
-          <w:kern w:val="36"/>
-          <w:sz w:val="48"/>
-          <w:szCs w:val="48"/>
-        </w:rPr>
-      </w:pPr>
-      <w:r>
-        <w:rPr>
-          <w:rFonts w:ascii="Times New Roman" w:eastAsia="Times New Roman" w:hAnsi="Times New Roman" w:cs="Times New Roman"/>
-          <w:b/>
-          <w:bCs/>
-          <w:kern w:val="36"/>
-          <w:sz w:val="48"/>
-          <w:szCs w:val="48"/>
-        </w:rPr>
-        <w:t>4️</w:t>
-      </w:r>
-      <w:r>
-        <w:rPr>
-          <w:rFonts w:ascii="Segoe UI Symbol" w:eastAsia="Times New Roman" w:hAnsi="Segoe UI Symbol" w:cs="Segoe UI Symbol"/>
-          <w:b/>
-          <w:bCs/>
-          <w:kern w:val="36"/>
-          <w:sz w:val="48"/>
-          <w:szCs w:val="48"/>
-        </w:rPr>
-        <w:t>⃣</w:t>
-      </w:r>
-      <w:r>
-        <w:rPr>
-          <w:rFonts w:ascii="Times New Roman" w:eastAsia="Times New Roman" w:hAnsi="Times New Roman" w:cs="Times New Roman"/>
-          <w:b/>
-          <w:bCs/>
-          <w:kern w:val="36"/>
-          <w:sz w:val="48"/>
-          <w:szCs w:val="48"/>
-        </w:rPr>
-        <w:t xml:space="preserve"> Step 4: Divide Each Element (Normalization)</w:t>
-      </w:r>
-    </w:p>
-    <w:p>
-      <w:pPr>
-        <w:spacing w:before="100" w:beforeAutospacing="1" w:after="100" w:afterAutospacing="1" w:line="240" w:lineRule="auto"/>
-        <w:rPr>
-          <w:rFonts w:ascii="Times New Roman" w:eastAsia="Times New Roman" w:hAnsi="Times New Roman" w:cs="Times New Roman"/>
-          <w:sz w:val="24"/>
-          <w:szCs w:val="24"/>
-        </w:rPr>
-      </w:pPr>
-      <w:r>
-        <w:rPr>
-          <w:rFonts w:ascii="Times New Roman" w:eastAsia="Times New Roman" w:hAnsi="Times New Roman" w:cs="Times New Roman"/>
-          <w:sz w:val="24"/>
-          <w:szCs w:val="24"/>
-        </w:rPr>
-        <w:t>Now divide each value by the sum.</w:t>
-      </w:r>
-    </w:p>
-    <w:p>
-      <w:pPr>
-        <w:spacing w:after="0" w:line="240" w:lineRule="auto"/>
-        <w:rPr>
-          <w:rFonts w:ascii="Times New Roman" w:eastAsia="Times New Roman" w:hAnsi="Times New Roman" w:cs="Times New Roman"/>
-          <w:sz w:val="24"/>
-          <w:szCs w:val="24"/>
-        </w:rPr>
-      </w:pPr>
-      <w:r>
-        <w:rPr>
-          <w:rFonts w:ascii="Times New Roman" w:eastAsia="Times New Roman" w:hAnsi="Times New Roman" w:cs="Times New Roman"/>
-          <w:sz w:val="24"/>
-          <w:szCs w:val="24"/>
-        </w:rPr>
-        <w:pict w14:anchorId="72EB125A">
-          <v:rect id="_x0000_i1029" style="width:0;height:1.5pt" o:hralign="center" o:hrstd="t" o:hr="t" fillcolor="#a0a0a0" stroked="f"/>
-        </w:pict>
-      </w:r>
-    </w:p>
-    <w:p>
-      <w:pPr>
-        <w:numPr>
-          <w:ilvl w:val="0"/>
-          <w:numId w:val="1"/>
-        </w:numPr>
-        <w:spacing w:before="100" w:beforeAutospacing="1" w:after="100" w:afterAutospacing="1" w:line="240" w:lineRule="auto"/>
-        <w:ind w:left="0" w:firstLine="0"/>
-        <w:outlineLvl w:val="2"/>
-        <w:rPr>
-          <w:rFonts w:ascii="Times New Roman" w:eastAsia="Times New Roman" w:hAnsi="Times New Roman" w:cs="Times New Roman"/>
-          <w:b/>
-          <w:bCs/>
-          <w:sz w:val="27"/>
-          <w:szCs w:val="27"/>
-        </w:rPr>
-      </w:pPr>
-      <w:r>
-        <w:rPr>
-          <w:rFonts w:ascii="Times New Roman" w:eastAsia="Times New Roman" w:hAnsi="Times New Roman" w:cs="Times New Roman"/>
-          <w:b/>
-          <w:bCs/>
-          <w:sz w:val="27"/>
-          <w:szCs w:val="27"/>
-        </w:rPr>
-        <w:t>First element</w:t>
-      </w:r>
-    </w:p>
-    <w:p>
-      <w:pPr>
-        <w:spacing w:after="0" w:line="240" w:lineRule="auto"/>
-        <w:rPr>
-          <w:rFonts w:ascii="Times New Roman" w:eastAsia="Times New Roman" w:hAnsi="Times New Roman" w:cs="Times New Roman"/>
-          <w:sz w:val="24"/>
-          <w:szCs w:val="24"/>
-        </w:rPr>
-      </w:pPr>
-      <m:oMathPara>
-        <m:oMath>
-          <m:r>
-            <w:rPr>
-              <w:rFonts w:ascii="Cambria Math" w:eastAsia="Times New Roman" w:hAnsi="Cambria Math" w:cs="Times New Roman"/>
-              <w:sz w:val="24"/>
-              <w:szCs w:val="24"/>
-            </w:rPr>
-            <m:t>1</m:t>
-          </m:r>
-          <m:r>
-            <m:rPr>
-              <m:sty m:val="p"/>
-            </m:rPr>
-            <w:rPr>
-              <w:rFonts w:ascii="Cambria Math" w:eastAsia="Times New Roman" w:hAnsi="Cambria Math" w:cs="Times New Roman"/>
-              <w:sz w:val="24"/>
-              <w:szCs w:val="24"/>
-            </w:rPr>
-            <m:t>/</m:t>
-          </m:r>
-          <m:r>
-            <w:rPr>
-              <w:rFonts w:ascii="Cambria Math" w:eastAsia="Times New Roman" w:hAnsi="Cambria Math" w:cs="Times New Roman"/>
-              <w:sz w:val="24"/>
-              <w:szCs w:val="24"/>
-            </w:rPr>
-            <m:t>3.8226=0.2616</m:t>
-          </m:r>
-          <m:r>
-            <w:rPr>
-              <w:rFonts w:ascii="Cambria Math" w:eastAsia="Times New Roman" w:hAnsi="Cambria Math" w:cs="Times New Roman"/>
-              <w:sz w:val="24"/>
-              <w:szCs w:val="24"/>
-            </w:rPr>
-            <w:br/>
-          </m:r>
-        </m:oMath>
-      </m:oMathPara>
-    </w:p>
-    <w:p>
-      <w:pPr>
-        <w:spacing w:after="0" w:line="240" w:lineRule="auto"/>
-        <w:rPr>
-          <w:rFonts w:ascii="Times New Roman" w:eastAsia="Times New Roman" w:hAnsi="Times New Roman" w:cs="Times New Roman"/>
-          <w:sz w:val="24"/>
-          <w:szCs w:val="24"/>
-        </w:rPr>
-      </w:pPr>
-      <w:r>
-        <w:rPr>
-          <w:rFonts w:ascii="Times New Roman" w:eastAsia="Times New Roman" w:hAnsi="Times New Roman" w:cs="Times New Roman"/>
-          <w:sz w:val="24"/>
-          <w:szCs w:val="24"/>
-        </w:rPr>
-        <w:pict w14:anchorId="3F2BF4FD">
-          <v:rect id="_x0000_i1030" style="width:0;height:1.5pt" o:hralign="center" o:hrstd="t" o:hr="t" fillcolor="#a0a0a0" stroked="f"/>
-        </w:pict>
-      </w:r>
-    </w:p>
-    <w:p>
-      <w:pPr>
-        <w:numPr>
-          <w:ilvl w:val="0"/>
-          <w:numId w:val="1"/>
-        </w:numPr>
-        <w:spacing w:before="100" w:beforeAutospacing="1" w:after="100" w:afterAutospacing="1" w:line="240" w:lineRule="auto"/>
-        <w:ind w:left="0" w:firstLine="0"/>
-        <w:outlineLvl w:val="2"/>
-        <w:rPr>
-          <w:rFonts w:ascii="Times New Roman" w:eastAsia="Times New Roman" w:hAnsi="Times New Roman" w:cs="Times New Roman"/>
-          <w:b/>
-          <w:bCs/>
-          <w:sz w:val="27"/>
-          <w:szCs w:val="27"/>
-        </w:rPr>
-      </w:pPr>
-      <w:r>
-        <w:rPr>
-          <w:rFonts w:ascii="Times New Roman" w:eastAsia="Times New Roman" w:hAnsi="Times New Roman" w:cs="Times New Roman"/>
-          <w:b/>
-          <w:bCs/>
-          <w:sz w:val="27"/>
-          <w:szCs w:val="27"/>
-        </w:rPr>
-        <w:t>Second element</w:t>
-      </w:r>
-    </w:p>
-    <w:p>
-      <w:pPr>
-        <w:spacing w:after="0" w:line="240" w:lineRule="auto"/>
-        <w:rPr>
-          <w:rFonts w:ascii="Times New Roman" w:eastAsia="Times New Roman" w:hAnsi="Times New Roman" w:cs="Times New Roman"/>
-          <w:sz w:val="24"/>
-          <w:szCs w:val="24"/>
-        </w:rPr>
-      </w:pPr>
-      <m:oMathPara>
-        <m:oMath>
-          <m:r>
-            <w:rPr>
-              <w:rFonts w:ascii="Cambria Math" w:eastAsia="Times New Roman" w:hAnsi="Cambria Math" w:cs="Times New Roman"/>
-              <w:sz w:val="24"/>
-              <w:szCs w:val="24"/>
-            </w:rPr>
-            <m:t>0.9142</m:t>
-          </m:r>
-          <m:r>
-            <m:rPr>
-              <m:sty m:val="p"/>
-            </m:rPr>
-            <w:rPr>
-              <w:rFonts w:ascii="Cambria Math" w:eastAsia="Times New Roman" w:hAnsi="Cambria Math" w:cs="Times New Roman"/>
-              <w:sz w:val="24"/>
-              <w:szCs w:val="24"/>
-            </w:rPr>
-            <m:t>/</m:t>
-          </m:r>
-          <m:r>
-            <w:rPr>
-              <w:rFonts w:ascii="Cambria Math" w:eastAsia="Times New Roman" w:hAnsi="Cambria Math" w:cs="Times New Roman"/>
-              <w:sz w:val="24"/>
-              <w:szCs w:val="24"/>
-            </w:rPr>
-            <m:t>3.8226=0.2392</m:t>
-          </m:r>
-          <m:r>
-            <w:rPr>
-              <w:rFonts w:ascii="Cambria Math" w:eastAsia="Times New Roman" w:hAnsi="Cambria Math" w:cs="Times New Roman"/>
-              <w:sz w:val="24"/>
-              <w:szCs w:val="24"/>
-            </w:rPr>
-            <w:br/>
-          </m:r>
-        </m:oMath>
-      </m:oMathPara>
-    </w:p>
-    <w:p>
-      <w:pPr>
-        <w:spacing w:after="0" w:line="240" w:lineRule="auto"/>
-        <w:rPr>
-          <w:rFonts w:ascii="Times New Roman" w:eastAsia="Times New Roman" w:hAnsi="Times New Roman" w:cs="Times New Roman"/>
-          <w:sz w:val="24"/>
-          <w:szCs w:val="24"/>
-        </w:rPr>
-      </w:pPr>
-      <w:r>
-        <w:rPr>
-          <w:rFonts w:ascii="Times New Roman" w:eastAsia="Times New Roman" w:hAnsi="Times New Roman" w:cs="Times New Roman"/>
-          <w:sz w:val="24"/>
-          <w:szCs w:val="24"/>
-        </w:rPr>
-        <w:pict w14:anchorId="14627623">
-          <v:rect id="_x0000_i1031" style="width:0;height:1.5pt" o:hralign="center" o:hrstd="t" o:hr="t" fillcolor="#a0a0a0" stroked="f"/>
-        </w:pict>
-      </w:r>
-    </w:p>
-    <w:p>
-      <w:pPr>
-        <w:numPr>
-          <w:ilvl w:val="0"/>
-          <w:numId w:val="1"/>
-        </w:numPr>
-        <w:spacing w:before="100" w:beforeAutospacing="1" w:after="100" w:afterAutospacing="1" w:line="240" w:lineRule="auto"/>
-        <w:ind w:left="0" w:firstLine="0"/>
-        <w:outlineLvl w:val="2"/>
-        <w:rPr>
-          <w:rFonts w:ascii="Times New Roman" w:eastAsia="Times New Roman" w:hAnsi="Times New Roman" w:cs="Times New Roman"/>
-          <w:b/>
-          <w:bCs/>
-          <w:sz w:val="27"/>
-          <w:szCs w:val="27"/>
-        </w:rPr>
-      </w:pPr>
-      <w:r>
-        <w:rPr>
-          <w:rFonts w:ascii="Times New Roman" w:eastAsia="Times New Roman" w:hAnsi="Times New Roman" w:cs="Times New Roman"/>
-          <w:b/>
-          <w:bCs/>
-          <w:sz w:val="27"/>
-          <w:szCs w:val="27"/>
-        </w:rPr>
-        <w:t>Third element</w:t>
-      </w:r>
-    </w:p>
-    <w:p>
-      <w:pPr>
-        <w:spacing w:after="0" w:line="240" w:lineRule="auto"/>
-        <w:rPr>
-          <w:rFonts w:ascii="Times New Roman" w:eastAsia="Times New Roman" w:hAnsi="Times New Roman" w:cs="Times New Roman"/>
-          <w:sz w:val="24"/>
-          <w:szCs w:val="24"/>
-        </w:rPr>
-      </w:pPr>
-      <m:oMathPara>
-        <m:oMath>
-          <m:r>
-            <w:rPr>
-              <w:rFonts w:ascii="Cambria Math" w:eastAsia="Times New Roman" w:hAnsi="Cambria Math" w:cs="Times New Roman"/>
-              <w:sz w:val="24"/>
-              <w:szCs w:val="24"/>
-            </w:rPr>
-            <m:t>0.9420</m:t>
-          </m:r>
-          <m:r>
-            <m:rPr>
-              <m:sty m:val="p"/>
-            </m:rPr>
-            <w:rPr>
-              <w:rFonts w:ascii="Cambria Math" w:eastAsia="Times New Roman" w:hAnsi="Cambria Math" w:cs="Times New Roman"/>
-              <w:sz w:val="24"/>
-              <w:szCs w:val="24"/>
-            </w:rPr>
-            <m:t>/</m:t>
-          </m:r>
-          <m:r>
-            <w:rPr>
-              <w:rFonts w:ascii="Cambria Math" w:eastAsia="Times New Roman" w:hAnsi="Cambria Math" w:cs="Times New Roman"/>
-              <w:sz w:val="24"/>
-              <w:szCs w:val="24"/>
-            </w:rPr>
-            <m:t>3.8226=0.2464</m:t>
-          </m:r>
-          <m:r>
-            <w:rPr>
-              <w:rFonts w:ascii="Cambria Math" w:eastAsia="Times New Roman" w:hAnsi="Cambria Math" w:cs="Times New Roman"/>
-              <w:sz w:val="24"/>
-              <w:szCs w:val="24"/>
-            </w:rPr>
-            <w:br/>
-          </m:r>
-        </m:oMath>
-      </m:oMathPara>
-    </w:p>
-    <w:p>
-      <w:pPr>
-        <w:spacing w:after="0" w:line="240" w:lineRule="auto"/>
-        <w:rPr>
-          <w:rFonts w:ascii="Times New Roman" w:eastAsia="Times New Roman" w:hAnsi="Times New Roman" w:cs="Times New Roman"/>
-          <w:sz w:val="24"/>
-          <w:szCs w:val="24"/>
-        </w:rPr>
-      </w:pPr>
-      <w:r>
-        <w:rPr>
-          <w:rFonts w:ascii="Times New Roman" w:eastAsia="Times New Roman" w:hAnsi="Times New Roman" w:cs="Times New Roman"/>
-          <w:sz w:val="24"/>
-          <w:szCs w:val="24"/>
-        </w:rPr>
-        <w:pict w14:anchorId="205AE998">
-          <v:rect id="_x0000_i1032" style="width:0;height:1.5pt" o:hralign="center" o:hrstd="t" o:hr="t" fillcolor="#a0a0a0" stroked="f"/>
-        </w:pict>
-      </w:r>
-    </w:p>
-    <w:p>
-      <w:pPr>
-        <w:numPr>
-          <w:ilvl w:val="0"/>
-          <w:numId w:val="1"/>
-        </w:numPr>
-        <w:spacing w:before="100" w:beforeAutospacing="1" w:after="100" w:afterAutospacing="1" w:line="240" w:lineRule="auto"/>
-        <w:ind w:left="0" w:firstLine="0"/>
-        <w:outlineLvl w:val="2"/>
-        <w:rPr>
-          <w:rFonts w:ascii="Times New Roman" w:eastAsia="Times New Roman" w:hAnsi="Times New Roman" w:cs="Times New Roman"/>
-          <w:b/>
-          <w:bCs/>
-          <w:sz w:val="27"/>
-          <w:szCs w:val="27"/>
-        </w:rPr>
-      </w:pPr>
-      <w:r>
-        <w:rPr>
-          <w:rFonts w:ascii="Times New Roman" w:eastAsia="Times New Roman" w:hAnsi="Times New Roman" w:cs="Times New Roman"/>
-          <w:b/>
-          <w:bCs/>
-          <w:sz w:val="27"/>
-          <w:szCs w:val="27"/>
-        </w:rPr>
-        <w:t>Fourth element</w:t>
-      </w:r>
-    </w:p>
-    <w:p>
-      <w:pPr>
-        <w:spacing w:after="0" w:line="240" w:lineRule="auto"/>
-        <w:rPr>
-          <w:rFonts w:ascii="Times New Roman" w:eastAsia="Times New Roman" w:hAnsi="Times New Roman" w:cs="Times New Roman"/>
-          <w:sz w:val="24"/>
-          <w:szCs w:val="24"/>
-        </w:rPr>
-      </w:pPr>
-      <m:oMathPara>
-        <m:oMath>
-          <m:r>
-            <w:rPr>
-              <w:rFonts w:ascii="Cambria Math" w:eastAsia="Times New Roman" w:hAnsi="Cambria Math" w:cs="Times New Roman"/>
-              <w:sz w:val="24"/>
-              <w:szCs w:val="24"/>
-            </w:rPr>
-            <m:t>0.9664</m:t>
-          </m:r>
-          <m:r>
-            <m:rPr>
-              <m:sty m:val="p"/>
-            </m:rPr>
-            <w:rPr>
-              <w:rFonts w:ascii="Cambria Math" w:eastAsia="Times New Roman" w:hAnsi="Cambria Math" w:cs="Times New Roman"/>
-              <w:sz w:val="24"/>
-              <w:szCs w:val="24"/>
-            </w:rPr>
-            <m:t>/</m:t>
-          </m:r>
-          <m:r>
-            <w:rPr>
-              <w:rFonts w:ascii="Cambria Math" w:eastAsia="Times New Roman" w:hAnsi="Cambria Math" w:cs="Times New Roman"/>
-              <w:sz w:val="24"/>
-              <w:szCs w:val="24"/>
-            </w:rPr>
-            <m:t>3.8226=0.2528</m:t>
-          </m:r>
-          <m:r>
-            <w:rPr>
-              <w:rFonts w:ascii="Cambria Math" w:eastAsia="Times New Roman" w:hAnsi="Cambria Math" w:cs="Times New Roman"/>
-              <w:sz w:val="24"/>
-              <w:szCs w:val="24"/>
-            </w:rPr>
-            <w:br/>
-          </m:r>
-        </m:oMath>
-      </m:oMathPara>
-    </w:p>
-    <w:p>
-      <w:pPr>
-        <w:spacing w:after="0" w:line="240" w:lineRule="auto"/>
-        <w:rPr>
-          <w:rFonts w:ascii="Times New Roman" w:eastAsia="Times New Roman" w:hAnsi="Times New Roman" w:cs="Times New Roman"/>
-          <w:sz w:val="24"/>
-          <w:szCs w:val="24"/>
-        </w:rPr>
-      </w:pPr>
-      <w:r>
-        <w:rPr>
-          <w:rFonts w:ascii="Times New Roman" w:eastAsia="Times New Roman" w:hAnsi="Times New Roman" w:cs="Times New Roman"/>
-          <w:sz w:val="24"/>
-          <w:szCs w:val="24"/>
-        </w:rPr>
-        <w:pict w14:anchorId="5AC02DA1">
-          <v:rect id="_x0000_i1033" style="width:0;height:1.5pt" o:hralign="center" o:hrstd="t" o:hr="t" fillcolor="#a0a0a0" stroked="f"/>
-        </w:pict>
-      </w:r>
-    </w:p>
-    <w:p>
-      <w:pPr>
-        <w:numPr>
-          <w:ilvl w:val="0"/>
-          <w:numId w:val="1"/>
-        </w:numPr>
-        <w:spacing w:before="100" w:beforeAutospacing="1" w:after="100" w:afterAutospacing="1" w:line="240" w:lineRule="auto"/>
-        <w:ind w:left="0" w:firstLine="0"/>
-        <w:outlineLvl w:val="0"/>
-        <w:rPr>
-          <w:rFonts w:ascii="Times New Roman" w:eastAsia="Times New Roman" w:hAnsi="Times New Roman" w:cs="Times New Roman"/>
-          <w:b/>
-          <w:bCs/>
-          <w:kern w:val="36"/>
-          <w:sz w:val="48"/>
-          <w:szCs w:val="48"/>
-        </w:rPr>
-      </w:pPr>
-      <w:r>
-        <w:rPr>
-          <w:rFonts w:ascii="Times New Roman" w:eastAsia="Times New Roman" w:hAnsi="Times New Roman" w:cs="Times New Roman"/>
-          <w:b/>
-          <w:bCs/>
-          <w:kern w:val="36"/>
-          <w:sz w:val="48"/>
-          <w:szCs w:val="48"/>
-        </w:rPr>
-        <w:t>5️</w:t>
-      </w:r>
-      <w:r>
-        <w:rPr>
-          <w:rFonts w:ascii="Segoe UI Symbol" w:eastAsia="Times New Roman" w:hAnsi="Segoe UI Symbol" w:cs="Segoe UI Symbol"/>
-          <w:b/>
-          <w:bCs/>
-          <w:kern w:val="36"/>
-          <w:sz w:val="48"/>
-          <w:szCs w:val="48"/>
-        </w:rPr>
-        <w:t>⃣</w:t>
-      </w:r>
-      <w:r>
-        <w:rPr>
-          <w:rFonts w:ascii="Times New Roman" w:eastAsia="Times New Roman" w:hAnsi="Times New Roman" w:cs="Times New Roman"/>
-          <w:b/>
-          <w:bCs/>
-          <w:kern w:val="36"/>
-          <w:sz w:val="48"/>
-          <w:szCs w:val="48"/>
-        </w:rPr>
-        <w:t xml:space="preserve"> Final </w:t>
-      </w:r>
-      <w:proofErr w:type="spellStart"/>
-      <w:r>
-        <w:rPr>
-          <w:rFonts w:ascii="Times New Roman" w:eastAsia="Times New Roman" w:hAnsi="Times New Roman" w:cs="Times New Roman"/>
-          <w:b/>
-          <w:bCs/>
-          <w:kern w:val="36"/>
-          <w:sz w:val="48"/>
-          <w:szCs w:val="48"/>
-        </w:rPr>
-        <w:t>Softmax</w:t>
-      </w:r>
-      <w:proofErr w:type="spellEnd"/>
-      <w:r>
-        <w:rPr>
-          <w:rFonts w:ascii="Times New Roman" w:eastAsia="Times New Roman" w:hAnsi="Times New Roman" w:cs="Times New Roman"/>
-          <w:b/>
-          <w:bCs/>
-          <w:kern w:val="36"/>
-          <w:sz w:val="48"/>
-          <w:szCs w:val="48"/>
-        </w:rPr>
-        <w:t xml:space="preserve"> Output (Row 1)</w:t>
-      </w:r>
-    </w:p>
-    <w:p>
-      <w:pPr>
-        <w:spacing w:after="0" w:line="240" w:lineRule="auto"/>
-        <w:rPr>
-          <w:rFonts w:ascii="Times New Roman" w:eastAsia="Times New Roman" w:hAnsi="Times New Roman" w:cs="Times New Roman"/>
-          <w:sz w:val="24"/>
-          <w:szCs w:val="24"/>
-        </w:rPr>
-      </w:pPr>
-      <m:oMathPara>
-        <m:oMath>
-          <m:borderBox>
-            <m:borderBoxPr>
-              <m:ctrlPr>
-                <w:rPr>
-                  <w:rFonts w:ascii="Cambria Math" w:eastAsia="Times New Roman" w:hAnsi="Cambria Math" w:cs="Times New Roman"/>
-                  <w:sz w:val="24"/>
-                  <w:szCs w:val="24"/>
-                </w:rPr>
-              </m:ctrlPr>
-            </m:borderBoxPr>
-            <m:e>
-              <m:d>
-                <m:dPr>
-                  <m:begChr m:val="["/>
-                  <m:sepChr m:val=","/>
-                  <m:endChr m:val="]"/>
-                  <m:ctrlPr>
-                    <w:rPr>
-                      <w:rFonts w:ascii="Cambria Math" w:eastAsia="Times New Roman" w:hAnsi="Cambria Math" w:cs="Times New Roman"/>
-                      <w:sz w:val="24"/>
-                      <w:szCs w:val="24"/>
-                    </w:rPr>
-                  </m:ctrlPr>
-                </m:dPr>
-                <m:e>
-                  <m:r>
-                    <w:rPr>
-                      <w:rFonts w:ascii="Cambria Math" w:eastAsia="Times New Roman" w:hAnsi="Cambria Math" w:cs="Times New Roman"/>
-                      <w:sz w:val="24"/>
-                      <w:szCs w:val="24"/>
-                    </w:rPr>
-                    <m:t>0.2616</m:t>
-                  </m:r>
-                </m:e>
-                <m:e>
-                  <m:r>
-                    <m:rPr>
-                      <m:nor/>
-                    </m:rPr>
-                    <w:rPr>
-                      <w:rFonts w:ascii="Times New Roman" w:eastAsia="Times New Roman" w:hAnsi="Times New Roman" w:cs="Times New Roman"/>
-                      <w:sz w:val="24"/>
-                      <w:szCs w:val="24"/>
-                    </w:rPr>
-                    <m:t>  </m:t>
-                  </m:r>
-                  <m:r>
-                    <w:rPr>
-                      <w:rFonts w:ascii="Cambria Math" w:eastAsia="Times New Roman" w:hAnsi="Cambria Math" w:cs="Times New Roman"/>
-                      <w:sz w:val="24"/>
-                      <w:szCs w:val="24"/>
-                    </w:rPr>
-                    <m:t>0.2392</m:t>
-                  </m:r>
-                </m:e>
-                <m:e>
-                  <m:r>
-                    <m:rPr>
-                      <m:nor/>
-                    </m:rPr>
-                    <w:rPr>
-                      <w:rFonts w:ascii="Times New Roman" w:eastAsia="Times New Roman" w:hAnsi="Times New Roman" w:cs="Times New Roman"/>
-                      <w:sz w:val="24"/>
-                      <w:szCs w:val="24"/>
-                    </w:rPr>
-                    <m:t>  </m:t>
-                  </m:r>
-                  <m:r>
-                    <w:rPr>
-                      <w:rFonts w:ascii="Cambria Math" w:eastAsia="Times New Roman" w:hAnsi="Cambria Math" w:cs="Times New Roman"/>
-                      <w:sz w:val="24"/>
-                      <w:szCs w:val="24"/>
-                    </w:rPr>
-                    <m:t>0.2464</m:t>
-                  </m:r>
-                </m:e>
-                <m:e>
-                  <m:r>
-                    <m:rPr>
-                      <m:nor/>
-                    </m:rPr>
-                    <w:rPr>
-                      <w:rFonts w:ascii="Times New Roman" w:eastAsia="Times New Roman" w:hAnsi="Times New Roman" w:cs="Times New Roman"/>
-                      <w:sz w:val="24"/>
-                      <w:szCs w:val="24"/>
-                    </w:rPr>
-                    <m:t>  </m:t>
-                  </m:r>
-                  <m:r>
-                    <w:rPr>
-                      <w:rFonts w:ascii="Cambria Math" w:eastAsia="Times New Roman" w:hAnsi="Cambria Math" w:cs="Times New Roman"/>
-                      <w:sz w:val="24"/>
-                      <w:szCs w:val="24"/>
-                    </w:rPr>
-                    <m:t>0.2528</m:t>
-                  </m:r>
-                </m:e>
-              </m:d>
-            </m:e>
-          </m:borderBox>
-          <m:r>
-            <m:rPr>
-              <m:sty m:val="p"/>
-            </m:rPr>
-            <w:rPr>
-              <w:rFonts w:ascii="Cambria Math" w:eastAsia="Times New Roman" w:hAnsi="Cambria Math" w:cs="Times New Roman"/>
-              <w:sz w:val="24"/>
-              <w:szCs w:val="24"/>
-            </w:rPr>
-            <w:br/>
-          </m:r>
-        </m:oMath>
-      </m:oMathPara>
-    </w:p>
-    <w:p>
-      <w:pPr>
-        <w:spacing w:after="0" w:line="240" w:lineRule="auto"/>
-        <w:rPr>
-          <w:rFonts w:ascii="Times New Roman" w:eastAsia="Times New Roman" w:hAnsi="Times New Roman" w:cs="Times New Roman"/>
-          <w:sz w:val="24"/>
-          <w:szCs w:val="24"/>
-        </w:rPr>
-      </w:pPr>
-      <w:r>
-        <w:rPr>
-          <w:rFonts w:ascii="Times New Roman" w:eastAsia="Times New Roman" w:hAnsi="Times New Roman" w:cs="Times New Roman"/>
-          <w:sz w:val="24"/>
-          <w:szCs w:val="24"/>
-        </w:rPr>
-        <w:lastRenderedPageBreak/>
-        <w:pict w14:anchorId="19A36949">
-          <v:rect id="_x0000_i1034" style="width:0;height:1.5pt" o:hralign="center" o:hrstd="t" o:hr="t" fillcolor="#a0a0a0" stroked="f"/>
-        </w:pict>
-      </w:r>
-    </w:p>
-    <w:p>
-      <w:pPr>
-        <w:numPr>
-          <w:ilvl w:val="0"/>
-          <w:numId w:val="1"/>
-        </w:numPr>
-        <w:spacing w:before="100" w:beforeAutospacing="1" w:after="100" w:afterAutospacing="1" w:line="240" w:lineRule="auto"/>
-        <w:ind w:left="0" w:firstLine="0"/>
-        <w:outlineLvl w:val="0"/>
-        <w:rPr>
-          <w:rFonts w:ascii="Times New Roman" w:eastAsia="Times New Roman" w:hAnsi="Times New Roman" w:cs="Times New Roman"/>
-          <w:b/>
-          <w:bCs/>
-          <w:kern w:val="36"/>
-          <w:sz w:val="48"/>
-          <w:szCs w:val="48"/>
-        </w:rPr>
-      </w:pPr>
-      <w:r>
-        <w:rPr>
-          <w:rFonts w:ascii="Times New Roman" w:eastAsia="Times New Roman" w:hAnsi="Times New Roman" w:cs="Times New Roman"/>
-          <w:b/>
-          <w:bCs/>
-          <w:kern w:val="36"/>
-          <w:sz w:val="48"/>
-          <w:szCs w:val="48"/>
-        </w:rPr>
-        <w:t>6️</w:t>
-      </w:r>
-      <w:r>
-        <w:rPr>
-          <w:rFonts w:ascii="Segoe UI Symbol" w:eastAsia="Times New Roman" w:hAnsi="Segoe UI Symbol" w:cs="Segoe UI Symbol"/>
-          <w:b/>
-          <w:bCs/>
-          <w:kern w:val="36"/>
-          <w:sz w:val="48"/>
-          <w:szCs w:val="48"/>
-        </w:rPr>
-        <w:t>⃣</w:t>
-      </w:r>
-      <w:r>
-        <w:rPr>
-          <w:rFonts w:ascii="Times New Roman" w:eastAsia="Times New Roman" w:hAnsi="Times New Roman" w:cs="Times New Roman"/>
-          <w:b/>
-          <w:bCs/>
-          <w:kern w:val="36"/>
-          <w:sz w:val="48"/>
-          <w:szCs w:val="48"/>
-        </w:rPr>
-        <w:t xml:space="preserve"> Interpretation (VERY IMPORTANT)</w:t>
-      </w:r>
-    </w:p>
-    <w:p>
-      <w:pPr>
-        <w:spacing w:before="100" w:beforeAutospacing="1" w:after="100" w:afterAutospacing="1" w:line="240" w:lineRule="auto"/>
-        <w:rPr>
-          <w:rFonts w:ascii="Times New Roman" w:eastAsia="Times New Roman" w:hAnsi="Times New Roman" w:cs="Times New Roman"/>
-          <w:sz w:val="24"/>
-          <w:szCs w:val="24"/>
-        </w:rPr>
-      </w:pPr>
-      <w:r>
-        <w:rPr>
-          <w:rFonts w:ascii="Times New Roman" w:eastAsia="Times New Roman" w:hAnsi="Times New Roman" w:cs="Times New Roman"/>
-          <w:sz w:val="24"/>
-          <w:szCs w:val="24"/>
-        </w:rPr>
-        <w:t>This row means:</w:t>
-      </w:r>
-    </w:p>
-    <w:p>
-      <w:pPr>
-        <w:spacing w:before="100" w:beforeAutospacing="1" w:after="100" w:afterAutospacing="1" w:line="240" w:lineRule="auto"/>
-        <w:rPr>
-          <w:rFonts w:ascii="Times New Roman" w:eastAsia="Times New Roman" w:hAnsi="Times New Roman" w:cs="Times New Roman"/>
-          <w:sz w:val="24"/>
-          <w:szCs w:val="24"/>
-        </w:rPr>
-      </w:pPr>
-      <w:r>
-        <w:rPr>
-          <w:rFonts w:ascii="Times New Roman" w:eastAsia="Times New Roman" w:hAnsi="Times New Roman" w:cs="Times New Roman"/>
-          <w:sz w:val="24"/>
-          <w:szCs w:val="24"/>
-        </w:rPr>
-        <w:t xml:space="preserve">For token </w:t>
-      </w:r>
-      <w:r>
-        <w:rPr>
-          <w:rFonts w:ascii="Times New Roman" w:eastAsia="Times New Roman" w:hAnsi="Times New Roman" w:cs="Times New Roman"/>
-          <w:b/>
-          <w:bCs/>
-          <w:sz w:val="24"/>
-          <w:szCs w:val="24"/>
-        </w:rPr>
-        <w:t>"nearest"</w:t>
-      </w:r>
-      <w:r>
-        <w:rPr>
-          <w:rFonts w:ascii="Times New Roman" w:eastAsia="Times New Roman" w:hAnsi="Times New Roman" w:cs="Times New Roman"/>
-          <w:sz w:val="24"/>
-          <w:szCs w:val="24"/>
-        </w:rPr>
-        <w:t>, attention is distributed as:</w:t>
-      </w:r>
-    </w:p>
-    <w:tbl>
-      <w:tblPr>
-        <w:tblW w:w="0" w:type="auto"/>
-        <w:tblCellSpacing w:w="15" w:type="dxa"/>
-        <w:tblCellMar>
-          <w:top w:w="15" w:type="dxa"/>
-          <w:left w:w="15" w:type="dxa"/>
-          <w:bottom w:w="15" w:type="dxa"/>
-          <w:right w:w="15" w:type="dxa"/>
-        </w:tblCellMar>
-        <w:tblLook w:val="04A0" w:firstRow="1" w:lastRow="0" w:firstColumn="1" w:lastColumn="0" w:noHBand="0" w:noVBand="1"/>
-      </w:tblPr>
-      <w:tblGrid>
-        <w:gridCol w:w="1082"/>
-        <w:gridCol w:w="755"/>
-      </w:tblGrid>
-      <w:tr>
-        <w:trPr>
-          <w:tblHeader/>
-          <w:tblCellSpacing w:w="15" w:type="dxa"/>
-        </w:trPr>
-        <w:tc>
-          <w:tcPr>
-            <w:tcW w:w="0" w:type="auto"/>
-            <w:vAlign w:val="center"/>
-            <w:hideMark/>
-          </w:tcPr>
-          <w:p>
-            <w:pPr>
-              <w:spacing w:after="0" w:line="240" w:lineRule="auto"/>
-              <w:jc w:val="center"/>
-              <w:rPr>
-                <w:rFonts w:ascii="Times New Roman" w:eastAsia="Times New Roman" w:hAnsi="Times New Roman" w:cs="Times New Roman"/>
-                <w:b/>
-                <w:bCs/>
-                <w:sz w:val="24"/>
-                <w:szCs w:val="24"/>
-              </w:rPr>
-            </w:pPr>
-            <w:r>
-              <w:rPr>
-                <w:rFonts w:ascii="Times New Roman" w:eastAsia="Times New Roman" w:hAnsi="Times New Roman" w:cs="Times New Roman"/>
-                <w:b/>
-                <w:bCs/>
-                <w:sz w:val="24"/>
-                <w:szCs w:val="24"/>
-              </w:rPr>
-              <w:t>attends to</w:t>
-            </w:r>
-          </w:p>
-        </w:tc>
-        <w:tc>
-          <w:tcPr>
-            <w:tcW w:w="0" w:type="auto"/>
-            <w:vAlign w:val="center"/>
-            <w:hideMark/>
-          </w:tcPr>
-          <w:p>
-            <w:pPr>
-              <w:spacing w:after="0" w:line="240" w:lineRule="auto"/>
-              <w:jc w:val="center"/>
-              <w:rPr>
-                <w:rFonts w:ascii="Times New Roman" w:eastAsia="Times New Roman" w:hAnsi="Times New Roman" w:cs="Times New Roman"/>
-                <w:b/>
-                <w:bCs/>
-                <w:sz w:val="24"/>
-                <w:szCs w:val="24"/>
-              </w:rPr>
-            </w:pPr>
-            <w:r>
-              <w:rPr>
-                <w:rFonts w:ascii="Times New Roman" w:eastAsia="Times New Roman" w:hAnsi="Times New Roman" w:cs="Times New Roman"/>
-                <w:b/>
-                <w:bCs/>
-                <w:sz w:val="24"/>
-                <w:szCs w:val="24"/>
-              </w:rPr>
-              <w:t>weight</w:t>
-            </w:r>
-          </w:p>
-        </w:tc>
-      </w:tr>
-      <w:tr>
-        <w:trPr>
-          <w:tblCellSpacing w:w="15" w:type="dxa"/>
-        </w:trPr>
-        <w:tc>
-          <w:tcPr>
-            <w:tcW w:w="0" w:type="auto"/>
-            <w:vAlign w:val="center"/>
-            <w:hideMark/>
-          </w:tcPr>
-          <w:p>
-            <w:pPr>
-              <w:spacing w:after="0" w:line="240" w:lineRule="auto"/>
-              <w:rPr>
-                <w:rFonts w:ascii="Times New Roman" w:eastAsia="Times New Roman" w:hAnsi="Times New Roman" w:cs="Times New Roman"/>
-                <w:sz w:val="24"/>
-                <w:szCs w:val="24"/>
-              </w:rPr>
-            </w:pPr>
-            <w:r>
-              <w:rPr>
-                <w:rFonts w:ascii="Times New Roman" w:eastAsia="Times New Roman" w:hAnsi="Times New Roman" w:cs="Times New Roman"/>
-                <w:sz w:val="24"/>
-                <w:szCs w:val="24"/>
-              </w:rPr>
-              <w:t>nearest</w:t>
-            </w:r>
-          </w:p>
-        </w:tc>
-        <w:tc>
-          <w:tcPr>
-            <w:tcW w:w="0" w:type="auto"/>
-            <w:vAlign w:val="center"/>
-            <w:hideMark/>
-          </w:tcPr>
-          <w:p>
-            <w:pPr>
-              <w:spacing w:after="0" w:line="240" w:lineRule="auto"/>
-              <w:rPr>
-                <w:rFonts w:ascii="Times New Roman" w:eastAsia="Times New Roman" w:hAnsi="Times New Roman" w:cs="Times New Roman"/>
-                <w:sz w:val="24"/>
-                <w:szCs w:val="24"/>
-              </w:rPr>
-            </w:pPr>
-            <w:r>
-              <w:rPr>
-                <w:rFonts w:ascii="Times New Roman" w:eastAsia="Times New Roman" w:hAnsi="Times New Roman" w:cs="Times New Roman"/>
-                <w:sz w:val="24"/>
-                <w:szCs w:val="24"/>
-              </w:rPr>
-              <w:t>0.2616</w:t>
-            </w:r>
-          </w:p>
-        </w:tc>
-      </w:tr>
-      <w:tr>
-        <w:trPr>
-          <w:tblCellSpacing w:w="15" w:type="dxa"/>
-        </w:trPr>
-        <w:tc>
-          <w:tcPr>
-            <w:tcW w:w="0" w:type="auto"/>
-            <w:vAlign w:val="center"/>
-            <w:hideMark/>
-          </w:tcPr>
-          <w:p>
-            <w:pPr>
-              <w:spacing w:after="0" w:line="240" w:lineRule="auto"/>
-              <w:rPr>
-                <w:rFonts w:ascii="Times New Roman" w:eastAsia="Times New Roman" w:hAnsi="Times New Roman" w:cs="Times New Roman"/>
-                <w:sz w:val="24"/>
-                <w:szCs w:val="24"/>
-              </w:rPr>
-            </w:pPr>
-            <w:r>
-              <w:rPr>
-                <w:rFonts w:ascii="Times New Roman" w:eastAsia="Times New Roman" w:hAnsi="Times New Roman" w:cs="Times New Roman"/>
-                <w:sz w:val="24"/>
-                <w:szCs w:val="24"/>
-              </w:rPr>
-              <w:t>gas</w:t>
-            </w:r>
-          </w:p>
-        </w:tc>
-        <w:tc>
-          <w:tcPr>
-            <w:tcW w:w="0" w:type="auto"/>
-            <w:vAlign w:val="center"/>
-            <w:hideMark/>
-          </w:tcPr>
-          <w:p>
-            <w:pPr>
-              <w:spacing w:after="0" w:line="240" w:lineRule="auto"/>
-              <w:rPr>
-                <w:rFonts w:ascii="Times New Roman" w:eastAsia="Times New Roman" w:hAnsi="Times New Roman" w:cs="Times New Roman"/>
-                <w:sz w:val="24"/>
-                <w:szCs w:val="24"/>
-              </w:rPr>
-            </w:pPr>
-            <w:r>
-              <w:rPr>
-                <w:rFonts w:ascii="Times New Roman" w:eastAsia="Times New Roman" w:hAnsi="Times New Roman" w:cs="Times New Roman"/>
-                <w:sz w:val="24"/>
-                <w:szCs w:val="24"/>
-              </w:rPr>
-              <w:t>0.2392</w:t>
-            </w:r>
-          </w:p>
-        </w:tc>
-      </w:tr>
-      <w:tr>
-        <w:trPr>
-          <w:tblCellSpacing w:w="15" w:type="dxa"/>
-        </w:trPr>
-        <w:tc>
-          <w:tcPr>
-            <w:tcW w:w="0" w:type="auto"/>
-            <w:vAlign w:val="center"/>
-            <w:hideMark/>
-          </w:tcPr>
-          <w:p>
-            <w:pPr>
-              <w:spacing w:after="0" w:line="240" w:lineRule="auto"/>
-              <w:rPr>
-                <w:rFonts w:ascii="Times New Roman" w:eastAsia="Times New Roman" w:hAnsi="Times New Roman" w:cs="Times New Roman"/>
-                <w:sz w:val="24"/>
-                <w:szCs w:val="24"/>
-              </w:rPr>
-            </w:pPr>
-            <w:r>
-              <w:rPr>
-                <w:rFonts w:ascii="Times New Roman" w:eastAsia="Times New Roman" w:hAnsi="Times New Roman" w:cs="Times New Roman"/>
-                <w:sz w:val="24"/>
-                <w:szCs w:val="24"/>
-              </w:rPr>
-              <w:t>station</w:t>
-            </w:r>
-          </w:p>
-        </w:tc>
-        <w:tc>
-          <w:tcPr>
-            <w:tcW w:w="0" w:type="auto"/>
-            <w:vAlign w:val="center"/>
-            <w:hideMark/>
-          </w:tcPr>
-          <w:p>
-            <w:pPr>
-              <w:spacing w:after="0" w:line="240" w:lineRule="auto"/>
-              <w:rPr>
-                <w:rFonts w:ascii="Times New Roman" w:eastAsia="Times New Roman" w:hAnsi="Times New Roman" w:cs="Times New Roman"/>
-                <w:sz w:val="24"/>
-                <w:szCs w:val="24"/>
-              </w:rPr>
-            </w:pPr>
-            <w:r>
-              <w:rPr>
-                <w:rFonts w:ascii="Times New Roman" w:eastAsia="Times New Roman" w:hAnsi="Times New Roman" w:cs="Times New Roman"/>
-                <w:sz w:val="24"/>
-                <w:szCs w:val="24"/>
-              </w:rPr>
-              <w:t>0.2464</w:t>
-            </w:r>
-          </w:p>
-        </w:tc>
-      </w:tr>
-      <w:tr>
-        <w:trPr>
-          <w:tblCellSpacing w:w="15" w:type="dxa"/>
-        </w:trPr>
-        <w:tc>
-          <w:tcPr>
-            <w:tcW w:w="0" w:type="auto"/>
-            <w:vAlign w:val="center"/>
-            <w:hideMark/>
-          </w:tcPr>
-          <w:p>
-            <w:pPr>
-              <w:spacing w:after="0" w:line="240" w:lineRule="auto"/>
-              <w:rPr>
-                <w:rFonts w:ascii="Times New Roman" w:eastAsia="Times New Roman" w:hAnsi="Times New Roman" w:cs="Times New Roman"/>
-                <w:sz w:val="24"/>
-                <w:szCs w:val="24"/>
-              </w:rPr>
-            </w:pPr>
-            <w:r>
-              <w:rPr>
-                <w:rFonts w:ascii="Times New Roman" w:eastAsia="Times New Roman" w:hAnsi="Times New Roman" w:cs="Times New Roman"/>
-                <w:sz w:val="24"/>
-                <w:szCs w:val="24"/>
-              </w:rPr>
-              <w:t>Murphy</w:t>
-            </w:r>
-          </w:p>
-        </w:tc>
-        <w:tc>
-          <w:tcPr>
-            <w:tcW w:w="0" w:type="auto"/>
-            <w:vAlign w:val="center"/>
-            <w:hideMark/>
-          </w:tcPr>
-          <w:p>
-            <w:pPr>
-              <w:spacing w:after="0" w:line="240" w:lineRule="auto"/>
-              <w:rPr>
-                <w:rFonts w:ascii="Times New Roman" w:eastAsia="Times New Roman" w:hAnsi="Times New Roman" w:cs="Times New Roman"/>
-                <w:sz w:val="24"/>
-                <w:szCs w:val="24"/>
-              </w:rPr>
-            </w:pPr>
-            <w:r>
-              <w:rPr>
-                <w:rFonts w:ascii="Times New Roman" w:eastAsia="Times New Roman" w:hAnsi="Times New Roman" w:cs="Times New Roman"/>
-                <w:sz w:val="24"/>
-                <w:szCs w:val="24"/>
-              </w:rPr>
-              <w:t>0.2528</w:t>
-            </w:r>
-          </w:p>
-        </w:tc>
-      </w:tr>
-    </w:tbl>
-    <w:p>
-      <w:pPr>
-        <w:spacing w:before="100" w:beforeAutospacing="1" w:after="100" w:afterAutospacing="1" w:line="240" w:lineRule="auto"/>
-        <w:rPr>
-          <w:rFonts w:ascii="Times New Roman" w:eastAsia="Times New Roman" w:hAnsi="Times New Roman" w:cs="Times New Roman"/>
-          <w:sz w:val="24"/>
-          <w:szCs w:val="24"/>
-        </w:rPr>
-      </w:pPr>
-      <w:r>
-        <w:rPr>
-          <w:rFonts w:ascii="Segoe UI Emoji" w:eastAsia="Times New Roman" w:hAnsi="Segoe UI Emoji" w:cs="Segoe UI Emoji"/>
-          <w:sz w:val="24"/>
-          <w:szCs w:val="24"/>
-        </w:rPr>
-        <w:t>👉</w:t>
-      </w:r>
-      <w:r>
-        <w:rPr>
-          <w:rFonts w:ascii="Times New Roman" w:eastAsia="Times New Roman" w:hAnsi="Times New Roman" w:cs="Times New Roman"/>
-          <w:sz w:val="24"/>
-          <w:szCs w:val="24"/>
-        </w:rPr>
-        <w:t xml:space="preserve"> The weights </w:t>
-      </w:r>
-      <w:r>
-        <w:rPr>
-          <w:rFonts w:ascii="Times New Roman" w:eastAsia="Times New Roman" w:hAnsi="Times New Roman" w:cs="Times New Roman"/>
-          <w:b/>
-          <w:bCs/>
-          <w:sz w:val="24"/>
-          <w:szCs w:val="24"/>
-        </w:rPr>
-        <w:t>sum to 1</w:t>
-      </w:r>
-    </w:p>
-    <w:p>
-      <w:pPr>
-        <w:spacing w:before="100" w:beforeAutospacing="1" w:after="100" w:afterAutospacing="1" w:line="240" w:lineRule="auto"/>
-        <w:ind w:left="720"/>
-        <w:rPr>
-          <w:rFonts w:ascii="Times New Roman" w:eastAsia="Times New Roman" w:hAnsi="Times New Roman" w:cs="Times New Roman"/>
-          <w:sz w:val="24"/>
-          <w:szCs w:val="24"/>
-        </w:rPr>
-      </w:pPr>
-      <m:oMathPara>
-        <m:oMath>
-          <m:r>
-            <w:rPr>
-              <w:rFonts w:ascii="Cambria Math" w:eastAsia="Times New Roman" w:hAnsi="Cambria Math" w:cs="Times New Roman"/>
-              <w:sz w:val="24"/>
-              <w:szCs w:val="24"/>
-            </w:rPr>
-            <m:t>0.2616+0.2392+0.2464+0.2528=1</m:t>
-          </m:r>
-          <m:r>
-            <w:rPr>
-              <w:rFonts w:ascii="Cambria Math" w:eastAsia="Times New Roman" w:hAnsi="Cambria Math" w:cs="Times New Roman"/>
-              <w:sz w:val="24"/>
-              <w:szCs w:val="24"/>
-            </w:rPr>
-            <w:br/>
-          </m:r>
-        </m:oMath>
-      </m:oMathPara>
-    </w:p>
-    <w:p>
-      <w:pPr>
-        <w:spacing w:before="100" w:beforeAutospacing="1" w:after="100" w:afterAutospacing="1" w:line="240" w:lineRule="auto"/>
-        <w:ind w:left="720"/>
-        <w:rPr>
-          <w:rFonts w:ascii="Times New Roman" w:eastAsia="Times New Roman" w:hAnsi="Times New Roman" w:cs="Times New Roman"/>
-          <w:sz w:val="24"/>
-          <w:szCs w:val="24"/>
-        </w:rPr>
-      </w:pPr>
-    </w:p>
-    <w:p>
-      <w:pPr>
-        <w:numPr>
-          <w:ilvl w:val="0"/>
-          <w:numId w:val="1"/>
-        </w:numPr>
-        <w:spacing w:before="100" w:beforeAutospacing="1" w:after="100" w:afterAutospacing="1" w:line="240" w:lineRule="auto"/>
-        <w:ind w:left="0" w:firstLine="0"/>
-        <w:outlineLvl w:val="0"/>
-        <w:rPr>
-          <w:rFonts w:ascii="Times New Roman" w:eastAsia="Times New Roman" w:hAnsi="Times New Roman" w:cs="Times New Roman"/>
-          <w:b/>
-          <w:bCs/>
-          <w:kern w:val="36"/>
-          <w:sz w:val="48"/>
-          <w:szCs w:val="48"/>
-        </w:rPr>
-      </w:pPr>
-      <w:r>
-        <w:rPr>
-          <w:rFonts w:ascii="Times New Roman" w:eastAsia="Times New Roman" w:hAnsi="Times New Roman" w:cs="Times New Roman"/>
-          <w:b/>
-          <w:bCs/>
-          <w:kern w:val="36"/>
-          <w:sz w:val="48"/>
-          <w:szCs w:val="48"/>
-        </w:rPr>
-        <w:t xml:space="preserve">Row 2 </w:t>
-      </w:r>
-      <w:proofErr w:type="spellStart"/>
-      <w:r>
-        <w:rPr>
-          <w:rFonts w:ascii="Times New Roman" w:eastAsia="Times New Roman" w:hAnsi="Times New Roman" w:cs="Times New Roman"/>
-          <w:b/>
-          <w:bCs/>
-          <w:kern w:val="36"/>
-          <w:sz w:val="48"/>
-          <w:szCs w:val="48"/>
-        </w:rPr>
-        <w:t>Softmax</w:t>
-      </w:r>
-      <w:proofErr w:type="spellEnd"/>
-    </w:p>
-    <w:p>
-      <w:pPr>
-        <w:spacing w:before="100" w:beforeAutospacing="1" w:after="100" w:afterAutospacing="1" w:line="240" w:lineRule="auto"/>
-        <w:rPr>
-          <w:rFonts w:ascii="Times New Roman" w:eastAsia="Times New Roman" w:hAnsi="Times New Roman" w:cs="Times New Roman"/>
-          <w:sz w:val="24"/>
-          <w:szCs w:val="24"/>
-        </w:rPr>
-      </w:pPr>
-      <w:r>
-        <w:rPr>
-          <w:rFonts w:ascii="Times New Roman" w:eastAsia="Times New Roman" w:hAnsi="Times New Roman" w:cs="Times New Roman"/>
-          <w:sz w:val="24"/>
-          <w:szCs w:val="24"/>
-        </w:rPr>
-        <w:t>Row:</w:t>
-      </w:r>
-    </w:p>
-    <w:p>
-      <w:pPr>
-        <w:spacing w:after="0" w:line="240" w:lineRule="auto"/>
-        <w:rPr>
-          <w:rFonts w:ascii="Times New Roman" w:eastAsia="Times New Roman" w:hAnsi="Times New Roman" w:cs="Times New Roman"/>
-          <w:sz w:val="24"/>
-          <w:szCs w:val="24"/>
-        </w:rPr>
-      </w:pPr>
-      <m:oMathPara>
-        <m:oMath>
-          <m:d>
-            <m:dPr>
-              <m:begChr m:val="["/>
-              <m:sepChr m:val=","/>
-              <m:endChr m:val="]"/>
-              <m:ctrlPr>
-                <w:rPr>
-                  <w:rFonts w:ascii="Cambria Math" w:eastAsia="Times New Roman" w:hAnsi="Cambria Math" w:cs="Times New Roman"/>
-                  <w:sz w:val="24"/>
-                  <w:szCs w:val="24"/>
-                </w:rPr>
-              </m:ctrlPr>
-            </m:dPr>
-            <m:e>
-              <m:r>
-                <w:rPr>
-                  <w:rFonts w:ascii="Cambria Math" w:eastAsia="Times New Roman" w:hAnsi="Cambria Math" w:cs="Times New Roman"/>
-                  <w:sz w:val="24"/>
-                  <w:szCs w:val="24"/>
-                </w:rPr>
-                <m:t>0.2618</m:t>
-              </m:r>
-            </m:e>
-            <m:e>
-              <m:r>
-                <m:rPr>
-                  <m:nor/>
-                </m:rPr>
-                <w:rPr>
-                  <w:rFonts w:ascii="Times New Roman" w:eastAsia="Times New Roman" w:hAnsi="Times New Roman" w:cs="Times New Roman"/>
-                  <w:sz w:val="24"/>
-                  <w:szCs w:val="24"/>
-                </w:rPr>
-                <m:t>  </m:t>
-              </m:r>
-              <m:r>
-                <w:rPr>
-                  <w:rFonts w:ascii="Cambria Math" w:eastAsia="Times New Roman" w:hAnsi="Cambria Math" w:cs="Times New Roman"/>
-                  <w:sz w:val="24"/>
-                  <w:szCs w:val="24"/>
-                </w:rPr>
-                <m:t>0.1855</m:t>
-              </m:r>
-            </m:e>
-            <m:e>
-              <m:r>
-                <m:rPr>
-                  <m:nor/>
-                </m:rPr>
-                <w:rPr>
-                  <w:rFonts w:ascii="Times New Roman" w:eastAsia="Times New Roman" w:hAnsi="Times New Roman" w:cs="Times New Roman"/>
-                  <w:sz w:val="24"/>
-                  <w:szCs w:val="24"/>
-                </w:rPr>
-                <m:t>  </m:t>
-              </m:r>
-              <m:r>
-                <w:rPr>
-                  <w:rFonts w:ascii="Cambria Math" w:eastAsia="Times New Roman" w:hAnsi="Cambria Math" w:cs="Times New Roman"/>
-                  <w:sz w:val="24"/>
-                  <w:szCs w:val="24"/>
-                </w:rPr>
-                <m:t>0.2109</m:t>
-              </m:r>
-            </m:e>
-            <m:e>
-              <m:r>
-                <m:rPr>
-                  <m:nor/>
-                </m:rPr>
-                <w:rPr>
-                  <w:rFonts w:ascii="Times New Roman" w:eastAsia="Times New Roman" w:hAnsi="Times New Roman" w:cs="Times New Roman"/>
-                  <w:sz w:val="24"/>
-                  <w:szCs w:val="24"/>
-                </w:rPr>
-                <m:t>  </m:t>
-              </m:r>
-              <m:r>
-                <w:rPr>
-                  <w:rFonts w:ascii="Cambria Math" w:eastAsia="Times New Roman" w:hAnsi="Cambria Math" w:cs="Times New Roman"/>
-                  <w:sz w:val="24"/>
-                  <w:szCs w:val="24"/>
-                </w:rPr>
-                <m:t>0.2310</m:t>
-              </m:r>
-            </m:e>
-          </m:d>
-          <m:r>
-            <m:rPr>
-              <m:sty m:val="p"/>
-            </m:rPr>
-            <w:rPr>
-              <w:rFonts w:ascii="Cambria Math" w:eastAsia="Times New Roman" w:hAnsi="Cambria Math" w:cs="Times New Roman"/>
-              <w:sz w:val="24"/>
-              <w:szCs w:val="24"/>
-            </w:rPr>
-            <w:br/>
-          </m:r>
-        </m:oMath>
-      </m:oMathPara>
-    </w:p>
-    <w:p>
-      <w:pPr>
-        <w:spacing w:after="0" w:line="240" w:lineRule="auto"/>
-        <w:rPr>
-          <w:rFonts w:ascii="Times New Roman" w:eastAsia="Times New Roman" w:hAnsi="Times New Roman" w:cs="Times New Roman"/>
-          <w:sz w:val="24"/>
-          <w:szCs w:val="24"/>
-        </w:rPr>
-      </w:pPr>
-      <w:r>
-        <w:rPr>
-          <w:rFonts w:ascii="Times New Roman" w:eastAsia="Times New Roman" w:hAnsi="Times New Roman" w:cs="Times New Roman"/>
-          <w:sz w:val="24"/>
-          <w:szCs w:val="24"/>
-        </w:rPr>
-        <w:pict w14:anchorId="79301A2F">
-          <v:rect id="_x0000_i1035" style="width:0;height:1.5pt" o:hralign="center" o:hrstd="t" o:hr="t" fillcolor="#a0a0a0" stroked="f"/>
-        </w:pict>
-      </w:r>
-    </w:p>
-    <w:p>
-      <w:pPr>
-        <w:numPr>
-          <w:ilvl w:val="0"/>
-          <w:numId w:val="1"/>
-        </w:numPr>
-        <w:spacing w:before="100" w:beforeAutospacing="1" w:after="100" w:afterAutospacing="1" w:line="240" w:lineRule="auto"/>
-        <w:ind w:left="0" w:firstLine="0"/>
-        <w:outlineLvl w:val="1"/>
-        <w:rPr>
-          <w:rFonts w:ascii="Times New Roman" w:eastAsia="Times New Roman" w:hAnsi="Times New Roman" w:cs="Times New Roman"/>
-          <w:b/>
-          <w:bCs/>
-          <w:sz w:val="36"/>
-          <w:szCs w:val="36"/>
-        </w:rPr>
-      </w:pPr>
-      <w:r>
-        <w:rPr>
-          <w:rFonts w:ascii="Times New Roman" w:eastAsia="Times New Roman" w:hAnsi="Times New Roman" w:cs="Times New Roman"/>
-          <w:b/>
-          <w:bCs/>
-          <w:sz w:val="36"/>
-          <w:szCs w:val="36"/>
-        </w:rPr>
-        <w:t>Step 1: Subtract max</w:t>
-      </w:r>
-    </w:p>
-    <w:p>
-      <w:pPr>
-        <w:spacing w:before="100" w:beforeAutospacing="1" w:after="100" w:afterAutospacing="1" w:line="240" w:lineRule="auto"/>
-        <w:rPr>
-          <w:rFonts w:ascii="Times New Roman" w:eastAsia="Times New Roman" w:hAnsi="Times New Roman" w:cs="Times New Roman"/>
-          <w:sz w:val="24"/>
-          <w:szCs w:val="24"/>
-        </w:rPr>
-      </w:pPr>
-      <w:r>
-        <w:rPr>
-          <w:rFonts w:ascii="Times New Roman" w:eastAsia="Times New Roman" w:hAnsi="Times New Roman" w:cs="Times New Roman"/>
-          <w:sz w:val="24"/>
-          <w:szCs w:val="24"/>
-        </w:rPr>
-        <w:t>Max = 0.2618</w:t>
-      </w:r>
-    </w:p>
-    <w:p>
-      <w:pPr>
-        <w:spacing w:after="0" w:line="240" w:lineRule="auto"/>
-        <w:rPr>
-          <w:rFonts w:ascii="Times New Roman" w:eastAsia="Times New Roman" w:hAnsi="Times New Roman" w:cs="Times New Roman"/>
-          <w:sz w:val="24"/>
-          <w:szCs w:val="24"/>
-        </w:rPr>
-      </w:pPr>
-      <m:oMathPara>
-        <m:oMath>
-          <m:d>
-            <m:dPr>
-              <m:begChr m:val="["/>
-              <m:endChr m:val="]"/>
-              <m:ctrlPr>
-                <w:rPr>
-                  <w:rFonts w:ascii="Cambria Math" w:eastAsia="Times New Roman" w:hAnsi="Cambria Math" w:cs="Times New Roman"/>
-                  <w:sz w:val="24"/>
-                  <w:szCs w:val="24"/>
-                </w:rPr>
-              </m:ctrlPr>
-            </m:dPr>
-            <m:e>
-              <m:r>
-                <w:rPr>
-                  <w:rFonts w:ascii="Cambria Math" w:eastAsia="Times New Roman" w:hAnsi="Cambria Math" w:cs="Times New Roman"/>
-                  <w:sz w:val="24"/>
-                  <w:szCs w:val="24"/>
-                </w:rPr>
-                <m:t>0,</m:t>
-              </m:r>
-              <m:r>
-                <m:rPr>
-                  <m:nor/>
-                </m:rPr>
-                <w:rPr>
-                  <w:rFonts w:ascii="Times New Roman" w:eastAsia="Times New Roman" w:hAnsi="Times New Roman" w:cs="Times New Roman"/>
-                  <w:sz w:val="24"/>
-                  <w:szCs w:val="24"/>
-                </w:rPr>
-                <m:t>  </m:t>
-              </m:r>
-              <m:r>
-                <w:rPr>
-                  <w:rFonts w:ascii="Cambria Math" w:eastAsia="Times New Roman" w:hAnsi="Cambria Math" w:cs="Times New Roman"/>
-                  <w:sz w:val="24"/>
-                  <w:szCs w:val="24"/>
-                </w:rPr>
-                <m:t>-0.0763,</m:t>
-              </m:r>
-              <m:r>
-                <m:rPr>
-                  <m:nor/>
-                </m:rPr>
-                <w:rPr>
-                  <w:rFonts w:ascii="Times New Roman" w:eastAsia="Times New Roman" w:hAnsi="Times New Roman" w:cs="Times New Roman"/>
-                  <w:sz w:val="24"/>
-                  <w:szCs w:val="24"/>
-                </w:rPr>
-                <m:t>  </m:t>
-              </m:r>
-              <m:r>
-                <w:rPr>
-                  <w:rFonts w:ascii="Cambria Math" w:eastAsia="Times New Roman" w:hAnsi="Cambria Math" w:cs="Times New Roman"/>
-                  <w:sz w:val="24"/>
-                  <w:szCs w:val="24"/>
-                </w:rPr>
-                <m:t>-0.0509,</m:t>
-              </m:r>
-              <m:r>
-                <m:rPr>
-                  <m:nor/>
-                </m:rPr>
-                <w:rPr>
-                  <w:rFonts w:ascii="Times New Roman" w:eastAsia="Times New Roman" w:hAnsi="Times New Roman" w:cs="Times New Roman"/>
-                  <w:sz w:val="24"/>
-                  <w:szCs w:val="24"/>
-                </w:rPr>
-                <m:t>  </m:t>
-              </m:r>
-              <m:r>
-                <w:rPr>
-                  <w:rFonts w:ascii="Cambria Math" w:eastAsia="Times New Roman" w:hAnsi="Cambria Math" w:cs="Times New Roman"/>
-                  <w:sz w:val="24"/>
-                  <w:szCs w:val="24"/>
-                </w:rPr>
-                <m:t>-0.0308</m:t>
-              </m:r>
-            </m:e>
-          </m:d>
-          <m:r>
-            <m:rPr>
-              <m:sty m:val="p"/>
-            </m:rPr>
-            <w:rPr>
-              <w:rFonts w:ascii="Cambria Math" w:eastAsia="Times New Roman" w:hAnsi="Cambria Math" w:cs="Times New Roman"/>
-              <w:sz w:val="24"/>
-              <w:szCs w:val="24"/>
-            </w:rPr>
-            <w:br/>
-          </m:r>
-        </m:oMath>
-      </m:oMathPara>
-    </w:p>
-    <w:p>
-      <w:pPr>
-        <w:spacing w:after="0" w:line="240" w:lineRule="auto"/>
-        <w:rPr>
-          <w:rFonts w:ascii="Times New Roman" w:eastAsia="Times New Roman" w:hAnsi="Times New Roman" w:cs="Times New Roman"/>
-          <w:sz w:val="24"/>
-          <w:szCs w:val="24"/>
-        </w:rPr>
-      </w:pPr>
-      <w:r>
-        <w:rPr>
-          <w:rFonts w:ascii="Times New Roman" w:eastAsia="Times New Roman" w:hAnsi="Times New Roman" w:cs="Times New Roman"/>
-          <w:sz w:val="24"/>
-          <w:szCs w:val="24"/>
-        </w:rPr>
-        <w:pict w14:anchorId="45697230">
-          <v:rect id="_x0000_i1036" style="width:0;height:1.5pt" o:hralign="center" o:hrstd="t" o:hr="t" fillcolor="#a0a0a0" stroked="f"/>
-        </w:pict>
-      </w:r>
-    </w:p>
-    <w:p>
-      <w:pPr>
-        <w:numPr>
-          <w:ilvl w:val="0"/>
-          <w:numId w:val="1"/>
-        </w:numPr>
-        <w:spacing w:before="100" w:beforeAutospacing="1" w:after="100" w:afterAutospacing="1" w:line="240" w:lineRule="auto"/>
-        <w:ind w:left="0" w:firstLine="0"/>
-        <w:outlineLvl w:val="1"/>
-        <w:rPr>
-          <w:rFonts w:ascii="Times New Roman" w:eastAsia="Times New Roman" w:hAnsi="Times New Roman" w:cs="Times New Roman"/>
-          <w:b/>
-          <w:bCs/>
-          <w:sz w:val="36"/>
-          <w:szCs w:val="36"/>
-        </w:rPr>
-      </w:pPr>
-      <w:r>
-        <w:rPr>
-          <w:rFonts w:ascii="Times New Roman" w:eastAsia="Times New Roman" w:hAnsi="Times New Roman" w:cs="Times New Roman"/>
-          <w:b/>
-          <w:bCs/>
-          <w:sz w:val="36"/>
-          <w:szCs w:val="36"/>
-        </w:rPr>
-        <w:t>Step 2: Exponentials</w:t>
-      </w:r>
-    </w:p>
-    <w:p>
-      <w:pPr>
-        <w:spacing w:after="0" w:line="240" w:lineRule="auto"/>
-        <w:rPr>
-          <w:rFonts w:ascii="Times New Roman" w:eastAsia="Times New Roman" w:hAnsi="Times New Roman" w:cs="Times New Roman"/>
-          <w:sz w:val="24"/>
-          <w:szCs w:val="24"/>
-        </w:rPr>
-      </w:pPr>
-      <m:oMathPara>
-        <m:oMath>
-          <m:sSup>
-            <m:sSupPr>
-              <m:ctrlPr>
-                <w:rPr>
-                  <w:rFonts w:ascii="Cambria Math" w:eastAsia="Times New Roman" w:hAnsi="Cambria Math" w:cs="Times New Roman"/>
-                  <w:sz w:val="24"/>
-                  <w:szCs w:val="24"/>
-                </w:rPr>
-              </m:ctrlPr>
-            </m:sSupPr>
-            <m:e>
-              <m:r>
-                <w:rPr>
-                  <w:rFonts w:ascii="Cambria Math" w:eastAsia="Times New Roman" w:hAnsi="Cambria Math" w:cs="Times New Roman"/>
-                  <w:sz w:val="24"/>
-                  <w:szCs w:val="24"/>
-                </w:rPr>
-                <m:t>e</m:t>
-              </m:r>
-            </m:e>
-            <m:sup>
-              <m:r>
-                <w:rPr>
-                  <w:rFonts w:ascii="Cambria Math" w:eastAsia="Times New Roman" w:hAnsi="Cambria Math" w:cs="Times New Roman"/>
-                  <w:sz w:val="24"/>
-                  <w:szCs w:val="24"/>
-                </w:rPr>
-                <m:t>0</m:t>
-              </m:r>
-            </m:sup>
-          </m:sSup>
-          <m:r>
-            <w:rPr>
-              <w:rFonts w:ascii="Cambria Math" w:eastAsia="Times New Roman" w:hAnsi="Cambria Math" w:cs="Times New Roman"/>
-              <w:sz w:val="24"/>
-              <w:szCs w:val="24"/>
-            </w:rPr>
-            <m:t>=1</m:t>
-          </m:r>
-          <m:r>
-            <w:rPr>
-              <w:rFonts w:ascii="Cambria Math" w:eastAsia="Times New Roman" w:hAnsi="Cambria Math" w:cs="Times New Roman"/>
-              <w:sz w:val="24"/>
-              <w:szCs w:val="24"/>
-            </w:rPr>
-            <w:br/>
-          </m:r>
-        </m:oMath>
-        <m:oMath>
-          <m:sSup>
-            <m:sSupPr>
-              <m:ctrlPr>
-                <w:rPr>
-                  <w:rFonts w:ascii="Cambria Math" w:eastAsia="Times New Roman" w:hAnsi="Cambria Math" w:cs="Times New Roman"/>
-                  <w:sz w:val="24"/>
-                  <w:szCs w:val="24"/>
-                </w:rPr>
-              </m:ctrlPr>
-            </m:sSupPr>
-            <m:e>
-              <m:r>
-                <w:rPr>
-                  <w:rFonts w:ascii="Cambria Math" w:eastAsia="Times New Roman" w:hAnsi="Cambria Math" w:cs="Times New Roman"/>
-                  <w:sz w:val="24"/>
-                  <w:szCs w:val="24"/>
-                </w:rPr>
-                <m:t>e</m:t>
-              </m:r>
-            </m:e>
-            <m:sup>
-              <m:r>
-                <w:rPr>
-                  <w:rFonts w:ascii="Cambria Math" w:eastAsia="Times New Roman" w:hAnsi="Cambria Math" w:cs="Times New Roman"/>
-                  <w:sz w:val="24"/>
-                  <w:szCs w:val="24"/>
-                </w:rPr>
-                <m:t>-0.0763</m:t>
-              </m:r>
-            </m:sup>
-          </m:sSup>
-          <m:r>
-            <w:rPr>
-              <w:rFonts w:ascii="Cambria Math" w:eastAsia="Times New Roman" w:hAnsi="Cambria Math" w:cs="Times New Roman"/>
-              <w:sz w:val="24"/>
-              <w:szCs w:val="24"/>
-            </w:rPr>
-            <m:t>≈0.9265</m:t>
-          </m:r>
-          <m:r>
-            <w:rPr>
-              <w:rFonts w:ascii="Cambria Math" w:eastAsia="Times New Roman" w:hAnsi="Cambria Math" w:cs="Times New Roman"/>
-              <w:sz w:val="24"/>
-              <w:szCs w:val="24"/>
-            </w:rPr>
-            <w:br/>
-          </m:r>
-        </m:oMath>
-        <m:oMath>
-          <m:sSup>
-            <m:sSupPr>
-              <m:ctrlPr>
-                <w:rPr>
-                  <w:rFonts w:ascii="Cambria Math" w:eastAsia="Times New Roman" w:hAnsi="Cambria Math" w:cs="Times New Roman"/>
-                  <w:sz w:val="24"/>
-                  <w:szCs w:val="24"/>
-                </w:rPr>
-              </m:ctrlPr>
-            </m:sSupPr>
-            <m:e>
-              <m:r>
-                <w:rPr>
-                  <w:rFonts w:ascii="Cambria Math" w:eastAsia="Times New Roman" w:hAnsi="Cambria Math" w:cs="Times New Roman"/>
-                  <w:sz w:val="24"/>
-                  <w:szCs w:val="24"/>
-                </w:rPr>
-                <m:t>e</m:t>
-              </m:r>
-            </m:e>
-            <m:sup>
-              <m:r>
-                <w:rPr>
-                  <w:rFonts w:ascii="Cambria Math" w:eastAsia="Times New Roman" w:hAnsi="Cambria Math" w:cs="Times New Roman"/>
-                  <w:sz w:val="24"/>
-                  <w:szCs w:val="24"/>
-                </w:rPr>
-                <m:t>-0.0509</m:t>
-              </m:r>
-            </m:sup>
-          </m:sSup>
-          <m:r>
-            <w:rPr>
-              <w:rFonts w:ascii="Cambria Math" w:eastAsia="Times New Roman" w:hAnsi="Cambria Math" w:cs="Times New Roman"/>
-              <w:sz w:val="24"/>
-              <w:szCs w:val="24"/>
-            </w:rPr>
-            <m:t>≈0.9504</m:t>
-          </m:r>
-          <m:r>
-            <w:rPr>
-              <w:rFonts w:ascii="Cambria Math" w:eastAsia="Times New Roman" w:hAnsi="Cambria Math" w:cs="Times New Roman"/>
-              <w:sz w:val="24"/>
-              <w:szCs w:val="24"/>
-            </w:rPr>
-            <w:br/>
-          </m:r>
-        </m:oMath>
-        <m:oMath>
-          <m:sSup>
-            <m:sSupPr>
-              <m:ctrlPr>
-                <w:rPr>
-                  <w:rFonts w:ascii="Cambria Math" w:eastAsia="Times New Roman" w:hAnsi="Cambria Math" w:cs="Times New Roman"/>
-                  <w:sz w:val="24"/>
-                  <w:szCs w:val="24"/>
-                </w:rPr>
-              </m:ctrlPr>
-            </m:sSupPr>
-            <m:e>
-              <m:r>
-                <w:rPr>
-                  <w:rFonts w:ascii="Cambria Math" w:eastAsia="Times New Roman" w:hAnsi="Cambria Math" w:cs="Times New Roman"/>
-                  <w:sz w:val="24"/>
-                  <w:szCs w:val="24"/>
-                </w:rPr>
-                <m:t>e</m:t>
-              </m:r>
-            </m:e>
-            <m:sup>
-              <m:r>
-                <w:rPr>
-                  <w:rFonts w:ascii="Cambria Math" w:eastAsia="Times New Roman" w:hAnsi="Cambria Math" w:cs="Times New Roman"/>
-                  <w:sz w:val="24"/>
-                  <w:szCs w:val="24"/>
-                </w:rPr>
-                <m:t>-0.0308</m:t>
-              </m:r>
-            </m:sup>
-          </m:sSup>
-          <m:r>
-            <w:rPr>
-              <w:rFonts w:ascii="Cambria Math" w:eastAsia="Times New Roman" w:hAnsi="Cambria Math" w:cs="Times New Roman"/>
-              <w:sz w:val="24"/>
-              <w:szCs w:val="24"/>
-            </w:rPr>
-            <m:t>≈0.9697</m:t>
-          </m:r>
-          <m:r>
-            <w:rPr>
-              <w:rFonts w:ascii="Cambria Math" w:eastAsia="Times New Roman" w:hAnsi="Cambria Math" w:cs="Times New Roman"/>
-              <w:sz w:val="24"/>
-              <w:szCs w:val="24"/>
-            </w:rPr>
-            <w:br/>
-          </m:r>
-        </m:oMath>
-      </m:oMathPara>
-    </w:p>
-    <w:p>
-      <w:pPr>
-        <w:spacing w:after="0" w:line="240" w:lineRule="auto"/>
-        <w:rPr>
-          <w:rFonts w:ascii="Times New Roman" w:eastAsia="Times New Roman" w:hAnsi="Times New Roman" w:cs="Times New Roman"/>
-          <w:sz w:val="24"/>
-          <w:szCs w:val="24"/>
-        </w:rPr>
-      </w:pPr>
-      <w:r>
-        <w:rPr>
-          <w:rFonts w:ascii="Times New Roman" w:eastAsia="Times New Roman" w:hAnsi="Times New Roman" w:cs="Times New Roman"/>
-          <w:sz w:val="24"/>
-          <w:szCs w:val="24"/>
-        </w:rPr>
-        <w:pict w14:anchorId="794E71AD">
-          <v:rect id="_x0000_i1037" style="width:0;height:1.5pt" o:hralign="center" o:hrstd="t" o:hr="t" fillcolor="#a0a0a0" stroked="f"/>
-        </w:pict>
-      </w:r>
-    </w:p>
-    <w:p>
-      <w:pPr>
-        <w:numPr>
-          <w:ilvl w:val="0"/>
-          <w:numId w:val="1"/>
-        </w:numPr>
-        <w:spacing w:before="100" w:beforeAutospacing="1" w:after="100" w:afterAutospacing="1" w:line="240" w:lineRule="auto"/>
-        <w:ind w:left="0" w:firstLine="0"/>
-        <w:outlineLvl w:val="1"/>
-        <w:rPr>
-          <w:rFonts w:ascii="Times New Roman" w:eastAsia="Times New Roman" w:hAnsi="Times New Roman" w:cs="Times New Roman"/>
-          <w:b/>
-          <w:bCs/>
-          <w:sz w:val="36"/>
-          <w:szCs w:val="36"/>
-        </w:rPr>
-      </w:pPr>
-      <w:r>
-        <w:rPr>
-          <w:rFonts w:ascii="Times New Roman" w:eastAsia="Times New Roman" w:hAnsi="Times New Roman" w:cs="Times New Roman"/>
-          <w:b/>
-          <w:bCs/>
-          <w:sz w:val="36"/>
-          <w:szCs w:val="36"/>
-        </w:rPr>
-        <w:t>Step 3: Sum</w:t>
-      </w:r>
-    </w:p>
-    <w:p>
-      <w:pPr>
-        <w:spacing w:after="0" w:line="240" w:lineRule="auto"/>
-        <w:rPr>
-          <w:rFonts w:ascii="Times New Roman" w:eastAsia="Times New Roman" w:hAnsi="Times New Roman" w:cs="Times New Roman"/>
-          <w:sz w:val="24"/>
-          <w:szCs w:val="24"/>
-        </w:rPr>
-      </w:pPr>
-      <m:oMathPara>
-        <m:oMath>
-          <m:r>
-            <w:rPr>
-              <w:rFonts w:ascii="Cambria Math" w:eastAsia="Times New Roman" w:hAnsi="Cambria Math" w:cs="Times New Roman"/>
-              <w:sz w:val="24"/>
-              <w:szCs w:val="24"/>
-            </w:rPr>
-            <m:t>S=1+0.9265+0.9504+0.9697</m:t>
-          </m:r>
-          <m:r>
-            <w:rPr>
-              <w:rFonts w:ascii="Cambria Math" w:eastAsia="Times New Roman" w:hAnsi="Cambria Math" w:cs="Times New Roman"/>
-              <w:sz w:val="24"/>
-              <w:szCs w:val="24"/>
-            </w:rPr>
-            <w:br/>
-          </m:r>
-        </m:oMath>
-        <m:oMath>
-          <m:r>
-            <w:rPr>
-              <w:rFonts w:ascii="Cambria Math" w:eastAsia="Times New Roman" w:hAnsi="Cambria Math" w:cs="Times New Roman"/>
-              <w:sz w:val="24"/>
-              <w:szCs w:val="24"/>
-            </w:rPr>
-            <m:t>S=3.8466</m:t>
-          </m:r>
-          <m:r>
-            <w:rPr>
-              <w:rFonts w:ascii="Cambria Math" w:eastAsia="Times New Roman" w:hAnsi="Cambria Math" w:cs="Times New Roman"/>
-              <w:sz w:val="24"/>
-              <w:szCs w:val="24"/>
-            </w:rPr>
-            <w:br/>
-          </m:r>
-        </m:oMath>
-      </m:oMathPara>
-    </w:p>
-    <w:p>
-      <w:pPr>
-        <w:spacing w:after="0" w:line="240" w:lineRule="auto"/>
-        <w:rPr>
-          <w:rFonts w:ascii="Times New Roman" w:eastAsia="Times New Roman" w:hAnsi="Times New Roman" w:cs="Times New Roman"/>
-          <w:sz w:val="24"/>
-          <w:szCs w:val="24"/>
-        </w:rPr>
-      </w:pPr>
-      <w:r>
-        <w:rPr>
-          <w:rFonts w:ascii="Times New Roman" w:eastAsia="Times New Roman" w:hAnsi="Times New Roman" w:cs="Times New Roman"/>
-          <w:sz w:val="24"/>
-          <w:szCs w:val="24"/>
-        </w:rPr>
-        <w:pict w14:anchorId="516BFCAC">
-          <v:rect id="_x0000_i1038" style="width:0;height:1.5pt" o:hralign="center" o:hrstd="t" o:hr="t" fillcolor="#a0a0a0" stroked="f"/>
-        </w:pict>
-      </w:r>
-    </w:p>
-    <w:p>
-      <w:pPr>
-        <w:numPr>
-          <w:ilvl w:val="0"/>
-          <w:numId w:val="1"/>
-        </w:numPr>
-        <w:spacing w:before="100" w:beforeAutospacing="1" w:after="100" w:afterAutospacing="1" w:line="240" w:lineRule="auto"/>
-        <w:ind w:left="0" w:firstLine="0"/>
-        <w:outlineLvl w:val="1"/>
-        <w:rPr>
-          <w:rFonts w:ascii="Times New Roman" w:eastAsia="Times New Roman" w:hAnsi="Times New Roman" w:cs="Times New Roman"/>
-          <w:b/>
-          <w:bCs/>
-          <w:sz w:val="36"/>
-          <w:szCs w:val="36"/>
-        </w:rPr>
-      </w:pPr>
-      <w:r>
-        <w:rPr>
-          <w:rFonts w:ascii="Times New Roman" w:eastAsia="Times New Roman" w:hAnsi="Times New Roman" w:cs="Times New Roman"/>
-          <w:b/>
-          <w:bCs/>
-          <w:sz w:val="36"/>
-          <w:szCs w:val="36"/>
-        </w:rPr>
-        <w:t>Step 4: Normalize</w:t>
-      </w:r>
-    </w:p>
-    <w:p>
-      <w:pPr>
-        <w:spacing w:after="0" w:line="240" w:lineRule="auto"/>
-        <w:rPr>
-          <w:rFonts w:ascii="Times New Roman" w:eastAsia="Times New Roman" w:hAnsi="Times New Roman" w:cs="Times New Roman"/>
-          <w:sz w:val="24"/>
-          <w:szCs w:val="24"/>
-        </w:rPr>
-      </w:pPr>
-      <m:oMathPara>
-        <m:oMath>
-          <m:d>
-            <m:dPr>
-              <m:begChr m:val="["/>
-              <m:sepChr m:val=","/>
-              <m:endChr m:val="]"/>
-              <m:ctrlPr>
-                <w:rPr>
-                  <w:rFonts w:ascii="Cambria Math" w:eastAsia="Times New Roman" w:hAnsi="Cambria Math" w:cs="Times New Roman"/>
-                  <w:sz w:val="24"/>
-                  <w:szCs w:val="24"/>
-                </w:rPr>
-              </m:ctrlPr>
-            </m:dPr>
-            <m:e>
-              <m:r>
-                <w:rPr>
-                  <w:rFonts w:ascii="Cambria Math" w:eastAsia="Times New Roman" w:hAnsi="Cambria Math" w:cs="Times New Roman"/>
-                  <w:sz w:val="24"/>
-                  <w:szCs w:val="24"/>
-                </w:rPr>
-                <m:t>1</m:t>
-              </m:r>
-              <m:r>
-                <m:rPr>
-                  <m:sty m:val="p"/>
-                </m:rPr>
-                <w:rPr>
-                  <w:rFonts w:ascii="Cambria Math" w:eastAsia="Times New Roman" w:hAnsi="Cambria Math" w:cs="Times New Roman"/>
-                  <w:sz w:val="24"/>
-                  <w:szCs w:val="24"/>
-                </w:rPr>
-                <m:t>/</m:t>
-              </m:r>
-              <m:r>
-                <w:rPr>
-                  <w:rFonts w:ascii="Cambria Math" w:eastAsia="Times New Roman" w:hAnsi="Cambria Math" w:cs="Times New Roman"/>
-                  <w:sz w:val="24"/>
-                  <w:szCs w:val="24"/>
-                </w:rPr>
-                <m:t>3.8466</m:t>
-              </m:r>
-            </m:e>
-            <m:e>
-              <m:r>
-                <m:rPr>
-                  <m:nor/>
-                </m:rPr>
-                <w:rPr>
-                  <w:rFonts w:ascii="Times New Roman" w:eastAsia="Times New Roman" w:hAnsi="Times New Roman" w:cs="Times New Roman"/>
-                  <w:sz w:val="24"/>
-                  <w:szCs w:val="24"/>
-                </w:rPr>
-                <m:t>  </m:t>
-              </m:r>
-              <m:r>
-                <w:rPr>
-                  <w:rFonts w:ascii="Cambria Math" w:eastAsia="Times New Roman" w:hAnsi="Cambria Math" w:cs="Times New Roman"/>
-                  <w:sz w:val="24"/>
-                  <w:szCs w:val="24"/>
-                </w:rPr>
-                <m:t>0.9265</m:t>
-              </m:r>
-              <m:r>
-                <m:rPr>
-                  <m:sty m:val="p"/>
-                </m:rPr>
-                <w:rPr>
-                  <w:rFonts w:ascii="Cambria Math" w:eastAsia="Times New Roman" w:hAnsi="Cambria Math" w:cs="Times New Roman"/>
-                  <w:sz w:val="24"/>
-                  <w:szCs w:val="24"/>
-                </w:rPr>
-                <m:t>/</m:t>
-              </m:r>
-              <m:r>
-                <w:rPr>
-                  <w:rFonts w:ascii="Cambria Math" w:eastAsia="Times New Roman" w:hAnsi="Cambria Math" w:cs="Times New Roman"/>
-                  <w:sz w:val="24"/>
-                  <w:szCs w:val="24"/>
-                </w:rPr>
-                <m:t>3.8466</m:t>
-              </m:r>
-            </m:e>
-            <m:e>
-              <m:r>
-                <m:rPr>
-                  <m:nor/>
-                </m:rPr>
-                <w:rPr>
-                  <w:rFonts w:ascii="Times New Roman" w:eastAsia="Times New Roman" w:hAnsi="Times New Roman" w:cs="Times New Roman"/>
-                  <w:sz w:val="24"/>
-                  <w:szCs w:val="24"/>
-                </w:rPr>
-                <m:t>  </m:t>
-              </m:r>
-              <m:r>
-                <w:rPr>
-                  <w:rFonts w:ascii="Cambria Math" w:eastAsia="Times New Roman" w:hAnsi="Cambria Math" w:cs="Times New Roman"/>
-                  <w:sz w:val="24"/>
-                  <w:szCs w:val="24"/>
-                </w:rPr>
-                <m:t>0.9504</m:t>
-              </m:r>
-              <m:r>
-                <m:rPr>
-                  <m:sty m:val="p"/>
-                </m:rPr>
-                <w:rPr>
-                  <w:rFonts w:ascii="Cambria Math" w:eastAsia="Times New Roman" w:hAnsi="Cambria Math" w:cs="Times New Roman"/>
-                  <w:sz w:val="24"/>
-                  <w:szCs w:val="24"/>
-                </w:rPr>
-                <m:t>/</m:t>
-              </m:r>
-              <m:r>
-                <w:rPr>
-                  <w:rFonts w:ascii="Cambria Math" w:eastAsia="Times New Roman" w:hAnsi="Cambria Math" w:cs="Times New Roman"/>
-                  <w:sz w:val="24"/>
-                  <w:szCs w:val="24"/>
-                </w:rPr>
-                <m:t>3.8466</m:t>
-              </m:r>
-            </m:e>
-            <m:e>
-              <m:r>
-                <m:rPr>
-                  <m:nor/>
-                </m:rPr>
-                <w:rPr>
-                  <w:rFonts w:ascii="Times New Roman" w:eastAsia="Times New Roman" w:hAnsi="Times New Roman" w:cs="Times New Roman"/>
-                  <w:sz w:val="24"/>
-                  <w:szCs w:val="24"/>
-                </w:rPr>
-                <m:t>  </m:t>
-              </m:r>
-              <m:r>
-                <w:rPr>
-                  <w:rFonts w:ascii="Cambria Math" w:eastAsia="Times New Roman" w:hAnsi="Cambria Math" w:cs="Times New Roman"/>
-                  <w:sz w:val="24"/>
-                  <w:szCs w:val="24"/>
-                </w:rPr>
-                <m:t>0.9697</m:t>
-              </m:r>
-              <m:r>
-                <m:rPr>
-                  <m:sty m:val="p"/>
-                </m:rPr>
-                <w:rPr>
-                  <w:rFonts w:ascii="Cambria Math" w:eastAsia="Times New Roman" w:hAnsi="Cambria Math" w:cs="Times New Roman"/>
-                  <w:sz w:val="24"/>
-                  <w:szCs w:val="24"/>
-                </w:rPr>
-                <m:t>/</m:t>
-              </m:r>
-              <m:r>
-                <w:rPr>
-                  <w:rFonts w:ascii="Cambria Math" w:eastAsia="Times New Roman" w:hAnsi="Cambria Math" w:cs="Times New Roman"/>
-                  <w:sz w:val="24"/>
-                  <w:szCs w:val="24"/>
-                </w:rPr>
-                <m:t>3.8466</m:t>
-              </m:r>
-            </m:e>
-          </m:d>
-          <m:r>
-            <m:rPr>
-              <m:sty m:val="p"/>
-            </m:rPr>
-            <w:rPr>
-              <w:rFonts w:ascii="Cambria Math" w:eastAsia="Times New Roman" w:hAnsi="Cambria Math" w:cs="Times New Roman"/>
-              <w:sz w:val="24"/>
-              <w:szCs w:val="24"/>
-            </w:rPr>
-            <w:br/>
-          </m:r>
-        </m:oMath>
-        <m:oMath>
-          <m:r>
-            <w:rPr>
-              <w:rFonts w:ascii="Cambria Math" w:eastAsia="Times New Roman" w:hAnsi="Cambria Math" w:cs="Times New Roman"/>
-              <w:sz w:val="24"/>
-              <w:szCs w:val="24"/>
-            </w:rPr>
-            <m:t>=[0.2600,</m:t>
-          </m:r>
-          <m:r>
-            <m:rPr>
-              <m:nor/>
-            </m:rPr>
-            <w:rPr>
-              <w:rFonts w:ascii="Times New Roman" w:eastAsia="Times New Roman" w:hAnsi="Times New Roman" w:cs="Times New Roman"/>
-              <w:sz w:val="24"/>
-              <w:szCs w:val="24"/>
-            </w:rPr>
-            <m:t>  </m:t>
-          </m:r>
-          <m:r>
-            <w:rPr>
-              <w:rFonts w:ascii="Cambria Math" w:eastAsia="Times New Roman" w:hAnsi="Cambria Math" w:cs="Times New Roman"/>
-              <w:sz w:val="24"/>
-              <w:szCs w:val="24"/>
-            </w:rPr>
-            <m:t>0.2410,</m:t>
-          </m:r>
-          <m:r>
-            <m:rPr>
-              <m:nor/>
-            </m:rPr>
-            <w:rPr>
-              <w:rFonts w:ascii="Times New Roman" w:eastAsia="Times New Roman" w:hAnsi="Times New Roman" w:cs="Times New Roman"/>
-              <w:sz w:val="24"/>
-              <w:szCs w:val="24"/>
-            </w:rPr>
-            <m:t>  </m:t>
-          </m:r>
-          <m:r>
-            <w:rPr>
-              <w:rFonts w:ascii="Cambria Math" w:eastAsia="Times New Roman" w:hAnsi="Cambria Math" w:cs="Times New Roman"/>
-              <w:sz w:val="24"/>
-              <w:szCs w:val="24"/>
-            </w:rPr>
-            <m:t>0.2472,</m:t>
-          </m:r>
-          <m:r>
-            <m:rPr>
-              <m:nor/>
-            </m:rPr>
-            <w:rPr>
-              <w:rFonts w:ascii="Times New Roman" w:eastAsia="Times New Roman" w:hAnsi="Times New Roman" w:cs="Times New Roman"/>
-              <w:sz w:val="24"/>
-              <w:szCs w:val="24"/>
-            </w:rPr>
-            <m:t>  </m:t>
-          </m:r>
-          <m:r>
-            <w:rPr>
-              <w:rFonts w:ascii="Cambria Math" w:eastAsia="Times New Roman" w:hAnsi="Cambria Math" w:cs="Times New Roman"/>
-              <w:sz w:val="24"/>
-              <w:szCs w:val="24"/>
-            </w:rPr>
-            <m:t>0.2520]</m:t>
-          </m:r>
-          <m:r>
-            <w:rPr>
-              <w:rFonts w:ascii="Cambria Math" w:eastAsia="Times New Roman" w:hAnsi="Cambria Math" w:cs="Times New Roman"/>
-              <w:sz w:val="24"/>
-              <w:szCs w:val="24"/>
-            </w:rPr>
-            <w:br/>
-          </m:r>
-        </m:oMath>
-      </m:oMathPara>
-    </w:p>
-    <w:p>
-      <w:pPr>
-        <w:spacing w:after="0" w:line="240" w:lineRule="auto"/>
-        <w:rPr>
-          <w:rFonts w:ascii="Times New Roman" w:eastAsia="Times New Roman" w:hAnsi="Times New Roman" w:cs="Times New Roman"/>
-          <w:sz w:val="24"/>
-          <w:szCs w:val="24"/>
-        </w:rPr>
-      </w:pPr>
-      <w:r>
-        <w:rPr>
-          <w:rFonts w:ascii="Times New Roman" w:eastAsia="Times New Roman" w:hAnsi="Times New Roman" w:cs="Times New Roman"/>
-          <w:sz w:val="24"/>
-          <w:szCs w:val="24"/>
-        </w:rPr>
-        <w:pict w14:anchorId="36C93205">
-          <v:rect id="_x0000_i1039" style="width:0;height:1.5pt" o:hralign="center" o:hrstd="t" o:hr="t" fillcolor="#a0a0a0" stroked="f"/>
-        </w:pict>
-      </w:r>
-    </w:p>
-    <w:p>
-      <w:pPr>
-        <w:numPr>
-          <w:ilvl w:val="0"/>
-          <w:numId w:val="1"/>
-        </w:numPr>
-        <w:spacing w:before="100" w:beforeAutospacing="1" w:after="100" w:afterAutospacing="1" w:line="240" w:lineRule="auto"/>
-        <w:ind w:left="0" w:firstLine="0"/>
-        <w:outlineLvl w:val="0"/>
-        <w:rPr>
-          <w:rFonts w:ascii="Times New Roman" w:eastAsia="Times New Roman" w:hAnsi="Times New Roman" w:cs="Times New Roman"/>
-          <w:b/>
-          <w:bCs/>
-          <w:kern w:val="36"/>
-          <w:sz w:val="48"/>
-          <w:szCs w:val="48"/>
-        </w:rPr>
-      </w:pPr>
-      <w:r>
-        <w:rPr>
-          <w:rFonts w:ascii="Times New Roman" w:eastAsia="Times New Roman" w:hAnsi="Times New Roman" w:cs="Times New Roman"/>
-          <w:b/>
-          <w:bCs/>
-          <w:kern w:val="36"/>
-          <w:sz w:val="48"/>
-          <w:szCs w:val="48"/>
-        </w:rPr>
-        <w:t>2️</w:t>
-      </w:r>
-      <w:r>
-        <w:rPr>
-          <w:rFonts w:ascii="Segoe UI Symbol" w:eastAsia="Times New Roman" w:hAnsi="Segoe UI Symbol" w:cs="Segoe UI Symbol"/>
-          <w:b/>
-          <w:bCs/>
-          <w:kern w:val="36"/>
-          <w:sz w:val="48"/>
-          <w:szCs w:val="48"/>
-        </w:rPr>
-        <w:t>⃣</w:t>
-      </w:r>
-      <w:r>
-        <w:rPr>
-          <w:rFonts w:ascii="Times New Roman" w:eastAsia="Times New Roman" w:hAnsi="Times New Roman" w:cs="Times New Roman"/>
-          <w:b/>
-          <w:bCs/>
-          <w:kern w:val="36"/>
-          <w:sz w:val="48"/>
-          <w:szCs w:val="48"/>
-        </w:rPr>
-        <w:t xml:space="preserve"> Row 3 </w:t>
-      </w:r>
-      <w:proofErr w:type="spellStart"/>
-      <w:r>
-        <w:rPr>
-          <w:rFonts w:ascii="Times New Roman" w:eastAsia="Times New Roman" w:hAnsi="Times New Roman" w:cs="Times New Roman"/>
-          <w:b/>
-          <w:bCs/>
-          <w:kern w:val="36"/>
-          <w:sz w:val="48"/>
-          <w:szCs w:val="48"/>
-        </w:rPr>
-        <w:t>Softmax</w:t>
-      </w:r>
-      <w:proofErr w:type="spellEnd"/>
-    </w:p>
-    <w:p>
-      <w:pPr>
-        <w:spacing w:before="100" w:beforeAutospacing="1" w:after="100" w:afterAutospacing="1" w:line="240" w:lineRule="auto"/>
-        <w:rPr>
-          <w:rFonts w:ascii="Times New Roman" w:eastAsia="Times New Roman" w:hAnsi="Times New Roman" w:cs="Times New Roman"/>
-          <w:sz w:val="24"/>
-          <w:szCs w:val="24"/>
-        </w:rPr>
-      </w:pPr>
-      <w:r>
-        <w:rPr>
-          <w:rFonts w:ascii="Times New Roman" w:eastAsia="Times New Roman" w:hAnsi="Times New Roman" w:cs="Times New Roman"/>
-          <w:sz w:val="24"/>
-          <w:szCs w:val="24"/>
-        </w:rPr>
-        <w:t>Row:</w:t>
-      </w:r>
-    </w:p>
-    <w:p>
-      <w:pPr>
-        <w:spacing w:after="0" w:line="240" w:lineRule="auto"/>
-        <w:rPr>
-          <w:rFonts w:ascii="Times New Roman" w:eastAsia="Times New Roman" w:hAnsi="Times New Roman" w:cs="Times New Roman"/>
-          <w:sz w:val="24"/>
-          <w:szCs w:val="24"/>
-        </w:rPr>
-      </w:pPr>
-      <m:oMathPara>
-        <m:oMath>
-          <m:d>
-            <m:dPr>
-              <m:begChr m:val="["/>
-              <m:sepChr m:val=","/>
-              <m:endChr m:val="]"/>
-              <m:ctrlPr>
-                <w:rPr>
-                  <w:rFonts w:ascii="Cambria Math" w:eastAsia="Times New Roman" w:hAnsi="Cambria Math" w:cs="Times New Roman"/>
-                  <w:sz w:val="24"/>
-                  <w:szCs w:val="24"/>
-                </w:rPr>
-              </m:ctrlPr>
-            </m:dPr>
-            <m:e>
-              <m:r>
-                <w:rPr>
-                  <w:rFonts w:ascii="Cambria Math" w:eastAsia="Times New Roman" w:hAnsi="Cambria Math" w:cs="Times New Roman"/>
-                  <w:sz w:val="24"/>
-                  <w:szCs w:val="24"/>
-                </w:rPr>
-                <m:t>0.2910</m:t>
-              </m:r>
-            </m:e>
-            <m:e>
-              <m:r>
-                <m:rPr>
-                  <m:nor/>
-                </m:rPr>
-                <w:rPr>
-                  <w:rFonts w:ascii="Times New Roman" w:eastAsia="Times New Roman" w:hAnsi="Times New Roman" w:cs="Times New Roman"/>
-                  <w:sz w:val="24"/>
-                  <w:szCs w:val="24"/>
-                </w:rPr>
-                <m:t>  </m:t>
-              </m:r>
-              <m:r>
-                <w:rPr>
-                  <w:rFonts w:ascii="Cambria Math" w:eastAsia="Times New Roman" w:hAnsi="Cambria Math" w:cs="Times New Roman"/>
-                  <w:sz w:val="24"/>
-                  <w:szCs w:val="24"/>
-                </w:rPr>
-                <m:t>0.2055</m:t>
-              </m:r>
-            </m:e>
-            <m:e>
-              <m:r>
-                <m:rPr>
-                  <m:nor/>
-                </m:rPr>
-                <w:rPr>
-                  <w:rFonts w:ascii="Times New Roman" w:eastAsia="Times New Roman" w:hAnsi="Times New Roman" w:cs="Times New Roman"/>
-                  <w:sz w:val="24"/>
-                  <w:szCs w:val="24"/>
-                </w:rPr>
-                <m:t>  </m:t>
-              </m:r>
-              <m:r>
-                <w:rPr>
-                  <w:rFonts w:ascii="Cambria Math" w:eastAsia="Times New Roman" w:hAnsi="Cambria Math" w:cs="Times New Roman"/>
-                  <w:sz w:val="24"/>
-                  <w:szCs w:val="24"/>
-                </w:rPr>
-                <m:t>0.2336</m:t>
-              </m:r>
-            </m:e>
-            <m:e>
-              <m:r>
-                <m:rPr>
-                  <m:nor/>
-                </m:rPr>
-                <w:rPr>
-                  <w:rFonts w:ascii="Times New Roman" w:eastAsia="Times New Roman" w:hAnsi="Times New Roman" w:cs="Times New Roman"/>
-                  <w:sz w:val="24"/>
-                  <w:szCs w:val="24"/>
-                </w:rPr>
-                <m:t>  </m:t>
-              </m:r>
-              <m:r>
-                <w:rPr>
-                  <w:rFonts w:ascii="Cambria Math" w:eastAsia="Times New Roman" w:hAnsi="Cambria Math" w:cs="Times New Roman"/>
-                  <w:sz w:val="24"/>
-                  <w:szCs w:val="24"/>
-                </w:rPr>
-                <m:t>0.2572</m:t>
-              </m:r>
-            </m:e>
-          </m:d>
-          <m:r>
-            <m:rPr>
-              <m:sty m:val="p"/>
-            </m:rPr>
-            <w:rPr>
-              <w:rFonts w:ascii="Cambria Math" w:eastAsia="Times New Roman" w:hAnsi="Cambria Math" w:cs="Times New Roman"/>
-              <w:sz w:val="24"/>
-              <w:szCs w:val="24"/>
-            </w:rPr>
-            <w:br/>
-          </m:r>
-        </m:oMath>
-      </m:oMathPara>
-    </w:p>
-    <w:p>
-      <w:pPr>
-        <w:numPr>
-          <w:ilvl w:val="0"/>
-          <w:numId w:val="1"/>
-        </w:numPr>
-        <w:spacing w:before="100" w:beforeAutospacing="1" w:after="100" w:afterAutospacing="1" w:line="240" w:lineRule="auto"/>
-        <w:ind w:left="0" w:firstLine="0"/>
-        <w:outlineLvl w:val="1"/>
-        <w:rPr>
-          <w:rFonts w:ascii="Times New Roman" w:eastAsia="Times New Roman" w:hAnsi="Times New Roman" w:cs="Times New Roman"/>
-          <w:b/>
-          <w:bCs/>
-          <w:sz w:val="36"/>
-          <w:szCs w:val="36"/>
-        </w:rPr>
-      </w:pPr>
-      <w:r>
-        <w:rPr>
-          <w:rFonts w:ascii="Times New Roman" w:eastAsia="Times New Roman" w:hAnsi="Times New Roman" w:cs="Times New Roman"/>
-          <w:b/>
-          <w:bCs/>
-          <w:sz w:val="36"/>
-          <w:szCs w:val="36"/>
-        </w:rPr>
-        <w:t>Step 1: Subtract max</w:t>
-      </w:r>
-    </w:p>
-    <w:p>
-      <w:pPr>
-        <w:spacing w:before="100" w:beforeAutospacing="1" w:after="100" w:afterAutospacing="1" w:line="240" w:lineRule="auto"/>
-        <w:rPr>
-          <w:rFonts w:ascii="Times New Roman" w:eastAsia="Times New Roman" w:hAnsi="Times New Roman" w:cs="Times New Roman"/>
-          <w:sz w:val="24"/>
-          <w:szCs w:val="24"/>
-        </w:rPr>
-      </w:pPr>
-      <w:r>
-        <w:rPr>
-          <w:rFonts w:ascii="Times New Roman" w:eastAsia="Times New Roman" w:hAnsi="Times New Roman" w:cs="Times New Roman"/>
-          <w:sz w:val="24"/>
-          <w:szCs w:val="24"/>
-        </w:rPr>
-        <w:t>Max = 0.2910</w:t>
-      </w:r>
-    </w:p>
-    <w:p>
-      <w:pPr>
-        <w:spacing w:after="0" w:line="240" w:lineRule="auto"/>
-        <w:rPr>
-          <w:rFonts w:ascii="Times New Roman" w:eastAsia="Times New Roman" w:hAnsi="Times New Roman" w:cs="Times New Roman"/>
-          <w:sz w:val="24"/>
-          <w:szCs w:val="24"/>
-        </w:rPr>
-      </w:pPr>
-      <m:oMathPara>
-        <m:oMath>
-          <m:d>
-            <m:dPr>
-              <m:begChr m:val="["/>
-              <m:endChr m:val="]"/>
-              <m:ctrlPr>
-                <w:rPr>
-                  <w:rFonts w:ascii="Cambria Math" w:eastAsia="Times New Roman" w:hAnsi="Cambria Math" w:cs="Times New Roman"/>
-                  <w:sz w:val="24"/>
-                  <w:szCs w:val="24"/>
-                </w:rPr>
-              </m:ctrlPr>
-            </m:dPr>
-            <m:e>
-              <m:r>
-                <w:rPr>
-                  <w:rFonts w:ascii="Cambria Math" w:eastAsia="Times New Roman" w:hAnsi="Cambria Math" w:cs="Times New Roman"/>
-                  <w:sz w:val="24"/>
-                  <w:szCs w:val="24"/>
-                </w:rPr>
-                <m:t>0,</m:t>
-              </m:r>
-              <m:r>
-                <m:rPr>
-                  <m:nor/>
-                </m:rPr>
-                <w:rPr>
-                  <w:rFonts w:ascii="Times New Roman" w:eastAsia="Times New Roman" w:hAnsi="Times New Roman" w:cs="Times New Roman"/>
-                  <w:sz w:val="24"/>
-                  <w:szCs w:val="24"/>
-                </w:rPr>
-                <m:t>  </m:t>
-              </m:r>
-              <m:r>
-                <w:rPr>
-                  <w:rFonts w:ascii="Cambria Math" w:eastAsia="Times New Roman" w:hAnsi="Cambria Math" w:cs="Times New Roman"/>
-                  <w:sz w:val="24"/>
-                  <w:szCs w:val="24"/>
-                </w:rPr>
-                <m:t>-0.0855,</m:t>
-              </m:r>
-              <m:r>
-                <m:rPr>
-                  <m:nor/>
-                </m:rPr>
-                <w:rPr>
-                  <w:rFonts w:ascii="Times New Roman" w:eastAsia="Times New Roman" w:hAnsi="Times New Roman" w:cs="Times New Roman"/>
-                  <w:sz w:val="24"/>
-                  <w:szCs w:val="24"/>
-                </w:rPr>
-                <m:t>  </m:t>
-              </m:r>
-              <m:r>
-                <w:rPr>
-                  <w:rFonts w:ascii="Cambria Math" w:eastAsia="Times New Roman" w:hAnsi="Cambria Math" w:cs="Times New Roman"/>
-                  <w:sz w:val="24"/>
-                  <w:szCs w:val="24"/>
-                </w:rPr>
-                <m:t>-0.0574,</m:t>
-              </m:r>
-              <m:r>
-                <m:rPr>
-                  <m:nor/>
-                </m:rPr>
-                <w:rPr>
-                  <w:rFonts w:ascii="Times New Roman" w:eastAsia="Times New Roman" w:hAnsi="Times New Roman" w:cs="Times New Roman"/>
-                  <w:sz w:val="24"/>
-                  <w:szCs w:val="24"/>
-                </w:rPr>
-                <m:t>  </m:t>
-              </m:r>
-              <m:r>
-                <w:rPr>
-                  <w:rFonts w:ascii="Cambria Math" w:eastAsia="Times New Roman" w:hAnsi="Cambria Math" w:cs="Times New Roman"/>
-                  <w:sz w:val="24"/>
-                  <w:szCs w:val="24"/>
-                </w:rPr>
-                <m:t>-0.0338</m:t>
-              </m:r>
-            </m:e>
-          </m:d>
-          <m:r>
-            <m:rPr>
-              <m:sty m:val="p"/>
-            </m:rPr>
-            <w:rPr>
-              <w:rFonts w:ascii="Cambria Math" w:eastAsia="Times New Roman" w:hAnsi="Cambria Math" w:cs="Times New Roman"/>
-              <w:sz w:val="24"/>
-              <w:szCs w:val="24"/>
-            </w:rPr>
-            <w:br/>
-          </m:r>
-        </m:oMath>
-      </m:oMathPara>
-    </w:p>
-    <w:p>
-      <w:pPr>
-        <w:spacing w:after="0" w:line="240" w:lineRule="auto"/>
-        <w:rPr>
-          <w:rFonts w:ascii="Times New Roman" w:eastAsia="Times New Roman" w:hAnsi="Times New Roman" w:cs="Times New Roman"/>
-          <w:sz w:val="24"/>
-          <w:szCs w:val="24"/>
-        </w:rPr>
-      </w:pPr>
-    </w:p>
-    <w:p>
-      <w:pPr>
-        <w:numPr>
-          <w:ilvl w:val="0"/>
-          <w:numId w:val="1"/>
-        </w:numPr>
-        <w:spacing w:before="100" w:beforeAutospacing="1" w:after="100" w:afterAutospacing="1" w:line="240" w:lineRule="auto"/>
-        <w:ind w:left="0" w:firstLine="0"/>
-        <w:outlineLvl w:val="1"/>
-        <w:rPr>
-          <w:rFonts w:ascii="Times New Roman" w:eastAsia="Times New Roman" w:hAnsi="Times New Roman" w:cs="Times New Roman"/>
-          <w:b/>
-          <w:bCs/>
-          <w:sz w:val="36"/>
-          <w:szCs w:val="36"/>
-        </w:rPr>
-      </w:pPr>
-      <w:r>
-        <w:rPr>
-          <w:rFonts w:ascii="Times New Roman" w:eastAsia="Times New Roman" w:hAnsi="Times New Roman" w:cs="Times New Roman"/>
-          <w:b/>
-          <w:bCs/>
-          <w:sz w:val="36"/>
-          <w:szCs w:val="36"/>
-        </w:rPr>
-        <w:t>Step 2: Exponentials</w:t>
-      </w:r>
-    </w:p>
-    <w:p>
-      <w:pPr>
-        <w:spacing w:after="0" w:line="240" w:lineRule="auto"/>
-        <w:rPr>
-          <w:rFonts w:ascii="Times New Roman" w:eastAsia="Times New Roman" w:hAnsi="Times New Roman" w:cs="Times New Roman"/>
-          <w:sz w:val="24"/>
-          <w:szCs w:val="24"/>
-        </w:rPr>
-      </w:pPr>
-      <m:oMathPara>
-        <m:oMath>
-          <m:sSup>
-            <m:sSupPr>
-              <m:ctrlPr>
-                <w:rPr>
-                  <w:rFonts w:ascii="Cambria Math" w:eastAsia="Times New Roman" w:hAnsi="Cambria Math" w:cs="Times New Roman"/>
-                  <w:sz w:val="24"/>
-                  <w:szCs w:val="24"/>
-                </w:rPr>
-              </m:ctrlPr>
-            </m:sSupPr>
-            <m:e>
-              <m:r>
-                <w:rPr>
-                  <w:rFonts w:ascii="Cambria Math" w:eastAsia="Times New Roman" w:hAnsi="Cambria Math" w:cs="Times New Roman"/>
-                  <w:sz w:val="24"/>
-                  <w:szCs w:val="24"/>
-                </w:rPr>
-                <m:t>e</m:t>
-              </m:r>
-            </m:e>
-            <m:sup>
-              <m:r>
-                <w:rPr>
-                  <w:rFonts w:ascii="Cambria Math" w:eastAsia="Times New Roman" w:hAnsi="Cambria Math" w:cs="Times New Roman"/>
-                  <w:sz w:val="24"/>
-                  <w:szCs w:val="24"/>
-                </w:rPr>
-                <m:t>0</m:t>
-              </m:r>
-            </m:sup>
-          </m:sSup>
-          <m:r>
-            <w:rPr>
-              <w:rFonts w:ascii="Cambria Math" w:eastAsia="Times New Roman" w:hAnsi="Cambria Math" w:cs="Times New Roman"/>
-              <w:sz w:val="24"/>
-              <w:szCs w:val="24"/>
-            </w:rPr>
-            <m:t>=1</m:t>
-          </m:r>
-          <m:r>
-            <w:rPr>
-              <w:rFonts w:ascii="Cambria Math" w:eastAsia="Times New Roman" w:hAnsi="Cambria Math" w:cs="Times New Roman"/>
-              <w:sz w:val="24"/>
-              <w:szCs w:val="24"/>
-            </w:rPr>
-            <w:br/>
-          </m:r>
-        </m:oMath>
-        <m:oMath>
-          <m:sSup>
-            <m:sSupPr>
-              <m:ctrlPr>
-                <w:rPr>
-                  <w:rFonts w:ascii="Cambria Math" w:eastAsia="Times New Roman" w:hAnsi="Cambria Math" w:cs="Times New Roman"/>
-                  <w:sz w:val="24"/>
-                  <w:szCs w:val="24"/>
-                </w:rPr>
-              </m:ctrlPr>
-            </m:sSupPr>
-            <m:e>
-              <m:r>
-                <w:rPr>
-                  <w:rFonts w:ascii="Cambria Math" w:eastAsia="Times New Roman" w:hAnsi="Cambria Math" w:cs="Times New Roman"/>
-                  <w:sz w:val="24"/>
-                  <w:szCs w:val="24"/>
-                </w:rPr>
-                <m:t>e</m:t>
-              </m:r>
-            </m:e>
-            <m:sup>
-              <m:r>
-                <w:rPr>
-                  <w:rFonts w:ascii="Cambria Math" w:eastAsia="Times New Roman" w:hAnsi="Cambria Math" w:cs="Times New Roman"/>
-                  <w:sz w:val="24"/>
-                  <w:szCs w:val="24"/>
-                </w:rPr>
-                <m:t>-0.0855</m:t>
-              </m:r>
-            </m:sup>
-          </m:sSup>
-          <m:r>
-            <w:rPr>
-              <w:rFonts w:ascii="Cambria Math" w:eastAsia="Times New Roman" w:hAnsi="Cambria Math" w:cs="Times New Roman"/>
-              <w:sz w:val="24"/>
-              <w:szCs w:val="24"/>
-            </w:rPr>
-            <m:t>≈0.9180</m:t>
-          </m:r>
-          <m:r>
-            <w:rPr>
-              <w:rFonts w:ascii="Cambria Math" w:eastAsia="Times New Roman" w:hAnsi="Cambria Math" w:cs="Times New Roman"/>
-              <w:sz w:val="24"/>
-              <w:szCs w:val="24"/>
-            </w:rPr>
-            <w:br/>
-          </m:r>
-        </m:oMath>
-        <m:oMath>
-          <m:sSup>
-            <m:sSupPr>
-              <m:ctrlPr>
-                <w:rPr>
-                  <w:rFonts w:ascii="Cambria Math" w:eastAsia="Times New Roman" w:hAnsi="Cambria Math" w:cs="Times New Roman"/>
-                  <w:sz w:val="24"/>
-                  <w:szCs w:val="24"/>
-                </w:rPr>
-              </m:ctrlPr>
-            </m:sSupPr>
-            <m:e>
-              <m:r>
-                <w:rPr>
-                  <w:rFonts w:ascii="Cambria Math" w:eastAsia="Times New Roman" w:hAnsi="Cambria Math" w:cs="Times New Roman"/>
-                  <w:sz w:val="24"/>
-                  <w:szCs w:val="24"/>
-                </w:rPr>
-                <m:t>e</m:t>
-              </m:r>
-            </m:e>
-            <m:sup>
-              <m:r>
-                <w:rPr>
-                  <w:rFonts w:ascii="Cambria Math" w:eastAsia="Times New Roman" w:hAnsi="Cambria Math" w:cs="Times New Roman"/>
-                  <w:sz w:val="24"/>
-                  <w:szCs w:val="24"/>
-                </w:rPr>
-                <m:t>-0.0574</m:t>
-              </m:r>
-            </m:sup>
-          </m:sSup>
-          <m:r>
-            <w:rPr>
-              <w:rFonts w:ascii="Cambria Math" w:eastAsia="Times New Roman" w:hAnsi="Cambria Math" w:cs="Times New Roman"/>
-              <w:sz w:val="24"/>
-              <w:szCs w:val="24"/>
-            </w:rPr>
-            <m:t>≈0.9442</m:t>
-          </m:r>
-          <m:r>
-            <w:rPr>
-              <w:rFonts w:ascii="Cambria Math" w:eastAsia="Times New Roman" w:hAnsi="Cambria Math" w:cs="Times New Roman"/>
-              <w:sz w:val="24"/>
-              <w:szCs w:val="24"/>
-            </w:rPr>
-            <w:br/>
-          </m:r>
-        </m:oMath>
-        <m:oMath>
-          <m:sSup>
-            <m:sSupPr>
-              <m:ctrlPr>
-                <w:rPr>
-                  <w:rFonts w:ascii="Cambria Math" w:eastAsia="Times New Roman" w:hAnsi="Cambria Math" w:cs="Times New Roman"/>
-                  <w:sz w:val="24"/>
-                  <w:szCs w:val="24"/>
-                </w:rPr>
-              </m:ctrlPr>
-            </m:sSupPr>
-            <m:e>
-              <m:r>
-                <w:rPr>
-                  <w:rFonts w:ascii="Cambria Math" w:eastAsia="Times New Roman" w:hAnsi="Cambria Math" w:cs="Times New Roman"/>
-                  <w:sz w:val="24"/>
-                  <w:szCs w:val="24"/>
-                </w:rPr>
-                <m:t>e</m:t>
-              </m:r>
-            </m:e>
-            <m:sup>
-              <m:r>
-                <w:rPr>
-                  <w:rFonts w:ascii="Cambria Math" w:eastAsia="Times New Roman" w:hAnsi="Cambria Math" w:cs="Times New Roman"/>
-                  <w:sz w:val="24"/>
-                  <w:szCs w:val="24"/>
-                </w:rPr>
-                <m:t>-0.0338</m:t>
-              </m:r>
-            </m:sup>
-          </m:sSup>
-          <m:r>
-            <w:rPr>
-              <w:rFonts w:ascii="Cambria Math" w:eastAsia="Times New Roman" w:hAnsi="Cambria Math" w:cs="Times New Roman"/>
-              <w:sz w:val="24"/>
-              <w:szCs w:val="24"/>
-            </w:rPr>
-            <m:t>≈0.9667</m:t>
-          </m:r>
-          <m:r>
-            <w:rPr>
-              <w:rFonts w:ascii="Cambria Math" w:eastAsia="Times New Roman" w:hAnsi="Cambria Math" w:cs="Times New Roman"/>
-              <w:sz w:val="24"/>
-              <w:szCs w:val="24"/>
-            </w:rPr>
-            <w:br/>
-          </m:r>
-        </m:oMath>
-      </m:oMathPara>
-    </w:p>
-    <w:p>
-      <w:pPr>
-        <w:spacing w:after="0" w:line="240" w:lineRule="auto"/>
-        <w:rPr>
-          <w:rFonts w:ascii="Times New Roman" w:eastAsia="Times New Roman" w:hAnsi="Times New Roman" w:cs="Times New Roman"/>
-          <w:sz w:val="24"/>
-          <w:szCs w:val="24"/>
-        </w:rPr>
-      </w:pPr>
-    </w:p>
-    <w:p>
-      <w:pPr>
-        <w:numPr>
-          <w:ilvl w:val="0"/>
-          <w:numId w:val="1"/>
-        </w:numPr>
-        <w:spacing w:before="100" w:beforeAutospacing="1" w:after="100" w:afterAutospacing="1" w:line="240" w:lineRule="auto"/>
-        <w:ind w:left="0" w:firstLine="0"/>
-        <w:outlineLvl w:val="1"/>
-        <w:rPr>
-          <w:rFonts w:ascii="Times New Roman" w:eastAsia="Times New Roman" w:hAnsi="Times New Roman" w:cs="Times New Roman"/>
-          <w:b/>
-          <w:bCs/>
-          <w:sz w:val="36"/>
-          <w:szCs w:val="36"/>
-        </w:rPr>
-      </w:pPr>
-      <w:r>
-        <w:rPr>
-          <w:rFonts w:ascii="Times New Roman" w:eastAsia="Times New Roman" w:hAnsi="Times New Roman" w:cs="Times New Roman"/>
-          <w:b/>
-          <w:bCs/>
-          <w:sz w:val="36"/>
-          <w:szCs w:val="36"/>
-        </w:rPr>
-        <w:t>Step 3: Sum</w:t>
-      </w:r>
-    </w:p>
-    <w:p>
-      <w:pPr>
-        <w:spacing w:after="0" w:line="240" w:lineRule="auto"/>
-        <w:rPr>
-          <w:rFonts w:ascii="Times New Roman" w:eastAsia="Times New Roman" w:hAnsi="Times New Roman" w:cs="Times New Roman"/>
-          <w:sz w:val="24"/>
-          <w:szCs w:val="24"/>
-        </w:rPr>
-      </w:pPr>
-      <m:oMathPara>
-        <m:oMath>
-          <m:r>
-            <w:rPr>
-              <w:rFonts w:ascii="Cambria Math" w:eastAsia="Times New Roman" w:hAnsi="Cambria Math" w:cs="Times New Roman"/>
-              <w:sz w:val="24"/>
-              <w:szCs w:val="24"/>
-            </w:rPr>
-            <w:lastRenderedPageBreak/>
-            <m:t>S=1+0.9180+0.9442+0.9667</m:t>
-          </m:r>
-          <m:r>
-            <w:rPr>
-              <w:rFonts w:ascii="Cambria Math" w:eastAsia="Times New Roman" w:hAnsi="Cambria Math" w:cs="Times New Roman"/>
-              <w:sz w:val="24"/>
-              <w:szCs w:val="24"/>
-            </w:rPr>
-            <w:br/>
-          </m:r>
-        </m:oMath>
-        <m:oMath>
-          <m:r>
-            <w:rPr>
-              <w:rFonts w:ascii="Cambria Math" w:eastAsia="Times New Roman" w:hAnsi="Cambria Math" w:cs="Times New Roman"/>
-              <w:sz w:val="24"/>
-              <w:szCs w:val="24"/>
-            </w:rPr>
-            <m:t>S=3.8289</m:t>
-          </m:r>
-          <m:r>
-            <w:rPr>
-              <w:rFonts w:ascii="Cambria Math" w:eastAsia="Times New Roman" w:hAnsi="Cambria Math" w:cs="Times New Roman"/>
-              <w:sz w:val="24"/>
-              <w:szCs w:val="24"/>
-            </w:rPr>
-            <w:br/>
-          </m:r>
-        </m:oMath>
-      </m:oMathPara>
-    </w:p>
-    <w:p>
-      <w:pPr>
-        <w:spacing w:after="0" w:line="240" w:lineRule="auto"/>
-        <w:rPr>
-          <w:rFonts w:ascii="Times New Roman" w:eastAsia="Times New Roman" w:hAnsi="Times New Roman" w:cs="Times New Roman"/>
-          <w:sz w:val="24"/>
-          <w:szCs w:val="24"/>
-        </w:rPr>
-      </w:pPr>
-      <w:r>
-        <w:rPr>
-          <w:rFonts w:ascii="Times New Roman" w:eastAsia="Times New Roman" w:hAnsi="Times New Roman" w:cs="Times New Roman"/>
-          <w:sz w:val="24"/>
-          <w:szCs w:val="24"/>
-        </w:rPr>
-        <w:pict w14:anchorId="3F06D381">
-          <v:rect id="_x0000_i1043" style="width:0;height:1.5pt" o:hralign="center" o:hrstd="t" o:hr="t" fillcolor="#a0a0a0" stroked="f"/>
-        </w:pict>
-      </w:r>
-    </w:p>
-    <w:p>
-      <w:pPr>
-        <w:numPr>
-          <w:ilvl w:val="0"/>
-          <w:numId w:val="1"/>
-        </w:numPr>
-        <w:spacing w:before="100" w:beforeAutospacing="1" w:after="100" w:afterAutospacing="1" w:line="240" w:lineRule="auto"/>
-        <w:ind w:left="0" w:firstLine="0"/>
-        <w:outlineLvl w:val="1"/>
-        <w:rPr>
-          <w:rFonts w:ascii="Times New Roman" w:eastAsia="Times New Roman" w:hAnsi="Times New Roman" w:cs="Times New Roman"/>
-          <w:b/>
-          <w:bCs/>
-          <w:sz w:val="36"/>
-          <w:szCs w:val="36"/>
-        </w:rPr>
-      </w:pPr>
-      <w:r>
-        <w:rPr>
-          <w:rFonts w:ascii="Times New Roman" w:eastAsia="Times New Roman" w:hAnsi="Times New Roman" w:cs="Times New Roman"/>
-          <w:b/>
-          <w:bCs/>
-          <w:sz w:val="36"/>
-          <w:szCs w:val="36"/>
-        </w:rPr>
-        <w:t>Step 4: Normalize</w:t>
-      </w:r>
-    </w:p>
-    <w:p>
-      <w:pPr>
-        <w:spacing w:after="0" w:line="240" w:lineRule="auto"/>
-        <w:rPr>
-          <w:rFonts w:ascii="Times New Roman" w:eastAsia="Times New Roman" w:hAnsi="Times New Roman" w:cs="Times New Roman"/>
-          <w:sz w:val="24"/>
-          <w:szCs w:val="24"/>
-        </w:rPr>
-      </w:pPr>
-      <m:oMathPara>
-        <m:oMath>
-          <m:d>
-            <m:dPr>
-              <m:begChr m:val="["/>
-              <m:sepChr m:val=","/>
-              <m:endChr m:val="]"/>
-              <m:ctrlPr>
-                <w:rPr>
-                  <w:rFonts w:ascii="Cambria Math" w:eastAsia="Times New Roman" w:hAnsi="Cambria Math" w:cs="Times New Roman"/>
-                  <w:sz w:val="24"/>
-                  <w:szCs w:val="24"/>
-                </w:rPr>
-              </m:ctrlPr>
-            </m:dPr>
-            <m:e>
-              <m:r>
-                <w:rPr>
-                  <w:rFonts w:ascii="Cambria Math" w:eastAsia="Times New Roman" w:hAnsi="Cambria Math" w:cs="Times New Roman"/>
-                  <w:sz w:val="24"/>
-                  <w:szCs w:val="24"/>
-                </w:rPr>
-                <m:t>1</m:t>
-              </m:r>
-              <m:r>
-                <m:rPr>
-                  <m:sty m:val="p"/>
-                </m:rPr>
-                <w:rPr>
-                  <w:rFonts w:ascii="Cambria Math" w:eastAsia="Times New Roman" w:hAnsi="Cambria Math" w:cs="Times New Roman"/>
-                  <w:sz w:val="24"/>
-                  <w:szCs w:val="24"/>
-                </w:rPr>
-                <m:t>/</m:t>
-              </m:r>
-              <m:r>
-                <w:rPr>
-                  <w:rFonts w:ascii="Cambria Math" w:eastAsia="Times New Roman" w:hAnsi="Cambria Math" w:cs="Times New Roman"/>
-                  <w:sz w:val="24"/>
-                  <w:szCs w:val="24"/>
-                </w:rPr>
-                <m:t>3.8289</m:t>
-              </m:r>
-            </m:e>
-            <m:e>
-              <m:r>
-                <m:rPr>
-                  <m:nor/>
-                </m:rPr>
-                <w:rPr>
-                  <w:rFonts w:ascii="Times New Roman" w:eastAsia="Times New Roman" w:hAnsi="Times New Roman" w:cs="Times New Roman"/>
-                  <w:sz w:val="24"/>
-                  <w:szCs w:val="24"/>
-                </w:rPr>
-                <m:t>  </m:t>
-              </m:r>
-              <m:r>
-                <w:rPr>
-                  <w:rFonts w:ascii="Cambria Math" w:eastAsia="Times New Roman" w:hAnsi="Cambria Math" w:cs="Times New Roman"/>
-                  <w:sz w:val="24"/>
-                  <w:szCs w:val="24"/>
-                </w:rPr>
-                <m:t>0.9180</m:t>
-              </m:r>
-              <m:r>
-                <m:rPr>
-                  <m:sty m:val="p"/>
-                </m:rPr>
-                <w:rPr>
-                  <w:rFonts w:ascii="Cambria Math" w:eastAsia="Times New Roman" w:hAnsi="Cambria Math" w:cs="Times New Roman"/>
-                  <w:sz w:val="24"/>
-                  <w:szCs w:val="24"/>
-                </w:rPr>
-                <m:t>/</m:t>
-              </m:r>
-              <m:r>
-                <w:rPr>
-                  <w:rFonts w:ascii="Cambria Math" w:eastAsia="Times New Roman" w:hAnsi="Cambria Math" w:cs="Times New Roman"/>
-                  <w:sz w:val="24"/>
-                  <w:szCs w:val="24"/>
-                </w:rPr>
-                <m:t>3.8289</m:t>
-              </m:r>
-            </m:e>
-            <m:e>
-              <m:r>
-                <m:rPr>
-                  <m:nor/>
-                </m:rPr>
-                <w:rPr>
-                  <w:rFonts w:ascii="Times New Roman" w:eastAsia="Times New Roman" w:hAnsi="Times New Roman" w:cs="Times New Roman"/>
-                  <w:sz w:val="24"/>
-                  <w:szCs w:val="24"/>
-                </w:rPr>
-                <m:t>  </m:t>
-              </m:r>
-              <m:r>
-                <w:rPr>
-                  <w:rFonts w:ascii="Cambria Math" w:eastAsia="Times New Roman" w:hAnsi="Cambria Math" w:cs="Times New Roman"/>
-                  <w:sz w:val="24"/>
-                  <w:szCs w:val="24"/>
-                </w:rPr>
-                <m:t>0.9442</m:t>
-              </m:r>
-              <m:r>
-                <m:rPr>
-                  <m:sty m:val="p"/>
-                </m:rPr>
-                <w:rPr>
-                  <w:rFonts w:ascii="Cambria Math" w:eastAsia="Times New Roman" w:hAnsi="Cambria Math" w:cs="Times New Roman"/>
-                  <w:sz w:val="24"/>
-                  <w:szCs w:val="24"/>
-                </w:rPr>
-                <m:t>/</m:t>
-              </m:r>
-              <m:r>
-                <w:rPr>
-                  <w:rFonts w:ascii="Cambria Math" w:eastAsia="Times New Roman" w:hAnsi="Cambria Math" w:cs="Times New Roman"/>
-                  <w:sz w:val="24"/>
-                  <w:szCs w:val="24"/>
-                </w:rPr>
-                <m:t>3.8289</m:t>
-              </m:r>
-            </m:e>
-            <m:e>
-              <m:r>
-                <m:rPr>
-                  <m:nor/>
-                </m:rPr>
-                <w:rPr>
-                  <w:rFonts w:ascii="Times New Roman" w:eastAsia="Times New Roman" w:hAnsi="Times New Roman" w:cs="Times New Roman"/>
-                  <w:sz w:val="24"/>
-                  <w:szCs w:val="24"/>
-                </w:rPr>
-                <m:t>  </m:t>
-              </m:r>
-              <m:r>
-                <w:rPr>
-                  <w:rFonts w:ascii="Cambria Math" w:eastAsia="Times New Roman" w:hAnsi="Cambria Math" w:cs="Times New Roman"/>
-                  <w:sz w:val="24"/>
-                  <w:szCs w:val="24"/>
-                </w:rPr>
-                <m:t>0.9667</m:t>
-              </m:r>
-              <m:r>
-                <m:rPr>
-                  <m:sty m:val="p"/>
-                </m:rPr>
-                <w:rPr>
-                  <w:rFonts w:ascii="Cambria Math" w:eastAsia="Times New Roman" w:hAnsi="Cambria Math" w:cs="Times New Roman"/>
-                  <w:sz w:val="24"/>
-                  <w:szCs w:val="24"/>
-                </w:rPr>
-                <m:t>/</m:t>
-              </m:r>
-              <m:r>
-                <w:rPr>
-                  <w:rFonts w:ascii="Cambria Math" w:eastAsia="Times New Roman" w:hAnsi="Cambria Math" w:cs="Times New Roman"/>
-                  <w:sz w:val="24"/>
-                  <w:szCs w:val="24"/>
-                </w:rPr>
-                <m:t>3.8289</m:t>
-              </m:r>
-            </m:e>
-          </m:d>
-          <m:r>
-            <m:rPr>
-              <m:sty m:val="p"/>
-            </m:rPr>
-            <w:rPr>
-              <w:rFonts w:ascii="Cambria Math" w:eastAsia="Times New Roman" w:hAnsi="Cambria Math" w:cs="Times New Roman"/>
-              <w:sz w:val="24"/>
-              <w:szCs w:val="24"/>
-            </w:rPr>
-            <w:br/>
-          </m:r>
-        </m:oMath>
-        <m:oMath>
-          <m:r>
-            <w:rPr>
-              <w:rFonts w:ascii="Cambria Math" w:eastAsia="Times New Roman" w:hAnsi="Cambria Math" w:cs="Times New Roman"/>
-              <w:sz w:val="24"/>
-              <w:szCs w:val="24"/>
-            </w:rPr>
-            <m:t>=[0.2612,</m:t>
-          </m:r>
-          <m:r>
-            <m:rPr>
-              <m:nor/>
-            </m:rPr>
-            <w:rPr>
-              <w:rFonts w:ascii="Times New Roman" w:eastAsia="Times New Roman" w:hAnsi="Times New Roman" w:cs="Times New Roman"/>
-              <w:sz w:val="24"/>
-              <w:szCs w:val="24"/>
-            </w:rPr>
-            <m:t>  </m:t>
-          </m:r>
-          <m:r>
-            <w:rPr>
-              <w:rFonts w:ascii="Cambria Math" w:eastAsia="Times New Roman" w:hAnsi="Cambria Math" w:cs="Times New Roman"/>
-              <w:sz w:val="24"/>
-              <w:szCs w:val="24"/>
-            </w:rPr>
-            <m:t>0.2397,</m:t>
-          </m:r>
-          <m:r>
-            <m:rPr>
-              <m:nor/>
-            </m:rPr>
-            <w:rPr>
-              <w:rFonts w:ascii="Times New Roman" w:eastAsia="Times New Roman" w:hAnsi="Times New Roman" w:cs="Times New Roman"/>
-              <w:sz w:val="24"/>
-              <w:szCs w:val="24"/>
-            </w:rPr>
-            <m:t>  </m:t>
-          </m:r>
-          <m:r>
-            <w:rPr>
-              <w:rFonts w:ascii="Cambria Math" w:eastAsia="Times New Roman" w:hAnsi="Cambria Math" w:cs="Times New Roman"/>
-              <w:sz w:val="24"/>
-              <w:szCs w:val="24"/>
-            </w:rPr>
-            <m:t>0.2466,</m:t>
-          </m:r>
-          <m:r>
-            <m:rPr>
-              <m:nor/>
-            </m:rPr>
-            <w:rPr>
-              <w:rFonts w:ascii="Times New Roman" w:eastAsia="Times New Roman" w:hAnsi="Times New Roman" w:cs="Times New Roman"/>
-              <w:sz w:val="24"/>
-              <w:szCs w:val="24"/>
-            </w:rPr>
-            <m:t>  </m:t>
-          </m:r>
-          <m:r>
-            <w:rPr>
-              <w:rFonts w:ascii="Cambria Math" w:eastAsia="Times New Roman" w:hAnsi="Cambria Math" w:cs="Times New Roman"/>
-              <w:sz w:val="24"/>
-              <w:szCs w:val="24"/>
-            </w:rPr>
-            <m:t>0.2525]</m:t>
-          </m:r>
-          <m:r>
-            <w:rPr>
-              <w:rFonts w:ascii="Cambria Math" w:eastAsia="Times New Roman" w:hAnsi="Cambria Math" w:cs="Times New Roman"/>
-              <w:sz w:val="24"/>
-              <w:szCs w:val="24"/>
-            </w:rPr>
-            <w:br/>
-          </m:r>
-        </m:oMath>
-      </m:oMathPara>
-    </w:p>
-    <w:p>
-      <w:pPr>
-        <w:spacing w:after="0" w:line="240" w:lineRule="auto"/>
-        <w:rPr>
-          <w:rFonts w:ascii="Times New Roman" w:eastAsia="Times New Roman" w:hAnsi="Times New Roman" w:cs="Times New Roman"/>
-          <w:sz w:val="24"/>
-          <w:szCs w:val="24"/>
-        </w:rPr>
-      </w:pPr>
-      <w:r>
-        <w:rPr>
-          <w:rFonts w:ascii="Times New Roman" w:eastAsia="Times New Roman" w:hAnsi="Times New Roman" w:cs="Times New Roman"/>
-          <w:sz w:val="24"/>
-          <w:szCs w:val="24"/>
-        </w:rPr>
-        <w:pict w14:anchorId="03ECCED0">
-          <v:rect id="_x0000_i1044" style="width:0;height:1.5pt" o:hralign="center" o:hrstd="t" o:hr="t" fillcolor="#a0a0a0" stroked="f"/>
-        </w:pict>
-      </w:r>
-    </w:p>
-    <w:p>
-      <w:pPr>
-        <w:numPr>
-          <w:ilvl w:val="0"/>
-          <w:numId w:val="1"/>
-        </w:numPr>
-        <w:spacing w:before="100" w:beforeAutospacing="1" w:after="100" w:afterAutospacing="1" w:line="240" w:lineRule="auto"/>
-        <w:ind w:left="0" w:firstLine="0"/>
-        <w:outlineLvl w:val="0"/>
-        <w:rPr>
-          <w:rFonts w:ascii="Times New Roman" w:eastAsia="Times New Roman" w:hAnsi="Times New Roman" w:cs="Times New Roman"/>
-          <w:b/>
-          <w:bCs/>
-          <w:kern w:val="36"/>
-          <w:sz w:val="48"/>
-          <w:szCs w:val="48"/>
-        </w:rPr>
-      </w:pPr>
-      <w:r>
-        <w:rPr>
-          <w:rFonts w:ascii="Times New Roman" w:eastAsia="Times New Roman" w:hAnsi="Times New Roman" w:cs="Times New Roman"/>
-          <w:b/>
-          <w:bCs/>
-          <w:kern w:val="36"/>
-          <w:sz w:val="48"/>
-          <w:szCs w:val="48"/>
-        </w:rPr>
-        <w:t>3️</w:t>
-      </w:r>
-      <w:r>
-        <w:rPr>
-          <w:rFonts w:ascii="Segoe UI Symbol" w:eastAsia="Times New Roman" w:hAnsi="Segoe UI Symbol" w:cs="Segoe UI Symbol"/>
-          <w:b/>
-          <w:bCs/>
-          <w:kern w:val="36"/>
-          <w:sz w:val="48"/>
-          <w:szCs w:val="48"/>
-        </w:rPr>
-        <w:t>⃣</w:t>
-      </w:r>
-      <w:r>
-        <w:rPr>
-          <w:rFonts w:ascii="Times New Roman" w:eastAsia="Times New Roman" w:hAnsi="Times New Roman" w:cs="Times New Roman"/>
-          <w:b/>
-          <w:bCs/>
-          <w:kern w:val="36"/>
-          <w:sz w:val="48"/>
-          <w:szCs w:val="48"/>
-        </w:rPr>
-        <w:t xml:space="preserve"> Row 4 </w:t>
-      </w:r>
-      <w:proofErr w:type="spellStart"/>
-      <w:r>
-        <w:rPr>
-          <w:rFonts w:ascii="Times New Roman" w:eastAsia="Times New Roman" w:hAnsi="Times New Roman" w:cs="Times New Roman"/>
-          <w:b/>
-          <w:bCs/>
-          <w:kern w:val="36"/>
-          <w:sz w:val="48"/>
-          <w:szCs w:val="48"/>
-        </w:rPr>
-        <w:t>Softmax</w:t>
-      </w:r>
-      <w:proofErr w:type="spellEnd"/>
-    </w:p>
-    <w:p>
-      <w:pPr>
-        <w:spacing w:before="100" w:beforeAutospacing="1" w:after="100" w:afterAutospacing="1" w:line="240" w:lineRule="auto"/>
-        <w:rPr>
-          <w:rFonts w:ascii="Times New Roman" w:eastAsia="Times New Roman" w:hAnsi="Times New Roman" w:cs="Times New Roman"/>
-          <w:sz w:val="24"/>
-          <w:szCs w:val="24"/>
-        </w:rPr>
-      </w:pPr>
-      <w:r>
-        <w:rPr>
-          <w:rFonts w:ascii="Times New Roman" w:eastAsia="Times New Roman" w:hAnsi="Times New Roman" w:cs="Times New Roman"/>
-          <w:sz w:val="24"/>
-          <w:szCs w:val="24"/>
-        </w:rPr>
-        <w:t>Row:</w:t>
-      </w:r>
-    </w:p>
-    <w:p>
-      <w:pPr>
-        <w:spacing w:after="0" w:line="240" w:lineRule="auto"/>
-        <w:rPr>
-          <w:rFonts w:ascii="Times New Roman" w:eastAsia="Times New Roman" w:hAnsi="Times New Roman" w:cs="Times New Roman"/>
-          <w:sz w:val="24"/>
-          <w:szCs w:val="24"/>
-        </w:rPr>
-      </w:pPr>
-      <m:oMathPara>
-        <m:oMath>
-          <m:d>
-            <m:dPr>
-              <m:begChr m:val="["/>
-              <m:sepChr m:val=","/>
-              <m:endChr m:val="]"/>
-              <m:ctrlPr>
-                <w:rPr>
-                  <w:rFonts w:ascii="Cambria Math" w:eastAsia="Times New Roman" w:hAnsi="Cambria Math" w:cs="Times New Roman"/>
-                  <w:sz w:val="24"/>
-                  <w:szCs w:val="24"/>
-                </w:rPr>
-              </m:ctrlPr>
-            </m:dPr>
-            <m:e>
-              <m:r>
-                <w:rPr>
-                  <w:rFonts w:ascii="Cambria Math" w:eastAsia="Times New Roman" w:hAnsi="Cambria Math" w:cs="Times New Roman"/>
-                  <w:sz w:val="24"/>
-                  <w:szCs w:val="24"/>
-                </w:rPr>
-                <m:t>0.2336</m:t>
-              </m:r>
-            </m:e>
-            <m:e>
-              <m:r>
-                <m:rPr>
-                  <m:nor/>
-                </m:rPr>
-                <w:rPr>
-                  <w:rFonts w:ascii="Times New Roman" w:eastAsia="Times New Roman" w:hAnsi="Times New Roman" w:cs="Times New Roman"/>
-                  <w:sz w:val="24"/>
-                  <w:szCs w:val="24"/>
-                </w:rPr>
-                <m:t>  </m:t>
-              </m:r>
-              <m:r>
-                <w:rPr>
-                  <w:rFonts w:ascii="Cambria Math" w:eastAsia="Times New Roman" w:hAnsi="Cambria Math" w:cs="Times New Roman"/>
-                  <w:sz w:val="24"/>
-                  <w:szCs w:val="24"/>
-                </w:rPr>
-                <m:t>0.1628</m:t>
-              </m:r>
-            </m:e>
-            <m:e>
-              <m:r>
-                <m:rPr>
-                  <m:nor/>
-                </m:rPr>
-                <w:rPr>
-                  <w:rFonts w:ascii="Times New Roman" w:eastAsia="Times New Roman" w:hAnsi="Times New Roman" w:cs="Times New Roman"/>
-                  <w:sz w:val="24"/>
-                  <w:szCs w:val="24"/>
-                </w:rPr>
-                <m:t>  </m:t>
-              </m:r>
-              <m:r>
-                <w:rPr>
-                  <w:rFonts w:ascii="Cambria Math" w:eastAsia="Times New Roman" w:hAnsi="Cambria Math" w:cs="Times New Roman"/>
-                  <w:sz w:val="24"/>
-                  <w:szCs w:val="24"/>
-                </w:rPr>
-                <m:t>0.1872</m:t>
-              </m:r>
-            </m:e>
-            <m:e>
-              <m:r>
-                <m:rPr>
-                  <m:nor/>
-                </m:rPr>
-                <w:rPr>
-                  <w:rFonts w:ascii="Times New Roman" w:eastAsia="Times New Roman" w:hAnsi="Times New Roman" w:cs="Times New Roman"/>
-                  <w:sz w:val="24"/>
-                  <w:szCs w:val="24"/>
-                </w:rPr>
-                <m:t>  </m:t>
-              </m:r>
-              <m:r>
-                <w:rPr>
-                  <w:rFonts w:ascii="Cambria Math" w:eastAsia="Times New Roman" w:hAnsi="Cambria Math" w:cs="Times New Roman"/>
-                  <w:sz w:val="24"/>
-                  <w:szCs w:val="24"/>
-                </w:rPr>
-                <m:t>0.2093</m:t>
-              </m:r>
-            </m:e>
-          </m:d>
-          <m:r>
-            <m:rPr>
-              <m:sty m:val="p"/>
-            </m:rPr>
-            <w:rPr>
-              <w:rFonts w:ascii="Cambria Math" w:eastAsia="Times New Roman" w:hAnsi="Cambria Math" w:cs="Times New Roman"/>
-              <w:sz w:val="24"/>
-              <w:szCs w:val="24"/>
-            </w:rPr>
-            <w:br/>
-          </m:r>
-        </m:oMath>
-      </m:oMathPara>
-    </w:p>
-    <w:p>
-      <w:pPr>
-        <w:spacing w:after="0" w:line="240" w:lineRule="auto"/>
-        <w:rPr>
-          <w:rFonts w:ascii="Times New Roman" w:eastAsia="Times New Roman" w:hAnsi="Times New Roman" w:cs="Times New Roman"/>
-          <w:sz w:val="24"/>
-          <w:szCs w:val="24"/>
-        </w:rPr>
-      </w:pPr>
-      <w:r>
-        <w:rPr>
-          <w:rFonts w:ascii="Times New Roman" w:eastAsia="Times New Roman" w:hAnsi="Times New Roman" w:cs="Times New Roman"/>
-          <w:sz w:val="24"/>
-          <w:szCs w:val="24"/>
-        </w:rPr>
-        <w:pict w14:anchorId="2EC6B7F6">
-          <v:rect id="_x0000_i1045" style="width:0;height:1.5pt" o:hralign="center" o:hrstd="t" o:hr="t" fillcolor="#a0a0a0" stroked="f"/>
-        </w:pict>
-      </w:r>
-    </w:p>
-    <w:p>
-      <w:pPr>
-        <w:numPr>
-          <w:ilvl w:val="0"/>
-          <w:numId w:val="1"/>
-        </w:numPr>
-        <w:spacing w:before="100" w:beforeAutospacing="1" w:after="100" w:afterAutospacing="1" w:line="240" w:lineRule="auto"/>
-        <w:ind w:left="0" w:firstLine="0"/>
-        <w:outlineLvl w:val="1"/>
-        <w:rPr>
-          <w:rFonts w:ascii="Times New Roman" w:eastAsia="Times New Roman" w:hAnsi="Times New Roman" w:cs="Times New Roman"/>
-          <w:b/>
-          <w:bCs/>
-          <w:sz w:val="36"/>
-          <w:szCs w:val="36"/>
-        </w:rPr>
-      </w:pPr>
-      <w:r>
-        <w:rPr>
-          <w:rFonts w:ascii="Times New Roman" w:eastAsia="Times New Roman" w:hAnsi="Times New Roman" w:cs="Times New Roman"/>
-          <w:b/>
-          <w:bCs/>
-          <w:sz w:val="36"/>
-          <w:szCs w:val="36"/>
-        </w:rPr>
-        <w:t>Step 1: Subtract max</w:t>
-      </w:r>
-    </w:p>
-    <w:p>
-      <w:pPr>
-        <w:spacing w:before="100" w:beforeAutospacing="1" w:after="100" w:afterAutospacing="1" w:line="240" w:lineRule="auto"/>
-        <w:rPr>
-          <w:rFonts w:ascii="Times New Roman" w:eastAsia="Times New Roman" w:hAnsi="Times New Roman" w:cs="Times New Roman"/>
-          <w:sz w:val="24"/>
-          <w:szCs w:val="24"/>
-        </w:rPr>
-      </w:pPr>
-      <w:r>
-        <w:rPr>
-          <w:rFonts w:ascii="Times New Roman" w:eastAsia="Times New Roman" w:hAnsi="Times New Roman" w:cs="Times New Roman"/>
-          <w:sz w:val="24"/>
-          <w:szCs w:val="24"/>
-        </w:rPr>
-        <w:t>Max = 0.2336</w:t>
-      </w:r>
-    </w:p>
-    <w:p>
-      <w:pPr>
-        <w:spacing w:after="0" w:line="240" w:lineRule="auto"/>
-        <w:rPr>
-          <w:rFonts w:ascii="Times New Roman" w:eastAsia="Times New Roman" w:hAnsi="Times New Roman" w:cs="Times New Roman"/>
-          <w:sz w:val="24"/>
-          <w:szCs w:val="24"/>
-        </w:rPr>
-      </w:pPr>
-      <m:oMathPara>
-        <m:oMath>
-          <m:d>
-            <m:dPr>
-              <m:begChr m:val="["/>
-              <m:endChr m:val="]"/>
-              <m:ctrlPr>
-                <w:rPr>
-                  <w:rFonts w:ascii="Cambria Math" w:eastAsia="Times New Roman" w:hAnsi="Cambria Math" w:cs="Times New Roman"/>
-                  <w:sz w:val="24"/>
-                  <w:szCs w:val="24"/>
-                </w:rPr>
-              </m:ctrlPr>
-            </m:dPr>
-            <m:e>
-              <m:r>
-                <w:rPr>
-                  <w:rFonts w:ascii="Cambria Math" w:eastAsia="Times New Roman" w:hAnsi="Cambria Math" w:cs="Times New Roman"/>
-                  <w:sz w:val="24"/>
-                  <w:szCs w:val="24"/>
-                </w:rPr>
-                <m:t>0,</m:t>
-              </m:r>
-              <m:r>
-                <m:rPr>
-                  <m:nor/>
-                </m:rPr>
-                <w:rPr>
-                  <w:rFonts w:ascii="Times New Roman" w:eastAsia="Times New Roman" w:hAnsi="Times New Roman" w:cs="Times New Roman"/>
-                  <w:sz w:val="24"/>
-                  <w:szCs w:val="24"/>
-                </w:rPr>
-                <m:t>  </m:t>
-              </m:r>
-              <m:r>
-                <w:rPr>
-                  <w:rFonts w:ascii="Cambria Math" w:eastAsia="Times New Roman" w:hAnsi="Cambria Math" w:cs="Times New Roman"/>
-                  <w:sz w:val="24"/>
-                  <w:szCs w:val="24"/>
-                </w:rPr>
-                <m:t>-0.0708,</m:t>
-              </m:r>
-              <m:r>
-                <m:rPr>
-                  <m:nor/>
-                </m:rPr>
-                <w:rPr>
-                  <w:rFonts w:ascii="Times New Roman" w:eastAsia="Times New Roman" w:hAnsi="Times New Roman" w:cs="Times New Roman"/>
-                  <w:sz w:val="24"/>
-                  <w:szCs w:val="24"/>
-                </w:rPr>
-                <m:t>  </m:t>
-              </m:r>
-              <m:r>
-                <w:rPr>
-                  <w:rFonts w:ascii="Cambria Math" w:eastAsia="Times New Roman" w:hAnsi="Cambria Math" w:cs="Times New Roman"/>
-                  <w:sz w:val="24"/>
-                  <w:szCs w:val="24"/>
-                </w:rPr>
-                <m:t>-0.0464,</m:t>
-              </m:r>
-              <m:r>
-                <m:rPr>
-                  <m:nor/>
-                </m:rPr>
-                <w:rPr>
-                  <w:rFonts w:ascii="Times New Roman" w:eastAsia="Times New Roman" w:hAnsi="Times New Roman" w:cs="Times New Roman"/>
-                  <w:sz w:val="24"/>
-                  <w:szCs w:val="24"/>
-                </w:rPr>
-                <m:t>  </m:t>
-              </m:r>
-              <m:r>
-                <w:rPr>
-                  <w:rFonts w:ascii="Cambria Math" w:eastAsia="Times New Roman" w:hAnsi="Cambria Math" w:cs="Times New Roman"/>
-                  <w:sz w:val="24"/>
-                  <w:szCs w:val="24"/>
-                </w:rPr>
-                <m:t>-0.0243</m:t>
-              </m:r>
-            </m:e>
-          </m:d>
-          <m:r>
-            <m:rPr>
-              <m:sty m:val="p"/>
-            </m:rPr>
-            <w:rPr>
-              <w:rFonts w:ascii="Cambria Math" w:eastAsia="Times New Roman" w:hAnsi="Cambria Math" w:cs="Times New Roman"/>
-              <w:sz w:val="24"/>
-              <w:szCs w:val="24"/>
-            </w:rPr>
-            <w:br/>
-          </m:r>
-        </m:oMath>
-      </m:oMathPara>
-    </w:p>
-    <w:p>
-      <w:pPr>
-        <w:spacing w:after="0" w:line="240" w:lineRule="auto"/>
-        <w:rPr>
-          <w:rFonts w:ascii="Times New Roman" w:eastAsia="Times New Roman" w:hAnsi="Times New Roman" w:cs="Times New Roman"/>
-          <w:sz w:val="24"/>
-          <w:szCs w:val="24"/>
-        </w:rPr>
-      </w:pPr>
-      <w:r>
-        <w:rPr>
-          <w:rFonts w:ascii="Times New Roman" w:eastAsia="Times New Roman" w:hAnsi="Times New Roman" w:cs="Times New Roman"/>
-          <w:sz w:val="24"/>
-          <w:szCs w:val="24"/>
-        </w:rPr>
-        <w:pict w14:anchorId="188C2D44">
-          <v:rect id="_x0000_i1046" style="width:0;height:1.5pt" o:hralign="center" o:hrstd="t" o:hr="t" fillcolor="#a0a0a0" stroked="f"/>
-        </w:pict>
-      </w:r>
-    </w:p>
-    <w:p>
-      <w:pPr>
-        <w:numPr>
-          <w:ilvl w:val="0"/>
-          <w:numId w:val="1"/>
-        </w:numPr>
-        <w:spacing w:before="100" w:beforeAutospacing="1" w:after="100" w:afterAutospacing="1" w:line="240" w:lineRule="auto"/>
-        <w:ind w:left="0" w:firstLine="0"/>
-        <w:outlineLvl w:val="1"/>
-        <w:rPr>
-          <w:rFonts w:ascii="Times New Roman" w:eastAsia="Times New Roman" w:hAnsi="Times New Roman" w:cs="Times New Roman"/>
-          <w:b/>
-          <w:bCs/>
-          <w:sz w:val="36"/>
-          <w:szCs w:val="36"/>
-        </w:rPr>
-      </w:pPr>
-      <w:r>
-        <w:rPr>
-          <w:rFonts w:ascii="Times New Roman" w:eastAsia="Times New Roman" w:hAnsi="Times New Roman" w:cs="Times New Roman"/>
-          <w:b/>
-          <w:bCs/>
-          <w:sz w:val="36"/>
-          <w:szCs w:val="36"/>
-        </w:rPr>
-        <w:t>Step 2: Exponentials</w:t>
-      </w:r>
-    </w:p>
-    <w:p>
-      <w:pPr>
-        <w:spacing w:after="0" w:line="240" w:lineRule="auto"/>
-        <w:rPr>
-          <w:rFonts w:ascii="Times New Roman" w:eastAsia="Times New Roman" w:hAnsi="Times New Roman" w:cs="Times New Roman"/>
-          <w:sz w:val="24"/>
-          <w:szCs w:val="24"/>
-        </w:rPr>
-      </w:pPr>
-      <m:oMathPara>
-        <m:oMath>
-          <m:sSup>
-            <m:sSupPr>
-              <m:ctrlPr>
-                <w:rPr>
-                  <w:rFonts w:ascii="Cambria Math" w:eastAsia="Times New Roman" w:hAnsi="Cambria Math" w:cs="Times New Roman"/>
-                  <w:sz w:val="24"/>
-                  <w:szCs w:val="24"/>
-                </w:rPr>
-              </m:ctrlPr>
-            </m:sSupPr>
-            <m:e>
-              <m:r>
-                <w:rPr>
-                  <w:rFonts w:ascii="Cambria Math" w:eastAsia="Times New Roman" w:hAnsi="Cambria Math" w:cs="Times New Roman"/>
-                  <w:sz w:val="24"/>
-                  <w:szCs w:val="24"/>
-                </w:rPr>
-                <m:t>e</m:t>
-              </m:r>
-            </m:e>
-            <m:sup>
-              <m:r>
-                <w:rPr>
-                  <w:rFonts w:ascii="Cambria Math" w:eastAsia="Times New Roman" w:hAnsi="Cambria Math" w:cs="Times New Roman"/>
-                  <w:sz w:val="24"/>
-                  <w:szCs w:val="24"/>
-                </w:rPr>
-                <m:t>0</m:t>
-              </m:r>
-            </m:sup>
-          </m:sSup>
-          <m:r>
-            <w:rPr>
-              <w:rFonts w:ascii="Cambria Math" w:eastAsia="Times New Roman" w:hAnsi="Cambria Math" w:cs="Times New Roman"/>
-              <w:sz w:val="24"/>
-              <w:szCs w:val="24"/>
-            </w:rPr>
-            <m:t>=1</m:t>
-          </m:r>
-          <m:r>
-            <w:rPr>
-              <w:rFonts w:ascii="Cambria Math" w:eastAsia="Times New Roman" w:hAnsi="Cambria Math" w:cs="Times New Roman"/>
-              <w:sz w:val="24"/>
-              <w:szCs w:val="24"/>
-            </w:rPr>
-            <w:br/>
-          </m:r>
-        </m:oMath>
-        <m:oMath>
-          <m:sSup>
-            <m:sSupPr>
-              <m:ctrlPr>
-                <w:rPr>
-                  <w:rFonts w:ascii="Cambria Math" w:eastAsia="Times New Roman" w:hAnsi="Cambria Math" w:cs="Times New Roman"/>
-                  <w:sz w:val="24"/>
-                  <w:szCs w:val="24"/>
-                </w:rPr>
-              </m:ctrlPr>
-            </m:sSupPr>
-            <m:e>
-              <m:r>
-                <w:rPr>
-                  <w:rFonts w:ascii="Cambria Math" w:eastAsia="Times New Roman" w:hAnsi="Cambria Math" w:cs="Times New Roman"/>
-                  <w:sz w:val="24"/>
-                  <w:szCs w:val="24"/>
-                </w:rPr>
-                <m:t>e</m:t>
-              </m:r>
-            </m:e>
-            <m:sup>
-              <m:r>
-                <w:rPr>
-                  <w:rFonts w:ascii="Cambria Math" w:eastAsia="Times New Roman" w:hAnsi="Cambria Math" w:cs="Times New Roman"/>
-                  <w:sz w:val="24"/>
-                  <w:szCs w:val="24"/>
-                </w:rPr>
-                <m:t>-0.0708</m:t>
-              </m:r>
-            </m:sup>
-          </m:sSup>
-          <m:r>
-            <w:rPr>
-              <w:rFonts w:ascii="Cambria Math" w:eastAsia="Times New Roman" w:hAnsi="Cambria Math" w:cs="Times New Roman"/>
-              <w:sz w:val="24"/>
-              <w:szCs w:val="24"/>
-            </w:rPr>
-            <m:t>≈0.9317</m:t>
-          </m:r>
-          <m:r>
-            <w:rPr>
-              <w:rFonts w:ascii="Cambria Math" w:eastAsia="Times New Roman" w:hAnsi="Cambria Math" w:cs="Times New Roman"/>
-              <w:sz w:val="24"/>
-              <w:szCs w:val="24"/>
-            </w:rPr>
-            <w:br/>
-          </m:r>
-        </m:oMath>
-        <m:oMath>
-          <m:sSup>
-            <m:sSupPr>
-              <m:ctrlPr>
-                <w:rPr>
-                  <w:rFonts w:ascii="Cambria Math" w:eastAsia="Times New Roman" w:hAnsi="Cambria Math" w:cs="Times New Roman"/>
-                  <w:sz w:val="24"/>
-                  <w:szCs w:val="24"/>
-                </w:rPr>
-              </m:ctrlPr>
-            </m:sSupPr>
-            <m:e>
-              <m:r>
-                <w:rPr>
-                  <w:rFonts w:ascii="Cambria Math" w:eastAsia="Times New Roman" w:hAnsi="Cambria Math" w:cs="Times New Roman"/>
-                  <w:sz w:val="24"/>
-                  <w:szCs w:val="24"/>
-                </w:rPr>
-                <m:t>e</m:t>
-              </m:r>
-            </m:e>
-            <m:sup>
-              <m:r>
-                <w:rPr>
-                  <w:rFonts w:ascii="Cambria Math" w:eastAsia="Times New Roman" w:hAnsi="Cambria Math" w:cs="Times New Roman"/>
-                  <w:sz w:val="24"/>
-                  <w:szCs w:val="24"/>
-                </w:rPr>
-                <m:t>-0.0464</m:t>
-              </m:r>
-            </m:sup>
-          </m:sSup>
-          <m:r>
-            <w:rPr>
-              <w:rFonts w:ascii="Cambria Math" w:eastAsia="Times New Roman" w:hAnsi="Cambria Math" w:cs="Times New Roman"/>
-              <w:sz w:val="24"/>
-              <w:szCs w:val="24"/>
-            </w:rPr>
-            <m:t>≈0.9547</m:t>
-          </m:r>
-          <m:r>
-            <w:rPr>
-              <w:rFonts w:ascii="Cambria Math" w:eastAsia="Times New Roman" w:hAnsi="Cambria Math" w:cs="Times New Roman"/>
-              <w:sz w:val="24"/>
-              <w:szCs w:val="24"/>
-            </w:rPr>
-            <w:br/>
-          </m:r>
-        </m:oMath>
-        <m:oMath>
-          <m:sSup>
-            <m:sSupPr>
-              <m:ctrlPr>
-                <w:rPr>
-                  <w:rFonts w:ascii="Cambria Math" w:eastAsia="Times New Roman" w:hAnsi="Cambria Math" w:cs="Times New Roman"/>
-                  <w:sz w:val="24"/>
-                  <w:szCs w:val="24"/>
-                </w:rPr>
-              </m:ctrlPr>
-            </m:sSupPr>
-            <m:e>
-              <m:r>
-                <w:rPr>
-                  <w:rFonts w:ascii="Cambria Math" w:eastAsia="Times New Roman" w:hAnsi="Cambria Math" w:cs="Times New Roman"/>
-                  <w:sz w:val="24"/>
-                  <w:szCs w:val="24"/>
-                </w:rPr>
-                <m:t>e</m:t>
-              </m:r>
-            </m:e>
-            <m:sup>
-              <m:r>
-                <w:rPr>
-                  <w:rFonts w:ascii="Cambria Math" w:eastAsia="Times New Roman" w:hAnsi="Cambria Math" w:cs="Times New Roman"/>
-                  <w:sz w:val="24"/>
-                  <w:szCs w:val="24"/>
-                </w:rPr>
-                <m:t>-0.0243</m:t>
-              </m:r>
-            </m:sup>
-          </m:sSup>
-          <m:r>
-            <w:rPr>
-              <w:rFonts w:ascii="Cambria Math" w:eastAsia="Times New Roman" w:hAnsi="Cambria Math" w:cs="Times New Roman"/>
-              <w:sz w:val="24"/>
-              <w:szCs w:val="24"/>
-            </w:rPr>
-            <m:t>≈0.9760</m:t>
-          </m:r>
-          <m:r>
-            <w:rPr>
-              <w:rFonts w:ascii="Cambria Math" w:eastAsia="Times New Roman" w:hAnsi="Cambria Math" w:cs="Times New Roman"/>
-              <w:sz w:val="24"/>
-              <w:szCs w:val="24"/>
-            </w:rPr>
-            <w:br/>
-          </m:r>
-        </m:oMath>
-      </m:oMathPara>
-    </w:p>
-    <w:p>
-      <w:pPr>
-        <w:spacing w:after="0" w:line="240" w:lineRule="auto"/>
-        <w:rPr>
-          <w:rFonts w:ascii="Times New Roman" w:eastAsia="Times New Roman" w:hAnsi="Times New Roman" w:cs="Times New Roman"/>
-          <w:sz w:val="24"/>
-          <w:szCs w:val="24"/>
-        </w:rPr>
-      </w:pPr>
-      <w:r>
-        <w:rPr>
-          <w:rFonts w:ascii="Times New Roman" w:eastAsia="Times New Roman" w:hAnsi="Times New Roman" w:cs="Times New Roman"/>
-          <w:sz w:val="24"/>
-          <w:szCs w:val="24"/>
-        </w:rPr>
-        <w:pict w14:anchorId="54B13576">
-          <v:rect id="_x0000_i1047" style="width:0;height:1.5pt" o:hralign="center" o:hrstd="t" o:hr="t" fillcolor="#a0a0a0" stroked="f"/>
-        </w:pict>
-      </w:r>
-    </w:p>
-    <w:p>
-      <w:pPr>
-        <w:numPr>
-          <w:ilvl w:val="0"/>
-          <w:numId w:val="1"/>
-        </w:numPr>
-        <w:spacing w:before="100" w:beforeAutospacing="1" w:after="100" w:afterAutospacing="1" w:line="240" w:lineRule="auto"/>
-        <w:ind w:left="0" w:firstLine="0"/>
-        <w:outlineLvl w:val="1"/>
-        <w:rPr>
-          <w:rFonts w:ascii="Times New Roman" w:eastAsia="Times New Roman" w:hAnsi="Times New Roman" w:cs="Times New Roman"/>
-          <w:b/>
-          <w:bCs/>
-          <w:sz w:val="36"/>
-          <w:szCs w:val="36"/>
-        </w:rPr>
-      </w:pPr>
-      <w:r>
-        <w:rPr>
-          <w:rFonts w:ascii="Times New Roman" w:eastAsia="Times New Roman" w:hAnsi="Times New Roman" w:cs="Times New Roman"/>
-          <w:b/>
-          <w:bCs/>
-          <w:sz w:val="36"/>
-          <w:szCs w:val="36"/>
-        </w:rPr>
-        <w:t>Step 3: Sum</w:t>
-      </w:r>
-    </w:p>
-    <w:p>
-      <w:pPr>
-        <w:spacing w:after="0" w:line="240" w:lineRule="auto"/>
-        <w:rPr>
-          <w:rFonts w:ascii="Times New Roman" w:eastAsia="Times New Roman" w:hAnsi="Times New Roman" w:cs="Times New Roman"/>
-          <w:sz w:val="24"/>
-          <w:szCs w:val="24"/>
-        </w:rPr>
-      </w:pPr>
-      <m:oMathPara>
-        <m:oMath>
-          <m:r>
-            <w:rPr>
-              <w:rFonts w:ascii="Cambria Math" w:eastAsia="Times New Roman" w:hAnsi="Cambria Math" w:cs="Times New Roman"/>
-              <w:sz w:val="24"/>
-              <w:szCs w:val="24"/>
-            </w:rPr>
-            <m:t>S=1+0.9317+0.9547+0.9760</m:t>
-          </m:r>
-          <m:r>
-            <w:rPr>
-              <w:rFonts w:ascii="Cambria Math" w:eastAsia="Times New Roman" w:hAnsi="Cambria Math" w:cs="Times New Roman"/>
-              <w:sz w:val="24"/>
-              <w:szCs w:val="24"/>
-            </w:rPr>
-            <w:br/>
-          </m:r>
-        </m:oMath>
-        <m:oMath>
-          <m:r>
-            <w:rPr>
-              <w:rFonts w:ascii="Cambria Math" w:eastAsia="Times New Roman" w:hAnsi="Cambria Math" w:cs="Times New Roman"/>
-              <w:sz w:val="24"/>
-              <w:szCs w:val="24"/>
-            </w:rPr>
-            <m:t>S=3.8624</m:t>
-          </m:r>
-          <m:r>
-            <w:rPr>
-              <w:rFonts w:ascii="Cambria Math" w:eastAsia="Times New Roman" w:hAnsi="Cambria Math" w:cs="Times New Roman"/>
-              <w:sz w:val="24"/>
-              <w:szCs w:val="24"/>
-            </w:rPr>
-            <w:br/>
-          </m:r>
-        </m:oMath>
-      </m:oMathPara>
-    </w:p>
-    <w:p>
-      <w:pPr>
-        <w:spacing w:after="0" w:line="240" w:lineRule="auto"/>
-        <w:rPr>
-          <w:rFonts w:ascii="Times New Roman" w:eastAsia="Times New Roman" w:hAnsi="Times New Roman" w:cs="Times New Roman"/>
-          <w:sz w:val="24"/>
-          <w:szCs w:val="24"/>
-        </w:rPr>
-      </w:pPr>
-      <w:r>
-        <w:rPr>
-          <w:rFonts w:ascii="Times New Roman" w:eastAsia="Times New Roman" w:hAnsi="Times New Roman" w:cs="Times New Roman"/>
-          <w:sz w:val="24"/>
-          <w:szCs w:val="24"/>
-        </w:rPr>
-        <w:pict w14:anchorId="2D5CCCB4">
-          <v:rect id="_x0000_i1048" style="width:0;height:1.5pt" o:hralign="center" o:hrstd="t" o:hr="t" fillcolor="#a0a0a0" stroked="f"/>
-        </w:pict>
-      </w:r>
-    </w:p>
-    <w:p>
-      <w:pPr>
-        <w:numPr>
-          <w:ilvl w:val="0"/>
-          <w:numId w:val="1"/>
-        </w:numPr>
-        <w:spacing w:before="100" w:beforeAutospacing="1" w:after="100" w:afterAutospacing="1" w:line="240" w:lineRule="auto"/>
-        <w:ind w:left="0" w:firstLine="0"/>
-        <w:outlineLvl w:val="1"/>
-        <w:rPr>
-          <w:rFonts w:ascii="Times New Roman" w:eastAsia="Times New Roman" w:hAnsi="Times New Roman" w:cs="Times New Roman"/>
-          <w:b/>
-          <w:bCs/>
-          <w:sz w:val="36"/>
-          <w:szCs w:val="36"/>
-        </w:rPr>
-      </w:pPr>
-      <w:r>
-        <w:rPr>
-          <w:rFonts w:ascii="Times New Roman" w:eastAsia="Times New Roman" w:hAnsi="Times New Roman" w:cs="Times New Roman"/>
-          <w:b/>
-          <w:bCs/>
-          <w:sz w:val="36"/>
-          <w:szCs w:val="36"/>
-        </w:rPr>
-        <w:t>Step 4: Normalize</w:t>
-      </w:r>
-    </w:p>
-    <w:p>
-      <w:pPr>
-        <w:spacing w:after="0" w:line="240" w:lineRule="auto"/>
-        <w:rPr>
-          <w:rFonts w:ascii="Times New Roman" w:eastAsia="Times New Roman" w:hAnsi="Times New Roman" w:cs="Times New Roman"/>
-          <w:sz w:val="24"/>
-          <w:szCs w:val="24"/>
-        </w:rPr>
-      </w:pPr>
-      <m:oMathPara>
-        <m:oMath>
-          <m:d>
-            <m:dPr>
-              <m:begChr m:val="["/>
-              <m:sepChr m:val=","/>
-              <m:endChr m:val="]"/>
-              <m:ctrlPr>
-                <w:rPr>
-                  <w:rFonts w:ascii="Cambria Math" w:eastAsia="Times New Roman" w:hAnsi="Cambria Math" w:cs="Times New Roman"/>
-                  <w:sz w:val="24"/>
-                  <w:szCs w:val="24"/>
-                </w:rPr>
-              </m:ctrlPr>
-            </m:dPr>
-            <m:e>
-              <m:r>
-                <w:rPr>
-                  <w:rFonts w:ascii="Cambria Math" w:eastAsia="Times New Roman" w:hAnsi="Cambria Math" w:cs="Times New Roman"/>
-                  <w:sz w:val="24"/>
-                  <w:szCs w:val="24"/>
-                </w:rPr>
-                <m:t>1</m:t>
-              </m:r>
-              <m:r>
-                <m:rPr>
-                  <m:sty m:val="p"/>
-                </m:rPr>
-                <w:rPr>
-                  <w:rFonts w:ascii="Cambria Math" w:eastAsia="Times New Roman" w:hAnsi="Cambria Math" w:cs="Times New Roman"/>
-                  <w:sz w:val="24"/>
-                  <w:szCs w:val="24"/>
-                </w:rPr>
-                <m:t>/</m:t>
-              </m:r>
-              <m:r>
-                <w:rPr>
-                  <w:rFonts w:ascii="Cambria Math" w:eastAsia="Times New Roman" w:hAnsi="Cambria Math" w:cs="Times New Roman"/>
-                  <w:sz w:val="24"/>
-                  <w:szCs w:val="24"/>
-                </w:rPr>
-                <m:t>3.8624</m:t>
-              </m:r>
-            </m:e>
-            <m:e>
-              <m:r>
-                <m:rPr>
-                  <m:nor/>
-                </m:rPr>
-                <w:rPr>
-                  <w:rFonts w:ascii="Times New Roman" w:eastAsia="Times New Roman" w:hAnsi="Times New Roman" w:cs="Times New Roman"/>
-                  <w:sz w:val="24"/>
-                  <w:szCs w:val="24"/>
-                </w:rPr>
-                <m:t>  </m:t>
-              </m:r>
-              <m:r>
-                <w:rPr>
-                  <w:rFonts w:ascii="Cambria Math" w:eastAsia="Times New Roman" w:hAnsi="Cambria Math" w:cs="Times New Roman"/>
-                  <w:sz w:val="24"/>
-                  <w:szCs w:val="24"/>
-                </w:rPr>
-                <m:t>0.9317</m:t>
-              </m:r>
-              <m:r>
-                <m:rPr>
-                  <m:sty m:val="p"/>
-                </m:rPr>
-                <w:rPr>
-                  <w:rFonts w:ascii="Cambria Math" w:eastAsia="Times New Roman" w:hAnsi="Cambria Math" w:cs="Times New Roman"/>
-                  <w:sz w:val="24"/>
-                  <w:szCs w:val="24"/>
-                </w:rPr>
-                <m:t>/</m:t>
-              </m:r>
-              <m:r>
-                <w:rPr>
-                  <w:rFonts w:ascii="Cambria Math" w:eastAsia="Times New Roman" w:hAnsi="Cambria Math" w:cs="Times New Roman"/>
-                  <w:sz w:val="24"/>
-                  <w:szCs w:val="24"/>
-                </w:rPr>
-                <m:t>3.8624</m:t>
-              </m:r>
-            </m:e>
-            <m:e>
-              <m:r>
-                <m:rPr>
-                  <m:nor/>
-                </m:rPr>
-                <w:rPr>
-                  <w:rFonts w:ascii="Times New Roman" w:eastAsia="Times New Roman" w:hAnsi="Times New Roman" w:cs="Times New Roman"/>
-                  <w:sz w:val="24"/>
-                  <w:szCs w:val="24"/>
-                </w:rPr>
-                <m:t>  </m:t>
-              </m:r>
-              <m:r>
-                <w:rPr>
-                  <w:rFonts w:ascii="Cambria Math" w:eastAsia="Times New Roman" w:hAnsi="Cambria Math" w:cs="Times New Roman"/>
-                  <w:sz w:val="24"/>
-                  <w:szCs w:val="24"/>
-                </w:rPr>
-                <m:t>0.9547</m:t>
-              </m:r>
-              <m:r>
-                <m:rPr>
-                  <m:sty m:val="p"/>
-                </m:rPr>
-                <w:rPr>
-                  <w:rFonts w:ascii="Cambria Math" w:eastAsia="Times New Roman" w:hAnsi="Cambria Math" w:cs="Times New Roman"/>
-                  <w:sz w:val="24"/>
-                  <w:szCs w:val="24"/>
-                </w:rPr>
-                <m:t>/</m:t>
-              </m:r>
-              <m:r>
-                <w:rPr>
-                  <w:rFonts w:ascii="Cambria Math" w:eastAsia="Times New Roman" w:hAnsi="Cambria Math" w:cs="Times New Roman"/>
-                  <w:sz w:val="24"/>
-                  <w:szCs w:val="24"/>
-                </w:rPr>
-                <m:t>3.8624</m:t>
-              </m:r>
-            </m:e>
-            <m:e>
-              <m:r>
-                <m:rPr>
-                  <m:nor/>
-                </m:rPr>
-                <w:rPr>
-                  <w:rFonts w:ascii="Times New Roman" w:eastAsia="Times New Roman" w:hAnsi="Times New Roman" w:cs="Times New Roman"/>
-                  <w:sz w:val="24"/>
-                  <w:szCs w:val="24"/>
-                </w:rPr>
-                <m:t>  </m:t>
-              </m:r>
-              <m:r>
-                <w:rPr>
-                  <w:rFonts w:ascii="Cambria Math" w:eastAsia="Times New Roman" w:hAnsi="Cambria Math" w:cs="Times New Roman"/>
-                  <w:sz w:val="24"/>
-                  <w:szCs w:val="24"/>
-                </w:rPr>
-                <m:t>0.9760</m:t>
-              </m:r>
-              <m:r>
-                <m:rPr>
-                  <m:sty m:val="p"/>
-                </m:rPr>
-                <w:rPr>
-                  <w:rFonts w:ascii="Cambria Math" w:eastAsia="Times New Roman" w:hAnsi="Cambria Math" w:cs="Times New Roman"/>
-                  <w:sz w:val="24"/>
-                  <w:szCs w:val="24"/>
-                </w:rPr>
-                <m:t>/</m:t>
-              </m:r>
-              <m:r>
-                <w:rPr>
-                  <w:rFonts w:ascii="Cambria Math" w:eastAsia="Times New Roman" w:hAnsi="Cambria Math" w:cs="Times New Roman"/>
-                  <w:sz w:val="24"/>
-                  <w:szCs w:val="24"/>
-                </w:rPr>
-                <m:t>3.8624</m:t>
-              </m:r>
-            </m:e>
-          </m:d>
-          <m:r>
-            <m:rPr>
-              <m:sty m:val="p"/>
-            </m:rPr>
-            <w:rPr>
-              <w:rFonts w:ascii="Cambria Math" w:eastAsia="Times New Roman" w:hAnsi="Cambria Math" w:cs="Times New Roman"/>
-              <w:sz w:val="24"/>
-              <w:szCs w:val="24"/>
-            </w:rPr>
-            <w:br/>
-          </m:r>
-        </m:oMath>
-        <m:oMath>
-          <m:r>
-            <w:rPr>
-              <w:rFonts w:ascii="Cambria Math" w:eastAsia="Times New Roman" w:hAnsi="Cambria Math" w:cs="Times New Roman"/>
-              <w:sz w:val="24"/>
-              <w:szCs w:val="24"/>
-            </w:rPr>
-            <m:t>=[0.2589,</m:t>
-          </m:r>
-          <m:r>
-            <m:rPr>
-              <m:nor/>
-            </m:rPr>
-            <w:rPr>
-              <w:rFonts w:ascii="Times New Roman" w:eastAsia="Times New Roman" w:hAnsi="Times New Roman" w:cs="Times New Roman"/>
-              <w:sz w:val="24"/>
-              <w:szCs w:val="24"/>
-            </w:rPr>
-            <m:t>  </m:t>
-          </m:r>
-          <m:r>
-            <w:rPr>
-              <w:rFonts w:ascii="Cambria Math" w:eastAsia="Times New Roman" w:hAnsi="Cambria Math" w:cs="Times New Roman"/>
-              <w:sz w:val="24"/>
-              <w:szCs w:val="24"/>
-            </w:rPr>
-            <m:t>0.2413,</m:t>
-          </m:r>
-          <m:r>
-            <m:rPr>
-              <m:nor/>
-            </m:rPr>
-            <w:rPr>
-              <w:rFonts w:ascii="Times New Roman" w:eastAsia="Times New Roman" w:hAnsi="Times New Roman" w:cs="Times New Roman"/>
-              <w:sz w:val="24"/>
-              <w:szCs w:val="24"/>
-            </w:rPr>
-            <m:t>  </m:t>
-          </m:r>
-          <m:r>
-            <w:rPr>
-              <w:rFonts w:ascii="Cambria Math" w:eastAsia="Times New Roman" w:hAnsi="Cambria Math" w:cs="Times New Roman"/>
-              <w:sz w:val="24"/>
-              <w:szCs w:val="24"/>
-            </w:rPr>
-            <m:t>0.2472,</m:t>
-          </m:r>
-          <m:r>
-            <m:rPr>
-              <m:nor/>
-            </m:rPr>
-            <w:rPr>
-              <w:rFonts w:ascii="Times New Roman" w:eastAsia="Times New Roman" w:hAnsi="Times New Roman" w:cs="Times New Roman"/>
-              <w:sz w:val="24"/>
-              <w:szCs w:val="24"/>
-            </w:rPr>
-            <m:t>  </m:t>
-          </m:r>
-          <m:r>
-            <w:rPr>
-              <w:rFonts w:ascii="Cambria Math" w:eastAsia="Times New Roman" w:hAnsi="Cambria Math" w:cs="Times New Roman"/>
-              <w:sz w:val="24"/>
-              <w:szCs w:val="24"/>
-            </w:rPr>
-            <m:t>0.2526]</m:t>
-          </m:r>
-          <m:r>
-            <w:rPr>
-              <w:rFonts w:ascii="Cambria Math" w:eastAsia="Times New Roman" w:hAnsi="Cambria Math" w:cs="Times New Roman"/>
-              <w:sz w:val="24"/>
-              <w:szCs w:val="24"/>
-            </w:rPr>
-            <w:br/>
-          </m:r>
-        </m:oMath>
-      </m:oMathPara>
-    </w:p>
-    <w:p>
-      <w:pPr>
-        <w:spacing w:after="0" w:line="240" w:lineRule="auto"/>
-        <w:rPr>
-          <w:rFonts w:ascii="Times New Roman" w:eastAsia="Times New Roman" w:hAnsi="Times New Roman" w:cs="Times New Roman"/>
-          <w:sz w:val="24"/>
-          <w:szCs w:val="24"/>
-        </w:rPr>
-      </w:pPr>
-      <w:r>
-        <w:rPr>
-          <w:rFonts w:ascii="Times New Roman" w:eastAsia="Times New Roman" w:hAnsi="Times New Roman" w:cs="Times New Roman"/>
-          <w:sz w:val="24"/>
-          <w:szCs w:val="24"/>
-        </w:rPr>
-        <w:pict w14:anchorId="5C25F140">
-          <v:rect id="_x0000_i1049" style="width:0;height:1.5pt" o:hralign="center" o:hrstd="t" o:hr="t" fillcolor="#a0a0a0" stroked="f"/>
-        </w:pict>
-      </w:r>
-    </w:p>
-    <w:p>
-      <w:pPr>
-        <w:numPr>
-          <w:ilvl w:val="0"/>
-          <w:numId w:val="1"/>
-        </w:numPr>
-        <w:spacing w:before="100" w:beforeAutospacing="1" w:after="100" w:afterAutospacing="1" w:line="240" w:lineRule="auto"/>
-        <w:ind w:left="0" w:firstLine="0"/>
-        <w:outlineLvl w:val="0"/>
-        <w:rPr>
-          <w:rFonts w:ascii="Times New Roman" w:eastAsia="Times New Roman" w:hAnsi="Times New Roman" w:cs="Times New Roman"/>
-          <w:b/>
-          <w:bCs/>
-          <w:kern w:val="36"/>
-          <w:sz w:val="48"/>
-          <w:szCs w:val="48"/>
-        </w:rPr>
-      </w:pPr>
-      <w:r>
-        <w:rPr>
-          <w:rFonts w:ascii="Times New Roman" w:eastAsia="Times New Roman" w:hAnsi="Times New Roman" w:cs="Times New Roman"/>
-          <w:b/>
-          <w:bCs/>
-          <w:kern w:val="36"/>
-          <w:sz w:val="48"/>
-          <w:szCs w:val="48"/>
-        </w:rPr>
-        <w:t>4️</w:t>
-      </w:r>
-      <w:r>
-        <w:rPr>
-          <w:rFonts w:ascii="Segoe UI Symbol" w:eastAsia="Times New Roman" w:hAnsi="Segoe UI Symbol" w:cs="Segoe UI Symbol"/>
-          <w:b/>
-          <w:bCs/>
-          <w:kern w:val="36"/>
-          <w:sz w:val="48"/>
-          <w:szCs w:val="48"/>
-        </w:rPr>
-        <w:t>⃣</w:t>
-      </w:r>
-      <w:r>
-        <w:rPr>
-          <w:rFonts w:ascii="Times New Roman" w:eastAsia="Times New Roman" w:hAnsi="Times New Roman" w:cs="Times New Roman"/>
-          <w:b/>
-          <w:bCs/>
-          <w:kern w:val="36"/>
-          <w:sz w:val="48"/>
-          <w:szCs w:val="48"/>
-        </w:rPr>
-        <w:t xml:space="preserve"> Final </w:t>
-      </w:r>
-      <w:proofErr w:type="spellStart"/>
-      <w:r>
-        <w:rPr>
-          <w:rFonts w:ascii="Times New Roman" w:eastAsia="Times New Roman" w:hAnsi="Times New Roman" w:cs="Times New Roman"/>
-          <w:b/>
-          <w:bCs/>
-          <w:kern w:val="36"/>
-          <w:sz w:val="48"/>
-          <w:szCs w:val="48"/>
-        </w:rPr>
-        <w:t>Softmax</w:t>
-      </w:r>
-      <w:proofErr w:type="spellEnd"/>
-      <w:r>
-        <w:rPr>
-          <w:rFonts w:ascii="Times New Roman" w:eastAsia="Times New Roman" w:hAnsi="Times New Roman" w:cs="Times New Roman"/>
-          <w:b/>
-          <w:bCs/>
-          <w:kern w:val="36"/>
-          <w:sz w:val="48"/>
-          <w:szCs w:val="48"/>
-        </w:rPr>
-        <w:t xml:space="preserve"> Matrix</w:t>
-      </w:r>
-    </w:p>
-    <w:p>
-      <w:pPr>
-        <w:spacing w:before="100" w:beforeAutospacing="1" w:after="100" w:afterAutospacing="1" w:line="240" w:lineRule="auto"/>
-        <w:ind w:left="720"/>
-        <w:rPr>
-          <w:rFonts w:ascii="Times New Roman" w:eastAsia="Times New Roman" w:hAnsi="Times New Roman" w:cs="Times New Roman"/>
-          <w:sz w:val="24"/>
-          <w:szCs w:val="24"/>
-        </w:rPr>
-      </w:pPr>
-      <m:oMathPara>
-        <m:oMath>
-          <m:borderBox>
-            <m:borderBoxPr>
-              <m:ctrlPr>
-                <w:rPr>
-                  <w:rFonts w:ascii="Cambria Math" w:eastAsia="Times New Roman" w:hAnsi="Cambria Math" w:cs="Times New Roman"/>
-                  <w:sz w:val="24"/>
-                  <w:szCs w:val="24"/>
-                </w:rPr>
-              </m:ctrlPr>
-            </m:borderBoxPr>
-            <m:e>
-              <m:d>
-                <m:dPr>
-                  <m:begChr m:val="["/>
-                  <m:endChr m:val="]"/>
-                  <m:ctrlPr>
-                    <w:rPr>
-                      <w:rFonts w:ascii="Cambria Math" w:eastAsia="Times New Roman" w:hAnsi="Cambria Math" w:cs="Times New Roman"/>
-                      <w:sz w:val="24"/>
-                      <w:szCs w:val="24"/>
-                    </w:rPr>
-                  </m:ctrlPr>
-                </m:dPr>
-                <m:e>
-                  <m:m>
-                    <m:mPr>
-                      <m:plcHide m:val="1"/>
-                      <m:mcs>
-                        <m:mc>
-                          <m:mcPr>
-                            <m:count m:val="4"/>
-                            <m:mcJc m:val="center"/>
-                          </m:mcPr>
-                        </m:mc>
-                      </m:mcs>
-                      <m:ctrlPr>
-                        <w:rPr>
-                          <w:rFonts w:ascii="Cambria Math" w:eastAsia="Times New Roman" w:hAnsi="Cambria Math" w:cs="Times New Roman"/>
-                          <w:sz w:val="24"/>
-                          <w:szCs w:val="24"/>
-                        </w:rPr>
-                      </m:ctrlPr>
-                    </m:mPr>
-                    <m:mr>
-                      <m:e>
-                        <m:r>
-                          <w:rPr>
-                            <w:rFonts w:ascii="Cambria Math" w:eastAsia="Times New Roman" w:hAnsi="Cambria Math" w:cs="Times New Roman"/>
-                            <w:sz w:val="24"/>
-                            <w:szCs w:val="24"/>
-                          </w:rPr>
-                          <m:t>0.2616</m:t>
-                        </m:r>
-                      </m:e>
-                      <m:e>
-                        <m:r>
-                          <w:rPr>
-                            <w:rFonts w:ascii="Cambria Math" w:eastAsia="Times New Roman" w:hAnsi="Cambria Math" w:cs="Times New Roman"/>
-                            <w:sz w:val="24"/>
-                            <w:szCs w:val="24"/>
-                          </w:rPr>
-                          <m:t>0.2392</m:t>
-                        </m:r>
-                      </m:e>
-                      <m:e>
-                        <m:r>
-                          <w:rPr>
-                            <w:rFonts w:ascii="Cambria Math" w:eastAsia="Times New Roman" w:hAnsi="Cambria Math" w:cs="Times New Roman"/>
-                            <w:sz w:val="24"/>
-                            <w:szCs w:val="24"/>
-                          </w:rPr>
-                          <m:t>0.2464</m:t>
-                        </m:r>
-                      </m:e>
-                      <m:e>
-                        <m:r>
-                          <w:rPr>
-                            <w:rFonts w:ascii="Cambria Math" w:eastAsia="Times New Roman" w:hAnsi="Cambria Math" w:cs="Times New Roman"/>
-                            <w:sz w:val="24"/>
-                            <w:szCs w:val="24"/>
-                          </w:rPr>
-                          <m:t>0.2528</m:t>
-                        </m:r>
-                      </m:e>
-                    </m:mr>
-                    <m:mr>
-                      <m:e>
-                        <m:r>
-                          <w:rPr>
-                            <w:rFonts w:ascii="Cambria Math" w:eastAsia="Times New Roman" w:hAnsi="Cambria Math" w:cs="Times New Roman"/>
-                            <w:sz w:val="24"/>
-                            <w:szCs w:val="24"/>
-                          </w:rPr>
-                          <m:t>0.2600</m:t>
-                        </m:r>
-                      </m:e>
-                      <m:e>
-                        <m:r>
-                          <w:rPr>
-                            <w:rFonts w:ascii="Cambria Math" w:eastAsia="Times New Roman" w:hAnsi="Cambria Math" w:cs="Times New Roman"/>
-                            <w:sz w:val="24"/>
-                            <w:szCs w:val="24"/>
-                          </w:rPr>
-                          <m:t>0.2410</m:t>
-                        </m:r>
-                      </m:e>
-                      <m:e>
-                        <m:r>
-                          <w:rPr>
-                            <w:rFonts w:ascii="Cambria Math" w:eastAsia="Times New Roman" w:hAnsi="Cambria Math" w:cs="Times New Roman"/>
-                            <w:sz w:val="24"/>
-                            <w:szCs w:val="24"/>
-                          </w:rPr>
-                          <m:t>0.2472</m:t>
-                        </m:r>
-                      </m:e>
-                      <m:e>
-                        <m:r>
-                          <w:rPr>
-                            <w:rFonts w:ascii="Cambria Math" w:eastAsia="Times New Roman" w:hAnsi="Cambria Math" w:cs="Times New Roman"/>
-                            <w:sz w:val="24"/>
-                            <w:szCs w:val="24"/>
-                          </w:rPr>
-                          <m:t>0.2520</m:t>
-                        </m:r>
-                      </m:e>
-                    </m:mr>
-                    <m:mr>
-                      <m:e>
-                        <m:r>
-                          <w:rPr>
-                            <w:rFonts w:ascii="Cambria Math" w:eastAsia="Times New Roman" w:hAnsi="Cambria Math" w:cs="Times New Roman"/>
-                            <w:sz w:val="24"/>
-                            <w:szCs w:val="24"/>
-                          </w:rPr>
-                          <m:t>0.2612</m:t>
-                        </m:r>
-                      </m:e>
-                      <m:e>
-                        <m:r>
-                          <w:rPr>
-                            <w:rFonts w:ascii="Cambria Math" w:eastAsia="Times New Roman" w:hAnsi="Cambria Math" w:cs="Times New Roman"/>
-                            <w:sz w:val="24"/>
-                            <w:szCs w:val="24"/>
-                          </w:rPr>
-                          <m:t>0.2397</m:t>
-                        </m:r>
-                      </m:e>
-                      <m:e>
-                        <m:r>
-                          <w:rPr>
-                            <w:rFonts w:ascii="Cambria Math" w:eastAsia="Times New Roman" w:hAnsi="Cambria Math" w:cs="Times New Roman"/>
-                            <w:sz w:val="24"/>
-                            <w:szCs w:val="24"/>
-                          </w:rPr>
-                          <m:t>0.2466</m:t>
-                        </m:r>
-                      </m:e>
-                      <m:e>
-                        <m:r>
-                          <w:rPr>
-                            <w:rFonts w:ascii="Cambria Math" w:eastAsia="Times New Roman" w:hAnsi="Cambria Math" w:cs="Times New Roman"/>
-                            <w:sz w:val="24"/>
-                            <w:szCs w:val="24"/>
-                          </w:rPr>
-                          <m:t>0.2525</m:t>
-                        </m:r>
-                      </m:e>
-                    </m:mr>
-                    <m:mr>
-                      <m:e>
-                        <m:r>
-                          <w:rPr>
-                            <w:rFonts w:ascii="Cambria Math" w:eastAsia="Times New Roman" w:hAnsi="Cambria Math" w:cs="Times New Roman"/>
-                            <w:sz w:val="24"/>
-                            <w:szCs w:val="24"/>
-                          </w:rPr>
-                          <m:t>0.2589</m:t>
-                        </m:r>
-                      </m:e>
-                      <m:e>
-                        <m:r>
-                          <w:rPr>
-                            <w:rFonts w:ascii="Cambria Math" w:eastAsia="Times New Roman" w:hAnsi="Cambria Math" w:cs="Times New Roman"/>
-                            <w:sz w:val="24"/>
-                            <w:szCs w:val="24"/>
-                          </w:rPr>
-                          <m:t>0.2413</m:t>
-                        </m:r>
-                      </m:e>
-                      <m:e>
-                        <m:r>
-                          <w:rPr>
-                            <w:rFonts w:ascii="Cambria Math" w:eastAsia="Times New Roman" w:hAnsi="Cambria Math" w:cs="Times New Roman"/>
-                            <w:sz w:val="24"/>
-                            <w:szCs w:val="24"/>
-                          </w:rPr>
-                          <m:t>0.2472</m:t>
-                        </m:r>
-                      </m:e>
-                      <m:e>
-                        <m:r>
-                          <w:rPr>
-                            <w:rFonts w:ascii="Cambria Math" w:eastAsia="Times New Roman" w:hAnsi="Cambria Math" w:cs="Times New Roman"/>
-                            <w:sz w:val="24"/>
-                            <w:szCs w:val="24"/>
-                          </w:rPr>
-                          <m:t>0.2526</m:t>
-                        </m:r>
-                      </m:e>
-                    </m:mr>
-                  </m:m>
-                </m:e>
-              </m:d>
-            </m:e>
-          </m:borderBox>
-          <m:r>
-            <m:rPr>
-              <m:sty m:val="p"/>
-            </m:rPr>
-            <w:rPr>
-              <w:rFonts w:ascii="Cambria Math" w:eastAsia="Times New Roman" w:hAnsi="Cambria Math" w:cs="Times New Roman"/>
-              <w:sz w:val="24"/>
-              <w:szCs w:val="24"/>
-            </w:rPr>
-            <w:br/>
-          </m:r>
-        </m:oMath>
-      </m:oMathPara>
-    </w:p>
-    <w:p>
-      <w:pPr>
-        <w:spacing w:before="100" w:beforeAutospacing="1" w:after="100" w:afterAutospacing="1" w:line="240" w:lineRule="auto"/>
-        <w:ind w:left="720"/>
-        <w:rPr>
-          <w:rFonts w:ascii="Times New Roman" w:eastAsia="Times New Roman" w:hAnsi="Times New Roman" w:cs="Times New Roman"/>
-          <w:sz w:val="24"/>
-          <w:szCs w:val="24"/>
-        </w:rPr>
-      </w:pPr>
-    </w:p>
-    <w:p>
-      <w:pPr>
-        <w:spacing w:before="100" w:beforeAutospacing="1" w:after="100" w:afterAutospacing="1" w:line="240" w:lineRule="auto"/>
-        <w:rPr>
-          <w:rFonts w:ascii="Times New Roman" w:eastAsia="Times New Roman" w:hAnsi="Times New Roman" w:cs="Times New Roman"/>
-          <w:sz w:val="24"/>
-          <w:szCs w:val="24"/>
-        </w:rPr>
-      </w:pPr>
-    </w:p>
-    <w:p>
-      <w:pPr>
-        <w:pStyle w:val="Heading3"/>
-      </w:pPr>
-      <w:bookmarkStart w:id="15" w:name="_Toc224631490"/>
-      <w:r>
-        <w:rPr>
-          <w:sz w:val="48"/>
-          <w:szCs w:val="48"/>
-        </w:rPr>
         <w:t xml:space="preserve"> </w:t>
       </w:r>
       <w:r>
@@ -18539,7 +11261,6 @@
           <w:sz w:val="32"/>
           <w:szCs w:val="32"/>
         </w:rPr>
-        <w:lastRenderedPageBreak/>
         <w:t xml:space="preserve">We must convert the </w:t>
       </w:r>
       <w:r>
@@ -18789,6 +11510,7 @@
               <w:sz w:val="32"/>
               <w:szCs w:val="32"/>
             </w:rPr>
+            <w:lastRenderedPageBreak/>
             <m:t>0.453+0.421+0.436+0.382</m:t>
           </m:r>
           <m:r>
@@ -19453,7 +12175,7 @@
           <w:szCs w:val="24"/>
         </w:rPr>
         <w:pict w14:anchorId="6CE3F1D9">
-          <v:rect id="_x0000_i1050" style="width:0;height:1.5pt" o:hralign="center" o:hrstd="t" o:hr="t" fillcolor="#a0a0a0" stroked="f"/>
+          <v:rect id="_x0000_i1026" style="width:0;height:1.5pt" o:hralign="center" o:hrstd="t" o:hr="t" fillcolor="#a0a0a0" stroked="f"/>
         </w:pict>
       </w:r>
     </w:p>
@@ -19515,23 +12237,13 @@
           <w:szCs w:val="24"/>
         </w:rPr>
       </w:pPr>
-      <w:proofErr w:type="spellStart"/>
       <w:r>
         <w:rPr>
           <w:rFonts w:ascii="Cambria Math" w:eastAsia="Times New Roman" w:hAnsi="Cambria Math" w:cs="Times New Roman"/>
           <w:sz w:val="24"/>
           <w:szCs w:val="24"/>
         </w:rPr>
-        <w:t>Find_place</w:t>
-      </w:r>
-      <w:proofErr w:type="spellEnd"/>
-      <w:r>
-        <w:rPr>
-          <w:rFonts w:ascii="Cambria Math" w:eastAsia="Times New Roman" w:hAnsi="Cambria Math" w:cs="Times New Roman"/>
-          <w:sz w:val="24"/>
-          <w:szCs w:val="24"/>
-        </w:rPr>
-        <w:t>:</w:t>
+        <w:t>Find_place:</w:t>
       </w:r>
     </w:p>
     <w:p>
@@ -19555,6 +12267,7 @@
               <w:sz w:val="32"/>
               <w:szCs w:val="32"/>
             </w:rPr>
+            <w:lastRenderedPageBreak/>
             <m:t>1.1(0.423)+0.9(0.533)</m:t>
           </m:r>
           <m:r>
@@ -19851,7 +12564,7 @@
           <w:szCs w:val="24"/>
         </w:rPr>
         <w:pict w14:anchorId="7FC20A50">
-          <v:rect id="_x0000_i1051" style="width:0;height:1.5pt" o:hralign="center" o:hrstd="t" o:hr="t" fillcolor="#a0a0a0" stroked="f"/>
+          <v:rect id="_x0000_i1027" style="width:0;height:1.5pt" o:hralign="center" o:hrstd="t" o:hr="t" fillcolor="#a0a0a0" stroked="f"/>
         </w:pict>
       </w:r>
     </w:p>
@@ -19900,31 +12613,7 @@
           <w:sz w:val="48"/>
           <w:szCs w:val="48"/>
         </w:rPr>
-        <w:t xml:space="preserve"> </w:t>
-      </w:r>
-      <w:proofErr w:type="spellStart"/>
-      <w:r>
-        <w:rPr>
-          <w:rFonts w:ascii="Times New Roman" w:eastAsia="Times New Roman" w:hAnsi="Times New Roman" w:cs="Times New Roman"/>
-          <w:b/>
-          <w:bCs/>
-          <w:kern w:val="36"/>
-          <w:sz w:val="48"/>
-          <w:szCs w:val="48"/>
-        </w:rPr>
-        <w:t>Softmax</w:t>
-      </w:r>
-      <w:proofErr w:type="spellEnd"/>
-      <w:r>
-        <w:rPr>
-          <w:rFonts w:ascii="Times New Roman" w:eastAsia="Times New Roman" w:hAnsi="Times New Roman" w:cs="Times New Roman"/>
-          <w:b/>
-          <w:bCs/>
-          <w:kern w:val="36"/>
-          <w:sz w:val="48"/>
-          <w:szCs w:val="48"/>
-        </w:rPr>
-        <w:t xml:space="preserve"> Intent</w:t>
+        <w:t xml:space="preserve"> Softmax Intent</w:t>
       </w:r>
       <w:bookmarkEnd w:id="21"/>
     </w:p>
@@ -19943,7 +12632,6 @@
           <w:sz w:val="24"/>
           <w:szCs w:val="24"/>
         </w:rPr>
-        <w:lastRenderedPageBreak/>
         <w:t>Exponentials:</w:t>
       </w:r>
     </w:p>
@@ -20298,16 +12986,15 @@
           <w:szCs w:val="20"/>
         </w:rPr>
       </w:pPr>
-      <w:proofErr w:type="spellStart"/>
       <w:r>
         <w:rPr>
           <w:rFonts w:ascii="Courier New" w:eastAsia="Times New Roman" w:hAnsi="Courier New" w:cs="Courier New"/>
           <w:sz w:val="20"/>
           <w:szCs w:val="20"/>
         </w:rPr>
+        <w:lastRenderedPageBreak/>
         <w:t>find_place</w:t>
       </w:r>
-      <w:proofErr w:type="spellEnd"/>
     </w:p>
     <w:p>
       <w:pPr>
@@ -20325,7 +13012,7 @@
           <w:szCs w:val="24"/>
         </w:rPr>
         <w:pict w14:anchorId="5212A243">
-          <v:rect id="_x0000_i1052" style="width:0;height:1.5pt" o:hralign="center" o:hrstd="t" o:hr="t" fillcolor="#a0a0a0" stroked="f"/>
+          <v:rect id="_x0000_i1028" style="width:0;height:1.5pt" o:hralign="center" o:hrstd="t" o:hr="t" fillcolor="#a0a0a0" stroked="f"/>
         </w:pict>
       </w:r>
     </w:p>
@@ -20423,7 +13110,6 @@
           <w:szCs w:val="20"/>
         </w:rPr>
       </w:pPr>
-      <w:proofErr w:type="spellStart"/>
       <w:r>
         <w:rPr>
           <w:rFonts w:ascii="Courier New" w:eastAsia="Times New Roman" w:hAnsi="Courier New" w:cs="Courier New"/>
@@ -20432,7 +13118,6 @@
         </w:rPr>
         <w:t>find_place</w:t>
       </w:r>
-      <w:proofErr w:type="spellEnd"/>
     </w:p>
     <w:p>
       <w:pPr>
@@ -20537,7 +13222,7 @@
           <w:szCs w:val="24"/>
         </w:rPr>
         <w:pict w14:anchorId="2FE7C047">
-          <v:rect id="_x0000_i1053" style="width:0;height:1.5pt" o:hralign="center" o:hrstd="t" o:hr="t" fillcolor="#a0a0a0" stroked="f"/>
+          <v:rect id="_x0000_i1029" style="width:0;height:1.5pt" o:hralign="center" o:hrstd="t" o:hr="t" fillcolor="#a0a0a0" stroked="f"/>
         </w:pict>
       </w:r>
     </w:p>
@@ -20697,7 +13382,7 @@
           <w:szCs w:val="24"/>
         </w:rPr>
         <w:pict w14:anchorId="68C838C2">
-          <v:rect id="_x0000_i1054" style="width:0;height:1.5pt" o:hralign="center" o:hrstd="t" o:hr="t" fillcolor="#a0a0a0" stroked="f"/>
+          <v:rect id="_x0000_i1030" style="width:0;height:1.5pt" o:hralign="center" o:hrstd="t" o:hr="t" fillcolor="#a0a0a0" stroked="f"/>
         </w:pict>
       </w:r>
     </w:p>
@@ -20765,7 +13450,6 @@
           <w:sz w:val="24"/>
           <w:szCs w:val="24"/>
         </w:rPr>
-        <w:lastRenderedPageBreak/>
         <w:t>Gradients flow backward through:</w:t>
       </w:r>
     </w:p>
@@ -21155,7 +13839,6 @@
         </w:rPr>
         <w:t xml:space="preserve">This increases probability of </w:t>
       </w:r>
-      <w:proofErr w:type="spellStart"/>
       <w:r>
         <w:rPr>
           <w:rFonts w:ascii="Times New Roman" w:eastAsia="Times New Roman" w:hAnsi="Times New Roman" w:cs="Times New Roman"/>
@@ -21166,7 +13849,6 @@
         </w:rPr>
         <w:t>find_place</w:t>
       </w:r>
-      <w:proofErr w:type="spellEnd"/>
       <w:r>
         <w:rPr>
           <w:rFonts w:ascii="Times New Roman" w:eastAsia="Times New Roman" w:hAnsi="Times New Roman" w:cs="Times New Roman"/>
@@ -21192,7 +13874,7 @@
           <w:szCs w:val="24"/>
         </w:rPr>
         <w:pict w14:anchorId="643669ED">
-          <v:rect id="_x0000_i1055" style="width:0;height:1.5pt" o:hralign="center" o:hrstd="t" o:hr="t" fillcolor="#a0a0a0" stroked="f"/>
+          <v:rect id="_x0000_i1031" style="width:0;height:1.5pt" o:hralign="center" o:hrstd="t" o:hr="t" fillcolor="#a0a0a0" stroked="f"/>
         </w:pict>
       </w:r>
     </w:p>
@@ -21219,6 +13901,7 @@
           <w:sz w:val="48"/>
           <w:szCs w:val="48"/>
         </w:rPr>
+        <w:lastRenderedPageBreak/>
         <w:t>17️</w:t>
       </w:r>
       <w:r>
@@ -21377,18 +14060,8 @@
           <w:szCs w:val="20"/>
         </w:rPr>
         <w:br/>
-        <w:t xml:space="preserve">→ intent = </w:t>
-      </w:r>
-      <w:proofErr w:type="spellStart"/>
-      <w:r>
-        <w:rPr>
-          <w:rFonts w:ascii="Courier New" w:eastAsia="Times New Roman" w:hAnsi="Courier New" w:cs="Courier New"/>
-          <w:sz w:val="20"/>
-          <w:szCs w:val="20"/>
-        </w:rPr>
-        <w:t>find_place</w:t>
-      </w:r>
-      <w:proofErr w:type="spellEnd"/>
+        <w:t>→ intent = find_place</w:t>
+      </w:r>
     </w:p>
     <w:p>
       <w:pPr>
@@ -21406,7 +14079,7 @@
           <w:szCs w:val="24"/>
         </w:rPr>
         <w:pict w14:anchorId="168AA82E">
-          <v:rect id="_x0000_i1056" style="width:0;height:1.5pt" o:hralign="center" o:hrstd="t" o:hr="t" fillcolor="#a0a0a0" stroked="f"/>
+          <v:rect id="_x0000_i1032" style="width:0;height:1.5pt" o:hralign="center" o:hrstd="t" o:hr="t" fillcolor="#a0a0a0" stroked="f"/>
         </w:pict>
       </w:r>
     </w:p>
@@ -21515,31 +14188,14 @@
           <w:szCs w:val="20"/>
         </w:rPr>
         <w:br/>
-      </w:r>
-      <w:proofErr w:type="spellStart"/>
+        <w:t>station ↔ gas</w:t>
+      </w:r>
       <w:r>
         <w:rPr>
           <w:rFonts w:ascii="Courier New" w:eastAsia="Times New Roman" w:hAnsi="Courier New" w:cs="Courier New"/>
           <w:sz w:val="20"/>
           <w:szCs w:val="20"/>
         </w:rPr>
-        <w:t>station</w:t>
-      </w:r>
-      <w:proofErr w:type="spellEnd"/>
-      <w:r>
-        <w:rPr>
-          <w:rFonts w:ascii="Courier New" w:eastAsia="Times New Roman" w:hAnsi="Courier New" w:cs="Courier New"/>
-          <w:sz w:val="20"/>
-          <w:szCs w:val="20"/>
-        </w:rPr>
-        <w:t xml:space="preserve"> ↔ gas</w:t>
-      </w:r>
-      <w:r>
-        <w:rPr>
-          <w:rFonts w:ascii="Courier New" w:eastAsia="Times New Roman" w:hAnsi="Courier New" w:cs="Courier New"/>
-          <w:sz w:val="20"/>
-          <w:szCs w:val="20"/>
-        </w:rPr>
         <w:br/>
         <w:t>Murphy ↔ location</w:t>
       </w:r>
@@ -21578,7 +14234,7 @@
           <w:szCs w:val="24"/>
         </w:rPr>
         <w:pict w14:anchorId="6062A295">
-          <v:rect id="_x0000_i1057" style="width:0;height:1.5pt" o:hralign="center" o:hrstd="t" o:hr="t" fillcolor="#a0a0a0" stroked="f"/>
+          <v:rect id="_x0000_i1033" style="width:0;height:1.5pt" o:hralign="center" o:hrstd="t" o:hr="t" fillcolor="#a0a0a0" stroked="f"/>
         </w:pict>
       </w:r>
     </w:p>
@@ -21627,7 +14283,6 @@
           <w:sz w:val="24"/>
           <w:szCs w:val="24"/>
         </w:rPr>
-        <w:lastRenderedPageBreak/>
         <w:t xml:space="preserve">how the gradient of the loss flows backward through </w:t>
       </w:r>
       <m:oMath>
@@ -21716,61 +14371,7 @@
           <w:sz w:val="24"/>
           <w:szCs w:val="24"/>
         </w:rPr>
-        <w:t xml:space="preserve">is the </w:t>
-      </w:r>
-      <w:proofErr w:type="spellStart"/>
-      <w:r>
-        <w:rPr>
-          <w:rFonts w:ascii="Times New Roman" w:eastAsia="Times New Roman" w:hAnsi="Times New Roman" w:cs="Times New Roman"/>
-          <w:sz w:val="24"/>
-          <w:szCs w:val="24"/>
-        </w:rPr>
-        <w:t>aboce</w:t>
-      </w:r>
-      <w:proofErr w:type="spellEnd"/>
-      <w:r>
-        <w:rPr>
-          <w:rFonts w:ascii="Times New Roman" w:eastAsia="Times New Roman" w:hAnsi="Times New Roman" w:cs="Times New Roman"/>
-          <w:sz w:val="24"/>
-          <w:szCs w:val="24"/>
-        </w:rPr>
-        <w:t xml:space="preserve"> steps </w:t>
-      </w:r>
-      <w:proofErr w:type="spellStart"/>
-      <w:r>
-        <w:rPr>
-          <w:rFonts w:ascii="Times New Roman" w:eastAsia="Times New Roman" w:hAnsi="Times New Roman" w:cs="Times New Roman"/>
-          <w:sz w:val="24"/>
-          <w:szCs w:val="24"/>
-        </w:rPr>
-        <w:t>compy</w:t>
-      </w:r>
-      <w:proofErr w:type="spellEnd"/>
-      <w:r>
-        <w:rPr>
-          <w:rFonts w:ascii="Times New Roman" w:eastAsia="Times New Roman" w:hAnsi="Times New Roman" w:cs="Times New Roman"/>
-          <w:sz w:val="24"/>
-          <w:szCs w:val="24"/>
-        </w:rPr>
-        <w:t xml:space="preserve"> with the paper </w:t>
-      </w:r>
-      <w:proofErr w:type="spellStart"/>
-      <w:r>
-        <w:rPr>
-          <w:rFonts w:ascii="Times New Roman" w:eastAsia="Times New Roman" w:hAnsi="Times New Roman" w:cs="Times New Roman"/>
-          <w:sz w:val="24"/>
-          <w:szCs w:val="24"/>
-        </w:rPr>
-        <w:t>attenstion</w:t>
-      </w:r>
-      <w:proofErr w:type="spellEnd"/>
-      <w:r>
-        <w:rPr>
-          <w:rFonts w:ascii="Times New Roman" w:eastAsia="Times New Roman" w:hAnsi="Times New Roman" w:cs="Times New Roman"/>
-          <w:sz w:val="24"/>
-          <w:szCs w:val="24"/>
-        </w:rPr>
-        <w:t xml:space="preserve"> all what u need</w:t>
+        <w:t>is the aboce steps compy with the paper attenstion all what u need</w:t>
       </w:r>
     </w:p>
     <w:p>
@@ -21906,7 +14507,7 @@
           <w:szCs w:val="24"/>
         </w:rPr>
         <w:pict w14:anchorId="43041EF9">
-          <v:rect id="_x0000_i1058" style="width:0;height:1.5pt" o:hralign="center" o:hrstd="t" o:hr="t" fillcolor="#a0a0a0" stroked="f"/>
+          <v:rect id="_x0000_i1034" style="width:0;height:1.5pt" o:hralign="center" o:hrstd="t" o:hr="t" fillcolor="#a0a0a0" stroked="f"/>
         </w:pict>
       </w:r>
     </w:p>
@@ -21974,6 +14575,7 @@
           <w:sz w:val="24"/>
           <w:szCs w:val="24"/>
         </w:rPr>
+        <w:lastRenderedPageBreak/>
         <w:t>The Transformer paper defines attention as:</w:t>
       </w:r>
     </w:p>
@@ -22417,7 +15019,6 @@
         </w:rPr>
         <w:t xml:space="preserve">Apply </w:t>
       </w:r>
-      <w:proofErr w:type="spellStart"/>
       <w:r>
         <w:rPr>
           <w:rFonts w:ascii="Times New Roman" w:eastAsia="Times New Roman" w:hAnsi="Times New Roman" w:cs="Times New Roman"/>
@@ -22428,7 +15029,6 @@
         </w:rPr>
         <w:t>softmax</w:t>
       </w:r>
-      <w:proofErr w:type="spellEnd"/>
     </w:p>
     <w:p>
       <w:pPr>
@@ -22874,23 +15474,13 @@
                 <w:szCs w:val="24"/>
               </w:rPr>
             </w:pPr>
-            <w:proofErr w:type="spellStart"/>
             <w:r>
               <w:rPr>
                 <w:rFonts w:ascii="Times New Roman" w:eastAsia="Times New Roman" w:hAnsi="Times New Roman" w:cs="Times New Roman"/>
                 <w:sz w:val="24"/>
                 <w:szCs w:val="24"/>
               </w:rPr>
-              <w:t>softmax</w:t>
-            </w:r>
-            <w:proofErr w:type="spellEnd"/>
-            <w:r>
-              <w:rPr>
-                <w:rFonts w:ascii="Times New Roman" w:eastAsia="Times New Roman" w:hAnsi="Times New Roman" w:cs="Times New Roman"/>
-                <w:sz w:val="24"/>
-                <w:szCs w:val="24"/>
-              </w:rPr>
-              <w:t xml:space="preserve"> weights</w:t>
+              <w:t>softmax weights</w:t>
             </w:r>
           </w:p>
         </w:tc>
@@ -22945,7 +15535,6 @@
                 <w:sz w:val="24"/>
                 <w:szCs w:val="24"/>
               </w:rPr>
-              <w:lastRenderedPageBreak/>
               <w:t>multiply by V</w:t>
             </w:r>
           </w:p>
@@ -22993,7 +15582,7 @@
           <w:szCs w:val="24"/>
         </w:rPr>
         <w:pict w14:anchorId="1024FF11">
-          <v:rect id="_x0000_i1059" style="width:0;height:1.5pt" o:hralign="center" o:hrstd="t" o:hr="t" fillcolor="#a0a0a0" stroked="f"/>
+          <v:rect id="_x0000_i1035" style="width:0;height:1.5pt" o:hralign="center" o:hrstd="t" o:hr="t" fillcolor="#a0a0a0" stroked="f"/>
         </w:pict>
       </w:r>
     </w:p>
@@ -23449,6 +16038,7 @@
           <w:sz w:val="24"/>
           <w:szCs w:val="24"/>
         </w:rPr>
+        <w:lastRenderedPageBreak/>
         <w:t>To make the math readable, we simplified several things.</w:t>
       </w:r>
     </w:p>
@@ -23873,7 +16463,7 @@
           <w:szCs w:val="24"/>
         </w:rPr>
         <w:pict w14:anchorId="7659E306">
-          <v:rect id="_x0000_i1060" style="width:0;height:1.5pt" o:hralign="center" o:hrstd="t" o:hr="t" fillcolor="#a0a0a0" stroked="f"/>
+          <v:rect id="_x0000_i1036" style="width:0;height:1.5pt" o:hralign="center" o:hrstd="t" o:hr="t" fillcolor="#a0a0a0" stroked="f"/>
         </w:pict>
       </w:r>
     </w:p>
@@ -23957,7 +16547,6 @@
               <w:sz w:val="24"/>
               <w:szCs w:val="24"/>
             </w:rPr>
-            <w:lastRenderedPageBreak/>
             <m:t>FFN(x)=max(0,x</m:t>
           </m:r>
           <m:sSub>
@@ -24174,7 +16763,7 @@
           <w:szCs w:val="24"/>
         </w:rPr>
         <w:pict w14:anchorId="716751B1">
-          <v:rect id="_x0000_i1061" style="width:0;height:1.5pt" o:hralign="center" o:hrstd="t" o:hr="t" fillcolor="#a0a0a0" stroked="f"/>
+          <v:rect id="_x0000_i1037" style="width:0;height:1.5pt" o:hralign="center" o:hrstd="t" o:hr="t" fillcolor="#a0a0a0" stroked="f"/>
         </w:pict>
       </w:r>
     </w:p>
@@ -24308,7 +16897,7 @@
           <w:szCs w:val="24"/>
         </w:rPr>
         <w:pict w14:anchorId="23B5DE86">
-          <v:rect id="_x0000_i1062" style="width:0;height:1.5pt" o:hralign="center" o:hrstd="t" o:hr="t" fillcolor="#a0a0a0" stroked="f"/>
+          <v:rect id="_x0000_i1038" style="width:0;height:1.5pt" o:hralign="center" o:hrstd="t" o:hr="t" fillcolor="#a0a0a0" stroked="f"/>
         </w:pict>
       </w:r>
     </w:p>
@@ -24372,6 +16961,7 @@
           <w:sz w:val="24"/>
           <w:szCs w:val="24"/>
         </w:rPr>
+        <w:lastRenderedPageBreak/>
         <w:t>The paper defines positional encoding as:</w:t>
       </w:r>
     </w:p>
@@ -24635,7 +17225,7 @@
           <w:szCs w:val="24"/>
         </w:rPr>
         <w:pict w14:anchorId="132691D3">
-          <v:rect id="_x0000_i1063" style="width:0;height:1.5pt" o:hralign="center" o:hrstd="t" o:hr="t" fillcolor="#a0a0a0" stroked="f"/>
+          <v:rect id="_x0000_i1039" style="width:0;height:1.5pt" o:hralign="center" o:hrstd="t" o:hr="t" fillcolor="#a0a0a0" stroked="f"/>
         </w:pict>
       </w:r>
     </w:p>
@@ -24922,7 +17512,6 @@
           <w:sz w:val="24"/>
           <w:szCs w:val="24"/>
         </w:rPr>
-        <w:lastRenderedPageBreak/>
         <w:t xml:space="preserve">or uses a </w:t>
       </w:r>
       <w:r>
@@ -24978,7 +17567,7 @@
           <w:szCs w:val="24"/>
         </w:rPr>
         <w:pict w14:anchorId="49B508A5">
-          <v:rect id="_x0000_i1064" style="width:0;height:1.5pt" o:hralign="center" o:hrstd="t" o:hr="t" fillcolor="#a0a0a0" stroked="f"/>
+          <v:rect id="_x0000_i1040" style="width:0;height:1.5pt" o:hralign="center" o:hrstd="t" o:hr="t" fillcolor="#a0a0a0" stroked="f"/>
         </w:pict>
       </w:r>
     </w:p>
@@ -25206,7 +17795,7 @@
           <w:szCs w:val="24"/>
         </w:rPr>
         <w:pict w14:anchorId="4119763C">
-          <v:rect id="_x0000_i1065" style="width:0;height:1.5pt" o:hralign="center" o:hrstd="t" o:hr="t" fillcolor="#a0a0a0" stroked="f"/>
+          <v:rect id="_x0000_i1041" style="width:0;height:1.5pt" o:hralign="center" o:hrstd="t" o:hr="t" fillcolor="#a0a0a0" stroked="f"/>
         </w:pict>
       </w:r>
     </w:p>
@@ -25233,6 +17822,7 @@
           <w:sz w:val="48"/>
           <w:szCs w:val="48"/>
         </w:rPr>
+        <w:lastRenderedPageBreak/>
         <w:t>6️</w:t>
       </w:r>
       <w:r>
@@ -25482,7 +18072,7 @@
           <w:szCs w:val="24"/>
         </w:rPr>
         <w:pict w14:anchorId="08D9C2E7">
-          <v:rect id="_x0000_i1066" style="width:0;height:1.5pt" o:hralign="center" o:hrstd="t" o:hr="t" fillcolor="#a0a0a0" stroked="f"/>
+          <v:rect id="_x0000_i1042" style="width:0;height:1.5pt" o:hralign="center" o:hrstd="t" o:hr="t" fillcolor="#a0a0a0" stroked="f"/>
         </w:pict>
       </w:r>
     </w:p>
@@ -25604,6 +18194,7 @@
           <w:szCs w:val="20"/>
         </w:rPr>
         <w:br/>
+        <w:t>Add positional encoding</w:t>
       </w:r>
       <w:r>
         <w:rPr>
@@ -25611,8 +18202,8 @@
           <w:sz w:val="20"/>
           <w:szCs w:val="20"/>
         </w:rPr>
-        <w:lastRenderedPageBreak/>
-        <w:t>Add positional encoding</w:t>
+        <w:br/>
+        <w:t>↓</w:t>
       </w:r>
       <w:r>
         <w:rPr>
@@ -25621,7 +18212,7 @@
           <w:szCs w:val="20"/>
         </w:rPr>
         <w:br/>
-        <w:t>↓</w:t>
+        <w:t>Multi-Head Attention</w:t>
       </w:r>
       <w:r>
         <w:rPr>
@@ -25630,7 +18221,7 @@
           <w:szCs w:val="20"/>
         </w:rPr>
         <w:br/>
-        <w:t>Multi-Head Attention</w:t>
+        <w:t>↓</w:t>
       </w:r>
       <w:r>
         <w:rPr>
@@ -25639,7 +18230,7 @@
           <w:szCs w:val="20"/>
         </w:rPr>
         <w:br/>
-        <w:t>↓</w:t>
+        <w:t>Add + LayerNorm</w:t>
       </w:r>
       <w:r>
         <w:rPr>
@@ -25648,18 +18239,17 @@
           <w:szCs w:val="20"/>
         </w:rPr>
         <w:br/>
-        <w:t xml:space="preserve">Add + </w:t>
-      </w:r>
-      <w:proofErr w:type="spellStart"/>
+        <w:t>↓</w:t>
+      </w:r>
       <w:r>
         <w:rPr>
           <w:rFonts w:ascii="Courier New" w:eastAsia="Times New Roman" w:hAnsi="Courier New" w:cs="Courier New"/>
           <w:sz w:val="20"/>
           <w:szCs w:val="20"/>
         </w:rPr>
-        <w:t>LayerNorm</w:t>
-      </w:r>
-      <w:proofErr w:type="spellEnd"/>
+        <w:br/>
+        <w:t>Feed-Forward Network</w:t>
+      </w:r>
       <w:r>
         <w:rPr>
           <w:rFonts w:ascii="Courier New" w:eastAsia="Times New Roman" w:hAnsi="Courier New" w:cs="Courier New"/>
@@ -25676,7 +18266,7 @@
           <w:szCs w:val="20"/>
         </w:rPr>
         <w:br/>
-        <w:t>Feed-Forward Network</w:t>
+        <w:t>Add + LayerNorm</w:t>
       </w:r>
       <w:r>
         <w:rPr>
@@ -25694,34 +18284,6 @@
           <w:szCs w:val="20"/>
         </w:rPr>
         <w:br/>
-        <w:t xml:space="preserve">Add + </w:t>
-      </w:r>
-      <w:proofErr w:type="spellStart"/>
-      <w:r>
-        <w:rPr>
-          <w:rFonts w:ascii="Courier New" w:eastAsia="Times New Roman" w:hAnsi="Courier New" w:cs="Courier New"/>
-          <w:sz w:val="20"/>
-          <w:szCs w:val="20"/>
-        </w:rPr>
-        <w:t>LayerNorm</w:t>
-      </w:r>
-      <w:proofErr w:type="spellEnd"/>
-      <w:r>
-        <w:rPr>
-          <w:rFonts w:ascii="Courier New" w:eastAsia="Times New Roman" w:hAnsi="Courier New" w:cs="Courier New"/>
-          <w:sz w:val="20"/>
-          <w:szCs w:val="20"/>
-        </w:rPr>
-        <w:br/>
-        <w:t>↓</w:t>
-      </w:r>
-      <w:r>
-        <w:rPr>
-          <w:rFonts w:ascii="Courier New" w:eastAsia="Times New Roman" w:hAnsi="Courier New" w:cs="Courier New"/>
-          <w:sz w:val="20"/>
-          <w:szCs w:val="20"/>
-        </w:rPr>
-        <w:br/>
         <w:t>Next layer</w:t>
       </w:r>
     </w:p>
@@ -25759,7 +18321,7 @@
           <w:szCs w:val="24"/>
         </w:rPr>
         <w:pict w14:anchorId="2516C8FF">
-          <v:rect id="_x0000_i1067" style="width:0;height:1.5pt" o:hralign="center" o:hrstd="t" o:hr="t" fillcolor="#a0a0a0" stroked="f"/>
+          <v:rect id="_x0000_i1043" style="width:0;height:1.5pt" o:hralign="center" o:hrstd="t" o:hr="t" fillcolor="#a0a0a0" stroked="f"/>
         </w:pict>
       </w:r>
     </w:p>
@@ -25865,6 +18427,7 @@
               <w:sz w:val="24"/>
               <w:szCs w:val="24"/>
             </w:rPr>
+            <w:lastRenderedPageBreak/>
             <m:t>Q=X</m:t>
           </m:r>
           <m:sSub>
@@ -26313,7 +18876,7 @@
           <w:szCs w:val="24"/>
         </w:rPr>
         <w:pict w14:anchorId="7629B780">
-          <v:rect id="_x0000_i1068" style="width:0;height:1.5pt" o:hralign="center" o:hrstd="t" o:hr="t" fillcolor="#a0a0a0" stroked="f"/>
+          <v:rect id="_x0000_i1044" style="width:0;height:1.5pt" o:hralign="center" o:hrstd="t" o:hr="t" fillcolor="#a0a0a0" stroked="f"/>
         </w:pict>
       </w:r>
     </w:p>
@@ -26405,7 +18968,7 @@
           <w:szCs w:val="24"/>
         </w:rPr>
         <w:pict w14:anchorId="397193AD">
-          <v:rect id="_x0000_i1069" style="width:0;height:1.5pt" o:hralign="center" o:hrstd="t" o:hr="t" fillcolor="#a0a0a0" stroked="f"/>
+          <v:rect id="_x0000_i1045" style="width:0;height:1.5pt" o:hralign="center" o:hrstd="t" o:hr="t" fillcolor="#a0a0a0" stroked="f"/>
         </w:pict>
       </w:r>
     </w:p>
@@ -26444,7 +19007,6 @@
           <w:sz w:val="24"/>
           <w:szCs w:val="24"/>
         </w:rPr>
-        <w:lastRenderedPageBreak/>
         <w:t xml:space="preserve">the full Transformer block exactly as implemented in GPT models with the real matrix sizes (like 4096×4096) and how the gradients propagate through </w:t>
       </w:r>
       <m:oMath>
@@ -26559,13 +19121,9 @@
         <w:pStyle w:val="Heading2"/>
       </w:pPr>
       <w:bookmarkStart w:id="41" w:name="_Toc224631516"/>
-      <w:proofErr w:type="spellStart"/>
-      <w:r>
-        <w:t>Softmax</w:t>
-      </w:r>
-      <w:proofErr w:type="spellEnd"/>
-      <w:r>
-        <w:t xml:space="preserve"> Attention Weights (example first row)</w:t>
+      <w:r>
+        <w:lastRenderedPageBreak/>
+        <w:t>Softmax Attention Weights (example first row)</w:t>
       </w:r>
       <w:bookmarkEnd w:id="41"/>
     </w:p>
@@ -26580,15 +19138,7 @@
       </w:pPr>
       <w:bookmarkStart w:id="42" w:name="_Toc224631517"/>
       <w:r>
-        <w:t xml:space="preserve">Context Vectors Z = </w:t>
-      </w:r>
-      <w:proofErr w:type="spellStart"/>
-      <w:r>
-        <w:t>softmax</w:t>
-      </w:r>
-      <w:proofErr w:type="spellEnd"/>
-      <w:r>
-        <w:t>(QK^T) * V</w:t>
+        <w:t>Context Vectors Z = softmax(QK^T) * V</w:t>
       </w:r>
       <w:bookmarkEnd w:id="42"/>
     </w:p>
@@ -26681,9 +19231,6 @@
       </w:r>
       <w:r>
         <w:br/>
-      </w:r>
-      <w:r>
-        <w:lastRenderedPageBreak/>
         <w:t>[1.1 0.9</w:t>
       </w:r>
       <w:r>
@@ -26703,14 +19250,7 @@
       </w:r>
       <w:r>
         <w:br/>
-      </w:r>
-      <w:proofErr w:type="spellStart"/>
-      <w:r>
-        <w:t>find_place</w:t>
-      </w:r>
-      <w:proofErr w:type="spellEnd"/>
-      <w:r>
-        <w:t xml:space="preserve"> = 1.1*0.423 + 0.9*0.533 = 0.945</w:t>
+        <w:t>find_place = 1.1*0.423 + 0.9*0.533 = 0.945</w:t>
       </w:r>
       <w:r>
         <w:br/>
@@ -26726,25 +19266,15 @@
         <w:pStyle w:val="Heading2"/>
       </w:pPr>
       <w:bookmarkStart w:id="45" w:name="_Toc224631520"/>
-      <w:proofErr w:type="spellStart"/>
-      <w:r>
-        <w:t>Softmax</w:t>
-      </w:r>
-      <w:proofErr w:type="spellEnd"/>
-      <w:r>
-        <w:t xml:space="preserve"> Intent Probabilities</w:t>
+      <w:r>
+        <w:t>Softmax Intent Probabilities</w:t>
       </w:r>
       <w:bookmarkEnd w:id="45"/>
     </w:p>
     <w:p>
       <w:r>
-        <w:t xml:space="preserve">[0.462, 0.309, 0.229] -&gt; predicted intent = </w:t>
-      </w:r>
-      <w:proofErr w:type="spellStart"/>
-      <w:r>
-        <w:t>find_place</w:t>
-      </w:r>
-      <w:proofErr w:type="spellEnd"/>
+        <w:t>[0.462, 0.309, 0.229] -&gt; predicted intent = find_place</w:t>
+      </w:r>
     </w:p>
     <w:p>
       <w:pPr>
@@ -26758,13 +19288,8 @@
     </w:p>
     <w:p>
       <w:r>
-        <w:t xml:space="preserve">[1, 0, 0]  -&gt; correct label = </w:t>
-      </w:r>
-      <w:proofErr w:type="spellStart"/>
-      <w:r>
-        <w:t>find_place</w:t>
-      </w:r>
-      <w:proofErr w:type="spellEnd"/>
+        <w:t>[1, 0, 0]  -&gt; correct label = find_place</w:t>
+      </w:r>
     </w:p>
     <w:p>
       <w:pPr>
@@ -26798,22 +19323,9 @@
       </w:pPr>
       <w:bookmarkStart w:id="49" w:name="_Toc224631524"/>
       <w:r>
-        <w:t>Backpropagation updates embeddings and attention weights so that next time the probability of '</w:t>
-      </w:r>
-      <w:proofErr w:type="spellStart"/>
-      <w:r>
-        <w:t>find_place</w:t>
-      </w:r>
-      <w:proofErr w:type="spellEnd"/>
-      <w:r>
-        <w:t xml:space="preserve">' </w:t>
-      </w:r>
-      <w:proofErr w:type="spellStart"/>
-      <w:r>
-        <w:t>incre</w:t>
+        <w:t>Backpropagation updates embeddings and attention weights so that next time the probability of 'find_place' incre</w:t>
       </w:r>
       <w:bookmarkEnd w:id="49"/>
-      <w:proofErr w:type="spellEnd"/>
     </w:p>
     <w:sectPr>
       <w:footerReference w:type="default" r:id="rId8"/>

--- a/doc/mkhalil/transformer_attention_example-1.docx
+++ b/doc/mkhalil/transformer_attention_example-1.docx
@@ -6282,19 +6282,11 @@
           <w:rFonts w:ascii="Times New Roman" w:hAnsi="Times New Roman" w:cs="Times New Roman"/>
         </w:rPr>
       </w:pPr>
-      <w:proofErr w:type="spellStart"/>
       <w:r>
         <w:rPr>
           <w:rFonts w:ascii="Times New Roman" w:hAnsi="Times New Roman" w:cs="Times New Roman"/>
         </w:rPr>
-        <w:t>Softmax</w:t>
-      </w:r>
-      <w:proofErr w:type="spellEnd"/>
-      <w:r>
-        <w:rPr>
-          <w:rFonts w:ascii="Times New Roman" w:hAnsi="Times New Roman" w:cs="Times New Roman"/>
-        </w:rPr>
-        <w:t xml:space="preserve"> attention weights</w:t>
+        <w:t>Softmax attention weights</w:t>
       </w:r>
     </w:p>
     <w:p>
@@ -6413,19 +6405,11 @@
           <w:rFonts w:ascii="Times New Roman" w:hAnsi="Times New Roman" w:cs="Times New Roman"/>
         </w:rPr>
       </w:pPr>
-      <w:proofErr w:type="spellStart"/>
       <w:r>
         <w:rPr>
           <w:rFonts w:ascii="Times New Roman" w:hAnsi="Times New Roman" w:cs="Times New Roman"/>
         </w:rPr>
-        <w:t>Softmax</w:t>
-      </w:r>
-      <w:proofErr w:type="spellEnd"/>
-      <w:r>
-        <w:rPr>
-          <w:rFonts w:ascii="Times New Roman" w:hAnsi="Times New Roman" w:cs="Times New Roman"/>
-        </w:rPr>
-        <w:t xml:space="preserve"> probabilities</w:t>
+        <w:t>Softmax probabilities</w:t>
       </w:r>
     </w:p>
     <w:p>
@@ -11657,14 +11641,9 @@
       </w:pPr>
       <w:bookmarkStart w:id="14" w:name="_Toc224631489"/>
       <w:r>
-        <w:t xml:space="preserve">Apply </w:t>
-      </w:r>
-      <w:proofErr w:type="spellStart"/>
-      <w:r>
-        <w:t>Softmax</w:t>
+        <w:t>Apply Softmax</w:t>
       </w:r>
       <w:bookmarkEnd w:id="14"/>
-      <w:proofErr w:type="spellEnd"/>
     </w:p>
     <w:p/>
     <w:p>
@@ -12041,25 +12020,7 @@
           <w:sz w:val="24"/>
           <w:szCs w:val="24"/>
         </w:rPr>
-        <w:t xml:space="preserve">Row1 </w:t>
-      </w:r>
-      <w:proofErr w:type="spellStart"/>
-      <w:r>
-        <w:rPr>
-          <w:rFonts w:ascii="Times New Roman" w:eastAsia="Times New Roman" w:hAnsi="Times New Roman" w:cs="Times New Roman"/>
-          <w:sz w:val="24"/>
-          <w:szCs w:val="24"/>
-        </w:rPr>
-        <w:t>softmax</w:t>
-      </w:r>
-      <w:proofErr w:type="spellEnd"/>
-      <w:r>
-        <w:rPr>
-          <w:rFonts w:ascii="Times New Roman" w:eastAsia="Times New Roman" w:hAnsi="Times New Roman" w:cs="Times New Roman"/>
-          <w:sz w:val="24"/>
-          <w:szCs w:val="24"/>
-        </w:rPr>
-        <w:t xml:space="preserve"> gives weights:</w:t>
+        <w:t>Row1 softmax gives weights:</w:t>
       </w:r>
     </w:p>
     <w:p>
@@ -12417,25 +12378,7 @@
           <w:sz w:val="24"/>
           <w:szCs w:val="24"/>
         </w:rPr>
-        <w:t xml:space="preserve">Before applying </w:t>
-      </w:r>
-      <w:proofErr w:type="spellStart"/>
-      <w:r>
-        <w:rPr>
-          <w:rFonts w:ascii="Times New Roman" w:eastAsia="Times New Roman" w:hAnsi="Times New Roman" w:cs="Times New Roman"/>
-          <w:sz w:val="24"/>
-          <w:szCs w:val="24"/>
-        </w:rPr>
-        <w:t>softmax</w:t>
-      </w:r>
-      <w:proofErr w:type="spellEnd"/>
-      <w:r>
-        <w:rPr>
-          <w:rFonts w:ascii="Times New Roman" w:eastAsia="Times New Roman" w:hAnsi="Times New Roman" w:cs="Times New Roman"/>
-          <w:sz w:val="24"/>
-          <w:szCs w:val="24"/>
-        </w:rPr>
-        <w:t xml:space="preserve">, we subtract the </w:t>
+        <w:t xml:space="preserve">Before applying softmax, we subtract the </w:t>
       </w:r>
       <w:r>
         <w:rPr>
@@ -13795,31 +13738,7 @@
           <w:sz w:val="48"/>
           <w:szCs w:val="48"/>
         </w:rPr>
-        <w:t xml:space="preserve"> Final </w:t>
-      </w:r>
-      <w:proofErr w:type="spellStart"/>
-      <w:r>
-        <w:rPr>
-          <w:rFonts w:ascii="Times New Roman" w:eastAsia="Times New Roman" w:hAnsi="Times New Roman" w:cs="Times New Roman"/>
-          <w:b/>
-          <w:bCs/>
-          <w:kern w:val="36"/>
-          <w:sz w:val="48"/>
-          <w:szCs w:val="48"/>
-        </w:rPr>
-        <w:t>Softmax</w:t>
-      </w:r>
-      <w:proofErr w:type="spellEnd"/>
-      <w:r>
-        <w:rPr>
-          <w:rFonts w:ascii="Times New Roman" w:eastAsia="Times New Roman" w:hAnsi="Times New Roman" w:cs="Times New Roman"/>
-          <w:b/>
-          <w:bCs/>
-          <w:kern w:val="36"/>
-          <w:sz w:val="48"/>
-          <w:szCs w:val="48"/>
-        </w:rPr>
-        <w:t xml:space="preserve"> Output (Row 1)</w:t>
+        <w:t xml:space="preserve"> Final Softmax Output (Row 1)</w:t>
       </w:r>
     </w:p>
     <w:p>
@@ -14482,21 +14401,8 @@
           <w:sz w:val="48"/>
           <w:szCs w:val="48"/>
         </w:rPr>
-        <w:t xml:space="preserve">Row 2 </w:t>
-      </w:r>
-      <w:proofErr w:type="spellStart"/>
-      <w:r>
-        <w:rPr>
-          <w:rFonts w:ascii="Times New Roman" w:eastAsia="Times New Roman" w:hAnsi="Times New Roman" w:cs="Times New Roman"/>
-          <w:b/>
-          <w:bCs/>
-          <w:kern w:val="36"/>
-          <w:sz w:val="48"/>
-          <w:szCs w:val="48"/>
-        </w:rPr>
-        <w:t>Softmax</w:t>
-      </w:r>
-      <w:proofErr w:type="spellEnd"/>
+        <w:t>Row 2 Softmax</w:t>
+      </w:r>
     </w:p>
     <w:p>
       <w:pPr>
@@ -15531,21 +15437,8 @@
           <w:sz w:val="48"/>
           <w:szCs w:val="48"/>
         </w:rPr>
-        <w:t xml:space="preserve"> Row 3 </w:t>
-      </w:r>
-      <w:proofErr w:type="spellStart"/>
-      <w:r>
-        <w:rPr>
-          <w:rFonts w:ascii="Times New Roman" w:eastAsia="Times New Roman" w:hAnsi="Times New Roman" w:cs="Times New Roman"/>
-          <w:b/>
-          <w:bCs/>
-          <w:kern w:val="36"/>
-          <w:sz w:val="48"/>
-          <w:szCs w:val="48"/>
-        </w:rPr>
-        <w:t>Softmax</w:t>
-      </w:r>
-      <w:proofErr w:type="spellEnd"/>
+        <w:t xml:space="preserve"> Row 3 Softmax</w:t>
+      </w:r>
     </w:p>
     <w:p>
       <w:pPr>
@@ -16541,21 +16434,8 @@
           <w:sz w:val="48"/>
           <w:szCs w:val="48"/>
         </w:rPr>
-        <w:t xml:space="preserve"> Row 4 </w:t>
-      </w:r>
-      <w:proofErr w:type="spellStart"/>
-      <w:r>
-        <w:rPr>
-          <w:rFonts w:ascii="Times New Roman" w:eastAsia="Times New Roman" w:hAnsi="Times New Roman" w:cs="Times New Roman"/>
-          <w:b/>
-          <w:bCs/>
-          <w:kern w:val="36"/>
-          <w:sz w:val="48"/>
-          <w:szCs w:val="48"/>
-        </w:rPr>
-        <w:t>Softmax</w:t>
-      </w:r>
-      <w:proofErr w:type="spellEnd"/>
+        <w:t xml:space="preserve"> Row 4 Softmax</w:t>
+      </w:r>
     </w:p>
     <w:p>
       <w:pPr>
@@ -17590,31 +17470,7 @@
           <w:sz w:val="48"/>
           <w:szCs w:val="48"/>
         </w:rPr>
-        <w:t xml:space="preserve"> Final </w:t>
-      </w:r>
-      <w:proofErr w:type="spellStart"/>
-      <w:r>
-        <w:rPr>
-          <w:rFonts w:ascii="Times New Roman" w:eastAsia="Times New Roman" w:hAnsi="Times New Roman" w:cs="Times New Roman"/>
-          <w:b/>
-          <w:bCs/>
-          <w:kern w:val="36"/>
-          <w:sz w:val="48"/>
-          <w:szCs w:val="48"/>
-        </w:rPr>
-        <w:t>Softmax</w:t>
-      </w:r>
-      <w:proofErr w:type="spellEnd"/>
-      <w:r>
-        <w:rPr>
-          <w:rFonts w:ascii="Times New Roman" w:eastAsia="Times New Roman" w:hAnsi="Times New Roman" w:cs="Times New Roman"/>
-          <w:b/>
-          <w:bCs/>
-          <w:kern w:val="36"/>
-          <w:sz w:val="48"/>
-          <w:szCs w:val="48"/>
-        </w:rPr>
-        <w:t xml:space="preserve"> Matrix</w:t>
+        <w:t xml:space="preserve"> Final Softmax Matrix</w:t>
       </w:r>
     </w:p>
     <w:p>
@@ -19515,23 +19371,13 @@
           <w:szCs w:val="24"/>
         </w:rPr>
       </w:pPr>
-      <w:proofErr w:type="spellStart"/>
       <w:r>
         <w:rPr>
           <w:rFonts w:ascii="Cambria Math" w:eastAsia="Times New Roman" w:hAnsi="Cambria Math" w:cs="Times New Roman"/>
           <w:sz w:val="24"/>
           <w:szCs w:val="24"/>
         </w:rPr>
-        <w:t>Find_place</w:t>
-      </w:r>
-      <w:proofErr w:type="spellEnd"/>
-      <w:r>
-        <w:rPr>
-          <w:rFonts w:ascii="Cambria Math" w:eastAsia="Times New Roman" w:hAnsi="Cambria Math" w:cs="Times New Roman"/>
-          <w:sz w:val="24"/>
-          <w:szCs w:val="24"/>
-        </w:rPr>
-        <w:t>:</w:t>
+        <w:t>Find_place:</w:t>
       </w:r>
     </w:p>
     <w:p>
@@ -19900,31 +19746,7 @@
           <w:sz w:val="48"/>
           <w:szCs w:val="48"/>
         </w:rPr>
-        <w:t xml:space="preserve"> </w:t>
-      </w:r>
-      <w:proofErr w:type="spellStart"/>
-      <w:r>
-        <w:rPr>
-          <w:rFonts w:ascii="Times New Roman" w:eastAsia="Times New Roman" w:hAnsi="Times New Roman" w:cs="Times New Roman"/>
-          <w:b/>
-          <w:bCs/>
-          <w:kern w:val="36"/>
-          <w:sz w:val="48"/>
-          <w:szCs w:val="48"/>
-        </w:rPr>
-        <w:t>Softmax</w:t>
-      </w:r>
-      <w:proofErr w:type="spellEnd"/>
-      <w:r>
-        <w:rPr>
-          <w:rFonts w:ascii="Times New Roman" w:eastAsia="Times New Roman" w:hAnsi="Times New Roman" w:cs="Times New Roman"/>
-          <w:b/>
-          <w:bCs/>
-          <w:kern w:val="36"/>
-          <w:sz w:val="48"/>
-          <w:szCs w:val="48"/>
-        </w:rPr>
-        <w:t xml:space="preserve"> Intent</w:t>
+        <w:t xml:space="preserve"> Softmax Intent</w:t>
       </w:r>
       <w:bookmarkEnd w:id="21"/>
     </w:p>
@@ -20298,7 +20120,6 @@
           <w:szCs w:val="20"/>
         </w:rPr>
       </w:pPr>
-      <w:proofErr w:type="spellStart"/>
       <w:r>
         <w:rPr>
           <w:rFonts w:ascii="Courier New" w:eastAsia="Times New Roman" w:hAnsi="Courier New" w:cs="Courier New"/>
@@ -20307,7 +20128,6 @@
         </w:rPr>
         <w:t>find_place</w:t>
       </w:r>
-      <w:proofErr w:type="spellEnd"/>
     </w:p>
     <w:p>
       <w:pPr>
@@ -20423,7 +20243,6 @@
           <w:szCs w:val="20"/>
         </w:rPr>
       </w:pPr>
-      <w:proofErr w:type="spellStart"/>
       <w:r>
         <w:rPr>
           <w:rFonts w:ascii="Courier New" w:eastAsia="Times New Roman" w:hAnsi="Courier New" w:cs="Courier New"/>
@@ -20432,7 +20251,6 @@
         </w:rPr>
         <w:t>find_place</w:t>
       </w:r>
-      <w:proofErr w:type="spellEnd"/>
     </w:p>
     <w:p>
       <w:pPr>
@@ -21155,7 +20973,6 @@
         </w:rPr>
         <w:t xml:space="preserve">This increases probability of </w:t>
       </w:r>
-      <w:proofErr w:type="spellStart"/>
       <w:r>
         <w:rPr>
           <w:rFonts w:ascii="Times New Roman" w:eastAsia="Times New Roman" w:hAnsi="Times New Roman" w:cs="Times New Roman"/>
@@ -21166,7 +20983,6 @@
         </w:rPr>
         <w:t>find_place</w:t>
       </w:r>
-      <w:proofErr w:type="spellEnd"/>
       <w:r>
         <w:rPr>
           <w:rFonts w:ascii="Times New Roman" w:eastAsia="Times New Roman" w:hAnsi="Times New Roman" w:cs="Times New Roman"/>
@@ -21377,18 +21193,8 @@
           <w:szCs w:val="20"/>
         </w:rPr>
         <w:br/>
-        <w:t xml:space="preserve">→ intent = </w:t>
-      </w:r>
-      <w:proofErr w:type="spellStart"/>
-      <w:r>
-        <w:rPr>
-          <w:rFonts w:ascii="Courier New" w:eastAsia="Times New Roman" w:hAnsi="Courier New" w:cs="Courier New"/>
-          <w:sz w:val="20"/>
-          <w:szCs w:val="20"/>
-        </w:rPr>
-        <w:t>find_place</w:t>
-      </w:r>
-      <w:proofErr w:type="spellEnd"/>
+        <w:t>→ intent = find_place</w:t>
+      </w:r>
     </w:p>
     <w:p>
       <w:pPr>
@@ -21515,24 +21321,7 @@
           <w:szCs w:val="20"/>
         </w:rPr>
         <w:br/>
-      </w:r>
-      <w:proofErr w:type="spellStart"/>
-      <w:r>
-        <w:rPr>
-          <w:rFonts w:ascii="Courier New" w:eastAsia="Times New Roman" w:hAnsi="Courier New" w:cs="Courier New"/>
-          <w:sz w:val="20"/>
-          <w:szCs w:val="20"/>
-        </w:rPr>
-        <w:t>station</w:t>
-      </w:r>
-      <w:proofErr w:type="spellEnd"/>
-      <w:r>
-        <w:rPr>
-          <w:rFonts w:ascii="Courier New" w:eastAsia="Times New Roman" w:hAnsi="Courier New" w:cs="Courier New"/>
-          <w:sz w:val="20"/>
-          <w:szCs w:val="20"/>
-        </w:rPr>
-        <w:t xml:space="preserve"> ↔ gas</w:t>
+        <w:t>station ↔ gas</w:t>
       </w:r>
       <w:r>
         <w:rPr>
@@ -21716,61 +21505,7 @@
           <w:sz w:val="24"/>
           <w:szCs w:val="24"/>
         </w:rPr>
-        <w:t xml:space="preserve">is the </w:t>
-      </w:r>
-      <w:proofErr w:type="spellStart"/>
-      <w:r>
-        <w:rPr>
-          <w:rFonts w:ascii="Times New Roman" w:eastAsia="Times New Roman" w:hAnsi="Times New Roman" w:cs="Times New Roman"/>
-          <w:sz w:val="24"/>
-          <w:szCs w:val="24"/>
-        </w:rPr>
-        <w:t>aboce</w:t>
-      </w:r>
-      <w:proofErr w:type="spellEnd"/>
-      <w:r>
-        <w:rPr>
-          <w:rFonts w:ascii="Times New Roman" w:eastAsia="Times New Roman" w:hAnsi="Times New Roman" w:cs="Times New Roman"/>
-          <w:sz w:val="24"/>
-          <w:szCs w:val="24"/>
-        </w:rPr>
-        <w:t xml:space="preserve"> steps </w:t>
-      </w:r>
-      <w:proofErr w:type="spellStart"/>
-      <w:r>
-        <w:rPr>
-          <w:rFonts w:ascii="Times New Roman" w:eastAsia="Times New Roman" w:hAnsi="Times New Roman" w:cs="Times New Roman"/>
-          <w:sz w:val="24"/>
-          <w:szCs w:val="24"/>
-        </w:rPr>
-        <w:t>compy</w:t>
-      </w:r>
-      <w:proofErr w:type="spellEnd"/>
-      <w:r>
-        <w:rPr>
-          <w:rFonts w:ascii="Times New Roman" w:eastAsia="Times New Roman" w:hAnsi="Times New Roman" w:cs="Times New Roman"/>
-          <w:sz w:val="24"/>
-          <w:szCs w:val="24"/>
-        </w:rPr>
-        <w:t xml:space="preserve"> with the paper </w:t>
-      </w:r>
-      <w:proofErr w:type="spellStart"/>
-      <w:r>
-        <w:rPr>
-          <w:rFonts w:ascii="Times New Roman" w:eastAsia="Times New Roman" w:hAnsi="Times New Roman" w:cs="Times New Roman"/>
-          <w:sz w:val="24"/>
-          <w:szCs w:val="24"/>
-        </w:rPr>
-        <w:t>attenstion</w:t>
-      </w:r>
-      <w:proofErr w:type="spellEnd"/>
-      <w:r>
-        <w:rPr>
-          <w:rFonts w:ascii="Times New Roman" w:eastAsia="Times New Roman" w:hAnsi="Times New Roman" w:cs="Times New Roman"/>
-          <w:sz w:val="24"/>
-          <w:szCs w:val="24"/>
-        </w:rPr>
-        <w:t xml:space="preserve"> all what u need</w:t>
+        <w:t>is the aboce steps compy with the paper attenstion all what u need</w:t>
       </w:r>
     </w:p>
     <w:p>
@@ -22417,7 +22152,6 @@
         </w:rPr>
         <w:t xml:space="preserve">Apply </w:t>
       </w:r>
-      <w:proofErr w:type="spellStart"/>
       <w:r>
         <w:rPr>
           <w:rFonts w:ascii="Times New Roman" w:eastAsia="Times New Roman" w:hAnsi="Times New Roman" w:cs="Times New Roman"/>
@@ -22428,7 +22162,6 @@
         </w:rPr>
         <w:t>softmax</w:t>
       </w:r>
-      <w:proofErr w:type="spellEnd"/>
     </w:p>
     <w:p>
       <w:pPr>
@@ -22874,23 +22607,13 @@
                 <w:szCs w:val="24"/>
               </w:rPr>
             </w:pPr>
-            <w:proofErr w:type="spellStart"/>
             <w:r>
               <w:rPr>
                 <w:rFonts w:ascii="Times New Roman" w:eastAsia="Times New Roman" w:hAnsi="Times New Roman" w:cs="Times New Roman"/>
                 <w:sz w:val="24"/>
                 <w:szCs w:val="24"/>
               </w:rPr>
-              <w:t>softmax</w:t>
-            </w:r>
-            <w:proofErr w:type="spellEnd"/>
-            <w:r>
-              <w:rPr>
-                <w:rFonts w:ascii="Times New Roman" w:eastAsia="Times New Roman" w:hAnsi="Times New Roman" w:cs="Times New Roman"/>
-                <w:sz w:val="24"/>
-                <w:szCs w:val="24"/>
-              </w:rPr>
-              <w:t xml:space="preserve"> weights</w:t>
+              <w:t>softmax weights</w:t>
             </w:r>
           </w:p>
         </w:tc>
@@ -25648,18 +25371,17 @@
           <w:szCs w:val="20"/>
         </w:rPr>
         <w:br/>
-        <w:t xml:space="preserve">Add + </w:t>
-      </w:r>
-      <w:proofErr w:type="spellStart"/>
+        <w:t>Add + LayerNorm</w:t>
+      </w:r>
       <w:r>
         <w:rPr>
           <w:rFonts w:ascii="Courier New" w:eastAsia="Times New Roman" w:hAnsi="Courier New" w:cs="Courier New"/>
           <w:sz w:val="20"/>
           <w:szCs w:val="20"/>
         </w:rPr>
-        <w:t>LayerNorm</w:t>
-      </w:r>
-      <w:proofErr w:type="spellEnd"/>
+        <w:br/>
+        <w:t>↓</w:t>
+      </w:r>
       <w:r>
         <w:rPr>
           <w:rFonts w:ascii="Courier New" w:eastAsia="Times New Roman" w:hAnsi="Courier New" w:cs="Courier New"/>
@@ -25667,7 +25389,7 @@
           <w:szCs w:val="20"/>
         </w:rPr>
         <w:br/>
-        <w:t>↓</w:t>
+        <w:t>Feed-Forward Network</w:t>
       </w:r>
       <w:r>
         <w:rPr>
@@ -25676,7 +25398,7 @@
           <w:szCs w:val="20"/>
         </w:rPr>
         <w:br/>
-        <w:t>Feed-Forward Network</w:t>
+        <w:t>↓</w:t>
       </w:r>
       <w:r>
         <w:rPr>
@@ -25685,27 +25407,8 @@
           <w:szCs w:val="20"/>
         </w:rPr>
         <w:br/>
-        <w:t>↓</w:t>
-      </w:r>
-      <w:r>
-        <w:rPr>
-          <w:rFonts w:ascii="Courier New" w:eastAsia="Times New Roman" w:hAnsi="Courier New" w:cs="Courier New"/>
-          <w:sz w:val="20"/>
-          <w:szCs w:val="20"/>
-        </w:rPr>
-        <w:br/>
-        <w:t xml:space="preserve">Add + </w:t>
-      </w:r>
-      <w:proofErr w:type="spellStart"/>
-      <w:r>
-        <w:rPr>
-          <w:rFonts w:ascii="Courier New" w:eastAsia="Times New Roman" w:hAnsi="Courier New" w:cs="Courier New"/>
-          <w:sz w:val="20"/>
-          <w:szCs w:val="20"/>
-        </w:rPr>
-        <w:t>LayerNorm</w:t>
-      </w:r>
-      <w:proofErr w:type="spellEnd"/>
+        <w:t>Add + LayerNorm</w:t>
+      </w:r>
       <w:r>
         <w:rPr>
           <w:rFonts w:ascii="Courier New" w:eastAsia="Times New Roman" w:hAnsi="Courier New" w:cs="Courier New"/>
@@ -26559,13 +26262,8 @@
         <w:pStyle w:val="Heading2"/>
       </w:pPr>
       <w:bookmarkStart w:id="41" w:name="_Toc224631516"/>
-      <w:proofErr w:type="spellStart"/>
-      <w:r>
-        <w:t>Softmax</w:t>
-      </w:r>
-      <w:proofErr w:type="spellEnd"/>
-      <w:r>
-        <w:t xml:space="preserve"> Attention Weights (example first row)</w:t>
+      <w:r>
+        <w:t>Softmax Attention Weights (example first row)</w:t>
       </w:r>
       <w:bookmarkEnd w:id="41"/>
     </w:p>
@@ -26580,15 +26278,7 @@
       </w:pPr>
       <w:bookmarkStart w:id="42" w:name="_Toc224631517"/>
       <w:r>
-        <w:t xml:space="preserve">Context Vectors Z = </w:t>
-      </w:r>
-      <w:proofErr w:type="spellStart"/>
-      <w:r>
-        <w:t>softmax</w:t>
-      </w:r>
-      <w:proofErr w:type="spellEnd"/>
-      <w:r>
-        <w:t>(QK^T) * V</w:t>
+        <w:t>Context Vectors Z = softmax(QK^T) * V</w:t>
       </w:r>
       <w:bookmarkEnd w:id="42"/>
     </w:p>
@@ -26703,14 +26393,7 @@
       </w:r>
       <w:r>
         <w:br/>
-      </w:r>
-      <w:proofErr w:type="spellStart"/>
-      <w:r>
-        <w:t>find_place</w:t>
-      </w:r>
-      <w:proofErr w:type="spellEnd"/>
-      <w:r>
-        <w:t xml:space="preserve"> = 1.1*0.423 + 0.9*0.533 = 0.945</w:t>
+        <w:t>find_place = 1.1*0.423 + 0.9*0.533 = 0.945</w:t>
       </w:r>
       <w:r>
         <w:br/>
@@ -26726,25 +26409,15 @@
         <w:pStyle w:val="Heading2"/>
       </w:pPr>
       <w:bookmarkStart w:id="45" w:name="_Toc224631520"/>
-      <w:proofErr w:type="spellStart"/>
-      <w:r>
-        <w:t>Softmax</w:t>
-      </w:r>
-      <w:proofErr w:type="spellEnd"/>
-      <w:r>
-        <w:t xml:space="preserve"> Intent Probabilities</w:t>
+      <w:r>
+        <w:t>Softmax Intent Probabilities</w:t>
       </w:r>
       <w:bookmarkEnd w:id="45"/>
     </w:p>
     <w:p>
       <w:r>
-        <w:t xml:space="preserve">[0.462, 0.309, 0.229] -&gt; predicted intent = </w:t>
-      </w:r>
-      <w:proofErr w:type="spellStart"/>
-      <w:r>
-        <w:t>find_place</w:t>
-      </w:r>
-      <w:proofErr w:type="spellEnd"/>
+        <w:t>[0.462, 0.309, 0.229] -&gt; predicted intent = find_place</w:t>
+      </w:r>
     </w:p>
     <w:p>
       <w:pPr>
@@ -26758,13 +26431,8 @@
     </w:p>
     <w:p>
       <w:r>
-        <w:t xml:space="preserve">[1, 0, 0]  -&gt; correct label = </w:t>
-      </w:r>
-      <w:proofErr w:type="spellStart"/>
-      <w:r>
-        <w:t>find_place</w:t>
-      </w:r>
-      <w:proofErr w:type="spellEnd"/>
+        <w:t>[1, 0, 0]  -&gt; correct label = find_place</w:t>
+      </w:r>
     </w:p>
     <w:p>
       <w:pPr>
@@ -26798,25 +26466,17 @@
       </w:pPr>
       <w:bookmarkStart w:id="49" w:name="_Toc224631524"/>
       <w:r>
-        <w:t>Backpropagation updates embeddings and attention weights so that next time the probability of '</w:t>
-      </w:r>
-      <w:proofErr w:type="spellStart"/>
-      <w:r>
-        <w:t>find_place</w:t>
-      </w:r>
-      <w:proofErr w:type="spellEnd"/>
-      <w:r>
-        <w:t xml:space="preserve">' </w:t>
-      </w:r>
-      <w:proofErr w:type="spellStart"/>
-      <w:r>
-        <w:t>incre</w:t>
+        <w:t>Backpropagation updates embeddings and attention weights so that next time the probability of 'find_place' incre</w:t>
       </w:r>
       <w:bookmarkEnd w:id="49"/>
-      <w:proofErr w:type="spellEnd"/>
     </w:p>
     <w:sectPr>
-      <w:footerReference w:type="default" r:id="rId8"/>
+      <w:headerReference w:type="even" r:id="rId8"/>
+      <w:headerReference w:type="default" r:id="rId9"/>
+      <w:footerReference w:type="even" r:id="rId10"/>
+      <w:footerReference w:type="default" r:id="rId11"/>
+      <w:headerReference w:type="first" r:id="rId12"/>
+      <w:footerReference w:type="first" r:id="rId13"/>
       <w:pgSz w:w="12240" w:h="15840"/>
       <w:pgMar w:top="1080" w:right="1440" w:bottom="1080" w:left="1440" w:header="720" w:footer="720" w:gutter="0"/>
       <w:cols w:space="720"/>
@@ -26859,6 +26519,16 @@
 </file>
 
 <file path=word/footer1.xml><?xml version="1.0" encoding="utf-8"?>
+<w:ftr xmlns:wpc="http://schemas.microsoft.com/office/word/2010/wordprocessingCanvas" xmlns:cx="http://schemas.microsoft.com/office/drawing/2014/chartex" xmlns:cx1="http://schemas.microsoft.com/office/drawing/2015/9/8/chartex" xmlns:cx2="http://schemas.microsoft.com/office/drawing/2015/10/21/chartex" xmlns:cx3="http://schemas.microsoft.com/office/drawing/2016/5/9/chartex" xmlns:cx4="http://schemas.microsoft.com/office/drawing/2016/5/10/chartex" xmlns:cx5="http://schemas.microsoft.com/office/drawing/2016/5/11/chartex" xmlns:cx6="http://schemas.microsoft.com/office/drawing/2016/5/12/chartex" xmlns:cx7="http://schemas.microsoft.com/office/drawing/2016/5/13/chartex" xmlns:cx8="http://schemas.microsoft.com/office/drawing/2016/5/14/chartex" xmlns:mc="http://schemas.openxmlformats.org/markup-compatibility/2006" xmlns:aink="http://schemas.microsoft.com/office/drawing/2016/ink" xmlns:am3d="http://schemas.microsoft.com/office/drawing/2017/model3d" xmlns:o="urn:schemas-microsoft-com:office:office" xmlns:oel="http://schemas.microsoft.com/office/2019/extlst" xmlns:r="http://schemas.openxmlformats.org/officeDocument/2006/relationships" xmlns:m="http://schemas.openxmlformats.org/officeDocument/2006/math" xmlns:v="urn:schemas-microsoft-com:vml" xmlns:wp14="http://schemas.microsoft.com/office/word/2010/wordprocessingDrawing" xmlns:wp="http://schemas.openxmlformats.org/drawingml/2006/wordprocessingDrawing" xmlns:w10="urn:schemas-microsoft-com:office:word" xmlns:w="http://schemas.openxmlformats.org/wordprocessingml/2006/main" xmlns:w14="http://schemas.microsoft.com/office/word/2010/wordml" xmlns:w15="http://schemas.microsoft.com/office/word/2012/wordml" xmlns:w16cex="http://schemas.microsoft.com/office/word/2018/wordml/cex" xmlns:w16cid="http://schemas.microsoft.com/office/word/2016/wordml/cid" xmlns:w16="http://schemas.microsoft.com/office/word/2018/wordml" xmlns:w16du="http://schemas.microsoft.com/office/word/2023/wordml/word16du" xmlns:w16sdtdh="http://schemas.microsoft.com/office/word/2020/wordml/sdtdatahash" xmlns:w16sdtfl="http://schemas.microsoft.com/office/word/2024/wordml/sdtformatlock" xmlns:w16se="http://schemas.microsoft.com/office/word/2015/wordml/symex" xmlns:wpg="http://schemas.microsoft.com/office/word/2010/wordprocessingGroup" xmlns:wpi="http://schemas.microsoft.com/office/word/2010/wordprocessingInk" xmlns:wne="http://schemas.microsoft.com/office/word/2006/wordml" xmlns:wps="http://schemas.microsoft.com/office/word/2010/wordprocessingShape" mc:Ignorable="w14 w15 w16se w16cid w16 w16cex w16sdtdh w16sdtfl w16du wp14">
+  <w:p>
+    <w:pPr>
+      <w:pStyle w:val="Footer"/>
+    </w:pPr>
+  </w:p>
+</w:ftr>
+</file>
+
+<file path=word/footer2.xml><?xml version="1.0" encoding="utf-8"?>
 <w:ftr xmlns:wpc="http://schemas.microsoft.com/office/word/2010/wordprocessingCanvas" xmlns:cx="http://schemas.microsoft.com/office/drawing/2014/chartex" xmlns:cx1="http://schemas.microsoft.com/office/drawing/2015/9/8/chartex" xmlns:cx2="http://schemas.microsoft.com/office/drawing/2015/10/21/chartex" xmlns:cx3="http://schemas.microsoft.com/office/drawing/2016/5/9/chartex" xmlns:cx4="http://schemas.microsoft.com/office/drawing/2016/5/10/chartex" xmlns:cx5="http://schemas.microsoft.com/office/drawing/2016/5/11/chartex" xmlns:cx6="http://schemas.microsoft.com/office/drawing/2016/5/12/chartex" xmlns:cx7="http://schemas.microsoft.com/office/drawing/2016/5/13/chartex" xmlns:cx8="http://schemas.microsoft.com/office/drawing/2016/5/14/chartex" xmlns:mc="http://schemas.openxmlformats.org/markup-compatibility/2006" xmlns:aink="http://schemas.microsoft.com/office/drawing/2016/ink" xmlns:am3d="http://schemas.microsoft.com/office/drawing/2017/model3d" xmlns:o="urn:schemas-microsoft-com:office:office" xmlns:oel="http://schemas.microsoft.com/office/2019/extlst" xmlns:r="http://schemas.openxmlformats.org/officeDocument/2006/relationships" xmlns:m="http://schemas.openxmlformats.org/officeDocument/2006/math" xmlns:v="urn:schemas-microsoft-com:vml" xmlns:wp14="http://schemas.microsoft.com/office/word/2010/wordprocessingDrawing" xmlns:wp="http://schemas.openxmlformats.org/drawingml/2006/wordprocessingDrawing" xmlns:w10="urn:schemas-microsoft-com:office:word" xmlns:w="http://schemas.openxmlformats.org/wordprocessingml/2006/main" xmlns:w14="http://schemas.microsoft.com/office/word/2010/wordml" xmlns:w15="http://schemas.microsoft.com/office/word/2012/wordml" xmlns:w16cex="http://schemas.microsoft.com/office/word/2018/wordml/cex" xmlns:w16cid="http://schemas.microsoft.com/office/word/2016/wordml/cid" xmlns:w16="http://schemas.microsoft.com/office/word/2018/wordml" xmlns:w16du="http://schemas.microsoft.com/office/word/2023/wordml/word16du" xmlns:w16sdtdh="http://schemas.microsoft.com/office/word/2020/wordml/sdtdatahash" xmlns:w16sdtfl="http://schemas.microsoft.com/office/word/2024/wordml/sdtformatlock" xmlns:w16se="http://schemas.microsoft.com/office/word/2015/wordml/symex" xmlns:wpg="http://schemas.microsoft.com/office/word/2010/wordprocessingGroup" xmlns:wpi="http://schemas.microsoft.com/office/word/2010/wordprocessingInk" xmlns:wne="http://schemas.microsoft.com/office/word/2006/wordml" xmlns:wps="http://schemas.microsoft.com/office/word/2010/wordprocessingShape" mc:Ignorable="w14 w15 w16se w16cid w16 w16cex w16sdtdh w16sdtfl w16du wp14">
   <w:sdt>
     <w:sdtPr>
@@ -26907,6 +26577,19 @@
     <w:pPr>
       <w:pStyle w:val="Footer"/>
     </w:pPr>
+    <w:r>
+      <w:t>aaa</w:t>
+    </w:r>
+  </w:p>
+</w:ftr>
+</file>
+
+<file path=word/footer3.xml><?xml version="1.0" encoding="utf-8"?>
+<w:ftr xmlns:wpc="http://schemas.microsoft.com/office/word/2010/wordprocessingCanvas" xmlns:cx="http://schemas.microsoft.com/office/drawing/2014/chartex" xmlns:cx1="http://schemas.microsoft.com/office/drawing/2015/9/8/chartex" xmlns:cx2="http://schemas.microsoft.com/office/drawing/2015/10/21/chartex" xmlns:cx3="http://schemas.microsoft.com/office/drawing/2016/5/9/chartex" xmlns:cx4="http://schemas.microsoft.com/office/drawing/2016/5/10/chartex" xmlns:cx5="http://schemas.microsoft.com/office/drawing/2016/5/11/chartex" xmlns:cx6="http://schemas.microsoft.com/office/drawing/2016/5/12/chartex" xmlns:cx7="http://schemas.microsoft.com/office/drawing/2016/5/13/chartex" xmlns:cx8="http://schemas.microsoft.com/office/drawing/2016/5/14/chartex" xmlns:mc="http://schemas.openxmlformats.org/markup-compatibility/2006" xmlns:aink="http://schemas.microsoft.com/office/drawing/2016/ink" xmlns:am3d="http://schemas.microsoft.com/office/drawing/2017/model3d" xmlns:o="urn:schemas-microsoft-com:office:office" xmlns:oel="http://schemas.microsoft.com/office/2019/extlst" xmlns:r="http://schemas.openxmlformats.org/officeDocument/2006/relationships" xmlns:m="http://schemas.openxmlformats.org/officeDocument/2006/math" xmlns:v="urn:schemas-microsoft-com:vml" xmlns:wp14="http://schemas.microsoft.com/office/word/2010/wordprocessingDrawing" xmlns:wp="http://schemas.openxmlformats.org/drawingml/2006/wordprocessingDrawing" xmlns:w10="urn:schemas-microsoft-com:office:word" xmlns:w="http://schemas.openxmlformats.org/wordprocessingml/2006/main" xmlns:w14="http://schemas.microsoft.com/office/word/2010/wordml" xmlns:w15="http://schemas.microsoft.com/office/word/2012/wordml" xmlns:w16cex="http://schemas.microsoft.com/office/word/2018/wordml/cex" xmlns:w16cid="http://schemas.microsoft.com/office/word/2016/wordml/cid" xmlns:w16="http://schemas.microsoft.com/office/word/2018/wordml" xmlns:w16du="http://schemas.microsoft.com/office/word/2023/wordml/word16du" xmlns:w16sdtdh="http://schemas.microsoft.com/office/word/2020/wordml/sdtdatahash" xmlns:w16sdtfl="http://schemas.microsoft.com/office/word/2024/wordml/sdtformatlock" xmlns:w16se="http://schemas.microsoft.com/office/word/2015/wordml/symex" xmlns:wpg="http://schemas.microsoft.com/office/word/2010/wordprocessingGroup" xmlns:wpi="http://schemas.microsoft.com/office/word/2010/wordprocessingInk" xmlns:wne="http://schemas.microsoft.com/office/word/2006/wordml" xmlns:wps="http://schemas.microsoft.com/office/word/2010/wordprocessingShape" mc:Ignorable="w14 w15 w16se w16cid w16 w16cex w16sdtdh w16sdtfl w16du wp14">
+  <w:p>
+    <w:pPr>
+      <w:pStyle w:val="Footer"/>
+    </w:pPr>
   </w:p>
 </w:ftr>
 </file>
@@ -26941,6 +26624,36 @@
     </w:p>
   </w:footnote>
 </w:footnotes>
+</file>
+
+<file path=word/header1.xml><?xml version="1.0" encoding="utf-8"?>
+<w:hdr xmlns:wpc="http://schemas.microsoft.com/office/word/2010/wordprocessingCanvas" xmlns:cx="http://schemas.microsoft.com/office/drawing/2014/chartex" xmlns:cx1="http://schemas.microsoft.com/office/drawing/2015/9/8/chartex" xmlns:cx2="http://schemas.microsoft.com/office/drawing/2015/10/21/chartex" xmlns:cx3="http://schemas.microsoft.com/office/drawing/2016/5/9/chartex" xmlns:cx4="http://schemas.microsoft.com/office/drawing/2016/5/10/chartex" xmlns:cx5="http://schemas.microsoft.com/office/drawing/2016/5/11/chartex" xmlns:cx6="http://schemas.microsoft.com/office/drawing/2016/5/12/chartex" xmlns:cx7="http://schemas.microsoft.com/office/drawing/2016/5/13/chartex" xmlns:cx8="http://schemas.microsoft.com/office/drawing/2016/5/14/chartex" xmlns:mc="http://schemas.openxmlformats.org/markup-compatibility/2006" xmlns:aink="http://schemas.microsoft.com/office/drawing/2016/ink" xmlns:am3d="http://schemas.microsoft.com/office/drawing/2017/model3d" xmlns:o="urn:schemas-microsoft-com:office:office" xmlns:oel="http://schemas.microsoft.com/office/2019/extlst" xmlns:r="http://schemas.openxmlformats.org/officeDocument/2006/relationships" xmlns:m="http://schemas.openxmlformats.org/officeDocument/2006/math" xmlns:v="urn:schemas-microsoft-com:vml" xmlns:wp14="http://schemas.microsoft.com/office/word/2010/wordprocessingDrawing" xmlns:wp="http://schemas.openxmlformats.org/drawingml/2006/wordprocessingDrawing" xmlns:w10="urn:schemas-microsoft-com:office:word" xmlns:w="http://schemas.openxmlformats.org/wordprocessingml/2006/main" xmlns:w14="http://schemas.microsoft.com/office/word/2010/wordml" xmlns:w15="http://schemas.microsoft.com/office/word/2012/wordml" xmlns:w16cex="http://schemas.microsoft.com/office/word/2018/wordml/cex" xmlns:w16cid="http://schemas.microsoft.com/office/word/2016/wordml/cid" xmlns:w16="http://schemas.microsoft.com/office/word/2018/wordml" xmlns:w16du="http://schemas.microsoft.com/office/word/2023/wordml/word16du" xmlns:w16sdtdh="http://schemas.microsoft.com/office/word/2020/wordml/sdtdatahash" xmlns:w16sdtfl="http://schemas.microsoft.com/office/word/2024/wordml/sdtformatlock" xmlns:w16se="http://schemas.microsoft.com/office/word/2015/wordml/symex" xmlns:wpg="http://schemas.microsoft.com/office/word/2010/wordprocessingGroup" xmlns:wpi="http://schemas.microsoft.com/office/word/2010/wordprocessingInk" xmlns:wne="http://schemas.microsoft.com/office/word/2006/wordml" xmlns:wps="http://schemas.microsoft.com/office/word/2010/wordprocessingShape" mc:Ignorable="w14 w15 w16se w16cid w16 w16cex w16sdtdh w16sdtfl w16du wp14">
+  <w:p>
+    <w:pPr>
+      <w:pStyle w:val="Header"/>
+    </w:pPr>
+  </w:p>
+</w:hdr>
+</file>
+
+<file path=word/header2.xml><?xml version="1.0" encoding="utf-8"?>
+<w:hdr xmlns:wpc="http://schemas.microsoft.com/office/word/2010/wordprocessingCanvas" xmlns:cx="http://schemas.microsoft.com/office/drawing/2014/chartex" xmlns:cx1="http://schemas.microsoft.com/office/drawing/2015/9/8/chartex" xmlns:cx2="http://schemas.microsoft.com/office/drawing/2015/10/21/chartex" xmlns:cx3="http://schemas.microsoft.com/office/drawing/2016/5/9/chartex" xmlns:cx4="http://schemas.microsoft.com/office/drawing/2016/5/10/chartex" xmlns:cx5="http://schemas.microsoft.com/office/drawing/2016/5/11/chartex" xmlns:cx6="http://schemas.microsoft.com/office/drawing/2016/5/12/chartex" xmlns:cx7="http://schemas.microsoft.com/office/drawing/2016/5/13/chartex" xmlns:cx8="http://schemas.microsoft.com/office/drawing/2016/5/14/chartex" xmlns:mc="http://schemas.openxmlformats.org/markup-compatibility/2006" xmlns:aink="http://schemas.microsoft.com/office/drawing/2016/ink" xmlns:am3d="http://schemas.microsoft.com/office/drawing/2017/model3d" xmlns:o="urn:schemas-microsoft-com:office:office" xmlns:oel="http://schemas.microsoft.com/office/2019/extlst" xmlns:r="http://schemas.openxmlformats.org/officeDocument/2006/relationships" xmlns:m="http://schemas.openxmlformats.org/officeDocument/2006/math" xmlns:v="urn:schemas-microsoft-com:vml" xmlns:wp14="http://schemas.microsoft.com/office/word/2010/wordprocessingDrawing" xmlns:wp="http://schemas.openxmlformats.org/drawingml/2006/wordprocessingDrawing" xmlns:w10="urn:schemas-microsoft-com:office:word" xmlns:w="http://schemas.openxmlformats.org/wordprocessingml/2006/main" xmlns:w14="http://schemas.microsoft.com/office/word/2010/wordml" xmlns:w15="http://schemas.microsoft.com/office/word/2012/wordml" xmlns:w16cex="http://schemas.microsoft.com/office/word/2018/wordml/cex" xmlns:w16cid="http://schemas.microsoft.com/office/word/2016/wordml/cid" xmlns:w16="http://schemas.microsoft.com/office/word/2018/wordml" xmlns:w16du="http://schemas.microsoft.com/office/word/2023/wordml/word16du" xmlns:w16sdtdh="http://schemas.microsoft.com/office/word/2020/wordml/sdtdatahash" xmlns:w16sdtfl="http://schemas.microsoft.com/office/word/2024/wordml/sdtformatlock" xmlns:w16se="http://schemas.microsoft.com/office/word/2015/wordml/symex" xmlns:wpg="http://schemas.microsoft.com/office/word/2010/wordprocessingGroup" xmlns:wpi="http://schemas.microsoft.com/office/word/2010/wordprocessingInk" xmlns:wne="http://schemas.microsoft.com/office/word/2006/wordml" xmlns:wps="http://schemas.microsoft.com/office/word/2010/wordprocessingShape" mc:Ignorable="w14 w15 w16se w16cid w16 w16cex w16sdtdh w16sdtfl w16du wp14">
+  <w:p>
+    <w:pPr>
+      <w:pStyle w:val="Header"/>
+    </w:pPr>
+  </w:p>
+</w:hdr>
+</file>
+
+<file path=word/header3.xml><?xml version="1.0" encoding="utf-8"?>
+<w:hdr xmlns:wpc="http://schemas.microsoft.com/office/word/2010/wordprocessingCanvas" xmlns:cx="http://schemas.microsoft.com/office/drawing/2014/chartex" xmlns:cx1="http://schemas.microsoft.com/office/drawing/2015/9/8/chartex" xmlns:cx2="http://schemas.microsoft.com/office/drawing/2015/10/21/chartex" xmlns:cx3="http://schemas.microsoft.com/office/drawing/2016/5/9/chartex" xmlns:cx4="http://schemas.microsoft.com/office/drawing/2016/5/10/chartex" xmlns:cx5="http://schemas.microsoft.com/office/drawing/2016/5/11/chartex" xmlns:cx6="http://schemas.microsoft.com/office/drawing/2016/5/12/chartex" xmlns:cx7="http://schemas.microsoft.com/office/drawing/2016/5/13/chartex" xmlns:cx8="http://schemas.microsoft.com/office/drawing/2016/5/14/chartex" xmlns:mc="http://schemas.openxmlformats.org/markup-compatibility/2006" xmlns:aink="http://schemas.microsoft.com/office/drawing/2016/ink" xmlns:am3d="http://schemas.microsoft.com/office/drawing/2017/model3d" xmlns:o="urn:schemas-microsoft-com:office:office" xmlns:oel="http://schemas.microsoft.com/office/2019/extlst" xmlns:r="http://schemas.openxmlformats.org/officeDocument/2006/relationships" xmlns:m="http://schemas.openxmlformats.org/officeDocument/2006/math" xmlns:v="urn:schemas-microsoft-com:vml" xmlns:wp14="http://schemas.microsoft.com/office/word/2010/wordprocessingDrawing" xmlns:wp="http://schemas.openxmlformats.org/drawingml/2006/wordprocessingDrawing" xmlns:w10="urn:schemas-microsoft-com:office:word" xmlns:w="http://schemas.openxmlformats.org/wordprocessingml/2006/main" xmlns:w14="http://schemas.microsoft.com/office/word/2010/wordml" xmlns:w15="http://schemas.microsoft.com/office/word/2012/wordml" xmlns:w16cex="http://schemas.microsoft.com/office/word/2018/wordml/cex" xmlns:w16cid="http://schemas.microsoft.com/office/word/2016/wordml/cid" xmlns:w16="http://schemas.microsoft.com/office/word/2018/wordml" xmlns:w16du="http://schemas.microsoft.com/office/word/2023/wordml/word16du" xmlns:w16sdtdh="http://schemas.microsoft.com/office/word/2020/wordml/sdtdatahash" xmlns:w16sdtfl="http://schemas.microsoft.com/office/word/2024/wordml/sdtformatlock" xmlns:w16se="http://schemas.microsoft.com/office/word/2015/wordml/symex" xmlns:wpg="http://schemas.microsoft.com/office/word/2010/wordprocessingGroup" xmlns:wpi="http://schemas.microsoft.com/office/word/2010/wordprocessingInk" xmlns:wne="http://schemas.microsoft.com/office/word/2006/wordml" xmlns:wps="http://schemas.microsoft.com/office/word/2010/wordprocessingShape" mc:Ignorable="w14 w15 w16se w16cid w16 w16cex w16sdtdh w16sdtfl w16du wp14">
+  <w:p>
+    <w:pPr>
+      <w:pStyle w:val="Header"/>
+    </w:pPr>
+  </w:p>
+</w:hdr>
 </file>
 
 <file path=word/numbering.xml><?xml version="1.0" encoding="utf-8"?>

--- a/doc/mkhalil/transformer_attention_example-1.docx
+++ b/doc/mkhalil/transformer_attention_example-1.docx
@@ -6282,11 +6282,19 @@
           <w:rFonts w:ascii="Times New Roman" w:hAnsi="Times New Roman" w:cs="Times New Roman"/>
         </w:rPr>
       </w:pPr>
+      <w:proofErr w:type="spellStart"/>
       <w:r>
         <w:rPr>
           <w:rFonts w:ascii="Times New Roman" w:hAnsi="Times New Roman" w:cs="Times New Roman"/>
         </w:rPr>
-        <w:t>Softmax attention weights</w:t>
+        <w:t>Softmax</w:t>
+      </w:r>
+      <w:proofErr w:type="spellEnd"/>
+      <w:r>
+        <w:rPr>
+          <w:rFonts w:ascii="Times New Roman" w:hAnsi="Times New Roman" w:cs="Times New Roman"/>
+        </w:rPr>
+        <w:t xml:space="preserve"> attention weights</w:t>
       </w:r>
     </w:p>
     <w:p>
@@ -6405,11 +6413,19 @@
           <w:rFonts w:ascii="Times New Roman" w:hAnsi="Times New Roman" w:cs="Times New Roman"/>
         </w:rPr>
       </w:pPr>
+      <w:proofErr w:type="spellStart"/>
       <w:r>
         <w:rPr>
           <w:rFonts w:ascii="Times New Roman" w:hAnsi="Times New Roman" w:cs="Times New Roman"/>
         </w:rPr>
-        <w:t>Softmax probabilities</w:t>
+        <w:t>Softmax</w:t>
+      </w:r>
+      <w:proofErr w:type="spellEnd"/>
+      <w:r>
+        <w:rPr>
+          <w:rFonts w:ascii="Times New Roman" w:hAnsi="Times New Roman" w:cs="Times New Roman"/>
+        </w:rPr>
+        <w:t xml:space="preserve"> probabilities</w:t>
       </w:r>
     </w:p>
     <w:p>
@@ -8165,15 +8181,7 @@
                 <w:sz w:val="24"/>
                 <w:szCs w:val="24"/>
               </w:rPr>
-              <m:t>col</m:t>
-            </m:r>
-            <m:r>
-              <w:rPr>
-                <w:rFonts w:ascii="Cambria Math" w:eastAsia="Times New Roman" w:hAnsi="Cambria Math" w:cs="Times New Roman"/>
-                <w:sz w:val="24"/>
-                <w:szCs w:val="24"/>
-              </w:rPr>
-              <m:t>2</m:t>
+              <m:t>col2</m:t>
             </m:r>
           </m:sub>
         </m:sSub>
@@ -8215,23 +8223,7 @@
                 <w:sz w:val="24"/>
                 <w:szCs w:val="24"/>
               </w:rPr>
-              <m:t>0.</m:t>
-            </m:r>
-            <m:r>
-              <w:rPr>
-                <w:rFonts w:ascii="Cambria Math" w:eastAsia="Times New Roman" w:hAnsi="Cambria Math" w:cs="Times New Roman"/>
-                <w:sz w:val="24"/>
-                <w:szCs w:val="24"/>
-              </w:rPr>
-              <m:t>1</m:t>
-            </m:r>
-            <m:r>
-              <w:rPr>
-                <w:rFonts w:ascii="Cambria Math" w:eastAsia="Times New Roman" w:hAnsi="Cambria Math" w:cs="Times New Roman"/>
-                <w:sz w:val="24"/>
-                <w:szCs w:val="24"/>
-              </w:rPr>
-              <m:t>0</m:t>
+              <m:t>0.10</m:t>
             </m:r>
           </m:e>
           <m:e>
@@ -8241,23 +8233,7 @@
                 <w:sz w:val="24"/>
                 <w:szCs w:val="24"/>
               </w:rPr>
-              <m:t>0.</m:t>
-            </m:r>
-            <m:r>
-              <w:rPr>
-                <w:rFonts w:ascii="Cambria Math" w:eastAsia="Times New Roman" w:hAnsi="Cambria Math" w:cs="Times New Roman"/>
-                <w:sz w:val="24"/>
-                <w:szCs w:val="24"/>
-              </w:rPr>
-              <m:t>4</m:t>
-            </m:r>
-            <m:r>
-              <w:rPr>
-                <w:rFonts w:ascii="Cambria Math" w:eastAsia="Times New Roman" w:hAnsi="Cambria Math" w:cs="Times New Roman"/>
-                <w:sz w:val="24"/>
-                <w:szCs w:val="24"/>
-              </w:rPr>
-              <m:t>0</m:t>
+              <m:t>0.40</m:t>
             </m:r>
           </m:e>
           <m:e>
@@ -8267,23 +8243,7 @@
                 <w:sz w:val="24"/>
                 <w:szCs w:val="24"/>
               </w:rPr>
-              <m:t>0.</m:t>
-            </m:r>
-            <m:r>
-              <w:rPr>
-                <w:rFonts w:ascii="Cambria Math" w:eastAsia="Times New Roman" w:hAnsi="Cambria Math" w:cs="Times New Roman"/>
-                <w:sz w:val="24"/>
-                <w:szCs w:val="24"/>
-              </w:rPr>
-              <m:t>5</m:t>
-            </m:r>
-            <m:r>
-              <w:rPr>
-                <w:rFonts w:ascii="Cambria Math" w:eastAsia="Times New Roman" w:hAnsi="Cambria Math" w:cs="Times New Roman"/>
-                <w:sz w:val="24"/>
-                <w:szCs w:val="24"/>
-              </w:rPr>
-              <m:t>0</m:t>
+              <m:t>0.50</m:t>
             </m:r>
           </m:e>
         </m:d>
@@ -8393,23 +8353,7 @@
               <w:sz w:val="24"/>
               <w:szCs w:val="24"/>
             </w:rPr>
-            <m:t>=[0.39,</m:t>
-          </m:r>
-          <m:r>
-            <w:rPr>
-              <w:rFonts w:ascii="Cambria Math" w:eastAsia="Times New Roman" w:hAnsi="Cambria Math" w:cs="Times New Roman"/>
-              <w:sz w:val="24"/>
-              <w:szCs w:val="24"/>
-            </w:rPr>
-            <m:t xml:space="preserve">  </m:t>
-          </m:r>
-          <m:r>
-            <w:rPr>
-              <w:rFonts w:ascii="Cambria Math" w:eastAsia="Times New Roman" w:hAnsi="Cambria Math" w:cs="Times New Roman"/>
-              <w:sz w:val="24"/>
-              <w:szCs w:val="24"/>
-            </w:rPr>
-            <m:t>0.57]</m:t>
+            <m:t>=[0.39,  0.57]</m:t>
           </m:r>
           <m:r>
             <m:rPr>
@@ -8866,23 +8810,7 @@
               <w:sz w:val="24"/>
               <w:szCs w:val="24"/>
             </w:rPr>
-            <m:t>=[0.56,</m:t>
-          </m:r>
-          <m:r>
-            <w:rPr>
-              <w:rFonts w:ascii="Cambria Math" w:eastAsia="Times New Roman" w:hAnsi="Cambria Math" w:cs="Times New Roman"/>
-              <w:sz w:val="24"/>
-              <w:szCs w:val="24"/>
-            </w:rPr>
-            <m:t xml:space="preserve">   </m:t>
-          </m:r>
-          <m:r>
-            <w:rPr>
-              <w:rFonts w:ascii="Cambria Math" w:eastAsia="Times New Roman" w:hAnsi="Cambria Math" w:cs="Times New Roman"/>
-              <w:sz w:val="24"/>
-              <w:szCs w:val="24"/>
-            </w:rPr>
-            <m:t>0.37]</m:t>
+            <m:t>=[0.56,   0.37]</m:t>
           </m:r>
           <m:r>
             <m:rPr>
@@ -9435,29 +9363,10 @@
     </w:p>
     <w:p>
       <w:pPr>
-        <w:spacing w:before="100" w:beforeAutospacing="1" w:after="100" w:afterAutospacing="1" w:line="240" w:lineRule="auto"/>
-        <w:ind w:left="720"/>
-        <w:rPr>
-          <w:rFonts w:eastAsia="Times New Roman" w:cstheme="minorHAnsi"/>
-          <w:sz w:val="24"/>
-          <w:szCs w:val="24"/>
-        </w:rPr>
-      </w:pPr>
-      <w:r>
-        <w:rPr>
-          <w:rFonts w:eastAsia="Times New Roman" w:cstheme="minorHAnsi"/>
-          <w:sz w:val="24"/>
-          <w:szCs w:val="24"/>
-        </w:rPr>
-        <w:t>Example:</w:t>
-      </w:r>
-    </w:p>
-    <w:p>
-      <w:pPr>
         <w:spacing w:after="0" w:line="240" w:lineRule="auto"/>
-        <w:ind w:left="1440"/>
-        <w:rPr>
-          <w:rFonts w:eastAsia="Times New Roman" w:cstheme="minorHAnsi"/>
+        <w:ind w:left="882"/>
+        <w:rPr>
+          <w:rFonts w:eastAsia="Times New Roman" w:cs="Times New Roman"/>
           <w:sz w:val="24"/>
           <w:szCs w:val="24"/>
         </w:rPr>
@@ -9467,11 +9376,19 @@
           <m:jc m:val="left"/>
         </m:oMathParaPr>
         <m:oMath>
+          <m:r>
+            <w:rPr>
+              <w:rFonts w:ascii="Cambria Math" w:eastAsia="Times New Roman" w:hAnsi="Cambria Math" w:cs="Times New Roman"/>
+              <w:sz w:val="24"/>
+              <w:szCs w:val="24"/>
+            </w:rPr>
+            <m:t>V=X</m:t>
+          </m:r>
           <m:sSub>
             <m:sSubPr>
               <m:ctrlPr>
                 <w:rPr>
-                  <w:rFonts w:ascii="Cambria Math" w:eastAsia="Times New Roman" w:hAnsi="Cambria Math" w:cstheme="minorHAnsi"/>
+                  <w:rFonts w:ascii="Cambria Math" w:eastAsia="Times New Roman" w:hAnsi="Cambria Math" w:cs="Times New Roman"/>
                   <w:sz w:val="24"/>
                   <w:szCs w:val="24"/>
                 </w:rPr>
@@ -9480,90 +9397,30 @@
             <m:e>
               <m:r>
                 <w:rPr>
-                  <w:rFonts w:ascii="Cambria Math" w:eastAsia="Times New Roman" w:hAnsi="Cambria Math" w:cstheme="minorHAnsi"/>
+                  <w:rFonts w:ascii="Cambria Math" w:eastAsia="Times New Roman" w:hAnsi="Cambria Math" w:cs="Times New Roman"/>
                   <w:sz w:val="24"/>
                   <w:szCs w:val="24"/>
                 </w:rPr>
-                <m:t>q</m:t>
+                <m:t>W</m:t>
               </m:r>
             </m:e>
             <m:sub>
               <m:r>
                 <w:rPr>
-                  <w:rFonts w:ascii="Cambria Math" w:eastAsia="Times New Roman" w:hAnsi="Cambria Math" w:cstheme="minorHAnsi"/>
+                  <w:rFonts w:ascii="Cambria Math" w:eastAsia="Times New Roman" w:hAnsi="Cambria Math" w:cs="Times New Roman"/>
                   <w:sz w:val="24"/>
                   <w:szCs w:val="24"/>
                 </w:rPr>
-                <m:t>1</m:t>
+                <m:t>V</m:t>
               </m:r>
             </m:sub>
           </m:sSub>
-          <m:r>
-            <w:rPr>
-              <w:rFonts w:ascii="Cambria Math" w:eastAsia="Times New Roman" w:hAnsi="Cambria Math" w:cstheme="minorHAnsi"/>
-              <w:sz w:val="24"/>
-              <w:szCs w:val="24"/>
-            </w:rPr>
-            <m:t>=[0.39,0.57]</m:t>
-          </m:r>
           <m:r>
             <m:rPr>
               <m:sty m:val="p"/>
             </m:rPr>
             <w:rPr>
-              <w:rFonts w:ascii="Cambria Math" w:eastAsia="Times New Roman" w:hAnsi="Cambria Math" w:cstheme="minorHAnsi"/>
-              <w:sz w:val="24"/>
-              <w:szCs w:val="24"/>
-            </w:rPr>
-            <w:br/>
-          </m:r>
-        </m:oMath>
-        <m:oMath>
-          <m:sSub>
-            <m:sSubPr>
-              <m:ctrlPr>
-                <w:rPr>
-                  <w:rFonts w:ascii="Cambria Math" w:eastAsia="Times New Roman" w:hAnsi="Cambria Math" w:cstheme="minorHAnsi"/>
-                  <w:sz w:val="24"/>
-                  <w:szCs w:val="24"/>
-                </w:rPr>
-              </m:ctrlPr>
-            </m:sSubPr>
-            <m:e>
-              <m:r>
-                <w:rPr>
-                  <w:rFonts w:ascii="Cambria Math" w:eastAsia="Times New Roman" w:hAnsi="Cambria Math" w:cstheme="minorHAnsi"/>
-                  <w:sz w:val="24"/>
-                  <w:szCs w:val="24"/>
-                </w:rPr>
-                <m:t>k</m:t>
-              </m:r>
-            </m:e>
-            <m:sub>
-              <m:r>
-                <w:rPr>
-                  <w:rFonts w:ascii="Cambria Math" w:eastAsia="Times New Roman" w:hAnsi="Cambria Math" w:cstheme="minorHAnsi"/>
-                  <w:sz w:val="24"/>
-                  <w:szCs w:val="24"/>
-                </w:rPr>
-                <m:t>1</m:t>
-              </m:r>
-            </m:sub>
-          </m:sSub>
-          <m:r>
-            <w:rPr>
-              <w:rFonts w:ascii="Cambria Math" w:eastAsia="Times New Roman" w:hAnsi="Cambria Math" w:cstheme="minorHAnsi"/>
-              <w:sz w:val="24"/>
-              <w:szCs w:val="24"/>
-            </w:rPr>
-            <m:t>=[0.56,0.37]</m:t>
-          </m:r>
-          <m:r>
-            <m:rPr>
-              <m:sty m:val="p"/>
-            </m:rPr>
-            <w:rPr>
-              <w:rFonts w:ascii="Cambria Math" w:eastAsia="Times New Roman" w:hAnsi="Cambria Math" w:cstheme="minorHAnsi"/>
+              <w:rFonts w:ascii="Cambria Math" w:eastAsia="Times New Roman" w:hAnsi="Cambria Math" w:cs="Times New Roman"/>
               <w:sz w:val="24"/>
               <w:szCs w:val="24"/>
             </w:rPr>
@@ -9574,183 +9431,36 @@
     </w:p>
     <w:p>
       <w:pPr>
-        <w:spacing w:before="100" w:beforeAutospacing="1" w:after="100" w:afterAutospacing="1" w:line="240" w:lineRule="auto"/>
-        <w:ind w:left="720"/>
-        <w:rPr>
-          <w:rFonts w:eastAsia="Times New Roman" w:cstheme="minorHAnsi"/>
-          <w:sz w:val="24"/>
-          <w:szCs w:val="24"/>
-        </w:rPr>
-      </w:pPr>
-      <w:r>
-        <w:rPr>
-          <w:rFonts w:eastAsia="Times New Roman" w:cstheme="minorHAnsi"/>
-          <w:sz w:val="24"/>
-          <w:szCs w:val="24"/>
-        </w:rPr>
-        <w:t>Dot product:</w:t>
-      </w:r>
-    </w:p>
-    <w:p>
-      <w:pPr>
-        <w:spacing w:before="100" w:beforeAutospacing="1" w:after="100" w:afterAutospacing="1" w:line="240" w:lineRule="auto"/>
-        <w:rPr>
-          <w:rFonts w:eastAsia="Times New Roman" w:cstheme="minorHAnsi"/>
-          <w:sz w:val="24"/>
-          <w:szCs w:val="24"/>
-        </w:rPr>
-      </w:pPr>
-    </w:p>
-    <w:p>
-      <w:pPr>
-        <w:spacing w:after="0" w:line="240" w:lineRule="auto"/>
-        <w:ind w:left="1440"/>
-        <w:rPr>
-          <w:rFonts w:eastAsia="Times New Roman" w:cstheme="minorHAnsi"/>
-          <w:i/>
-          <w:sz w:val="24"/>
-          <w:szCs w:val="24"/>
-        </w:rPr>
-      </w:pPr>
-      <m:oMath>
-        <m:r>
-          <w:rPr>
-            <w:rFonts w:ascii="Cambria Math" w:eastAsia="Times New Roman" w:hAnsi="Cambria Math" w:cstheme="minorHAnsi"/>
-            <w:sz w:val="24"/>
-            <w:szCs w:val="24"/>
-          </w:rPr>
-          <m:t>0.39(0.56)+0.57(0.37) =0.218+0.211=0.429</m:t>
-        </m:r>
-      </m:oMath>
-      <w:r>
-        <w:rPr>
-          <w:rFonts w:eastAsia="Times New Roman" w:cstheme="minorHAnsi"/>
-          <w:i/>
-          <w:sz w:val="24"/>
-          <w:szCs w:val="24"/>
-        </w:rPr>
-        <w:t xml:space="preserve">  </w:t>
-      </w:r>
-      <w:r>
-        <w:rPr>
-          <w:rFonts w:eastAsia="Times New Roman" w:cstheme="minorHAnsi"/>
-          <w:i/>
-          <w:sz w:val="24"/>
-          <w:szCs w:val="24"/>
-        </w:rPr>
-        <w:br/>
-      </w:r>
-    </w:p>
-    <w:p>
-      <w:pPr>
-        <w:spacing w:before="100" w:beforeAutospacing="1" w:after="100" w:afterAutospacing="1" w:line="240" w:lineRule="auto"/>
-        <w:ind w:left="720"/>
-        <w:rPr>
-          <w:rFonts w:ascii="Times New Roman" w:eastAsia="Times New Roman" w:hAnsi="Times New Roman" w:cs="Times New Roman"/>
-          <w:sz w:val="24"/>
-          <w:szCs w:val="24"/>
-        </w:rPr>
-      </w:pPr>
-      <w:r>
-        <w:rPr>
-          <w:rFonts w:ascii="Times New Roman" w:eastAsia="Times New Roman" w:hAnsi="Times New Roman" w:cs="Times New Roman"/>
-          <w:sz w:val="24"/>
-          <w:szCs w:val="24"/>
-        </w:rPr>
-        <w:t>Repeat for all tokens.</w:t>
-      </w:r>
-    </w:p>
-    <w:p>
-      <w:pPr>
-        <w:spacing w:before="100" w:beforeAutospacing="1" w:after="100" w:afterAutospacing="1" w:line="240" w:lineRule="auto"/>
-        <w:ind w:left="720"/>
-        <w:rPr>
-          <w:rFonts w:ascii="Times New Roman" w:eastAsia="Times New Roman" w:hAnsi="Times New Roman" w:cs="Times New Roman"/>
-          <w:sz w:val="24"/>
-          <w:szCs w:val="24"/>
-        </w:rPr>
-      </w:pPr>
-      <w:r>
-        <w:rPr>
-          <w:rFonts w:ascii="Times New Roman" w:eastAsia="Times New Roman" w:hAnsi="Times New Roman" w:cs="Times New Roman"/>
-          <w:sz w:val="24"/>
-          <w:szCs w:val="24"/>
-        </w:rPr>
-        <w:t>Matrix:</w:t>
-      </w:r>
-    </w:p>
-    <w:p>
-      <w:pPr>
         <w:pStyle w:val="Heading1"/>
         <w:numPr>
           <w:ilvl w:val="0"/>
           <w:numId w:val="0"/>
         </w:numPr>
-        <w:ind w:left="1440"/>
-        <w:jc w:val="both"/>
-        <w:rPr>
-          <w:rFonts w:ascii="Times New Roman" w:eastAsia="Times New Roman" w:hAnsi="Times New Roman" w:cs="Times New Roman"/>
-          <w:sz w:val="24"/>
-          <w:szCs w:val="24"/>
-        </w:rPr>
-      </w:pPr>
-      <w:bookmarkStart w:id="12" w:name="_Toc224631487"/>
+        <w:ind w:left="882"/>
+        <w:rPr>
+          <w:rFonts w:asciiTheme="minorHAnsi" w:eastAsia="Times New Roman" w:hAnsiTheme="minorHAnsi" w:cs="Times New Roman"/>
+          <w:color w:val="auto"/>
+          <w:sz w:val="24"/>
+          <w:szCs w:val="24"/>
+        </w:rPr>
+      </w:pPr>
       <m:oMathPara>
         <m:oMathParaPr>
           <m:jc m:val="left"/>
         </m:oMathParaPr>
         <m:oMath>
           <m:r>
+            <m:rPr>
+              <m:sty m:val="bi"/>
+            </m:rPr>
             <w:rPr>
               <w:rFonts w:ascii="Cambria Math" w:eastAsia="Times New Roman" w:hAnsi="Cambria Math" w:cs="Times New Roman"/>
               <w:color w:val="auto"/>
               <w:sz w:val="24"/>
               <w:szCs w:val="24"/>
             </w:rPr>
-            <m:t>Q</m:t>
-          </m:r>
-          <m:sSup>
-            <m:sSupPr>
-              <m:ctrlPr>
-                <w:rPr>
-                  <w:rFonts w:ascii="Cambria Math" w:eastAsia="Times New Roman" w:hAnsi="Cambria Math" w:cs="Times New Roman"/>
-                  <w:color w:val="auto"/>
-                  <w:sz w:val="24"/>
-                  <w:szCs w:val="24"/>
-                </w:rPr>
-              </m:ctrlPr>
-            </m:sSupPr>
-            <m:e>
-              <m:r>
-                <w:rPr>
-                  <w:rFonts w:ascii="Cambria Math" w:eastAsia="Times New Roman" w:hAnsi="Cambria Math" w:cs="Times New Roman"/>
-                  <w:color w:val="auto"/>
-                  <w:sz w:val="24"/>
-                  <w:szCs w:val="24"/>
-                </w:rPr>
-                <m:t>K</m:t>
-              </m:r>
-            </m:e>
-            <m:sup>
-              <m:r>
-                <w:rPr>
-                  <w:rFonts w:ascii="Cambria Math" w:eastAsia="Times New Roman" w:hAnsi="Cambria Math" w:cs="Times New Roman"/>
-                  <w:color w:val="auto"/>
-                  <w:sz w:val="24"/>
-                  <w:szCs w:val="24"/>
-                </w:rPr>
-                <m:t>T</m:t>
-              </m:r>
-            </m:sup>
-          </m:sSup>
-          <m:r>
-            <w:rPr>
-              <w:rFonts w:ascii="Cambria Math" w:eastAsia="Times New Roman" w:hAnsi="Cambria Math" w:cs="Times New Roman"/>
-              <w:color w:val="auto"/>
-              <w:sz w:val="24"/>
-              <w:szCs w:val="24"/>
-            </w:rPr>
-            <m:t>=</m:t>
+            <w:lastRenderedPageBreak/>
+            <m:t>V=</m:t>
           </m:r>
           <m:d>
             <m:dPr>
@@ -9772,7 +9482,7 @@
                   <m:mcs>
                     <m:mc>
                       <m:mcPr>
-                        <m:count m:val="4"/>
+                        <m:count m:val="2"/>
                         <m:mcJc m:val="center"/>
                       </m:mcPr>
                     </m:mc>
@@ -9789,46 +9499,325 @@
                 <m:mr>
                   <m:e>
                     <m:r>
+                      <m:rPr>
+                        <m:sty m:val="bi"/>
+                      </m:rPr>
                       <w:rPr>
                         <w:rFonts w:ascii="Cambria Math" w:eastAsia="Times New Roman" w:hAnsi="Cambria Math" w:cs="Times New Roman"/>
                         <w:color w:val="auto"/>
                         <w:sz w:val="24"/>
                         <w:szCs w:val="24"/>
                       </w:rPr>
-                      <m:t>0.429</m:t>
+                      <m:t>0.57</m:t>
+                    </m:r>
+                  </m:e>
+                  <m:e>
+                    <m:r>
+                      <m:rPr>
+                        <m:sty m:val="bi"/>
+                      </m:rPr>
+                      <w:rPr>
+                        <w:rFonts w:ascii="Cambria Math" w:eastAsia="Times New Roman" w:hAnsi="Cambria Math" w:cs="Times New Roman"/>
+                        <w:color w:val="auto"/>
+                        <w:sz w:val="24"/>
+                        <w:szCs w:val="24"/>
+                      </w:rPr>
+                      <m:t>0.65</m:t>
+                    </m:r>
+                  </m:e>
+                </m:mr>
+                <m:mr>
+                  <m:e>
+                    <m:r>
+                      <m:rPr>
+                        <m:sty m:val="bi"/>
+                      </m:rPr>
+                      <w:rPr>
+                        <w:rFonts w:ascii="Cambria Math" w:eastAsia="Times New Roman" w:hAnsi="Cambria Math" w:cs="Times New Roman"/>
+                        <w:color w:val="auto"/>
+                        <w:sz w:val="24"/>
+                        <w:szCs w:val="24"/>
+                      </w:rPr>
+                      <m:t>0.49</m:t>
+                    </m:r>
+                  </m:e>
+                  <m:e>
+                    <m:r>
+                      <m:rPr>
+                        <m:sty m:val="bi"/>
+                      </m:rPr>
+                      <w:rPr>
+                        <w:rFonts w:ascii="Cambria Math" w:eastAsia="Times New Roman" w:hAnsi="Cambria Math" w:cs="Times New Roman"/>
+                        <w:color w:val="auto"/>
+                        <w:sz w:val="24"/>
+                        <w:szCs w:val="24"/>
+                      </w:rPr>
+                      <m:t>0.42</m:t>
+                    </m:r>
+                  </m:e>
+                </m:mr>
+                <m:mr>
+                  <m:e>
+                    <m:r>
+                      <m:rPr>
+                        <m:sty m:val="bi"/>
+                      </m:rPr>
+                      <w:rPr>
+                        <w:rFonts w:ascii="Cambria Math" w:eastAsia="Times New Roman" w:hAnsi="Cambria Math" w:cs="Times New Roman"/>
+                        <w:color w:val="auto"/>
+                        <w:sz w:val="24"/>
+                        <w:szCs w:val="24"/>
+                      </w:rPr>
+                      <m:t>0.47</m:t>
+                    </m:r>
+                  </m:e>
+                  <m:e>
+                    <m:r>
+                      <m:rPr>
+                        <m:sty m:val="bi"/>
+                      </m:rPr>
+                      <w:rPr>
+                        <w:rFonts w:ascii="Cambria Math" w:eastAsia="Times New Roman" w:hAnsi="Cambria Math" w:cs="Times New Roman"/>
+                        <w:color w:val="auto"/>
+                        <w:sz w:val="24"/>
+                        <w:szCs w:val="24"/>
+                      </w:rPr>
+                      <m:t>0.49</m:t>
+                    </m:r>
+                  </m:e>
+                </m:mr>
+                <m:mr>
+                  <m:e>
+                    <m:r>
+                      <m:rPr>
+                        <m:sty m:val="bi"/>
+                      </m:rPr>
+                      <w:rPr>
+                        <w:rFonts w:ascii="Cambria Math" w:eastAsia="Times New Roman" w:hAnsi="Cambria Math" w:cs="Times New Roman"/>
+                        <w:color w:val="auto"/>
+                        <w:sz w:val="24"/>
+                        <w:szCs w:val="24"/>
+                      </w:rPr>
+                      <m:t>0.28</m:t>
+                    </m:r>
+                  </m:e>
+                  <m:e>
+                    <m:r>
+                      <m:rPr>
+                        <m:sty m:val="bi"/>
+                      </m:rPr>
+                      <w:rPr>
+                        <w:rFonts w:ascii="Cambria Math" w:eastAsia="Times New Roman" w:hAnsi="Cambria Math" w:cs="Times New Roman"/>
+                        <w:color w:val="auto"/>
+                        <w:sz w:val="24"/>
+                        <w:szCs w:val="24"/>
+                      </w:rPr>
+                      <m:t>0.63</m:t>
+                    </m:r>
+                  </m:e>
+                </m:mr>
+              </m:m>
+            </m:e>
+          </m:d>
+        </m:oMath>
+      </m:oMathPara>
+    </w:p>
+    <w:p/>
+    <w:p>
+      <w:pPr>
+        <w:pStyle w:val="Heading3"/>
+      </w:pPr>
+      <w:r>
+        <w:t>Compute Attention Scores</w:t>
+      </w:r>
+      <w:r>
+        <w:t xml:space="preserve"> </w:t>
+      </w:r>
+      <w:r>
+        <w:t xml:space="preserve"> </w:t>
+      </w:r>
+      <m:oMath>
+        <m:f>
+          <m:fPr>
+            <m:ctrlPr>
+              <w:rPr>
+                <w:rFonts w:ascii="Cambria Math" w:eastAsia="Times New Roman" w:hAnsi="Cambria Math" w:cs="Times New Roman"/>
+                <w:sz w:val="24"/>
+              </w:rPr>
+            </m:ctrlPr>
+          </m:fPr>
+          <m:num>
+            <m:r>
+              <m:rPr>
+                <m:sty m:val="bi"/>
+              </m:rPr>
+              <w:rPr>
+                <w:rFonts w:ascii="Cambria Math" w:eastAsia="Times New Roman" w:hAnsi="Cambria Math" w:cs="Times New Roman"/>
+                <w:sz w:val="24"/>
+              </w:rPr>
+              <m:t>Q</m:t>
+            </m:r>
+            <m:sSup>
+              <m:sSupPr>
+                <m:ctrlPr>
+                  <w:rPr>
+                    <w:rFonts w:ascii="Cambria Math" w:eastAsia="Times New Roman" w:hAnsi="Cambria Math" w:cs="Times New Roman"/>
+                    <w:sz w:val="24"/>
+                  </w:rPr>
+                </m:ctrlPr>
+              </m:sSupPr>
+              <m:e>
+                <m:r>
+                  <m:rPr>
+                    <m:sty m:val="bi"/>
+                  </m:rPr>
+                  <w:rPr>
+                    <w:rFonts w:ascii="Cambria Math" w:eastAsia="Times New Roman" w:hAnsi="Cambria Math" w:cs="Times New Roman"/>
+                    <w:sz w:val="24"/>
+                  </w:rPr>
+                  <m:t>K</m:t>
+                </m:r>
+              </m:e>
+              <m:sup>
+                <m:r>
+                  <m:rPr>
+                    <m:sty m:val="bi"/>
+                  </m:rPr>
+                  <w:rPr>
+                    <w:rFonts w:ascii="Cambria Math" w:eastAsia="Times New Roman" w:hAnsi="Cambria Math" w:cs="Times New Roman"/>
+                    <w:sz w:val="24"/>
+                  </w:rPr>
+                  <m:t>T</m:t>
+                </m:r>
+              </m:sup>
+            </m:sSup>
+          </m:num>
+          <m:den>
+            <m:rad>
+              <m:radPr>
+                <m:degHide m:val="1"/>
+                <m:ctrlPr>
+                  <w:rPr>
+                    <w:rFonts w:ascii="Cambria Math" w:eastAsia="Times New Roman" w:hAnsi="Cambria Math" w:cs="Times New Roman"/>
+                    <w:sz w:val="24"/>
+                  </w:rPr>
+                </m:ctrlPr>
+              </m:radPr>
+              <m:deg/>
+              <m:e>
+                <m:sSub>
+                  <m:sSubPr>
+                    <m:ctrlPr>
+                      <w:rPr>
+                        <w:rFonts w:ascii="Cambria Math" w:eastAsia="Times New Roman" w:hAnsi="Cambria Math" w:cs="Times New Roman"/>
+                        <w:sz w:val="24"/>
+                      </w:rPr>
+                    </m:ctrlPr>
+                  </m:sSubPr>
+                  <m:e>
+                    <m:r>
+                      <m:rPr>
+                        <m:sty m:val="bi"/>
+                      </m:rPr>
+                      <w:rPr>
+                        <w:rFonts w:ascii="Cambria Math" w:eastAsia="Times New Roman" w:hAnsi="Cambria Math" w:cs="Times New Roman"/>
+                        <w:sz w:val="24"/>
+                      </w:rPr>
+                      <m:t>d</m:t>
+                    </m:r>
+                  </m:e>
+                  <m:sub>
+                    <m:r>
+                      <m:rPr>
+                        <m:sty m:val="bi"/>
+                      </m:rPr>
+                      <w:rPr>
+                        <w:rFonts w:ascii="Cambria Math" w:eastAsia="Times New Roman" w:hAnsi="Cambria Math" w:cs="Times New Roman"/>
+                        <w:sz w:val="24"/>
+                      </w:rPr>
+                      <m:t>k</m:t>
+                    </m:r>
+                  </m:sub>
+                </m:sSub>
+              </m:e>
+            </m:rad>
+          </m:den>
+        </m:f>
+      </m:oMath>
+    </w:p>
+    <w:p>
+      <w:r>
+        <w:t xml:space="preserve"> </w:t>
+      </w:r>
+    </w:p>
+    <w:p>
+      <w:pPr>
+        <w:ind w:left="2160"/>
+      </w:pPr>
+      <m:oMathPara>
+        <m:oMathParaPr>
+          <m:jc m:val="left"/>
+        </m:oMathParaPr>
+        <m:oMath>
+          <m:r>
+            <w:rPr>
+              <w:rFonts w:ascii="Cambria Math" w:eastAsia="Times New Roman" w:hAnsi="Cambria Math" w:cs="Times New Roman"/>
+              <w:sz w:val="24"/>
+              <w:szCs w:val="24"/>
+            </w:rPr>
+            <m:t>K =</m:t>
+          </m:r>
+          <m:d>
+            <m:dPr>
+              <m:begChr m:val="["/>
+              <m:endChr m:val="]"/>
+              <m:ctrlPr>
+                <w:rPr>
+                  <w:rFonts w:ascii="Cambria Math" w:eastAsia="Times New Roman" w:hAnsi="Cambria Math" w:cs="Times New Roman"/>
+                  <w:sz w:val="24"/>
+                  <w:szCs w:val="24"/>
+                </w:rPr>
+              </m:ctrlPr>
+            </m:dPr>
+            <m:e>
+              <m:m>
+                <m:mPr>
+                  <m:plcHide m:val="1"/>
+                  <m:mcs>
+                    <m:mc>
+                      <m:mcPr>
+                        <m:count m:val="2"/>
+                        <m:mcJc m:val="center"/>
+                      </m:mcPr>
+                    </m:mc>
+                  </m:mcs>
+                  <m:ctrlPr>
+                    <w:rPr>
+                      <w:rFonts w:ascii="Cambria Math" w:eastAsia="Times New Roman" w:hAnsi="Cambria Math" w:cs="Times New Roman"/>
+                      <w:sz w:val="24"/>
+                      <w:szCs w:val="24"/>
+                    </w:rPr>
+                  </m:ctrlPr>
+                </m:mPr>
+                <m:mr>
+                  <m:e>
+                    <m:r>
+                      <w:rPr>
+                        <w:rFonts w:ascii="Cambria Math" w:eastAsia="Times New Roman" w:hAnsi="Cambria Math" w:cs="Times New Roman"/>
+                        <w:sz w:val="24"/>
+                        <w:szCs w:val="24"/>
+                      </w:rPr>
+                      <m:t>0.56</m:t>
                     </m:r>
                   </m:e>
                   <m:e>
                     <m:r>
                       <w:rPr>
                         <w:rFonts w:ascii="Cambria Math" w:eastAsia="Times New Roman" w:hAnsi="Cambria Math" w:cs="Times New Roman"/>
-                        <w:color w:val="auto"/>
                         <w:sz w:val="24"/>
                         <w:szCs w:val="24"/>
                       </w:rPr>
-                      <m:t>0.302</m:t>
-                    </m:r>
-                  </m:e>
-                  <m:e>
-                    <m:r>
-                      <w:rPr>
-                        <w:rFonts w:ascii="Cambria Math" w:eastAsia="Times New Roman" w:hAnsi="Cambria Math" w:cs="Times New Roman"/>
-                        <w:color w:val="auto"/>
-                        <w:sz w:val="24"/>
-                        <w:szCs w:val="24"/>
-                      </w:rPr>
-                      <m:t>0.345</m:t>
-                    </m:r>
-                  </m:e>
-                  <m:e>
-                    <m:r>
-                      <w:rPr>
-                        <w:rFonts w:ascii="Cambria Math" w:eastAsia="Times New Roman" w:hAnsi="Cambria Math" w:cs="Times New Roman"/>
-                        <w:color w:val="auto"/>
-                        <w:sz w:val="24"/>
-                        <w:szCs w:val="24"/>
-                      </w:rPr>
-                      <m:t>0.381</m:t>
+                      <m:t>0.37</m:t>
                     </m:r>
                   </m:e>
                 </m:mr>
@@ -9837,44 +9826,20 @@
                     <m:r>
                       <w:rPr>
                         <w:rFonts w:ascii="Cambria Math" w:eastAsia="Times New Roman" w:hAnsi="Cambria Math" w:cs="Times New Roman"/>
-                        <w:color w:val="auto"/>
                         <w:sz w:val="24"/>
                         <w:szCs w:val="24"/>
                       </w:rPr>
-                      <m:t>0.404</m:t>
+                      <m:t>0.41</m:t>
                     </m:r>
                   </m:e>
                   <m:e>
                     <m:r>
                       <w:rPr>
                         <w:rFonts w:ascii="Cambria Math" w:eastAsia="Times New Roman" w:hAnsi="Cambria Math" w:cs="Times New Roman"/>
-                        <w:color w:val="auto"/>
                         <w:sz w:val="24"/>
                         <w:szCs w:val="24"/>
                       </w:rPr>
-                      <m:t>0.268</m:t>
-                    </m:r>
-                  </m:e>
-                  <m:e>
-                    <m:r>
-                      <w:rPr>
-                        <w:rFonts w:ascii="Cambria Math" w:eastAsia="Times New Roman" w:hAnsi="Cambria Math" w:cs="Times New Roman"/>
-                        <w:color w:val="auto"/>
-                        <w:sz w:val="24"/>
-                        <w:szCs w:val="24"/>
-                      </w:rPr>
-                      <m:t>0.308</m:t>
-                    </m:r>
-                  </m:e>
-                  <m:e>
-                    <m:r>
-                      <w:rPr>
-                        <w:rFonts w:ascii="Cambria Math" w:eastAsia="Times New Roman" w:hAnsi="Cambria Math" w:cs="Times New Roman"/>
-                        <w:color w:val="auto"/>
-                        <w:sz w:val="24"/>
-                        <w:szCs w:val="24"/>
-                      </w:rPr>
-                      <m:t>0.337</m:t>
+                      <m:t>0.25</m:t>
                     </m:r>
                   </m:e>
                 </m:mr>
@@ -9883,44 +9848,20 @@
                     <m:r>
                       <w:rPr>
                         <w:rFonts w:ascii="Cambria Math" w:eastAsia="Times New Roman" w:hAnsi="Cambria Math" w:cs="Times New Roman"/>
-                        <w:color w:val="auto"/>
                         <w:sz w:val="24"/>
                         <w:szCs w:val="24"/>
                       </w:rPr>
-                      <m:t>0.418</m:t>
+                      <m:t>0.46</m:t>
                     </m:r>
                   </m:e>
                   <m:e>
                     <m:r>
                       <w:rPr>
                         <w:rFonts w:ascii="Cambria Math" w:eastAsia="Times New Roman" w:hAnsi="Cambria Math" w:cs="Times New Roman"/>
-                        <w:color w:val="auto"/>
                         <w:sz w:val="24"/>
                         <w:szCs w:val="24"/>
                       </w:rPr>
-                      <m:t>0.286</m:t>
-                    </m:r>
-                  </m:e>
-                  <m:e>
-                    <m:r>
-                      <w:rPr>
-                        <w:rFonts w:ascii="Cambria Math" w:eastAsia="Times New Roman" w:hAnsi="Cambria Math" w:cs="Times New Roman"/>
-                        <w:color w:val="auto"/>
-                        <w:sz w:val="24"/>
-                        <w:szCs w:val="24"/>
-                      </w:rPr>
-                      <m:t>0.329</m:t>
-                    </m:r>
-                  </m:e>
-                  <m:e>
-                    <m:r>
-                      <w:rPr>
-                        <w:rFonts w:ascii="Cambria Math" w:eastAsia="Times New Roman" w:hAnsi="Cambria Math" w:cs="Times New Roman"/>
-                        <w:color w:val="auto"/>
-                        <w:sz w:val="24"/>
-                        <w:szCs w:val="24"/>
-                      </w:rPr>
-                      <m:t>0.359</m:t>
+                      <m:t>0.29</m:t>
                     </m:r>
                   </m:e>
                 </m:mr>
@@ -9929,54 +9870,520 @@
                     <m:r>
                       <w:rPr>
                         <w:rFonts w:ascii="Cambria Math" w:eastAsia="Times New Roman" w:hAnsi="Cambria Math" w:cs="Times New Roman"/>
-                        <w:color w:val="auto"/>
                         <w:sz w:val="24"/>
                         <w:szCs w:val="24"/>
                       </w:rPr>
-                      <m:t>0.373</m:t>
+                      <m:t>0.48</m:t>
                     </m:r>
                   </m:e>
                   <m:e>
                     <m:r>
                       <w:rPr>
                         <w:rFonts w:ascii="Cambria Math" w:eastAsia="Times New Roman" w:hAnsi="Cambria Math" w:cs="Times New Roman"/>
-                        <w:color w:val="auto"/>
                         <w:sz w:val="24"/>
                         <w:szCs w:val="24"/>
                       </w:rPr>
-                      <m:t>0.234</m:t>
+                      <m:t>0.34</m:t>
+                    </m:r>
+                  </m:e>
+                </m:mr>
+              </m:m>
+            </m:e>
+          </m:d>
+        </m:oMath>
+      </m:oMathPara>
+    </w:p>
+    <w:p>
+      <w:pPr>
+        <w:ind w:left="2160"/>
+        <w:rPr>
+          <w:rFonts w:eastAsiaTheme="minorEastAsia"/>
+          <w:sz w:val="24"/>
+          <w:szCs w:val="24"/>
+        </w:rPr>
+      </w:pPr>
+      <m:oMath>
+        <m:sSup>
+          <m:sSupPr>
+            <m:ctrlPr>
+              <w:rPr>
+                <w:rFonts w:ascii="Cambria Math" w:eastAsia="Times New Roman" w:hAnsi="Cambria Math" w:cs="Times New Roman"/>
+                <w:sz w:val="24"/>
+                <w:szCs w:val="24"/>
+              </w:rPr>
+            </m:ctrlPr>
+          </m:sSupPr>
+          <m:e>
+            <m:r>
+              <w:rPr>
+                <w:rFonts w:ascii="Cambria Math" w:eastAsia="Times New Roman" w:hAnsi="Cambria Math" w:cs="Times New Roman"/>
+                <w:sz w:val="24"/>
+                <w:szCs w:val="24"/>
+              </w:rPr>
+              <m:t>K</m:t>
+            </m:r>
+          </m:e>
+          <m:sup>
+            <m:r>
+              <w:rPr>
+                <w:rFonts w:ascii="Cambria Math" w:eastAsia="Times New Roman" w:hAnsi="Cambria Math" w:cs="Times New Roman"/>
+                <w:sz w:val="24"/>
+                <w:szCs w:val="24"/>
+              </w:rPr>
+              <m:t>T</m:t>
+            </m:r>
+          </m:sup>
+        </m:sSup>
+        <m:r>
+          <w:rPr>
+            <w:rFonts w:ascii="Cambria Math" w:eastAsia="Times New Roman" w:hAnsi="Cambria Math" w:cs="Times New Roman"/>
+            <w:sz w:val="24"/>
+            <w:szCs w:val="24"/>
+          </w:rPr>
+          <m:t xml:space="preserve">  </m:t>
+        </m:r>
+      </m:oMath>
+      <w:r>
+        <w:rPr>
+          <w:rFonts w:eastAsiaTheme="minorEastAsia"/>
+          <w:sz w:val="24"/>
+          <w:szCs w:val="24"/>
+        </w:rPr>
+        <w:t xml:space="preserve"> = </w:t>
+      </w:r>
+      <m:oMath>
+        <m:d>
+          <m:dPr>
+            <m:begChr m:val="["/>
+            <m:endChr m:val="]"/>
+            <m:ctrlPr>
+              <w:rPr>
+                <w:rFonts w:ascii="Cambria Math" w:eastAsia="Times New Roman" w:hAnsi="Cambria Math" w:cs="Times New Roman"/>
+                <w:sz w:val="24"/>
+                <w:szCs w:val="24"/>
+              </w:rPr>
+            </m:ctrlPr>
+          </m:dPr>
+          <m:e>
+            <m:m>
+              <m:mPr>
+                <m:plcHide m:val="1"/>
+                <m:mcs>
+                  <m:mc>
+                    <m:mcPr>
+                      <m:count m:val="4"/>
+                      <m:mcJc m:val="center"/>
+                    </m:mcPr>
+                  </m:mc>
+                </m:mcs>
+                <m:ctrlPr>
+                  <w:rPr>
+                    <w:rFonts w:ascii="Cambria Math" w:eastAsia="Times New Roman" w:hAnsi="Cambria Math" w:cs="Times New Roman"/>
+                    <w:sz w:val="24"/>
+                    <w:szCs w:val="24"/>
+                  </w:rPr>
+                </m:ctrlPr>
+              </m:mPr>
+              <m:mr>
+                <m:e>
+                  <m:r>
+                    <w:rPr>
+                      <w:rFonts w:ascii="Cambria Math" w:eastAsia="Times New Roman" w:hAnsi="Cambria Math" w:cs="Times New Roman"/>
+                      <w:sz w:val="24"/>
+                      <w:szCs w:val="24"/>
+                    </w:rPr>
+                    <m:t>0.56</m:t>
+                  </m:r>
+                </m:e>
+                <m:e>
+                  <m:r>
+                    <w:rPr>
+                      <w:rFonts w:ascii="Cambria Math" w:eastAsia="Times New Roman" w:hAnsi="Cambria Math" w:cs="Times New Roman"/>
+                      <w:sz w:val="24"/>
+                      <w:szCs w:val="24"/>
+                    </w:rPr>
+                    <m:t>0.41</m:t>
+                  </m:r>
+                </m:e>
+                <m:e>
+                  <m:r>
+                    <w:rPr>
+                      <w:rFonts w:ascii="Cambria Math" w:eastAsia="Times New Roman" w:hAnsi="Cambria Math" w:cs="Times New Roman"/>
+                      <w:sz w:val="24"/>
+                      <w:szCs w:val="24"/>
+                    </w:rPr>
+                    <m:t>0.46</m:t>
+                  </m:r>
+                </m:e>
+                <m:e>
+                  <m:r>
+                    <w:rPr>
+                      <w:rFonts w:ascii="Cambria Math" w:eastAsia="Times New Roman" w:hAnsi="Cambria Math" w:cs="Times New Roman"/>
+                      <w:sz w:val="24"/>
+                      <w:szCs w:val="24"/>
+                    </w:rPr>
+                    <m:t>0.48</m:t>
+                  </m:r>
+                </m:e>
+              </m:mr>
+              <m:mr>
+                <m:e>
+                  <m:r>
+                    <w:rPr>
+                      <w:rFonts w:ascii="Cambria Math" w:eastAsia="Times New Roman" w:hAnsi="Cambria Math" w:cs="Times New Roman"/>
+                      <w:sz w:val="24"/>
+                      <w:szCs w:val="24"/>
+                    </w:rPr>
+                    <m:t>0.37</m:t>
+                  </m:r>
+                </m:e>
+                <m:e>
+                  <m:r>
+                    <w:rPr>
+                      <w:rFonts w:ascii="Cambria Math" w:eastAsia="Times New Roman" w:hAnsi="Cambria Math" w:cs="Times New Roman"/>
+                      <w:sz w:val="24"/>
+                      <w:szCs w:val="24"/>
+                    </w:rPr>
+                    <m:t>0.25</m:t>
+                  </m:r>
+                </m:e>
+                <m:e>
+                  <m:r>
+                    <w:rPr>
+                      <w:rFonts w:ascii="Cambria Math" w:eastAsia="Times New Roman" w:hAnsi="Cambria Math" w:cs="Times New Roman"/>
+                      <w:sz w:val="24"/>
+                      <w:szCs w:val="24"/>
+                    </w:rPr>
+                    <m:t>0.29</m:t>
+                  </m:r>
+                </m:e>
+                <m:e>
+                  <m:r>
+                    <w:rPr>
+                      <w:rFonts w:ascii="Cambria Math" w:eastAsia="Times New Roman" w:hAnsi="Cambria Math" w:cs="Times New Roman"/>
+                      <w:sz w:val="24"/>
+                      <w:szCs w:val="24"/>
+                    </w:rPr>
+                    <m:t>0.34</m:t>
+                  </m:r>
+                </m:e>
+              </m:mr>
+            </m:m>
+          </m:e>
+        </m:d>
+      </m:oMath>
+    </w:p>
+    <w:p>
+      <w:pPr>
+        <w:ind w:left="2160"/>
+      </w:pPr>
+    </w:p>
+    <w:p>
+      <w:pPr>
+        <w:ind w:left="2160"/>
+        <w:rPr>
+          <w:rFonts w:ascii="Times New Roman" w:eastAsia="Times New Roman" w:hAnsi="Times New Roman" w:cs="Times New Roman"/>
+          <w:sz w:val="24"/>
+          <w:szCs w:val="24"/>
+        </w:rPr>
+      </w:pPr>
+      <m:oMathPara>
+        <m:oMathParaPr>
+          <m:jc m:val="left"/>
+        </m:oMathParaPr>
+        <m:oMath>
+          <m:r>
+            <w:rPr>
+              <w:rFonts w:ascii="Cambria Math" w:eastAsia="Times New Roman" w:hAnsi="Cambria Math" w:cs="Times New Roman"/>
+              <w:sz w:val="24"/>
+              <w:szCs w:val="24"/>
+            </w:rPr>
+            <m:t>Q</m:t>
+          </m:r>
+          <m:sSup>
+            <m:sSupPr>
+              <m:ctrlPr>
+                <w:rPr>
+                  <w:rFonts w:ascii="Cambria Math" w:eastAsia="Times New Roman" w:hAnsi="Cambria Math" w:cs="Times New Roman"/>
+                  <w:sz w:val="24"/>
+                  <w:szCs w:val="24"/>
+                </w:rPr>
+              </m:ctrlPr>
+            </m:sSupPr>
+            <m:e>
+              <m:r>
+                <w:rPr>
+                  <w:rFonts w:ascii="Cambria Math" w:eastAsia="Times New Roman" w:hAnsi="Cambria Math" w:cs="Times New Roman"/>
+                  <w:sz w:val="24"/>
+                  <w:szCs w:val="24"/>
+                </w:rPr>
+                <m:t>K</m:t>
+              </m:r>
+            </m:e>
+            <m:sup>
+              <m:r>
+                <w:rPr>
+                  <w:rFonts w:ascii="Cambria Math" w:eastAsia="Times New Roman" w:hAnsi="Cambria Math" w:cs="Times New Roman"/>
+                  <w:sz w:val="24"/>
+                  <w:szCs w:val="24"/>
+                </w:rPr>
+                <m:t>T</m:t>
+              </m:r>
+            </m:sup>
+          </m:sSup>
+          <m:r>
+            <w:rPr>
+              <w:rFonts w:ascii="Cambria Math" w:eastAsia="Times New Roman" w:hAnsi="Cambria Math" w:cs="Times New Roman"/>
+              <w:sz w:val="24"/>
+              <w:szCs w:val="24"/>
+            </w:rPr>
+            <m:t>=</m:t>
+          </m:r>
+          <m:d>
+            <m:dPr>
+              <m:begChr m:val="["/>
+              <m:endChr m:val="]"/>
+              <m:ctrlPr>
+                <w:rPr>
+                  <w:rFonts w:ascii="Cambria Math" w:eastAsia="Times New Roman" w:hAnsi="Cambria Math" w:cs="Times New Roman"/>
+                  <w:sz w:val="24"/>
+                  <w:szCs w:val="24"/>
+                </w:rPr>
+              </m:ctrlPr>
+            </m:dPr>
+            <m:e>
+              <m:m>
+                <m:mPr>
+                  <m:plcHide m:val="1"/>
+                  <m:mcs>
+                    <m:mc>
+                      <m:mcPr>
+                        <m:count m:val="2"/>
+                        <m:mcJc m:val="center"/>
+                      </m:mcPr>
+                    </m:mc>
+                  </m:mcs>
+                  <m:ctrlPr>
+                    <w:rPr>
+                      <w:rFonts w:ascii="Cambria Math" w:eastAsia="Times New Roman" w:hAnsi="Cambria Math" w:cs="Times New Roman"/>
+                      <w:sz w:val="24"/>
+                      <w:szCs w:val="24"/>
+                    </w:rPr>
+                  </m:ctrlPr>
+                </m:mPr>
+                <m:mr>
+                  <m:e>
+                    <m:r>
+                      <w:rPr>
+                        <w:rFonts w:ascii="Cambria Math" w:eastAsia="Times New Roman" w:hAnsi="Cambria Math" w:cs="Times New Roman"/>
+                        <w:sz w:val="24"/>
+                        <w:szCs w:val="24"/>
+                      </w:rPr>
+                      <m:t>0.39</m:t>
                     </m:r>
                   </m:e>
                   <m:e>
                     <m:r>
                       <w:rPr>
                         <w:rFonts w:ascii="Cambria Math" w:eastAsia="Times New Roman" w:hAnsi="Cambria Math" w:cs="Times New Roman"/>
-                        <w:color w:val="auto"/>
                         <w:sz w:val="24"/>
                         <w:szCs w:val="24"/>
                       </w:rPr>
-                      <m:t>0.266</m:t>
+                      <m:t>0.57</m:t>
+                    </m:r>
+                  </m:e>
+                </m:mr>
+                <m:mr>
+                  <m:e>
+                    <m:r>
+                      <w:rPr>
+                        <w:rFonts w:ascii="Cambria Math" w:eastAsia="Times New Roman" w:hAnsi="Cambria Math" w:cs="Times New Roman"/>
+                        <w:sz w:val="24"/>
+                        <w:szCs w:val="24"/>
+                      </w:rPr>
+                      <m:t>0.39</m:t>
                     </m:r>
                   </m:e>
                   <m:e>
                     <m:r>
                       <w:rPr>
                         <w:rFonts w:ascii="Cambria Math" w:eastAsia="Times New Roman" w:hAnsi="Cambria Math" w:cs="Times New Roman"/>
-                        <w:color w:val="auto"/>
                         <w:sz w:val="24"/>
                         <w:szCs w:val="24"/>
                       </w:rPr>
-                      <m:t>0.301</m:t>
+                      <m:t>0.41</m:t>
+                    </m:r>
+                  </m:e>
+                </m:mr>
+                <m:mr>
+                  <m:e>
+                    <m:r>
+                      <w:rPr>
+                        <w:rFonts w:ascii="Cambria Math" w:eastAsia="Times New Roman" w:hAnsi="Cambria Math" w:cs="Times New Roman"/>
+                        <w:sz w:val="24"/>
+                        <w:szCs w:val="24"/>
+                      </w:rPr>
+                      <m:t>0.41</m:t>
+                    </m:r>
+                  </m:e>
+                  <m:e>
+                    <m:r>
+                      <w:rPr>
+                        <w:rFonts w:ascii="Cambria Math" w:eastAsia="Times New Roman" w:hAnsi="Cambria Math" w:cs="Times New Roman"/>
+                        <w:sz w:val="24"/>
+                        <w:szCs w:val="24"/>
+                      </w:rPr>
+                      <m:t>0.49</m:t>
+                    </m:r>
+                  </m:e>
+                </m:mr>
+                <m:mr>
+                  <m:e>
+                    <m:r>
+                      <w:rPr>
+                        <w:rFonts w:ascii="Cambria Math" w:eastAsia="Times New Roman" w:hAnsi="Cambria Math" w:cs="Times New Roman"/>
+                        <w:sz w:val="24"/>
+                        <w:szCs w:val="24"/>
+                      </w:rPr>
+                      <m:t>0.22</m:t>
+                    </m:r>
+                  </m:e>
+                  <m:e>
+                    <m:r>
+                      <w:rPr>
+                        <w:rFonts w:ascii="Cambria Math" w:eastAsia="Times New Roman" w:hAnsi="Cambria Math" w:cs="Times New Roman"/>
+                        <w:sz w:val="24"/>
+                        <w:szCs w:val="24"/>
+                      </w:rPr>
+                      <m:t>0.56</m:t>
                     </m:r>
                   </m:e>
                 </m:mr>
               </m:m>
             </m:e>
           </m:d>
-          <w:bookmarkEnd w:id="12"/>
+          <m:d>
+            <m:dPr>
+              <m:begChr m:val="["/>
+              <m:endChr m:val="]"/>
+              <m:ctrlPr>
+                <w:rPr>
+                  <w:rFonts w:ascii="Cambria Math" w:eastAsia="Times New Roman" w:hAnsi="Cambria Math" w:cs="Times New Roman"/>
+                  <w:sz w:val="24"/>
+                  <w:szCs w:val="24"/>
+                </w:rPr>
+              </m:ctrlPr>
+            </m:dPr>
+            <m:e>
+              <m:m>
+                <m:mPr>
+                  <m:plcHide m:val="1"/>
+                  <m:mcs>
+                    <m:mc>
+                      <m:mcPr>
+                        <m:count m:val="4"/>
+                        <m:mcJc m:val="center"/>
+                      </m:mcPr>
+                    </m:mc>
+                  </m:mcs>
+                  <m:ctrlPr>
+                    <w:rPr>
+                      <w:rFonts w:ascii="Cambria Math" w:eastAsia="Times New Roman" w:hAnsi="Cambria Math" w:cs="Times New Roman"/>
+                      <w:sz w:val="24"/>
+                      <w:szCs w:val="24"/>
+                    </w:rPr>
+                  </m:ctrlPr>
+                </m:mPr>
+                <m:mr>
+                  <m:e>
+                    <m:r>
+                      <w:rPr>
+                        <w:rFonts w:ascii="Cambria Math" w:eastAsia="Times New Roman" w:hAnsi="Cambria Math" w:cs="Times New Roman"/>
+                        <w:sz w:val="24"/>
+                        <w:szCs w:val="24"/>
+                      </w:rPr>
+                      <m:t>0.56</m:t>
+                    </m:r>
+                  </m:e>
+                  <m:e>
+                    <m:r>
+                      <w:rPr>
+                        <w:rFonts w:ascii="Cambria Math" w:eastAsia="Times New Roman" w:hAnsi="Cambria Math" w:cs="Times New Roman"/>
+                        <w:sz w:val="24"/>
+                        <w:szCs w:val="24"/>
+                      </w:rPr>
+                      <m:t>0.41</m:t>
+                    </m:r>
+                  </m:e>
+                  <m:e>
+                    <m:r>
+                      <w:rPr>
+                        <w:rFonts w:ascii="Cambria Math" w:eastAsia="Times New Roman" w:hAnsi="Cambria Math" w:cs="Times New Roman"/>
+                        <w:sz w:val="24"/>
+                        <w:szCs w:val="24"/>
+                      </w:rPr>
+                      <m:t>0.46</m:t>
+                    </m:r>
+                  </m:e>
+                  <m:e>
+                    <m:r>
+                      <w:rPr>
+                        <w:rFonts w:ascii="Cambria Math" w:eastAsia="Times New Roman" w:hAnsi="Cambria Math" w:cs="Times New Roman"/>
+                        <w:sz w:val="24"/>
+                        <w:szCs w:val="24"/>
+                      </w:rPr>
+                      <m:t>0.48</m:t>
+                    </m:r>
+                  </m:e>
+                </m:mr>
+                <m:mr>
+                  <m:e>
+                    <m:r>
+                      <w:rPr>
+                        <w:rFonts w:ascii="Cambria Math" w:eastAsia="Times New Roman" w:hAnsi="Cambria Math" w:cs="Times New Roman"/>
+                        <w:sz w:val="24"/>
+                        <w:szCs w:val="24"/>
+                      </w:rPr>
+                      <m:t>0.37</m:t>
+                    </m:r>
+                  </m:e>
+                  <m:e>
+                    <m:r>
+                      <w:rPr>
+                        <w:rFonts w:ascii="Cambria Math" w:eastAsia="Times New Roman" w:hAnsi="Cambria Math" w:cs="Times New Roman"/>
+                        <w:sz w:val="24"/>
+                        <w:szCs w:val="24"/>
+                      </w:rPr>
+                      <m:t>0.25</m:t>
+                    </m:r>
+                  </m:e>
+                  <m:e>
+                    <m:r>
+                      <w:rPr>
+                        <w:rFonts w:ascii="Cambria Math" w:eastAsia="Times New Roman" w:hAnsi="Cambria Math" w:cs="Times New Roman"/>
+                        <w:sz w:val="24"/>
+                        <w:szCs w:val="24"/>
+                      </w:rPr>
+                      <m:t>0.29</m:t>
+                    </m:r>
+                  </m:e>
+                  <m:e>
+                    <m:r>
+                      <w:rPr>
+                        <w:rFonts w:ascii="Cambria Math" w:eastAsia="Times New Roman" w:hAnsi="Cambria Math" w:cs="Times New Roman"/>
+                        <w:sz w:val="24"/>
+                        <w:szCs w:val="24"/>
+                      </w:rPr>
+                      <m:t>0.34</m:t>
+                    </m:r>
+                  </m:e>
+                </m:mr>
+              </m:m>
+            </m:e>
+          </m:d>
           <m:r>
             <w:rPr>
-              <w:rFonts w:ascii="Times New Roman" w:eastAsia="Times New Roman" w:hAnsi="Times New Roman" w:cs="Times New Roman"/>
+              <w:rFonts w:ascii="Cambria Math" w:eastAsia="Times New Roman" w:hAnsi="Cambria Math" w:cs="Times New Roman"/>
               <w:sz w:val="24"/>
               <w:szCs w:val="24"/>
             </w:rPr>
@@ -9985,42 +10392,132 @@
         </m:oMath>
       </m:oMathPara>
     </w:p>
-    <w:p/>
     <w:p>
       <w:pPr>
-        <w:pStyle w:val="Heading3"/>
-        <w:rPr>
-          <w:rStyle w:val="Heading3Char"/>
-          <w:b/>
-          <w:bCs/>
-        </w:rPr>
-      </w:pPr>
-      <w:bookmarkStart w:id="13" w:name="_Toc224631488"/>
-      <w:r>
-        <w:rPr>
-          <w:rFonts w:ascii="Times New Roman" w:eastAsia="Times New Roman" w:hAnsi="Times New Roman" w:cs="Times New Roman"/>
-          <w:bCs/>
-          <w:kern w:val="36"/>
-          <w:sz w:val="48"/>
-          <w:szCs w:val="48"/>
-        </w:rPr>
-        <w:t xml:space="preserve"> </w:t>
-      </w:r>
-      <w:r>
-        <w:rPr>
-          <w:rStyle w:val="Heading3Char"/>
-          <w:b/>
-          <w:bCs/>
-        </w:rPr>
-        <w:t>Scale Scores</w:t>
-      </w:r>
-      <w:bookmarkEnd w:id="13"/>
+        <w:spacing w:before="100" w:beforeAutospacing="1" w:after="100" w:afterAutospacing="1" w:line="240" w:lineRule="auto"/>
+        <w:rPr>
+          <w:rFonts w:ascii="Times New Roman" w:eastAsia="Times New Roman" w:hAnsi="Times New Roman" w:cs="Times New Roman"/>
+          <w:sz w:val="24"/>
+          <w:szCs w:val="24"/>
+        </w:rPr>
+      </w:pPr>
+      <w:r>
+        <w:rPr>
+          <w:rFonts w:ascii="Times New Roman" w:eastAsia="Times New Roman" w:hAnsi="Times New Roman" w:cs="Times New Roman"/>
+          <w:sz w:val="24"/>
+          <w:szCs w:val="24"/>
+        </w:rPr>
+        <w:t xml:space="preserve">After this, the next step is to divide by </w:t>
+      </w:r>
+      <m:oMath>
+        <m:rad>
+          <m:radPr>
+            <m:degHide m:val="1"/>
+            <m:ctrlPr>
+              <w:rPr>
+                <w:rFonts w:ascii="Cambria Math" w:eastAsia="Times New Roman" w:hAnsi="Cambria Math" w:cs="Times New Roman"/>
+                <w:sz w:val="24"/>
+                <w:szCs w:val="24"/>
+              </w:rPr>
+            </m:ctrlPr>
+          </m:radPr>
+          <m:deg/>
+          <m:e>
+            <m:sSub>
+              <m:sSubPr>
+                <m:ctrlPr>
+                  <w:rPr>
+                    <w:rFonts w:ascii="Cambria Math" w:eastAsia="Times New Roman" w:hAnsi="Cambria Math" w:cs="Times New Roman"/>
+                    <w:sz w:val="24"/>
+                    <w:szCs w:val="24"/>
+                  </w:rPr>
+                </m:ctrlPr>
+              </m:sSubPr>
+              <m:e>
+                <m:r>
+                  <w:rPr>
+                    <w:rFonts w:ascii="Cambria Math" w:eastAsia="Times New Roman" w:hAnsi="Cambria Math" w:cs="Times New Roman"/>
+                    <w:sz w:val="24"/>
+                    <w:szCs w:val="24"/>
+                  </w:rPr>
+                  <m:t>d</m:t>
+                </m:r>
+              </m:e>
+              <m:sub>
+                <m:r>
+                  <w:rPr>
+                    <w:rFonts w:ascii="Cambria Math" w:eastAsia="Times New Roman" w:hAnsi="Cambria Math" w:cs="Times New Roman"/>
+                    <w:sz w:val="24"/>
+                    <w:szCs w:val="24"/>
+                  </w:rPr>
+                  <m:t>k</m:t>
+                </m:r>
+              </m:sub>
+            </m:sSub>
+          </m:e>
+        </m:rad>
+      </m:oMath>
+      <w:r>
+        <w:rPr>
+          <w:rFonts w:ascii="Times New Roman" w:eastAsia="Times New Roman" w:hAnsi="Times New Roman" w:cs="Times New Roman"/>
+          <w:sz w:val="24"/>
+          <w:szCs w:val="24"/>
+        </w:rPr>
+        <w:t xml:space="preserve">. Since here </w:t>
+      </w:r>
+      <m:oMath>
+        <m:sSub>
+          <m:sSubPr>
+            <m:ctrlPr>
+              <w:rPr>
+                <w:rFonts w:ascii="Cambria Math" w:eastAsia="Times New Roman" w:hAnsi="Cambria Math" w:cs="Times New Roman"/>
+                <w:sz w:val="24"/>
+                <w:szCs w:val="24"/>
+              </w:rPr>
+            </m:ctrlPr>
+          </m:sSubPr>
+          <m:e>
+            <m:r>
+              <w:rPr>
+                <w:rFonts w:ascii="Cambria Math" w:eastAsia="Times New Roman" w:hAnsi="Cambria Math" w:cs="Times New Roman"/>
+                <w:sz w:val="24"/>
+                <w:szCs w:val="24"/>
+              </w:rPr>
+              <m:t>d</m:t>
+            </m:r>
+          </m:e>
+          <m:sub>
+            <m:r>
+              <w:rPr>
+                <w:rFonts w:ascii="Cambria Math" w:eastAsia="Times New Roman" w:hAnsi="Cambria Math" w:cs="Times New Roman"/>
+                <w:sz w:val="24"/>
+                <w:szCs w:val="24"/>
+              </w:rPr>
+              <m:t>k</m:t>
+            </m:r>
+          </m:sub>
+        </m:sSub>
+        <m:r>
+          <w:rPr>
+            <w:rFonts w:ascii="Cambria Math" w:eastAsia="Times New Roman" w:hAnsi="Cambria Math" w:cs="Times New Roman"/>
+            <w:sz w:val="24"/>
+            <w:szCs w:val="24"/>
+          </w:rPr>
+          <m:t>=2</m:t>
+        </m:r>
+      </m:oMath>
+      <w:r>
+        <w:rPr>
+          <w:rFonts w:ascii="Times New Roman" w:eastAsia="Times New Roman" w:hAnsi="Times New Roman" w:cs="Times New Roman"/>
+          <w:sz w:val="24"/>
+          <w:szCs w:val="24"/>
+        </w:rPr>
+        <w:t>:</w:t>
+      </w:r>
     </w:p>
-    <w:p/>
     <w:p>
       <w:pPr>
         <w:spacing w:after="0" w:line="240" w:lineRule="auto"/>
-        <w:ind w:left="1440"/>
         <w:rPr>
           <w:rFonts w:ascii="Times New Roman" w:eastAsia="Times New Roman" w:hAnsi="Times New Roman" w:cs="Times New Roman"/>
           <w:sz w:val="24"/>
@@ -10028,9 +10525,60 @@
         </w:rPr>
       </w:pPr>
       <m:oMathPara>
-        <m:oMathParaPr>
-          <m:jc m:val="left"/>
-        </m:oMathParaPr>
+        <m:oMath>
+          <m:rad>
+            <m:radPr>
+              <m:degHide m:val="1"/>
+              <m:ctrlPr>
+                <w:rPr>
+                  <w:rFonts w:ascii="Cambria Math" w:eastAsia="Times New Roman" w:hAnsi="Cambria Math" w:cs="Times New Roman"/>
+                  <w:sz w:val="24"/>
+                  <w:szCs w:val="24"/>
+                </w:rPr>
+              </m:ctrlPr>
+            </m:radPr>
+            <m:deg/>
+            <m:e>
+              <m:r>
+                <w:rPr>
+                  <w:rFonts w:ascii="Cambria Math" w:eastAsia="Times New Roman" w:hAnsi="Cambria Math" w:cs="Times New Roman"/>
+                  <w:sz w:val="24"/>
+                  <w:szCs w:val="24"/>
+                </w:rPr>
+                <m:t>2</m:t>
+              </m:r>
+            </m:e>
+          </m:rad>
+          <m:r>
+            <w:rPr>
+              <w:rFonts w:ascii="Cambria Math" w:eastAsia="Times New Roman" w:hAnsi="Cambria Math" w:cs="Times New Roman"/>
+              <w:sz w:val="24"/>
+              <w:szCs w:val="24"/>
+            </w:rPr>
+            <m:t>=1.414</m:t>
+          </m:r>
+          <m:r>
+            <w:rPr>
+              <w:rFonts w:ascii="Cambria Math" w:eastAsia="Times New Roman" w:hAnsi="Cambria Math" w:cs="Times New Roman"/>
+              <w:i/>
+              <w:sz w:val="24"/>
+              <w:szCs w:val="24"/>
+            </w:rPr>
+            <w:br/>
+          </m:r>
+        </m:oMath>
+      </m:oMathPara>
+      <w:r>
+        <w:rPr>
+          <w:rFonts w:ascii="Times New Roman" w:eastAsia="Times New Roman" w:hAnsi="Times New Roman" w:cs="Times New Roman"/>
+          <w:sz w:val="24"/>
+          <w:szCs w:val="24"/>
+        </w:rPr>
+        <w:t>So the scaled matrix is:</w:t>
+      </w:r>
+    </w:p>
+    <w:p>
+      <m:oMathPara>
         <m:oMath>
           <m:f>
             <m:fPr>
@@ -10097,133 +10645,26 @@
                 </m:radPr>
                 <m:deg/>
                 <m:e>
-                  <m:sSub>
-                    <m:sSubPr>
-                      <m:ctrlPr>
-                        <w:rPr>
-                          <w:rFonts w:ascii="Cambria Math" w:eastAsia="Times New Roman" w:hAnsi="Cambria Math" w:cs="Times New Roman"/>
-                          <w:sz w:val="24"/>
-                          <w:szCs w:val="24"/>
-                        </w:rPr>
-                      </m:ctrlPr>
-                    </m:sSubPr>
-                    <m:e>
-                      <m:r>
-                        <w:rPr>
-                          <w:rFonts w:ascii="Cambria Math" w:eastAsia="Times New Roman" w:hAnsi="Cambria Math" w:cs="Times New Roman"/>
-                          <w:sz w:val="24"/>
-                          <w:szCs w:val="24"/>
-                        </w:rPr>
-                        <m:t>d</m:t>
-                      </m:r>
-                    </m:e>
-                    <m:sub>
-                      <m:r>
-                        <w:rPr>
-                          <w:rFonts w:ascii="Cambria Math" w:eastAsia="Times New Roman" w:hAnsi="Cambria Math" w:cs="Times New Roman"/>
-                          <w:sz w:val="24"/>
-                          <w:szCs w:val="24"/>
-                        </w:rPr>
-                        <m:t>k</m:t>
-                      </m:r>
-                    </m:sub>
-                  </m:sSub>
+                  <m:r>
+                    <w:rPr>
+                      <w:rFonts w:ascii="Cambria Math" w:eastAsia="Times New Roman" w:hAnsi="Cambria Math" w:cs="Times New Roman"/>
+                      <w:sz w:val="24"/>
+                      <w:szCs w:val="24"/>
+                    </w:rPr>
+                    <m:t>2</m:t>
+                  </m:r>
                 </m:e>
               </m:rad>
             </m:den>
           </m:f>
-          <m:r>
-            <m:rPr>
-              <m:sty m:val="p"/>
-            </m:rPr>
-            <w:rPr>
-              <w:rFonts w:ascii="Cambria Math" w:eastAsia="Times New Roman" w:hAnsi="Cambria Math" w:cs="Times New Roman"/>
-              <w:sz w:val="24"/>
-              <w:szCs w:val="24"/>
-            </w:rPr>
-            <w:br/>
-          </m:r>
-        </m:oMath>
-        <m:oMath>
-          <m:rad>
-            <m:radPr>
-              <m:degHide m:val="1"/>
-              <m:ctrlPr>
-                <w:rPr>
-                  <w:rFonts w:ascii="Cambria Math" w:eastAsia="Times New Roman" w:hAnsi="Cambria Math" w:cs="Times New Roman"/>
-                  <w:sz w:val="24"/>
-                  <w:szCs w:val="24"/>
-                </w:rPr>
-              </m:ctrlPr>
-            </m:radPr>
-            <m:deg/>
-            <m:e>
-              <m:r>
-                <w:rPr>
-                  <w:rFonts w:ascii="Cambria Math" w:eastAsia="Times New Roman" w:hAnsi="Cambria Math" w:cs="Times New Roman"/>
-                  <w:sz w:val="24"/>
-                  <w:szCs w:val="24"/>
-                </w:rPr>
-                <m:t>2</m:t>
-              </m:r>
-            </m:e>
-          </m:rad>
           <m:r>
             <w:rPr>
               <w:rFonts w:ascii="Cambria Math" w:eastAsia="Times New Roman" w:hAnsi="Cambria Math" w:cs="Times New Roman"/>
               <w:sz w:val="24"/>
               <w:szCs w:val="24"/>
             </w:rPr>
-            <m:t>=1.414</m:t>
+            <m:t>=</m:t>
           </m:r>
-          <m:r>
-            <m:rPr>
-              <m:sty m:val="p"/>
-            </m:rPr>
-            <w:rPr>
-              <w:rFonts w:ascii="Cambria Math" w:eastAsia="Times New Roman" w:hAnsi="Cambria Math" w:cs="Times New Roman"/>
-              <w:sz w:val="24"/>
-              <w:szCs w:val="24"/>
-            </w:rPr>
-            <w:br/>
-          </m:r>
-        </m:oMath>
-      </m:oMathPara>
-    </w:p>
-    <w:p>
-      <w:pPr>
-        <w:spacing w:before="100" w:beforeAutospacing="1" w:after="100" w:afterAutospacing="1" w:line="240" w:lineRule="auto"/>
-        <w:ind w:left="720"/>
-        <w:rPr>
-          <w:rFonts w:ascii="Times New Roman" w:eastAsia="Times New Roman" w:hAnsi="Times New Roman" w:cs="Times New Roman"/>
-          <w:sz w:val="32"/>
-          <w:szCs w:val="32"/>
-        </w:rPr>
-      </w:pPr>
-      <w:r>
-        <w:rPr>
-          <w:rFonts w:ascii="Times New Roman" w:eastAsia="Times New Roman" w:hAnsi="Times New Roman" w:cs="Times New Roman"/>
-          <w:sz w:val="32"/>
-          <w:szCs w:val="32"/>
-        </w:rPr>
-        <w:t>Scaled matrix:</w:t>
-      </w:r>
-    </w:p>
-    <w:p>
-      <w:pPr>
-        <w:spacing w:after="0" w:line="240" w:lineRule="auto"/>
-        <w:ind w:left="1440"/>
-        <w:rPr>
-          <w:rFonts w:ascii="Times New Roman" w:eastAsia="Times New Roman" w:hAnsi="Times New Roman" w:cs="Times New Roman"/>
-          <w:sz w:val="24"/>
-          <w:szCs w:val="24"/>
-        </w:rPr>
-      </w:pPr>
-      <m:oMathPara>
-        <m:oMathParaPr>
-          <m:jc m:val="left"/>
-        </m:oMathParaPr>
-        <m:oMath>
           <m:d>
             <m:dPr>
               <m:begChr m:val="["/>
@@ -10264,7 +10705,7 @@
                         <w:sz w:val="24"/>
                         <w:szCs w:val="24"/>
                       </w:rPr>
-                      <m:t>0.303</m:t>
+                      <m:t>0.3036</m:t>
                     </m:r>
                   </m:e>
                   <m:e>
@@ -10274,7 +10715,7 @@
                         <w:sz w:val="24"/>
                         <w:szCs w:val="24"/>
                       </w:rPr>
-                      <m:t>0.213</m:t>
+                      <m:t>0.2139</m:t>
                     </m:r>
                   </m:e>
                   <m:e>
@@ -10284,7 +10725,7 @@
                         <w:sz w:val="24"/>
                         <w:szCs w:val="24"/>
                       </w:rPr>
-                      <m:t>0.244</m:t>
+                      <m:t>0.2438</m:t>
                     </m:r>
                   </m:e>
                   <m:e>
@@ -10294,7 +10735,7 @@
                         <w:sz w:val="24"/>
                         <w:szCs w:val="24"/>
                       </w:rPr>
-                      <m:t>0.269</m:t>
+                      <m:t>0.2694</m:t>
                     </m:r>
                   </m:e>
                 </m:mr>
@@ -10306,7 +10747,7 @@
                         <w:sz w:val="24"/>
                         <w:szCs w:val="24"/>
                       </w:rPr>
-                      <m:t>0.286</m:t>
+                      <m:t>0.2618</m:t>
                     </m:r>
                   </m:e>
                   <m:e>
@@ -10316,7 +10757,7 @@
                         <w:sz w:val="24"/>
                         <w:szCs w:val="24"/>
                       </w:rPr>
-                      <m:t>0.190</m:t>
+                      <m:t>0.1855</m:t>
                     </m:r>
                   </m:e>
                   <m:e>
@@ -10326,7 +10767,7 @@
                         <w:sz w:val="24"/>
                         <w:szCs w:val="24"/>
                       </w:rPr>
-                      <m:t>0.218</m:t>
+                      <m:t>0.2109</m:t>
                     </m:r>
                   </m:e>
                   <m:e>
@@ -10336,7 +10777,7 @@
                         <w:sz w:val="24"/>
                         <w:szCs w:val="24"/>
                       </w:rPr>
-                      <m:t>0.238</m:t>
+                      <m:t>0.2310</m:t>
                     </m:r>
                   </m:e>
                 </m:mr>
@@ -10348,7 +10789,7 @@
                         <w:sz w:val="24"/>
                         <w:szCs w:val="24"/>
                       </w:rPr>
-                      <m:t>0.296</m:t>
+                      <m:t>0.2910</m:t>
                     </m:r>
                   </m:e>
                   <m:e>
@@ -10358,7 +10799,7 @@
                         <w:sz w:val="24"/>
                         <w:szCs w:val="24"/>
                       </w:rPr>
-                      <m:t>0.202</m:t>
+                      <m:t>0.2055</m:t>
                     </m:r>
                   </m:e>
                   <m:e>
@@ -10368,7 +10809,7 @@
                         <w:sz w:val="24"/>
                         <w:szCs w:val="24"/>
                       </w:rPr>
-                      <m:t>0.233</m:t>
+                      <m:t>0.2336</m:t>
                     </m:r>
                   </m:e>
                   <m:e>
@@ -10378,7 +10819,7 @@
                         <w:sz w:val="24"/>
                         <w:szCs w:val="24"/>
                       </w:rPr>
-                      <m:t>0.254</m:t>
+                      <m:t>0.2572</m:t>
                     </m:r>
                   </m:e>
                 </m:mr>
@@ -10390,7 +10831,7 @@
                         <w:sz w:val="24"/>
                         <w:szCs w:val="24"/>
                       </w:rPr>
-                      <m:t>0.264</m:t>
+                      <m:t>0.2336</m:t>
                     </m:r>
                   </m:e>
                   <m:e>
@@ -10400,7 +10841,7 @@
                         <w:sz w:val="24"/>
                         <w:szCs w:val="24"/>
                       </w:rPr>
-                      <m:t>0.165</m:t>
+                      <m:t>0.1628</m:t>
                     </m:r>
                   </m:e>
                   <m:e>
@@ -10410,7 +10851,7 @@
                         <w:sz w:val="24"/>
                         <w:szCs w:val="24"/>
                       </w:rPr>
-                      <m:t>0.188</m:t>
+                      <m:t>0.1872</m:t>
                     </m:r>
                   </m:e>
                   <m:e>
@@ -10420,7 +10861,7 @@
                         <w:sz w:val="24"/>
                         <w:szCs w:val="24"/>
                       </w:rPr>
-                      <m:t>0.213</m:t>
+                      <m:t>0.2093</m:t>
                     </m:r>
                   </m:e>
                 </m:mr>
@@ -10428,9 +10869,6 @@
             </m:e>
           </m:d>
           <m:r>
-            <m:rPr>
-              <m:sty m:val="p"/>
-            </m:rPr>
             <w:rPr>
               <w:rFonts w:ascii="Cambria Math" w:eastAsia="Times New Roman" w:hAnsi="Cambria Math" w:cs="Times New Roman"/>
               <w:sz w:val="24"/>
@@ -10443,18 +10881,599 @@
     </w:p>
     <w:p>
       <w:pPr>
+        <w:spacing w:after="0" w:line="240" w:lineRule="auto"/>
+        <w:ind w:left="1440"/>
+        <w:rPr>
+          <w:rFonts w:ascii="Times New Roman" w:eastAsia="Times New Roman" w:hAnsi="Times New Roman" w:cs="Times New Roman"/>
+          <w:sz w:val="24"/>
+          <w:szCs w:val="24"/>
+        </w:rPr>
+      </w:pPr>
+    </w:p>
+    <w:p>
+      <w:pPr>
         <w:pStyle w:val="Heading3"/>
       </w:pPr>
-      <w:bookmarkStart w:id="14" w:name="_Toc224631489"/>
-      <w:r>
-        <w:t>Apply Softmax</w:t>
-      </w:r>
-      <w:bookmarkEnd w:id="14"/>
+      <w:bookmarkStart w:id="12" w:name="_Toc224631489"/>
+      <w:r>
+        <w:t xml:space="preserve">Apply </w:t>
+      </w:r>
+      <w:proofErr w:type="spellStart"/>
+      <w:r>
+        <w:t>Softmax</w:t>
+      </w:r>
+      <w:bookmarkEnd w:id="12"/>
+      <w:proofErr w:type="spellEnd"/>
+    </w:p>
+    <w:p>
+      <w:pPr>
+        <w:spacing w:before="100" w:beforeAutospacing="1" w:after="100" w:afterAutospacing="1" w:line="240" w:lineRule="auto"/>
+        <w:rPr>
+          <w:rFonts w:ascii="Times New Roman" w:eastAsia="Times New Roman" w:hAnsi="Times New Roman" w:cs="Times New Roman"/>
+          <w:sz w:val="24"/>
+          <w:szCs w:val="24"/>
+        </w:rPr>
+      </w:pPr>
+    </w:p>
+    <w:p>
+      <w:pPr>
+        <w:spacing w:before="100" w:beforeAutospacing="1" w:after="100" w:afterAutospacing="1" w:line="240" w:lineRule="auto"/>
+        <w:rPr>
+          <w:rFonts w:ascii="Times New Roman" w:eastAsia="Times New Roman" w:hAnsi="Times New Roman" w:cs="Times New Roman"/>
+          <w:sz w:val="24"/>
+          <w:szCs w:val="24"/>
+        </w:rPr>
+      </w:pPr>
+    </w:p>
+    <w:p>
+      <w:pPr>
+        <w:ind w:left="720"/>
+        <w:rPr>
+          <w:rFonts w:ascii="Cambria Math" w:eastAsiaTheme="minorEastAsia" w:hAnsi="Cambria Math"/>
+          <w:b/>
+          <w:bCs/>
+          <w:sz w:val="32"/>
+          <w:szCs w:val="32"/>
+        </w:rPr>
+      </w:pPr>
+      <m:oMathPara>
+        <m:oMathParaPr>
+          <m:jc m:val="left"/>
+        </m:oMathParaPr>
+        <m:oMath>
+          <m:r>
+            <m:rPr>
+              <m:sty m:val="bi"/>
+            </m:rPr>
+            <w:rPr>
+              <w:rFonts w:ascii="Cambria Math" w:hAnsi="Cambria Math"/>
+              <w:sz w:val="32"/>
+              <w:szCs w:val="32"/>
+            </w:rPr>
+            <m:t>softmax(</m:t>
+          </m:r>
+          <m:sSub>
+            <m:sSubPr>
+              <m:ctrlPr>
+                <w:rPr>
+                  <w:rFonts w:ascii="Cambria Math" w:hAnsi="Cambria Math"/>
+                  <w:b/>
+                  <w:bCs/>
+                  <w:sz w:val="32"/>
+                  <w:szCs w:val="32"/>
+                </w:rPr>
+              </m:ctrlPr>
+            </m:sSubPr>
+            <m:e>
+              <m:r>
+                <m:rPr>
+                  <m:sty m:val="bi"/>
+                </m:rPr>
+                <w:rPr>
+                  <w:rFonts w:ascii="Cambria Math" w:hAnsi="Cambria Math"/>
+                  <w:sz w:val="32"/>
+                  <w:szCs w:val="32"/>
+                </w:rPr>
+                <m:t>x</m:t>
+              </m:r>
+            </m:e>
+            <m:sub>
+              <m:r>
+                <m:rPr>
+                  <m:sty m:val="bi"/>
+                </m:rPr>
+                <w:rPr>
+                  <w:rFonts w:ascii="Cambria Math" w:hAnsi="Cambria Math"/>
+                  <w:sz w:val="32"/>
+                  <w:szCs w:val="32"/>
+                </w:rPr>
+                <m:t>i</m:t>
+              </m:r>
+            </m:sub>
+          </m:sSub>
+          <m:r>
+            <m:rPr>
+              <m:sty m:val="bi"/>
+            </m:rPr>
+            <w:rPr>
+              <w:rFonts w:ascii="Cambria Math" w:hAnsi="Cambria Math"/>
+              <w:sz w:val="32"/>
+              <w:szCs w:val="32"/>
+            </w:rPr>
+            <m:t>)=</m:t>
+          </m:r>
+          <m:f>
+            <m:fPr>
+              <m:ctrlPr>
+                <w:rPr>
+                  <w:rFonts w:ascii="Cambria Math" w:hAnsi="Cambria Math"/>
+                  <w:b/>
+                  <w:bCs/>
+                  <w:sz w:val="32"/>
+                  <w:szCs w:val="32"/>
+                </w:rPr>
+              </m:ctrlPr>
+            </m:fPr>
+            <m:num>
+              <m:sSup>
+                <m:sSupPr>
+                  <m:ctrlPr>
+                    <w:rPr>
+                      <w:rFonts w:ascii="Cambria Math" w:hAnsi="Cambria Math"/>
+                      <w:b/>
+                      <w:bCs/>
+                      <w:sz w:val="32"/>
+                      <w:szCs w:val="32"/>
+                    </w:rPr>
+                  </m:ctrlPr>
+                </m:sSupPr>
+                <m:e>
+                  <m:r>
+                    <m:rPr>
+                      <m:sty m:val="bi"/>
+                    </m:rPr>
+                    <w:rPr>
+                      <w:rFonts w:ascii="Cambria Math" w:hAnsi="Cambria Math"/>
+                      <w:sz w:val="32"/>
+                      <w:szCs w:val="32"/>
+                    </w:rPr>
+                    <m:t>e</m:t>
+                  </m:r>
+                </m:e>
+                <m:sup>
+                  <m:sSub>
+                    <m:sSubPr>
+                      <m:ctrlPr>
+                        <w:rPr>
+                          <w:rFonts w:ascii="Cambria Math" w:hAnsi="Cambria Math"/>
+                          <w:b/>
+                          <w:bCs/>
+                          <w:sz w:val="32"/>
+                          <w:szCs w:val="32"/>
+                        </w:rPr>
+                      </m:ctrlPr>
+                    </m:sSubPr>
+                    <m:e>
+                      <m:r>
+                        <m:rPr>
+                          <m:sty m:val="bi"/>
+                        </m:rPr>
+                        <w:rPr>
+                          <w:rFonts w:ascii="Cambria Math" w:hAnsi="Cambria Math"/>
+                          <w:sz w:val="32"/>
+                          <w:szCs w:val="32"/>
+                        </w:rPr>
+                        <m:t>x</m:t>
+                      </m:r>
+                    </m:e>
+                    <m:sub>
+                      <m:r>
+                        <m:rPr>
+                          <m:sty m:val="bi"/>
+                        </m:rPr>
+                        <w:rPr>
+                          <w:rFonts w:ascii="Cambria Math" w:hAnsi="Cambria Math"/>
+                          <w:sz w:val="32"/>
+                          <w:szCs w:val="32"/>
+                        </w:rPr>
+                        <m:t>i</m:t>
+                      </m:r>
+                    </m:sub>
+                  </m:sSub>
+                  <m:r>
+                    <m:rPr>
+                      <m:sty m:val="bi"/>
+                    </m:rPr>
+                    <w:rPr>
+                      <w:rFonts w:ascii="Cambria Math" w:hAnsi="Cambria Math"/>
+                      <w:sz w:val="32"/>
+                      <w:szCs w:val="32"/>
+                    </w:rPr>
+                    <m:t>-</m:t>
+                  </m:r>
+                  <m:r>
+                    <m:rPr>
+                      <m:sty m:val="b"/>
+                    </m:rPr>
+                    <w:rPr>
+                      <w:rFonts w:ascii="Cambria Math" w:hAnsi="Cambria Math"/>
+                      <w:sz w:val="32"/>
+                      <w:szCs w:val="32"/>
+                    </w:rPr>
+                    <m:t>max</m:t>
+                  </m:r>
+                  <m:r>
+                    <m:rPr>
+                      <m:sty m:val="bi"/>
+                    </m:rPr>
+                    <w:rPr>
+                      <w:rFonts w:ascii="Cambria Math" w:hAnsi="Cambria Math"/>
+                      <w:sz w:val="32"/>
+                      <w:szCs w:val="32"/>
+                    </w:rPr>
+                    <m:t>⁡(x)</m:t>
+                  </m:r>
+                </m:sup>
+              </m:sSup>
+            </m:num>
+            <m:den>
+              <m:nary>
+                <m:naryPr>
+                  <m:chr m:val="∑"/>
+                  <m:limLoc m:val="undOvr"/>
+                  <m:grow m:val="1"/>
+                  <m:supHide m:val="1"/>
+                  <m:ctrlPr>
+                    <w:rPr>
+                      <w:rFonts w:ascii="Cambria Math" w:hAnsi="Cambria Math"/>
+                      <w:b/>
+                      <w:bCs/>
+                      <w:sz w:val="32"/>
+                      <w:szCs w:val="32"/>
+                    </w:rPr>
+                  </m:ctrlPr>
+                </m:naryPr>
+                <m:sub>
+                  <m:r>
+                    <m:rPr>
+                      <m:sty m:val="bi"/>
+                    </m:rPr>
+                    <w:rPr>
+                      <w:rFonts w:ascii="Cambria Math" w:hAnsi="Cambria Math"/>
+                      <w:sz w:val="32"/>
+                      <w:szCs w:val="32"/>
+                    </w:rPr>
+                    <m:t>j</m:t>
+                  </m:r>
+                </m:sub>
+                <m:sup/>
+                <m:e>
+                  <m:sSup>
+                    <m:sSupPr>
+                      <m:ctrlPr>
+                        <w:rPr>
+                          <w:rFonts w:ascii="Cambria Math" w:hAnsi="Cambria Math"/>
+                          <w:b/>
+                          <w:bCs/>
+                          <w:sz w:val="32"/>
+                          <w:szCs w:val="32"/>
+                        </w:rPr>
+                      </m:ctrlPr>
+                    </m:sSupPr>
+                    <m:e>
+                      <m:r>
+                        <m:rPr>
+                          <m:sty m:val="bi"/>
+                        </m:rPr>
+                        <w:rPr>
+                          <w:rFonts w:ascii="Cambria Math" w:hAnsi="Cambria Math"/>
+                          <w:sz w:val="32"/>
+                          <w:szCs w:val="32"/>
+                        </w:rPr>
+                        <m:t>e</m:t>
+                      </m:r>
+                    </m:e>
+                    <m:sup>
+                      <m:sSub>
+                        <m:sSubPr>
+                          <m:ctrlPr>
+                            <w:rPr>
+                              <w:rFonts w:ascii="Cambria Math" w:hAnsi="Cambria Math"/>
+                              <w:b/>
+                              <w:bCs/>
+                              <w:sz w:val="32"/>
+                              <w:szCs w:val="32"/>
+                            </w:rPr>
+                          </m:ctrlPr>
+                        </m:sSubPr>
+                        <m:e>
+                          <m:r>
+                            <m:rPr>
+                              <m:sty m:val="bi"/>
+                            </m:rPr>
+                            <w:rPr>
+                              <w:rFonts w:ascii="Cambria Math" w:hAnsi="Cambria Math"/>
+                              <w:sz w:val="32"/>
+                              <w:szCs w:val="32"/>
+                            </w:rPr>
+                            <m:t>x</m:t>
+                          </m:r>
+                        </m:e>
+                        <m:sub>
+                          <m:r>
+                            <m:rPr>
+                              <m:sty m:val="bi"/>
+                            </m:rPr>
+                            <w:rPr>
+                              <w:rFonts w:ascii="Cambria Math" w:hAnsi="Cambria Math"/>
+                              <w:sz w:val="32"/>
+                              <w:szCs w:val="32"/>
+                            </w:rPr>
+                            <m:t>j</m:t>
+                          </m:r>
+                        </m:sub>
+                      </m:sSub>
+                      <m:r>
+                        <m:rPr>
+                          <m:sty m:val="bi"/>
+                        </m:rPr>
+                        <w:rPr>
+                          <w:rFonts w:ascii="Cambria Math" w:hAnsi="Cambria Math"/>
+                          <w:sz w:val="32"/>
+                          <w:szCs w:val="32"/>
+                        </w:rPr>
+                        <m:t>-</m:t>
+                      </m:r>
+                      <m:r>
+                        <m:rPr>
+                          <m:sty m:val="b"/>
+                        </m:rPr>
+                        <w:rPr>
+                          <w:rFonts w:ascii="Cambria Math" w:hAnsi="Cambria Math"/>
+                          <w:sz w:val="32"/>
+                          <w:szCs w:val="32"/>
+                        </w:rPr>
+                        <m:t>max</m:t>
+                      </m:r>
+                      <m:r>
+                        <m:rPr>
+                          <m:sty m:val="bi"/>
+                        </m:rPr>
+                        <w:rPr>
+                          <w:rFonts w:ascii="Cambria Math" w:hAnsi="Cambria Math"/>
+                          <w:sz w:val="32"/>
+                          <w:szCs w:val="32"/>
+                        </w:rPr>
+                        <m:t>⁡(x)</m:t>
+                      </m:r>
+                    </m:sup>
+                  </m:sSup>
+                </m:e>
+              </m:nary>
+            </m:den>
+          </m:f>
+        </m:oMath>
+      </m:oMathPara>
+    </w:p>
+    <w:p>
+      <w:pPr>
+        <w:pStyle w:val="Heading4"/>
+      </w:pPr>
+      <w:r>
+        <w:t xml:space="preserve"> </w:t>
+      </w:r>
+      <w:r>
+        <w:t xml:space="preserve"> </w:t>
+      </w:r>
+      <w:r>
+        <w:t>Row</w:t>
+      </w:r>
+      <w:r>
+        <w:t xml:space="preserve"> 1 </w:t>
+      </w:r>
+      <w:proofErr w:type="spellStart"/>
+      <w:r>
+        <w:t>Softmax</w:t>
+      </w:r>
+      <w:proofErr w:type="spellEnd"/>
+      <w:r>
+        <w:t xml:space="preserve"> </w:t>
+      </w:r>
     </w:p>
     <w:p/>
     <w:p>
       <w:pPr>
+        <w:ind w:left="720"/>
+      </w:pPr>
+      <w:r>
+        <w:lastRenderedPageBreak/>
+        <w:t>Row 1:  [.3036   0.2139    0.2438  .2694]</w:t>
+      </w:r>
+    </w:p>
+    <w:p>
+      <w:pPr>
+        <w:ind w:left="720"/>
+        <w:rPr>
+          <w:b/>
+          <w:bCs/>
+          <w:sz w:val="24"/>
+          <w:szCs w:val="24"/>
+          <w:u w:val="single"/>
+        </w:rPr>
+      </w:pPr>
+      <w:r>
+        <w:rPr>
+          <w:b/>
+          <w:bCs/>
+          <w:sz w:val="24"/>
+          <w:szCs w:val="24"/>
+          <w:u w:val="single"/>
+        </w:rPr>
+        <w:t xml:space="preserve"> Subtract max</w:t>
+      </w:r>
+    </w:p>
+    <w:p>
+      <w:pPr>
         <w:spacing w:before="100" w:beforeAutospacing="1" w:after="100" w:afterAutospacing="1" w:line="240" w:lineRule="auto"/>
+        <w:ind w:left="1440"/>
+        <w:rPr>
+          <w:rFonts w:ascii="Times New Roman" w:eastAsia="Times New Roman" w:hAnsi="Times New Roman" w:cs="Times New Roman"/>
+          <w:sz w:val="24"/>
+          <w:szCs w:val="24"/>
+        </w:rPr>
+      </w:pPr>
+      <w:r>
+        <w:rPr>
+          <w:rFonts w:ascii="Times New Roman" w:eastAsia="Times New Roman" w:hAnsi="Times New Roman" w:cs="Times New Roman"/>
+          <w:sz w:val="24"/>
+          <w:szCs w:val="24"/>
+        </w:rPr>
+        <w:t xml:space="preserve">Before applying </w:t>
+      </w:r>
+      <w:proofErr w:type="spellStart"/>
+      <w:r>
+        <w:rPr>
+          <w:rFonts w:ascii="Times New Roman" w:eastAsia="Times New Roman" w:hAnsi="Times New Roman" w:cs="Times New Roman"/>
+          <w:sz w:val="24"/>
+          <w:szCs w:val="24"/>
+        </w:rPr>
+        <w:t>softmax</w:t>
+      </w:r>
+      <w:proofErr w:type="spellEnd"/>
+      <w:r>
+        <w:rPr>
+          <w:rFonts w:ascii="Times New Roman" w:eastAsia="Times New Roman" w:hAnsi="Times New Roman" w:cs="Times New Roman"/>
+          <w:sz w:val="24"/>
+          <w:szCs w:val="24"/>
+        </w:rPr>
+        <w:t xml:space="preserve">, we subtract the </w:t>
+      </w:r>
+      <w:r>
+        <w:rPr>
+          <w:rFonts w:ascii="Times New Roman" w:eastAsia="Times New Roman" w:hAnsi="Times New Roman" w:cs="Times New Roman"/>
+          <w:b/>
+          <w:bCs/>
+          <w:sz w:val="24"/>
+          <w:szCs w:val="24"/>
+        </w:rPr>
+        <w:t>maximum value</w:t>
+      </w:r>
+      <w:r>
+        <w:rPr>
+          <w:rFonts w:ascii="Times New Roman" w:eastAsia="Times New Roman" w:hAnsi="Times New Roman" w:cs="Times New Roman"/>
+          <w:sz w:val="24"/>
+          <w:szCs w:val="24"/>
+        </w:rPr>
+        <w:t xml:space="preserve"> to avoid overflow.</w:t>
+      </w:r>
+    </w:p>
+    <w:p>
+      <w:pPr>
+        <w:spacing w:before="100" w:beforeAutospacing="1" w:after="100" w:afterAutospacing="1" w:line="240" w:lineRule="auto"/>
+        <w:ind w:left="1440"/>
+        <w:rPr>
+          <w:rFonts w:ascii="Times New Roman" w:eastAsia="Times New Roman" w:hAnsi="Times New Roman" w:cs="Times New Roman"/>
+          <w:sz w:val="24"/>
+          <w:szCs w:val="24"/>
+        </w:rPr>
+      </w:pPr>
+      <w:r>
+        <w:rPr>
+          <w:rFonts w:ascii="Times New Roman" w:eastAsia="Times New Roman" w:hAnsi="Times New Roman" w:cs="Times New Roman"/>
+          <w:sz w:val="24"/>
+          <w:szCs w:val="24"/>
+        </w:rPr>
+        <w:t>Max value:</w:t>
+      </w:r>
+    </w:p>
+    <w:p>
+      <w:pPr>
+        <w:spacing w:after="0" w:line="240" w:lineRule="auto"/>
+        <w:ind w:left="2160"/>
+        <w:rPr>
+          <w:rFonts w:ascii="Cambria Math" w:eastAsia="Times New Roman" w:hAnsi="Cambria Math" w:cs="Times New Roman"/>
+          <w:i/>
+          <w:sz w:val="24"/>
+          <w:szCs w:val="24"/>
+        </w:rPr>
+      </w:pPr>
+      <m:oMathPara>
+        <m:oMathParaPr>
+          <m:jc m:val="left"/>
+        </m:oMathParaPr>
+        <m:oMath>
+          <m:r>
+            <m:rPr>
+              <m:sty m:val="p"/>
+            </m:rPr>
+            <w:rPr>
+              <w:rFonts w:ascii="Cambria Math" w:eastAsia="Times New Roman" w:hAnsi="Cambria Math" w:cs="Times New Roman"/>
+              <w:sz w:val="24"/>
+              <w:szCs w:val="24"/>
+            </w:rPr>
+            <m:t>max</m:t>
+          </m:r>
+          <m:r>
+            <w:rPr>
+              <w:rFonts w:ascii="Cambria Math" w:eastAsia="Times New Roman" w:hAnsi="Cambria Math" w:cs="Times New Roman"/>
+              <w:sz w:val="24"/>
+              <w:szCs w:val="24"/>
+            </w:rPr>
+            <m:t>⁡=0.303</m:t>
+          </m:r>
+          <m:r>
+            <w:rPr>
+              <w:rFonts w:ascii="Cambria Math" w:eastAsia="Times New Roman" w:hAnsi="Cambria Math" w:cs="Times New Roman"/>
+              <w:sz w:val="24"/>
+              <w:szCs w:val="24"/>
+            </w:rPr>
+            <m:t>6</m:t>
+          </m:r>
+        </m:oMath>
+      </m:oMathPara>
+    </w:p>
+    <w:p>
+      <w:pPr>
+        <w:spacing w:after="0" w:line="240" w:lineRule="auto"/>
+        <w:ind w:left="1440"/>
+        <w:rPr>
+          <w:rFonts w:ascii="Times New Roman" w:eastAsia="Times New Roman" w:hAnsi="Times New Roman" w:cs="Times New Roman"/>
+          <w:sz w:val="24"/>
+          <w:szCs w:val="24"/>
+        </w:rPr>
+      </w:pPr>
+      <w:r>
+        <w:rPr>
+          <w:rFonts w:ascii="Cambria Math" w:eastAsia="Times New Roman" w:hAnsi="Cambria Math" w:cs="Times New Roman"/>
+          <w:i/>
+          <w:sz w:val="24"/>
+          <w:szCs w:val="24"/>
+        </w:rPr>
+        <w:br/>
+      </w:r>
+      <w:r>
+        <w:rPr>
+          <w:rFonts w:ascii="Times New Roman" w:eastAsia="Times New Roman" w:hAnsi="Times New Roman" w:cs="Times New Roman"/>
+          <w:sz w:val="24"/>
+          <w:szCs w:val="24"/>
+        </w:rPr>
+        <w:t>Subtract from each element:</w:t>
+      </w:r>
+    </w:p>
+    <w:p>
+      <w:pPr>
+        <w:spacing w:after="0" w:line="240" w:lineRule="auto"/>
+        <w:ind w:left="1440"/>
+        <w:rPr>
+          <w:rFonts w:ascii="Times New Roman" w:eastAsia="Times New Roman" w:hAnsi="Times New Roman" w:cs="Times New Roman"/>
+          <w:sz w:val="24"/>
+          <w:szCs w:val="24"/>
+        </w:rPr>
+      </w:pPr>
+    </w:p>
+    <w:p>
+      <w:pPr>
+        <w:spacing w:after="0" w:line="240" w:lineRule="auto"/>
         <w:ind w:left="720"/>
         <w:rPr>
           <w:rFonts w:ascii="Times New Roman" w:eastAsia="Times New Roman" w:hAnsi="Times New Roman" w:cs="Times New Roman"/>
@@ -10462,13 +11481,467 @@
           <w:szCs w:val="24"/>
         </w:rPr>
       </w:pPr>
-      <w:r>
-        <w:rPr>
-          <w:rFonts w:ascii="Times New Roman" w:eastAsia="Times New Roman" w:hAnsi="Times New Roman" w:cs="Times New Roman"/>
-          <w:sz w:val="24"/>
-          <w:szCs w:val="24"/>
-        </w:rPr>
-        <w:t>Row1 softmax gives weights:</w:t>
+      <m:oMathPara>
+        <m:oMath>
+          <m:d>
+            <m:dPr>
+              <m:begChr m:val="["/>
+              <m:endChr m:val="]"/>
+              <m:ctrlPr>
+                <w:rPr>
+                  <w:rFonts w:ascii="Cambria Math" w:eastAsia="Times New Roman" w:hAnsi="Cambria Math" w:cs="Times New Roman"/>
+                  <w:sz w:val="24"/>
+                  <w:szCs w:val="24"/>
+                </w:rPr>
+              </m:ctrlPr>
+            </m:dPr>
+            <m:e>
+              <m:r>
+                <w:rPr>
+                  <w:rFonts w:ascii="Cambria Math" w:eastAsia="Times New Roman" w:hAnsi="Cambria Math" w:cs="Times New Roman"/>
+                  <w:sz w:val="24"/>
+                  <w:szCs w:val="24"/>
+                </w:rPr>
+                <m:t>0.3036-0.3036,</m:t>
+              </m:r>
+              <m:r>
+                <m:rPr>
+                  <m:nor/>
+                </m:rPr>
+                <w:rPr>
+                  <w:rFonts w:ascii="Times New Roman" w:eastAsia="Times New Roman" w:hAnsi="Times New Roman" w:cs="Times New Roman"/>
+                  <w:sz w:val="24"/>
+                  <w:szCs w:val="24"/>
+                </w:rPr>
+                <m:t>  </m:t>
+              </m:r>
+              <m:r>
+                <w:rPr>
+                  <w:rFonts w:ascii="Cambria Math" w:eastAsia="Times New Roman" w:hAnsi="Cambria Math" w:cs="Times New Roman"/>
+                  <w:sz w:val="24"/>
+                  <w:szCs w:val="24"/>
+                </w:rPr>
+                <m:t>0.2139-0.3036,</m:t>
+              </m:r>
+              <m:r>
+                <m:rPr>
+                  <m:nor/>
+                </m:rPr>
+                <w:rPr>
+                  <w:rFonts w:ascii="Times New Roman" w:eastAsia="Times New Roman" w:hAnsi="Times New Roman" w:cs="Times New Roman"/>
+                  <w:sz w:val="24"/>
+                  <w:szCs w:val="24"/>
+                </w:rPr>
+                <m:t>  </m:t>
+              </m:r>
+              <m:r>
+                <w:rPr>
+                  <w:rFonts w:ascii="Cambria Math" w:eastAsia="Times New Roman" w:hAnsi="Cambria Math" w:cs="Times New Roman"/>
+                  <w:sz w:val="24"/>
+                  <w:szCs w:val="24"/>
+                </w:rPr>
+                <m:t>0.2438-0.3036,</m:t>
+              </m:r>
+              <m:r>
+                <m:rPr>
+                  <m:nor/>
+                </m:rPr>
+                <w:rPr>
+                  <w:rFonts w:ascii="Times New Roman" w:eastAsia="Times New Roman" w:hAnsi="Times New Roman" w:cs="Times New Roman"/>
+                  <w:sz w:val="24"/>
+                  <w:szCs w:val="24"/>
+                </w:rPr>
+                <m:t>  </m:t>
+              </m:r>
+              <m:r>
+                <w:rPr>
+                  <w:rFonts w:ascii="Cambria Math" w:eastAsia="Times New Roman" w:hAnsi="Cambria Math" w:cs="Times New Roman"/>
+                  <w:sz w:val="24"/>
+                  <w:szCs w:val="24"/>
+                </w:rPr>
+                <m:t>0.2694-0.3036</m:t>
+              </m:r>
+            </m:e>
+          </m:d>
+          <m:r>
+            <w:rPr>
+              <w:rFonts w:ascii="Times New Roman" w:eastAsia="Times New Roman" w:hAnsi="Times New Roman" w:cs="Times New Roman"/>
+              <w:sz w:val="24"/>
+              <w:szCs w:val="24"/>
+            </w:rPr>
+            <w:br/>
+          </m:r>
+        </m:oMath>
+        <m:oMath>
+          <m:r>
+            <w:rPr>
+              <w:rFonts w:ascii="Cambria Math" w:eastAsia="Times New Roman" w:hAnsi="Cambria Math" w:cs="Times New Roman"/>
+              <w:sz w:val="24"/>
+              <w:szCs w:val="24"/>
+            </w:rPr>
+            <m:t>=[0,</m:t>
+          </m:r>
+          <m:r>
+            <m:rPr>
+              <m:nor/>
+            </m:rPr>
+            <w:rPr>
+              <w:rFonts w:ascii="Times New Roman" w:eastAsia="Times New Roman" w:hAnsi="Times New Roman" w:cs="Times New Roman"/>
+              <w:sz w:val="24"/>
+              <w:szCs w:val="24"/>
+            </w:rPr>
+            <m:t>  </m:t>
+          </m:r>
+          <m:r>
+            <w:rPr>
+              <w:rFonts w:ascii="Cambria Math" w:eastAsia="Times New Roman" w:hAnsi="Cambria Math" w:cs="Times New Roman"/>
+              <w:sz w:val="24"/>
+              <w:szCs w:val="24"/>
+            </w:rPr>
+            <m:t>-0.0897,</m:t>
+          </m:r>
+          <m:r>
+            <m:rPr>
+              <m:nor/>
+            </m:rPr>
+            <w:rPr>
+              <w:rFonts w:ascii="Times New Roman" w:eastAsia="Times New Roman" w:hAnsi="Times New Roman" w:cs="Times New Roman"/>
+              <w:sz w:val="24"/>
+              <w:szCs w:val="24"/>
+            </w:rPr>
+            <m:t>  </m:t>
+          </m:r>
+          <m:r>
+            <w:rPr>
+              <w:rFonts w:ascii="Cambria Math" w:eastAsia="Times New Roman" w:hAnsi="Cambria Math" w:cs="Times New Roman"/>
+              <w:sz w:val="24"/>
+              <w:szCs w:val="24"/>
+            </w:rPr>
+            <m:t>-0.0598,</m:t>
+          </m:r>
+          <m:r>
+            <m:rPr>
+              <m:nor/>
+            </m:rPr>
+            <w:rPr>
+              <w:rFonts w:ascii="Times New Roman" w:eastAsia="Times New Roman" w:hAnsi="Times New Roman" w:cs="Times New Roman"/>
+              <w:sz w:val="24"/>
+              <w:szCs w:val="24"/>
+            </w:rPr>
+            <m:t>  </m:t>
+          </m:r>
+          <m:r>
+            <w:rPr>
+              <w:rFonts w:ascii="Cambria Math" w:eastAsia="Times New Roman" w:hAnsi="Cambria Math" w:cs="Times New Roman"/>
+              <w:sz w:val="24"/>
+              <w:szCs w:val="24"/>
+            </w:rPr>
+            <m:t>-0.0342]</m:t>
+          </m:r>
+        </m:oMath>
+      </m:oMathPara>
+    </w:p>
+    <w:p>
+      <w:pPr>
+        <w:spacing w:after="0" w:line="240" w:lineRule="auto"/>
+        <w:ind w:left="720"/>
+        <w:rPr>
+          <w:rFonts w:ascii="Times New Roman" w:eastAsia="Times New Roman" w:hAnsi="Times New Roman" w:cs="Times New Roman"/>
+          <w:i/>
+          <w:sz w:val="24"/>
+          <w:szCs w:val="24"/>
+        </w:rPr>
+      </w:pPr>
+    </w:p>
+    <w:p>
+      <w:pPr>
+        <w:spacing w:after="0" w:line="240" w:lineRule="auto"/>
+        <w:ind w:left="720"/>
+        <w:rPr>
+          <w:rFonts w:ascii="Times New Roman" w:eastAsia="Times New Roman" w:hAnsi="Times New Roman" w:cs="Times New Roman"/>
+          <w:sz w:val="24"/>
+          <w:szCs w:val="24"/>
+        </w:rPr>
+      </w:pPr>
+      <w:r>
+        <w:rPr>
+          <w:rFonts w:ascii="Times New Roman" w:eastAsia="Times New Roman" w:hAnsi="Times New Roman" w:cs="Times New Roman"/>
+          <w:i/>
+          <w:sz w:val="24"/>
+          <w:szCs w:val="24"/>
+        </w:rPr>
+        <w:br/>
+      </w:r>
+    </w:p>
+    <w:p>
+      <w:pPr>
+        <w:spacing w:after="0" w:line="240" w:lineRule="auto"/>
+        <w:ind w:left="720"/>
+        <w:rPr>
+          <w:rFonts w:ascii="Times New Roman" w:eastAsia="Times New Roman" w:hAnsi="Times New Roman" w:cs="Times New Roman"/>
+          <w:b/>
+          <w:bCs/>
+          <w:kern w:val="36"/>
+          <w:sz w:val="24"/>
+          <w:szCs w:val="24"/>
+          <w:u w:val="single"/>
+        </w:rPr>
+      </w:pPr>
+      <w:r>
+        <w:rPr>
+          <w:rFonts w:ascii="Times New Roman" w:eastAsia="Times New Roman" w:hAnsi="Times New Roman" w:cs="Times New Roman"/>
+          <w:b/>
+          <w:bCs/>
+          <w:kern w:val="36"/>
+          <w:sz w:val="24"/>
+          <w:szCs w:val="24"/>
+          <w:u w:val="single"/>
+        </w:rPr>
+        <w:t>Step 2: Exponential</w:t>
+      </w:r>
+    </w:p>
+    <w:p>
+      <w:pPr>
+        <w:spacing w:after="0" w:line="240" w:lineRule="auto"/>
+        <w:ind w:left="720"/>
+        <w:rPr>
+          <w:rFonts w:ascii="Times New Roman" w:eastAsia="Times New Roman" w:hAnsi="Times New Roman" w:cs="Times New Roman"/>
+          <w:sz w:val="24"/>
+          <w:szCs w:val="24"/>
+          <w:u w:val="single"/>
+        </w:rPr>
+      </w:pPr>
+    </w:p>
+    <w:p>
+      <w:pPr>
+        <w:spacing w:after="0" w:line="240" w:lineRule="auto"/>
+        <w:ind w:left="1440"/>
+        <w:rPr>
+          <w:rFonts w:ascii="Times New Roman" w:eastAsia="Times New Roman" w:hAnsi="Times New Roman" w:cs="Times New Roman"/>
+          <w:sz w:val="24"/>
+          <w:szCs w:val="24"/>
+        </w:rPr>
+      </w:pPr>
+      <m:oMathPara>
+        <m:oMathParaPr>
+          <m:jc m:val="left"/>
+        </m:oMathParaPr>
+        <m:oMath>
+          <m:sSup>
+            <m:sSupPr>
+              <m:ctrlPr>
+                <w:rPr>
+                  <w:rFonts w:ascii="Cambria Math" w:eastAsia="Times New Roman" w:hAnsi="Cambria Math" w:cs="Times New Roman"/>
+                  <w:sz w:val="24"/>
+                  <w:szCs w:val="24"/>
+                </w:rPr>
+              </m:ctrlPr>
+            </m:sSupPr>
+            <m:e>
+              <m:r>
+                <w:rPr>
+                  <w:rFonts w:ascii="Cambria Math" w:eastAsia="Times New Roman" w:hAnsi="Cambria Math" w:cs="Times New Roman"/>
+                  <w:sz w:val="24"/>
+                  <w:szCs w:val="24"/>
+                </w:rPr>
+                <m:t>e</m:t>
+              </m:r>
+            </m:e>
+            <m:sup>
+              <m:r>
+                <w:rPr>
+                  <w:rFonts w:ascii="Cambria Math" w:eastAsia="Times New Roman" w:hAnsi="Cambria Math" w:cs="Times New Roman"/>
+                  <w:sz w:val="24"/>
+                  <w:szCs w:val="24"/>
+                </w:rPr>
+                <m:t>0</m:t>
+              </m:r>
+            </m:sup>
+          </m:sSup>
+          <m:r>
+            <w:rPr>
+              <w:rFonts w:ascii="Cambria Math" w:eastAsia="Times New Roman" w:hAnsi="Cambria Math" w:cs="Times New Roman"/>
+              <w:sz w:val="24"/>
+              <w:szCs w:val="24"/>
+            </w:rPr>
+            <m:t>=</m:t>
+          </m:r>
+          <m:r>
+            <w:rPr>
+              <w:rFonts w:ascii="Cambria Math" w:eastAsia="Times New Roman" w:hAnsi="Cambria Math" w:cs="Times New Roman"/>
+              <w:sz w:val="24"/>
+              <w:szCs w:val="24"/>
+            </w:rPr>
+            <m:t>1</m:t>
+          </m:r>
+          <m:r>
+            <w:rPr>
+              <w:rFonts w:ascii="Cambria Math" w:eastAsia="Times New Roman" w:hAnsi="Cambria Math" w:cs="Times New Roman"/>
+              <w:i/>
+              <w:sz w:val="24"/>
+              <w:szCs w:val="24"/>
+            </w:rPr>
+            <w:br/>
+          </m:r>
+        </m:oMath>
+        <m:oMath>
+          <m:sSup>
+            <m:sSupPr>
+              <m:ctrlPr>
+                <w:rPr>
+                  <w:rFonts w:ascii="Cambria Math" w:eastAsia="Times New Roman" w:hAnsi="Cambria Math" w:cs="Times New Roman"/>
+                  <w:sz w:val="24"/>
+                  <w:szCs w:val="24"/>
+                </w:rPr>
+              </m:ctrlPr>
+            </m:sSupPr>
+            <m:e>
+              <m:r>
+                <w:rPr>
+                  <w:rFonts w:ascii="Cambria Math" w:eastAsia="Times New Roman" w:hAnsi="Cambria Math" w:cs="Times New Roman"/>
+                  <w:sz w:val="24"/>
+                  <w:szCs w:val="24"/>
+                </w:rPr>
+                <m:t>e</m:t>
+              </m:r>
+            </m:e>
+            <m:sup>
+              <m:r>
+                <w:rPr>
+                  <w:rFonts w:ascii="Cambria Math" w:eastAsia="Times New Roman" w:hAnsi="Cambria Math" w:cs="Times New Roman"/>
+                  <w:sz w:val="24"/>
+                  <w:szCs w:val="24"/>
+                </w:rPr>
+                <m:t>-0.0897</m:t>
+              </m:r>
+            </m:sup>
+          </m:sSup>
+          <m:r>
+            <w:rPr>
+              <w:rFonts w:ascii="Cambria Math" w:eastAsia="Times New Roman" w:hAnsi="Cambria Math" w:cs="Times New Roman"/>
+              <w:sz w:val="24"/>
+              <w:szCs w:val="24"/>
+            </w:rPr>
+            <m:t>≈0.9142</m:t>
+          </m:r>
+          <m:r>
+            <w:rPr>
+              <w:rFonts w:ascii="Times New Roman" w:eastAsia="Times New Roman" w:hAnsi="Times New Roman" w:cs="Times New Roman"/>
+              <w:i/>
+              <w:sz w:val="24"/>
+              <w:szCs w:val="24"/>
+            </w:rPr>
+            <w:br/>
+          </m:r>
+        </m:oMath>
+        <m:oMath>
+          <m:sSup>
+            <m:sSupPr>
+              <m:ctrlPr>
+                <w:rPr>
+                  <w:rFonts w:ascii="Cambria Math" w:eastAsia="Times New Roman" w:hAnsi="Cambria Math" w:cs="Times New Roman"/>
+                  <w:sz w:val="24"/>
+                  <w:szCs w:val="24"/>
+                </w:rPr>
+              </m:ctrlPr>
+            </m:sSupPr>
+            <m:e>
+              <m:r>
+                <w:rPr>
+                  <w:rFonts w:ascii="Cambria Math" w:eastAsia="Times New Roman" w:hAnsi="Cambria Math" w:cs="Times New Roman"/>
+                  <w:sz w:val="24"/>
+                  <w:szCs w:val="24"/>
+                </w:rPr>
+                <m:t>e</m:t>
+              </m:r>
+            </m:e>
+            <m:sup>
+              <m:r>
+                <w:rPr>
+                  <w:rFonts w:ascii="Cambria Math" w:eastAsia="Times New Roman" w:hAnsi="Cambria Math" w:cs="Times New Roman"/>
+                  <w:sz w:val="24"/>
+                  <w:szCs w:val="24"/>
+                </w:rPr>
+                <m:t>-0.0598</m:t>
+              </m:r>
+            </m:sup>
+          </m:sSup>
+          <m:r>
+            <w:rPr>
+              <w:rFonts w:ascii="Cambria Math" w:eastAsia="Times New Roman" w:hAnsi="Cambria Math" w:cs="Times New Roman"/>
+              <w:sz w:val="24"/>
+              <w:szCs w:val="24"/>
+            </w:rPr>
+            <m:t>≈0.9420</m:t>
+          </m:r>
+          <m:r>
+            <w:rPr>
+              <w:rFonts w:ascii="Times New Roman" w:eastAsia="Times New Roman" w:hAnsi="Times New Roman" w:cs="Times New Roman"/>
+              <w:i/>
+              <w:sz w:val="24"/>
+              <w:szCs w:val="24"/>
+            </w:rPr>
+            <w:br/>
+          </m:r>
+        </m:oMath>
+        <m:oMath>
+          <m:sSup>
+            <m:sSupPr>
+              <m:ctrlPr>
+                <w:rPr>
+                  <w:rFonts w:ascii="Cambria Math" w:eastAsia="Times New Roman" w:hAnsi="Cambria Math" w:cs="Times New Roman"/>
+                  <w:sz w:val="24"/>
+                  <w:szCs w:val="24"/>
+                </w:rPr>
+              </m:ctrlPr>
+            </m:sSupPr>
+            <m:e>
+              <m:r>
+                <w:rPr>
+                  <w:rFonts w:ascii="Cambria Math" w:eastAsia="Times New Roman" w:hAnsi="Cambria Math" w:cs="Times New Roman"/>
+                  <w:sz w:val="24"/>
+                  <w:szCs w:val="24"/>
+                </w:rPr>
+                <m:t>e</m:t>
+              </m:r>
+            </m:e>
+            <m:sup>
+              <m:r>
+                <w:rPr>
+                  <w:rFonts w:ascii="Cambria Math" w:eastAsia="Times New Roman" w:hAnsi="Cambria Math" w:cs="Times New Roman"/>
+                  <w:sz w:val="24"/>
+                  <w:szCs w:val="24"/>
+                </w:rPr>
+                <m:t>-0.0342</m:t>
+              </m:r>
+            </m:sup>
+          </m:sSup>
+          <m:r>
+            <w:rPr>
+              <w:rFonts w:ascii="Cambria Math" w:eastAsia="Times New Roman" w:hAnsi="Cambria Math" w:cs="Times New Roman"/>
+              <w:sz w:val="24"/>
+              <w:szCs w:val="24"/>
+            </w:rPr>
+            <m:t>≈0.9664</m:t>
+          </m:r>
+          <m:r>
+            <w:rPr>
+              <w:rFonts w:ascii="Times New Roman" w:eastAsia="Times New Roman" w:hAnsi="Times New Roman" w:cs="Times New Roman"/>
+              <w:i/>
+              <w:sz w:val="24"/>
+              <w:szCs w:val="24"/>
+            </w:rPr>
+            <w:br/>
+          </m:r>
+        </m:oMath>
+      </m:oMathPara>
+      <w:r>
+        <w:rPr>
+          <w:rFonts w:ascii="Times New Roman" w:eastAsia="Times New Roman" w:hAnsi="Times New Roman" w:cs="Times New Roman"/>
+          <w:sz w:val="24"/>
+          <w:szCs w:val="24"/>
+        </w:rPr>
+        <w:t>So we get:</w:t>
       </w:r>
     </w:p>
     <w:p>
@@ -10506,44 +11979,74 @@
                   <w:sz w:val="24"/>
                   <w:szCs w:val="24"/>
                 </w:rPr>
-                <m:t>0.262</m:t>
+                <m:t>1</m:t>
               </m:r>
             </m:e>
             <m:e>
+              <m:r>
+                <m:rPr>
+                  <m:nor/>
+                </m:rPr>
+                <w:rPr>
+                  <w:rFonts w:ascii="Times New Roman" w:eastAsia="Times New Roman" w:hAnsi="Times New Roman" w:cs="Times New Roman"/>
+                  <w:sz w:val="24"/>
+                  <w:szCs w:val="24"/>
+                </w:rPr>
+                <m:t>  </m:t>
+              </m:r>
               <m:r>
                 <w:rPr>
                   <w:rFonts w:ascii="Cambria Math" w:eastAsia="Times New Roman" w:hAnsi="Cambria Math" w:cs="Times New Roman"/>
                   <w:sz w:val="24"/>
                   <w:szCs w:val="24"/>
                 </w:rPr>
-                <m:t>0.239</m:t>
+                <m:t>0.9142</m:t>
               </m:r>
             </m:e>
             <m:e>
+              <m:r>
+                <m:rPr>
+                  <m:nor/>
+                </m:rPr>
+                <w:rPr>
+                  <w:rFonts w:ascii="Times New Roman" w:eastAsia="Times New Roman" w:hAnsi="Times New Roman" w:cs="Times New Roman"/>
+                  <w:sz w:val="24"/>
+                  <w:szCs w:val="24"/>
+                </w:rPr>
+                <m:t>  </m:t>
+              </m:r>
               <m:r>
                 <w:rPr>
                   <w:rFonts w:ascii="Cambria Math" w:eastAsia="Times New Roman" w:hAnsi="Cambria Math" w:cs="Times New Roman"/>
                   <w:sz w:val="24"/>
                   <w:szCs w:val="24"/>
                 </w:rPr>
-                <m:t>0.246</m:t>
+                <m:t>0.9420</m:t>
               </m:r>
             </m:e>
             <m:e>
+              <m:r>
+                <m:rPr>
+                  <m:nor/>
+                </m:rPr>
+                <w:rPr>
+                  <w:rFonts w:ascii="Times New Roman" w:eastAsia="Times New Roman" w:hAnsi="Times New Roman" w:cs="Times New Roman"/>
+                  <w:sz w:val="24"/>
+                  <w:szCs w:val="24"/>
+                </w:rPr>
+                <m:t>  </m:t>
+              </m:r>
               <m:r>
                 <w:rPr>
                   <w:rFonts w:ascii="Cambria Math" w:eastAsia="Times New Roman" w:hAnsi="Cambria Math" w:cs="Times New Roman"/>
                   <w:sz w:val="24"/>
                   <w:szCs w:val="24"/>
                 </w:rPr>
-                <m:t>0.253</m:t>
+                <m:t>0.9664</m:t>
               </m:r>
             </m:e>
           </m:d>
           <m:r>
-            <m:rPr>
-              <m:sty m:val="p"/>
-            </m:rPr>
             <w:rPr>
               <w:rFonts w:ascii="Cambria Math" w:eastAsia="Times New Roman" w:hAnsi="Cambria Math" w:cs="Times New Roman"/>
               <w:sz w:val="24"/>
@@ -10556,6 +12059,112 @@
     </w:p>
     <w:p>
       <w:pPr>
+        <w:ind w:left="720"/>
+        <w:rPr>
+          <w:b/>
+          <w:bCs/>
+          <w:sz w:val="24"/>
+          <w:szCs w:val="24"/>
+          <w:u w:val="single"/>
+        </w:rPr>
+      </w:pPr>
+      <w:r>
+        <w:rPr>
+          <w:b/>
+          <w:bCs/>
+          <w:sz w:val="24"/>
+          <w:szCs w:val="24"/>
+          <w:u w:val="single"/>
+        </w:rPr>
+        <w:t>Step 3: Sum All Values</w:t>
+      </w:r>
+    </w:p>
+    <w:p>
+      <w:pPr>
+        <w:spacing w:after="0" w:line="240" w:lineRule="auto"/>
+        <w:ind w:left="1440"/>
+        <w:rPr>
+          <w:rFonts w:ascii="Times New Roman" w:eastAsia="Times New Roman" w:hAnsi="Times New Roman" w:cs="Times New Roman"/>
+          <w:sz w:val="24"/>
+          <w:szCs w:val="24"/>
+        </w:rPr>
+      </w:pPr>
+      <m:oMathPara>
+        <m:oMathParaPr>
+          <m:jc m:val="left"/>
+        </m:oMathParaPr>
+        <m:oMath>
+          <m:r>
+            <w:rPr>
+              <w:rFonts w:ascii="Cambria Math" w:eastAsia="Times New Roman" w:hAnsi="Cambria Math" w:cs="Times New Roman"/>
+              <w:sz w:val="24"/>
+              <w:szCs w:val="24"/>
+            </w:rPr>
+            <m:t>S=1+0.9142+0.9420+0.966</m:t>
+          </m:r>
+          <m:r>
+            <w:rPr>
+              <w:rFonts w:ascii="Cambria Math" w:eastAsia="Times New Roman" w:hAnsi="Cambria Math" w:cs="Times New Roman"/>
+              <w:sz w:val="24"/>
+              <w:szCs w:val="24"/>
+            </w:rPr>
+            <m:t>4</m:t>
+          </m:r>
+          <m:r>
+            <w:rPr>
+              <w:rFonts w:ascii="Cambria Math" w:eastAsia="Times New Roman" w:hAnsi="Cambria Math" w:cs="Times New Roman"/>
+              <w:i/>
+              <w:sz w:val="24"/>
+              <w:szCs w:val="24"/>
+            </w:rPr>
+            <w:br/>
+          </m:r>
+        </m:oMath>
+        <m:oMath>
+          <m:r>
+            <w:rPr>
+              <w:rFonts w:ascii="Cambria Math" w:eastAsia="Times New Roman" w:hAnsi="Cambria Math" w:cs="Times New Roman"/>
+              <w:sz w:val="24"/>
+              <w:szCs w:val="24"/>
+            </w:rPr>
+            <m:t>S=3.8226</m:t>
+          </m:r>
+          <m:r>
+            <w:rPr>
+              <w:rFonts w:ascii="Cambria Math" w:eastAsia="Times New Roman" w:hAnsi="Cambria Math" w:cs="Times New Roman"/>
+              <w:i/>
+              <w:sz w:val="24"/>
+              <w:szCs w:val="24"/>
+            </w:rPr>
+            <w:br/>
+          </m:r>
+        </m:oMath>
+      </m:oMathPara>
+    </w:p>
+    <w:p>
+      <w:pPr>
+        <w:ind w:left="720"/>
+        <w:rPr>
+          <w:b/>
+          <w:bCs/>
+          <w:sz w:val="24"/>
+          <w:szCs w:val="24"/>
+          <w:u w:val="single"/>
+        </w:rPr>
+      </w:pPr>
+      <w:r>
+        <w:rPr>
+          <w:b/>
+          <w:bCs/>
+          <w:sz w:val="24"/>
+          <w:szCs w:val="24"/>
+          <w:u w:val="single"/>
+        </w:rPr>
+        <w:t xml:space="preserve"> Step 4: Divide Each Element (Normalization)</w:t>
+      </w:r>
+    </w:p>
+    <w:p>
+      <w:pPr>
         <w:spacing w:before="100" w:beforeAutospacing="1" w:after="100" w:afterAutospacing="1" w:line="240" w:lineRule="auto"/>
         <w:ind w:left="720"/>
         <w:rPr>
@@ -10570,54 +12179,4538 @@
           <w:sz w:val="24"/>
           <w:szCs w:val="24"/>
         </w:rPr>
-        <w:t xml:space="preserve">These are </w:t>
-      </w:r>
-      <w:r>
+        <w:t>Now divide each value by the sum.</w:t>
+      </w:r>
+    </w:p>
+    <w:p>
+      <w:pPr>
+        <w:pStyle w:val="ListParagraph"/>
+        <w:numPr>
+          <w:ilvl w:val="0"/>
+          <w:numId w:val="13"/>
+        </w:numPr>
+        <w:tabs>
+          <w:tab w:val="clear" w:pos="1080"/>
+          <w:tab w:val="num" w:pos="1800"/>
+        </w:tabs>
+        <w:spacing w:before="100" w:beforeAutospacing="1" w:after="100" w:afterAutospacing="1" w:line="240" w:lineRule="auto"/>
+        <w:ind w:left="1800"/>
+        <w:outlineLvl w:val="2"/>
         <w:rPr>
           <w:rFonts w:ascii="Times New Roman" w:eastAsia="Times New Roman" w:hAnsi="Times New Roman" w:cs="Times New Roman"/>
           <w:b/>
           <w:bCs/>
-          <w:sz w:val="24"/>
-          <w:szCs w:val="24"/>
-        </w:rPr>
-        <w:t>attention weights</w:t>
-      </w:r>
-      <w:r>
-        <w:rPr>
-          <w:rFonts w:ascii="Times New Roman" w:eastAsia="Times New Roman" w:hAnsi="Times New Roman" w:cs="Times New Roman"/>
-          <w:sz w:val="24"/>
-          <w:szCs w:val="24"/>
-        </w:rPr>
-        <w:t>.</w:t>
+          <w:sz w:val="28"/>
+          <w:szCs w:val="28"/>
+        </w:rPr>
+      </w:pPr>
+      <w:r>
+        <w:rPr>
+          <w:rFonts w:ascii="Times New Roman" w:eastAsia="Times New Roman" w:hAnsi="Times New Roman" w:cs="Times New Roman"/>
+          <w:b/>
+          <w:bCs/>
+          <w:sz w:val="28"/>
+          <w:szCs w:val="28"/>
+        </w:rPr>
+        <w:t>First element</w:t>
       </w:r>
     </w:p>
     <w:p>
       <w:pPr>
-        <w:spacing w:before="100" w:beforeAutospacing="1" w:after="100" w:afterAutospacing="1" w:line="240" w:lineRule="auto"/>
-        <w:rPr>
-          <w:rFonts w:ascii="Times New Roman" w:eastAsia="Times New Roman" w:hAnsi="Times New Roman" w:cs="Times New Roman"/>
-          <w:sz w:val="24"/>
-          <w:szCs w:val="24"/>
-        </w:rPr>
-      </w:pPr>
+        <w:spacing w:after="0" w:line="240" w:lineRule="auto"/>
+        <w:ind w:left="2160"/>
+        <w:rPr>
+          <w:rFonts w:ascii="Times New Roman" w:eastAsia="Times New Roman" w:hAnsi="Times New Roman" w:cs="Times New Roman"/>
+          <w:sz w:val="24"/>
+          <w:szCs w:val="24"/>
+        </w:rPr>
+      </w:pPr>
+      <m:oMathPara>
+        <m:oMathParaPr>
+          <m:jc m:val="left"/>
+        </m:oMathParaPr>
+        <m:oMath>
+          <m:r>
+            <w:rPr>
+              <w:rFonts w:ascii="Cambria Math" w:eastAsia="Times New Roman" w:hAnsi="Cambria Math" w:cs="Times New Roman"/>
+              <w:sz w:val="24"/>
+              <w:szCs w:val="24"/>
+            </w:rPr>
+            <m:t>1</m:t>
+          </m:r>
+          <m:r>
+            <m:rPr>
+              <m:sty m:val="p"/>
+            </m:rPr>
+            <w:rPr>
+              <w:rFonts w:ascii="Cambria Math" w:eastAsia="Times New Roman" w:hAnsi="Cambria Math" w:cs="Times New Roman"/>
+              <w:sz w:val="24"/>
+              <w:szCs w:val="24"/>
+            </w:rPr>
+            <m:t>/</m:t>
+          </m:r>
+          <m:r>
+            <w:rPr>
+              <w:rFonts w:ascii="Cambria Math" w:eastAsia="Times New Roman" w:hAnsi="Cambria Math" w:cs="Times New Roman"/>
+              <w:sz w:val="24"/>
+              <w:szCs w:val="24"/>
+            </w:rPr>
+            <m:t>3.8226=0.261</m:t>
+          </m:r>
+          <m:r>
+            <w:rPr>
+              <w:rFonts w:ascii="Cambria Math" w:eastAsia="Times New Roman" w:hAnsi="Cambria Math" w:cs="Times New Roman"/>
+              <w:sz w:val="24"/>
+              <w:szCs w:val="24"/>
+            </w:rPr>
+            <m:t>6</m:t>
+          </m:r>
+        </m:oMath>
+      </m:oMathPara>
     </w:p>
     <w:p>
       <w:pPr>
-        <w:pStyle w:val="Heading3"/>
-      </w:pPr>
-      <w:bookmarkStart w:id="15" w:name="_Toc224631490"/>
-      <w:r>
-        <w:rPr>
+        <w:numPr>
+          <w:ilvl w:val="0"/>
+          <w:numId w:val="14"/>
+        </w:numPr>
+        <w:spacing w:before="100" w:beforeAutospacing="1" w:after="100" w:afterAutospacing="1" w:line="240" w:lineRule="auto"/>
+        <w:ind w:left="1872"/>
+        <w:outlineLvl w:val="2"/>
+        <w:rPr>
+          <w:rFonts w:ascii="Times New Roman" w:eastAsia="Times New Roman" w:hAnsi="Times New Roman" w:cs="Times New Roman"/>
+          <w:b/>
+          <w:bCs/>
+          <w:sz w:val="28"/>
+          <w:szCs w:val="28"/>
+        </w:rPr>
+      </w:pPr>
+      <w:r>
+        <w:rPr>
+          <w:rFonts w:ascii="Times New Roman" w:eastAsia="Times New Roman" w:hAnsi="Times New Roman" w:cs="Times New Roman"/>
+          <w:b/>
+          <w:bCs/>
+          <w:sz w:val="28"/>
+          <w:szCs w:val="28"/>
+        </w:rPr>
+        <w:t>Second element</w:t>
+      </w:r>
+    </w:p>
+    <w:p>
+      <w:pPr>
+        <w:spacing w:after="0" w:line="240" w:lineRule="auto"/>
+        <w:ind w:left="2160"/>
+        <w:rPr>
+          <w:rFonts w:ascii="Times New Roman" w:eastAsia="Times New Roman" w:hAnsi="Times New Roman" w:cs="Times New Roman"/>
+          <w:sz w:val="24"/>
+          <w:szCs w:val="24"/>
+        </w:rPr>
+      </w:pPr>
+      <m:oMathPara>
+        <m:oMathParaPr>
+          <m:jc m:val="left"/>
+        </m:oMathParaPr>
+        <m:oMath>
+          <m:r>
+            <w:rPr>
+              <w:rFonts w:ascii="Cambria Math" w:eastAsia="Times New Roman" w:hAnsi="Cambria Math" w:cs="Times New Roman"/>
+              <w:sz w:val="24"/>
+              <w:szCs w:val="24"/>
+            </w:rPr>
+            <m:t>0.9142</m:t>
+          </m:r>
+          <m:r>
+            <m:rPr>
+              <m:sty m:val="p"/>
+            </m:rPr>
+            <w:rPr>
+              <w:rFonts w:ascii="Cambria Math" w:eastAsia="Times New Roman" w:hAnsi="Cambria Math" w:cs="Times New Roman"/>
+              <w:sz w:val="24"/>
+              <w:szCs w:val="24"/>
+            </w:rPr>
+            <m:t>/</m:t>
+          </m:r>
+          <m:r>
+            <w:rPr>
+              <w:rFonts w:ascii="Cambria Math" w:eastAsia="Times New Roman" w:hAnsi="Cambria Math" w:cs="Times New Roman"/>
+              <w:sz w:val="24"/>
+              <w:szCs w:val="24"/>
+            </w:rPr>
+            <m:t>3.8226=0.239</m:t>
+          </m:r>
+          <m:r>
+            <w:rPr>
+              <w:rFonts w:ascii="Cambria Math" w:eastAsia="Times New Roman" w:hAnsi="Cambria Math" w:cs="Times New Roman"/>
+              <w:sz w:val="24"/>
+              <w:szCs w:val="24"/>
+            </w:rPr>
+            <m:t>2</m:t>
+          </m:r>
+          <m:r>
+            <w:rPr>
+              <w:rFonts w:ascii="Times New Roman" w:eastAsia="Times New Roman" w:hAnsi="Times New Roman" w:cs="Times New Roman"/>
+              <w:sz w:val="24"/>
+              <w:szCs w:val="24"/>
+            </w:rPr>
+            <w:br/>
+          </m:r>
+        </m:oMath>
+      </m:oMathPara>
+    </w:p>
+    <w:p>
+      <w:pPr>
+        <w:spacing w:after="0" w:line="240" w:lineRule="auto"/>
+        <w:ind w:left="720"/>
+        <w:rPr>
+          <w:rFonts w:ascii="Times New Roman" w:eastAsia="Times New Roman" w:hAnsi="Times New Roman" w:cs="Times New Roman"/>
+          <w:sz w:val="24"/>
+          <w:szCs w:val="24"/>
+        </w:rPr>
+      </w:pPr>
+    </w:p>
+    <w:p>
+      <w:pPr>
+        <w:pStyle w:val="ListParagraph"/>
+        <w:numPr>
+          <w:ilvl w:val="0"/>
+          <w:numId w:val="14"/>
+        </w:numPr>
+        <w:ind w:left="1872"/>
+        <w:rPr>
+          <w:b/>
+          <w:bCs/>
+          <w:sz w:val="28"/>
+          <w:szCs w:val="28"/>
+        </w:rPr>
+      </w:pPr>
+      <w:r>
+        <w:rPr>
+          <w:b/>
+          <w:bCs/>
+          <w:sz w:val="28"/>
+          <w:szCs w:val="28"/>
+        </w:rPr>
+        <w:t>Third element</w:t>
+      </w:r>
+    </w:p>
+    <w:p>
+      <w:pPr>
+        <w:spacing w:after="0" w:line="240" w:lineRule="auto"/>
+        <w:ind w:left="2160"/>
+        <w:rPr>
+          <w:rFonts w:ascii="Times New Roman" w:eastAsia="Times New Roman" w:hAnsi="Times New Roman" w:cs="Times New Roman"/>
+          <w:sz w:val="24"/>
+          <w:szCs w:val="24"/>
+        </w:rPr>
+      </w:pPr>
+      <m:oMathPara>
+        <m:oMathParaPr>
+          <m:jc m:val="left"/>
+        </m:oMathParaPr>
+        <m:oMath>
+          <m:r>
+            <w:rPr>
+              <w:rFonts w:ascii="Cambria Math" w:eastAsia="Times New Roman" w:hAnsi="Cambria Math" w:cs="Times New Roman"/>
+              <w:sz w:val="24"/>
+              <w:szCs w:val="24"/>
+            </w:rPr>
+            <m:t>0.9420</m:t>
+          </m:r>
+          <m:r>
+            <m:rPr>
+              <m:sty m:val="p"/>
+            </m:rPr>
+            <w:rPr>
+              <w:rFonts w:ascii="Cambria Math" w:eastAsia="Times New Roman" w:hAnsi="Cambria Math" w:cs="Times New Roman"/>
+              <w:sz w:val="24"/>
+              <w:szCs w:val="24"/>
+            </w:rPr>
+            <m:t>/</m:t>
+          </m:r>
+          <m:r>
+            <w:rPr>
+              <w:rFonts w:ascii="Cambria Math" w:eastAsia="Times New Roman" w:hAnsi="Cambria Math" w:cs="Times New Roman"/>
+              <w:sz w:val="24"/>
+              <w:szCs w:val="24"/>
+            </w:rPr>
+            <m:t>3.8226=0.246</m:t>
+          </m:r>
+          <m:r>
+            <w:rPr>
+              <w:rFonts w:ascii="Cambria Math" w:eastAsia="Times New Roman" w:hAnsi="Cambria Math" w:cs="Times New Roman"/>
+              <w:sz w:val="24"/>
+              <w:szCs w:val="24"/>
+            </w:rPr>
+            <m:t>4</m:t>
+          </m:r>
+          <m:r>
+            <w:rPr>
+              <w:rFonts w:ascii="Cambria Math" w:eastAsia="Times New Roman" w:hAnsi="Cambria Math" w:cs="Times New Roman"/>
+              <w:i/>
+              <w:sz w:val="24"/>
+              <w:szCs w:val="24"/>
+            </w:rPr>
+            <w:br/>
+          </m:r>
+        </m:oMath>
+      </m:oMathPara>
+    </w:p>
+    <w:p>
+      <w:pPr>
+        <w:pStyle w:val="ListParagraph"/>
+        <w:numPr>
+          <w:ilvl w:val="0"/>
+          <w:numId w:val="14"/>
+        </w:numPr>
+        <w:spacing w:before="100" w:beforeAutospacing="1" w:after="100" w:afterAutospacing="1" w:line="240" w:lineRule="auto"/>
+        <w:ind w:left="1872"/>
+        <w:outlineLvl w:val="2"/>
+        <w:rPr>
+          <w:rFonts w:ascii="Times New Roman" w:eastAsia="Times New Roman" w:hAnsi="Times New Roman" w:cs="Times New Roman"/>
+          <w:b/>
+          <w:bCs/>
+          <w:sz w:val="27"/>
+          <w:szCs w:val="27"/>
+        </w:rPr>
+      </w:pPr>
+      <w:r>
+        <w:rPr>
+          <w:rFonts w:ascii="Times New Roman" w:eastAsia="Times New Roman" w:hAnsi="Times New Roman" w:cs="Times New Roman"/>
+          <w:b/>
+          <w:bCs/>
+          <w:sz w:val="27"/>
+          <w:szCs w:val="27"/>
+        </w:rPr>
+        <w:lastRenderedPageBreak/>
+        <w:t>Fourth element</w:t>
+      </w:r>
+    </w:p>
+    <w:p>
+      <w:pPr>
+        <w:spacing w:after="0" w:line="240" w:lineRule="auto"/>
+        <w:ind w:left="2160"/>
+        <w:rPr>
+          <w:rFonts w:ascii="Times New Roman" w:eastAsia="Times New Roman" w:hAnsi="Times New Roman" w:cs="Times New Roman"/>
+          <w:sz w:val="24"/>
+          <w:szCs w:val="24"/>
+        </w:rPr>
+      </w:pPr>
+      <m:oMathPara>
+        <m:oMathParaPr>
+          <m:jc m:val="left"/>
+        </m:oMathParaPr>
+        <m:oMath>
+          <m:r>
+            <w:rPr>
+              <w:rFonts w:ascii="Cambria Math" w:eastAsia="Times New Roman" w:hAnsi="Cambria Math" w:cs="Times New Roman"/>
+              <w:sz w:val="24"/>
+              <w:szCs w:val="24"/>
+            </w:rPr>
+            <m:t>0.9664</m:t>
+          </m:r>
+          <m:r>
+            <m:rPr>
+              <m:sty m:val="p"/>
+            </m:rPr>
+            <w:rPr>
+              <w:rFonts w:ascii="Cambria Math" w:eastAsia="Times New Roman" w:hAnsi="Cambria Math" w:cs="Times New Roman"/>
+              <w:sz w:val="24"/>
+              <w:szCs w:val="24"/>
+            </w:rPr>
+            <m:t>/</m:t>
+          </m:r>
+          <m:r>
+            <w:rPr>
+              <w:rFonts w:ascii="Cambria Math" w:eastAsia="Times New Roman" w:hAnsi="Cambria Math" w:cs="Times New Roman"/>
+              <w:sz w:val="24"/>
+              <w:szCs w:val="24"/>
+            </w:rPr>
+            <m:t>3.8226=0.252</m:t>
+          </m:r>
+          <m:r>
+            <w:rPr>
+              <w:rFonts w:ascii="Cambria Math" w:eastAsia="Times New Roman" w:hAnsi="Cambria Math" w:cs="Times New Roman"/>
+              <w:sz w:val="24"/>
+              <w:szCs w:val="24"/>
+            </w:rPr>
+            <m:t>8</m:t>
+          </m:r>
+          <m:r>
+            <w:rPr>
+              <w:rFonts w:ascii="Cambria Math" w:eastAsia="Times New Roman" w:hAnsi="Cambria Math" w:cs="Times New Roman"/>
+              <w:i/>
+              <w:sz w:val="24"/>
+              <w:szCs w:val="24"/>
+            </w:rPr>
+            <w:br/>
+          </m:r>
+        </m:oMath>
+      </m:oMathPara>
+    </w:p>
+    <w:p>
+      <w:pPr>
+        <w:ind w:left="720"/>
+        <w:rPr>
+          <w:b/>
+          <w:bCs/>
+          <w:sz w:val="24"/>
+          <w:szCs w:val="24"/>
+          <w:u w:val="single"/>
+        </w:rPr>
+      </w:pPr>
+      <w:r>
+        <w:rPr>
+          <w:b/>
+          <w:bCs/>
+          <w:sz w:val="24"/>
+          <w:szCs w:val="24"/>
+          <w:u w:val="single"/>
+        </w:rPr>
+        <w:t xml:space="preserve">Final </w:t>
+      </w:r>
+      <w:proofErr w:type="spellStart"/>
+      <w:r>
+        <w:rPr>
+          <w:b/>
+          <w:bCs/>
+          <w:sz w:val="24"/>
+          <w:szCs w:val="24"/>
+          <w:u w:val="single"/>
+        </w:rPr>
+        <w:t>Softmax</w:t>
+      </w:r>
+      <w:proofErr w:type="spellEnd"/>
+      <w:r>
+        <w:rPr>
+          <w:b/>
+          <w:bCs/>
+          <w:sz w:val="24"/>
+          <w:szCs w:val="24"/>
+          <w:u w:val="single"/>
+        </w:rPr>
+        <w:t xml:space="preserve"> Output (Row 1)</w:t>
+      </w:r>
+    </w:p>
+    <w:p>
+      <w:pPr>
+        <w:spacing w:after="0" w:line="240" w:lineRule="auto"/>
+        <w:ind w:left="720"/>
+        <w:rPr>
+          <w:rFonts w:ascii="Times New Roman" w:eastAsia="Times New Roman" w:hAnsi="Times New Roman" w:cs="Times New Roman"/>
+          <w:sz w:val="24"/>
+          <w:szCs w:val="24"/>
+        </w:rPr>
+      </w:pPr>
+      <m:oMathPara>
+        <m:oMath>
+          <m:borderBox>
+            <m:borderBoxPr>
+              <m:ctrlPr>
+                <w:rPr>
+                  <w:rFonts w:ascii="Cambria Math" w:eastAsia="Times New Roman" w:hAnsi="Cambria Math" w:cs="Times New Roman"/>
+                  <w:sz w:val="36"/>
+                  <w:szCs w:val="36"/>
+                </w:rPr>
+              </m:ctrlPr>
+            </m:borderBoxPr>
+            <m:e>
+              <m:d>
+                <m:dPr>
+                  <m:begChr m:val="["/>
+                  <m:sepChr m:val=","/>
+                  <m:endChr m:val="]"/>
+                  <m:ctrlPr>
+                    <w:rPr>
+                      <w:rFonts w:ascii="Cambria Math" w:eastAsia="Times New Roman" w:hAnsi="Cambria Math" w:cs="Times New Roman"/>
+                      <w:sz w:val="36"/>
+                      <w:szCs w:val="36"/>
+                    </w:rPr>
+                  </m:ctrlPr>
+                </m:dPr>
+                <m:e>
+                  <m:r>
+                    <w:rPr>
+                      <w:rFonts w:ascii="Cambria Math" w:eastAsia="Times New Roman" w:hAnsi="Cambria Math" w:cs="Times New Roman"/>
+                      <w:sz w:val="36"/>
+                      <w:szCs w:val="36"/>
+                    </w:rPr>
+                    <m:t>0.2616</m:t>
+                  </m:r>
+                </m:e>
+                <m:e>
+                  <m:r>
+                    <m:rPr>
+                      <m:nor/>
+                    </m:rPr>
+                    <w:rPr>
+                      <w:rFonts w:ascii="Times New Roman" w:eastAsia="Times New Roman" w:hAnsi="Times New Roman" w:cs="Times New Roman"/>
+                      <w:sz w:val="36"/>
+                      <w:szCs w:val="36"/>
+                    </w:rPr>
+                    <m:t>  </m:t>
+                  </m:r>
+                  <m:r>
+                    <w:rPr>
+                      <w:rFonts w:ascii="Cambria Math" w:eastAsia="Times New Roman" w:hAnsi="Cambria Math" w:cs="Times New Roman"/>
+                      <w:sz w:val="36"/>
+                      <w:szCs w:val="36"/>
+                    </w:rPr>
+                    <m:t>0.2392</m:t>
+                  </m:r>
+                </m:e>
+                <m:e>
+                  <m:r>
+                    <m:rPr>
+                      <m:nor/>
+                    </m:rPr>
+                    <w:rPr>
+                      <w:rFonts w:ascii="Times New Roman" w:eastAsia="Times New Roman" w:hAnsi="Times New Roman" w:cs="Times New Roman"/>
+                      <w:sz w:val="36"/>
+                      <w:szCs w:val="36"/>
+                    </w:rPr>
+                    <m:t>  </m:t>
+                  </m:r>
+                  <m:r>
+                    <w:rPr>
+                      <w:rFonts w:ascii="Cambria Math" w:eastAsia="Times New Roman" w:hAnsi="Cambria Math" w:cs="Times New Roman"/>
+                      <w:sz w:val="36"/>
+                      <w:szCs w:val="36"/>
+                    </w:rPr>
+                    <m:t>0.2464</m:t>
+                  </m:r>
+                </m:e>
+                <m:e>
+                  <m:r>
+                    <m:rPr>
+                      <m:nor/>
+                    </m:rPr>
+                    <w:rPr>
+                      <w:rFonts w:ascii="Times New Roman" w:eastAsia="Times New Roman" w:hAnsi="Times New Roman" w:cs="Times New Roman"/>
+                      <w:sz w:val="36"/>
+                      <w:szCs w:val="36"/>
+                    </w:rPr>
+                    <m:t>  </m:t>
+                  </m:r>
+                  <m:r>
+                    <w:rPr>
+                      <w:rFonts w:ascii="Cambria Math" w:eastAsia="Times New Roman" w:hAnsi="Cambria Math" w:cs="Times New Roman"/>
+                      <w:sz w:val="36"/>
+                      <w:szCs w:val="36"/>
+                    </w:rPr>
+                    <m:t>0.2528</m:t>
+                  </m:r>
+                </m:e>
+              </m:d>
+            </m:e>
+          </m:borderBox>
+          <m:r>
+            <w:rPr>
+              <w:rFonts w:ascii="Cambria Math" w:eastAsia="Times New Roman" w:hAnsi="Cambria Math" w:cs="Times New Roman"/>
+              <w:sz w:val="24"/>
+              <w:szCs w:val="24"/>
+            </w:rPr>
+            <w:br/>
+          </m:r>
+        </m:oMath>
+      </m:oMathPara>
+    </w:p>
+    <w:p>
+      <w:pPr>
+        <w:spacing w:after="0" w:line="240" w:lineRule="auto"/>
+        <w:ind w:left="720"/>
+        <w:rPr>
+          <w:rFonts w:ascii="Times New Roman" w:eastAsia="Times New Roman" w:hAnsi="Times New Roman" w:cs="Times New Roman"/>
+          <w:b/>
+          <w:bCs/>
+          <w:sz w:val="28"/>
+          <w:szCs w:val="28"/>
+        </w:rPr>
+      </w:pPr>
+      <w:r>
+        <w:rPr>
+          <w:b/>
+          <w:bCs/>
+          <w:sz w:val="28"/>
+          <w:szCs w:val="28"/>
+        </w:rPr>
+        <w:t>Interpretation (VERY IMPORTANT)</w:t>
+      </w:r>
+    </w:p>
+    <w:p>
+      <w:pPr>
+        <w:spacing w:before="100" w:beforeAutospacing="1" w:after="100" w:afterAutospacing="1" w:line="240" w:lineRule="auto"/>
+        <w:ind w:left="1440"/>
+        <w:rPr>
+          <w:rFonts w:ascii="Times New Roman" w:eastAsia="Times New Roman" w:hAnsi="Times New Roman" w:cs="Times New Roman"/>
+          <w:sz w:val="24"/>
+          <w:szCs w:val="24"/>
+        </w:rPr>
+      </w:pPr>
+      <w:r>
+        <w:rPr>
+          <w:rFonts w:ascii="Times New Roman" w:eastAsia="Times New Roman" w:hAnsi="Times New Roman" w:cs="Times New Roman"/>
+          <w:sz w:val="24"/>
+          <w:szCs w:val="24"/>
+        </w:rPr>
+        <w:t>This row means:</w:t>
+      </w:r>
+    </w:p>
+    <w:p>
+      <w:pPr>
+        <w:spacing w:before="100" w:beforeAutospacing="1" w:after="100" w:afterAutospacing="1" w:line="240" w:lineRule="auto"/>
+        <w:ind w:left="1440"/>
+        <w:rPr>
+          <w:rFonts w:ascii="Times New Roman" w:eastAsia="Times New Roman" w:hAnsi="Times New Roman" w:cs="Times New Roman"/>
+          <w:sz w:val="24"/>
+          <w:szCs w:val="24"/>
+        </w:rPr>
+      </w:pPr>
+      <w:r>
+        <w:rPr>
+          <w:rFonts w:ascii="Times New Roman" w:eastAsia="Times New Roman" w:hAnsi="Times New Roman" w:cs="Times New Roman"/>
+          <w:sz w:val="24"/>
+          <w:szCs w:val="24"/>
+        </w:rPr>
+        <w:t xml:space="preserve">For token </w:t>
+      </w:r>
+      <w:r>
+        <w:rPr>
+          <w:rFonts w:ascii="Times New Roman" w:eastAsia="Times New Roman" w:hAnsi="Times New Roman" w:cs="Times New Roman"/>
+          <w:b/>
+          <w:bCs/>
+          <w:sz w:val="24"/>
+          <w:szCs w:val="24"/>
+        </w:rPr>
+        <w:t>"nearest"</w:t>
+      </w:r>
+      <w:r>
+        <w:rPr>
+          <w:rFonts w:ascii="Times New Roman" w:eastAsia="Times New Roman" w:hAnsi="Times New Roman" w:cs="Times New Roman"/>
+          <w:sz w:val="24"/>
+          <w:szCs w:val="24"/>
+        </w:rPr>
+        <w:t>, attention is distributed as:</w:t>
+      </w:r>
+    </w:p>
+    <w:tbl>
+      <w:tblPr>
+        <w:tblW w:w="0" w:type="auto"/>
+        <w:tblCellSpacing w:w="15" w:type="dxa"/>
+        <w:tblInd w:w="1440" w:type="dxa"/>
+        <w:tblCellMar>
+          <w:top w:w="15" w:type="dxa"/>
+          <w:left w:w="15" w:type="dxa"/>
+          <w:bottom w:w="15" w:type="dxa"/>
+          <w:right w:w="15" w:type="dxa"/>
+        </w:tblCellMar>
+        <w:tblLook w:val="04A0" w:firstRow="1" w:lastRow="0" w:firstColumn="1" w:lastColumn="0" w:noHBand="0" w:noVBand="1"/>
+      </w:tblPr>
+      <w:tblGrid>
+        <w:gridCol w:w="1082"/>
+        <w:gridCol w:w="755"/>
+      </w:tblGrid>
+      <w:tr>
+        <w:trPr>
+          <w:tblHeader/>
+          <w:tblCellSpacing w:w="15" w:type="dxa"/>
+        </w:trPr>
+        <w:tc>
+          <w:tcPr>
+            <w:tcW w:w="0" w:type="auto"/>
+            <w:vAlign w:val="center"/>
+            <w:hideMark/>
+          </w:tcPr>
+          <w:p>
+            <w:pPr>
+              <w:spacing w:after="0" w:line="240" w:lineRule="auto"/>
+              <w:jc w:val="center"/>
+              <w:rPr>
+                <w:rFonts w:ascii="Times New Roman" w:eastAsia="Times New Roman" w:hAnsi="Times New Roman" w:cs="Times New Roman"/>
+                <w:b/>
+                <w:bCs/>
+                <w:sz w:val="24"/>
+                <w:szCs w:val="24"/>
+              </w:rPr>
+            </w:pPr>
+            <w:r>
+              <w:rPr>
+                <w:rFonts w:ascii="Times New Roman" w:eastAsia="Times New Roman" w:hAnsi="Times New Roman" w:cs="Times New Roman"/>
+                <w:b/>
+                <w:bCs/>
+                <w:sz w:val="24"/>
+                <w:szCs w:val="24"/>
+              </w:rPr>
+              <w:t>attends to</w:t>
+            </w:r>
+          </w:p>
+        </w:tc>
+        <w:tc>
+          <w:tcPr>
+            <w:tcW w:w="0" w:type="auto"/>
+            <w:vAlign w:val="center"/>
+            <w:hideMark/>
+          </w:tcPr>
+          <w:p>
+            <w:pPr>
+              <w:spacing w:after="0" w:line="240" w:lineRule="auto"/>
+              <w:jc w:val="center"/>
+              <w:rPr>
+                <w:rFonts w:ascii="Times New Roman" w:eastAsia="Times New Roman" w:hAnsi="Times New Roman" w:cs="Times New Roman"/>
+                <w:b/>
+                <w:bCs/>
+                <w:sz w:val="24"/>
+                <w:szCs w:val="24"/>
+              </w:rPr>
+            </w:pPr>
+            <w:r>
+              <w:rPr>
+                <w:rFonts w:ascii="Times New Roman" w:eastAsia="Times New Roman" w:hAnsi="Times New Roman" w:cs="Times New Roman"/>
+                <w:b/>
+                <w:bCs/>
+                <w:sz w:val="24"/>
+                <w:szCs w:val="24"/>
+              </w:rPr>
+              <w:t>weight</w:t>
+            </w:r>
+          </w:p>
+        </w:tc>
+      </w:tr>
+      <w:tr>
+        <w:trPr>
+          <w:tblCellSpacing w:w="15" w:type="dxa"/>
+        </w:trPr>
+        <w:tc>
+          <w:tcPr>
+            <w:tcW w:w="0" w:type="auto"/>
+            <w:vAlign w:val="center"/>
+            <w:hideMark/>
+          </w:tcPr>
+          <w:p>
+            <w:pPr>
+              <w:spacing w:after="0" w:line="240" w:lineRule="auto"/>
+              <w:rPr>
+                <w:rFonts w:ascii="Times New Roman" w:eastAsia="Times New Roman" w:hAnsi="Times New Roman" w:cs="Times New Roman"/>
+                <w:sz w:val="24"/>
+                <w:szCs w:val="24"/>
+              </w:rPr>
+            </w:pPr>
+            <w:r>
+              <w:rPr>
+                <w:rFonts w:ascii="Times New Roman" w:eastAsia="Times New Roman" w:hAnsi="Times New Roman" w:cs="Times New Roman"/>
+                <w:sz w:val="24"/>
+                <w:szCs w:val="24"/>
+              </w:rPr>
+              <w:t>nearest</w:t>
+            </w:r>
+          </w:p>
+        </w:tc>
+        <w:tc>
+          <w:tcPr>
+            <w:tcW w:w="0" w:type="auto"/>
+            <w:vAlign w:val="center"/>
+            <w:hideMark/>
+          </w:tcPr>
+          <w:p>
+            <w:pPr>
+              <w:spacing w:after="0" w:line="240" w:lineRule="auto"/>
+              <w:rPr>
+                <w:rFonts w:ascii="Times New Roman" w:eastAsia="Times New Roman" w:hAnsi="Times New Roman" w:cs="Times New Roman"/>
+                <w:sz w:val="24"/>
+                <w:szCs w:val="24"/>
+              </w:rPr>
+            </w:pPr>
+            <w:r>
+              <w:rPr>
+                <w:rFonts w:ascii="Times New Roman" w:eastAsia="Times New Roman" w:hAnsi="Times New Roman" w:cs="Times New Roman"/>
+                <w:sz w:val="24"/>
+                <w:szCs w:val="24"/>
+              </w:rPr>
+              <w:t>0.2616</w:t>
+            </w:r>
+          </w:p>
+        </w:tc>
+      </w:tr>
+      <w:tr>
+        <w:trPr>
+          <w:tblCellSpacing w:w="15" w:type="dxa"/>
+        </w:trPr>
+        <w:tc>
+          <w:tcPr>
+            <w:tcW w:w="0" w:type="auto"/>
+            <w:vAlign w:val="center"/>
+            <w:hideMark/>
+          </w:tcPr>
+          <w:p>
+            <w:pPr>
+              <w:spacing w:after="0" w:line="240" w:lineRule="auto"/>
+              <w:rPr>
+                <w:rFonts w:ascii="Times New Roman" w:eastAsia="Times New Roman" w:hAnsi="Times New Roman" w:cs="Times New Roman"/>
+                <w:sz w:val="24"/>
+                <w:szCs w:val="24"/>
+              </w:rPr>
+            </w:pPr>
+            <w:r>
+              <w:rPr>
+                <w:rFonts w:ascii="Times New Roman" w:eastAsia="Times New Roman" w:hAnsi="Times New Roman" w:cs="Times New Roman"/>
+                <w:sz w:val="24"/>
+                <w:szCs w:val="24"/>
+              </w:rPr>
+              <w:t>gas</w:t>
+            </w:r>
+          </w:p>
+        </w:tc>
+        <w:tc>
+          <w:tcPr>
+            <w:tcW w:w="0" w:type="auto"/>
+            <w:vAlign w:val="center"/>
+            <w:hideMark/>
+          </w:tcPr>
+          <w:p>
+            <w:pPr>
+              <w:spacing w:after="0" w:line="240" w:lineRule="auto"/>
+              <w:rPr>
+                <w:rFonts w:ascii="Times New Roman" w:eastAsia="Times New Roman" w:hAnsi="Times New Roman" w:cs="Times New Roman"/>
+                <w:sz w:val="24"/>
+                <w:szCs w:val="24"/>
+              </w:rPr>
+            </w:pPr>
+            <w:r>
+              <w:rPr>
+                <w:rFonts w:ascii="Times New Roman" w:eastAsia="Times New Roman" w:hAnsi="Times New Roman" w:cs="Times New Roman"/>
+                <w:sz w:val="24"/>
+                <w:szCs w:val="24"/>
+              </w:rPr>
+              <w:t>0.2392</w:t>
+            </w:r>
+          </w:p>
+        </w:tc>
+      </w:tr>
+      <w:tr>
+        <w:trPr>
+          <w:tblCellSpacing w:w="15" w:type="dxa"/>
+        </w:trPr>
+        <w:tc>
+          <w:tcPr>
+            <w:tcW w:w="0" w:type="auto"/>
+            <w:vAlign w:val="center"/>
+            <w:hideMark/>
+          </w:tcPr>
+          <w:p>
+            <w:pPr>
+              <w:spacing w:after="0" w:line="240" w:lineRule="auto"/>
+              <w:rPr>
+                <w:rFonts w:ascii="Times New Roman" w:eastAsia="Times New Roman" w:hAnsi="Times New Roman" w:cs="Times New Roman"/>
+                <w:sz w:val="24"/>
+                <w:szCs w:val="24"/>
+              </w:rPr>
+            </w:pPr>
+            <w:r>
+              <w:rPr>
+                <w:rFonts w:ascii="Times New Roman" w:eastAsia="Times New Roman" w:hAnsi="Times New Roman" w:cs="Times New Roman"/>
+                <w:sz w:val="24"/>
+                <w:szCs w:val="24"/>
+              </w:rPr>
+              <w:t>station</w:t>
+            </w:r>
+          </w:p>
+        </w:tc>
+        <w:tc>
+          <w:tcPr>
+            <w:tcW w:w="0" w:type="auto"/>
+            <w:vAlign w:val="center"/>
+            <w:hideMark/>
+          </w:tcPr>
+          <w:p>
+            <w:pPr>
+              <w:spacing w:after="0" w:line="240" w:lineRule="auto"/>
+              <w:rPr>
+                <w:rFonts w:ascii="Times New Roman" w:eastAsia="Times New Roman" w:hAnsi="Times New Roman" w:cs="Times New Roman"/>
+                <w:sz w:val="24"/>
+                <w:szCs w:val="24"/>
+              </w:rPr>
+            </w:pPr>
+            <w:r>
+              <w:rPr>
+                <w:rFonts w:ascii="Times New Roman" w:eastAsia="Times New Roman" w:hAnsi="Times New Roman" w:cs="Times New Roman"/>
+                <w:sz w:val="24"/>
+                <w:szCs w:val="24"/>
+              </w:rPr>
+              <w:t>0.2464</w:t>
+            </w:r>
+          </w:p>
+        </w:tc>
+      </w:tr>
+      <w:tr>
+        <w:trPr>
+          <w:tblCellSpacing w:w="15" w:type="dxa"/>
+        </w:trPr>
+        <w:tc>
+          <w:tcPr>
+            <w:tcW w:w="0" w:type="auto"/>
+            <w:vAlign w:val="center"/>
+            <w:hideMark/>
+          </w:tcPr>
+          <w:p>
+            <w:pPr>
+              <w:spacing w:after="0" w:line="240" w:lineRule="auto"/>
+              <w:rPr>
+                <w:rFonts w:ascii="Times New Roman" w:eastAsia="Times New Roman" w:hAnsi="Times New Roman" w:cs="Times New Roman"/>
+                <w:sz w:val="24"/>
+                <w:szCs w:val="24"/>
+              </w:rPr>
+            </w:pPr>
+            <w:r>
+              <w:rPr>
+                <w:rFonts w:ascii="Times New Roman" w:eastAsia="Times New Roman" w:hAnsi="Times New Roman" w:cs="Times New Roman"/>
+                <w:sz w:val="24"/>
+                <w:szCs w:val="24"/>
+              </w:rPr>
+              <w:t>Murphy</w:t>
+            </w:r>
+          </w:p>
+        </w:tc>
+        <w:tc>
+          <w:tcPr>
+            <w:tcW w:w="0" w:type="auto"/>
+            <w:vAlign w:val="center"/>
+            <w:hideMark/>
+          </w:tcPr>
+          <w:p>
+            <w:pPr>
+              <w:spacing w:after="0" w:line="240" w:lineRule="auto"/>
+              <w:rPr>
+                <w:rFonts w:ascii="Times New Roman" w:eastAsia="Times New Roman" w:hAnsi="Times New Roman" w:cs="Times New Roman"/>
+                <w:sz w:val="24"/>
+                <w:szCs w:val="24"/>
+              </w:rPr>
+            </w:pPr>
+            <w:r>
+              <w:rPr>
+                <w:rFonts w:ascii="Times New Roman" w:eastAsia="Times New Roman" w:hAnsi="Times New Roman" w:cs="Times New Roman"/>
+                <w:sz w:val="24"/>
+                <w:szCs w:val="24"/>
+              </w:rPr>
+              <w:t>0.2528</w:t>
+            </w:r>
+          </w:p>
+        </w:tc>
+      </w:tr>
+    </w:tbl>
+    <w:p>
+      <w:pPr>
+        <w:spacing w:before="100" w:beforeAutospacing="1" w:after="100" w:afterAutospacing="1" w:line="240" w:lineRule="auto"/>
+        <w:ind w:left="1440"/>
+        <w:rPr>
+          <w:b/>
+          <w:bCs/>
+          <w:sz w:val="24"/>
+          <w:szCs w:val="24"/>
+        </w:rPr>
+      </w:pPr>
+      <w:r>
+        <w:rPr>
+          <w:rFonts w:ascii="Times New Roman" w:eastAsia="Times New Roman" w:hAnsi="Times New Roman" w:cs="Times New Roman"/>
+          <w:b/>
+          <w:bCs/>
+          <w:sz w:val="24"/>
+          <w:szCs w:val="24"/>
+        </w:rPr>
+        <w:t xml:space="preserve"> </w:t>
+      </w:r>
+      <w:r>
+        <w:rPr>
+          <w:b/>
+          <w:bCs/>
+          <w:sz w:val="24"/>
+          <w:szCs w:val="24"/>
+        </w:rPr>
+        <w:t>The weights sum to 1</w:t>
+      </w:r>
+    </w:p>
+    <w:p>
+      <w:pPr>
+        <w:spacing w:before="100" w:beforeAutospacing="1" w:after="100" w:afterAutospacing="1" w:line="240" w:lineRule="auto"/>
+        <w:ind w:left="1440"/>
+        <w:rPr>
+          <w:rFonts w:ascii="Times New Roman" w:eastAsia="Times New Roman" w:hAnsi="Times New Roman" w:cs="Times New Roman"/>
+          <w:sz w:val="24"/>
+          <w:szCs w:val="24"/>
+        </w:rPr>
+      </w:pPr>
+      <m:oMathPara>
+        <m:oMath>
+          <m:r>
+            <w:rPr>
+              <w:rFonts w:ascii="Cambria Math" w:eastAsia="Times New Roman" w:hAnsi="Cambria Math" w:cs="Times New Roman"/>
+              <w:sz w:val="24"/>
+              <w:szCs w:val="24"/>
+            </w:rPr>
+            <m:t>0.2616+0.2392+0.2464+0.2528=1</m:t>
+          </m:r>
+          <m:r>
+            <w:rPr>
+              <w:rFonts w:ascii="Times New Roman" w:eastAsia="Times New Roman" w:hAnsi="Times New Roman" w:cs="Times New Roman"/>
+              <w:i/>
+              <w:sz w:val="24"/>
+              <w:szCs w:val="24"/>
+            </w:rPr>
+            <w:br/>
+          </m:r>
+        </m:oMath>
+      </m:oMathPara>
+    </w:p>
+    <w:p>
+      <w:pPr>
+        <w:pStyle w:val="Heading4"/>
+      </w:pPr>
+      <w:r>
+        <w:t xml:space="preserve">Row 2 </w:t>
+      </w:r>
+      <w:proofErr w:type="spellStart"/>
+      <w:r>
+        <w:t>Softmax</w:t>
+      </w:r>
+      <w:proofErr w:type="spellEnd"/>
+    </w:p>
+    <w:p>
+      <w:pPr>
+        <w:spacing w:before="100" w:beforeAutospacing="1" w:after="100" w:afterAutospacing="1" w:line="240" w:lineRule="auto"/>
+        <w:ind w:left="720"/>
+        <w:rPr>
+          <w:b/>
+          <w:bCs/>
+          <w:sz w:val="24"/>
+          <w:szCs w:val="24"/>
+          <w:u w:val="single"/>
+        </w:rPr>
+      </w:pPr>
+      <w:r>
+        <w:rPr>
+          <w:rFonts w:ascii="Times New Roman" w:eastAsia="Times New Roman" w:hAnsi="Times New Roman" w:cs="Times New Roman"/>
+          <w:sz w:val="24"/>
+          <w:szCs w:val="24"/>
+        </w:rPr>
+        <w:t>Row:</w:t>
+      </w:r>
+      <w:r>
+        <w:rPr>
+          <w:rFonts w:ascii="Times New Roman" w:eastAsia="Times New Roman" w:hAnsi="Times New Roman" w:cs="Times New Roman"/>
+          <w:sz w:val="24"/>
+          <w:szCs w:val="24"/>
+        </w:rPr>
+        <w:t xml:space="preserve">  </w:t>
+      </w:r>
+      <m:oMath>
+        <m:d>
+          <m:dPr>
+            <m:begChr m:val="["/>
+            <m:sepChr m:val=","/>
+            <m:endChr m:val="]"/>
+            <m:ctrlPr>
+              <w:rPr>
+                <w:rFonts w:ascii="Cambria Math" w:eastAsia="Times New Roman" w:hAnsi="Cambria Math" w:cs="Times New Roman"/>
+                <w:sz w:val="24"/>
+                <w:szCs w:val="24"/>
+              </w:rPr>
+            </m:ctrlPr>
+          </m:dPr>
+          <m:e>
+            <m:r>
+              <w:rPr>
+                <w:rFonts w:ascii="Cambria Math" w:eastAsia="Times New Roman" w:hAnsi="Cambria Math" w:cs="Times New Roman"/>
+                <w:sz w:val="24"/>
+                <w:szCs w:val="24"/>
+              </w:rPr>
+              <m:t>0.2618</m:t>
+            </m:r>
+          </m:e>
+          <m:e>
+            <m:r>
+              <m:rPr>
+                <m:nor/>
+              </m:rPr>
+              <w:rPr>
+                <w:rFonts w:ascii="Times New Roman" w:eastAsia="Times New Roman" w:hAnsi="Times New Roman" w:cs="Times New Roman"/>
+                <w:sz w:val="24"/>
+                <w:szCs w:val="24"/>
+              </w:rPr>
+              <m:t>  </m:t>
+            </m:r>
+            <m:r>
+              <w:rPr>
+                <w:rFonts w:ascii="Cambria Math" w:eastAsia="Times New Roman" w:hAnsi="Cambria Math" w:cs="Times New Roman"/>
+                <w:sz w:val="24"/>
+                <w:szCs w:val="24"/>
+              </w:rPr>
+              <m:t>0.1855</m:t>
+            </m:r>
+          </m:e>
+          <m:e>
+            <m:r>
+              <m:rPr>
+                <m:nor/>
+              </m:rPr>
+              <w:rPr>
+                <w:rFonts w:ascii="Times New Roman" w:eastAsia="Times New Roman" w:hAnsi="Times New Roman" w:cs="Times New Roman"/>
+                <w:sz w:val="24"/>
+                <w:szCs w:val="24"/>
+              </w:rPr>
+              <m:t>  </m:t>
+            </m:r>
+            <m:r>
+              <w:rPr>
+                <w:rFonts w:ascii="Cambria Math" w:eastAsia="Times New Roman" w:hAnsi="Cambria Math" w:cs="Times New Roman"/>
+                <w:sz w:val="24"/>
+                <w:szCs w:val="24"/>
+              </w:rPr>
+              <m:t>0.2109</m:t>
+            </m:r>
+          </m:e>
+          <m:e>
+            <m:r>
+              <m:rPr>
+                <m:nor/>
+              </m:rPr>
+              <w:rPr>
+                <w:rFonts w:ascii="Times New Roman" w:eastAsia="Times New Roman" w:hAnsi="Times New Roman" w:cs="Times New Roman"/>
+                <w:sz w:val="24"/>
+                <w:szCs w:val="24"/>
+              </w:rPr>
+              <m:t>  </m:t>
+            </m:r>
+            <m:r>
+              <w:rPr>
+                <w:rFonts w:ascii="Cambria Math" w:eastAsia="Times New Roman" w:hAnsi="Cambria Math" w:cs="Times New Roman"/>
+                <w:sz w:val="24"/>
+                <w:szCs w:val="24"/>
+              </w:rPr>
+              <m:t>0.2310</m:t>
+            </m:r>
+          </m:e>
+        </m:d>
+      </m:oMath>
+      <w:r>
+        <w:rPr>
+          <w:rFonts w:ascii="Cambria Math" w:eastAsia="Times New Roman" w:hAnsi="Cambria Math" w:cs="Times New Roman"/>
+          <w:sz w:val="24"/>
+          <w:szCs w:val="24"/>
+        </w:rPr>
+        <w:br/>
+      </w:r>
+      <w:r>
+        <w:rPr>
+          <w:b/>
+          <w:bCs/>
+          <w:sz w:val="24"/>
+          <w:szCs w:val="24"/>
+          <w:u w:val="single"/>
+        </w:rPr>
+        <w:t>Step 1: Subtract max</w:t>
+      </w:r>
+    </w:p>
+    <w:p>
+      <w:pPr>
+        <w:spacing w:before="100" w:beforeAutospacing="1" w:after="100" w:afterAutospacing="1" w:line="240" w:lineRule="auto"/>
+        <w:ind w:left="1440"/>
+        <w:rPr>
+          <w:rFonts w:ascii="Times New Roman" w:eastAsia="Times New Roman" w:hAnsi="Times New Roman" w:cs="Times New Roman"/>
+          <w:sz w:val="24"/>
+          <w:szCs w:val="24"/>
+        </w:rPr>
+      </w:pPr>
+      <w:r>
+        <w:rPr>
+          <w:rFonts w:ascii="Times New Roman" w:eastAsia="Times New Roman" w:hAnsi="Times New Roman" w:cs="Times New Roman"/>
+          <w:sz w:val="24"/>
+          <w:szCs w:val="24"/>
+        </w:rPr>
+        <w:t>Max = 0.2618</w:t>
+      </w:r>
+    </w:p>
+    <w:p>
+      <w:pPr>
+        <w:spacing w:after="0" w:line="240" w:lineRule="auto"/>
+        <w:ind w:left="1440"/>
+        <w:rPr>
+          <w:rFonts w:ascii="Times New Roman" w:eastAsia="Times New Roman" w:hAnsi="Times New Roman" w:cs="Times New Roman"/>
+          <w:sz w:val="24"/>
+          <w:szCs w:val="24"/>
+        </w:rPr>
+      </w:pPr>
+      <m:oMathPara>
+        <m:oMathParaPr>
+          <m:jc m:val="left"/>
+        </m:oMathParaPr>
+        <m:oMath>
+          <m:d>
+            <m:dPr>
+              <m:begChr m:val="["/>
+              <m:endChr m:val="]"/>
+              <m:ctrlPr>
+                <w:rPr>
+                  <w:rFonts w:ascii="Cambria Math" w:eastAsia="Times New Roman" w:hAnsi="Cambria Math" w:cs="Times New Roman"/>
+                  <w:sz w:val="24"/>
+                  <w:szCs w:val="24"/>
+                </w:rPr>
+              </m:ctrlPr>
+            </m:dPr>
+            <m:e>
+              <m:r>
+                <w:rPr>
+                  <w:rFonts w:ascii="Cambria Math" w:eastAsia="Times New Roman" w:hAnsi="Cambria Math" w:cs="Times New Roman"/>
+                  <w:sz w:val="24"/>
+                  <w:szCs w:val="24"/>
+                </w:rPr>
+                <m:t>0,</m:t>
+              </m:r>
+              <m:r>
+                <m:rPr>
+                  <m:nor/>
+                </m:rPr>
+                <w:rPr>
+                  <w:rFonts w:ascii="Times New Roman" w:eastAsia="Times New Roman" w:hAnsi="Times New Roman" w:cs="Times New Roman"/>
+                  <w:sz w:val="24"/>
+                  <w:szCs w:val="24"/>
+                </w:rPr>
+                <m:t>  </m:t>
+              </m:r>
+              <m:r>
+                <w:rPr>
+                  <w:rFonts w:ascii="Cambria Math" w:eastAsia="Times New Roman" w:hAnsi="Cambria Math" w:cs="Times New Roman"/>
+                  <w:sz w:val="24"/>
+                  <w:szCs w:val="24"/>
+                </w:rPr>
+                <m:t>-0.0763,</m:t>
+              </m:r>
+              <m:r>
+                <m:rPr>
+                  <m:nor/>
+                </m:rPr>
+                <w:rPr>
+                  <w:rFonts w:ascii="Times New Roman" w:eastAsia="Times New Roman" w:hAnsi="Times New Roman" w:cs="Times New Roman"/>
+                  <w:sz w:val="24"/>
+                  <w:szCs w:val="24"/>
+                </w:rPr>
+                <m:t>  </m:t>
+              </m:r>
+              <m:r>
+                <w:rPr>
+                  <w:rFonts w:ascii="Cambria Math" w:eastAsia="Times New Roman" w:hAnsi="Cambria Math" w:cs="Times New Roman"/>
+                  <w:sz w:val="24"/>
+                  <w:szCs w:val="24"/>
+                </w:rPr>
+                <m:t>-0.0509,</m:t>
+              </m:r>
+              <m:r>
+                <m:rPr>
+                  <m:nor/>
+                </m:rPr>
+                <w:rPr>
+                  <w:rFonts w:ascii="Times New Roman" w:eastAsia="Times New Roman" w:hAnsi="Times New Roman" w:cs="Times New Roman"/>
+                  <w:sz w:val="24"/>
+                  <w:szCs w:val="24"/>
+                </w:rPr>
+                <m:t>  </m:t>
+              </m:r>
+              <m:r>
+                <w:rPr>
+                  <w:rFonts w:ascii="Cambria Math" w:eastAsia="Times New Roman" w:hAnsi="Cambria Math" w:cs="Times New Roman"/>
+                  <w:sz w:val="24"/>
+                  <w:szCs w:val="24"/>
+                </w:rPr>
+                <m:t>-0.0308</m:t>
+              </m:r>
+            </m:e>
+          </m:d>
+          <m:r>
+            <w:rPr>
+              <w:rFonts w:ascii="Cambria Math" w:eastAsia="Times New Roman" w:hAnsi="Cambria Math" w:cs="Times New Roman"/>
+              <w:sz w:val="24"/>
+              <w:szCs w:val="24"/>
+            </w:rPr>
+            <w:br/>
+          </m:r>
+        </m:oMath>
+      </m:oMathPara>
+    </w:p>
+    <w:p>
+      <w:pPr>
+        <w:ind w:left="720"/>
+        <w:rPr>
+          <w:b/>
+          <w:bCs/>
+          <w:sz w:val="24"/>
+          <w:szCs w:val="24"/>
+          <w:u w:val="single"/>
+        </w:rPr>
+      </w:pPr>
+      <w:r>
+        <w:rPr>
+          <w:b/>
+          <w:bCs/>
+          <w:sz w:val="24"/>
+          <w:szCs w:val="24"/>
+          <w:u w:val="single"/>
+        </w:rPr>
+        <w:t>Step 2: Exponentials</w:t>
+      </w:r>
+    </w:p>
+    <w:p>
+      <w:pPr>
+        <w:spacing w:after="0" w:line="240" w:lineRule="auto"/>
+        <w:ind w:left="1440"/>
+        <w:rPr>
+          <w:rFonts w:ascii="Times New Roman" w:eastAsia="Times New Roman" w:hAnsi="Times New Roman" w:cs="Times New Roman"/>
+          <w:sz w:val="24"/>
+          <w:szCs w:val="24"/>
+        </w:rPr>
+      </w:pPr>
+      <m:oMathPara>
+        <m:oMathParaPr>
+          <m:jc m:val="left"/>
+        </m:oMathParaPr>
+        <m:oMath>
+          <m:sSup>
+            <m:sSupPr>
+              <m:ctrlPr>
+                <w:rPr>
+                  <w:rFonts w:ascii="Cambria Math" w:eastAsia="Times New Roman" w:hAnsi="Cambria Math" w:cs="Times New Roman"/>
+                  <w:sz w:val="24"/>
+                  <w:szCs w:val="24"/>
+                </w:rPr>
+              </m:ctrlPr>
+            </m:sSupPr>
+            <m:e>
+              <m:r>
+                <w:rPr>
+                  <w:rFonts w:ascii="Cambria Math" w:eastAsia="Times New Roman" w:hAnsi="Cambria Math" w:cs="Times New Roman"/>
+                  <w:sz w:val="24"/>
+                  <w:szCs w:val="24"/>
+                </w:rPr>
+                <m:t>e</m:t>
+              </m:r>
+            </m:e>
+            <m:sup>
+              <m:r>
+                <w:rPr>
+                  <w:rFonts w:ascii="Cambria Math" w:eastAsia="Times New Roman" w:hAnsi="Cambria Math" w:cs="Times New Roman"/>
+                  <w:sz w:val="24"/>
+                  <w:szCs w:val="24"/>
+                </w:rPr>
+                <m:t>0</m:t>
+              </m:r>
+            </m:sup>
+          </m:sSup>
+          <m:r>
+            <w:rPr>
+              <w:rFonts w:ascii="Cambria Math" w:eastAsia="Times New Roman" w:hAnsi="Cambria Math" w:cs="Times New Roman"/>
+              <w:sz w:val="24"/>
+              <w:szCs w:val="24"/>
+            </w:rPr>
+            <m:t>=</m:t>
+          </m:r>
+          <m:r>
+            <w:rPr>
+              <w:rFonts w:ascii="Cambria Math" w:eastAsia="Times New Roman" w:hAnsi="Cambria Math" w:cs="Times New Roman"/>
+              <w:sz w:val="24"/>
+              <w:szCs w:val="24"/>
+            </w:rPr>
+            <m:t>1</m:t>
+          </m:r>
+          <m:r>
+            <w:rPr>
+              <w:rFonts w:ascii="Cambria Math" w:eastAsia="Times New Roman" w:hAnsi="Cambria Math" w:cs="Times New Roman"/>
+              <w:i/>
+              <w:sz w:val="24"/>
+              <w:szCs w:val="24"/>
+            </w:rPr>
+            <w:br/>
+          </m:r>
+        </m:oMath>
+        <m:oMath>
+          <m:sSup>
+            <m:sSupPr>
+              <m:ctrlPr>
+                <w:rPr>
+                  <w:rFonts w:ascii="Cambria Math" w:eastAsia="Times New Roman" w:hAnsi="Cambria Math" w:cs="Times New Roman"/>
+                  <w:sz w:val="24"/>
+                  <w:szCs w:val="24"/>
+                </w:rPr>
+              </m:ctrlPr>
+            </m:sSupPr>
+            <m:e>
+              <m:r>
+                <w:rPr>
+                  <w:rFonts w:ascii="Cambria Math" w:eastAsia="Times New Roman" w:hAnsi="Cambria Math" w:cs="Times New Roman"/>
+                  <w:sz w:val="24"/>
+                  <w:szCs w:val="24"/>
+                </w:rPr>
+                <m:t>e</m:t>
+              </m:r>
+            </m:e>
+            <m:sup>
+              <m:r>
+                <w:rPr>
+                  <w:rFonts w:ascii="Cambria Math" w:eastAsia="Times New Roman" w:hAnsi="Cambria Math" w:cs="Times New Roman"/>
+                  <w:sz w:val="24"/>
+                  <w:szCs w:val="24"/>
+                </w:rPr>
+                <m:t>-0.0763</m:t>
+              </m:r>
+            </m:sup>
+          </m:sSup>
+          <m:r>
+            <w:rPr>
+              <w:rFonts w:ascii="Cambria Math" w:eastAsia="Times New Roman" w:hAnsi="Cambria Math" w:cs="Times New Roman"/>
+              <w:sz w:val="24"/>
+              <w:szCs w:val="24"/>
+            </w:rPr>
+            <m:t>≈0.9265</m:t>
+          </m:r>
+          <m:r>
+            <w:rPr>
+              <w:rFonts w:ascii="Cambria Math" w:eastAsia="Times New Roman" w:hAnsi="Cambria Math" w:cs="Times New Roman"/>
+              <w:i/>
+              <w:sz w:val="24"/>
+              <w:szCs w:val="24"/>
+            </w:rPr>
+            <w:br/>
+          </m:r>
+        </m:oMath>
+        <m:oMath>
+          <m:sSup>
+            <m:sSupPr>
+              <m:ctrlPr>
+                <w:rPr>
+                  <w:rFonts w:ascii="Cambria Math" w:eastAsia="Times New Roman" w:hAnsi="Cambria Math" w:cs="Times New Roman"/>
+                  <w:sz w:val="24"/>
+                  <w:szCs w:val="24"/>
+                </w:rPr>
+              </m:ctrlPr>
+            </m:sSupPr>
+            <m:e>
+              <m:r>
+                <w:rPr>
+                  <w:rFonts w:ascii="Cambria Math" w:eastAsia="Times New Roman" w:hAnsi="Cambria Math" w:cs="Times New Roman"/>
+                  <w:sz w:val="24"/>
+                  <w:szCs w:val="24"/>
+                </w:rPr>
+                <m:t>e</m:t>
+              </m:r>
+            </m:e>
+            <m:sup>
+              <m:r>
+                <w:rPr>
+                  <w:rFonts w:ascii="Cambria Math" w:eastAsia="Times New Roman" w:hAnsi="Cambria Math" w:cs="Times New Roman"/>
+                  <w:sz w:val="24"/>
+                  <w:szCs w:val="24"/>
+                </w:rPr>
+                <m:t>-0.0509</m:t>
+              </m:r>
+            </m:sup>
+          </m:sSup>
+          <m:r>
+            <w:rPr>
+              <w:rFonts w:ascii="Cambria Math" w:eastAsia="Times New Roman" w:hAnsi="Cambria Math" w:cs="Times New Roman"/>
+              <w:sz w:val="24"/>
+              <w:szCs w:val="24"/>
+            </w:rPr>
+            <m:t>≈0.9504</m:t>
+          </m:r>
+          <m:r>
+            <w:rPr>
+              <w:rFonts w:ascii="Cambria Math" w:eastAsia="Times New Roman" w:hAnsi="Cambria Math" w:cs="Times New Roman"/>
+              <w:i/>
+              <w:sz w:val="24"/>
+              <w:szCs w:val="24"/>
+            </w:rPr>
+            <w:br/>
+          </m:r>
+        </m:oMath>
+        <m:oMath>
+          <m:sSup>
+            <m:sSupPr>
+              <m:ctrlPr>
+                <w:rPr>
+                  <w:rFonts w:ascii="Cambria Math" w:eastAsia="Times New Roman" w:hAnsi="Cambria Math" w:cs="Times New Roman"/>
+                  <w:sz w:val="24"/>
+                  <w:szCs w:val="24"/>
+                </w:rPr>
+              </m:ctrlPr>
+            </m:sSupPr>
+            <m:e>
+              <m:r>
+                <w:rPr>
+                  <w:rFonts w:ascii="Cambria Math" w:eastAsia="Times New Roman" w:hAnsi="Cambria Math" w:cs="Times New Roman"/>
+                  <w:sz w:val="24"/>
+                  <w:szCs w:val="24"/>
+                </w:rPr>
+                <m:t>e</m:t>
+              </m:r>
+            </m:e>
+            <m:sup>
+              <m:r>
+                <w:rPr>
+                  <w:rFonts w:ascii="Cambria Math" w:eastAsia="Times New Roman" w:hAnsi="Cambria Math" w:cs="Times New Roman"/>
+                  <w:sz w:val="24"/>
+                  <w:szCs w:val="24"/>
+                </w:rPr>
+                <m:t>-0.0308</m:t>
+              </m:r>
+            </m:sup>
+          </m:sSup>
+          <m:r>
+            <w:rPr>
+              <w:rFonts w:ascii="Cambria Math" w:eastAsia="Times New Roman" w:hAnsi="Cambria Math" w:cs="Times New Roman"/>
+              <w:sz w:val="24"/>
+              <w:szCs w:val="24"/>
+            </w:rPr>
+            <m:t>≈0.9697</m:t>
+          </m:r>
+          <m:r>
+            <w:rPr>
+              <w:rFonts w:ascii="Cambria Math" w:eastAsia="Times New Roman" w:hAnsi="Cambria Math" w:cs="Times New Roman"/>
+              <w:i/>
+              <w:sz w:val="24"/>
+              <w:szCs w:val="24"/>
+            </w:rPr>
+            <w:br/>
+          </m:r>
+        </m:oMath>
+      </m:oMathPara>
+    </w:p>
+    <w:p>
+      <w:pPr>
+        <w:ind w:left="720"/>
+        <w:rPr>
+          <w:b/>
+          <w:bCs/>
+          <w:sz w:val="24"/>
+          <w:szCs w:val="24"/>
+          <w:u w:val="single"/>
+        </w:rPr>
+      </w:pPr>
+      <w:r>
+        <w:rPr>
+          <w:b/>
+          <w:bCs/>
+          <w:sz w:val="24"/>
+          <w:szCs w:val="24"/>
+          <w:u w:val="single"/>
+        </w:rPr>
+        <w:t>Step 3: Sum</w:t>
+      </w:r>
+    </w:p>
+    <w:p>
+      <w:pPr>
+        <w:spacing w:after="0" w:line="240" w:lineRule="auto"/>
+        <w:ind w:left="1440"/>
+        <w:rPr>
+          <w:rFonts w:ascii="Times New Roman" w:eastAsia="Times New Roman" w:hAnsi="Times New Roman" w:cs="Times New Roman"/>
+          <w:sz w:val="24"/>
+          <w:szCs w:val="24"/>
+        </w:rPr>
+      </w:pPr>
+      <m:oMathPara>
+        <m:oMathParaPr>
+          <m:jc m:val="left"/>
+        </m:oMathParaPr>
+        <m:oMath>
+          <m:r>
+            <w:rPr>
+              <w:rFonts w:ascii="Cambria Math" w:eastAsia="Times New Roman" w:hAnsi="Cambria Math" w:cs="Times New Roman"/>
+              <w:sz w:val="24"/>
+              <w:szCs w:val="24"/>
+            </w:rPr>
+            <m:t>S=1+0.9265+0.9504+0.969</m:t>
+          </m:r>
+          <m:r>
+            <w:rPr>
+              <w:rFonts w:ascii="Cambria Math" w:eastAsia="Times New Roman" w:hAnsi="Cambria Math" w:cs="Times New Roman"/>
+              <w:sz w:val="24"/>
+              <w:szCs w:val="24"/>
+            </w:rPr>
+            <m:t>7</m:t>
+          </m:r>
+          <m:r>
+            <w:rPr>
+              <w:rFonts w:ascii="Cambria Math" w:eastAsia="Times New Roman" w:hAnsi="Cambria Math" w:cs="Times New Roman"/>
+              <w:i/>
+              <w:sz w:val="24"/>
+              <w:szCs w:val="24"/>
+            </w:rPr>
+            <w:br/>
+          </m:r>
+        </m:oMath>
+        <m:oMath>
+          <m:r>
+            <w:rPr>
+              <w:rFonts w:ascii="Cambria Math" w:eastAsia="Times New Roman" w:hAnsi="Cambria Math" w:cs="Times New Roman"/>
+              <w:sz w:val="24"/>
+              <w:szCs w:val="24"/>
+            </w:rPr>
+            <m:t>S=3.8466</m:t>
+          </m:r>
+          <m:r>
+            <w:rPr>
+              <w:rFonts w:ascii="Cambria Math" w:eastAsia="Times New Roman" w:hAnsi="Cambria Math" w:cs="Times New Roman"/>
+              <w:i/>
+              <w:sz w:val="24"/>
+              <w:szCs w:val="24"/>
+            </w:rPr>
+            <w:br/>
+          </m:r>
+        </m:oMath>
+      </m:oMathPara>
+    </w:p>
+    <w:p>
+      <w:pPr>
+        <w:ind w:left="720"/>
+        <w:rPr>
+          <w:b/>
+          <w:bCs/>
+          <w:sz w:val="24"/>
+          <w:szCs w:val="24"/>
+          <w:u w:val="single"/>
+        </w:rPr>
+      </w:pPr>
+      <w:r>
+        <w:rPr>
+          <w:b/>
+          <w:bCs/>
+          <w:sz w:val="24"/>
+          <w:szCs w:val="24"/>
+          <w:u w:val="single"/>
+        </w:rPr>
+        <w:lastRenderedPageBreak/>
+        <w:t>Step 4: Normalize</w:t>
+      </w:r>
+    </w:p>
+    <w:p>
+      <w:pPr>
+        <w:spacing w:after="0" w:line="240" w:lineRule="auto"/>
+        <w:rPr>
+          <w:rFonts w:ascii="Times New Roman" w:eastAsia="Times New Roman" w:hAnsi="Times New Roman" w:cs="Times New Roman"/>
+          <w:sz w:val="24"/>
+          <w:szCs w:val="24"/>
+        </w:rPr>
+      </w:pPr>
+      <m:oMathPara>
+        <m:oMath>
+          <m:d>
+            <m:dPr>
+              <m:begChr m:val="["/>
+              <m:sepChr m:val=","/>
+              <m:endChr m:val="]"/>
+              <m:ctrlPr>
+                <w:rPr>
+                  <w:rFonts w:ascii="Cambria Math" w:eastAsia="Times New Roman" w:hAnsi="Cambria Math" w:cs="Times New Roman"/>
+                  <w:sz w:val="24"/>
+                  <w:szCs w:val="24"/>
+                </w:rPr>
+              </m:ctrlPr>
+            </m:dPr>
+            <m:e>
+              <m:r>
+                <w:rPr>
+                  <w:rFonts w:ascii="Cambria Math" w:eastAsia="Times New Roman" w:hAnsi="Cambria Math" w:cs="Times New Roman"/>
+                  <w:sz w:val="24"/>
+                  <w:szCs w:val="24"/>
+                </w:rPr>
+                <m:t>1</m:t>
+              </m:r>
+              <m:r>
+                <m:rPr>
+                  <m:sty m:val="p"/>
+                </m:rPr>
+                <w:rPr>
+                  <w:rFonts w:ascii="Cambria Math" w:eastAsia="Times New Roman" w:hAnsi="Cambria Math" w:cs="Times New Roman"/>
+                  <w:sz w:val="24"/>
+                  <w:szCs w:val="24"/>
+                </w:rPr>
+                <m:t>/</m:t>
+              </m:r>
+              <m:r>
+                <w:rPr>
+                  <w:rFonts w:ascii="Cambria Math" w:eastAsia="Times New Roman" w:hAnsi="Cambria Math" w:cs="Times New Roman"/>
+                  <w:sz w:val="24"/>
+                  <w:szCs w:val="24"/>
+                </w:rPr>
+                <m:t>3.8466</m:t>
+              </m:r>
+            </m:e>
+            <m:e>
+              <m:r>
+                <m:rPr>
+                  <m:nor/>
+                </m:rPr>
+                <w:rPr>
+                  <w:rFonts w:ascii="Times New Roman" w:eastAsia="Times New Roman" w:hAnsi="Times New Roman" w:cs="Times New Roman"/>
+                  <w:sz w:val="24"/>
+                  <w:szCs w:val="24"/>
+                </w:rPr>
+                <m:t>  </m:t>
+              </m:r>
+              <m:r>
+                <w:rPr>
+                  <w:rFonts w:ascii="Cambria Math" w:eastAsia="Times New Roman" w:hAnsi="Cambria Math" w:cs="Times New Roman"/>
+                  <w:sz w:val="24"/>
+                  <w:szCs w:val="24"/>
+                </w:rPr>
+                <m:t>0.9265</m:t>
+              </m:r>
+              <m:r>
+                <m:rPr>
+                  <m:sty m:val="p"/>
+                </m:rPr>
+                <w:rPr>
+                  <w:rFonts w:ascii="Cambria Math" w:eastAsia="Times New Roman" w:hAnsi="Cambria Math" w:cs="Times New Roman"/>
+                  <w:sz w:val="24"/>
+                  <w:szCs w:val="24"/>
+                </w:rPr>
+                <m:t>/</m:t>
+              </m:r>
+              <m:r>
+                <w:rPr>
+                  <w:rFonts w:ascii="Cambria Math" w:eastAsia="Times New Roman" w:hAnsi="Cambria Math" w:cs="Times New Roman"/>
+                  <w:sz w:val="24"/>
+                  <w:szCs w:val="24"/>
+                </w:rPr>
+                <m:t>3.8466</m:t>
+              </m:r>
+            </m:e>
+            <m:e>
+              <m:r>
+                <m:rPr>
+                  <m:nor/>
+                </m:rPr>
+                <w:rPr>
+                  <w:rFonts w:ascii="Times New Roman" w:eastAsia="Times New Roman" w:hAnsi="Times New Roman" w:cs="Times New Roman"/>
+                  <w:sz w:val="24"/>
+                  <w:szCs w:val="24"/>
+                </w:rPr>
+                <m:t>  </m:t>
+              </m:r>
+              <m:r>
+                <w:rPr>
+                  <w:rFonts w:ascii="Cambria Math" w:eastAsia="Times New Roman" w:hAnsi="Cambria Math" w:cs="Times New Roman"/>
+                  <w:sz w:val="24"/>
+                  <w:szCs w:val="24"/>
+                </w:rPr>
+                <m:t>0.9504</m:t>
+              </m:r>
+              <m:r>
+                <m:rPr>
+                  <m:sty m:val="p"/>
+                </m:rPr>
+                <w:rPr>
+                  <w:rFonts w:ascii="Cambria Math" w:eastAsia="Times New Roman" w:hAnsi="Cambria Math" w:cs="Times New Roman"/>
+                  <w:sz w:val="24"/>
+                  <w:szCs w:val="24"/>
+                </w:rPr>
+                <m:t>/</m:t>
+              </m:r>
+              <m:r>
+                <w:rPr>
+                  <w:rFonts w:ascii="Cambria Math" w:eastAsia="Times New Roman" w:hAnsi="Cambria Math" w:cs="Times New Roman"/>
+                  <w:sz w:val="24"/>
+                  <w:szCs w:val="24"/>
+                </w:rPr>
+                <m:t>3.8466</m:t>
+              </m:r>
+            </m:e>
+            <m:e>
+              <m:r>
+                <m:rPr>
+                  <m:nor/>
+                </m:rPr>
+                <w:rPr>
+                  <w:rFonts w:ascii="Times New Roman" w:eastAsia="Times New Roman" w:hAnsi="Times New Roman" w:cs="Times New Roman"/>
+                  <w:sz w:val="24"/>
+                  <w:szCs w:val="24"/>
+                </w:rPr>
+                <m:t>  </m:t>
+              </m:r>
+              <m:r>
+                <w:rPr>
+                  <w:rFonts w:ascii="Cambria Math" w:eastAsia="Times New Roman" w:hAnsi="Cambria Math" w:cs="Times New Roman"/>
+                  <w:sz w:val="24"/>
+                  <w:szCs w:val="24"/>
+                </w:rPr>
+                <m:t>0.9697</m:t>
+              </m:r>
+              <m:r>
+                <m:rPr>
+                  <m:sty m:val="p"/>
+                </m:rPr>
+                <w:rPr>
+                  <w:rFonts w:ascii="Cambria Math" w:eastAsia="Times New Roman" w:hAnsi="Cambria Math" w:cs="Times New Roman"/>
+                  <w:sz w:val="24"/>
+                  <w:szCs w:val="24"/>
+                </w:rPr>
+                <m:t>/</m:t>
+              </m:r>
+              <m:r>
+                <w:rPr>
+                  <w:rFonts w:ascii="Cambria Math" w:eastAsia="Times New Roman" w:hAnsi="Cambria Math" w:cs="Times New Roman"/>
+                  <w:sz w:val="24"/>
+                  <w:szCs w:val="24"/>
+                </w:rPr>
+                <m:t>3.8466</m:t>
+              </m:r>
+            </m:e>
+          </m:d>
+          <m:r>
+            <w:rPr>
+              <w:rFonts w:ascii="Cambria Math" w:eastAsia="Times New Roman" w:hAnsi="Cambria Math" w:cs="Times New Roman"/>
+              <w:sz w:val="24"/>
+              <w:szCs w:val="24"/>
+            </w:rPr>
+            <w:br/>
+          </m:r>
+        </m:oMath>
+        <m:oMath>
+          <m:r>
+            <w:rPr>
+              <w:rFonts w:ascii="Cambria Math" w:eastAsia="Times New Roman" w:hAnsi="Cambria Math" w:cs="Times New Roman"/>
+              <w:sz w:val="24"/>
+              <w:szCs w:val="24"/>
+            </w:rPr>
+            <m:t>=[0.2600,</m:t>
+          </m:r>
+          <m:r>
+            <m:rPr>
+              <m:nor/>
+            </m:rPr>
+            <w:rPr>
+              <w:rFonts w:ascii="Times New Roman" w:eastAsia="Times New Roman" w:hAnsi="Times New Roman" w:cs="Times New Roman"/>
+              <w:sz w:val="24"/>
+              <w:szCs w:val="24"/>
+            </w:rPr>
+            <m:t>  </m:t>
+          </m:r>
+          <m:r>
+            <w:rPr>
+              <w:rFonts w:ascii="Cambria Math" w:eastAsia="Times New Roman" w:hAnsi="Cambria Math" w:cs="Times New Roman"/>
+              <w:sz w:val="24"/>
+              <w:szCs w:val="24"/>
+            </w:rPr>
+            <m:t>0.2410,</m:t>
+          </m:r>
+          <m:r>
+            <m:rPr>
+              <m:nor/>
+            </m:rPr>
+            <w:rPr>
+              <w:rFonts w:ascii="Times New Roman" w:eastAsia="Times New Roman" w:hAnsi="Times New Roman" w:cs="Times New Roman"/>
+              <w:sz w:val="24"/>
+              <w:szCs w:val="24"/>
+            </w:rPr>
+            <m:t>  </m:t>
+          </m:r>
+          <m:r>
+            <w:rPr>
+              <w:rFonts w:ascii="Cambria Math" w:eastAsia="Times New Roman" w:hAnsi="Cambria Math" w:cs="Times New Roman"/>
+              <w:sz w:val="24"/>
+              <w:szCs w:val="24"/>
+            </w:rPr>
+            <m:t>0.2472,</m:t>
+          </m:r>
+          <m:r>
+            <m:rPr>
+              <m:nor/>
+            </m:rPr>
+            <w:rPr>
+              <w:rFonts w:ascii="Times New Roman" w:eastAsia="Times New Roman" w:hAnsi="Times New Roman" w:cs="Times New Roman"/>
+              <w:sz w:val="24"/>
+              <w:szCs w:val="24"/>
+            </w:rPr>
+            <m:t>  </m:t>
+          </m:r>
+          <m:r>
+            <w:rPr>
+              <w:rFonts w:ascii="Cambria Math" w:eastAsia="Times New Roman" w:hAnsi="Cambria Math" w:cs="Times New Roman"/>
+              <w:sz w:val="24"/>
+              <w:szCs w:val="24"/>
+            </w:rPr>
+            <m:t>0.2520]</m:t>
+          </m:r>
+          <m:r>
+            <w:rPr>
+              <w:rFonts w:ascii="Cambria Math" w:eastAsia="Times New Roman" w:hAnsi="Cambria Math" w:cs="Times New Roman"/>
+              <w:i/>
+              <w:sz w:val="24"/>
+              <w:szCs w:val="24"/>
+            </w:rPr>
+            <w:br/>
+          </m:r>
+        </m:oMath>
+      </m:oMathPara>
+    </w:p>
+    <w:p>
+      <w:pPr>
+        <w:spacing w:after="0" w:line="240" w:lineRule="auto"/>
+        <w:rPr>
+          <w:rFonts w:ascii="Times New Roman" w:eastAsia="Times New Roman" w:hAnsi="Times New Roman" w:cs="Times New Roman"/>
+          <w:sz w:val="24"/>
+          <w:szCs w:val="24"/>
+        </w:rPr>
+      </w:pPr>
+    </w:p>
+    <w:p>
+      <w:pPr>
+        <w:pStyle w:val="Heading4"/>
+      </w:pPr>
+      <w:r>
+        <w:rPr>
+          <w:rFonts w:ascii="Times New Roman" w:eastAsia="Times New Roman" w:hAnsi="Times New Roman" w:cs="Times New Roman"/>
+          <w:bCs/>
+          <w:kern w:val="36"/>
           <w:sz w:val="48"/>
           <w:szCs w:val="48"/>
         </w:rPr>
-        <w:lastRenderedPageBreak/>
         <w:t xml:space="preserve"> </w:t>
       </w:r>
       <w:r>
+        <w:rPr>
+          <w:rStyle w:val="Heading4Char"/>
+          <w:b/>
+          <w:i/>
+          <w:iCs/>
+        </w:rPr>
+        <w:t xml:space="preserve">Row 3 </w:t>
+      </w:r>
+      <w:proofErr w:type="spellStart"/>
+      <w:r>
+        <w:rPr>
+          <w:rStyle w:val="Heading4Char"/>
+          <w:b/>
+          <w:i/>
+          <w:iCs/>
+        </w:rPr>
+        <w:t>Softmax</w:t>
+      </w:r>
+      <w:proofErr w:type="spellEnd"/>
+    </w:p>
+    <w:p>
+      <w:pPr>
+        <w:spacing w:before="100" w:beforeAutospacing="1" w:after="100" w:afterAutospacing="1" w:line="240" w:lineRule="auto"/>
+        <w:ind w:left="720"/>
+        <w:rPr>
+          <w:b/>
+          <w:bCs/>
+          <w:sz w:val="28"/>
+          <w:szCs w:val="28"/>
+          <w:u w:val="single"/>
+        </w:rPr>
+      </w:pPr>
+      <w:r>
+        <w:rPr>
+          <w:rFonts w:ascii="Times New Roman" w:eastAsia="Times New Roman" w:hAnsi="Times New Roman" w:cs="Times New Roman"/>
+          <w:sz w:val="24"/>
+          <w:szCs w:val="24"/>
+        </w:rPr>
+        <w:t>Row:</w:t>
+      </w:r>
+      <m:oMath>
+        <m:d>
+          <m:dPr>
+            <m:begChr m:val="["/>
+            <m:sepChr m:val=","/>
+            <m:endChr m:val="]"/>
+            <m:ctrlPr>
+              <w:rPr>
+                <w:rFonts w:ascii="Cambria Math" w:eastAsia="Times New Roman" w:hAnsi="Cambria Math" w:cs="Times New Roman"/>
+                <w:sz w:val="24"/>
+                <w:szCs w:val="24"/>
+              </w:rPr>
+            </m:ctrlPr>
+          </m:dPr>
+          <m:e>
+            <m:r>
+              <w:rPr>
+                <w:rFonts w:ascii="Cambria Math" w:eastAsia="Times New Roman" w:hAnsi="Cambria Math" w:cs="Times New Roman"/>
+                <w:sz w:val="24"/>
+                <w:szCs w:val="24"/>
+              </w:rPr>
+              <m:t>0.2910</m:t>
+            </m:r>
+          </m:e>
+          <m:e>
+            <m:r>
+              <m:rPr>
+                <m:nor/>
+              </m:rPr>
+              <w:rPr>
+                <w:rFonts w:ascii="Times New Roman" w:eastAsia="Times New Roman" w:hAnsi="Times New Roman" w:cs="Times New Roman"/>
+                <w:sz w:val="24"/>
+                <w:szCs w:val="24"/>
+              </w:rPr>
+              <m:t>  </m:t>
+            </m:r>
+            <m:r>
+              <w:rPr>
+                <w:rFonts w:ascii="Cambria Math" w:eastAsia="Times New Roman" w:hAnsi="Cambria Math" w:cs="Times New Roman"/>
+                <w:sz w:val="24"/>
+                <w:szCs w:val="24"/>
+              </w:rPr>
+              <m:t>0.2055</m:t>
+            </m:r>
+          </m:e>
+          <m:e>
+            <m:r>
+              <m:rPr>
+                <m:nor/>
+              </m:rPr>
+              <w:rPr>
+                <w:rFonts w:ascii="Times New Roman" w:eastAsia="Times New Roman" w:hAnsi="Times New Roman" w:cs="Times New Roman"/>
+                <w:sz w:val="24"/>
+                <w:szCs w:val="24"/>
+              </w:rPr>
+              <m:t>  </m:t>
+            </m:r>
+            <m:r>
+              <w:rPr>
+                <w:rFonts w:ascii="Cambria Math" w:eastAsia="Times New Roman" w:hAnsi="Cambria Math" w:cs="Times New Roman"/>
+                <w:sz w:val="24"/>
+                <w:szCs w:val="24"/>
+              </w:rPr>
+              <m:t>0.2336</m:t>
+            </m:r>
+          </m:e>
+          <m:e>
+            <m:r>
+              <m:rPr>
+                <m:nor/>
+              </m:rPr>
+              <w:rPr>
+                <w:rFonts w:ascii="Times New Roman" w:eastAsia="Times New Roman" w:hAnsi="Times New Roman" w:cs="Times New Roman"/>
+                <w:sz w:val="24"/>
+                <w:szCs w:val="24"/>
+              </w:rPr>
+              <m:t>  </m:t>
+            </m:r>
+            <m:r>
+              <w:rPr>
+                <w:rFonts w:ascii="Cambria Math" w:eastAsia="Times New Roman" w:hAnsi="Cambria Math" w:cs="Times New Roman"/>
+                <w:sz w:val="24"/>
+                <w:szCs w:val="24"/>
+              </w:rPr>
+              <m:t>0.2572</m:t>
+            </m:r>
+          </m:e>
+        </m:d>
+      </m:oMath>
+      <w:r>
+        <w:rPr>
+          <w:rFonts w:ascii="Cambria Math" w:eastAsia="Times New Roman" w:hAnsi="Cambria Math" w:cs="Times New Roman"/>
+          <w:sz w:val="24"/>
+          <w:szCs w:val="24"/>
+        </w:rPr>
+        <w:br/>
+      </w:r>
+      <w:r>
+        <w:rPr>
+          <w:b/>
+          <w:bCs/>
+          <w:sz w:val="28"/>
+          <w:szCs w:val="28"/>
+          <w:u w:val="single"/>
+        </w:rPr>
+        <w:t>Step 1: Subtract max</w:t>
+      </w:r>
+    </w:p>
+    <w:p>
+      <w:pPr>
+        <w:spacing w:before="100" w:beforeAutospacing="1" w:after="100" w:afterAutospacing="1" w:line="240" w:lineRule="exact"/>
+        <w:ind w:left="1440"/>
+        <w:rPr>
+          <w:rFonts w:ascii="Times New Roman" w:eastAsia="Times New Roman" w:hAnsi="Times New Roman" w:cs="Times New Roman"/>
+          <w:sz w:val="24"/>
+          <w:szCs w:val="24"/>
+        </w:rPr>
+      </w:pPr>
+      <w:r>
+        <w:rPr>
+          <w:rFonts w:ascii="Times New Roman" w:eastAsia="Times New Roman" w:hAnsi="Times New Roman" w:cs="Times New Roman"/>
+          <w:sz w:val="24"/>
+          <w:szCs w:val="24"/>
+        </w:rPr>
+        <w:t>Max = 0.2910</w:t>
+      </w:r>
+    </w:p>
+    <w:p>
+      <w:pPr>
+        <w:spacing w:after="0" w:line="240" w:lineRule="exact"/>
+        <w:ind w:left="1440"/>
+        <w:rPr>
+          <w:rFonts w:ascii="Times New Roman" w:eastAsia="Times New Roman" w:hAnsi="Times New Roman" w:cs="Times New Roman"/>
+          <w:sz w:val="24"/>
+          <w:szCs w:val="24"/>
+        </w:rPr>
+      </w:pPr>
+      <m:oMathPara>
+        <m:oMathParaPr>
+          <m:jc m:val="left"/>
+        </m:oMathParaPr>
+        <m:oMath>
+          <m:d>
+            <m:dPr>
+              <m:begChr m:val="["/>
+              <m:endChr m:val="]"/>
+              <m:ctrlPr>
+                <w:rPr>
+                  <w:rFonts w:ascii="Cambria Math" w:eastAsia="Times New Roman" w:hAnsi="Cambria Math" w:cs="Times New Roman"/>
+                  <w:sz w:val="24"/>
+                  <w:szCs w:val="24"/>
+                </w:rPr>
+              </m:ctrlPr>
+            </m:dPr>
+            <m:e>
+              <m:r>
+                <w:rPr>
+                  <w:rFonts w:ascii="Cambria Math" w:eastAsia="Times New Roman" w:hAnsi="Cambria Math" w:cs="Times New Roman"/>
+                  <w:sz w:val="24"/>
+                  <w:szCs w:val="24"/>
+                </w:rPr>
+                <m:t>0,</m:t>
+              </m:r>
+              <m:r>
+                <m:rPr>
+                  <m:nor/>
+                </m:rPr>
+                <w:rPr>
+                  <w:rFonts w:ascii="Times New Roman" w:eastAsia="Times New Roman" w:hAnsi="Times New Roman" w:cs="Times New Roman"/>
+                  <w:sz w:val="24"/>
+                  <w:szCs w:val="24"/>
+                </w:rPr>
+                <m:t>  </m:t>
+              </m:r>
+              <m:r>
+                <w:rPr>
+                  <w:rFonts w:ascii="Cambria Math" w:eastAsia="Times New Roman" w:hAnsi="Cambria Math" w:cs="Times New Roman"/>
+                  <w:sz w:val="24"/>
+                  <w:szCs w:val="24"/>
+                </w:rPr>
+                <m:t>-0.0855,</m:t>
+              </m:r>
+              <m:r>
+                <m:rPr>
+                  <m:nor/>
+                </m:rPr>
+                <w:rPr>
+                  <w:rFonts w:ascii="Times New Roman" w:eastAsia="Times New Roman" w:hAnsi="Times New Roman" w:cs="Times New Roman"/>
+                  <w:sz w:val="24"/>
+                  <w:szCs w:val="24"/>
+                </w:rPr>
+                <m:t>  </m:t>
+              </m:r>
+              <m:r>
+                <w:rPr>
+                  <w:rFonts w:ascii="Cambria Math" w:eastAsia="Times New Roman" w:hAnsi="Cambria Math" w:cs="Times New Roman"/>
+                  <w:sz w:val="24"/>
+                  <w:szCs w:val="24"/>
+                </w:rPr>
+                <m:t>-0.0574,</m:t>
+              </m:r>
+              <m:r>
+                <m:rPr>
+                  <m:nor/>
+                </m:rPr>
+                <w:rPr>
+                  <w:rFonts w:ascii="Times New Roman" w:eastAsia="Times New Roman" w:hAnsi="Times New Roman" w:cs="Times New Roman"/>
+                  <w:sz w:val="24"/>
+                  <w:szCs w:val="24"/>
+                </w:rPr>
+                <m:t>  </m:t>
+              </m:r>
+              <m:r>
+                <w:rPr>
+                  <w:rFonts w:ascii="Cambria Math" w:eastAsia="Times New Roman" w:hAnsi="Cambria Math" w:cs="Times New Roman"/>
+                  <w:sz w:val="24"/>
+                  <w:szCs w:val="24"/>
+                </w:rPr>
+                <m:t>-0.0338</m:t>
+              </m:r>
+            </m:e>
+          </m:d>
+          <m:r>
+            <w:rPr>
+              <w:rFonts w:ascii="Cambria Math" w:eastAsia="Times New Roman" w:hAnsi="Cambria Math" w:cs="Times New Roman"/>
+              <w:sz w:val="24"/>
+              <w:szCs w:val="24"/>
+            </w:rPr>
+            <w:br/>
+          </m:r>
+        </m:oMath>
+      </m:oMathPara>
+    </w:p>
+    <w:p>
+      <w:pPr>
+        <w:ind w:left="720"/>
+        <w:rPr>
+          <w:b/>
+          <w:bCs/>
+          <w:sz w:val="28"/>
+          <w:szCs w:val="28"/>
+          <w:u w:val="single"/>
+        </w:rPr>
+      </w:pPr>
+      <w:r>
+        <w:rPr>
+          <w:b/>
+          <w:bCs/>
+          <w:sz w:val="28"/>
+          <w:szCs w:val="28"/>
+          <w:u w:val="single"/>
+        </w:rPr>
+        <w:t>Step 2: Exponentials</w:t>
+      </w:r>
+    </w:p>
+    <w:p>
+      <w:pPr>
+        <w:spacing w:after="0" w:line="240" w:lineRule="auto"/>
+        <w:ind w:left="1440"/>
+        <w:rPr>
+          <w:rFonts w:ascii="Times New Roman" w:eastAsia="Times New Roman" w:hAnsi="Times New Roman" w:cs="Times New Roman"/>
+          <w:sz w:val="24"/>
+          <w:szCs w:val="24"/>
+        </w:rPr>
+      </w:pPr>
+      <m:oMathPara>
+        <m:oMathParaPr>
+          <m:jc m:val="left"/>
+        </m:oMathParaPr>
+        <m:oMath>
+          <m:sSup>
+            <m:sSupPr>
+              <m:ctrlPr>
+                <w:rPr>
+                  <w:rFonts w:ascii="Cambria Math" w:eastAsia="Times New Roman" w:hAnsi="Cambria Math" w:cs="Times New Roman"/>
+                  <w:sz w:val="24"/>
+                  <w:szCs w:val="24"/>
+                </w:rPr>
+              </m:ctrlPr>
+            </m:sSupPr>
+            <m:e>
+              <m:r>
+                <w:rPr>
+                  <w:rFonts w:ascii="Cambria Math" w:eastAsia="Times New Roman" w:hAnsi="Cambria Math" w:cs="Times New Roman"/>
+                  <w:sz w:val="24"/>
+                  <w:szCs w:val="24"/>
+                </w:rPr>
+                <m:t>e</m:t>
+              </m:r>
+            </m:e>
+            <m:sup>
+              <m:r>
+                <w:rPr>
+                  <w:rFonts w:ascii="Cambria Math" w:eastAsia="Times New Roman" w:hAnsi="Cambria Math" w:cs="Times New Roman"/>
+                  <w:sz w:val="24"/>
+                  <w:szCs w:val="24"/>
+                </w:rPr>
+                <m:t>0</m:t>
+              </m:r>
+            </m:sup>
+          </m:sSup>
+          <m:r>
+            <w:rPr>
+              <w:rFonts w:ascii="Cambria Math" w:eastAsia="Times New Roman" w:hAnsi="Cambria Math" w:cs="Times New Roman"/>
+              <w:sz w:val="24"/>
+              <w:szCs w:val="24"/>
+            </w:rPr>
+            <m:t>=</m:t>
+          </m:r>
+          <m:r>
+            <w:rPr>
+              <w:rFonts w:ascii="Cambria Math" w:eastAsia="Times New Roman" w:hAnsi="Cambria Math" w:cs="Times New Roman"/>
+              <w:sz w:val="24"/>
+              <w:szCs w:val="24"/>
+            </w:rPr>
+            <m:t>1</m:t>
+          </m:r>
+          <m:r>
+            <w:rPr>
+              <w:rFonts w:ascii="Cambria Math" w:eastAsia="Times New Roman" w:hAnsi="Cambria Math" w:cs="Times New Roman"/>
+              <w:i/>
+              <w:sz w:val="24"/>
+              <w:szCs w:val="24"/>
+            </w:rPr>
+            <w:br/>
+          </m:r>
+        </m:oMath>
+        <m:oMath>
+          <m:sSup>
+            <m:sSupPr>
+              <m:ctrlPr>
+                <w:rPr>
+                  <w:rFonts w:ascii="Cambria Math" w:eastAsia="Times New Roman" w:hAnsi="Cambria Math" w:cs="Times New Roman"/>
+                  <w:sz w:val="24"/>
+                  <w:szCs w:val="24"/>
+                </w:rPr>
+              </m:ctrlPr>
+            </m:sSupPr>
+            <m:e>
+              <m:r>
+                <w:rPr>
+                  <w:rFonts w:ascii="Cambria Math" w:eastAsia="Times New Roman" w:hAnsi="Cambria Math" w:cs="Times New Roman"/>
+                  <w:sz w:val="24"/>
+                  <w:szCs w:val="24"/>
+                </w:rPr>
+                <m:t>e</m:t>
+              </m:r>
+            </m:e>
+            <m:sup>
+              <m:r>
+                <w:rPr>
+                  <w:rFonts w:ascii="Cambria Math" w:eastAsia="Times New Roman" w:hAnsi="Cambria Math" w:cs="Times New Roman"/>
+                  <w:sz w:val="24"/>
+                  <w:szCs w:val="24"/>
+                </w:rPr>
+                <m:t>-0.0855</m:t>
+              </m:r>
+            </m:sup>
+          </m:sSup>
+          <m:r>
+            <w:rPr>
+              <w:rFonts w:ascii="Cambria Math" w:eastAsia="Times New Roman" w:hAnsi="Cambria Math" w:cs="Times New Roman"/>
+              <w:sz w:val="24"/>
+              <w:szCs w:val="24"/>
+            </w:rPr>
+            <m:t>≈0.9180</m:t>
+          </m:r>
+          <m:r>
+            <w:rPr>
+              <w:rFonts w:ascii="Cambria Math" w:eastAsia="Times New Roman" w:hAnsi="Cambria Math" w:cs="Times New Roman"/>
+              <w:i/>
+              <w:sz w:val="24"/>
+              <w:szCs w:val="24"/>
+            </w:rPr>
+            <w:br/>
+          </m:r>
+        </m:oMath>
+        <m:oMath>
+          <m:sSup>
+            <m:sSupPr>
+              <m:ctrlPr>
+                <w:rPr>
+                  <w:rFonts w:ascii="Cambria Math" w:eastAsia="Times New Roman" w:hAnsi="Cambria Math" w:cs="Times New Roman"/>
+                  <w:sz w:val="24"/>
+                  <w:szCs w:val="24"/>
+                </w:rPr>
+              </m:ctrlPr>
+            </m:sSupPr>
+            <m:e>
+              <m:r>
+                <w:rPr>
+                  <w:rFonts w:ascii="Cambria Math" w:eastAsia="Times New Roman" w:hAnsi="Cambria Math" w:cs="Times New Roman"/>
+                  <w:sz w:val="24"/>
+                  <w:szCs w:val="24"/>
+                </w:rPr>
+                <m:t>e</m:t>
+              </m:r>
+            </m:e>
+            <m:sup>
+              <m:r>
+                <w:rPr>
+                  <w:rFonts w:ascii="Cambria Math" w:eastAsia="Times New Roman" w:hAnsi="Cambria Math" w:cs="Times New Roman"/>
+                  <w:sz w:val="24"/>
+                  <w:szCs w:val="24"/>
+                </w:rPr>
+                <m:t>-0.0574</m:t>
+              </m:r>
+            </m:sup>
+          </m:sSup>
+          <m:r>
+            <w:rPr>
+              <w:rFonts w:ascii="Cambria Math" w:eastAsia="Times New Roman" w:hAnsi="Cambria Math" w:cs="Times New Roman"/>
+              <w:sz w:val="24"/>
+              <w:szCs w:val="24"/>
+            </w:rPr>
+            <m:t>≈0.9442</m:t>
+          </m:r>
+          <m:r>
+            <w:rPr>
+              <w:rFonts w:ascii="Cambria Math" w:eastAsia="Times New Roman" w:hAnsi="Cambria Math" w:cs="Times New Roman"/>
+              <w:i/>
+              <w:sz w:val="24"/>
+              <w:szCs w:val="24"/>
+            </w:rPr>
+            <w:br/>
+          </m:r>
+        </m:oMath>
+        <m:oMath>
+          <m:sSup>
+            <m:sSupPr>
+              <m:ctrlPr>
+                <w:rPr>
+                  <w:rFonts w:ascii="Cambria Math" w:eastAsia="Times New Roman" w:hAnsi="Cambria Math" w:cs="Times New Roman"/>
+                  <w:sz w:val="24"/>
+                  <w:szCs w:val="24"/>
+                </w:rPr>
+              </m:ctrlPr>
+            </m:sSupPr>
+            <m:e>
+              <m:r>
+                <w:rPr>
+                  <w:rFonts w:ascii="Cambria Math" w:eastAsia="Times New Roman" w:hAnsi="Cambria Math" w:cs="Times New Roman"/>
+                  <w:sz w:val="24"/>
+                  <w:szCs w:val="24"/>
+                </w:rPr>
+                <m:t>e</m:t>
+              </m:r>
+            </m:e>
+            <m:sup>
+              <m:r>
+                <w:rPr>
+                  <w:rFonts w:ascii="Cambria Math" w:eastAsia="Times New Roman" w:hAnsi="Cambria Math" w:cs="Times New Roman"/>
+                  <w:sz w:val="24"/>
+                  <w:szCs w:val="24"/>
+                </w:rPr>
+                <m:t>-0.0338</m:t>
+              </m:r>
+            </m:sup>
+          </m:sSup>
+          <m:r>
+            <w:rPr>
+              <w:rFonts w:ascii="Cambria Math" w:eastAsia="Times New Roman" w:hAnsi="Cambria Math" w:cs="Times New Roman"/>
+              <w:sz w:val="24"/>
+              <w:szCs w:val="24"/>
+            </w:rPr>
+            <m:t>≈0.9667</m:t>
+          </m:r>
+          <m:r>
+            <w:rPr>
+              <w:rFonts w:ascii="Cambria Math" w:eastAsia="Times New Roman" w:hAnsi="Cambria Math" w:cs="Times New Roman"/>
+              <w:i/>
+              <w:sz w:val="24"/>
+              <w:szCs w:val="24"/>
+            </w:rPr>
+            <w:br/>
+          </m:r>
+        </m:oMath>
+      </m:oMathPara>
+    </w:p>
+    <w:p>
+      <w:pPr>
+        <w:ind w:left="720"/>
+        <w:rPr>
+          <w:b/>
+          <w:bCs/>
+          <w:sz w:val="28"/>
+          <w:szCs w:val="28"/>
+          <w:u w:val="single"/>
+        </w:rPr>
+      </w:pPr>
+      <w:r>
+        <w:rPr>
+          <w:b/>
+          <w:bCs/>
+          <w:sz w:val="28"/>
+          <w:szCs w:val="28"/>
+          <w:u w:val="single"/>
+        </w:rPr>
+        <w:t>Step 3: Sum</w:t>
+      </w:r>
+    </w:p>
+    <w:p>
+      <w:pPr>
+        <w:spacing w:after="0" w:line="240" w:lineRule="auto"/>
+        <w:ind w:left="1440"/>
+        <w:rPr>
+          <w:rFonts w:ascii="Times New Roman" w:eastAsia="Times New Roman" w:hAnsi="Times New Roman" w:cs="Times New Roman"/>
+          <w:sz w:val="24"/>
+          <w:szCs w:val="24"/>
+        </w:rPr>
+      </w:pPr>
+      <m:oMathPara>
+        <m:oMathParaPr>
+          <m:jc m:val="left"/>
+        </m:oMathParaPr>
+        <m:oMath>
+          <m:r>
+            <w:rPr>
+              <w:rFonts w:ascii="Cambria Math" w:eastAsia="Times New Roman" w:hAnsi="Cambria Math" w:cs="Times New Roman"/>
+              <w:sz w:val="24"/>
+              <w:szCs w:val="24"/>
+            </w:rPr>
+            <m:t>S=1+0.9180+0.9442+0.966</m:t>
+          </m:r>
+          <m:r>
+            <w:rPr>
+              <w:rFonts w:ascii="Cambria Math" w:eastAsia="Times New Roman" w:hAnsi="Cambria Math" w:cs="Times New Roman"/>
+              <w:sz w:val="24"/>
+              <w:szCs w:val="24"/>
+            </w:rPr>
+            <m:t>7</m:t>
+          </m:r>
+          <m:r>
+            <w:rPr>
+              <w:rFonts w:ascii="Cambria Math" w:eastAsia="Times New Roman" w:hAnsi="Cambria Math" w:cs="Times New Roman"/>
+              <w:i/>
+              <w:sz w:val="24"/>
+              <w:szCs w:val="24"/>
+            </w:rPr>
+            <w:br/>
+          </m:r>
+        </m:oMath>
+        <m:oMath>
+          <m:r>
+            <w:rPr>
+              <w:rFonts w:ascii="Cambria Math" w:eastAsia="Times New Roman" w:hAnsi="Cambria Math" w:cs="Times New Roman"/>
+              <w:sz w:val="24"/>
+              <w:szCs w:val="24"/>
+            </w:rPr>
+            <m:t>S=3.8289</m:t>
+          </m:r>
+          <m:r>
+            <w:rPr>
+              <w:rFonts w:ascii="Cambria Math" w:eastAsia="Times New Roman" w:hAnsi="Cambria Math" w:cs="Times New Roman"/>
+              <w:i/>
+              <w:sz w:val="24"/>
+              <w:szCs w:val="24"/>
+            </w:rPr>
+            <w:br/>
+          </m:r>
+        </m:oMath>
+      </m:oMathPara>
+    </w:p>
+    <w:p>
+      <w:pPr>
+        <w:ind w:left="720"/>
+        <w:rPr>
+          <w:b/>
+          <w:bCs/>
+          <w:sz w:val="28"/>
+          <w:szCs w:val="28"/>
+          <w:u w:val="single"/>
+        </w:rPr>
+      </w:pPr>
+      <w:r>
+        <w:rPr>
+          <w:b/>
+          <w:bCs/>
+          <w:sz w:val="28"/>
+          <w:szCs w:val="28"/>
+          <w:u w:val="single"/>
+        </w:rPr>
+        <w:t>Step 4: Normalize</w:t>
+      </w:r>
+    </w:p>
+    <w:p>
+      <w:pPr>
+        <w:spacing w:after="0" w:line="240" w:lineRule="auto"/>
+        <w:rPr>
+          <w:rFonts w:ascii="Times New Roman" w:eastAsia="Times New Roman" w:hAnsi="Times New Roman" w:cs="Times New Roman"/>
+          <w:sz w:val="24"/>
+          <w:szCs w:val="24"/>
+        </w:rPr>
+      </w:pPr>
+      <m:oMathPara>
+        <m:oMath>
+          <m:d>
+            <m:dPr>
+              <m:begChr m:val="["/>
+              <m:sepChr m:val=","/>
+              <m:endChr m:val="]"/>
+              <m:ctrlPr>
+                <w:rPr>
+                  <w:rFonts w:ascii="Cambria Math" w:eastAsia="Times New Roman" w:hAnsi="Cambria Math" w:cs="Times New Roman"/>
+                  <w:sz w:val="24"/>
+                  <w:szCs w:val="24"/>
+                </w:rPr>
+              </m:ctrlPr>
+            </m:dPr>
+            <m:e>
+              <m:r>
+                <w:rPr>
+                  <w:rFonts w:ascii="Cambria Math" w:eastAsia="Times New Roman" w:hAnsi="Cambria Math" w:cs="Times New Roman"/>
+                  <w:sz w:val="24"/>
+                  <w:szCs w:val="24"/>
+                </w:rPr>
+                <m:t>1</m:t>
+              </m:r>
+              <m:r>
+                <m:rPr>
+                  <m:sty m:val="p"/>
+                </m:rPr>
+                <w:rPr>
+                  <w:rFonts w:ascii="Cambria Math" w:eastAsia="Times New Roman" w:hAnsi="Cambria Math" w:cs="Times New Roman"/>
+                  <w:sz w:val="24"/>
+                  <w:szCs w:val="24"/>
+                </w:rPr>
+                <m:t>/</m:t>
+              </m:r>
+              <m:r>
+                <w:rPr>
+                  <w:rFonts w:ascii="Cambria Math" w:eastAsia="Times New Roman" w:hAnsi="Cambria Math" w:cs="Times New Roman"/>
+                  <w:sz w:val="24"/>
+                  <w:szCs w:val="24"/>
+                </w:rPr>
+                <m:t>3.8289</m:t>
+              </m:r>
+            </m:e>
+            <m:e>
+              <m:r>
+                <m:rPr>
+                  <m:nor/>
+                </m:rPr>
+                <w:rPr>
+                  <w:rFonts w:ascii="Times New Roman" w:eastAsia="Times New Roman" w:hAnsi="Times New Roman" w:cs="Times New Roman"/>
+                  <w:sz w:val="24"/>
+                  <w:szCs w:val="24"/>
+                </w:rPr>
+                <m:t>  </m:t>
+              </m:r>
+              <m:r>
+                <w:rPr>
+                  <w:rFonts w:ascii="Cambria Math" w:eastAsia="Times New Roman" w:hAnsi="Cambria Math" w:cs="Times New Roman"/>
+                  <w:sz w:val="24"/>
+                  <w:szCs w:val="24"/>
+                </w:rPr>
+                <m:t>0.9180</m:t>
+              </m:r>
+              <m:r>
+                <m:rPr>
+                  <m:sty m:val="p"/>
+                </m:rPr>
+                <w:rPr>
+                  <w:rFonts w:ascii="Cambria Math" w:eastAsia="Times New Roman" w:hAnsi="Cambria Math" w:cs="Times New Roman"/>
+                  <w:sz w:val="24"/>
+                  <w:szCs w:val="24"/>
+                </w:rPr>
+                <m:t>/</m:t>
+              </m:r>
+              <m:r>
+                <w:rPr>
+                  <w:rFonts w:ascii="Cambria Math" w:eastAsia="Times New Roman" w:hAnsi="Cambria Math" w:cs="Times New Roman"/>
+                  <w:sz w:val="24"/>
+                  <w:szCs w:val="24"/>
+                </w:rPr>
+                <m:t>3.8289</m:t>
+              </m:r>
+            </m:e>
+            <m:e>
+              <m:r>
+                <m:rPr>
+                  <m:nor/>
+                </m:rPr>
+                <w:rPr>
+                  <w:rFonts w:ascii="Times New Roman" w:eastAsia="Times New Roman" w:hAnsi="Times New Roman" w:cs="Times New Roman"/>
+                  <w:sz w:val="24"/>
+                  <w:szCs w:val="24"/>
+                </w:rPr>
+                <m:t>  </m:t>
+              </m:r>
+              <m:r>
+                <w:rPr>
+                  <w:rFonts w:ascii="Cambria Math" w:eastAsia="Times New Roman" w:hAnsi="Cambria Math" w:cs="Times New Roman"/>
+                  <w:sz w:val="24"/>
+                  <w:szCs w:val="24"/>
+                </w:rPr>
+                <m:t>0.9442</m:t>
+              </m:r>
+              <m:r>
+                <m:rPr>
+                  <m:sty m:val="p"/>
+                </m:rPr>
+                <w:rPr>
+                  <w:rFonts w:ascii="Cambria Math" w:eastAsia="Times New Roman" w:hAnsi="Cambria Math" w:cs="Times New Roman"/>
+                  <w:sz w:val="24"/>
+                  <w:szCs w:val="24"/>
+                </w:rPr>
+                <m:t>/</m:t>
+              </m:r>
+              <m:r>
+                <w:rPr>
+                  <w:rFonts w:ascii="Cambria Math" w:eastAsia="Times New Roman" w:hAnsi="Cambria Math" w:cs="Times New Roman"/>
+                  <w:sz w:val="24"/>
+                  <w:szCs w:val="24"/>
+                </w:rPr>
+                <m:t>3.8289</m:t>
+              </m:r>
+            </m:e>
+            <m:e>
+              <m:r>
+                <m:rPr>
+                  <m:nor/>
+                </m:rPr>
+                <w:rPr>
+                  <w:rFonts w:ascii="Times New Roman" w:eastAsia="Times New Roman" w:hAnsi="Times New Roman" w:cs="Times New Roman"/>
+                  <w:sz w:val="24"/>
+                  <w:szCs w:val="24"/>
+                </w:rPr>
+                <m:t>  </m:t>
+              </m:r>
+              <m:r>
+                <w:rPr>
+                  <w:rFonts w:ascii="Cambria Math" w:eastAsia="Times New Roman" w:hAnsi="Cambria Math" w:cs="Times New Roman"/>
+                  <w:sz w:val="24"/>
+                  <w:szCs w:val="24"/>
+                </w:rPr>
+                <m:t>0.9667</m:t>
+              </m:r>
+              <m:r>
+                <m:rPr>
+                  <m:sty m:val="p"/>
+                </m:rPr>
+                <w:rPr>
+                  <w:rFonts w:ascii="Cambria Math" w:eastAsia="Times New Roman" w:hAnsi="Cambria Math" w:cs="Times New Roman"/>
+                  <w:sz w:val="24"/>
+                  <w:szCs w:val="24"/>
+                </w:rPr>
+                <m:t>/</m:t>
+              </m:r>
+              <m:r>
+                <w:rPr>
+                  <w:rFonts w:ascii="Cambria Math" w:eastAsia="Times New Roman" w:hAnsi="Cambria Math" w:cs="Times New Roman"/>
+                  <w:sz w:val="24"/>
+                  <w:szCs w:val="24"/>
+                </w:rPr>
+                <m:t>3.8289</m:t>
+              </m:r>
+            </m:e>
+          </m:d>
+          <m:r>
+            <w:rPr>
+              <w:rFonts w:ascii="Cambria Math" w:eastAsia="Times New Roman" w:hAnsi="Cambria Math" w:cs="Times New Roman"/>
+              <w:sz w:val="24"/>
+              <w:szCs w:val="24"/>
+            </w:rPr>
+            <w:br/>
+          </m:r>
+        </m:oMath>
+        <m:oMath>
+          <m:r>
+            <w:rPr>
+              <w:rFonts w:ascii="Cambria Math" w:eastAsia="Times New Roman" w:hAnsi="Cambria Math" w:cs="Times New Roman"/>
+              <w:sz w:val="24"/>
+              <w:szCs w:val="24"/>
+            </w:rPr>
+            <m:t>=[0.2612,</m:t>
+          </m:r>
+          <m:r>
+            <m:rPr>
+              <m:nor/>
+            </m:rPr>
+            <w:rPr>
+              <w:rFonts w:ascii="Times New Roman" w:eastAsia="Times New Roman" w:hAnsi="Times New Roman" w:cs="Times New Roman"/>
+              <w:sz w:val="24"/>
+              <w:szCs w:val="24"/>
+            </w:rPr>
+            <m:t>  </m:t>
+          </m:r>
+          <m:r>
+            <w:rPr>
+              <w:rFonts w:ascii="Cambria Math" w:eastAsia="Times New Roman" w:hAnsi="Cambria Math" w:cs="Times New Roman"/>
+              <w:sz w:val="24"/>
+              <w:szCs w:val="24"/>
+            </w:rPr>
+            <m:t>0.2397,</m:t>
+          </m:r>
+          <m:r>
+            <m:rPr>
+              <m:nor/>
+            </m:rPr>
+            <w:rPr>
+              <w:rFonts w:ascii="Times New Roman" w:eastAsia="Times New Roman" w:hAnsi="Times New Roman" w:cs="Times New Roman"/>
+              <w:sz w:val="24"/>
+              <w:szCs w:val="24"/>
+            </w:rPr>
+            <m:t>  </m:t>
+          </m:r>
+          <m:r>
+            <w:rPr>
+              <w:rFonts w:ascii="Cambria Math" w:eastAsia="Times New Roman" w:hAnsi="Cambria Math" w:cs="Times New Roman"/>
+              <w:sz w:val="24"/>
+              <w:szCs w:val="24"/>
+            </w:rPr>
+            <m:t>0.2466,</m:t>
+          </m:r>
+          <m:r>
+            <m:rPr>
+              <m:nor/>
+            </m:rPr>
+            <w:rPr>
+              <w:rFonts w:ascii="Times New Roman" w:eastAsia="Times New Roman" w:hAnsi="Times New Roman" w:cs="Times New Roman"/>
+              <w:sz w:val="24"/>
+              <w:szCs w:val="24"/>
+            </w:rPr>
+            <m:t>  </m:t>
+          </m:r>
+          <m:r>
+            <w:rPr>
+              <w:rFonts w:ascii="Cambria Math" w:eastAsia="Times New Roman" w:hAnsi="Cambria Math" w:cs="Times New Roman"/>
+              <w:sz w:val="24"/>
+              <w:szCs w:val="24"/>
+            </w:rPr>
+            <m:t>0.2525]</m:t>
+          </m:r>
+          <m:r>
+            <w:rPr>
+              <w:rFonts w:ascii="Cambria Math" w:eastAsia="Times New Roman" w:hAnsi="Cambria Math" w:cs="Times New Roman"/>
+              <w:i/>
+              <w:sz w:val="24"/>
+              <w:szCs w:val="24"/>
+            </w:rPr>
+            <w:br/>
+          </m:r>
+        </m:oMath>
+      </m:oMathPara>
+    </w:p>
+    <w:p>
+      <w:pPr>
+        <w:pStyle w:val="Heading4"/>
+        <w:rPr>
+          <w:sz w:val="24"/>
+          <w:szCs w:val="24"/>
+        </w:rPr>
+      </w:pPr>
+      <w:r>
+        <w:t xml:space="preserve">Row 4 </w:t>
+      </w:r>
+      <w:proofErr w:type="spellStart"/>
+      <w:r>
+        <w:t>Softmax</w:t>
+      </w:r>
+      <w:proofErr w:type="spellEnd"/>
+    </w:p>
+    <w:p>
+      <w:pPr>
+        <w:spacing w:before="100" w:beforeAutospacing="1" w:after="100" w:afterAutospacing="1" w:line="240" w:lineRule="auto"/>
+        <w:ind w:left="864"/>
+        <w:rPr>
+          <w:rFonts w:ascii="Times New Roman" w:eastAsia="Times New Roman" w:hAnsi="Times New Roman" w:cs="Times New Roman"/>
+          <w:sz w:val="24"/>
+          <w:szCs w:val="24"/>
+        </w:rPr>
+      </w:pPr>
+      <w:r>
+        <w:rPr>
+          <w:rFonts w:ascii="Times New Roman" w:eastAsia="Times New Roman" w:hAnsi="Times New Roman" w:cs="Times New Roman"/>
+          <w:sz w:val="24"/>
+          <w:szCs w:val="24"/>
+        </w:rPr>
+        <w:t>Row:</w:t>
+      </w:r>
+      <m:oMath>
+        <m:d>
+          <m:dPr>
+            <m:begChr m:val="["/>
+            <m:sepChr m:val=","/>
+            <m:endChr m:val="]"/>
+            <m:ctrlPr>
+              <w:rPr>
+                <w:rFonts w:ascii="Cambria Math" w:eastAsia="Times New Roman" w:hAnsi="Cambria Math" w:cs="Times New Roman"/>
+                <w:sz w:val="24"/>
+                <w:szCs w:val="24"/>
+              </w:rPr>
+            </m:ctrlPr>
+          </m:dPr>
+          <m:e>
+            <m:r>
+              <w:rPr>
+                <w:rFonts w:ascii="Cambria Math" w:eastAsia="Times New Roman" w:hAnsi="Cambria Math" w:cs="Times New Roman"/>
+                <w:sz w:val="24"/>
+                <w:szCs w:val="24"/>
+              </w:rPr>
+              <m:t>0.2336</m:t>
+            </m:r>
+          </m:e>
+          <m:e>
+            <m:r>
+              <m:rPr>
+                <m:nor/>
+              </m:rPr>
+              <w:rPr>
+                <w:rFonts w:ascii="Times New Roman" w:eastAsia="Times New Roman" w:hAnsi="Times New Roman" w:cs="Times New Roman"/>
+                <w:sz w:val="24"/>
+                <w:szCs w:val="24"/>
+              </w:rPr>
+              <m:t>  </m:t>
+            </m:r>
+            <m:r>
+              <w:rPr>
+                <w:rFonts w:ascii="Cambria Math" w:eastAsia="Times New Roman" w:hAnsi="Cambria Math" w:cs="Times New Roman"/>
+                <w:sz w:val="24"/>
+                <w:szCs w:val="24"/>
+              </w:rPr>
+              <m:t>0.1628</m:t>
+            </m:r>
+          </m:e>
+          <m:e>
+            <m:r>
+              <m:rPr>
+                <m:nor/>
+              </m:rPr>
+              <w:rPr>
+                <w:rFonts w:ascii="Times New Roman" w:eastAsia="Times New Roman" w:hAnsi="Times New Roman" w:cs="Times New Roman"/>
+                <w:sz w:val="24"/>
+                <w:szCs w:val="24"/>
+              </w:rPr>
+              <m:t>  </m:t>
+            </m:r>
+            <m:r>
+              <w:rPr>
+                <w:rFonts w:ascii="Cambria Math" w:eastAsia="Times New Roman" w:hAnsi="Cambria Math" w:cs="Times New Roman"/>
+                <w:sz w:val="24"/>
+                <w:szCs w:val="24"/>
+              </w:rPr>
+              <m:t>0.1872</m:t>
+            </m:r>
+          </m:e>
+          <m:e>
+            <m:r>
+              <m:rPr>
+                <m:nor/>
+              </m:rPr>
+              <w:rPr>
+                <w:rFonts w:ascii="Times New Roman" w:eastAsia="Times New Roman" w:hAnsi="Times New Roman" w:cs="Times New Roman"/>
+                <w:sz w:val="24"/>
+                <w:szCs w:val="24"/>
+              </w:rPr>
+              <m:t>  </m:t>
+            </m:r>
+            <m:r>
+              <w:rPr>
+                <w:rFonts w:ascii="Cambria Math" w:eastAsia="Times New Roman" w:hAnsi="Cambria Math" w:cs="Times New Roman"/>
+                <w:sz w:val="24"/>
+                <w:szCs w:val="24"/>
+              </w:rPr>
+              <m:t>0.2093</m:t>
+            </m:r>
+          </m:e>
+        </m:d>
+      </m:oMath>
+      <w:r>
+        <w:rPr>
+          <w:rFonts w:ascii="Cambria Math" w:eastAsia="Times New Roman" w:hAnsi="Cambria Math" w:cs="Times New Roman"/>
+          <w:sz w:val="24"/>
+          <w:szCs w:val="24"/>
+        </w:rPr>
+        <w:br/>
+      </w:r>
+    </w:p>
+    <w:p>
+      <w:pPr>
+        <w:ind w:left="720"/>
+        <w:rPr>
+          <w:b/>
+          <w:bCs/>
+          <w:sz w:val="28"/>
+          <w:szCs w:val="28"/>
+          <w:u w:val="single"/>
+        </w:rPr>
+      </w:pPr>
+      <w:r>
+        <w:rPr>
+          <w:b/>
+          <w:bCs/>
+          <w:sz w:val="28"/>
+          <w:szCs w:val="28"/>
+          <w:u w:val="single"/>
+        </w:rPr>
+        <w:t>Step 1: Subtract max</w:t>
+      </w:r>
+    </w:p>
+    <w:p>
+      <w:pPr>
+        <w:spacing w:before="100" w:beforeAutospacing="1" w:after="100" w:afterAutospacing="1" w:line="240" w:lineRule="auto"/>
+        <w:ind w:left="1440"/>
+        <w:rPr>
+          <w:rFonts w:ascii="Times New Roman" w:eastAsia="Times New Roman" w:hAnsi="Times New Roman" w:cs="Times New Roman"/>
+          <w:sz w:val="24"/>
+          <w:szCs w:val="24"/>
+        </w:rPr>
+      </w:pPr>
+      <w:r>
+        <w:rPr>
+          <w:rFonts w:ascii="Times New Roman" w:eastAsia="Times New Roman" w:hAnsi="Times New Roman" w:cs="Times New Roman"/>
+          <w:sz w:val="24"/>
+          <w:szCs w:val="24"/>
+        </w:rPr>
+        <w:t>Max = 0.2336</w:t>
+      </w:r>
+    </w:p>
+    <w:p>
+      <w:pPr>
+        <w:spacing w:after="0" w:line="240" w:lineRule="auto"/>
+        <w:ind w:left="1440"/>
+        <w:rPr>
+          <w:rFonts w:ascii="Times New Roman" w:eastAsia="Times New Roman" w:hAnsi="Times New Roman" w:cs="Times New Roman"/>
+          <w:sz w:val="24"/>
+          <w:szCs w:val="24"/>
+        </w:rPr>
+      </w:pPr>
+      <m:oMathPara>
+        <m:oMathParaPr>
+          <m:jc m:val="left"/>
+        </m:oMathParaPr>
+        <m:oMath>
+          <m:d>
+            <m:dPr>
+              <m:begChr m:val="["/>
+              <m:endChr m:val="]"/>
+              <m:ctrlPr>
+                <w:rPr>
+                  <w:rFonts w:ascii="Cambria Math" w:eastAsia="Times New Roman" w:hAnsi="Cambria Math" w:cs="Times New Roman"/>
+                  <w:sz w:val="24"/>
+                  <w:szCs w:val="24"/>
+                </w:rPr>
+              </m:ctrlPr>
+            </m:dPr>
+            <m:e>
+              <m:r>
+                <w:rPr>
+                  <w:rFonts w:ascii="Cambria Math" w:eastAsia="Times New Roman" w:hAnsi="Cambria Math" w:cs="Times New Roman"/>
+                  <w:sz w:val="24"/>
+                  <w:szCs w:val="24"/>
+                </w:rPr>
+                <m:t>0,</m:t>
+              </m:r>
+              <m:r>
+                <m:rPr>
+                  <m:nor/>
+                </m:rPr>
+                <w:rPr>
+                  <w:rFonts w:ascii="Times New Roman" w:eastAsia="Times New Roman" w:hAnsi="Times New Roman" w:cs="Times New Roman"/>
+                  <w:sz w:val="24"/>
+                  <w:szCs w:val="24"/>
+                </w:rPr>
+                <m:t>  </m:t>
+              </m:r>
+              <m:r>
+                <w:rPr>
+                  <w:rFonts w:ascii="Cambria Math" w:eastAsia="Times New Roman" w:hAnsi="Cambria Math" w:cs="Times New Roman"/>
+                  <w:sz w:val="24"/>
+                  <w:szCs w:val="24"/>
+                </w:rPr>
+                <m:t>-0.0708,</m:t>
+              </m:r>
+              <m:r>
+                <m:rPr>
+                  <m:nor/>
+                </m:rPr>
+                <w:rPr>
+                  <w:rFonts w:ascii="Times New Roman" w:eastAsia="Times New Roman" w:hAnsi="Times New Roman" w:cs="Times New Roman"/>
+                  <w:sz w:val="24"/>
+                  <w:szCs w:val="24"/>
+                </w:rPr>
+                <m:t>  </m:t>
+              </m:r>
+              <m:r>
+                <w:rPr>
+                  <w:rFonts w:ascii="Cambria Math" w:eastAsia="Times New Roman" w:hAnsi="Cambria Math" w:cs="Times New Roman"/>
+                  <w:sz w:val="24"/>
+                  <w:szCs w:val="24"/>
+                </w:rPr>
+                <m:t>-0.0464,</m:t>
+              </m:r>
+              <m:r>
+                <m:rPr>
+                  <m:nor/>
+                </m:rPr>
+                <w:rPr>
+                  <w:rFonts w:ascii="Times New Roman" w:eastAsia="Times New Roman" w:hAnsi="Times New Roman" w:cs="Times New Roman"/>
+                  <w:sz w:val="24"/>
+                  <w:szCs w:val="24"/>
+                </w:rPr>
+                <m:t>  </m:t>
+              </m:r>
+              <m:r>
+                <w:rPr>
+                  <w:rFonts w:ascii="Cambria Math" w:eastAsia="Times New Roman" w:hAnsi="Cambria Math" w:cs="Times New Roman"/>
+                  <w:sz w:val="24"/>
+                  <w:szCs w:val="24"/>
+                </w:rPr>
+                <m:t>-0.0243</m:t>
+              </m:r>
+            </m:e>
+          </m:d>
+          <m:r>
+            <w:rPr>
+              <w:rFonts w:ascii="Cambria Math" w:eastAsia="Times New Roman" w:hAnsi="Cambria Math" w:cs="Times New Roman"/>
+              <w:sz w:val="24"/>
+              <w:szCs w:val="24"/>
+            </w:rPr>
+            <w:br/>
+          </m:r>
+        </m:oMath>
+      </m:oMathPara>
+    </w:p>
+    <w:p>
+      <w:pPr>
+        <w:ind w:left="720"/>
+        <w:rPr>
+          <w:b/>
+          <w:bCs/>
+          <w:sz w:val="28"/>
+          <w:szCs w:val="28"/>
+          <w:u w:val="single"/>
+        </w:rPr>
+      </w:pPr>
+      <w:r>
+        <w:rPr>
+          <w:b/>
+          <w:bCs/>
+          <w:sz w:val="28"/>
+          <w:szCs w:val="28"/>
+          <w:u w:val="single"/>
+        </w:rPr>
+        <w:t>Step 2: Exponentials</w:t>
+      </w:r>
+    </w:p>
+    <w:p>
+      <w:pPr>
+        <w:spacing w:after="0" w:line="240" w:lineRule="auto"/>
+        <w:ind w:left="1440"/>
+        <w:rPr>
+          <w:rFonts w:ascii="Times New Roman" w:eastAsia="Times New Roman" w:hAnsi="Times New Roman" w:cs="Times New Roman"/>
+          <w:sz w:val="24"/>
+          <w:szCs w:val="24"/>
+        </w:rPr>
+      </w:pPr>
+      <m:oMathPara>
+        <m:oMathParaPr>
+          <m:jc m:val="left"/>
+        </m:oMathParaPr>
+        <m:oMath>
+          <m:sSup>
+            <m:sSupPr>
+              <m:ctrlPr>
+                <w:rPr>
+                  <w:rFonts w:ascii="Cambria Math" w:eastAsia="Times New Roman" w:hAnsi="Cambria Math" w:cs="Times New Roman"/>
+                  <w:sz w:val="24"/>
+                  <w:szCs w:val="24"/>
+                </w:rPr>
+              </m:ctrlPr>
+            </m:sSupPr>
+            <m:e>
+              <m:r>
+                <w:rPr>
+                  <w:rFonts w:ascii="Cambria Math" w:eastAsia="Times New Roman" w:hAnsi="Cambria Math" w:cs="Times New Roman"/>
+                  <w:sz w:val="24"/>
+                  <w:szCs w:val="24"/>
+                </w:rPr>
+                <m:t>e</m:t>
+              </m:r>
+            </m:e>
+            <m:sup>
+              <m:r>
+                <w:rPr>
+                  <w:rFonts w:ascii="Cambria Math" w:eastAsia="Times New Roman" w:hAnsi="Cambria Math" w:cs="Times New Roman"/>
+                  <w:sz w:val="24"/>
+                  <w:szCs w:val="24"/>
+                </w:rPr>
+                <m:t>0</m:t>
+              </m:r>
+            </m:sup>
+          </m:sSup>
+          <m:r>
+            <w:rPr>
+              <w:rFonts w:ascii="Cambria Math" w:eastAsia="Times New Roman" w:hAnsi="Cambria Math" w:cs="Times New Roman"/>
+              <w:sz w:val="24"/>
+              <w:szCs w:val="24"/>
+            </w:rPr>
+            <m:t>=</m:t>
+          </m:r>
+          <m:r>
+            <w:rPr>
+              <w:rFonts w:ascii="Cambria Math" w:eastAsia="Times New Roman" w:hAnsi="Cambria Math" w:cs="Times New Roman"/>
+              <w:sz w:val="24"/>
+              <w:szCs w:val="24"/>
+            </w:rPr>
+            <m:t>1</m:t>
+          </m:r>
+          <m:r>
+            <w:rPr>
+              <w:rFonts w:ascii="Cambria Math" w:eastAsia="Times New Roman" w:hAnsi="Cambria Math" w:cs="Times New Roman"/>
+              <w:i/>
+              <w:sz w:val="24"/>
+              <w:szCs w:val="24"/>
+            </w:rPr>
+            <w:br/>
+          </m:r>
+        </m:oMath>
+        <m:oMath>
+          <m:sSup>
+            <m:sSupPr>
+              <m:ctrlPr>
+                <w:rPr>
+                  <w:rFonts w:ascii="Cambria Math" w:eastAsia="Times New Roman" w:hAnsi="Cambria Math" w:cs="Times New Roman"/>
+                  <w:sz w:val="24"/>
+                  <w:szCs w:val="24"/>
+                </w:rPr>
+              </m:ctrlPr>
+            </m:sSupPr>
+            <m:e>
+              <m:r>
+                <w:rPr>
+                  <w:rFonts w:ascii="Cambria Math" w:eastAsia="Times New Roman" w:hAnsi="Cambria Math" w:cs="Times New Roman"/>
+                  <w:sz w:val="24"/>
+                  <w:szCs w:val="24"/>
+                </w:rPr>
+                <m:t>e</m:t>
+              </m:r>
+            </m:e>
+            <m:sup>
+              <m:r>
+                <w:rPr>
+                  <w:rFonts w:ascii="Cambria Math" w:eastAsia="Times New Roman" w:hAnsi="Cambria Math" w:cs="Times New Roman"/>
+                  <w:sz w:val="24"/>
+                  <w:szCs w:val="24"/>
+                </w:rPr>
+                <m:t>-0.0708</m:t>
+              </m:r>
+            </m:sup>
+          </m:sSup>
+          <m:r>
+            <w:rPr>
+              <w:rFonts w:ascii="Cambria Math" w:eastAsia="Times New Roman" w:hAnsi="Cambria Math" w:cs="Times New Roman"/>
+              <w:sz w:val="24"/>
+              <w:szCs w:val="24"/>
+            </w:rPr>
+            <m:t>≈0.9317</m:t>
+          </m:r>
+          <m:r>
+            <w:rPr>
+              <w:rFonts w:ascii="Cambria Math" w:eastAsia="Times New Roman" w:hAnsi="Cambria Math" w:cs="Times New Roman"/>
+              <w:i/>
+              <w:sz w:val="24"/>
+              <w:szCs w:val="24"/>
+            </w:rPr>
+            <w:br/>
+          </m:r>
+        </m:oMath>
+        <m:oMath>
+          <m:sSup>
+            <m:sSupPr>
+              <m:ctrlPr>
+                <w:rPr>
+                  <w:rFonts w:ascii="Cambria Math" w:eastAsia="Times New Roman" w:hAnsi="Cambria Math" w:cs="Times New Roman"/>
+                  <w:sz w:val="24"/>
+                  <w:szCs w:val="24"/>
+                </w:rPr>
+              </m:ctrlPr>
+            </m:sSupPr>
+            <m:e>
+              <m:r>
+                <w:rPr>
+                  <w:rFonts w:ascii="Cambria Math" w:eastAsia="Times New Roman" w:hAnsi="Cambria Math" w:cs="Times New Roman"/>
+                  <w:sz w:val="24"/>
+                  <w:szCs w:val="24"/>
+                </w:rPr>
+                <m:t>e</m:t>
+              </m:r>
+            </m:e>
+            <m:sup>
+              <m:r>
+                <w:rPr>
+                  <w:rFonts w:ascii="Cambria Math" w:eastAsia="Times New Roman" w:hAnsi="Cambria Math" w:cs="Times New Roman"/>
+                  <w:sz w:val="24"/>
+                  <w:szCs w:val="24"/>
+                </w:rPr>
+                <m:t>-0.0464</m:t>
+              </m:r>
+            </m:sup>
+          </m:sSup>
+          <m:r>
+            <w:rPr>
+              <w:rFonts w:ascii="Cambria Math" w:eastAsia="Times New Roman" w:hAnsi="Cambria Math" w:cs="Times New Roman"/>
+              <w:sz w:val="24"/>
+              <w:szCs w:val="24"/>
+            </w:rPr>
+            <m:t>≈0.9547</m:t>
+          </m:r>
+          <m:r>
+            <w:rPr>
+              <w:rFonts w:ascii="Cambria Math" w:eastAsia="Times New Roman" w:hAnsi="Cambria Math" w:cs="Times New Roman"/>
+              <w:i/>
+              <w:sz w:val="24"/>
+              <w:szCs w:val="24"/>
+            </w:rPr>
+            <w:br/>
+          </m:r>
+        </m:oMath>
+        <m:oMath>
+          <m:sSup>
+            <m:sSupPr>
+              <m:ctrlPr>
+                <w:rPr>
+                  <w:rFonts w:ascii="Cambria Math" w:eastAsia="Times New Roman" w:hAnsi="Cambria Math" w:cs="Times New Roman"/>
+                  <w:sz w:val="24"/>
+                  <w:szCs w:val="24"/>
+                </w:rPr>
+              </m:ctrlPr>
+            </m:sSupPr>
+            <m:e>
+              <m:r>
+                <w:rPr>
+                  <w:rFonts w:ascii="Cambria Math" w:eastAsia="Times New Roman" w:hAnsi="Cambria Math" w:cs="Times New Roman"/>
+                  <w:sz w:val="24"/>
+                  <w:szCs w:val="24"/>
+                </w:rPr>
+                <m:t>e</m:t>
+              </m:r>
+            </m:e>
+            <m:sup>
+              <m:r>
+                <w:rPr>
+                  <w:rFonts w:ascii="Cambria Math" w:eastAsia="Times New Roman" w:hAnsi="Cambria Math" w:cs="Times New Roman"/>
+                  <w:sz w:val="24"/>
+                  <w:szCs w:val="24"/>
+                </w:rPr>
+                <m:t>-0.0243</m:t>
+              </m:r>
+            </m:sup>
+          </m:sSup>
+          <m:r>
+            <w:rPr>
+              <w:rFonts w:ascii="Cambria Math" w:eastAsia="Times New Roman" w:hAnsi="Cambria Math" w:cs="Times New Roman"/>
+              <w:sz w:val="24"/>
+              <w:szCs w:val="24"/>
+            </w:rPr>
+            <m:t>≈0.9760</m:t>
+          </m:r>
+          <m:r>
+            <w:rPr>
+              <w:rFonts w:ascii="Cambria Math" w:eastAsia="Times New Roman" w:hAnsi="Cambria Math" w:cs="Times New Roman"/>
+              <w:i/>
+              <w:sz w:val="24"/>
+              <w:szCs w:val="24"/>
+            </w:rPr>
+            <w:br/>
+          </m:r>
+        </m:oMath>
+      </m:oMathPara>
+    </w:p>
+    <w:p>
+      <w:pPr>
+        <w:ind w:left="720"/>
+        <w:rPr>
+          <w:b/>
+          <w:bCs/>
+          <w:sz w:val="28"/>
+          <w:szCs w:val="28"/>
+          <w:u w:val="single"/>
+        </w:rPr>
+      </w:pPr>
+      <w:r>
+        <w:rPr>
+          <w:b/>
+          <w:bCs/>
+          <w:sz w:val="28"/>
+          <w:szCs w:val="28"/>
+          <w:u w:val="single"/>
+        </w:rPr>
+        <w:t>Step 3: Sum</w:t>
+      </w:r>
+    </w:p>
+    <w:p>
+      <w:pPr>
+        <w:spacing w:after="0" w:line="240" w:lineRule="auto"/>
+        <w:ind w:left="1440"/>
+        <w:rPr>
+          <w:rFonts w:ascii="Times New Roman" w:eastAsia="Times New Roman" w:hAnsi="Times New Roman" w:cs="Times New Roman"/>
+          <w:sz w:val="24"/>
+          <w:szCs w:val="24"/>
+        </w:rPr>
+      </w:pPr>
+      <m:oMathPara>
+        <m:oMathParaPr>
+          <m:jc m:val="left"/>
+        </m:oMathParaPr>
+        <m:oMath>
+          <m:r>
+            <w:rPr>
+              <w:rFonts w:ascii="Cambria Math" w:eastAsia="Times New Roman" w:hAnsi="Cambria Math" w:cs="Times New Roman"/>
+              <w:sz w:val="24"/>
+              <w:szCs w:val="24"/>
+            </w:rPr>
+            <m:t>S=1+0.9317+0.9547+0.976</m:t>
+          </m:r>
+          <m:r>
+            <w:rPr>
+              <w:rFonts w:ascii="Cambria Math" w:eastAsia="Times New Roman" w:hAnsi="Cambria Math" w:cs="Times New Roman"/>
+              <w:sz w:val="24"/>
+              <w:szCs w:val="24"/>
+            </w:rPr>
+            <m:t>0</m:t>
+          </m:r>
+          <m:r>
+            <w:rPr>
+              <w:rFonts w:ascii="Cambria Math" w:eastAsia="Times New Roman" w:hAnsi="Cambria Math" w:cs="Times New Roman"/>
+              <w:i/>
+              <w:sz w:val="24"/>
+              <w:szCs w:val="24"/>
+            </w:rPr>
+            <w:br/>
+          </m:r>
+        </m:oMath>
+        <m:oMath>
+          <m:r>
+            <w:rPr>
+              <w:rFonts w:ascii="Cambria Math" w:eastAsia="Times New Roman" w:hAnsi="Cambria Math" w:cs="Times New Roman"/>
+              <w:sz w:val="24"/>
+              <w:szCs w:val="24"/>
+            </w:rPr>
+            <m:t>S=3.8624</m:t>
+          </m:r>
+          <m:r>
+            <w:rPr>
+              <w:rFonts w:ascii="Cambria Math" w:eastAsia="Times New Roman" w:hAnsi="Cambria Math" w:cs="Times New Roman"/>
+              <w:i/>
+              <w:sz w:val="24"/>
+              <w:szCs w:val="24"/>
+            </w:rPr>
+            <w:br/>
+          </m:r>
+        </m:oMath>
+      </m:oMathPara>
+    </w:p>
+    <w:p>
+      <w:pPr>
+        <w:ind w:left="720"/>
+        <w:rPr>
+          <w:b/>
+          <w:bCs/>
+          <w:sz w:val="28"/>
+          <w:szCs w:val="28"/>
+          <w:u w:val="single"/>
+        </w:rPr>
+      </w:pPr>
+      <w:r>
+        <w:rPr>
+          <w:b/>
+          <w:bCs/>
+          <w:sz w:val="28"/>
+          <w:szCs w:val="28"/>
+          <w:u w:val="single"/>
+        </w:rPr>
+        <w:t>Step 4: Normalize</w:t>
+      </w:r>
+    </w:p>
+    <w:p>
+      <w:pPr>
+        <w:spacing w:after="0" w:line="240" w:lineRule="auto"/>
+        <w:rPr>
+          <w:rFonts w:ascii="Times New Roman" w:eastAsia="Times New Roman" w:hAnsi="Times New Roman" w:cs="Times New Roman"/>
+          <w:sz w:val="24"/>
+          <w:szCs w:val="24"/>
+        </w:rPr>
+      </w:pPr>
+      <m:oMathPara>
+        <m:oMath>
+          <m:d>
+            <m:dPr>
+              <m:begChr m:val="["/>
+              <m:sepChr m:val=","/>
+              <m:endChr m:val="]"/>
+              <m:ctrlPr>
+                <w:rPr>
+                  <w:rFonts w:ascii="Cambria Math" w:eastAsia="Times New Roman" w:hAnsi="Cambria Math" w:cs="Times New Roman"/>
+                  <w:sz w:val="24"/>
+                  <w:szCs w:val="24"/>
+                </w:rPr>
+              </m:ctrlPr>
+            </m:dPr>
+            <m:e>
+              <m:r>
+                <w:rPr>
+                  <w:rFonts w:ascii="Cambria Math" w:eastAsia="Times New Roman" w:hAnsi="Cambria Math" w:cs="Times New Roman"/>
+                  <w:sz w:val="24"/>
+                  <w:szCs w:val="24"/>
+                </w:rPr>
+                <m:t>1</m:t>
+              </m:r>
+              <m:r>
+                <m:rPr>
+                  <m:sty m:val="p"/>
+                </m:rPr>
+                <w:rPr>
+                  <w:rFonts w:ascii="Cambria Math" w:eastAsia="Times New Roman" w:hAnsi="Cambria Math" w:cs="Times New Roman"/>
+                  <w:sz w:val="24"/>
+                  <w:szCs w:val="24"/>
+                </w:rPr>
+                <m:t>/</m:t>
+              </m:r>
+              <m:r>
+                <w:rPr>
+                  <w:rFonts w:ascii="Cambria Math" w:eastAsia="Times New Roman" w:hAnsi="Cambria Math" w:cs="Times New Roman"/>
+                  <w:sz w:val="24"/>
+                  <w:szCs w:val="24"/>
+                </w:rPr>
+                <m:t>3.8624</m:t>
+              </m:r>
+            </m:e>
+            <m:e>
+              <m:r>
+                <m:rPr>
+                  <m:nor/>
+                </m:rPr>
+                <w:rPr>
+                  <w:rFonts w:ascii="Times New Roman" w:eastAsia="Times New Roman" w:hAnsi="Times New Roman" w:cs="Times New Roman"/>
+                  <w:sz w:val="24"/>
+                  <w:szCs w:val="24"/>
+                </w:rPr>
+                <m:t>  </m:t>
+              </m:r>
+              <m:r>
+                <w:rPr>
+                  <w:rFonts w:ascii="Cambria Math" w:eastAsia="Times New Roman" w:hAnsi="Cambria Math" w:cs="Times New Roman"/>
+                  <w:sz w:val="24"/>
+                  <w:szCs w:val="24"/>
+                </w:rPr>
+                <m:t>0.9317</m:t>
+              </m:r>
+              <m:r>
+                <m:rPr>
+                  <m:sty m:val="p"/>
+                </m:rPr>
+                <w:rPr>
+                  <w:rFonts w:ascii="Cambria Math" w:eastAsia="Times New Roman" w:hAnsi="Cambria Math" w:cs="Times New Roman"/>
+                  <w:sz w:val="24"/>
+                  <w:szCs w:val="24"/>
+                </w:rPr>
+                <m:t>/</m:t>
+              </m:r>
+              <m:r>
+                <w:rPr>
+                  <w:rFonts w:ascii="Cambria Math" w:eastAsia="Times New Roman" w:hAnsi="Cambria Math" w:cs="Times New Roman"/>
+                  <w:sz w:val="24"/>
+                  <w:szCs w:val="24"/>
+                </w:rPr>
+                <m:t>3.8624</m:t>
+              </m:r>
+            </m:e>
+            <m:e>
+              <m:r>
+                <m:rPr>
+                  <m:nor/>
+                </m:rPr>
+                <w:rPr>
+                  <w:rFonts w:ascii="Times New Roman" w:eastAsia="Times New Roman" w:hAnsi="Times New Roman" w:cs="Times New Roman"/>
+                  <w:sz w:val="24"/>
+                  <w:szCs w:val="24"/>
+                </w:rPr>
+                <m:t>  </m:t>
+              </m:r>
+              <m:r>
+                <w:rPr>
+                  <w:rFonts w:ascii="Cambria Math" w:eastAsia="Times New Roman" w:hAnsi="Cambria Math" w:cs="Times New Roman"/>
+                  <w:sz w:val="24"/>
+                  <w:szCs w:val="24"/>
+                </w:rPr>
+                <m:t>0.9547</m:t>
+              </m:r>
+              <m:r>
+                <m:rPr>
+                  <m:sty m:val="p"/>
+                </m:rPr>
+                <w:rPr>
+                  <w:rFonts w:ascii="Cambria Math" w:eastAsia="Times New Roman" w:hAnsi="Cambria Math" w:cs="Times New Roman"/>
+                  <w:sz w:val="24"/>
+                  <w:szCs w:val="24"/>
+                </w:rPr>
+                <m:t>/</m:t>
+              </m:r>
+              <m:r>
+                <w:rPr>
+                  <w:rFonts w:ascii="Cambria Math" w:eastAsia="Times New Roman" w:hAnsi="Cambria Math" w:cs="Times New Roman"/>
+                  <w:sz w:val="24"/>
+                  <w:szCs w:val="24"/>
+                </w:rPr>
+                <m:t>3.8624</m:t>
+              </m:r>
+            </m:e>
+            <m:e>
+              <m:r>
+                <m:rPr>
+                  <m:nor/>
+                </m:rPr>
+                <w:rPr>
+                  <w:rFonts w:ascii="Times New Roman" w:eastAsia="Times New Roman" w:hAnsi="Times New Roman" w:cs="Times New Roman"/>
+                  <w:sz w:val="24"/>
+                  <w:szCs w:val="24"/>
+                </w:rPr>
+                <m:t>  </m:t>
+              </m:r>
+              <m:r>
+                <w:rPr>
+                  <w:rFonts w:ascii="Cambria Math" w:eastAsia="Times New Roman" w:hAnsi="Cambria Math" w:cs="Times New Roman"/>
+                  <w:sz w:val="24"/>
+                  <w:szCs w:val="24"/>
+                </w:rPr>
+                <m:t>0.9760</m:t>
+              </m:r>
+              <m:r>
+                <m:rPr>
+                  <m:sty m:val="p"/>
+                </m:rPr>
+                <w:rPr>
+                  <w:rFonts w:ascii="Cambria Math" w:eastAsia="Times New Roman" w:hAnsi="Cambria Math" w:cs="Times New Roman"/>
+                  <w:sz w:val="24"/>
+                  <w:szCs w:val="24"/>
+                </w:rPr>
+                <m:t>/</m:t>
+              </m:r>
+              <m:r>
+                <w:rPr>
+                  <w:rFonts w:ascii="Cambria Math" w:eastAsia="Times New Roman" w:hAnsi="Cambria Math" w:cs="Times New Roman"/>
+                  <w:sz w:val="24"/>
+                  <w:szCs w:val="24"/>
+                </w:rPr>
+                <m:t>3.8624</m:t>
+              </m:r>
+            </m:e>
+          </m:d>
+          <m:r>
+            <w:rPr>
+              <w:rFonts w:ascii="Cambria Math" w:eastAsia="Times New Roman" w:hAnsi="Cambria Math" w:cs="Times New Roman"/>
+              <w:sz w:val="24"/>
+              <w:szCs w:val="24"/>
+            </w:rPr>
+            <w:br/>
+          </m:r>
+        </m:oMath>
+        <m:oMath>
+          <m:r>
+            <w:rPr>
+              <w:rFonts w:ascii="Cambria Math" w:eastAsia="Times New Roman" w:hAnsi="Cambria Math" w:cs="Times New Roman"/>
+              <w:sz w:val="24"/>
+              <w:szCs w:val="24"/>
+            </w:rPr>
+            <m:t>=[0.2589,</m:t>
+          </m:r>
+          <m:r>
+            <m:rPr>
+              <m:nor/>
+            </m:rPr>
+            <w:rPr>
+              <w:rFonts w:ascii="Times New Roman" w:eastAsia="Times New Roman" w:hAnsi="Times New Roman" w:cs="Times New Roman"/>
+              <w:sz w:val="24"/>
+              <w:szCs w:val="24"/>
+            </w:rPr>
+            <m:t>  </m:t>
+          </m:r>
+          <m:r>
+            <w:rPr>
+              <w:rFonts w:ascii="Cambria Math" w:eastAsia="Times New Roman" w:hAnsi="Cambria Math" w:cs="Times New Roman"/>
+              <w:sz w:val="24"/>
+              <w:szCs w:val="24"/>
+            </w:rPr>
+            <m:t>0.2413,</m:t>
+          </m:r>
+          <m:r>
+            <m:rPr>
+              <m:nor/>
+            </m:rPr>
+            <w:rPr>
+              <w:rFonts w:ascii="Times New Roman" w:eastAsia="Times New Roman" w:hAnsi="Times New Roman" w:cs="Times New Roman"/>
+              <w:sz w:val="24"/>
+              <w:szCs w:val="24"/>
+            </w:rPr>
+            <m:t>  </m:t>
+          </m:r>
+          <m:r>
+            <w:rPr>
+              <w:rFonts w:ascii="Cambria Math" w:eastAsia="Times New Roman" w:hAnsi="Cambria Math" w:cs="Times New Roman"/>
+              <w:sz w:val="24"/>
+              <w:szCs w:val="24"/>
+            </w:rPr>
+            <m:t>0.2472,</m:t>
+          </m:r>
+          <m:r>
+            <m:rPr>
+              <m:nor/>
+            </m:rPr>
+            <w:rPr>
+              <w:rFonts w:ascii="Times New Roman" w:eastAsia="Times New Roman" w:hAnsi="Times New Roman" w:cs="Times New Roman"/>
+              <w:sz w:val="24"/>
+              <w:szCs w:val="24"/>
+            </w:rPr>
+            <m:t>  </m:t>
+          </m:r>
+          <m:r>
+            <w:rPr>
+              <w:rFonts w:ascii="Cambria Math" w:eastAsia="Times New Roman" w:hAnsi="Cambria Math" w:cs="Times New Roman"/>
+              <w:sz w:val="24"/>
+              <w:szCs w:val="24"/>
+            </w:rPr>
+            <m:t>0.2526]</m:t>
+          </m:r>
+          <m:r>
+            <w:rPr>
+              <w:rFonts w:ascii="Cambria Math" w:eastAsia="Times New Roman" w:hAnsi="Cambria Math" w:cs="Times New Roman"/>
+              <w:i/>
+              <w:sz w:val="24"/>
+              <w:szCs w:val="24"/>
+            </w:rPr>
+            <w:br/>
+          </m:r>
+        </m:oMath>
+      </m:oMathPara>
+    </w:p>
+    <w:p>
+      <w:pPr>
+        <w:pStyle w:val="Heading4"/>
+      </w:pPr>
+      <w:r>
+        <w:t xml:space="preserve">Final </w:t>
+      </w:r>
+      <w:proofErr w:type="spellStart"/>
+      <w:r>
+        <w:t>Softmax</w:t>
+      </w:r>
+      <w:proofErr w:type="spellEnd"/>
+      <w:r>
+        <w:t xml:space="preserve"> Matrix</w:t>
+      </w:r>
+    </w:p>
+    <w:p/>
+    <w:p>
+      <w:pPr>
+        <w:spacing w:after="0" w:line="240" w:lineRule="auto"/>
+        <w:ind w:left="864"/>
+        <w:rPr>
+          <w:rFonts w:ascii="Cambria Math" w:eastAsia="Times New Roman" w:hAnsi="Cambria Math" w:cs="Times New Roman"/>
+          <w:sz w:val="24"/>
+          <w:szCs w:val="24"/>
+        </w:rPr>
+      </w:pPr>
+      <m:oMathPara>
+        <m:oMathParaPr>
+          <m:jc m:val="left"/>
+        </m:oMathParaPr>
+        <m:oMath>
+          <m:r>
+            <w:rPr>
+              <w:rFonts w:ascii="Cambria Math" w:eastAsia="Times New Roman" w:hAnsi="Cambria Math" w:cs="Times New Roman"/>
+              <w:sz w:val="24"/>
+              <w:szCs w:val="24"/>
+            </w:rPr>
+            <m:t>Attention  Score=</m:t>
+          </m:r>
+          <m:borderBox>
+            <m:borderBoxPr>
+              <m:ctrlPr>
+                <w:rPr>
+                  <w:rFonts w:ascii="Cambria Math" w:eastAsia="Times New Roman" w:hAnsi="Cambria Math" w:cs="Times New Roman"/>
+                  <w:sz w:val="24"/>
+                  <w:szCs w:val="24"/>
+                </w:rPr>
+              </m:ctrlPr>
+            </m:borderBoxPr>
+            <m:e>
+              <m:d>
+                <m:dPr>
+                  <m:begChr m:val="["/>
+                  <m:endChr m:val="]"/>
+                  <m:ctrlPr>
+                    <w:rPr>
+                      <w:rFonts w:ascii="Cambria Math" w:eastAsia="Times New Roman" w:hAnsi="Cambria Math" w:cs="Times New Roman"/>
+                      <w:sz w:val="24"/>
+                      <w:szCs w:val="24"/>
+                    </w:rPr>
+                  </m:ctrlPr>
+                </m:dPr>
+                <m:e>
+                  <m:m>
+                    <m:mPr>
+                      <m:plcHide m:val="1"/>
+                      <m:mcs>
+                        <m:mc>
+                          <m:mcPr>
+                            <m:count m:val="4"/>
+                            <m:mcJc m:val="center"/>
+                          </m:mcPr>
+                        </m:mc>
+                      </m:mcs>
+                      <m:ctrlPr>
+                        <w:rPr>
+                          <w:rFonts w:ascii="Cambria Math" w:eastAsia="Times New Roman" w:hAnsi="Cambria Math" w:cs="Times New Roman"/>
+                          <w:sz w:val="24"/>
+                          <w:szCs w:val="24"/>
+                        </w:rPr>
+                      </m:ctrlPr>
+                    </m:mPr>
+                    <m:mr>
+                      <m:e>
+                        <m:r>
+                          <w:rPr>
+                            <w:rFonts w:ascii="Cambria Math" w:eastAsia="Times New Roman" w:hAnsi="Cambria Math" w:cs="Times New Roman"/>
+                            <w:sz w:val="24"/>
+                            <w:szCs w:val="24"/>
+                          </w:rPr>
+                          <m:t>0.2616</m:t>
+                        </m:r>
+                      </m:e>
+                      <m:e>
+                        <m:r>
+                          <w:rPr>
+                            <w:rFonts w:ascii="Cambria Math" w:eastAsia="Times New Roman" w:hAnsi="Cambria Math" w:cs="Times New Roman"/>
+                            <w:sz w:val="24"/>
+                            <w:szCs w:val="24"/>
+                          </w:rPr>
+                          <m:t>0.2392</m:t>
+                        </m:r>
+                      </m:e>
+                      <m:e>
+                        <m:r>
+                          <w:rPr>
+                            <w:rFonts w:ascii="Cambria Math" w:eastAsia="Times New Roman" w:hAnsi="Cambria Math" w:cs="Times New Roman"/>
+                            <w:sz w:val="24"/>
+                            <w:szCs w:val="24"/>
+                          </w:rPr>
+                          <m:t>0.2464</m:t>
+                        </m:r>
+                      </m:e>
+                      <m:e>
+                        <m:r>
+                          <w:rPr>
+                            <w:rFonts w:ascii="Cambria Math" w:eastAsia="Times New Roman" w:hAnsi="Cambria Math" w:cs="Times New Roman"/>
+                            <w:sz w:val="24"/>
+                            <w:szCs w:val="24"/>
+                          </w:rPr>
+                          <m:t>0.2528</m:t>
+                        </m:r>
+                      </m:e>
+                    </m:mr>
+                    <m:mr>
+                      <m:e>
+                        <m:r>
+                          <w:rPr>
+                            <w:rFonts w:ascii="Cambria Math" w:eastAsia="Times New Roman" w:hAnsi="Cambria Math" w:cs="Times New Roman"/>
+                            <w:sz w:val="24"/>
+                            <w:szCs w:val="24"/>
+                          </w:rPr>
+                          <m:t>0.2600</m:t>
+                        </m:r>
+                      </m:e>
+                      <m:e>
+                        <m:r>
+                          <w:rPr>
+                            <w:rFonts w:ascii="Cambria Math" w:eastAsia="Times New Roman" w:hAnsi="Cambria Math" w:cs="Times New Roman"/>
+                            <w:sz w:val="24"/>
+                            <w:szCs w:val="24"/>
+                          </w:rPr>
+                          <m:t>0.2410</m:t>
+                        </m:r>
+                      </m:e>
+                      <m:e>
+                        <m:r>
+                          <w:rPr>
+                            <w:rFonts w:ascii="Cambria Math" w:eastAsia="Times New Roman" w:hAnsi="Cambria Math" w:cs="Times New Roman"/>
+                            <w:sz w:val="24"/>
+                            <w:szCs w:val="24"/>
+                          </w:rPr>
+                          <m:t>0.2472</m:t>
+                        </m:r>
+                      </m:e>
+                      <m:e>
+                        <m:r>
+                          <w:rPr>
+                            <w:rFonts w:ascii="Cambria Math" w:eastAsia="Times New Roman" w:hAnsi="Cambria Math" w:cs="Times New Roman"/>
+                            <w:sz w:val="24"/>
+                            <w:szCs w:val="24"/>
+                          </w:rPr>
+                          <m:t>0.2520</m:t>
+                        </m:r>
+                      </m:e>
+                    </m:mr>
+                    <m:mr>
+                      <m:e>
+                        <m:r>
+                          <w:rPr>
+                            <w:rFonts w:ascii="Cambria Math" w:eastAsia="Times New Roman" w:hAnsi="Cambria Math" w:cs="Times New Roman"/>
+                            <w:sz w:val="24"/>
+                            <w:szCs w:val="24"/>
+                          </w:rPr>
+                          <m:t>0.2612</m:t>
+                        </m:r>
+                      </m:e>
+                      <m:e>
+                        <m:r>
+                          <w:rPr>
+                            <w:rFonts w:ascii="Cambria Math" w:eastAsia="Times New Roman" w:hAnsi="Cambria Math" w:cs="Times New Roman"/>
+                            <w:sz w:val="24"/>
+                            <w:szCs w:val="24"/>
+                          </w:rPr>
+                          <m:t>0.2397</m:t>
+                        </m:r>
+                      </m:e>
+                      <m:e>
+                        <m:r>
+                          <w:rPr>
+                            <w:rFonts w:ascii="Cambria Math" w:eastAsia="Times New Roman" w:hAnsi="Cambria Math" w:cs="Times New Roman"/>
+                            <w:sz w:val="24"/>
+                            <w:szCs w:val="24"/>
+                          </w:rPr>
+                          <m:t>0.2466</m:t>
+                        </m:r>
+                      </m:e>
+                      <m:e>
+                        <m:r>
+                          <w:rPr>
+                            <w:rFonts w:ascii="Cambria Math" w:eastAsia="Times New Roman" w:hAnsi="Cambria Math" w:cs="Times New Roman"/>
+                            <w:sz w:val="24"/>
+                            <w:szCs w:val="24"/>
+                          </w:rPr>
+                          <m:t>0.2525</m:t>
+                        </m:r>
+                      </m:e>
+                    </m:mr>
+                    <m:mr>
+                      <m:e>
+                        <m:r>
+                          <w:rPr>
+                            <w:rFonts w:ascii="Cambria Math" w:eastAsia="Times New Roman" w:hAnsi="Cambria Math" w:cs="Times New Roman"/>
+                            <w:sz w:val="24"/>
+                            <w:szCs w:val="24"/>
+                          </w:rPr>
+                          <m:t>0.2589</m:t>
+                        </m:r>
+                      </m:e>
+                      <m:e>
+                        <m:r>
+                          <w:rPr>
+                            <w:rFonts w:ascii="Cambria Math" w:eastAsia="Times New Roman" w:hAnsi="Cambria Math" w:cs="Times New Roman"/>
+                            <w:sz w:val="24"/>
+                            <w:szCs w:val="24"/>
+                          </w:rPr>
+                          <m:t>0.2413</m:t>
+                        </m:r>
+                      </m:e>
+                      <m:e>
+                        <m:r>
+                          <w:rPr>
+                            <w:rFonts w:ascii="Cambria Math" w:eastAsia="Times New Roman" w:hAnsi="Cambria Math" w:cs="Times New Roman"/>
+                            <w:sz w:val="24"/>
+                            <w:szCs w:val="24"/>
+                          </w:rPr>
+                          <m:t>0.2472</m:t>
+                        </m:r>
+                      </m:e>
+                      <m:e>
+                        <m:r>
+                          <w:rPr>
+                            <w:rFonts w:ascii="Cambria Math" w:eastAsia="Times New Roman" w:hAnsi="Cambria Math" w:cs="Times New Roman"/>
+                            <w:sz w:val="24"/>
+                            <w:szCs w:val="24"/>
+                          </w:rPr>
+                          <m:t>0.2526</m:t>
+                        </m:r>
+                      </m:e>
+                    </m:mr>
+                  </m:m>
+                </m:e>
+              </m:d>
+            </m:e>
+          </m:borderBox>
+        </m:oMath>
+      </m:oMathPara>
+    </w:p>
+    <w:p>
+      <w:pPr>
+        <w:pStyle w:val="Heading4"/>
+        <w:rPr>
+          <w:rStyle w:val="Heading4Char"/>
+        </w:rPr>
+      </w:pPr>
+      <w:r>
+        <w:rPr>
+          <w:rStyle w:val="Heading4Char"/>
+        </w:rPr>
+        <w:t>Key Observation</w:t>
+      </w:r>
+    </w:p>
+    <w:p>
+      <w:pPr>
+        <w:spacing w:before="100" w:beforeAutospacing="1" w:after="100" w:afterAutospacing="1" w:line="240" w:lineRule="auto"/>
+        <w:ind w:left="720"/>
+        <w:rPr>
+          <w:rFonts w:ascii="Times New Roman" w:eastAsia="Times New Roman" w:hAnsi="Times New Roman" w:cs="Times New Roman"/>
+          <w:sz w:val="24"/>
+          <w:szCs w:val="24"/>
+        </w:rPr>
+      </w:pPr>
+      <w:r>
+        <w:rPr>
+          <w:rFonts w:ascii="Times New Roman" w:eastAsia="Times New Roman" w:hAnsi="Times New Roman" w:cs="Times New Roman"/>
+          <w:sz w:val="24"/>
+          <w:szCs w:val="24"/>
+        </w:rPr>
+        <w:t>All rows look similar because:</w:t>
+      </w:r>
+    </w:p>
+    <w:p>
+      <w:pPr>
+        <w:numPr>
+          <w:ilvl w:val="0"/>
+          <w:numId w:val="15"/>
+        </w:numPr>
+        <w:tabs>
+          <w:tab w:val="clear" w:pos="720"/>
+          <w:tab w:val="num" w:pos="1440"/>
+        </w:tabs>
+        <w:spacing w:before="100" w:beforeAutospacing="1" w:after="100" w:afterAutospacing="1" w:line="240" w:lineRule="auto"/>
+        <w:ind w:left="1440"/>
+        <w:rPr>
+          <w:rFonts w:ascii="Times New Roman" w:eastAsia="Times New Roman" w:hAnsi="Times New Roman" w:cs="Times New Roman"/>
+          <w:sz w:val="24"/>
+          <w:szCs w:val="24"/>
+        </w:rPr>
+      </w:pPr>
+      <w:r>
+        <w:rPr>
+          <w:rFonts w:ascii="Times New Roman" w:eastAsia="Times New Roman" w:hAnsi="Times New Roman" w:cs="Times New Roman"/>
+          <w:sz w:val="24"/>
+          <w:szCs w:val="24"/>
+        </w:rPr>
+        <w:t>attention scores were close</w:t>
+      </w:r>
+    </w:p>
+    <w:p>
+      <w:pPr>
+        <w:numPr>
+          <w:ilvl w:val="0"/>
+          <w:numId w:val="15"/>
+        </w:numPr>
+        <w:tabs>
+          <w:tab w:val="clear" w:pos="720"/>
+          <w:tab w:val="num" w:pos="1440"/>
+        </w:tabs>
+        <w:spacing w:before="100" w:beforeAutospacing="1" w:after="100" w:afterAutospacing="1" w:line="240" w:lineRule="auto"/>
+        <w:ind w:left="1440"/>
+        <w:rPr>
+          <w:rFonts w:ascii="Times New Roman" w:eastAsia="Times New Roman" w:hAnsi="Times New Roman" w:cs="Times New Roman"/>
+          <w:sz w:val="24"/>
+          <w:szCs w:val="24"/>
+        </w:rPr>
+      </w:pPr>
+      <w:r>
+        <w:rPr>
+          <w:rFonts w:ascii="Times New Roman" w:eastAsia="Times New Roman" w:hAnsi="Times New Roman" w:cs="Times New Roman"/>
+          <w:sz w:val="24"/>
+          <w:szCs w:val="24"/>
+        </w:rPr>
+        <w:t>no token strongly dominates</w:t>
+      </w:r>
+    </w:p>
+    <w:p>
+      <w:pPr>
+        <w:spacing w:before="100" w:beforeAutospacing="1" w:after="100" w:afterAutospacing="1" w:line="240" w:lineRule="auto"/>
+        <w:ind w:left="720"/>
+        <w:rPr>
+          <w:rFonts w:ascii="Times New Roman" w:eastAsia="Times New Roman" w:hAnsi="Times New Roman" w:cs="Times New Roman"/>
+          <w:sz w:val="24"/>
+          <w:szCs w:val="24"/>
+        </w:rPr>
+      </w:pPr>
+      <w:r>
+        <w:rPr>
+          <w:rFonts w:ascii="Times New Roman" w:eastAsia="Times New Roman" w:hAnsi="Times New Roman" w:cs="Times New Roman"/>
+          <w:sz w:val="24"/>
+          <w:szCs w:val="24"/>
+        </w:rPr>
+        <w:t xml:space="preserve"> In real models, you often see:</w:t>
+      </w:r>
+    </w:p>
+    <w:p>
+      <w:pPr>
+        <w:tabs>
+          <w:tab w:val="left" w:pos="916"/>
+          <w:tab w:val="left" w:pos="1832"/>
+          <w:tab w:val="left" w:pos="2748"/>
+          <w:tab w:val="left" w:pos="3664"/>
+          <w:tab w:val="left" w:pos="4580"/>
+          <w:tab w:val="left" w:pos="5496"/>
+          <w:tab w:val="left" w:pos="6412"/>
+          <w:tab w:val="left" w:pos="7328"/>
+          <w:tab w:val="left" w:pos="8244"/>
+          <w:tab w:val="left" w:pos="9160"/>
+          <w:tab w:val="left" w:pos="10076"/>
+          <w:tab w:val="left" w:pos="10992"/>
+          <w:tab w:val="left" w:pos="11908"/>
+          <w:tab w:val="left" w:pos="12824"/>
+          <w:tab w:val="left" w:pos="13740"/>
+          <w:tab w:val="left" w:pos="14656"/>
+        </w:tabs>
+        <w:spacing w:after="0" w:line="240" w:lineRule="auto"/>
+        <w:ind w:left="720"/>
+        <w:rPr>
+          <w:rFonts w:ascii="Times New Roman" w:eastAsia="Times New Roman" w:hAnsi="Times New Roman" w:cs="Times New Roman"/>
+          <w:sz w:val="24"/>
+          <w:szCs w:val="24"/>
+        </w:rPr>
+      </w:pPr>
+      <w:r>
+        <w:rPr>
+          <w:rFonts w:ascii="Times New Roman" w:eastAsia="Times New Roman" w:hAnsi="Times New Roman" w:cs="Times New Roman"/>
+          <w:sz w:val="24"/>
+          <w:szCs w:val="24"/>
+        </w:rPr>
+        <w:t>[0.01, 0.02, 0.90, 0.07]</w:t>
+      </w:r>
+    </w:p>
+    <w:p>
+      <w:pPr>
+        <w:spacing w:before="100" w:beforeAutospacing="1" w:after="100" w:afterAutospacing="1" w:line="240" w:lineRule="auto"/>
+        <w:ind w:left="720"/>
+        <w:rPr>
+          <w:rFonts w:ascii="Times New Roman" w:eastAsia="Times New Roman" w:hAnsi="Times New Roman" w:cs="Times New Roman"/>
+          <w:sz w:val="24"/>
+          <w:szCs w:val="24"/>
+        </w:rPr>
+      </w:pPr>
+      <w:r>
+        <w:rPr>
+          <w:rFonts w:ascii="Times New Roman" w:eastAsia="Times New Roman" w:hAnsi="Times New Roman" w:cs="Times New Roman"/>
+          <w:sz w:val="24"/>
+          <w:szCs w:val="24"/>
+        </w:rPr>
+        <w:t>meaning strong attention to one token.</w:t>
+      </w:r>
+    </w:p>
+    <w:p>
+      <w:pPr>
+        <w:pStyle w:val="Heading4"/>
+        <w:rPr>
+          <w:sz w:val="24"/>
+          <w:szCs w:val="24"/>
+        </w:rPr>
+      </w:pPr>
+      <w:r>
+        <w:t xml:space="preserve"> Meaning in This Example</w:t>
+      </w:r>
+    </w:p>
+    <w:p>
+      <w:pPr>
+        <w:spacing w:before="100" w:beforeAutospacing="1" w:after="100" w:afterAutospacing="1" w:line="240" w:lineRule="auto"/>
+        <w:ind w:left="720"/>
+        <w:rPr>
+          <w:rFonts w:ascii="Times New Roman" w:eastAsia="Times New Roman" w:hAnsi="Times New Roman" w:cs="Times New Roman"/>
+          <w:sz w:val="24"/>
+          <w:szCs w:val="24"/>
+        </w:rPr>
+      </w:pPr>
+      <w:r>
+        <w:rPr>
+          <w:rFonts w:ascii="Times New Roman" w:eastAsia="Times New Roman" w:hAnsi="Times New Roman" w:cs="Times New Roman"/>
+          <w:sz w:val="24"/>
+          <w:szCs w:val="24"/>
+        </w:rPr>
+        <w:t>Each row tells:</w:t>
+      </w:r>
+    </w:p>
+    <w:p>
+      <w:pPr>
+        <w:spacing w:before="100" w:beforeAutospacing="1" w:after="100" w:afterAutospacing="1" w:line="240" w:lineRule="auto"/>
+        <w:ind w:left="720"/>
+        <w:rPr>
+          <w:rFonts w:ascii="Times New Roman" w:eastAsia="Times New Roman" w:hAnsi="Times New Roman" w:cs="Times New Roman"/>
+          <w:sz w:val="24"/>
+          <w:szCs w:val="24"/>
+        </w:rPr>
+      </w:pPr>
+      <w:r>
+        <w:rPr>
+          <w:rFonts w:ascii="Times New Roman" w:eastAsia="Times New Roman" w:hAnsi="Times New Roman" w:cs="Times New Roman"/>
+          <w:sz w:val="24"/>
+          <w:szCs w:val="24"/>
+        </w:rPr>
+        <w:t>how one token distributes attention across all tokens</w:t>
+      </w:r>
+    </w:p>
+    <w:p>
+      <w:pPr>
+        <w:spacing w:before="100" w:beforeAutospacing="1" w:after="100" w:afterAutospacing="1" w:line="240" w:lineRule="auto"/>
+        <w:ind w:left="720"/>
+        <w:rPr>
+          <w:rFonts w:ascii="Times New Roman" w:eastAsia="Times New Roman" w:hAnsi="Times New Roman" w:cs="Times New Roman"/>
+          <w:sz w:val="24"/>
+          <w:szCs w:val="24"/>
+        </w:rPr>
+      </w:pPr>
+      <w:r>
+        <w:rPr>
+          <w:rFonts w:ascii="Times New Roman" w:eastAsia="Times New Roman" w:hAnsi="Times New Roman" w:cs="Times New Roman"/>
+          <w:sz w:val="24"/>
+          <w:szCs w:val="24"/>
+        </w:rPr>
+        <w:t>Example Row 3:</w:t>
+      </w:r>
+    </w:p>
+    <w:tbl>
+      <w:tblPr>
+        <w:tblW w:w="0" w:type="auto"/>
+        <w:tblCellSpacing w:w="15" w:type="dxa"/>
+        <w:tblInd w:w="720" w:type="dxa"/>
+        <w:tblCellMar>
+          <w:top w:w="15" w:type="dxa"/>
+          <w:left w:w="15" w:type="dxa"/>
+          <w:bottom w:w="15" w:type="dxa"/>
+          <w:right w:w="15" w:type="dxa"/>
+        </w:tblCellMar>
+        <w:tblLook w:val="04A0" w:firstRow="1" w:lastRow="0" w:firstColumn="1" w:lastColumn="0" w:noHBand="0" w:noVBand="1"/>
+      </w:tblPr>
+      <w:tblGrid>
+        <w:gridCol w:w="1082"/>
+        <w:gridCol w:w="755"/>
+      </w:tblGrid>
+      <w:tr>
+        <w:trPr>
+          <w:tblHeader/>
+          <w:tblCellSpacing w:w="15" w:type="dxa"/>
+        </w:trPr>
+        <w:tc>
+          <w:tcPr>
+            <w:tcW w:w="0" w:type="auto"/>
+            <w:vAlign w:val="center"/>
+            <w:hideMark/>
+          </w:tcPr>
+          <w:p>
+            <w:pPr>
+              <w:spacing w:after="0" w:line="240" w:lineRule="auto"/>
+              <w:jc w:val="center"/>
+              <w:rPr>
+                <w:rFonts w:ascii="Times New Roman" w:eastAsia="Times New Roman" w:hAnsi="Times New Roman" w:cs="Times New Roman"/>
+                <w:b/>
+                <w:bCs/>
+                <w:sz w:val="24"/>
+                <w:szCs w:val="24"/>
+              </w:rPr>
+            </w:pPr>
+            <w:r>
+              <w:rPr>
+                <w:rFonts w:ascii="Times New Roman" w:eastAsia="Times New Roman" w:hAnsi="Times New Roman" w:cs="Times New Roman"/>
+                <w:b/>
+                <w:bCs/>
+                <w:sz w:val="24"/>
+                <w:szCs w:val="24"/>
+              </w:rPr>
+              <w:t>attends to</w:t>
+            </w:r>
+          </w:p>
+        </w:tc>
+        <w:tc>
+          <w:tcPr>
+            <w:tcW w:w="0" w:type="auto"/>
+            <w:vAlign w:val="center"/>
+            <w:hideMark/>
+          </w:tcPr>
+          <w:p>
+            <w:pPr>
+              <w:spacing w:after="0" w:line="240" w:lineRule="auto"/>
+              <w:jc w:val="center"/>
+              <w:rPr>
+                <w:rFonts w:ascii="Times New Roman" w:eastAsia="Times New Roman" w:hAnsi="Times New Roman" w:cs="Times New Roman"/>
+                <w:b/>
+                <w:bCs/>
+                <w:sz w:val="24"/>
+                <w:szCs w:val="24"/>
+              </w:rPr>
+            </w:pPr>
+            <w:r>
+              <w:rPr>
+                <w:rFonts w:ascii="Times New Roman" w:eastAsia="Times New Roman" w:hAnsi="Times New Roman" w:cs="Times New Roman"/>
+                <w:b/>
+                <w:bCs/>
+                <w:sz w:val="24"/>
+                <w:szCs w:val="24"/>
+              </w:rPr>
+              <w:t>weight</w:t>
+            </w:r>
+          </w:p>
+        </w:tc>
+      </w:tr>
+      <w:tr>
+        <w:trPr>
+          <w:tblCellSpacing w:w="15" w:type="dxa"/>
+        </w:trPr>
+        <w:tc>
+          <w:tcPr>
+            <w:tcW w:w="0" w:type="auto"/>
+            <w:vAlign w:val="center"/>
+            <w:hideMark/>
+          </w:tcPr>
+          <w:p>
+            <w:pPr>
+              <w:spacing w:after="0" w:line="240" w:lineRule="auto"/>
+              <w:rPr>
+                <w:rFonts w:ascii="Times New Roman" w:eastAsia="Times New Roman" w:hAnsi="Times New Roman" w:cs="Times New Roman"/>
+                <w:sz w:val="24"/>
+                <w:szCs w:val="24"/>
+              </w:rPr>
+            </w:pPr>
+            <w:r>
+              <w:rPr>
+                <w:rFonts w:ascii="Times New Roman" w:eastAsia="Times New Roman" w:hAnsi="Times New Roman" w:cs="Times New Roman"/>
+                <w:sz w:val="24"/>
+                <w:szCs w:val="24"/>
+              </w:rPr>
+              <w:t>nearest</w:t>
+            </w:r>
+          </w:p>
+        </w:tc>
+        <w:tc>
+          <w:tcPr>
+            <w:tcW w:w="0" w:type="auto"/>
+            <w:vAlign w:val="center"/>
+            <w:hideMark/>
+          </w:tcPr>
+          <w:p>
+            <w:pPr>
+              <w:spacing w:after="0" w:line="240" w:lineRule="auto"/>
+              <w:rPr>
+                <w:rFonts w:ascii="Times New Roman" w:eastAsia="Times New Roman" w:hAnsi="Times New Roman" w:cs="Times New Roman"/>
+                <w:sz w:val="24"/>
+                <w:szCs w:val="24"/>
+              </w:rPr>
+            </w:pPr>
+            <w:r>
+              <w:rPr>
+                <w:rFonts w:ascii="Times New Roman" w:eastAsia="Times New Roman" w:hAnsi="Times New Roman" w:cs="Times New Roman"/>
+                <w:sz w:val="24"/>
+                <w:szCs w:val="24"/>
+              </w:rPr>
+              <w:t>0.2612</w:t>
+            </w:r>
+          </w:p>
+        </w:tc>
+      </w:tr>
+      <w:tr>
+        <w:trPr>
+          <w:tblCellSpacing w:w="15" w:type="dxa"/>
+        </w:trPr>
+        <w:tc>
+          <w:tcPr>
+            <w:tcW w:w="0" w:type="auto"/>
+            <w:vAlign w:val="center"/>
+            <w:hideMark/>
+          </w:tcPr>
+          <w:p>
+            <w:pPr>
+              <w:spacing w:after="0" w:line="240" w:lineRule="auto"/>
+              <w:rPr>
+                <w:rFonts w:ascii="Times New Roman" w:eastAsia="Times New Roman" w:hAnsi="Times New Roman" w:cs="Times New Roman"/>
+                <w:sz w:val="24"/>
+                <w:szCs w:val="24"/>
+              </w:rPr>
+            </w:pPr>
+            <w:r>
+              <w:rPr>
+                <w:rFonts w:ascii="Times New Roman" w:eastAsia="Times New Roman" w:hAnsi="Times New Roman" w:cs="Times New Roman"/>
+                <w:sz w:val="24"/>
+                <w:szCs w:val="24"/>
+              </w:rPr>
+              <w:t>gas</w:t>
+            </w:r>
+          </w:p>
+        </w:tc>
+        <w:tc>
+          <w:tcPr>
+            <w:tcW w:w="0" w:type="auto"/>
+            <w:vAlign w:val="center"/>
+            <w:hideMark/>
+          </w:tcPr>
+          <w:p>
+            <w:pPr>
+              <w:spacing w:after="0" w:line="240" w:lineRule="auto"/>
+              <w:rPr>
+                <w:rFonts w:ascii="Times New Roman" w:eastAsia="Times New Roman" w:hAnsi="Times New Roman" w:cs="Times New Roman"/>
+                <w:sz w:val="24"/>
+                <w:szCs w:val="24"/>
+              </w:rPr>
+            </w:pPr>
+            <w:r>
+              <w:rPr>
+                <w:rFonts w:ascii="Times New Roman" w:eastAsia="Times New Roman" w:hAnsi="Times New Roman" w:cs="Times New Roman"/>
+                <w:sz w:val="24"/>
+                <w:szCs w:val="24"/>
+              </w:rPr>
+              <w:t>0.2397</w:t>
+            </w:r>
+          </w:p>
+        </w:tc>
+      </w:tr>
+      <w:tr>
+        <w:trPr>
+          <w:tblCellSpacing w:w="15" w:type="dxa"/>
+        </w:trPr>
+        <w:tc>
+          <w:tcPr>
+            <w:tcW w:w="0" w:type="auto"/>
+            <w:vAlign w:val="center"/>
+            <w:hideMark/>
+          </w:tcPr>
+          <w:p>
+            <w:pPr>
+              <w:spacing w:after="0" w:line="240" w:lineRule="auto"/>
+              <w:rPr>
+                <w:rFonts w:ascii="Times New Roman" w:eastAsia="Times New Roman" w:hAnsi="Times New Roman" w:cs="Times New Roman"/>
+                <w:sz w:val="24"/>
+                <w:szCs w:val="24"/>
+              </w:rPr>
+            </w:pPr>
+            <w:r>
+              <w:rPr>
+                <w:rFonts w:ascii="Times New Roman" w:eastAsia="Times New Roman" w:hAnsi="Times New Roman" w:cs="Times New Roman"/>
+                <w:sz w:val="24"/>
+                <w:szCs w:val="24"/>
+              </w:rPr>
+              <w:t>station</w:t>
+            </w:r>
+          </w:p>
+        </w:tc>
+        <w:tc>
+          <w:tcPr>
+            <w:tcW w:w="0" w:type="auto"/>
+            <w:vAlign w:val="center"/>
+            <w:hideMark/>
+          </w:tcPr>
+          <w:p>
+            <w:pPr>
+              <w:spacing w:after="0" w:line="240" w:lineRule="auto"/>
+              <w:rPr>
+                <w:rFonts w:ascii="Times New Roman" w:eastAsia="Times New Roman" w:hAnsi="Times New Roman" w:cs="Times New Roman"/>
+                <w:sz w:val="24"/>
+                <w:szCs w:val="24"/>
+              </w:rPr>
+            </w:pPr>
+            <w:r>
+              <w:rPr>
+                <w:rFonts w:ascii="Times New Roman" w:eastAsia="Times New Roman" w:hAnsi="Times New Roman" w:cs="Times New Roman"/>
+                <w:sz w:val="24"/>
+                <w:szCs w:val="24"/>
+              </w:rPr>
+              <w:t>0.2466</w:t>
+            </w:r>
+          </w:p>
+        </w:tc>
+      </w:tr>
+      <w:tr>
+        <w:trPr>
+          <w:tblCellSpacing w:w="15" w:type="dxa"/>
+        </w:trPr>
+        <w:tc>
+          <w:tcPr>
+            <w:tcW w:w="0" w:type="auto"/>
+            <w:vAlign w:val="center"/>
+            <w:hideMark/>
+          </w:tcPr>
+          <w:p>
+            <w:pPr>
+              <w:spacing w:after="0" w:line="240" w:lineRule="auto"/>
+              <w:rPr>
+                <w:rFonts w:ascii="Times New Roman" w:eastAsia="Times New Roman" w:hAnsi="Times New Roman" w:cs="Times New Roman"/>
+                <w:sz w:val="24"/>
+                <w:szCs w:val="24"/>
+              </w:rPr>
+            </w:pPr>
+            <w:r>
+              <w:rPr>
+                <w:rFonts w:ascii="Times New Roman" w:eastAsia="Times New Roman" w:hAnsi="Times New Roman" w:cs="Times New Roman"/>
+                <w:sz w:val="24"/>
+                <w:szCs w:val="24"/>
+              </w:rPr>
+              <w:t>Murphy</w:t>
+            </w:r>
+          </w:p>
+        </w:tc>
+        <w:tc>
+          <w:tcPr>
+            <w:tcW w:w="0" w:type="auto"/>
+            <w:vAlign w:val="center"/>
+            <w:hideMark/>
+          </w:tcPr>
+          <w:p>
+            <w:pPr>
+              <w:spacing w:after="0" w:line="240" w:lineRule="auto"/>
+              <w:rPr>
+                <w:rFonts w:ascii="Times New Roman" w:eastAsia="Times New Roman" w:hAnsi="Times New Roman" w:cs="Times New Roman"/>
+                <w:sz w:val="24"/>
+                <w:szCs w:val="24"/>
+              </w:rPr>
+            </w:pPr>
+            <w:r>
+              <w:rPr>
+                <w:rFonts w:ascii="Times New Roman" w:eastAsia="Times New Roman" w:hAnsi="Times New Roman" w:cs="Times New Roman"/>
+                <w:sz w:val="24"/>
+                <w:szCs w:val="24"/>
+              </w:rPr>
+              <w:t>0.2525</w:t>
+            </w:r>
+          </w:p>
+        </w:tc>
+      </w:tr>
+    </w:tbl>
+    <w:p>
+      <w:pPr>
+        <w:spacing w:before="100" w:beforeAutospacing="1" w:after="100" w:afterAutospacing="1" w:line="240" w:lineRule="auto"/>
+        <w:rPr>
+          <w:rFonts w:ascii="Times New Roman" w:eastAsia="Times New Roman" w:hAnsi="Times New Roman" w:cs="Times New Roman"/>
+          <w:sz w:val="24"/>
+          <w:szCs w:val="24"/>
+        </w:rPr>
+      </w:pPr>
+    </w:p>
+    <w:p>
+      <w:pPr>
+        <w:spacing w:before="100" w:beforeAutospacing="1" w:after="100" w:afterAutospacing="1" w:line="240" w:lineRule="auto"/>
+        <w:rPr>
+          <w:rFonts w:ascii="Times New Roman" w:eastAsia="Times New Roman" w:hAnsi="Times New Roman" w:cs="Times New Roman"/>
+          <w:sz w:val="24"/>
+          <w:szCs w:val="24"/>
+        </w:rPr>
+      </w:pPr>
+    </w:p>
+    <w:p>
+      <w:pPr>
+        <w:spacing w:before="100" w:beforeAutospacing="1" w:after="100" w:afterAutospacing="1" w:line="240" w:lineRule="auto"/>
+        <w:rPr>
+          <w:rFonts w:ascii="Times New Roman" w:eastAsia="Times New Roman" w:hAnsi="Times New Roman" w:cs="Times New Roman"/>
+          <w:sz w:val="24"/>
+          <w:szCs w:val="24"/>
+        </w:rPr>
+      </w:pPr>
+    </w:p>
+    <w:p>
+      <w:pPr>
+        <w:spacing w:before="100" w:beforeAutospacing="1" w:after="100" w:afterAutospacing="1" w:line="240" w:lineRule="auto"/>
+        <w:rPr>
+          <w:rFonts w:ascii="Times New Roman" w:eastAsia="Times New Roman" w:hAnsi="Times New Roman" w:cs="Times New Roman"/>
+          <w:sz w:val="24"/>
+          <w:szCs w:val="24"/>
+        </w:rPr>
+      </w:pPr>
+    </w:p>
+    <w:p>
+      <w:pPr>
+        <w:spacing w:before="100" w:beforeAutospacing="1" w:after="100" w:afterAutospacing="1" w:line="240" w:lineRule="auto"/>
+        <w:rPr>
+          <w:rFonts w:ascii="Times New Roman" w:eastAsia="Times New Roman" w:hAnsi="Times New Roman" w:cs="Times New Roman"/>
+          <w:sz w:val="24"/>
+          <w:szCs w:val="24"/>
+        </w:rPr>
+      </w:pPr>
+    </w:p>
+    <w:p>
+      <w:pPr>
+        <w:pStyle w:val="Heading3"/>
+      </w:pPr>
+      <w:bookmarkStart w:id="13" w:name="_Toc224631490"/>
+      <w:r>
+        <w:rPr>
+          <w:sz w:val="48"/>
+          <w:szCs w:val="48"/>
+        </w:rPr>
+        <w:t xml:space="preserve"> </w:t>
+      </w:r>
+      <w:r>
         <w:t>Compute Context Vectors</w:t>
       </w:r>
-      <w:bookmarkEnd w:id="15"/>
+      <w:bookmarkEnd w:id="13"/>
     </w:p>
     <w:p/>
     <w:p>
@@ -10933,6 +17026,17 @@
     </w:p>
     <w:p>
       <w:pPr>
+        <w:spacing w:after="0" w:line="240" w:lineRule="auto"/>
+        <w:ind w:left="1440"/>
+        <w:rPr>
+          <w:rFonts w:eastAsia="Times New Roman" w:cs="Times New Roman"/>
+          <w:sz w:val="24"/>
+          <w:szCs w:val="24"/>
+        </w:rPr>
+      </w:pPr>
+    </w:p>
+    <w:p>
+      <w:pPr>
         <w:spacing w:before="100" w:beforeAutospacing="1" w:after="100" w:afterAutospacing="1" w:line="240" w:lineRule="auto"/>
         <w:rPr>
           <w:rFonts w:eastAsia="Times New Roman" w:cs="Times New Roman"/>
@@ -11210,7 +17314,7 @@
           <w:szCs w:val="48"/>
         </w:rPr>
       </w:pPr>
-      <w:bookmarkStart w:id="16" w:name="_Toc224631491"/>
+      <w:bookmarkStart w:id="14" w:name="_Toc224631491"/>
       <w:r>
         <w:rPr>
           <w:rFonts w:ascii="Segoe UI Emoji" w:eastAsia="Times New Roman" w:hAnsi="Segoe UI Emoji" w:cs="Segoe UI Emoji"/>
@@ -11244,7 +17348,7 @@
         </w:rPr>
         <w:t>Sentence Representation (Detailed Step)</w:t>
       </w:r>
-      <w:bookmarkEnd w:id="16"/>
+      <w:bookmarkEnd w:id="14"/>
     </w:p>
     <w:p>
       <w:pPr>
@@ -11297,6 +17401,7 @@
           <w:sz w:val="32"/>
           <w:szCs w:val="32"/>
         </w:rPr>
+        <w:lastRenderedPageBreak/>
         <w:t>Average pooling:</w:t>
       </w:r>
     </w:p>
@@ -11476,7 +17581,7 @@
           <w:szCs w:val="32"/>
         </w:rPr>
       </w:pPr>
-      <w:bookmarkStart w:id="17" w:name="_Toc224631492"/>
+      <w:bookmarkStart w:id="15" w:name="_Toc224631492"/>
       <w:r>
         <w:rPr>
           <w:rFonts w:ascii="Times New Roman" w:eastAsia="Times New Roman" w:hAnsi="Times New Roman" w:cs="Times New Roman"/>
@@ -11487,7 +17592,7 @@
         </w:rPr>
         <w:t>First dimension</w:t>
       </w:r>
-      <w:bookmarkEnd w:id="17"/>
+      <w:bookmarkEnd w:id="15"/>
     </w:p>
     <w:p>
       <w:pPr>
@@ -11510,7 +17615,6 @@
               <w:sz w:val="32"/>
               <w:szCs w:val="32"/>
             </w:rPr>
-            <w:lastRenderedPageBreak/>
             <m:t>0.453+0.421+0.436+0.382</m:t>
           </m:r>
           <m:r>
@@ -11661,7 +17765,7 @@
           <w:szCs w:val="32"/>
         </w:rPr>
       </w:pPr>
-      <w:bookmarkStart w:id="18" w:name="_Toc224631493"/>
+      <w:bookmarkStart w:id="16" w:name="_Toc224631493"/>
       <w:r>
         <w:rPr>
           <w:rFonts w:ascii="Times New Roman" w:eastAsia="Times New Roman" w:hAnsi="Times New Roman" w:cs="Times New Roman"/>
@@ -11672,7 +17776,7 @@
         </w:rPr>
         <w:t>Second dimension</w:t>
       </w:r>
-      <w:bookmarkEnd w:id="18"/>
+      <w:bookmarkEnd w:id="16"/>
     </w:p>
     <w:p>
       <w:pPr>
@@ -11955,7 +18059,7 @@
           <w:szCs w:val="44"/>
         </w:rPr>
       </w:pPr>
-      <w:bookmarkStart w:id="19" w:name="_Toc224631494"/>
+      <w:bookmarkStart w:id="17" w:name="_Toc224631494"/>
       <w:r>
         <w:rPr>
           <w:rFonts w:ascii="Times New Roman" w:eastAsia="Times New Roman" w:hAnsi="Times New Roman" w:cs="Times New Roman"/>
@@ -11965,6 +18069,7 @@
           <w:sz w:val="48"/>
           <w:szCs w:val="48"/>
         </w:rPr>
+        <w:lastRenderedPageBreak/>
         <w:t>1️</w:t>
       </w:r>
       <w:r>
@@ -12000,7 +18105,7 @@
         </w:rPr>
         <w:t>Intent Classifier</w:t>
       </w:r>
-      <w:bookmarkEnd w:id="19"/>
+      <w:bookmarkEnd w:id="17"/>
     </w:p>
     <w:p>
       <w:pPr>
@@ -12175,7 +18280,7 @@
           <w:szCs w:val="24"/>
         </w:rPr>
         <w:pict w14:anchorId="6CE3F1D9">
-          <v:rect id="_x0000_i1026" style="width:0;height:1.5pt" o:hralign="center" o:hrstd="t" o:hr="t" fillcolor="#a0a0a0" stroked="f"/>
+          <v:rect id="_x0000_i1025" style="width:0;height:1.5pt" o:hralign="center" o:hrstd="t" o:hr="t" fillcolor="#a0a0a0" stroked="f"/>
         </w:pict>
       </w:r>
     </w:p>
@@ -12192,7 +18297,7 @@
           <w:szCs w:val="48"/>
         </w:rPr>
       </w:pPr>
-      <w:bookmarkStart w:id="20" w:name="_Toc224631495"/>
+      <w:bookmarkStart w:id="18" w:name="_Toc224631495"/>
       <w:r>
         <w:rPr>
           <w:rFonts w:ascii="Times New Roman" w:eastAsia="Times New Roman" w:hAnsi="Times New Roman" w:cs="Times New Roman"/>
@@ -12226,7 +18331,7 @@
         </w:rPr>
         <w:t xml:space="preserve"> Compute Logits</w:t>
       </w:r>
-      <w:bookmarkEnd w:id="20"/>
+      <w:bookmarkEnd w:id="18"/>
     </w:p>
     <w:p>
       <w:pPr>
@@ -12237,13 +18342,23 @@
           <w:szCs w:val="24"/>
         </w:rPr>
       </w:pPr>
+      <w:proofErr w:type="spellStart"/>
       <w:r>
         <w:rPr>
           <w:rFonts w:ascii="Cambria Math" w:eastAsia="Times New Roman" w:hAnsi="Cambria Math" w:cs="Times New Roman"/>
           <w:sz w:val="24"/>
           <w:szCs w:val="24"/>
         </w:rPr>
-        <w:t>Find_place:</w:t>
+        <w:t>Find_place</w:t>
+      </w:r>
+      <w:proofErr w:type="spellEnd"/>
+      <w:r>
+        <w:rPr>
+          <w:rFonts w:ascii="Cambria Math" w:eastAsia="Times New Roman" w:hAnsi="Cambria Math" w:cs="Times New Roman"/>
+          <w:sz w:val="24"/>
+          <w:szCs w:val="24"/>
+        </w:rPr>
+        <w:t>:</w:t>
       </w:r>
     </w:p>
     <w:p>
@@ -12267,7 +18382,6 @@
               <w:sz w:val="32"/>
               <w:szCs w:val="32"/>
             </w:rPr>
-            <w:lastRenderedPageBreak/>
             <m:t>1.1(0.423)+0.9(0.533)</m:t>
           </m:r>
           <m:r>
@@ -12564,7 +18678,7 @@
           <w:szCs w:val="24"/>
         </w:rPr>
         <w:pict w14:anchorId="7FC20A50">
-          <v:rect id="_x0000_i1027" style="width:0;height:1.5pt" o:hralign="center" o:hrstd="t" o:hr="t" fillcolor="#a0a0a0" stroked="f"/>
+          <v:rect id="_x0000_i1026" style="width:0;height:1.5pt" o:hralign="center" o:hrstd="t" o:hr="t" fillcolor="#a0a0a0" stroked="f"/>
         </w:pict>
       </w:r>
     </w:p>
@@ -12581,7 +18695,7 @@
           <w:szCs w:val="48"/>
         </w:rPr>
       </w:pPr>
-      <w:bookmarkStart w:id="21" w:name="_Toc224631496"/>
+      <w:bookmarkStart w:id="19" w:name="_Toc224631496"/>
       <w:r>
         <w:rPr>
           <w:rFonts w:ascii="Times New Roman" w:eastAsia="Times New Roman" w:hAnsi="Times New Roman" w:cs="Times New Roman"/>
@@ -12613,9 +18727,33 @@
           <w:sz w:val="48"/>
           <w:szCs w:val="48"/>
         </w:rPr>
-        <w:t xml:space="preserve"> Softmax Intent</w:t>
-      </w:r>
-      <w:bookmarkEnd w:id="21"/>
+        <w:t xml:space="preserve"> </w:t>
+      </w:r>
+      <w:proofErr w:type="spellStart"/>
+      <w:r>
+        <w:rPr>
+          <w:rFonts w:ascii="Times New Roman" w:eastAsia="Times New Roman" w:hAnsi="Times New Roman" w:cs="Times New Roman"/>
+          <w:b/>
+          <w:bCs/>
+          <w:kern w:val="36"/>
+          <w:sz w:val="48"/>
+          <w:szCs w:val="48"/>
+        </w:rPr>
+        <w:t>Softmax</w:t>
+      </w:r>
+      <w:proofErr w:type="spellEnd"/>
+      <w:r>
+        <w:rPr>
+          <w:rFonts w:ascii="Times New Roman" w:eastAsia="Times New Roman" w:hAnsi="Times New Roman" w:cs="Times New Roman"/>
+          <w:b/>
+          <w:bCs/>
+          <w:kern w:val="36"/>
+          <w:sz w:val="48"/>
+          <w:szCs w:val="48"/>
+        </w:rPr>
+        <w:t xml:space="preserve"> Intent</w:t>
+      </w:r>
+      <w:bookmarkEnd w:id="19"/>
     </w:p>
     <w:p>
       <w:pPr>
@@ -12986,15 +19124,16 @@
           <w:szCs w:val="20"/>
         </w:rPr>
       </w:pPr>
+      <w:proofErr w:type="spellStart"/>
       <w:r>
         <w:rPr>
           <w:rFonts w:ascii="Courier New" w:eastAsia="Times New Roman" w:hAnsi="Courier New" w:cs="Courier New"/>
           <w:sz w:val="20"/>
           <w:szCs w:val="20"/>
         </w:rPr>
-        <w:lastRenderedPageBreak/>
         <w:t>find_place</w:t>
       </w:r>
+      <w:proofErr w:type="spellEnd"/>
     </w:p>
     <w:p>
       <w:pPr>
@@ -13012,7 +19151,7 @@
           <w:szCs w:val="24"/>
         </w:rPr>
         <w:pict w14:anchorId="5212A243">
-          <v:rect id="_x0000_i1028" style="width:0;height:1.5pt" o:hralign="center" o:hrstd="t" o:hr="t" fillcolor="#a0a0a0" stroked="f"/>
+          <v:rect id="_x0000_i1027" style="width:0;height:1.5pt" o:hralign="center" o:hrstd="t" o:hr="t" fillcolor="#a0a0a0" stroked="f"/>
         </w:pict>
       </w:r>
     </w:p>
@@ -13029,7 +19168,7 @@
           <w:szCs w:val="48"/>
         </w:rPr>
       </w:pPr>
-      <w:bookmarkStart w:id="22" w:name="_Toc224631497"/>
+      <w:bookmarkStart w:id="20" w:name="_Toc224631497"/>
       <w:r>
         <w:rPr>
           <w:rFonts w:ascii="Times New Roman" w:eastAsia="Times New Roman" w:hAnsi="Times New Roman" w:cs="Times New Roman"/>
@@ -13063,7 +19202,7 @@
         </w:rPr>
         <w:t xml:space="preserve"> Correct Label</w:t>
       </w:r>
-      <w:bookmarkEnd w:id="22"/>
+      <w:bookmarkEnd w:id="20"/>
     </w:p>
     <w:p>
       <w:pPr>
@@ -13110,6 +19249,7 @@
           <w:szCs w:val="20"/>
         </w:rPr>
       </w:pPr>
+      <w:proofErr w:type="spellStart"/>
       <w:r>
         <w:rPr>
           <w:rFonts w:ascii="Courier New" w:eastAsia="Times New Roman" w:hAnsi="Courier New" w:cs="Courier New"/>
@@ -13118,6 +19258,7 @@
         </w:rPr>
         <w:t>find_place</w:t>
       </w:r>
+      <w:proofErr w:type="spellEnd"/>
     </w:p>
     <w:p>
       <w:pPr>
@@ -13222,7 +19363,7 @@
           <w:szCs w:val="24"/>
         </w:rPr>
         <w:pict w14:anchorId="2FE7C047">
-          <v:rect id="_x0000_i1029" style="width:0;height:1.5pt" o:hralign="center" o:hrstd="t" o:hr="t" fillcolor="#a0a0a0" stroked="f"/>
+          <v:rect id="_x0000_i1028" style="width:0;height:1.5pt" o:hralign="center" o:hrstd="t" o:hr="t" fillcolor="#a0a0a0" stroked="f"/>
         </w:pict>
       </w:r>
     </w:p>
@@ -13239,7 +19380,7 @@
           <w:szCs w:val="48"/>
         </w:rPr>
       </w:pPr>
-      <w:bookmarkStart w:id="23" w:name="_Toc224631498"/>
+      <w:bookmarkStart w:id="21" w:name="_Toc224631498"/>
       <w:r>
         <w:rPr>
           <w:rFonts w:ascii="Times New Roman" w:eastAsia="Times New Roman" w:hAnsi="Times New Roman" w:cs="Times New Roman"/>
@@ -13273,7 +19414,7 @@
         </w:rPr>
         <w:t xml:space="preserve"> Compute Loss</w:t>
       </w:r>
-      <w:bookmarkEnd w:id="23"/>
+      <w:bookmarkEnd w:id="21"/>
     </w:p>
     <w:p>
       <w:pPr>
@@ -13382,7 +19523,7 @@
           <w:szCs w:val="24"/>
         </w:rPr>
         <w:pict w14:anchorId="68C838C2">
-          <v:rect id="_x0000_i1030" style="width:0;height:1.5pt" o:hralign="center" o:hrstd="t" o:hr="t" fillcolor="#a0a0a0" stroked="f"/>
+          <v:rect id="_x0000_i1029" style="width:0;height:1.5pt" o:hralign="center" o:hrstd="t" o:hr="t" fillcolor="#a0a0a0" stroked="f"/>
         </w:pict>
       </w:r>
     </w:p>
@@ -13399,7 +19540,7 @@
           <w:szCs w:val="48"/>
         </w:rPr>
       </w:pPr>
-      <w:bookmarkStart w:id="24" w:name="_Toc224631499"/>
+      <w:bookmarkStart w:id="22" w:name="_Toc224631499"/>
       <w:r>
         <w:rPr>
           <w:rFonts w:ascii="Times New Roman" w:eastAsia="Times New Roman" w:hAnsi="Times New Roman" w:cs="Times New Roman"/>
@@ -13433,7 +19574,7 @@
         </w:rPr>
         <w:t xml:space="preserve"> Backpropagation</w:t>
       </w:r>
-      <w:bookmarkEnd w:id="24"/>
+      <w:bookmarkEnd w:id="22"/>
     </w:p>
     <w:p>
       <w:pPr>
@@ -13472,6 +19613,7 @@
           <w:sz w:val="24"/>
           <w:szCs w:val="24"/>
         </w:rPr>
+        <w:lastRenderedPageBreak/>
         <w:t>classifier weights</w:t>
       </w:r>
     </w:p>
@@ -13839,6 +19981,7 @@
         </w:rPr>
         <w:t xml:space="preserve">This increases probability of </w:t>
       </w:r>
+      <w:proofErr w:type="spellStart"/>
       <w:r>
         <w:rPr>
           <w:rFonts w:ascii="Times New Roman" w:eastAsia="Times New Roman" w:hAnsi="Times New Roman" w:cs="Times New Roman"/>
@@ -13849,6 +19992,7 @@
         </w:rPr>
         <w:t>find_place</w:t>
       </w:r>
+      <w:proofErr w:type="spellEnd"/>
       <w:r>
         <w:rPr>
           <w:rFonts w:ascii="Times New Roman" w:eastAsia="Times New Roman" w:hAnsi="Times New Roman" w:cs="Times New Roman"/>
@@ -13874,7 +20018,7 @@
           <w:szCs w:val="24"/>
         </w:rPr>
         <w:pict w14:anchorId="643669ED">
-          <v:rect id="_x0000_i1031" style="width:0;height:1.5pt" o:hralign="center" o:hrstd="t" o:hr="t" fillcolor="#a0a0a0" stroked="f"/>
+          <v:rect id="_x0000_i1030" style="width:0;height:1.5pt" o:hralign="center" o:hrstd="t" o:hr="t" fillcolor="#a0a0a0" stroked="f"/>
         </w:pict>
       </w:r>
     </w:p>
@@ -13891,7 +20035,7 @@
           <w:szCs w:val="48"/>
         </w:rPr>
       </w:pPr>
-      <w:bookmarkStart w:id="25" w:name="_Toc224631500"/>
+      <w:bookmarkStart w:id="23" w:name="_Toc224631500"/>
       <w:r>
         <w:rPr>
           <w:rFonts w:ascii="Times New Roman" w:eastAsia="Times New Roman" w:hAnsi="Times New Roman" w:cs="Times New Roman"/>
@@ -13901,7 +20045,6 @@
           <w:sz w:val="48"/>
           <w:szCs w:val="48"/>
         </w:rPr>
-        <w:lastRenderedPageBreak/>
         <w:t>17️</w:t>
       </w:r>
       <w:r>
@@ -13926,7 +20069,7 @@
         </w:rPr>
         <w:t xml:space="preserve"> After Training</w:t>
       </w:r>
-      <w:bookmarkEnd w:id="25"/>
+      <w:bookmarkEnd w:id="23"/>
     </w:p>
     <w:p>
       <w:pPr>
@@ -14060,8 +20203,18 @@
           <w:szCs w:val="20"/>
         </w:rPr>
         <w:br/>
-        <w:t>→ intent = find_place</w:t>
-      </w:r>
+        <w:t xml:space="preserve">→ intent = </w:t>
+      </w:r>
+      <w:proofErr w:type="spellStart"/>
+      <w:r>
+        <w:rPr>
+          <w:rFonts w:ascii="Courier New" w:eastAsia="Times New Roman" w:hAnsi="Courier New" w:cs="Courier New"/>
+          <w:sz w:val="20"/>
+          <w:szCs w:val="20"/>
+        </w:rPr>
+        <w:t>find_place</w:t>
+      </w:r>
+      <w:proofErr w:type="spellEnd"/>
     </w:p>
     <w:p>
       <w:pPr>
@@ -14079,7 +20232,7 @@
           <w:szCs w:val="24"/>
         </w:rPr>
         <w:pict w14:anchorId="168AA82E">
-          <v:rect id="_x0000_i1032" style="width:0;height:1.5pt" o:hralign="center" o:hrstd="t" o:hr="t" fillcolor="#a0a0a0" stroked="f"/>
+          <v:rect id="_x0000_i1031" style="width:0;height:1.5pt" o:hralign="center" o:hrstd="t" o:hr="t" fillcolor="#a0a0a0" stroked="f"/>
         </w:pict>
       </w:r>
     </w:p>
@@ -14096,7 +20249,7 @@
           <w:szCs w:val="48"/>
         </w:rPr>
       </w:pPr>
-      <w:bookmarkStart w:id="26" w:name="_Toc224631501"/>
+      <w:bookmarkStart w:id="24" w:name="_Toc224631501"/>
       <w:r>
         <w:rPr>
           <w:rFonts w:ascii="Times New Roman" w:eastAsia="Times New Roman" w:hAnsi="Times New Roman" w:cs="Times New Roman"/>
@@ -14108,7 +20261,7 @@
         </w:rPr>
         <w:t>Key Insight</w:t>
       </w:r>
-      <w:bookmarkEnd w:id="26"/>
+      <w:bookmarkEnd w:id="24"/>
     </w:p>
     <w:p>
       <w:pPr>
@@ -14188,14 +20341,31 @@
           <w:szCs w:val="20"/>
         </w:rPr>
         <w:br/>
-        <w:t>station ↔ gas</w:t>
-      </w:r>
+      </w:r>
+      <w:proofErr w:type="spellStart"/>
       <w:r>
         <w:rPr>
           <w:rFonts w:ascii="Courier New" w:eastAsia="Times New Roman" w:hAnsi="Courier New" w:cs="Courier New"/>
           <w:sz w:val="20"/>
           <w:szCs w:val="20"/>
         </w:rPr>
+        <w:t>station</w:t>
+      </w:r>
+      <w:proofErr w:type="spellEnd"/>
+      <w:r>
+        <w:rPr>
+          <w:rFonts w:ascii="Courier New" w:eastAsia="Times New Roman" w:hAnsi="Courier New" w:cs="Courier New"/>
+          <w:sz w:val="20"/>
+          <w:szCs w:val="20"/>
+        </w:rPr>
+        <w:t xml:space="preserve"> ↔ gas</w:t>
+      </w:r>
+      <w:r>
+        <w:rPr>
+          <w:rFonts w:ascii="Courier New" w:eastAsia="Times New Roman" w:hAnsi="Courier New" w:cs="Courier New"/>
+          <w:sz w:val="20"/>
+          <w:szCs w:val="20"/>
+        </w:rPr>
         <w:br/>
         <w:t>Murphy ↔ location</w:t>
       </w:r>
@@ -14234,7 +20404,7 @@
           <w:szCs w:val="24"/>
         </w:rPr>
         <w:pict w14:anchorId="6062A295">
-          <v:rect id="_x0000_i1033" style="width:0;height:1.5pt" o:hralign="center" o:hrstd="t" o:hr="t" fillcolor="#a0a0a0" stroked="f"/>
+          <v:rect id="_x0000_i1032" style="width:0;height:1.5pt" o:hralign="center" o:hrstd="t" o:hr="t" fillcolor="#a0a0a0" stroked="f"/>
         </w:pict>
       </w:r>
     </w:p>
@@ -14371,7 +20541,62 @@
           <w:sz w:val="24"/>
           <w:szCs w:val="24"/>
         </w:rPr>
-        <w:t>is the aboce steps compy with the paper attenstion all what u need</w:t>
+        <w:lastRenderedPageBreak/>
+        <w:t xml:space="preserve">is the </w:t>
+      </w:r>
+      <w:proofErr w:type="spellStart"/>
+      <w:r>
+        <w:rPr>
+          <w:rFonts w:ascii="Times New Roman" w:eastAsia="Times New Roman" w:hAnsi="Times New Roman" w:cs="Times New Roman"/>
+          <w:sz w:val="24"/>
+          <w:szCs w:val="24"/>
+        </w:rPr>
+        <w:t>aboce</w:t>
+      </w:r>
+      <w:proofErr w:type="spellEnd"/>
+      <w:r>
+        <w:rPr>
+          <w:rFonts w:ascii="Times New Roman" w:eastAsia="Times New Roman" w:hAnsi="Times New Roman" w:cs="Times New Roman"/>
+          <w:sz w:val="24"/>
+          <w:szCs w:val="24"/>
+        </w:rPr>
+        <w:t xml:space="preserve"> steps </w:t>
+      </w:r>
+      <w:proofErr w:type="spellStart"/>
+      <w:r>
+        <w:rPr>
+          <w:rFonts w:ascii="Times New Roman" w:eastAsia="Times New Roman" w:hAnsi="Times New Roman" w:cs="Times New Roman"/>
+          <w:sz w:val="24"/>
+          <w:szCs w:val="24"/>
+        </w:rPr>
+        <w:t>compy</w:t>
+      </w:r>
+      <w:proofErr w:type="spellEnd"/>
+      <w:r>
+        <w:rPr>
+          <w:rFonts w:ascii="Times New Roman" w:eastAsia="Times New Roman" w:hAnsi="Times New Roman" w:cs="Times New Roman"/>
+          <w:sz w:val="24"/>
+          <w:szCs w:val="24"/>
+        </w:rPr>
+        <w:t xml:space="preserve"> with the paper </w:t>
+      </w:r>
+      <w:proofErr w:type="spellStart"/>
+      <w:r>
+        <w:rPr>
+          <w:rFonts w:ascii="Times New Roman" w:eastAsia="Times New Roman" w:hAnsi="Times New Roman" w:cs="Times New Roman"/>
+          <w:sz w:val="24"/>
+          <w:szCs w:val="24"/>
+        </w:rPr>
+        <w:t>attenstion</w:t>
+      </w:r>
+      <w:proofErr w:type="spellEnd"/>
+      <w:r>
+        <w:rPr>
+          <w:rFonts w:ascii="Times New Roman" w:eastAsia="Times New Roman" w:hAnsi="Times New Roman" w:cs="Times New Roman"/>
+          <w:sz w:val="24"/>
+          <w:szCs w:val="24"/>
+        </w:rPr>
+        <w:t xml:space="preserve"> all what u need</w:t>
       </w:r>
     </w:p>
     <w:p>
@@ -14507,7 +20732,7 @@
           <w:szCs w:val="24"/>
         </w:rPr>
         <w:pict w14:anchorId="43041EF9">
-          <v:rect id="_x0000_i1034" style="width:0;height:1.5pt" o:hralign="center" o:hrstd="t" o:hr="t" fillcolor="#a0a0a0" stroked="f"/>
+          <v:rect id="_x0000_i1033" style="width:0;height:1.5pt" o:hralign="center" o:hrstd="t" o:hr="t" fillcolor="#a0a0a0" stroked="f"/>
         </w:pict>
       </w:r>
     </w:p>
@@ -14524,7 +20749,7 @@
           <w:szCs w:val="48"/>
         </w:rPr>
       </w:pPr>
-      <w:bookmarkStart w:id="27" w:name="_Toc224631502"/>
+      <w:bookmarkStart w:id="25" w:name="_Toc224631502"/>
       <w:r>
         <w:rPr>
           <w:rFonts w:ascii="Times New Roman" w:eastAsia="Times New Roman" w:hAnsi="Times New Roman" w:cs="Times New Roman"/>
@@ -14558,7 +20783,7 @@
         </w:rPr>
         <w:t xml:space="preserve"> The Core Attention Equation (Exactly From the Paper)</w:t>
       </w:r>
-      <w:bookmarkEnd w:id="27"/>
+      <w:bookmarkEnd w:id="25"/>
     </w:p>
     <w:p>
       <w:pPr>
@@ -14575,7 +20800,6 @@
           <w:sz w:val="24"/>
           <w:szCs w:val="24"/>
         </w:rPr>
-        <w:lastRenderedPageBreak/>
         <w:t>The Transformer paper defines attention as:</w:t>
       </w:r>
     </w:p>
@@ -15019,6 +21243,7 @@
         </w:rPr>
         <w:t xml:space="preserve">Apply </w:t>
       </w:r>
+      <w:proofErr w:type="spellStart"/>
       <w:r>
         <w:rPr>
           <w:rFonts w:ascii="Times New Roman" w:eastAsia="Times New Roman" w:hAnsi="Times New Roman" w:cs="Times New Roman"/>
@@ -15029,6 +21254,7 @@
         </w:rPr>
         <w:t>softmax</w:t>
       </w:r>
+      <w:proofErr w:type="spellEnd"/>
     </w:p>
     <w:p>
       <w:pPr>
@@ -15474,13 +21700,23 @@
                 <w:szCs w:val="24"/>
               </w:rPr>
             </w:pPr>
+            <w:proofErr w:type="spellStart"/>
             <w:r>
               <w:rPr>
                 <w:rFonts w:ascii="Times New Roman" w:eastAsia="Times New Roman" w:hAnsi="Times New Roman" w:cs="Times New Roman"/>
                 <w:sz w:val="24"/>
                 <w:szCs w:val="24"/>
               </w:rPr>
-              <w:t>softmax weights</w:t>
+              <w:t>softmax</w:t>
+            </w:r>
+            <w:proofErr w:type="spellEnd"/>
+            <w:r>
+              <w:rPr>
+                <w:rFonts w:ascii="Times New Roman" w:eastAsia="Times New Roman" w:hAnsi="Times New Roman" w:cs="Times New Roman"/>
+                <w:sz w:val="24"/>
+                <w:szCs w:val="24"/>
+              </w:rPr>
+              <w:t xml:space="preserve"> weights</w:t>
             </w:r>
           </w:p>
         </w:tc>
@@ -15582,7 +21818,7 @@
           <w:szCs w:val="24"/>
         </w:rPr>
         <w:pict w14:anchorId="1024FF11">
-          <v:rect id="_x0000_i1035" style="width:0;height:1.5pt" o:hralign="center" o:hrstd="t" o:hr="t" fillcolor="#a0a0a0" stroked="f"/>
+          <v:rect id="_x0000_i1034" style="width:0;height:1.5pt" o:hralign="center" o:hrstd="t" o:hr="t" fillcolor="#a0a0a0" stroked="f"/>
         </w:pict>
       </w:r>
     </w:p>
@@ -15599,7 +21835,7 @@
           <w:szCs w:val="48"/>
         </w:rPr>
       </w:pPr>
-      <w:bookmarkStart w:id="28" w:name="_Toc224631503"/>
+      <w:bookmarkStart w:id="26" w:name="_Toc224631503"/>
       <w:r>
         <w:rPr>
           <w:rFonts w:ascii="Times New Roman" w:eastAsia="Times New Roman" w:hAnsi="Times New Roman" w:cs="Times New Roman"/>
@@ -15609,6 +21845,7 @@
           <w:sz w:val="48"/>
           <w:szCs w:val="48"/>
         </w:rPr>
+        <w:lastRenderedPageBreak/>
         <w:t>2️</w:t>
       </w:r>
       <w:r>
@@ -15633,7 +21870,7 @@
         </w:rPr>
         <w:t xml:space="preserve"> Matrix Shapes (Same as the Paper)</w:t>
       </w:r>
-      <w:bookmarkEnd w:id="28"/>
+      <w:bookmarkEnd w:id="26"/>
     </w:p>
     <w:p>
       <w:pPr>
@@ -15987,7 +22224,7 @@
           <w:szCs w:val="48"/>
         </w:rPr>
       </w:pPr>
-      <w:bookmarkStart w:id="29" w:name="_Toc224631504"/>
+      <w:bookmarkStart w:id="27" w:name="_Toc224631504"/>
       <w:r>
         <w:rPr>
           <w:rFonts w:ascii="Times New Roman" w:eastAsia="Times New Roman" w:hAnsi="Times New Roman" w:cs="Times New Roman"/>
@@ -16021,7 +22258,7 @@
         </w:rPr>
         <w:t xml:space="preserve"> What We Simplified</w:t>
       </w:r>
-      <w:bookmarkEnd w:id="29"/>
+      <w:bookmarkEnd w:id="27"/>
     </w:p>
     <w:p>
       <w:pPr>
@@ -16038,7 +22275,6 @@
           <w:sz w:val="24"/>
           <w:szCs w:val="24"/>
         </w:rPr>
-        <w:lastRenderedPageBreak/>
         <w:t>To make the math readable, we simplified several things.</w:t>
       </w:r>
     </w:p>
@@ -16054,7 +22290,7 @@
           <w:szCs w:val="27"/>
         </w:rPr>
       </w:pPr>
-      <w:bookmarkStart w:id="30" w:name="_Toc224631505"/>
+      <w:bookmarkStart w:id="28" w:name="_Toc224631505"/>
       <w:r>
         <w:rPr>
           <w:rFonts w:ascii="Times New Roman" w:eastAsia="Times New Roman" w:hAnsi="Times New Roman" w:cs="Times New Roman"/>
@@ -16085,7 +22321,7 @@
         </w:rPr>
         <w:t xml:space="preserve"> No Multi-Head Attention</w:t>
       </w:r>
-      <w:bookmarkEnd w:id="30"/>
+      <w:bookmarkEnd w:id="28"/>
     </w:p>
     <w:p>
       <w:pPr>
@@ -16463,7 +22699,7 @@
           <w:szCs w:val="24"/>
         </w:rPr>
         <w:pict w14:anchorId="7659E306">
-          <v:rect id="_x0000_i1036" style="width:0;height:1.5pt" o:hralign="center" o:hrstd="t" o:hr="t" fillcolor="#a0a0a0" stroked="f"/>
+          <v:rect id="_x0000_i1035" style="width:0;height:1.5pt" o:hralign="center" o:hrstd="t" o:hr="t" fillcolor="#a0a0a0" stroked="f"/>
         </w:pict>
       </w:r>
     </w:p>
@@ -16479,7 +22715,7 @@
           <w:szCs w:val="27"/>
         </w:rPr>
       </w:pPr>
-      <w:bookmarkStart w:id="31" w:name="_Toc224631506"/>
+      <w:bookmarkStart w:id="29" w:name="_Toc224631506"/>
       <w:r>
         <w:rPr>
           <w:rFonts w:ascii="Times New Roman" w:eastAsia="Times New Roman" w:hAnsi="Times New Roman" w:cs="Times New Roman"/>
@@ -16510,7 +22746,7 @@
         </w:rPr>
         <w:t xml:space="preserve"> No Feed-Forward Network</w:t>
       </w:r>
-      <w:bookmarkEnd w:id="31"/>
+      <w:bookmarkEnd w:id="29"/>
     </w:p>
     <w:p>
       <w:pPr>
@@ -16726,6 +22962,7 @@
           <w:sz w:val="24"/>
           <w:szCs w:val="24"/>
         </w:rPr>
+        <w:lastRenderedPageBreak/>
         <w:t>after attention.</w:t>
       </w:r>
     </w:p>
@@ -16763,7 +23000,7 @@
           <w:szCs w:val="24"/>
         </w:rPr>
         <w:pict w14:anchorId="716751B1">
-          <v:rect id="_x0000_i1037" style="width:0;height:1.5pt" o:hralign="center" o:hrstd="t" o:hr="t" fillcolor="#a0a0a0" stroked="f"/>
+          <v:rect id="_x0000_i1036" style="width:0;height:1.5pt" o:hralign="center" o:hrstd="t" o:hr="t" fillcolor="#a0a0a0" stroked="f"/>
         </w:pict>
       </w:r>
     </w:p>
@@ -16779,7 +23016,7 @@
           <w:szCs w:val="27"/>
         </w:rPr>
       </w:pPr>
-      <w:bookmarkStart w:id="32" w:name="_Toc224631507"/>
+      <w:bookmarkStart w:id="30" w:name="_Toc224631507"/>
       <w:r>
         <w:rPr>
           <w:rFonts w:ascii="Times New Roman" w:eastAsia="Times New Roman" w:hAnsi="Times New Roman" w:cs="Times New Roman"/>
@@ -16810,7 +23047,7 @@
         </w:rPr>
         <w:t xml:space="preserve"> No Residual Connections</w:t>
       </w:r>
-      <w:bookmarkEnd w:id="32"/>
+      <w:bookmarkEnd w:id="30"/>
     </w:p>
     <w:p>
       <w:pPr>
@@ -16897,7 +23134,7 @@
           <w:szCs w:val="24"/>
         </w:rPr>
         <w:pict w14:anchorId="23B5DE86">
-          <v:rect id="_x0000_i1038" style="width:0;height:1.5pt" o:hralign="center" o:hrstd="t" o:hr="t" fillcolor="#a0a0a0" stroked="f"/>
+          <v:rect id="_x0000_i1037" style="width:0;height:1.5pt" o:hralign="center" o:hrstd="t" o:hr="t" fillcolor="#a0a0a0" stroked="f"/>
         </w:pict>
       </w:r>
     </w:p>
@@ -16913,7 +23150,7 @@
           <w:szCs w:val="27"/>
         </w:rPr>
       </w:pPr>
-      <w:bookmarkStart w:id="33" w:name="_Toc224631508"/>
+      <w:bookmarkStart w:id="31" w:name="_Toc224631508"/>
       <w:r>
         <w:rPr>
           <w:rFonts w:ascii="Times New Roman" w:eastAsia="Times New Roman" w:hAnsi="Times New Roman" w:cs="Times New Roman"/>
@@ -16944,7 +23181,7 @@
         </w:rPr>
         <w:t xml:space="preserve"> No Positional Encoding Math</w:t>
       </w:r>
-      <w:bookmarkEnd w:id="33"/>
+      <w:bookmarkEnd w:id="31"/>
     </w:p>
     <w:p>
       <w:pPr>
@@ -16961,7 +23198,6 @@
           <w:sz w:val="24"/>
           <w:szCs w:val="24"/>
         </w:rPr>
-        <w:lastRenderedPageBreak/>
         <w:t>The paper defines positional encoding as:</w:t>
       </w:r>
     </w:p>
@@ -17225,7 +23461,7 @@
           <w:szCs w:val="24"/>
         </w:rPr>
         <w:pict w14:anchorId="132691D3">
-          <v:rect id="_x0000_i1039" style="width:0;height:1.5pt" o:hralign="center" o:hrstd="t" o:hr="t" fillcolor="#a0a0a0" stroked="f"/>
+          <v:rect id="_x0000_i1038" style="width:0;height:1.5pt" o:hralign="center" o:hrstd="t" o:hr="t" fillcolor="#a0a0a0" stroked="f"/>
         </w:pict>
       </w:r>
     </w:p>
@@ -17242,7 +23478,7 @@
           <w:szCs w:val="48"/>
         </w:rPr>
       </w:pPr>
-      <w:bookmarkStart w:id="34" w:name="_Toc224631509"/>
+      <w:bookmarkStart w:id="32" w:name="_Toc224631509"/>
       <w:r>
         <w:rPr>
           <w:rFonts w:ascii="Times New Roman" w:eastAsia="Times New Roman" w:hAnsi="Times New Roman" w:cs="Times New Roman"/>
@@ -17276,7 +23512,7 @@
         </w:rPr>
         <w:t xml:space="preserve"> Sentence Pooling (Not in the Paper)</w:t>
       </w:r>
-      <w:bookmarkEnd w:id="34"/>
+      <w:bookmarkEnd w:id="32"/>
     </w:p>
     <w:p>
       <w:pPr>
@@ -17566,8 +23802,9 @@
           <w:sz w:val="24"/>
           <w:szCs w:val="24"/>
         </w:rPr>
+        <w:lastRenderedPageBreak/>
         <w:pict w14:anchorId="49B508A5">
-          <v:rect id="_x0000_i1040" style="width:0;height:1.5pt" o:hralign="center" o:hrstd="t" o:hr="t" fillcolor="#a0a0a0" stroked="f"/>
+          <v:rect id="_x0000_i1039" style="width:0;height:1.5pt" o:hralign="center" o:hrstd="t" o:hr="t" fillcolor="#a0a0a0" stroked="f"/>
         </w:pict>
       </w:r>
     </w:p>
@@ -17584,7 +23821,7 @@
           <w:szCs w:val="48"/>
         </w:rPr>
       </w:pPr>
-      <w:bookmarkStart w:id="35" w:name="_Toc224631510"/>
+      <w:bookmarkStart w:id="33" w:name="_Toc224631510"/>
       <w:r>
         <w:rPr>
           <w:rFonts w:ascii="Times New Roman" w:eastAsia="Times New Roman" w:hAnsi="Times New Roman" w:cs="Times New Roman"/>
@@ -17618,7 +23855,7 @@
         </w:rPr>
         <w:t xml:space="preserve"> Intent Classification Layer</w:t>
       </w:r>
-      <w:bookmarkEnd w:id="35"/>
+      <w:bookmarkEnd w:id="33"/>
     </w:p>
     <w:p>
       <w:pPr>
@@ -17795,7 +24032,7 @@
           <w:szCs w:val="24"/>
         </w:rPr>
         <w:pict w14:anchorId="4119763C">
-          <v:rect id="_x0000_i1041" style="width:0;height:1.5pt" o:hralign="center" o:hrstd="t" o:hr="t" fillcolor="#a0a0a0" stroked="f"/>
+          <v:rect id="_x0000_i1040" style="width:0;height:1.5pt" o:hralign="center" o:hrstd="t" o:hr="t" fillcolor="#a0a0a0" stroked="f"/>
         </w:pict>
       </w:r>
     </w:p>
@@ -17812,7 +24049,7 @@
           <w:szCs w:val="48"/>
         </w:rPr>
       </w:pPr>
-      <w:bookmarkStart w:id="36" w:name="_Toc224631511"/>
+      <w:bookmarkStart w:id="34" w:name="_Toc224631511"/>
       <w:r>
         <w:rPr>
           <w:rFonts w:ascii="Times New Roman" w:eastAsia="Times New Roman" w:hAnsi="Times New Roman" w:cs="Times New Roman"/>
@@ -17822,7 +24059,6 @@
           <w:sz w:val="48"/>
           <w:szCs w:val="48"/>
         </w:rPr>
-        <w:lastRenderedPageBreak/>
         <w:t>6️</w:t>
       </w:r>
       <w:r>
@@ -17847,7 +24083,7 @@
         </w:rPr>
         <w:t xml:space="preserve"> What the Paper Actually Trains</w:t>
       </w:r>
-      <w:bookmarkEnd w:id="36"/>
+      <w:bookmarkEnd w:id="34"/>
     </w:p>
     <w:p>
       <w:pPr>
@@ -18072,7 +24308,7 @@
           <w:szCs w:val="24"/>
         </w:rPr>
         <w:pict w14:anchorId="08D9C2E7">
-          <v:rect id="_x0000_i1042" style="width:0;height:1.5pt" o:hralign="center" o:hrstd="t" o:hr="t" fillcolor="#a0a0a0" stroked="f"/>
+          <v:rect id="_x0000_i1041" style="width:0;height:1.5pt" o:hralign="center" o:hrstd="t" o:hr="t" fillcolor="#a0a0a0" stroked="f"/>
         </w:pict>
       </w:r>
     </w:p>
@@ -18089,7 +24325,7 @@
           <w:szCs w:val="48"/>
         </w:rPr>
       </w:pPr>
-      <w:bookmarkStart w:id="37" w:name="_Toc224631512"/>
+      <w:bookmarkStart w:id="35" w:name="_Toc224631512"/>
       <w:r>
         <w:rPr>
           <w:rFonts w:ascii="Times New Roman" w:eastAsia="Times New Roman" w:hAnsi="Times New Roman" w:cs="Times New Roman"/>
@@ -18123,7 +24359,7 @@
         </w:rPr>
         <w:t xml:space="preserve"> Complete Transformer Layer (Paper Version)</w:t>
       </w:r>
-      <w:bookmarkEnd w:id="37"/>
+      <w:bookmarkEnd w:id="35"/>
     </w:p>
     <w:p>
       <w:pPr>
@@ -18230,17 +24466,18 @@
           <w:szCs w:val="20"/>
         </w:rPr>
         <w:br/>
-        <w:t>Add + LayerNorm</w:t>
-      </w:r>
+        <w:t xml:space="preserve">Add + </w:t>
+      </w:r>
+      <w:proofErr w:type="spellStart"/>
       <w:r>
         <w:rPr>
           <w:rFonts w:ascii="Courier New" w:eastAsia="Times New Roman" w:hAnsi="Courier New" w:cs="Courier New"/>
           <w:sz w:val="20"/>
           <w:szCs w:val="20"/>
         </w:rPr>
-        <w:br/>
-        <w:t>↓</w:t>
-      </w:r>
+        <w:t>LayerNorm</w:t>
+      </w:r>
+      <w:proofErr w:type="spellEnd"/>
       <w:r>
         <w:rPr>
           <w:rFonts w:ascii="Courier New" w:eastAsia="Times New Roman" w:hAnsi="Courier New" w:cs="Courier New"/>
@@ -18248,7 +24485,6 @@
           <w:szCs w:val="20"/>
         </w:rPr>
         <w:br/>
-        <w:t>Feed-Forward Network</w:t>
       </w:r>
       <w:r>
         <w:rPr>
@@ -18256,7 +24492,7 @@
           <w:sz w:val="20"/>
           <w:szCs w:val="20"/>
         </w:rPr>
-        <w:br/>
+        <w:lastRenderedPageBreak/>
         <w:t>↓</w:t>
       </w:r>
       <w:r>
@@ -18266,7 +24502,7 @@
           <w:szCs w:val="20"/>
         </w:rPr>
         <w:br/>
-        <w:t>Add + LayerNorm</w:t>
+        <w:t>Feed-Forward Network</w:t>
       </w:r>
       <w:r>
         <w:rPr>
@@ -18284,6 +24520,34 @@
           <w:szCs w:val="20"/>
         </w:rPr>
         <w:br/>
+        <w:t xml:space="preserve">Add + </w:t>
+      </w:r>
+      <w:proofErr w:type="spellStart"/>
+      <w:r>
+        <w:rPr>
+          <w:rFonts w:ascii="Courier New" w:eastAsia="Times New Roman" w:hAnsi="Courier New" w:cs="Courier New"/>
+          <w:sz w:val="20"/>
+          <w:szCs w:val="20"/>
+        </w:rPr>
+        <w:t>LayerNorm</w:t>
+      </w:r>
+      <w:proofErr w:type="spellEnd"/>
+      <w:r>
+        <w:rPr>
+          <w:rFonts w:ascii="Courier New" w:eastAsia="Times New Roman" w:hAnsi="Courier New" w:cs="Courier New"/>
+          <w:sz w:val="20"/>
+          <w:szCs w:val="20"/>
+        </w:rPr>
+        <w:br/>
+        <w:t>↓</w:t>
+      </w:r>
+      <w:r>
+        <w:rPr>
+          <w:rFonts w:ascii="Courier New" w:eastAsia="Times New Roman" w:hAnsi="Courier New" w:cs="Courier New"/>
+          <w:sz w:val="20"/>
+          <w:szCs w:val="20"/>
+        </w:rPr>
+        <w:br/>
         <w:t>Next layer</w:t>
       </w:r>
     </w:p>
@@ -18321,7 +24585,7 @@
           <w:szCs w:val="24"/>
         </w:rPr>
         <w:pict w14:anchorId="2516C8FF">
-          <v:rect id="_x0000_i1043" style="width:0;height:1.5pt" o:hralign="center" o:hrstd="t" o:hr="t" fillcolor="#a0a0a0" stroked="f"/>
+          <v:rect id="_x0000_i1042" style="width:0;height:1.5pt" o:hralign="center" o:hrstd="t" o:hr="t" fillcolor="#a0a0a0" stroked="f"/>
         </w:pict>
       </w:r>
     </w:p>
@@ -18338,7 +24602,7 @@
           <w:szCs w:val="48"/>
         </w:rPr>
       </w:pPr>
-      <w:bookmarkStart w:id="38" w:name="_Toc224631513"/>
+      <w:bookmarkStart w:id="36" w:name="_Toc224631513"/>
       <w:r>
         <w:rPr>
           <w:rFonts w:ascii="Times New Roman" w:eastAsia="Times New Roman" w:hAnsi="Times New Roman" w:cs="Times New Roman"/>
@@ -18372,7 +24636,7 @@
         </w:rPr>
         <w:t xml:space="preserve"> Key Conclusion</w:t>
       </w:r>
-      <w:bookmarkEnd w:id="38"/>
+      <w:bookmarkEnd w:id="36"/>
     </w:p>
     <w:p>
       <w:pPr>
@@ -18427,7 +24691,6 @@
               <w:sz w:val="24"/>
               <w:szCs w:val="24"/>
             </w:rPr>
-            <w:lastRenderedPageBreak/>
             <m:t>Q=X</m:t>
           </m:r>
           <m:sSub>
@@ -18876,7 +25139,7 @@
           <w:szCs w:val="24"/>
         </w:rPr>
         <w:pict w14:anchorId="7629B780">
-          <v:rect id="_x0000_i1044" style="width:0;height:1.5pt" o:hralign="center" o:hrstd="t" o:hr="t" fillcolor="#a0a0a0" stroked="f"/>
+          <v:rect id="_x0000_i1043" style="width:0;height:1.5pt" o:hralign="center" o:hrstd="t" o:hr="t" fillcolor="#a0a0a0" stroked="f"/>
         </w:pict>
       </w:r>
     </w:p>
@@ -18968,7 +25231,7 @@
           <w:szCs w:val="24"/>
         </w:rPr>
         <w:pict w14:anchorId="397193AD">
-          <v:rect id="_x0000_i1045" style="width:0;height:1.5pt" o:hralign="center" o:hrstd="t" o:hr="t" fillcolor="#a0a0a0" stroked="f"/>
+          <v:rect id="_x0000_i1044" style="width:0;height:1.5pt" o:hralign="center" o:hrstd="t" o:hr="t" fillcolor="#a0a0a0" stroked="f"/>
         </w:pict>
       </w:r>
     </w:p>
@@ -19058,274 +25321,324 @@
       <w:pPr>
         <w:pStyle w:val="Heading2"/>
       </w:pPr>
-      <w:bookmarkStart w:id="39" w:name="_Toc224631514"/>
+      <w:bookmarkStart w:id="37" w:name="_Toc224631514"/>
       <w:r>
         <w:t>Attention Scores QK^T</w:t>
+      </w:r>
+      <w:bookmarkEnd w:id="37"/>
+    </w:p>
+    <w:p>
+      <w:r>
+        <w:t>QK^T =</w:t>
+      </w:r>
+      <w:r>
+        <w:br/>
+        <w:t>[0.429 0.302 0.345 0.381</w:t>
+      </w:r>
+      <w:r>
+        <w:br/>
+        <w:t xml:space="preserve"> 0.404 0.268 0.308 0.337</w:t>
+      </w:r>
+      <w:r>
+        <w:br/>
+        <w:t xml:space="preserve"> 0.418 0.286 0.329 0.359</w:t>
+      </w:r>
+      <w:r>
+        <w:br/>
+        <w:t xml:space="preserve"> 0.373 0.234 0.266 0.301]</w:t>
+      </w:r>
+    </w:p>
+    <w:p>
+      <w:pPr>
+        <w:pStyle w:val="Heading2"/>
+      </w:pPr>
+      <w:bookmarkStart w:id="38" w:name="_Toc224631515"/>
+      <w:r>
+        <w:t>Scaled Scores (divide by sqrt(2))</w:t>
+      </w:r>
+      <w:bookmarkEnd w:id="38"/>
+    </w:p>
+    <w:p>
+      <w:r>
+        <w:t>Scaled =</w:t>
+      </w:r>
+      <w:r>
+        <w:br/>
+        <w:t>[0.303 0.213 0.244 0.269</w:t>
+      </w:r>
+      <w:r>
+        <w:br/>
+        <w:t xml:space="preserve"> 0.286 0.190 0.218 0.238</w:t>
+      </w:r>
+      <w:r>
+        <w:br/>
+        <w:t xml:space="preserve"> 0.296 0.202 0.233 0.254</w:t>
+      </w:r>
+      <w:r>
+        <w:br/>
+        <w:t xml:space="preserve"> 0.264 0.165 0.188 0.213]</w:t>
+      </w:r>
+    </w:p>
+    <w:p>
+      <w:pPr>
+        <w:pStyle w:val="Heading2"/>
+      </w:pPr>
+      <w:bookmarkStart w:id="39" w:name="_Toc224631516"/>
+      <w:proofErr w:type="spellStart"/>
+      <w:r>
+        <w:t>Softmax</w:t>
+      </w:r>
+      <w:proofErr w:type="spellEnd"/>
+      <w:r>
+        <w:t xml:space="preserve"> Attention Weights (example first row)</w:t>
       </w:r>
       <w:bookmarkEnd w:id="39"/>
     </w:p>
     <w:p>
       <w:r>
-        <w:t>QK^T =</w:t>
-      </w:r>
-      <w:r>
-        <w:br/>
-        <w:t>[0.429 0.302 0.345 0.381</w:t>
-      </w:r>
-      <w:r>
-        <w:br/>
-        <w:t xml:space="preserve"> 0.404 0.268 0.308 0.337</w:t>
-      </w:r>
-      <w:r>
-        <w:br/>
-        <w:t xml:space="preserve"> 0.418 0.286 0.329 0.359</w:t>
-      </w:r>
-      <w:r>
-        <w:br/>
-        <w:t xml:space="preserve"> 0.373 0.234 0.266 0.301]</w:t>
+        <w:t>[0.262, 0.239, 0.246, 0.253]</w:t>
       </w:r>
     </w:p>
     <w:p>
       <w:pPr>
         <w:pStyle w:val="Heading2"/>
       </w:pPr>
-      <w:bookmarkStart w:id="40" w:name="_Toc224631515"/>
-      <w:r>
-        <w:t>Scaled Scores (divide by sqrt(2))</w:t>
+      <w:bookmarkStart w:id="40" w:name="_Toc224631517"/>
+      <w:r>
+        <w:t xml:space="preserve">Context Vectors Z = </w:t>
+      </w:r>
+      <w:proofErr w:type="spellStart"/>
+      <w:r>
+        <w:t>softmax</w:t>
+      </w:r>
+      <w:proofErr w:type="spellEnd"/>
+      <w:r>
+        <w:t>(QK^T) * V</w:t>
       </w:r>
       <w:bookmarkEnd w:id="40"/>
     </w:p>
     <w:p>
       <w:r>
-        <w:t>Scaled =</w:t>
+        <w:t>Z =</w:t>
       </w:r>
       <w:r>
         <w:br/>
-        <w:t>[0.303 0.213 0.244 0.269</w:t>
+        <w:t>[0.453 0.549</w:t>
       </w:r>
       <w:r>
         <w:br/>
-        <w:t xml:space="preserve"> 0.286 0.190 0.218 0.238</w:t>
+        <w:t xml:space="preserve"> 0.421 0.503</w:t>
       </w:r>
       <w:r>
         <w:br/>
-        <w:t xml:space="preserve"> 0.296 0.202 0.233 0.254</w:t>
+        <w:t xml:space="preserve"> 0.436 0.517</w:t>
       </w:r>
       <w:r>
         <w:br/>
-        <w:t xml:space="preserve"> 0.264 0.165 0.188 0.213]</w:t>
+        <w:t xml:space="preserve"> 0.382 0.564]</w:t>
       </w:r>
     </w:p>
     <w:p>
       <w:pPr>
         <w:pStyle w:val="Heading2"/>
       </w:pPr>
-      <w:bookmarkStart w:id="41" w:name="_Toc224631516"/>
-      <w:r>
-        <w:lastRenderedPageBreak/>
-        <w:t>Softmax Attention Weights (example first row)</w:t>
+      <w:bookmarkStart w:id="41" w:name="_Toc224631518"/>
+      <w:r>
+        <w:t>Sentence Representation (Average Pooling)</w:t>
       </w:r>
       <w:bookmarkEnd w:id="41"/>
     </w:p>
     <w:p>
       <w:r>
-        <w:t>[0.262, 0.239, 0.246, 0.253]</w:t>
+        <w:t>h = average(Z)</w:t>
+      </w:r>
+      <w:r>
+        <w:br/>
+      </w:r>
+      <w:r>
+        <w:br/>
+        <w:t>First dimension:</w:t>
+      </w:r>
+      <w:r>
+        <w:br/>
+        <w:t>(0.453 + 0.421 + 0.436 + 0.382) / 4 = 0.423</w:t>
+      </w:r>
+      <w:r>
+        <w:br/>
+      </w:r>
+      <w:r>
+        <w:br/>
+        <w:t>Second dimension:</w:t>
+      </w:r>
+      <w:r>
+        <w:br/>
+        <w:t>(0.549 + 0.503 + 0.517 + 0.564) / 4 = 0.533</w:t>
+      </w:r>
+      <w:r>
+        <w:br/>
+      </w:r>
+      <w:r>
+        <w:br/>
+        <w:t>Sentence vector:</w:t>
+      </w:r>
+      <w:r>
+        <w:br/>
+        <w:t>h = [0.423, 0.533]</w:t>
       </w:r>
     </w:p>
     <w:p>
       <w:pPr>
         <w:pStyle w:val="Heading2"/>
       </w:pPr>
-      <w:bookmarkStart w:id="42" w:name="_Toc224631517"/>
-      <w:r>
-        <w:t>Context Vectors Z = softmax(QK^T) * V</w:t>
+      <w:bookmarkStart w:id="42" w:name="_Toc224631519"/>
+      <w:r>
+        <w:t>Intent Classification</w:t>
       </w:r>
       <w:bookmarkEnd w:id="42"/>
     </w:p>
     <w:p>
       <w:r>
-        <w:t>Z =</w:t>
+        <w:t>Classifier weights:</w:t>
       </w:r>
       <w:r>
         <w:br/>
-        <w:t>[0.453 0.549</w:t>
+        <w:t>W =</w:t>
       </w:r>
       <w:r>
         <w:br/>
-        <w:t xml:space="preserve"> 0.421 0.503</w:t>
+        <w:t>[1.1 0.9</w:t>
       </w:r>
       <w:r>
         <w:br/>
-        <w:t xml:space="preserve"> 0.436 0.517</w:t>
+        <w:t xml:space="preserve"> 0.4 0.7</w:t>
       </w:r>
       <w:r>
         <w:br/>
-        <w:t xml:space="preserve"> 0.382 0.564]</w:t>
+        <w:t xml:space="preserve"> 0.2 0.3]</w:t>
+      </w:r>
+      <w:r>
+        <w:br/>
+      </w:r>
+      <w:r>
+        <w:br/>
+        <w:t>Logits:</w:t>
+      </w:r>
+      <w:r>
+        <w:br/>
+      </w:r>
+      <w:proofErr w:type="spellStart"/>
+      <w:r>
+        <w:t>find_place</w:t>
+      </w:r>
+      <w:proofErr w:type="spellEnd"/>
+      <w:r>
+        <w:t xml:space="preserve"> = 1.1*0.423 + 0.9*0.533 = 0.945</w:t>
+      </w:r>
+      <w:r>
+        <w:br/>
+      </w:r>
+      <w:r>
+        <w:lastRenderedPageBreak/>
+        <w:t>weather = 0.4*0.423 + 0.7*0.533 = 0.542</w:t>
+      </w:r>
+      <w:r>
+        <w:br/>
+        <w:t>translate = 0.2*0.423 + 0.3*0.533 = 0.244</w:t>
       </w:r>
     </w:p>
     <w:p>
       <w:pPr>
         <w:pStyle w:val="Heading2"/>
       </w:pPr>
-      <w:bookmarkStart w:id="43" w:name="_Toc224631518"/>
-      <w:r>
-        <w:t>Sentence Representation (Average Pooling)</w:t>
+      <w:bookmarkStart w:id="43" w:name="_Toc224631520"/>
+      <w:proofErr w:type="spellStart"/>
+      <w:r>
+        <w:t>Softmax</w:t>
+      </w:r>
+      <w:proofErr w:type="spellEnd"/>
+      <w:r>
+        <w:t xml:space="preserve"> Intent Probabilities</w:t>
       </w:r>
       <w:bookmarkEnd w:id="43"/>
     </w:p>
     <w:p>
       <w:r>
-        <w:t>h = average(Z)</w:t>
-      </w:r>
-      <w:r>
-        <w:br/>
-      </w:r>
-      <w:r>
-        <w:br/>
-        <w:t>First dimension:</w:t>
-      </w:r>
-      <w:r>
-        <w:br/>
-        <w:t>(0.453 + 0.421 + 0.436 + 0.382) / 4 = 0.423</w:t>
-      </w:r>
-      <w:r>
-        <w:br/>
-      </w:r>
-      <w:r>
-        <w:br/>
-        <w:t>Second dimension:</w:t>
-      </w:r>
-      <w:r>
-        <w:br/>
-        <w:t>(0.549 + 0.503 + 0.517 + 0.564) / 4 = 0.533</w:t>
-      </w:r>
-      <w:r>
-        <w:br/>
-      </w:r>
-      <w:r>
-        <w:br/>
-        <w:t>Sentence vector:</w:t>
-      </w:r>
-      <w:r>
-        <w:br/>
-        <w:t>h = [0.423, 0.533]</w:t>
-      </w:r>
+        <w:t xml:space="preserve">[0.462, 0.309, 0.229] -&gt; predicted intent = </w:t>
+      </w:r>
+      <w:proofErr w:type="spellStart"/>
+      <w:r>
+        <w:t>find_place</w:t>
+      </w:r>
+      <w:proofErr w:type="spellEnd"/>
     </w:p>
     <w:p>
       <w:pPr>
         <w:pStyle w:val="Heading2"/>
       </w:pPr>
-      <w:bookmarkStart w:id="44" w:name="_Toc224631519"/>
-      <w:r>
-        <w:t>Intent Classification</w:t>
+      <w:bookmarkStart w:id="44" w:name="_Toc224631521"/>
+      <w:r>
+        <w:t>Training Target (One-Hot Label)</w:t>
       </w:r>
       <w:bookmarkEnd w:id="44"/>
     </w:p>
     <w:p>
       <w:r>
-        <w:t>Classifier weights:</w:t>
-      </w:r>
-      <w:r>
-        <w:br/>
-        <w:t>W =</w:t>
-      </w:r>
-      <w:r>
-        <w:br/>
-        <w:t>[1.1 0.9</w:t>
-      </w:r>
-      <w:r>
-        <w:br/>
-        <w:t xml:space="preserve"> 0.4 0.7</w:t>
-      </w:r>
-      <w:r>
-        <w:br/>
-        <w:t xml:space="preserve"> 0.2 0.3]</w:t>
-      </w:r>
-      <w:r>
-        <w:br/>
-      </w:r>
-      <w:r>
-        <w:br/>
-        <w:t>Logits:</w:t>
-      </w:r>
-      <w:r>
-        <w:br/>
-        <w:t>find_place = 1.1*0.423 + 0.9*0.533 = 0.945</w:t>
-      </w:r>
-      <w:r>
-        <w:br/>
-        <w:t>weather = 0.4*0.423 + 0.7*0.533 = 0.542</w:t>
-      </w:r>
-      <w:r>
-        <w:br/>
-        <w:t>translate = 0.2*0.423 + 0.3*0.533 = 0.244</w:t>
-      </w:r>
+        <w:t xml:space="preserve">[1, 0, 0]  -&gt; correct label = </w:t>
+      </w:r>
+      <w:proofErr w:type="spellStart"/>
+      <w:r>
+        <w:t>find_place</w:t>
+      </w:r>
+      <w:proofErr w:type="spellEnd"/>
     </w:p>
     <w:p>
       <w:pPr>
         <w:pStyle w:val="Heading2"/>
       </w:pPr>
-      <w:bookmarkStart w:id="45" w:name="_Toc224631520"/>
-      <w:r>
-        <w:t>Softmax Intent Probabilities</w:t>
+      <w:bookmarkStart w:id="45" w:name="_Toc224631522"/>
+      <w:r>
+        <w:t>Loss Calculation</w:t>
       </w:r>
       <w:bookmarkEnd w:id="45"/>
     </w:p>
     <w:p>
       <w:r>
-        <w:t>[0.462, 0.309, 0.229] -&gt; predicted intent = find_place</w:t>
+        <w:t>Cross entropy loss = -log(0.462) ≈ 0.772</w:t>
       </w:r>
     </w:p>
     <w:p>
       <w:pPr>
         <w:pStyle w:val="Heading2"/>
       </w:pPr>
-      <w:bookmarkStart w:id="46" w:name="_Toc224631521"/>
-      <w:r>
-        <w:t>Training Target (One-Hot Label)</w:t>
+      <w:bookmarkStart w:id="46" w:name="_Toc224631523"/>
+      <w:r>
+        <w:t>Training Update</w:t>
       </w:r>
       <w:bookmarkEnd w:id="46"/>
     </w:p>
     <w:p>
-      <w:r>
-        <w:t>[1, 0, 0]  -&gt; correct label = find_place</w:t>
-      </w:r>
-    </w:p>
-    <w:p>
-      <w:pPr>
-        <w:pStyle w:val="Heading2"/>
-      </w:pPr>
-      <w:bookmarkStart w:id="47" w:name="_Toc224631522"/>
-      <w:r>
-        <w:t>Loss Calculation</w:t>
-      </w:r>
-      <w:bookmarkEnd w:id="47"/>
-    </w:p>
-    <w:p>
-      <w:r>
-        <w:t>Cross entropy loss = -log(0.462) ≈ 0.772</w:t>
-      </w:r>
-    </w:p>
-    <w:p>
-      <w:pPr>
-        <w:pStyle w:val="Heading2"/>
-      </w:pPr>
-      <w:bookmarkStart w:id="48" w:name="_Toc224631523"/>
-      <w:r>
-        <w:t>Training Update</w:t>
-      </w:r>
-      <w:bookmarkEnd w:id="48"/>
-    </w:p>
-    <w:p>
       <w:pPr>
         <w:pStyle w:val="Heading2"/>
         <w:ind w:left="936"/>
       </w:pPr>
-      <w:bookmarkStart w:id="49" w:name="_Toc224631524"/>
-      <w:r>
-        <w:t>Backpropagation updates embeddings and attention weights so that next time the probability of 'find_place' incre</w:t>
-      </w:r>
-      <w:bookmarkEnd w:id="49"/>
+      <w:bookmarkStart w:id="47" w:name="_Toc224631524"/>
+      <w:r>
+        <w:t>Backpropagation updates embeddings and attention weights so that next time the probability of '</w:t>
+      </w:r>
+      <w:proofErr w:type="spellStart"/>
+      <w:r>
+        <w:t>find_place</w:t>
+      </w:r>
+      <w:proofErr w:type="spellEnd"/>
+      <w:r>
+        <w:t xml:space="preserve">' </w:t>
+      </w:r>
+      <w:proofErr w:type="spellStart"/>
+      <w:r>
+        <w:t>incre</w:t>
+      </w:r>
+      <w:bookmarkEnd w:id="47"/>
+      <w:proofErr w:type="spellEnd"/>
     </w:p>
     <w:sectPr>
       <w:footerReference w:type="default" r:id="rId8"/>
@@ -20105,6 +26418,155 @@
     </w:lvl>
   </w:abstractNum>
   <w:abstractNum w:abstractNumId="10" w15:restartNumberingAfterBreak="0">
+    <w:nsid w:val="40136C4A"/>
+    <w:multiLevelType w:val="multilevel"/>
+    <w:tmpl w:val="3CFC170C"/>
+    <w:lvl w:ilvl="0">
+      <w:start w:val="1"/>
+      <w:numFmt w:val="bullet"/>
+      <w:lvlText w:val=""/>
+      <w:lvlJc w:val="left"/>
+      <w:pPr>
+        <w:tabs>
+          <w:tab w:val="num" w:pos="720"/>
+        </w:tabs>
+        <w:ind w:left="720" w:hanging="360"/>
+      </w:pPr>
+      <w:rPr>
+        <w:rFonts w:ascii="Symbol" w:hAnsi="Symbol" w:hint="default"/>
+        <w:sz w:val="20"/>
+      </w:rPr>
+    </w:lvl>
+    <w:lvl w:ilvl="1" w:tentative="1">
+      <w:start w:val="1"/>
+      <w:numFmt w:val="bullet"/>
+      <w:lvlText w:val="o"/>
+      <w:lvlJc w:val="left"/>
+      <w:pPr>
+        <w:tabs>
+          <w:tab w:val="num" w:pos="1440"/>
+        </w:tabs>
+        <w:ind w:left="1440" w:hanging="360"/>
+      </w:pPr>
+      <w:rPr>
+        <w:rFonts w:ascii="Courier New" w:hAnsi="Courier New" w:hint="default"/>
+        <w:sz w:val="20"/>
+      </w:rPr>
+    </w:lvl>
+    <w:lvl w:ilvl="2" w:tentative="1">
+      <w:start w:val="1"/>
+      <w:numFmt w:val="bullet"/>
+      <w:lvlText w:val=""/>
+      <w:lvlJc w:val="left"/>
+      <w:pPr>
+        <w:tabs>
+          <w:tab w:val="num" w:pos="2160"/>
+        </w:tabs>
+        <w:ind w:left="2160" w:hanging="360"/>
+      </w:pPr>
+      <w:rPr>
+        <w:rFonts w:ascii="Wingdings" w:hAnsi="Wingdings" w:hint="default"/>
+        <w:sz w:val="20"/>
+      </w:rPr>
+    </w:lvl>
+    <w:lvl w:ilvl="3" w:tentative="1">
+      <w:start w:val="1"/>
+      <w:numFmt w:val="bullet"/>
+      <w:lvlText w:val=""/>
+      <w:lvlJc w:val="left"/>
+      <w:pPr>
+        <w:tabs>
+          <w:tab w:val="num" w:pos="2880"/>
+        </w:tabs>
+        <w:ind w:left="2880" w:hanging="360"/>
+      </w:pPr>
+      <w:rPr>
+        <w:rFonts w:ascii="Wingdings" w:hAnsi="Wingdings" w:hint="default"/>
+        <w:sz w:val="20"/>
+      </w:rPr>
+    </w:lvl>
+    <w:lvl w:ilvl="4" w:tentative="1">
+      <w:start w:val="1"/>
+      <w:numFmt w:val="bullet"/>
+      <w:lvlText w:val=""/>
+      <w:lvlJc w:val="left"/>
+      <w:pPr>
+        <w:tabs>
+          <w:tab w:val="num" w:pos="3600"/>
+        </w:tabs>
+        <w:ind w:left="3600" w:hanging="360"/>
+      </w:pPr>
+      <w:rPr>
+        <w:rFonts w:ascii="Wingdings" w:hAnsi="Wingdings" w:hint="default"/>
+        <w:sz w:val="20"/>
+      </w:rPr>
+    </w:lvl>
+    <w:lvl w:ilvl="5" w:tentative="1">
+      <w:start w:val="1"/>
+      <w:numFmt w:val="bullet"/>
+      <w:lvlText w:val=""/>
+      <w:lvlJc w:val="left"/>
+      <w:pPr>
+        <w:tabs>
+          <w:tab w:val="num" w:pos="4320"/>
+        </w:tabs>
+        <w:ind w:left="4320" w:hanging="360"/>
+      </w:pPr>
+      <w:rPr>
+        <w:rFonts w:ascii="Wingdings" w:hAnsi="Wingdings" w:hint="default"/>
+        <w:sz w:val="20"/>
+      </w:rPr>
+    </w:lvl>
+    <w:lvl w:ilvl="6" w:tentative="1">
+      <w:start w:val="1"/>
+      <w:numFmt w:val="bullet"/>
+      <w:lvlText w:val=""/>
+      <w:lvlJc w:val="left"/>
+      <w:pPr>
+        <w:tabs>
+          <w:tab w:val="num" w:pos="5040"/>
+        </w:tabs>
+        <w:ind w:left="5040" w:hanging="360"/>
+      </w:pPr>
+      <w:rPr>
+        <w:rFonts w:ascii="Wingdings" w:hAnsi="Wingdings" w:hint="default"/>
+        <w:sz w:val="20"/>
+      </w:rPr>
+    </w:lvl>
+    <w:lvl w:ilvl="7" w:tentative="1">
+      <w:start w:val="1"/>
+      <w:numFmt w:val="bullet"/>
+      <w:lvlText w:val=""/>
+      <w:lvlJc w:val="left"/>
+      <w:pPr>
+        <w:tabs>
+          <w:tab w:val="num" w:pos="5760"/>
+        </w:tabs>
+        <w:ind w:left="5760" w:hanging="360"/>
+      </w:pPr>
+      <w:rPr>
+        <w:rFonts w:ascii="Wingdings" w:hAnsi="Wingdings" w:hint="default"/>
+        <w:sz w:val="20"/>
+      </w:rPr>
+    </w:lvl>
+    <w:lvl w:ilvl="8" w:tentative="1">
+      <w:start w:val="1"/>
+      <w:numFmt w:val="bullet"/>
+      <w:lvlText w:val=""/>
+      <w:lvlJc w:val="left"/>
+      <w:pPr>
+        <w:tabs>
+          <w:tab w:val="num" w:pos="6480"/>
+        </w:tabs>
+        <w:ind w:left="6480" w:hanging="360"/>
+      </w:pPr>
+      <w:rPr>
+        <w:rFonts w:ascii="Wingdings" w:hAnsi="Wingdings" w:hint="default"/>
+        <w:sz w:val="20"/>
+      </w:rPr>
+    </w:lvl>
+  </w:abstractNum>
+  <w:abstractNum w:abstractNumId="11" w15:restartNumberingAfterBreak="0">
     <w:nsid w:val="49EF244B"/>
     <w:multiLevelType w:val="multilevel"/>
     <w:tmpl w:val="481E1A7C"/>
@@ -20220,7 +26682,120 @@
       </w:pPr>
     </w:lvl>
   </w:abstractNum>
-  <w:abstractNum w:abstractNumId="11" w15:restartNumberingAfterBreak="0">
+  <w:abstractNum w:abstractNumId="12" w15:restartNumberingAfterBreak="0">
+    <w:nsid w:val="4C755960"/>
+    <w:multiLevelType w:val="multilevel"/>
+    <w:tmpl w:val="4BC8C910"/>
+    <w:lvl w:ilvl="0">
+      <w:start w:val="2"/>
+      <w:numFmt w:val="decimal"/>
+      <w:lvlText w:val="%1."/>
+      <w:lvlJc w:val="left"/>
+      <w:pPr>
+        <w:ind w:left="1152" w:hanging="432"/>
+      </w:pPr>
+      <w:rPr>
+        <w:rFonts w:hint="default"/>
+      </w:rPr>
+    </w:lvl>
+    <w:lvl w:ilvl="1">
+      <w:start w:val="1"/>
+      <w:numFmt w:val="decimal"/>
+      <w:lvlText w:val="%1.%2"/>
+      <w:lvlJc w:val="left"/>
+      <w:pPr>
+        <w:ind w:left="846" w:hanging="576"/>
+      </w:pPr>
+      <w:rPr>
+        <w:rFonts w:hint="default"/>
+      </w:rPr>
+    </w:lvl>
+    <w:lvl w:ilvl="2">
+      <w:start w:val="1"/>
+      <w:numFmt w:val="decimal"/>
+      <w:lvlText w:val="%1.%2.%3"/>
+      <w:lvlJc w:val="left"/>
+      <w:pPr>
+        <w:ind w:left="1080" w:hanging="720"/>
+      </w:pPr>
+      <w:rPr>
+        <w:rFonts w:hint="default"/>
+      </w:rPr>
+    </w:lvl>
+    <w:lvl w:ilvl="3">
+      <w:start w:val="1"/>
+      <w:numFmt w:val="decimal"/>
+      <w:lvlText w:val="%1.%2.%3.%4"/>
+      <w:lvlJc w:val="left"/>
+      <w:pPr>
+        <w:ind w:left="1134" w:hanging="864"/>
+      </w:pPr>
+      <w:rPr>
+        <w:rFonts w:hint="default"/>
+      </w:rPr>
+    </w:lvl>
+    <w:lvl w:ilvl="4">
+      <w:start w:val="1"/>
+      <w:numFmt w:val="decimal"/>
+      <w:lvlText w:val="%1.%2.%3.%4.%5"/>
+      <w:lvlJc w:val="left"/>
+      <w:pPr>
+        <w:ind w:left="2718" w:hanging="1008"/>
+      </w:pPr>
+      <w:rPr>
+        <w:rFonts w:hint="default"/>
+      </w:rPr>
+    </w:lvl>
+    <w:lvl w:ilvl="5">
+      <w:start w:val="1"/>
+      <w:numFmt w:val="decimal"/>
+      <w:lvlText w:val="%1.%2.%3.%4.%5.%6"/>
+      <w:lvlJc w:val="left"/>
+      <w:pPr>
+        <w:ind w:left="1422" w:hanging="1152"/>
+      </w:pPr>
+      <w:rPr>
+        <w:rFonts w:hint="default"/>
+      </w:rPr>
+    </w:lvl>
+    <w:lvl w:ilvl="6">
+      <w:start w:val="1"/>
+      <w:numFmt w:val="decimal"/>
+      <w:lvlText w:val="%1.%2.%3.%4.%5.%6.%7"/>
+      <w:lvlJc w:val="left"/>
+      <w:pPr>
+        <w:ind w:left="1566" w:hanging="1296"/>
+      </w:pPr>
+      <w:rPr>
+        <w:rFonts w:hint="default"/>
+      </w:rPr>
+    </w:lvl>
+    <w:lvl w:ilvl="7">
+      <w:start w:val="1"/>
+      <w:numFmt w:val="decimal"/>
+      <w:lvlText w:val="%1.%2.%3.%4.%5.%6.%7.%8"/>
+      <w:lvlJc w:val="left"/>
+      <w:pPr>
+        <w:ind w:left="1710" w:hanging="1440"/>
+      </w:pPr>
+      <w:rPr>
+        <w:rFonts w:hint="default"/>
+      </w:rPr>
+    </w:lvl>
+    <w:lvl w:ilvl="8">
+      <w:start w:val="1"/>
+      <w:numFmt w:val="decimal"/>
+      <w:lvlText w:val="%1.%2.%3.%4.%5.%6.%7.%8.%9"/>
+      <w:lvlJc w:val="left"/>
+      <w:pPr>
+        <w:ind w:left="1854" w:hanging="1584"/>
+      </w:pPr>
+      <w:rPr>
+        <w:rFonts w:hint="default"/>
+      </w:rPr>
+    </w:lvl>
+  </w:abstractNum>
+  <w:abstractNum w:abstractNumId="13" w15:restartNumberingAfterBreak="0">
     <w:nsid w:val="4F215F4A"/>
     <w:multiLevelType w:val="multilevel"/>
     <w:tmpl w:val="BAF27B5A"/>
@@ -20331,6 +26906,143 @@
         </w:tabs>
         <w:ind w:left="6480" w:hanging="360"/>
       </w:pPr>
+    </w:lvl>
+  </w:abstractNum>
+  <w:abstractNum w:abstractNumId="14" w15:restartNumberingAfterBreak="0">
+    <w:nsid w:val="59990755"/>
+    <w:multiLevelType w:val="multilevel"/>
+    <w:tmpl w:val="CCF8E6F4"/>
+    <w:lvl w:ilvl="0">
+      <w:start w:val="1"/>
+      <w:numFmt w:val="decimal"/>
+      <w:lvlText w:val="%1."/>
+      <w:lvlJc w:val="left"/>
+      <w:pPr>
+        <w:tabs>
+          <w:tab w:val="num" w:pos="1080"/>
+        </w:tabs>
+        <w:ind w:left="1080" w:hanging="360"/>
+      </w:pPr>
+      <w:rPr>
+        <w:rFonts w:hint="default"/>
+      </w:rPr>
+    </w:lvl>
+    <w:lvl w:ilvl="1">
+      <w:start w:val="1"/>
+      <w:numFmt w:val="decimal"/>
+      <w:lvlText w:val="%2-"/>
+      <w:lvlJc w:val="left"/>
+      <w:pPr>
+        <w:ind w:left="1800" w:hanging="360"/>
+      </w:pPr>
+      <w:rPr>
+        <w:rFonts w:hint="default"/>
+      </w:rPr>
+    </w:lvl>
+    <w:lvl w:ilvl="2">
+      <w:start w:val="1"/>
+      <w:numFmt w:val="decimal"/>
+      <w:lvlText w:val="%3."/>
+      <w:lvlJc w:val="left"/>
+      <w:pPr>
+        <w:tabs>
+          <w:tab w:val="num" w:pos="2520"/>
+        </w:tabs>
+        <w:ind w:left="2520" w:hanging="360"/>
+      </w:pPr>
+      <w:rPr>
+        <w:rFonts w:hint="default"/>
+      </w:rPr>
+    </w:lvl>
+    <w:lvl w:ilvl="3">
+      <w:start w:val="1"/>
+      <w:numFmt w:val="decimal"/>
+      <w:lvlText w:val="%4."/>
+      <w:lvlJc w:val="left"/>
+      <w:pPr>
+        <w:tabs>
+          <w:tab w:val="num" w:pos="3240"/>
+        </w:tabs>
+        <w:ind w:left="3240" w:hanging="360"/>
+      </w:pPr>
+      <w:rPr>
+        <w:rFonts w:hint="default"/>
+      </w:rPr>
+    </w:lvl>
+    <w:lvl w:ilvl="4">
+      <w:start w:val="1"/>
+      <w:numFmt w:val="decimal"/>
+      <w:lvlText w:val="%5."/>
+      <w:lvlJc w:val="left"/>
+      <w:pPr>
+        <w:tabs>
+          <w:tab w:val="num" w:pos="3960"/>
+        </w:tabs>
+        <w:ind w:left="3960" w:hanging="360"/>
+      </w:pPr>
+      <w:rPr>
+        <w:rFonts w:hint="default"/>
+      </w:rPr>
+    </w:lvl>
+    <w:lvl w:ilvl="5">
+      <w:start w:val="1"/>
+      <w:numFmt w:val="decimal"/>
+      <w:lvlText w:val="%6."/>
+      <w:lvlJc w:val="left"/>
+      <w:pPr>
+        <w:tabs>
+          <w:tab w:val="num" w:pos="4680"/>
+        </w:tabs>
+        <w:ind w:left="4680" w:hanging="360"/>
+      </w:pPr>
+      <w:rPr>
+        <w:rFonts w:hint="default"/>
+      </w:rPr>
+    </w:lvl>
+    <w:lvl w:ilvl="6">
+      <w:start w:val="1"/>
+      <w:numFmt w:val="decimal"/>
+      <w:lvlText w:val="%7."/>
+      <w:lvlJc w:val="left"/>
+      <w:pPr>
+        <w:tabs>
+          <w:tab w:val="num" w:pos="5400"/>
+        </w:tabs>
+        <w:ind w:left="5400" w:hanging="360"/>
+      </w:pPr>
+      <w:rPr>
+        <w:rFonts w:hint="default"/>
+      </w:rPr>
+    </w:lvl>
+    <w:lvl w:ilvl="7">
+      <w:start w:val="1"/>
+      <w:numFmt w:val="decimal"/>
+      <w:lvlText w:val="%8."/>
+      <w:lvlJc w:val="left"/>
+      <w:pPr>
+        <w:tabs>
+          <w:tab w:val="num" w:pos="6120"/>
+        </w:tabs>
+        <w:ind w:left="6120" w:hanging="360"/>
+      </w:pPr>
+      <w:rPr>
+        <w:rFonts w:hint="default"/>
+      </w:rPr>
+    </w:lvl>
+    <w:lvl w:ilvl="8">
+      <w:start w:val="1"/>
+      <w:numFmt w:val="decimal"/>
+      <w:lvlText w:val="%9."/>
+      <w:lvlJc w:val="left"/>
+      <w:pPr>
+        <w:tabs>
+          <w:tab w:val="num" w:pos="6840"/>
+        </w:tabs>
+        <w:ind w:left="6840" w:hanging="360"/>
+      </w:pPr>
+      <w:rPr>
+        <w:rFonts w:hint="default"/>
+      </w:rPr>
     </w:lvl>
   </w:abstractNum>
   <w:num w:numId="1" w16cid:durableId="228731606">
@@ -20358,7 +27070,7 @@
     <w:abstractNumId w:val="8"/>
   </w:num>
   <w:num w:numId="9" w16cid:durableId="1772045511">
-    <w:abstractNumId w:val="11"/>
+    <w:abstractNumId w:val="13"/>
   </w:num>
   <w:num w:numId="10" w16cid:durableId="561015689">
     <w:abstractNumId w:val="9"/>
@@ -20367,6 +27079,15 @@
     <w:abstractNumId w:val="7"/>
   </w:num>
   <w:num w:numId="12" w16cid:durableId="368262099">
+    <w:abstractNumId w:val="11"/>
+  </w:num>
+  <w:num w:numId="13" w16cid:durableId="1813912356">
+    <w:abstractNumId w:val="14"/>
+  </w:num>
+  <w:num w:numId="14" w16cid:durableId="1986545144">
+    <w:abstractNumId w:val="12"/>
+  </w:num>
+  <w:num w:numId="15" w16cid:durableId="982782424">
     <w:abstractNumId w:val="10"/>
   </w:num>
   <w:numIdMacAtCleanup w:val="12"/>

--- a/doc/mkhalil/transformer_attention_example-1.docx
+++ b/doc/mkhalil/transformer_attention_example-1.docx
@@ -6282,19 +6282,11 @@
           <w:rFonts w:ascii="Times New Roman" w:hAnsi="Times New Roman" w:cs="Times New Roman"/>
         </w:rPr>
       </w:pPr>
-      <w:proofErr w:type="spellStart"/>
       <w:r>
         <w:rPr>
           <w:rFonts w:ascii="Times New Roman" w:hAnsi="Times New Roman" w:cs="Times New Roman"/>
         </w:rPr>
-        <w:t>Softmax</w:t>
-      </w:r>
-      <w:proofErr w:type="spellEnd"/>
-      <w:r>
-        <w:rPr>
-          <w:rFonts w:ascii="Times New Roman" w:hAnsi="Times New Roman" w:cs="Times New Roman"/>
-        </w:rPr>
-        <w:t xml:space="preserve"> attention weights</w:t>
+        <w:t>Softmax attention weights</w:t>
       </w:r>
     </w:p>
     <w:p>
@@ -6413,19 +6405,11 @@
           <w:rFonts w:ascii="Times New Roman" w:hAnsi="Times New Roman" w:cs="Times New Roman"/>
         </w:rPr>
       </w:pPr>
-      <w:proofErr w:type="spellStart"/>
       <w:r>
         <w:rPr>
           <w:rFonts w:ascii="Times New Roman" w:hAnsi="Times New Roman" w:cs="Times New Roman"/>
         </w:rPr>
-        <w:t>Softmax</w:t>
-      </w:r>
-      <w:proofErr w:type="spellEnd"/>
-      <w:r>
-        <w:rPr>
-          <w:rFonts w:ascii="Times New Roman" w:hAnsi="Times New Roman" w:cs="Times New Roman"/>
-        </w:rPr>
-        <w:t xml:space="preserve"> probabilities</w:t>
+        <w:t>Softmax probabilities</w:t>
       </w:r>
     </w:p>
     <w:p>
@@ -7783,7 +7767,7 @@
     <w:p>
       <w:pPr>
         <w:spacing w:after="0" w:line="240" w:lineRule="auto"/>
-        <w:ind w:left="720"/>
+        <w:ind w:left="810"/>
         <w:rPr>
           <w:rFonts w:ascii="Times New Roman" w:eastAsia="Times New Roman" w:hAnsi="Times New Roman" w:cs="Times New Roman"/>
           <w:sz w:val="24"/>
@@ -7791,6 +7775,9 @@
         </w:rPr>
       </w:pPr>
       <m:oMathPara>
+        <m:oMathParaPr>
+          <m:jc m:val="left"/>
+        </m:oMathParaPr>
         <m:oMath>
           <m:r>
             <w:rPr>
@@ -9053,7 +9040,8 @@
         <w:spacing w:after="0" w:line="240" w:lineRule="auto"/>
         <w:ind w:left="882"/>
         <w:rPr>
-          <w:rFonts w:eastAsia="Times New Roman" w:cs="Times New Roman"/>
+          <w:rFonts w:eastAsiaTheme="minorEastAsia"/>
+          <w:b/>
           <w:sz w:val="24"/>
           <w:szCs w:val="24"/>
         </w:rPr>
@@ -9107,7 +9095,7 @@
               <m:sty m:val="p"/>
             </m:rPr>
             <w:rPr>
-              <w:rFonts w:eastAsia="Times New Roman" w:cs="Times New Roman"/>
+              <w:rFonts w:ascii="Cambria Math" w:eastAsia="Times New Roman" w:hAnsi="Cambria Math" w:cs="Times New Roman"/>
               <w:sz w:val="24"/>
               <w:szCs w:val="24"/>
             </w:rPr>
@@ -9115,23 +9103,18 @@
           </m:r>
         </m:oMath>
       </m:oMathPara>
+      <w:bookmarkStart w:id="11" w:name="_Toc224631486"/>
     </w:p>
     <w:p>
       <w:pPr>
-        <w:pStyle w:val="Heading1"/>
-        <w:numPr>
-          <w:ilvl w:val="0"/>
-          <w:numId w:val="0"/>
-        </w:numPr>
+        <w:spacing w:after="0" w:line="240" w:lineRule="auto"/>
         <w:ind w:left="882"/>
         <w:rPr>
-          <w:rFonts w:asciiTheme="minorHAnsi" w:eastAsia="Times New Roman" w:hAnsiTheme="minorHAnsi" w:cs="Times New Roman"/>
-          <w:color w:val="auto"/>
-          <w:sz w:val="24"/>
-          <w:szCs w:val="24"/>
-        </w:rPr>
-      </w:pPr>
-      <w:bookmarkStart w:id="11" w:name="_Toc224631486"/>
+          <w:rFonts w:eastAsia="Times New Roman" w:cs="Times New Roman"/>
+          <w:sz w:val="24"/>
+          <w:szCs w:val="24"/>
+        </w:rPr>
+      </w:pPr>
       <m:oMathPara>
         <m:oMathParaPr>
           <m:jc m:val="left"/>
@@ -9143,7 +9126,6 @@
             </m:rPr>
             <w:rPr>
               <w:rFonts w:ascii="Cambria Math" w:eastAsia="Times New Roman" w:hAnsi="Cambria Math" w:cs="Times New Roman"/>
-              <w:color w:val="auto"/>
               <w:sz w:val="24"/>
               <w:szCs w:val="24"/>
             </w:rPr>
@@ -9156,7 +9138,6 @@
               <m:ctrlPr>
                 <w:rPr>
                   <w:rFonts w:ascii="Cambria Math" w:eastAsia="Times New Roman" w:hAnsi="Cambria Math" w:cs="Times New Roman"/>
-                  <w:color w:val="auto"/>
                   <w:sz w:val="24"/>
                   <w:szCs w:val="24"/>
                 </w:rPr>
@@ -9177,7 +9158,6 @@
                   <m:ctrlPr>
                     <w:rPr>
                       <w:rFonts w:ascii="Cambria Math" w:eastAsia="Times New Roman" w:hAnsi="Cambria Math" w:cs="Times New Roman"/>
-                      <w:color w:val="auto"/>
                       <w:sz w:val="24"/>
                       <w:szCs w:val="24"/>
                     </w:rPr>
@@ -9191,7 +9171,6 @@
                       </m:rPr>
                       <w:rPr>
                         <w:rFonts w:ascii="Cambria Math" w:eastAsia="Times New Roman" w:hAnsi="Cambria Math" w:cs="Times New Roman"/>
-                        <w:color w:val="auto"/>
                         <w:sz w:val="24"/>
                         <w:szCs w:val="24"/>
                       </w:rPr>
@@ -9205,7 +9184,6 @@
                       </m:rPr>
                       <w:rPr>
                         <w:rFonts w:ascii="Cambria Math" w:eastAsia="Times New Roman" w:hAnsi="Cambria Math" w:cs="Times New Roman"/>
-                        <w:color w:val="auto"/>
                         <w:sz w:val="24"/>
                         <w:szCs w:val="24"/>
                       </w:rPr>
@@ -9221,7 +9199,6 @@
                       </m:rPr>
                       <w:rPr>
                         <w:rFonts w:ascii="Cambria Math" w:eastAsia="Times New Roman" w:hAnsi="Cambria Math" w:cs="Times New Roman"/>
-                        <w:color w:val="auto"/>
                         <w:sz w:val="24"/>
                         <w:szCs w:val="24"/>
                       </w:rPr>
@@ -9235,7 +9212,6 @@
                       </m:rPr>
                       <w:rPr>
                         <w:rFonts w:ascii="Cambria Math" w:eastAsia="Times New Roman" w:hAnsi="Cambria Math" w:cs="Times New Roman"/>
-                        <w:color w:val="auto"/>
                         <w:sz w:val="24"/>
                         <w:szCs w:val="24"/>
                       </w:rPr>
@@ -9251,7 +9227,6 @@
                       </m:rPr>
                       <w:rPr>
                         <w:rFonts w:ascii="Cambria Math" w:eastAsia="Times New Roman" w:hAnsi="Cambria Math" w:cs="Times New Roman"/>
-                        <w:color w:val="auto"/>
                         <w:sz w:val="24"/>
                         <w:szCs w:val="24"/>
                       </w:rPr>
@@ -9265,7 +9240,6 @@
                       </m:rPr>
                       <w:rPr>
                         <w:rFonts w:ascii="Cambria Math" w:eastAsia="Times New Roman" w:hAnsi="Cambria Math" w:cs="Times New Roman"/>
-                        <w:color w:val="auto"/>
                         <w:sz w:val="24"/>
                         <w:szCs w:val="24"/>
                       </w:rPr>
@@ -9281,7 +9255,6 @@
                       </m:rPr>
                       <w:rPr>
                         <w:rFonts w:ascii="Cambria Math" w:eastAsia="Times New Roman" w:hAnsi="Cambria Math" w:cs="Times New Roman"/>
-                        <w:color w:val="auto"/>
                         <w:sz w:val="24"/>
                         <w:szCs w:val="24"/>
                       </w:rPr>
@@ -9295,7 +9268,6 @@
                       </m:rPr>
                       <w:rPr>
                         <w:rFonts w:ascii="Cambria Math" w:eastAsia="Times New Roman" w:hAnsi="Cambria Math" w:cs="Times New Roman"/>
-                        <w:color w:val="auto"/>
                         <w:sz w:val="24"/>
                         <w:szCs w:val="24"/>
                       </w:rPr>
@@ -9752,7 +9724,7 @@
     </w:p>
     <w:p>
       <w:pPr>
-        <w:ind w:left="2160"/>
+        <w:ind w:left="810"/>
       </w:pPr>
       <m:oMathPara>
         <m:oMathParaPr>
@@ -9895,7 +9867,7 @@
     </w:p>
     <w:p>
       <w:pPr>
-        <w:ind w:left="2160"/>
+        <w:ind w:left="810"/>
         <w:rPr>
           <w:rFonts w:eastAsiaTheme="minorEastAsia"/>
           <w:sz w:val="24"/>
@@ -10075,12 +10047,12 @@
     </w:p>
     <w:p>
       <w:pPr>
-        <w:ind w:left="2160"/>
+        <w:ind w:left="810"/>
       </w:pPr>
     </w:p>
     <w:p>
       <w:pPr>
-        <w:ind w:left="2160"/>
+        <w:ind w:left="810"/>
         <w:rPr>
           <w:rFonts w:ascii="Times New Roman" w:eastAsia="Times New Roman" w:hAnsi="Times New Roman" w:cs="Times New Roman"/>
           <w:sz w:val="24"/>
@@ -10896,34 +10868,9 @@
       </w:pPr>
       <w:bookmarkStart w:id="12" w:name="_Toc224631489"/>
       <w:r>
-        <w:t xml:space="preserve">Apply </w:t>
-      </w:r>
-      <w:proofErr w:type="spellStart"/>
-      <w:r>
-        <w:t>Softmax</w:t>
+        <w:t>Apply Softmax</w:t>
       </w:r>
       <w:bookmarkEnd w:id="12"/>
-      <w:proofErr w:type="spellEnd"/>
-    </w:p>
-    <w:p>
-      <w:pPr>
-        <w:spacing w:before="100" w:beforeAutospacing="1" w:after="100" w:afterAutospacing="1" w:line="240" w:lineRule="auto"/>
-        <w:rPr>
-          <w:rFonts w:ascii="Times New Roman" w:eastAsia="Times New Roman" w:hAnsi="Times New Roman" w:cs="Times New Roman"/>
-          <w:sz w:val="24"/>
-          <w:szCs w:val="24"/>
-        </w:rPr>
-      </w:pPr>
-    </w:p>
-    <w:p>
-      <w:pPr>
-        <w:spacing w:before="100" w:beforeAutospacing="1" w:after="100" w:afterAutospacing="1" w:line="240" w:lineRule="auto"/>
-        <w:rPr>
-          <w:rFonts w:ascii="Times New Roman" w:eastAsia="Times New Roman" w:hAnsi="Times New Roman" w:cs="Times New Roman"/>
-          <w:sz w:val="24"/>
-          <w:szCs w:val="24"/>
-        </w:rPr>
-      </w:pPr>
     </w:p>
     <w:p>
       <w:pPr>
@@ -11269,15 +11216,7 @@
         <w:t>Row</w:t>
       </w:r>
       <w:r>
-        <w:t xml:space="preserve"> 1 </w:t>
-      </w:r>
-      <w:proofErr w:type="spellStart"/>
-      <w:r>
-        <w:t>Softmax</w:t>
-      </w:r>
-      <w:proofErr w:type="spellEnd"/>
-      <w:r>
-        <w:t xml:space="preserve"> </w:t>
+        <w:t xml:space="preserve"> 1 Softmax </w:t>
       </w:r>
     </w:p>
     <w:p/>
@@ -11286,7 +11225,6 @@
         <w:ind w:left="720"/>
       </w:pPr>
       <w:r>
-        <w:lastRenderedPageBreak/>
         <w:t>Row 1:  [.3036   0.2139    0.2438  .2694]</w:t>
       </w:r>
     </w:p>
@@ -11328,25 +11266,8 @@
           <w:sz w:val="24"/>
           <w:szCs w:val="24"/>
         </w:rPr>
-        <w:t xml:space="preserve">Before applying </w:t>
-      </w:r>
-      <w:proofErr w:type="spellStart"/>
-      <w:r>
-        <w:rPr>
-          <w:rFonts w:ascii="Times New Roman" w:eastAsia="Times New Roman" w:hAnsi="Times New Roman" w:cs="Times New Roman"/>
-          <w:sz w:val="24"/>
-          <w:szCs w:val="24"/>
-        </w:rPr>
-        <w:t>softmax</w:t>
-      </w:r>
-      <w:proofErr w:type="spellEnd"/>
-      <w:r>
-        <w:rPr>
-          <w:rFonts w:ascii="Times New Roman" w:eastAsia="Times New Roman" w:hAnsi="Times New Roman" w:cs="Times New Roman"/>
-          <w:sz w:val="24"/>
-          <w:szCs w:val="24"/>
-        </w:rPr>
-        <w:t xml:space="preserve">, we subtract the </w:t>
+        <w:lastRenderedPageBreak/>
+        <w:t xml:space="preserve">Before applying softmax, we subtract the </w:t>
       </w:r>
       <w:r>
         <w:rPr>
@@ -12481,7 +12402,6 @@
           <w:sz w:val="27"/>
           <w:szCs w:val="27"/>
         </w:rPr>
-        <w:lastRenderedPageBreak/>
         <w:t>Fourth element</w:t>
       </w:r>
     </w:p>
@@ -12506,6 +12426,7 @@
               <w:sz w:val="24"/>
               <w:szCs w:val="24"/>
             </w:rPr>
+            <w:lastRenderedPageBreak/>
             <m:t>0.9664</m:t>
           </m:r>
           <m:r>
@@ -12566,29 +12487,7 @@
           <w:szCs w:val="24"/>
           <w:u w:val="single"/>
         </w:rPr>
-        <w:t xml:space="preserve">Final </w:t>
-      </w:r>
-      <w:proofErr w:type="spellStart"/>
-      <w:r>
-        <w:rPr>
-          <w:b/>
-          <w:bCs/>
-          <w:sz w:val="24"/>
-          <w:szCs w:val="24"/>
-          <w:u w:val="single"/>
-        </w:rPr>
-        <w:t>Softmax</w:t>
-      </w:r>
-      <w:proofErr w:type="spellEnd"/>
-      <w:r>
-        <w:rPr>
-          <w:b/>
-          <w:bCs/>
-          <w:sz w:val="24"/>
-          <w:szCs w:val="24"/>
-          <w:u w:val="single"/>
-        </w:rPr>
-        <w:t xml:space="preserve"> Output (Row 1)</w:t>
+        <w:t>Final Softmax Output (Row 1)</w:t>
       </w:r>
     </w:p>
     <w:p>
@@ -13164,13 +13063,8 @@
         <w:pStyle w:val="Heading4"/>
       </w:pPr>
       <w:r>
-        <w:t xml:space="preserve">Row 2 </w:t>
-      </w:r>
-      <w:proofErr w:type="spellStart"/>
-      <w:r>
-        <w:t>Softmax</w:t>
-      </w:r>
-      <w:proofErr w:type="spellEnd"/>
+        <w:t>Row 2 Softmax</w:t>
+      </w:r>
     </w:p>
     <w:p>
       <w:pPr>
@@ -13782,7 +13676,6 @@
           <w:szCs w:val="24"/>
           <w:u w:val="single"/>
         </w:rPr>
-        <w:lastRenderedPageBreak/>
         <w:t>Step 4: Normalize</w:t>
       </w:r>
     </w:p>
@@ -14078,19 +13971,8 @@
           <w:i/>
           <w:iCs/>
         </w:rPr>
-        <w:t xml:space="preserve">Row 3 </w:t>
-      </w:r>
-      <w:proofErr w:type="spellStart"/>
-      <w:r>
-        <w:rPr>
-          <w:rStyle w:val="Heading4Char"/>
-          <w:b/>
-          <w:i/>
-          <w:iCs/>
-        </w:rPr>
-        <w:t>Softmax</w:t>
-      </w:r>
-      <w:proofErr w:type="spellEnd"/>
+        <w:t>Row 3 Softmax</w:t>
+      </w:r>
     </w:p>
     <w:p>
       <w:pPr>
@@ -14967,13 +14849,8 @@
         </w:rPr>
       </w:pPr>
       <w:r>
-        <w:t xml:space="preserve">Row 4 </w:t>
-      </w:r>
-      <w:proofErr w:type="spellStart"/>
-      <w:r>
-        <w:t>Softmax</w:t>
-      </w:r>
-      <w:proofErr w:type="spellEnd"/>
+        <w:t>Row 4 Softmax</w:t>
+      </w:r>
     </w:p>
     <w:p>
       <w:pPr>
@@ -15503,6 +15380,7 @@
           <w:szCs w:val="28"/>
           <w:u w:val="single"/>
         </w:rPr>
+        <w:lastRenderedPageBreak/>
         <w:t>Step 3: Sum</w:t>
       </w:r>
     </w:p>
@@ -15856,15 +15734,7 @@
         <w:pStyle w:val="Heading4"/>
       </w:pPr>
       <w:r>
-        <w:t xml:space="preserve">Final </w:t>
-      </w:r>
-      <w:proofErr w:type="spellStart"/>
-      <w:r>
-        <w:t>Softmax</w:t>
-      </w:r>
-      <w:proofErr w:type="spellEnd"/>
-      <w:r>
-        <w:t xml:space="preserve"> Matrix</w:t>
+        <w:t>Final Softmax Matrix</w:t>
       </w:r>
     </w:p>
     <w:p/>
@@ -16718,7 +16588,7 @@
         <w:spacing w:after="0" w:line="240" w:lineRule="auto"/>
         <w:ind w:left="1440"/>
         <w:rPr>
-          <w:rFonts w:eastAsia="Times New Roman" w:cs="Times New Roman"/>
+          <w:rFonts w:eastAsiaTheme="minorEastAsia"/>
           <w:sz w:val="24"/>
           <w:szCs w:val="24"/>
         </w:rPr>
@@ -16775,6 +16645,393 @@
             </w:rPr>
             <m:t>)V</m:t>
           </m:r>
+        </m:oMath>
+      </m:oMathPara>
+    </w:p>
+    <w:p>
+      <w:pPr>
+        <w:spacing w:after="0" w:line="240" w:lineRule="auto"/>
+        <w:ind w:left="1440"/>
+        <w:rPr>
+          <w:rFonts w:eastAsiaTheme="minorEastAsia"/>
+          <w:sz w:val="24"/>
+          <w:szCs w:val="24"/>
+        </w:rPr>
+      </w:pPr>
+    </w:p>
+    <w:p>
+      <w:pPr>
+        <w:spacing w:after="0" w:line="240" w:lineRule="auto"/>
+        <w:ind w:left="1440"/>
+        <w:rPr>
+          <w:rFonts w:eastAsia="Times New Roman" w:cs="Times New Roman"/>
+          <w:sz w:val="24"/>
+          <w:szCs w:val="24"/>
+        </w:rPr>
+      </w:pPr>
+      <m:oMathPara>
+        <m:oMathParaPr>
+          <m:jc m:val="left"/>
+        </m:oMathParaPr>
+        <m:oMath>
+          <m:r>
+            <w:rPr>
+              <w:rFonts w:ascii="Cambria Math" w:eastAsia="Times New Roman" w:hAnsi="Cambria Math" w:cs="Times New Roman"/>
+              <w:sz w:val="24"/>
+              <w:szCs w:val="24"/>
+            </w:rPr>
+            <m:t>Z=</m:t>
+          </m:r>
+          <m:d>
+            <m:dPr>
+              <m:begChr m:val="["/>
+              <m:endChr m:val="]"/>
+              <m:ctrlPr>
+                <w:rPr>
+                  <w:rFonts w:ascii="Cambria Math" w:eastAsia="Times New Roman" w:hAnsi="Cambria Math" w:cs="Times New Roman"/>
+                  <w:sz w:val="24"/>
+                  <w:szCs w:val="24"/>
+                </w:rPr>
+              </m:ctrlPr>
+            </m:dPr>
+            <m:e>
+              <m:m>
+                <m:mPr>
+                  <m:plcHide m:val="1"/>
+                  <m:mcs>
+                    <m:mc>
+                      <m:mcPr>
+                        <m:count m:val="4"/>
+                        <m:mcJc m:val="center"/>
+                      </m:mcPr>
+                    </m:mc>
+                  </m:mcs>
+                  <m:ctrlPr>
+                    <w:rPr>
+                      <w:rFonts w:ascii="Cambria Math" w:eastAsia="Times New Roman" w:hAnsi="Cambria Math" w:cs="Times New Roman"/>
+                      <w:sz w:val="24"/>
+                      <w:szCs w:val="24"/>
+                    </w:rPr>
+                  </m:ctrlPr>
+                </m:mPr>
+                <m:mr>
+                  <m:e>
+                    <m:r>
+                      <w:rPr>
+                        <w:rFonts w:ascii="Cambria Math" w:eastAsia="Times New Roman" w:hAnsi="Cambria Math" w:cs="Times New Roman"/>
+                        <w:sz w:val="24"/>
+                        <w:szCs w:val="24"/>
+                      </w:rPr>
+                      <m:t>0.2616</m:t>
+                    </m:r>
+                  </m:e>
+                  <m:e>
+                    <m:r>
+                      <w:rPr>
+                        <w:rFonts w:ascii="Cambria Math" w:eastAsia="Times New Roman" w:hAnsi="Cambria Math" w:cs="Times New Roman"/>
+                        <w:sz w:val="24"/>
+                        <w:szCs w:val="24"/>
+                      </w:rPr>
+                      <m:t>0.2392</m:t>
+                    </m:r>
+                  </m:e>
+                  <m:e>
+                    <m:r>
+                      <w:rPr>
+                        <w:rFonts w:ascii="Cambria Math" w:eastAsia="Times New Roman" w:hAnsi="Cambria Math" w:cs="Times New Roman"/>
+                        <w:sz w:val="24"/>
+                        <w:szCs w:val="24"/>
+                      </w:rPr>
+                      <m:t>0.2464</m:t>
+                    </m:r>
+                  </m:e>
+                  <m:e>
+                    <m:r>
+                      <w:rPr>
+                        <w:rFonts w:ascii="Cambria Math" w:eastAsia="Times New Roman" w:hAnsi="Cambria Math" w:cs="Times New Roman"/>
+                        <w:sz w:val="24"/>
+                        <w:szCs w:val="24"/>
+                      </w:rPr>
+                      <m:t>0.2528</m:t>
+                    </m:r>
+                  </m:e>
+                </m:mr>
+                <m:mr>
+                  <m:e>
+                    <m:r>
+                      <w:rPr>
+                        <w:rFonts w:ascii="Cambria Math" w:eastAsia="Times New Roman" w:hAnsi="Cambria Math" w:cs="Times New Roman"/>
+                        <w:sz w:val="24"/>
+                        <w:szCs w:val="24"/>
+                      </w:rPr>
+                      <m:t>0.2600</m:t>
+                    </m:r>
+                  </m:e>
+                  <m:e>
+                    <m:r>
+                      <w:rPr>
+                        <w:rFonts w:ascii="Cambria Math" w:eastAsia="Times New Roman" w:hAnsi="Cambria Math" w:cs="Times New Roman"/>
+                        <w:sz w:val="24"/>
+                        <w:szCs w:val="24"/>
+                      </w:rPr>
+                      <m:t>0.2410</m:t>
+                    </m:r>
+                  </m:e>
+                  <m:e>
+                    <m:r>
+                      <w:rPr>
+                        <w:rFonts w:ascii="Cambria Math" w:eastAsia="Times New Roman" w:hAnsi="Cambria Math" w:cs="Times New Roman"/>
+                        <w:sz w:val="24"/>
+                        <w:szCs w:val="24"/>
+                      </w:rPr>
+                      <m:t>0.2472</m:t>
+                    </m:r>
+                  </m:e>
+                  <m:e>
+                    <m:r>
+                      <w:rPr>
+                        <w:rFonts w:ascii="Cambria Math" w:eastAsia="Times New Roman" w:hAnsi="Cambria Math" w:cs="Times New Roman"/>
+                        <w:sz w:val="24"/>
+                        <w:szCs w:val="24"/>
+                      </w:rPr>
+                      <m:t>0.2520</m:t>
+                    </m:r>
+                  </m:e>
+                </m:mr>
+                <m:mr>
+                  <m:e>
+                    <m:r>
+                      <w:rPr>
+                        <w:rFonts w:ascii="Cambria Math" w:eastAsia="Times New Roman" w:hAnsi="Cambria Math" w:cs="Times New Roman"/>
+                        <w:sz w:val="24"/>
+                        <w:szCs w:val="24"/>
+                      </w:rPr>
+                      <m:t>0.2612</m:t>
+                    </m:r>
+                  </m:e>
+                  <m:e>
+                    <m:r>
+                      <w:rPr>
+                        <w:rFonts w:ascii="Cambria Math" w:eastAsia="Times New Roman" w:hAnsi="Cambria Math" w:cs="Times New Roman"/>
+                        <w:sz w:val="24"/>
+                        <w:szCs w:val="24"/>
+                      </w:rPr>
+                      <m:t>0.2397</m:t>
+                    </m:r>
+                  </m:e>
+                  <m:e>
+                    <m:r>
+                      <w:rPr>
+                        <w:rFonts w:ascii="Cambria Math" w:eastAsia="Times New Roman" w:hAnsi="Cambria Math" w:cs="Times New Roman"/>
+                        <w:sz w:val="24"/>
+                        <w:szCs w:val="24"/>
+                      </w:rPr>
+                      <m:t>0.2466</m:t>
+                    </m:r>
+                  </m:e>
+                  <m:e>
+                    <m:r>
+                      <w:rPr>
+                        <w:rFonts w:ascii="Cambria Math" w:eastAsia="Times New Roman" w:hAnsi="Cambria Math" w:cs="Times New Roman"/>
+                        <w:sz w:val="24"/>
+                        <w:szCs w:val="24"/>
+                      </w:rPr>
+                      <m:t>0.2525</m:t>
+                    </m:r>
+                  </m:e>
+                </m:mr>
+                <m:mr>
+                  <m:e>
+                    <m:r>
+                      <w:rPr>
+                        <w:rFonts w:ascii="Cambria Math" w:eastAsia="Times New Roman" w:hAnsi="Cambria Math" w:cs="Times New Roman"/>
+                        <w:sz w:val="24"/>
+                        <w:szCs w:val="24"/>
+                      </w:rPr>
+                      <m:t>0.2589</m:t>
+                    </m:r>
+                  </m:e>
+                  <m:e>
+                    <m:r>
+                      <w:rPr>
+                        <w:rFonts w:ascii="Cambria Math" w:eastAsia="Times New Roman" w:hAnsi="Cambria Math" w:cs="Times New Roman"/>
+                        <w:sz w:val="24"/>
+                        <w:szCs w:val="24"/>
+                      </w:rPr>
+                      <m:t>0.2413</m:t>
+                    </m:r>
+                  </m:e>
+                  <m:e>
+                    <m:r>
+                      <w:rPr>
+                        <w:rFonts w:ascii="Cambria Math" w:eastAsia="Times New Roman" w:hAnsi="Cambria Math" w:cs="Times New Roman"/>
+                        <w:sz w:val="24"/>
+                        <w:szCs w:val="24"/>
+                      </w:rPr>
+                      <m:t>0.2472</m:t>
+                    </m:r>
+                  </m:e>
+                  <m:e>
+                    <m:r>
+                      <w:rPr>
+                        <w:rFonts w:ascii="Cambria Math" w:eastAsia="Times New Roman" w:hAnsi="Cambria Math" w:cs="Times New Roman"/>
+                        <w:sz w:val="24"/>
+                        <w:szCs w:val="24"/>
+                      </w:rPr>
+                      <m:t>0.2526</m:t>
+                    </m:r>
+                  </m:e>
+                </m:mr>
+              </m:m>
+            </m:e>
+          </m:d>
+          <m:d>
+            <m:dPr>
+              <m:begChr m:val="["/>
+              <m:endChr m:val="]"/>
+              <m:ctrlPr>
+                <w:rPr>
+                  <w:rFonts w:ascii="Cambria Math" w:eastAsia="Times New Roman" w:hAnsi="Cambria Math" w:cs="Times New Roman"/>
+                  <w:sz w:val="24"/>
+                  <w:szCs w:val="24"/>
+                </w:rPr>
+              </m:ctrlPr>
+            </m:dPr>
+            <m:e>
+              <m:m>
+                <m:mPr>
+                  <m:plcHide m:val="1"/>
+                  <m:mcs>
+                    <m:mc>
+                      <m:mcPr>
+                        <m:count m:val="2"/>
+                        <m:mcJc m:val="center"/>
+                      </m:mcPr>
+                    </m:mc>
+                  </m:mcs>
+                  <m:ctrlPr>
+                    <w:rPr>
+                      <w:rFonts w:ascii="Cambria Math" w:eastAsia="Times New Roman" w:hAnsi="Cambria Math" w:cs="Times New Roman"/>
+                      <w:sz w:val="24"/>
+                      <w:szCs w:val="24"/>
+                    </w:rPr>
+                  </m:ctrlPr>
+                </m:mPr>
+                <m:mr>
+                  <m:e>
+                    <m:r>
+                      <m:rPr>
+                        <m:sty m:val="bi"/>
+                      </m:rPr>
+                      <w:rPr>
+                        <w:rFonts w:ascii="Cambria Math" w:eastAsia="Times New Roman" w:hAnsi="Cambria Math" w:cs="Times New Roman"/>
+                        <w:sz w:val="24"/>
+                        <w:szCs w:val="24"/>
+                      </w:rPr>
+                      <m:t>0.57</m:t>
+                    </m:r>
+                  </m:e>
+                  <m:e>
+                    <m:r>
+                      <m:rPr>
+                        <m:sty m:val="bi"/>
+                      </m:rPr>
+                      <w:rPr>
+                        <w:rFonts w:ascii="Cambria Math" w:eastAsia="Times New Roman" w:hAnsi="Cambria Math" w:cs="Times New Roman"/>
+                        <w:sz w:val="24"/>
+                        <w:szCs w:val="24"/>
+                      </w:rPr>
+                      <m:t>0.65</m:t>
+                    </m:r>
+                  </m:e>
+                </m:mr>
+                <m:mr>
+                  <m:e>
+                    <m:r>
+                      <m:rPr>
+                        <m:sty m:val="bi"/>
+                      </m:rPr>
+                      <w:rPr>
+                        <w:rFonts w:ascii="Cambria Math" w:eastAsia="Times New Roman" w:hAnsi="Cambria Math" w:cs="Times New Roman"/>
+                        <w:sz w:val="24"/>
+                        <w:szCs w:val="24"/>
+                      </w:rPr>
+                      <m:t>0.49</m:t>
+                    </m:r>
+                  </m:e>
+                  <m:e>
+                    <m:r>
+                      <m:rPr>
+                        <m:sty m:val="bi"/>
+                      </m:rPr>
+                      <w:rPr>
+                        <w:rFonts w:ascii="Cambria Math" w:eastAsia="Times New Roman" w:hAnsi="Cambria Math" w:cs="Times New Roman"/>
+                        <w:sz w:val="24"/>
+                        <w:szCs w:val="24"/>
+                      </w:rPr>
+                      <m:t>0.42</m:t>
+                    </m:r>
+                  </m:e>
+                </m:mr>
+                <m:mr>
+                  <m:e>
+                    <m:r>
+                      <m:rPr>
+                        <m:sty m:val="bi"/>
+                      </m:rPr>
+                      <w:rPr>
+                        <w:rFonts w:ascii="Cambria Math" w:eastAsia="Times New Roman" w:hAnsi="Cambria Math" w:cs="Times New Roman"/>
+                        <w:sz w:val="24"/>
+                        <w:szCs w:val="24"/>
+                      </w:rPr>
+                      <m:t>0.47</m:t>
+                    </m:r>
+                  </m:e>
+                  <m:e>
+                    <m:r>
+                      <m:rPr>
+                        <m:sty m:val="bi"/>
+                      </m:rPr>
+                      <w:rPr>
+                        <w:rFonts w:ascii="Cambria Math" w:eastAsia="Times New Roman" w:hAnsi="Cambria Math" w:cs="Times New Roman"/>
+                        <w:sz w:val="24"/>
+                        <w:szCs w:val="24"/>
+                      </w:rPr>
+                      <m:t>0.49</m:t>
+                    </m:r>
+                  </m:e>
+                </m:mr>
+                <m:mr>
+                  <m:e>
+                    <m:r>
+                      <m:rPr>
+                        <m:sty m:val="bi"/>
+                      </m:rPr>
+                      <w:rPr>
+                        <w:rFonts w:ascii="Cambria Math" w:eastAsia="Times New Roman" w:hAnsi="Cambria Math" w:cs="Times New Roman"/>
+                        <w:sz w:val="24"/>
+                        <w:szCs w:val="24"/>
+                      </w:rPr>
+                      <m:t>0.28</m:t>
+                    </m:r>
+                  </m:e>
+                  <m:e>
+                    <m:r>
+                      <m:rPr>
+                        <m:sty m:val="bi"/>
+                      </m:rPr>
+                      <w:rPr>
+                        <w:rFonts w:ascii="Cambria Math" w:eastAsia="Times New Roman" w:hAnsi="Cambria Math" w:cs="Times New Roman"/>
+                        <w:sz w:val="24"/>
+                        <w:szCs w:val="24"/>
+                      </w:rPr>
+                      <m:t>0.63</m:t>
+                    </m:r>
+                  </m:e>
+                </m:mr>
+              </m:m>
+            </m:e>
+          </m:d>
           <m:r>
             <m:rPr>
               <m:sty m:val="p"/>
@@ -16814,8 +17071,8 @@
         <w:ind w:left="1440"/>
         <w:rPr>
           <w:rFonts w:eastAsia="Times New Roman" w:cs="Times New Roman"/>
-          <w:sz w:val="24"/>
-          <w:szCs w:val="24"/>
+          <w:sz w:val="32"/>
+          <w:szCs w:val="32"/>
         </w:rPr>
       </w:pPr>
       <m:oMathPara>
@@ -17023,46 +17280,29 @@
           </m:r>
         </m:oMath>
       </m:oMathPara>
+      <w:r>
+        <w:rPr>
+          <w:rFonts w:eastAsia="Times New Roman" w:cs="Times New Roman"/>
+          <w:sz w:val="28"/>
+          <w:szCs w:val="28"/>
+        </w:rPr>
+        <w:t>Result:</w:t>
+      </w:r>
     </w:p>
     <w:p>
       <w:pPr>
         <w:spacing w:after="0" w:line="240" w:lineRule="auto"/>
-        <w:ind w:left="1440"/>
-        <w:rPr>
-          <w:rFonts w:eastAsia="Times New Roman" w:cs="Times New Roman"/>
-          <w:sz w:val="24"/>
-          <w:szCs w:val="24"/>
-        </w:rPr>
-      </w:pPr>
-    </w:p>
-    <w:p>
-      <w:pPr>
-        <w:spacing w:before="100" w:beforeAutospacing="1" w:after="100" w:afterAutospacing="1" w:line="240" w:lineRule="auto"/>
+        <w:ind w:left="2160"/>
         <w:rPr>
           <w:rFonts w:eastAsia="Times New Roman" w:cs="Times New Roman"/>
           <w:sz w:val="32"/>
           <w:szCs w:val="32"/>
         </w:rPr>
       </w:pPr>
-      <w:r>
-        <w:rPr>
-          <w:rFonts w:eastAsia="Times New Roman" w:cs="Times New Roman"/>
-          <w:sz w:val="32"/>
-          <w:szCs w:val="32"/>
-        </w:rPr>
-        <w:t>Result:</w:t>
-      </w:r>
-    </w:p>
-    <w:p>
-      <w:pPr>
-        <w:spacing w:after="0" w:line="240" w:lineRule="auto"/>
-        <w:rPr>
-          <w:rFonts w:eastAsia="Times New Roman" w:cs="Times New Roman"/>
-          <w:sz w:val="32"/>
-          <w:szCs w:val="32"/>
-        </w:rPr>
-      </w:pPr>
       <m:oMathPara>
+        <m:oMathParaPr>
+          <m:jc m:val="left"/>
+        </m:oMathParaPr>
         <m:oMath>
           <m:sSub>
             <m:sSubPr>
@@ -17120,37 +17360,42 @@
     <w:p>
       <w:pPr>
         <w:spacing w:before="100" w:beforeAutospacing="1" w:after="100" w:afterAutospacing="1" w:line="240" w:lineRule="auto"/>
+        <w:ind w:left="1440"/>
+        <w:rPr>
+          <w:rFonts w:eastAsia="Times New Roman" w:cs="Times New Roman"/>
+          <w:sz w:val="28"/>
+          <w:szCs w:val="28"/>
+        </w:rPr>
+      </w:pPr>
+      <w:r>
+        <w:rPr>
+          <w:rFonts w:eastAsia="Times New Roman" w:cs="Times New Roman"/>
+          <w:sz w:val="28"/>
+          <w:szCs w:val="28"/>
+        </w:rPr>
+        <w:t>Similarly we obtain:</w:t>
+      </w:r>
+    </w:p>
+    <w:p>
+      <w:pPr>
+        <w:spacing w:after="0" w:line="240" w:lineRule="auto"/>
+        <w:ind w:left="2160"/>
         <w:rPr>
           <w:rFonts w:eastAsia="Times New Roman" w:cs="Times New Roman"/>
           <w:sz w:val="32"/>
           <w:szCs w:val="32"/>
         </w:rPr>
       </w:pPr>
-      <w:r>
-        <w:rPr>
-          <w:rFonts w:eastAsia="Times New Roman" w:cs="Times New Roman"/>
-          <w:sz w:val="32"/>
-          <w:szCs w:val="32"/>
-        </w:rPr>
-        <w:t>Similarly we obtain:</w:t>
-      </w:r>
-    </w:p>
-    <w:p>
-      <w:pPr>
-        <w:spacing w:after="0" w:line="240" w:lineRule="auto"/>
-        <w:rPr>
-          <w:rFonts w:eastAsia="Times New Roman" w:cs="Times New Roman"/>
-          <w:sz w:val="32"/>
-          <w:szCs w:val="32"/>
-        </w:rPr>
-      </w:pPr>
       <m:oMathPara>
+        <m:oMathParaPr>
+          <m:jc m:val="left"/>
+        </m:oMathParaPr>
         <m:oMath>
           <m:r>
             <w:rPr>
               <w:rFonts w:ascii="Cambria Math" w:eastAsia="Times New Roman" w:hAnsi="Cambria Math" w:cs="Times New Roman"/>
-              <w:sz w:val="32"/>
-              <w:szCs w:val="32"/>
+              <w:sz w:val="24"/>
+              <w:szCs w:val="24"/>
             </w:rPr>
             <m:t>Z=</m:t>
           </m:r>
@@ -17161,8 +17406,8 @@
               <m:ctrlPr>
                 <w:rPr>
                   <w:rFonts w:ascii="Cambria Math" w:eastAsia="Times New Roman" w:hAnsi="Cambria Math" w:cs="Times New Roman"/>
-                  <w:sz w:val="32"/>
-                  <w:szCs w:val="32"/>
+                  <w:sz w:val="24"/>
+                  <w:szCs w:val="24"/>
                 </w:rPr>
               </m:ctrlPr>
             </m:dPr>
@@ -17181,8 +17426,8 @@
                   <m:ctrlPr>
                     <w:rPr>
                       <w:rFonts w:ascii="Cambria Math" w:eastAsia="Times New Roman" w:hAnsi="Cambria Math" w:cs="Times New Roman"/>
-                      <w:sz w:val="32"/>
-                      <w:szCs w:val="32"/>
+                      <w:sz w:val="24"/>
+                      <w:szCs w:val="24"/>
                     </w:rPr>
                   </m:ctrlPr>
                 </m:mPr>
@@ -17191,8 +17436,8 @@
                     <m:r>
                       <w:rPr>
                         <w:rFonts w:ascii="Cambria Math" w:eastAsia="Times New Roman" w:hAnsi="Cambria Math" w:cs="Times New Roman"/>
-                        <w:sz w:val="32"/>
-                        <w:szCs w:val="32"/>
+                        <w:sz w:val="24"/>
+                        <w:szCs w:val="24"/>
                       </w:rPr>
                       <m:t>0.453</m:t>
                     </m:r>
@@ -17201,8 +17446,8 @@
                     <m:r>
                       <w:rPr>
                         <w:rFonts w:ascii="Cambria Math" w:eastAsia="Times New Roman" w:hAnsi="Cambria Math" w:cs="Times New Roman"/>
-                        <w:sz w:val="32"/>
-                        <w:szCs w:val="32"/>
+                        <w:sz w:val="24"/>
+                        <w:szCs w:val="24"/>
                       </w:rPr>
                       <m:t>0.549</m:t>
                     </m:r>
@@ -17213,8 +17458,8 @@
                     <m:r>
                       <w:rPr>
                         <w:rFonts w:ascii="Cambria Math" w:eastAsia="Times New Roman" w:hAnsi="Cambria Math" w:cs="Times New Roman"/>
-                        <w:sz w:val="32"/>
-                        <w:szCs w:val="32"/>
+                        <w:sz w:val="24"/>
+                        <w:szCs w:val="24"/>
                       </w:rPr>
                       <m:t>0.421</m:t>
                     </m:r>
@@ -17223,8 +17468,8 @@
                     <m:r>
                       <w:rPr>
                         <w:rFonts w:ascii="Cambria Math" w:eastAsia="Times New Roman" w:hAnsi="Cambria Math" w:cs="Times New Roman"/>
-                        <w:sz w:val="32"/>
-                        <w:szCs w:val="32"/>
+                        <w:sz w:val="24"/>
+                        <w:szCs w:val="24"/>
                       </w:rPr>
                       <m:t>0.503</m:t>
                     </m:r>
@@ -17235,8 +17480,8 @@
                     <m:r>
                       <w:rPr>
                         <w:rFonts w:ascii="Cambria Math" w:eastAsia="Times New Roman" w:hAnsi="Cambria Math" w:cs="Times New Roman"/>
-                        <w:sz w:val="32"/>
-                        <w:szCs w:val="32"/>
+                        <w:sz w:val="24"/>
+                        <w:szCs w:val="24"/>
                       </w:rPr>
                       <m:t>0.436</m:t>
                     </m:r>
@@ -17245,8 +17490,8 @@
                     <m:r>
                       <w:rPr>
                         <w:rFonts w:ascii="Cambria Math" w:eastAsia="Times New Roman" w:hAnsi="Cambria Math" w:cs="Times New Roman"/>
-                        <w:sz w:val="32"/>
-                        <w:szCs w:val="32"/>
+                        <w:sz w:val="24"/>
+                        <w:szCs w:val="24"/>
                       </w:rPr>
                       <m:t>0.517</m:t>
                     </m:r>
@@ -17257,8 +17502,8 @@
                     <m:r>
                       <w:rPr>
                         <w:rFonts w:ascii="Cambria Math" w:eastAsia="Times New Roman" w:hAnsi="Cambria Math" w:cs="Times New Roman"/>
-                        <w:sz w:val="32"/>
-                        <w:szCs w:val="32"/>
+                        <w:sz w:val="24"/>
+                        <w:szCs w:val="24"/>
                       </w:rPr>
                       <m:t>0.382</m:t>
                     </m:r>
@@ -17267,8 +17512,8 @@
                     <m:r>
                       <w:rPr>
                         <w:rFonts w:ascii="Cambria Math" w:eastAsia="Times New Roman" w:hAnsi="Cambria Math" w:cs="Times New Roman"/>
-                        <w:sz w:val="32"/>
-                        <w:szCs w:val="32"/>
+                        <w:sz w:val="24"/>
+                        <w:szCs w:val="24"/>
                       </w:rPr>
                       <m:t>0.564</m:t>
                     </m:r>
@@ -17283,8 +17528,8 @@
             </m:rPr>
             <w:rPr>
               <w:rFonts w:eastAsia="Times New Roman" w:cs="Times New Roman"/>
-              <w:sz w:val="32"/>
-              <w:szCs w:val="32"/>
+              <w:sz w:val="24"/>
+              <w:szCs w:val="24"/>
             </w:rPr>
             <w:br/>
           </m:r>
@@ -17293,59 +17538,17 @@
     </w:p>
     <w:p>
       <w:pPr>
-        <w:spacing w:after="0" w:line="240" w:lineRule="auto"/>
-        <w:rPr>
-          <w:rFonts w:ascii="Times New Roman" w:eastAsia="Times New Roman" w:hAnsi="Times New Roman" w:cs="Times New Roman"/>
-          <w:sz w:val="24"/>
-          <w:szCs w:val="24"/>
-        </w:rPr>
-      </w:pPr>
-    </w:p>
-    <w:p>
-      <w:pPr>
-        <w:spacing w:before="100" w:beforeAutospacing="1" w:after="100" w:afterAutospacing="1" w:line="240" w:lineRule="auto"/>
-        <w:outlineLvl w:val="0"/>
-        <w:rPr>
-          <w:rFonts w:ascii="Times New Roman" w:eastAsia="Times New Roman" w:hAnsi="Times New Roman" w:cs="Times New Roman"/>
-          <w:b/>
-          <w:bCs/>
-          <w:kern w:val="36"/>
+        <w:pStyle w:val="Heading3"/>
+      </w:pPr>
+      <w:bookmarkStart w:id="14" w:name="_Toc224631491"/>
+      <w:r>
+        <w:rPr>
           <w:sz w:val="48"/>
           <w:szCs w:val="48"/>
         </w:rPr>
-      </w:pPr>
-      <w:bookmarkStart w:id="14" w:name="_Toc224631491"/>
-      <w:r>
-        <w:rPr>
-          <w:rFonts w:ascii="Segoe UI Emoji" w:eastAsia="Times New Roman" w:hAnsi="Segoe UI Emoji" w:cs="Segoe UI Emoji"/>
-          <w:b/>
-          <w:bCs/>
-          <w:kern w:val="36"/>
-          <w:sz w:val="48"/>
-          <w:szCs w:val="48"/>
-        </w:rPr>
-        <w:t>🔟</w:t>
-      </w:r>
-      <w:r>
-        <w:rPr>
-          <w:rFonts w:ascii="Times New Roman" w:eastAsia="Times New Roman" w:hAnsi="Times New Roman" w:cs="Times New Roman"/>
-          <w:b/>
-          <w:bCs/>
-          <w:kern w:val="36"/>
-          <w:sz w:val="48"/>
-          <w:szCs w:val="48"/>
-        </w:rPr>
         <w:t xml:space="preserve"> </w:t>
       </w:r>
       <w:r>
-        <w:rPr>
-          <w:rFonts w:ascii="Times New Roman" w:eastAsia="Times New Roman" w:hAnsi="Times New Roman" w:cs="Times New Roman"/>
-          <w:b/>
-          <w:bCs/>
-          <w:kern w:val="36"/>
-          <w:sz w:val="44"/>
-          <w:szCs w:val="44"/>
-        </w:rPr>
         <w:t>Sentence Representation (Detailed Step)</w:t>
       </w:r>
       <w:bookmarkEnd w:id="14"/>
@@ -17353,6 +17556,44 @@
     <w:p>
       <w:pPr>
         <w:spacing w:before="100" w:beforeAutospacing="1" w:after="100" w:afterAutospacing="1" w:line="240" w:lineRule="auto"/>
+        <w:ind w:left="720"/>
+        <w:rPr>
+          <w:rFonts w:ascii="Cambria Math" w:eastAsia="Times New Roman" w:hAnsi="Cambria Math" w:cs="Times New Roman"/>
+          <w:sz w:val="24"/>
+          <w:szCs w:val="24"/>
+        </w:rPr>
+      </w:pPr>
+      <w:r>
+        <w:rPr>
+          <w:rFonts w:ascii="Cambria Math" w:eastAsia="Times New Roman" w:hAnsi="Cambria Math" w:cs="Times New Roman"/>
+          <w:sz w:val="24"/>
+          <w:szCs w:val="24"/>
+        </w:rPr>
+        <w:t xml:space="preserve">We must convert the </w:t>
+      </w:r>
+      <w:r>
+        <w:rPr>
+          <w:rFonts w:ascii="Cambria Math" w:eastAsia="Times New Roman" w:hAnsi="Cambria Math" w:cs="Times New Roman"/>
+          <w:b/>
+          <w:bCs/>
+          <w:sz w:val="24"/>
+          <w:szCs w:val="24"/>
+        </w:rPr>
+        <w:t>token context vectors into one sentence vector</w:t>
+      </w:r>
+      <w:r>
+        <w:rPr>
+          <w:rFonts w:ascii="Cambria Math" w:eastAsia="Times New Roman" w:hAnsi="Cambria Math" w:cs="Times New Roman"/>
+          <w:sz w:val="24"/>
+          <w:szCs w:val="24"/>
+        </w:rPr>
+        <w:t>.</w:t>
+      </w:r>
+    </w:p>
+    <w:p>
+      <w:pPr>
+        <w:spacing w:before="100" w:beforeAutospacing="1" w:after="100" w:afterAutospacing="1" w:line="240" w:lineRule="auto"/>
+        <w:ind w:left="720"/>
         <w:rPr>
           <w:rFonts w:ascii="Cambria Math" w:eastAsia="Times New Roman" w:hAnsi="Cambria Math" w:cs="Times New Roman"/>
           <w:sz w:val="32"/>
@@ -17362,20 +17603,10 @@
       <w:r>
         <w:rPr>
           <w:rFonts w:ascii="Cambria Math" w:eastAsia="Times New Roman" w:hAnsi="Cambria Math" w:cs="Times New Roman"/>
-          <w:sz w:val="32"/>
-          <w:szCs w:val="32"/>
-        </w:rPr>
-        <w:t xml:space="preserve">We must convert the </w:t>
-      </w:r>
-      <w:r>
-        <w:rPr>
-          <w:rFonts w:ascii="Cambria Math" w:eastAsia="Times New Roman" w:hAnsi="Cambria Math" w:cs="Times New Roman"/>
-          <w:b/>
-          <w:bCs/>
-          <w:sz w:val="32"/>
-          <w:szCs w:val="32"/>
-        </w:rPr>
-        <w:t>token context vectors into one sentence vector</w:t>
+          <w:sz w:val="24"/>
+          <w:szCs w:val="24"/>
+        </w:rPr>
+        <w:t>Average pooling</w:t>
       </w:r>
       <w:r>
         <w:rPr>
@@ -17383,26 +17614,7 @@
           <w:sz w:val="32"/>
           <w:szCs w:val="32"/>
         </w:rPr>
-        <w:t>.</w:t>
-      </w:r>
-    </w:p>
-    <w:p>
-      <w:pPr>
-        <w:spacing w:before="100" w:beforeAutospacing="1" w:after="100" w:afterAutospacing="1" w:line="240" w:lineRule="auto"/>
-        <w:rPr>
-          <w:rFonts w:ascii="Cambria Math" w:eastAsia="Times New Roman" w:hAnsi="Cambria Math" w:cs="Times New Roman"/>
-          <w:sz w:val="32"/>
-          <w:szCs w:val="32"/>
-        </w:rPr>
-      </w:pPr>
-      <w:r>
-        <w:rPr>
-          <w:rFonts w:ascii="Cambria Math" w:eastAsia="Times New Roman" w:hAnsi="Cambria Math" w:cs="Times New Roman"/>
-          <w:sz w:val="32"/>
-          <w:szCs w:val="32"/>
-        </w:rPr>
-        <w:lastRenderedPageBreak/>
-        <w:t>Average pooling:</w:t>
+        <w:t>:</w:t>
       </w:r>
     </w:p>
     <w:p>
@@ -17511,17 +17723,18 @@
     <w:p>
       <w:pPr>
         <w:spacing w:before="100" w:beforeAutospacing="1" w:after="100" w:afterAutospacing="1" w:line="240" w:lineRule="auto"/>
+        <w:ind w:left="720"/>
         <w:rPr>
           <w:rFonts w:ascii="Cambria Math" w:eastAsia="Times New Roman" w:hAnsi="Cambria Math" w:cs="Times New Roman"/>
-          <w:sz w:val="32"/>
-          <w:szCs w:val="32"/>
+          <w:sz w:val="24"/>
+          <w:szCs w:val="24"/>
         </w:rPr>
       </w:pPr>
       <w:r>
         <w:rPr>
           <w:rFonts w:ascii="Cambria Math" w:eastAsia="Times New Roman" w:hAnsi="Cambria Math" w:cs="Times New Roman"/>
-          <w:sz w:val="32"/>
-          <w:szCs w:val="32"/>
+          <w:sz w:val="24"/>
+          <w:szCs w:val="24"/>
         </w:rPr>
         <w:t>Where</w:t>
       </w:r>
@@ -17529,79 +17742,11 @@
     <w:p>
       <w:pPr>
         <w:spacing w:after="0" w:line="240" w:lineRule="auto"/>
+        <w:ind w:left="1440"/>
         <w:rPr>
           <w:rFonts w:ascii="Cambria Math" w:eastAsia="Times New Roman" w:hAnsi="Cambria Math" w:cs="Times New Roman"/>
-          <w:sz w:val="32"/>
-          <w:szCs w:val="32"/>
-        </w:rPr>
-      </w:pPr>
-      <m:oMathPara>
-        <m:oMath>
-          <m:r>
-            <w:rPr>
-              <w:rFonts w:ascii="Cambria Math" w:eastAsia="Times New Roman" w:hAnsi="Cambria Math" w:cs="Times New Roman"/>
-              <w:sz w:val="32"/>
-              <w:szCs w:val="32"/>
-            </w:rPr>
-            <m:t>n=4</m:t>
-          </m:r>
-          <m:r>
-            <m:rPr>
-              <m:sty m:val="p"/>
-            </m:rPr>
-            <w:rPr>
-              <w:rFonts w:ascii="Cambria Math" w:eastAsia="Times New Roman" w:hAnsi="Cambria Math" w:cs="Times New Roman"/>
-              <w:sz w:val="32"/>
-              <w:szCs w:val="32"/>
-            </w:rPr>
-            <w:br/>
-          </m:r>
-        </m:oMath>
-      </m:oMathPara>
-    </w:p>
-    <w:p>
-      <w:pPr>
-        <w:spacing w:after="0" w:line="240" w:lineRule="auto"/>
-        <w:rPr>
-          <w:rFonts w:ascii="Times New Roman" w:eastAsia="Times New Roman" w:hAnsi="Times New Roman" w:cs="Times New Roman"/>
-          <w:sz w:val="24"/>
-          <w:szCs w:val="24"/>
-        </w:rPr>
-      </w:pPr>
-    </w:p>
-    <w:p>
-      <w:pPr>
-        <w:spacing w:before="100" w:beforeAutospacing="1" w:after="100" w:afterAutospacing="1" w:line="240" w:lineRule="auto"/>
-        <w:outlineLvl w:val="1"/>
-        <w:rPr>
-          <w:rFonts w:ascii="Times New Roman" w:eastAsia="Times New Roman" w:hAnsi="Times New Roman" w:cs="Times New Roman"/>
-          <w:b/>
-          <w:bCs/>
-          <w:sz w:val="32"/>
-          <w:szCs w:val="32"/>
-        </w:rPr>
-      </w:pPr>
-      <w:bookmarkStart w:id="15" w:name="_Toc224631492"/>
-      <w:r>
-        <w:rPr>
-          <w:rFonts w:ascii="Times New Roman" w:eastAsia="Times New Roman" w:hAnsi="Times New Roman" w:cs="Times New Roman"/>
-          <w:b/>
-          <w:bCs/>
-          <w:sz w:val="32"/>
-          <w:szCs w:val="32"/>
-        </w:rPr>
-        <w:t>First dimension</w:t>
-      </w:r>
-      <w:bookmarkEnd w:id="15"/>
-    </w:p>
-    <w:p>
-      <w:pPr>
-        <w:spacing w:after="0" w:line="240" w:lineRule="auto"/>
-        <w:ind w:left="1440"/>
-        <w:rPr>
-          <w:rFonts w:ascii="Times New Roman" w:eastAsia="Times New Roman" w:hAnsi="Times New Roman" w:cs="Times New Roman"/>
-          <w:sz w:val="32"/>
-          <w:szCs w:val="32"/>
+          <w:sz w:val="28"/>
+          <w:szCs w:val="28"/>
         </w:rPr>
       </w:pPr>
       <m:oMathPara>
@@ -17612,8 +17757,75 @@
           <m:r>
             <w:rPr>
               <w:rFonts w:ascii="Cambria Math" w:eastAsia="Times New Roman" w:hAnsi="Cambria Math" w:cs="Times New Roman"/>
-              <w:sz w:val="32"/>
-              <w:szCs w:val="32"/>
+              <w:sz w:val="28"/>
+              <w:szCs w:val="28"/>
+            </w:rPr>
+            <m:t>n=4</m:t>
+          </m:r>
+        </m:oMath>
+      </m:oMathPara>
+    </w:p>
+    <w:p>
+      <w:pPr>
+        <w:ind w:left="720"/>
+        <w:rPr>
+          <w:b/>
+          <w:bCs/>
+          <w:sz w:val="28"/>
+          <w:szCs w:val="28"/>
+          <w:u w:val="single"/>
+        </w:rPr>
+      </w:pPr>
+      <m:oMathPara>
+        <m:oMathParaPr>
+          <m:jc m:val="left"/>
+        </m:oMathParaPr>
+        <m:oMath>
+          <m:r>
+            <m:rPr>
+              <m:sty m:val="p"/>
+            </m:rPr>
+            <w:rPr>
+              <w:rFonts w:ascii="Cambria Math" w:hAnsi="Cambria Math"/>
+            </w:rPr>
+            <w:lastRenderedPageBreak/>
+            <w:br/>
+          </m:r>
+        </m:oMath>
+      </m:oMathPara>
+      <w:bookmarkStart w:id="15" w:name="_Toc224631492"/>
+      <w:r>
+        <w:rPr>
+          <w:b/>
+          <w:bCs/>
+          <w:sz w:val="28"/>
+          <w:szCs w:val="28"/>
+          <w:u w:val="single"/>
+        </w:rPr>
+        <w:t>First dimension</w:t>
+      </w:r>
+      <w:bookmarkEnd w:id="15"/>
+    </w:p>
+    <w:p>
+      <w:pPr>
+        <w:spacing w:after="0" w:line="240" w:lineRule="auto"/>
+        <w:ind w:left="1440"/>
+        <w:rPr>
+          <w:rFonts w:ascii="Times New Roman" w:eastAsia="Times New Roman" w:hAnsi="Times New Roman" w:cs="Times New Roman"/>
+          <w:sz w:val="24"/>
+          <w:szCs w:val="24"/>
+        </w:rPr>
+      </w:pPr>
+      <m:oMathPara>
+        <m:oMathParaPr>
+          <m:jc m:val="left"/>
+        </m:oMathParaPr>
+        <m:oMath>
+          <m:r>
+            <w:rPr>
+              <w:rFonts w:ascii="Cambria Math" w:eastAsia="Times New Roman" w:hAnsi="Cambria Math" w:cs="Times New Roman"/>
+              <w:sz w:val="24"/>
+              <w:szCs w:val="24"/>
             </w:rPr>
             <m:t>0.453+0.421+0.436+0.382</m:t>
           </m:r>
@@ -17623,20 +17835,18 @@
             </m:rPr>
             <w:rPr>
               <w:rFonts w:ascii="Cambria Math" w:eastAsia="Times New Roman" w:hAnsi="Cambria Math" w:cs="Times New Roman"/>
-              <w:sz w:val="32"/>
-              <w:szCs w:val="32"/>
+              <w:sz w:val="24"/>
+              <w:szCs w:val="24"/>
             </w:rPr>
-            <w:br/>
+            <m:t>=</m:t>
           </m:r>
-        </m:oMath>
-        <m:oMath>
           <m:r>
             <w:rPr>
               <w:rFonts w:ascii="Cambria Math" w:eastAsia="Times New Roman" w:hAnsi="Cambria Math" w:cs="Times New Roman"/>
-              <w:sz w:val="32"/>
-              <w:szCs w:val="32"/>
+              <w:sz w:val="24"/>
+              <w:szCs w:val="24"/>
             </w:rPr>
-            <m:t>=1.692</m:t>
+            <m:t>1.692</m:t>
           </m:r>
           <m:r>
             <m:rPr>
@@ -17644,8 +17854,8 @@
             </m:rPr>
             <w:rPr>
               <w:rFonts w:ascii="Cambria Math" w:eastAsia="Times New Roman" w:hAnsi="Cambria Math" w:cs="Times New Roman"/>
-              <w:sz w:val="32"/>
-              <w:szCs w:val="32"/>
+              <w:sz w:val="24"/>
+              <w:szCs w:val="24"/>
             </w:rPr>
             <w:br/>
           </m:r>
@@ -17656,8 +17866,8 @@
               <m:ctrlPr>
                 <w:rPr>
                   <w:rFonts w:ascii="Cambria Math" w:eastAsia="Times New Roman" w:hAnsi="Cambria Math" w:cs="Times New Roman"/>
-                  <w:sz w:val="32"/>
-                  <w:szCs w:val="32"/>
+                  <w:sz w:val="24"/>
+                  <w:szCs w:val="24"/>
                 </w:rPr>
               </m:ctrlPr>
             </m:sSubPr>
@@ -17665,8 +17875,8 @@
               <m:r>
                 <w:rPr>
                   <w:rFonts w:ascii="Cambria Math" w:eastAsia="Times New Roman" w:hAnsi="Cambria Math" w:cs="Times New Roman"/>
-                  <w:sz w:val="32"/>
-                  <w:szCs w:val="32"/>
+                  <w:sz w:val="24"/>
+                  <w:szCs w:val="24"/>
                 </w:rPr>
                 <m:t>h</m:t>
               </m:r>
@@ -17675,8 +17885,8 @@
               <m:r>
                 <w:rPr>
                   <w:rFonts w:ascii="Cambria Math" w:eastAsia="Times New Roman" w:hAnsi="Cambria Math" w:cs="Times New Roman"/>
-                  <w:sz w:val="32"/>
-                  <w:szCs w:val="32"/>
+                  <w:sz w:val="24"/>
+                  <w:szCs w:val="24"/>
                 </w:rPr>
                 <m:t>1</m:t>
               </m:r>
@@ -17685,8 +17895,8 @@
           <m:r>
             <w:rPr>
               <w:rFonts w:ascii="Cambria Math" w:eastAsia="Times New Roman" w:hAnsi="Cambria Math" w:cs="Times New Roman"/>
-              <w:sz w:val="32"/>
-              <w:szCs w:val="32"/>
+              <w:sz w:val="24"/>
+              <w:szCs w:val="24"/>
             </w:rPr>
             <m:t>=</m:t>
           </m:r>
@@ -17695,8 +17905,8 @@
               <m:ctrlPr>
                 <w:rPr>
                   <w:rFonts w:ascii="Cambria Math" w:eastAsia="Times New Roman" w:hAnsi="Cambria Math" w:cs="Times New Roman"/>
-                  <w:sz w:val="32"/>
-                  <w:szCs w:val="32"/>
+                  <w:sz w:val="24"/>
+                  <w:szCs w:val="24"/>
                 </w:rPr>
               </m:ctrlPr>
             </m:fPr>
@@ -17704,8 +17914,8 @@
               <m:r>
                 <w:rPr>
                   <w:rFonts w:ascii="Cambria Math" w:eastAsia="Times New Roman" w:hAnsi="Cambria Math" w:cs="Times New Roman"/>
-                  <w:sz w:val="32"/>
-                  <w:szCs w:val="32"/>
+                  <w:sz w:val="24"/>
+                  <w:szCs w:val="24"/>
                 </w:rPr>
                 <m:t>1.692</m:t>
               </m:r>
@@ -17714,8 +17924,8 @@
               <m:r>
                 <w:rPr>
                   <w:rFonts w:ascii="Cambria Math" w:eastAsia="Times New Roman" w:hAnsi="Cambria Math" w:cs="Times New Roman"/>
-                  <w:sz w:val="32"/>
-                  <w:szCs w:val="32"/>
+                  <w:sz w:val="24"/>
+                  <w:szCs w:val="24"/>
                 </w:rPr>
                 <m:t>4</m:t>
               </m:r>
@@ -17724,8 +17934,8 @@
           <m:r>
             <w:rPr>
               <w:rFonts w:ascii="Cambria Math" w:eastAsia="Times New Roman" w:hAnsi="Cambria Math" w:cs="Times New Roman"/>
-              <w:sz w:val="32"/>
-              <w:szCs w:val="32"/>
+              <w:sz w:val="24"/>
+              <w:szCs w:val="24"/>
             </w:rPr>
             <m:t>=0.423</m:t>
           </m:r>
@@ -17735,8 +17945,8 @@
             </m:rPr>
             <w:rPr>
               <w:rFonts w:ascii="Cambria Math" w:eastAsia="Times New Roman" w:hAnsi="Cambria Math" w:cs="Times New Roman"/>
-              <w:sz w:val="32"/>
-              <w:szCs w:val="32"/>
+              <w:sz w:val="24"/>
+              <w:szCs w:val="24"/>
             </w:rPr>
             <w:br/>
           </m:r>
@@ -17755,24 +17965,23 @@
     </w:p>
     <w:p>
       <w:pPr>
-        <w:spacing w:before="100" w:beforeAutospacing="1" w:after="100" w:afterAutospacing="1" w:line="240" w:lineRule="auto"/>
-        <w:outlineLvl w:val="1"/>
-        <w:rPr>
-          <w:rFonts w:ascii="Times New Roman" w:eastAsia="Times New Roman" w:hAnsi="Times New Roman" w:cs="Times New Roman"/>
+        <w:ind w:left="720"/>
+        <w:rPr>
           <w:b/>
           <w:bCs/>
-          <w:sz w:val="32"/>
-          <w:szCs w:val="32"/>
+          <w:sz w:val="28"/>
+          <w:szCs w:val="28"/>
+          <w:u w:val="single"/>
         </w:rPr>
       </w:pPr>
       <w:bookmarkStart w:id="16" w:name="_Toc224631493"/>
       <w:r>
         <w:rPr>
-          <w:rFonts w:ascii="Times New Roman" w:eastAsia="Times New Roman" w:hAnsi="Times New Roman" w:cs="Times New Roman"/>
           <w:b/>
           <w:bCs/>
-          <w:sz w:val="32"/>
-          <w:szCs w:val="32"/>
+          <w:sz w:val="28"/>
+          <w:szCs w:val="28"/>
+          <w:u w:val="single"/>
         </w:rPr>
         <w:t>Second dimension</w:t>
       </w:r>
@@ -17784,8 +17993,8 @@
         <w:ind w:left="1440"/>
         <w:rPr>
           <w:rFonts w:ascii="Times New Roman" w:eastAsia="Times New Roman" w:hAnsi="Times New Roman" w:cs="Times New Roman"/>
-          <w:sz w:val="32"/>
-          <w:szCs w:val="32"/>
+          <w:sz w:val="24"/>
+          <w:szCs w:val="24"/>
         </w:rPr>
       </w:pPr>
       <m:oMathPara>
@@ -17796,10 +18005,10 @@
           <m:r>
             <w:rPr>
               <w:rFonts w:ascii="Cambria Math" w:eastAsia="Times New Roman" w:hAnsi="Cambria Math" w:cs="Times New Roman"/>
-              <w:sz w:val="32"/>
-              <w:szCs w:val="32"/>
+              <w:sz w:val="24"/>
+              <w:szCs w:val="24"/>
             </w:rPr>
-            <m:t>0.549+0.503+0.517+0.564</m:t>
+            <m:t>0.549+0.503+0.517+0.564=2.133</m:t>
           </m:r>
           <m:r>
             <m:rPr>
@@ -17807,29 +18016,8 @@
             </m:rPr>
             <w:rPr>
               <w:rFonts w:ascii="Cambria Math" w:eastAsia="Times New Roman" w:hAnsi="Cambria Math" w:cs="Times New Roman"/>
-              <w:sz w:val="32"/>
-              <w:szCs w:val="32"/>
-            </w:rPr>
-            <w:br/>
-          </m:r>
-        </m:oMath>
-        <m:oMath>
-          <m:r>
-            <w:rPr>
-              <w:rFonts w:ascii="Cambria Math" w:eastAsia="Times New Roman" w:hAnsi="Cambria Math" w:cs="Times New Roman"/>
-              <w:sz w:val="32"/>
-              <w:szCs w:val="32"/>
-            </w:rPr>
-            <m:t>=2.133</m:t>
-          </m:r>
-          <m:r>
-            <m:rPr>
-              <m:sty m:val="p"/>
-            </m:rPr>
-            <w:rPr>
-              <w:rFonts w:ascii="Cambria Math" w:eastAsia="Times New Roman" w:hAnsi="Cambria Math" w:cs="Times New Roman"/>
-              <w:sz w:val="32"/>
-              <w:szCs w:val="32"/>
+              <w:sz w:val="24"/>
+              <w:szCs w:val="24"/>
             </w:rPr>
             <w:br/>
           </m:r>
@@ -17840,8 +18028,8 @@
               <m:ctrlPr>
                 <w:rPr>
                   <w:rFonts w:ascii="Cambria Math" w:eastAsia="Times New Roman" w:hAnsi="Cambria Math" w:cs="Times New Roman"/>
-                  <w:sz w:val="32"/>
-                  <w:szCs w:val="32"/>
+                  <w:sz w:val="24"/>
+                  <w:szCs w:val="24"/>
                 </w:rPr>
               </m:ctrlPr>
             </m:sSubPr>
@@ -17849,8 +18037,8 @@
               <m:r>
                 <w:rPr>
                   <w:rFonts w:ascii="Cambria Math" w:eastAsia="Times New Roman" w:hAnsi="Cambria Math" w:cs="Times New Roman"/>
-                  <w:sz w:val="32"/>
-                  <w:szCs w:val="32"/>
+                  <w:sz w:val="24"/>
+                  <w:szCs w:val="24"/>
                 </w:rPr>
                 <m:t>h</m:t>
               </m:r>
@@ -17859,8 +18047,8 @@
               <m:r>
                 <w:rPr>
                   <w:rFonts w:ascii="Cambria Math" w:eastAsia="Times New Roman" w:hAnsi="Cambria Math" w:cs="Times New Roman"/>
-                  <w:sz w:val="32"/>
-                  <w:szCs w:val="32"/>
+                  <w:sz w:val="24"/>
+                  <w:szCs w:val="24"/>
                 </w:rPr>
                 <m:t>2</m:t>
               </m:r>
@@ -17869,8 +18057,8 @@
           <m:r>
             <w:rPr>
               <w:rFonts w:ascii="Cambria Math" w:eastAsia="Times New Roman" w:hAnsi="Cambria Math" w:cs="Times New Roman"/>
-              <w:sz w:val="32"/>
-              <w:szCs w:val="32"/>
+              <w:sz w:val="24"/>
+              <w:szCs w:val="24"/>
             </w:rPr>
             <m:t>=</m:t>
           </m:r>
@@ -17879,8 +18067,8 @@
               <m:ctrlPr>
                 <w:rPr>
                   <w:rFonts w:ascii="Cambria Math" w:eastAsia="Times New Roman" w:hAnsi="Cambria Math" w:cs="Times New Roman"/>
-                  <w:sz w:val="32"/>
-                  <w:szCs w:val="32"/>
+                  <w:sz w:val="24"/>
+                  <w:szCs w:val="24"/>
                 </w:rPr>
               </m:ctrlPr>
             </m:fPr>
@@ -17888,8 +18076,8 @@
               <m:r>
                 <w:rPr>
                   <w:rFonts w:ascii="Cambria Math" w:eastAsia="Times New Roman" w:hAnsi="Cambria Math" w:cs="Times New Roman"/>
-                  <w:sz w:val="32"/>
-                  <w:szCs w:val="32"/>
+                  <w:sz w:val="24"/>
+                  <w:szCs w:val="24"/>
                 </w:rPr>
                 <m:t>2.133</m:t>
               </m:r>
@@ -17898,8 +18086,8 @@
               <m:r>
                 <w:rPr>
                   <w:rFonts w:ascii="Cambria Math" w:eastAsia="Times New Roman" w:hAnsi="Cambria Math" w:cs="Times New Roman"/>
-                  <w:sz w:val="32"/>
-                  <w:szCs w:val="32"/>
+                  <w:sz w:val="24"/>
+                  <w:szCs w:val="24"/>
                 </w:rPr>
                 <m:t>4</m:t>
               </m:r>
@@ -17908,8 +18096,8 @@
           <m:r>
             <w:rPr>
               <w:rFonts w:ascii="Cambria Math" w:eastAsia="Times New Roman" w:hAnsi="Cambria Math" w:cs="Times New Roman"/>
-              <w:sz w:val="32"/>
-              <w:szCs w:val="32"/>
+              <w:sz w:val="24"/>
+              <w:szCs w:val="24"/>
             </w:rPr>
             <m:t>=0.533</m:t>
           </m:r>
@@ -17919,8 +18107,8 @@
             </m:rPr>
             <w:rPr>
               <w:rFonts w:ascii="Cambria Math" w:eastAsia="Times New Roman" w:hAnsi="Cambria Math" w:cs="Times New Roman"/>
-              <w:sz w:val="32"/>
-              <w:szCs w:val="32"/>
+              <w:sz w:val="24"/>
+              <w:szCs w:val="24"/>
             </w:rPr>
             <w:br/>
           </m:r>
@@ -17940,17 +18128,24 @@
     <w:p>
       <w:pPr>
         <w:spacing w:before="100" w:beforeAutospacing="1" w:after="100" w:afterAutospacing="1" w:line="240" w:lineRule="auto"/>
-        <w:rPr>
-          <w:rFonts w:ascii="Times New Roman" w:eastAsia="Times New Roman" w:hAnsi="Times New Roman" w:cs="Times New Roman"/>
-          <w:sz w:val="32"/>
-          <w:szCs w:val="32"/>
-        </w:rPr>
-      </w:pPr>
-      <w:r>
-        <w:rPr>
-          <w:rFonts w:ascii="Times New Roman" w:eastAsia="Times New Roman" w:hAnsi="Times New Roman" w:cs="Times New Roman"/>
-          <w:sz w:val="32"/>
-          <w:szCs w:val="32"/>
+        <w:ind w:left="720"/>
+        <w:rPr>
+          <w:rFonts w:ascii="Times New Roman" w:eastAsia="Times New Roman" w:hAnsi="Times New Roman" w:cs="Times New Roman"/>
+          <w:b/>
+          <w:bCs/>
+          <w:sz w:val="28"/>
+          <w:szCs w:val="28"/>
+          <w:u w:val="single"/>
+        </w:rPr>
+      </w:pPr>
+      <w:r>
+        <w:rPr>
+          <w:rFonts w:ascii="Times New Roman" w:eastAsia="Times New Roman" w:hAnsi="Times New Roman" w:cs="Times New Roman"/>
+          <w:b/>
+          <w:bCs/>
+          <w:sz w:val="28"/>
+          <w:szCs w:val="28"/>
+          <w:u w:val="single"/>
         </w:rPr>
         <w:t>Sentence vector:</w:t>
       </w:r>
@@ -18003,17 +18198,18 @@
     <w:p>
       <w:pPr>
         <w:spacing w:before="100" w:beforeAutospacing="1" w:after="100" w:afterAutospacing="1" w:line="240" w:lineRule="auto"/>
-        <w:rPr>
-          <w:rFonts w:ascii="Times New Roman" w:eastAsia="Times New Roman" w:hAnsi="Times New Roman" w:cs="Times New Roman"/>
-          <w:sz w:val="32"/>
-          <w:szCs w:val="32"/>
-        </w:rPr>
-      </w:pPr>
-      <w:r>
-        <w:rPr>
-          <w:rFonts w:ascii="Times New Roman" w:eastAsia="Times New Roman" w:hAnsi="Times New Roman" w:cs="Times New Roman"/>
-          <w:sz w:val="32"/>
-          <w:szCs w:val="32"/>
+        <w:ind w:left="720"/>
+        <w:rPr>
+          <w:rFonts w:ascii="Times New Roman" w:eastAsia="Times New Roman" w:hAnsi="Times New Roman" w:cs="Times New Roman"/>
+          <w:sz w:val="24"/>
+          <w:szCs w:val="24"/>
+        </w:rPr>
+      </w:pPr>
+      <w:r>
+        <w:rPr>
+          <w:rFonts w:ascii="Times New Roman" w:eastAsia="Times New Roman" w:hAnsi="Times New Roman" w:cs="Times New Roman"/>
+          <w:sz w:val="24"/>
+          <w:szCs w:val="24"/>
         </w:rPr>
         <w:t xml:space="preserve">This vector summarizes the </w:t>
       </w:r>
@@ -18022,90 +18218,39 @@
           <w:rFonts w:ascii="Times New Roman" w:eastAsia="Times New Roman" w:hAnsi="Times New Roman" w:cs="Times New Roman"/>
           <w:b/>
           <w:bCs/>
-          <w:sz w:val="32"/>
-          <w:szCs w:val="32"/>
+          <w:sz w:val="24"/>
+          <w:szCs w:val="24"/>
         </w:rPr>
         <w:t>whole sentence meaning</w:t>
       </w:r>
       <w:r>
         <w:rPr>
           <w:rFonts w:ascii="Times New Roman" w:eastAsia="Times New Roman" w:hAnsi="Times New Roman" w:cs="Times New Roman"/>
-          <w:sz w:val="32"/>
-          <w:szCs w:val="32"/>
+          <w:sz w:val="24"/>
+          <w:szCs w:val="24"/>
         </w:rPr>
         <w:t>.</w:t>
       </w:r>
     </w:p>
     <w:p>
       <w:pPr>
-        <w:spacing w:after="0" w:line="240" w:lineRule="auto"/>
-        <w:rPr>
-          <w:rFonts w:ascii="Times New Roman" w:eastAsia="Times New Roman" w:hAnsi="Times New Roman" w:cs="Times New Roman"/>
-          <w:sz w:val="24"/>
-          <w:szCs w:val="24"/>
-        </w:rPr>
-      </w:pPr>
-    </w:p>
-    <w:p>
-      <w:pPr>
-        <w:spacing w:before="100" w:beforeAutospacing="1" w:after="100" w:afterAutospacing="1" w:line="240" w:lineRule="auto"/>
-        <w:outlineLvl w:val="0"/>
-        <w:rPr>
-          <w:rFonts w:ascii="Times New Roman" w:eastAsia="Times New Roman" w:hAnsi="Times New Roman" w:cs="Times New Roman"/>
-          <w:b/>
-          <w:bCs/>
-          <w:kern w:val="36"/>
-          <w:sz w:val="44"/>
-          <w:szCs w:val="44"/>
-        </w:rPr>
+        <w:pStyle w:val="Heading3"/>
       </w:pPr>
       <w:bookmarkStart w:id="17" w:name="_Toc224631494"/>
       <w:r>
         <w:rPr>
-          <w:rFonts w:ascii="Times New Roman" w:eastAsia="Times New Roman" w:hAnsi="Times New Roman" w:cs="Times New Roman"/>
-          <w:b/>
-          <w:bCs/>
-          <w:kern w:val="36"/>
           <w:sz w:val="48"/>
           <w:szCs w:val="48"/>
         </w:rPr>
-        <w:lastRenderedPageBreak/>
-        <w:t>1️</w:t>
-      </w:r>
-      <w:r>
-        <w:rPr>
-          <w:rFonts w:ascii="Segoe UI Symbol" w:eastAsia="Times New Roman" w:hAnsi="Segoe UI Symbol" w:cs="Segoe UI Symbol"/>
-          <w:b/>
-          <w:bCs/>
-          <w:kern w:val="36"/>
-          <w:sz w:val="48"/>
-          <w:szCs w:val="48"/>
-        </w:rPr>
-        <w:t>⃣</w:t>
-      </w:r>
-      <w:r>
-        <w:rPr>
-          <w:rFonts w:ascii="Times New Roman" w:eastAsia="Times New Roman" w:hAnsi="Times New Roman" w:cs="Times New Roman"/>
-          <w:b/>
-          <w:bCs/>
-          <w:kern w:val="36"/>
-          <w:sz w:val="48"/>
-          <w:szCs w:val="48"/>
-        </w:rPr>
         <w:t xml:space="preserve"> </w:t>
       </w:r>
       <w:r>
-        <w:rPr>
-          <w:rFonts w:ascii="Times New Roman" w:eastAsia="Times New Roman" w:hAnsi="Times New Roman" w:cs="Times New Roman"/>
-          <w:b/>
-          <w:bCs/>
-          <w:kern w:val="36"/>
-          <w:sz w:val="44"/>
-          <w:szCs w:val="44"/>
-        </w:rPr>
         <w:t>Intent Classifier</w:t>
       </w:r>
       <w:bookmarkEnd w:id="17"/>
+      <w:r>
+        <w:t xml:space="preserve"> Matrix</w:t>
+      </w:r>
     </w:p>
     <w:p>
       <w:pPr>
@@ -18144,8 +18289,8 @@
           <m:r>
             <w:rPr>
               <w:rFonts w:ascii="Cambria Math" w:eastAsia="Times New Roman" w:hAnsi="Cambria Math" w:cs="Times New Roman"/>
-              <w:sz w:val="32"/>
-              <w:szCs w:val="32"/>
+              <w:sz w:val="24"/>
+              <w:szCs w:val="24"/>
             </w:rPr>
             <m:t>W=</m:t>
           </m:r>
@@ -18156,8 +18301,8 @@
               <m:ctrlPr>
                 <w:rPr>
                   <w:rFonts w:ascii="Cambria Math" w:eastAsia="Times New Roman" w:hAnsi="Cambria Math" w:cs="Times New Roman"/>
-                  <w:sz w:val="32"/>
-                  <w:szCs w:val="32"/>
+                  <w:sz w:val="24"/>
+                  <w:szCs w:val="24"/>
                 </w:rPr>
               </m:ctrlPr>
             </m:dPr>
@@ -18176,8 +18321,8 @@
                   <m:ctrlPr>
                     <w:rPr>
                       <w:rFonts w:ascii="Cambria Math" w:eastAsia="Times New Roman" w:hAnsi="Cambria Math" w:cs="Times New Roman"/>
-                      <w:sz w:val="32"/>
-                      <w:szCs w:val="32"/>
+                      <w:sz w:val="24"/>
+                      <w:szCs w:val="24"/>
                     </w:rPr>
                   </m:ctrlPr>
                 </m:mPr>
@@ -18186,8 +18331,8 @@
                     <m:r>
                       <w:rPr>
                         <w:rFonts w:ascii="Cambria Math" w:eastAsia="Times New Roman" w:hAnsi="Cambria Math" w:cs="Times New Roman"/>
-                        <w:sz w:val="32"/>
-                        <w:szCs w:val="32"/>
+                        <w:sz w:val="24"/>
+                        <w:szCs w:val="24"/>
                       </w:rPr>
                       <m:t>1.1</m:t>
                     </m:r>
@@ -18196,8 +18341,8 @@
                     <m:r>
                       <w:rPr>
                         <w:rFonts w:ascii="Cambria Math" w:eastAsia="Times New Roman" w:hAnsi="Cambria Math" w:cs="Times New Roman"/>
-                        <w:sz w:val="32"/>
-                        <w:szCs w:val="32"/>
+                        <w:sz w:val="24"/>
+                        <w:szCs w:val="24"/>
                       </w:rPr>
                       <m:t>0.9</m:t>
                     </m:r>
@@ -18208,8 +18353,8 @@
                     <m:r>
                       <w:rPr>
                         <w:rFonts w:ascii="Cambria Math" w:eastAsia="Times New Roman" w:hAnsi="Cambria Math" w:cs="Times New Roman"/>
-                        <w:sz w:val="32"/>
-                        <w:szCs w:val="32"/>
+                        <w:sz w:val="24"/>
+                        <w:szCs w:val="24"/>
                       </w:rPr>
                       <m:t>0.4</m:t>
                     </m:r>
@@ -18218,8 +18363,8 @@
                     <m:r>
                       <w:rPr>
                         <w:rFonts w:ascii="Cambria Math" w:eastAsia="Times New Roman" w:hAnsi="Cambria Math" w:cs="Times New Roman"/>
-                        <w:sz w:val="32"/>
-                        <w:szCs w:val="32"/>
+                        <w:sz w:val="24"/>
+                        <w:szCs w:val="24"/>
                       </w:rPr>
                       <m:t>0.7</m:t>
                     </m:r>
@@ -18230,8 +18375,8 @@
                     <m:r>
                       <w:rPr>
                         <w:rFonts w:ascii="Cambria Math" w:eastAsia="Times New Roman" w:hAnsi="Cambria Math" w:cs="Times New Roman"/>
-                        <w:sz w:val="32"/>
-                        <w:szCs w:val="32"/>
+                        <w:sz w:val="24"/>
+                        <w:szCs w:val="24"/>
                       </w:rPr>
                       <m:t>0.2</m:t>
                     </m:r>
@@ -18240,412 +18385,14 @@
                     <m:r>
                       <w:rPr>
                         <w:rFonts w:ascii="Cambria Math" w:eastAsia="Times New Roman" w:hAnsi="Cambria Math" w:cs="Times New Roman"/>
-                        <w:sz w:val="32"/>
-                        <w:szCs w:val="32"/>
+                        <w:sz w:val="24"/>
+                        <w:szCs w:val="24"/>
                       </w:rPr>
                       <m:t>0.3</m:t>
                     </m:r>
                   </m:e>
                 </m:mr>
               </m:m>
-            </m:e>
-          </m:d>
-          <m:r>
-            <m:rPr>
-              <m:sty m:val="p"/>
-            </m:rPr>
-            <w:rPr>
-              <w:rFonts w:ascii="Cambria Math" w:eastAsia="Times New Roman" w:hAnsi="Cambria Math" w:cs="Times New Roman"/>
-              <w:sz w:val="32"/>
-              <w:szCs w:val="32"/>
-            </w:rPr>
-            <w:br/>
-          </m:r>
-        </m:oMath>
-      </m:oMathPara>
-    </w:p>
-    <w:p>
-      <w:pPr>
-        <w:spacing w:after="0" w:line="240" w:lineRule="auto"/>
-        <w:rPr>
-          <w:rFonts w:ascii="Times New Roman" w:eastAsia="Times New Roman" w:hAnsi="Times New Roman" w:cs="Times New Roman"/>
-          <w:sz w:val="24"/>
-          <w:szCs w:val="24"/>
-        </w:rPr>
-      </w:pPr>
-      <w:r>
-        <w:rPr>
-          <w:rFonts w:ascii="Times New Roman" w:eastAsia="Times New Roman" w:hAnsi="Times New Roman" w:cs="Times New Roman"/>
-          <w:sz w:val="24"/>
-          <w:szCs w:val="24"/>
-        </w:rPr>
-        <w:pict w14:anchorId="6CE3F1D9">
-          <v:rect id="_x0000_i1025" style="width:0;height:1.5pt" o:hralign="center" o:hrstd="t" o:hr="t" fillcolor="#a0a0a0" stroked="f"/>
-        </w:pict>
-      </w:r>
-    </w:p>
-    <w:p>
-      <w:pPr>
-        <w:spacing w:before="100" w:beforeAutospacing="1" w:after="100" w:afterAutospacing="1" w:line="240" w:lineRule="auto"/>
-        <w:outlineLvl w:val="0"/>
-        <w:rPr>
-          <w:rFonts w:ascii="Times New Roman" w:eastAsia="Times New Roman" w:hAnsi="Times New Roman" w:cs="Times New Roman"/>
-          <w:b/>
-          <w:bCs/>
-          <w:kern w:val="36"/>
-          <w:sz w:val="48"/>
-          <w:szCs w:val="48"/>
-        </w:rPr>
-      </w:pPr>
-      <w:bookmarkStart w:id="18" w:name="_Toc224631495"/>
-      <w:r>
-        <w:rPr>
-          <w:rFonts w:ascii="Times New Roman" w:eastAsia="Times New Roman" w:hAnsi="Times New Roman" w:cs="Times New Roman"/>
-          <w:b/>
-          <w:bCs/>
-          <w:kern w:val="36"/>
-          <w:sz w:val="48"/>
-          <w:szCs w:val="48"/>
-        </w:rPr>
-        <w:t>12️</w:t>
-      </w:r>
-      <w:r>
-        <w:rPr>
-          <w:rFonts w:ascii="Segoe UI Symbol" w:eastAsia="Times New Roman" w:hAnsi="Segoe UI Symbol" w:cs="Segoe UI Symbol"/>
-          <w:b/>
-          <w:bCs/>
-          <w:kern w:val="36"/>
-          <w:sz w:val="48"/>
-          <w:szCs w:val="48"/>
-        </w:rPr>
-        <w:t>⃣</w:t>
-      </w:r>
-      <w:r>
-        <w:rPr>
-          <w:rFonts w:ascii="Times New Roman" w:eastAsia="Times New Roman" w:hAnsi="Times New Roman" w:cs="Times New Roman"/>
-          <w:b/>
-          <w:bCs/>
-          <w:kern w:val="36"/>
-          <w:sz w:val="48"/>
-          <w:szCs w:val="48"/>
-        </w:rPr>
-        <w:t xml:space="preserve"> Compute Logits</w:t>
-      </w:r>
-      <w:bookmarkEnd w:id="18"/>
-    </w:p>
-    <w:p>
-      <w:pPr>
-        <w:spacing w:before="100" w:beforeAutospacing="1" w:after="100" w:afterAutospacing="1" w:line="240" w:lineRule="auto"/>
-        <w:rPr>
-          <w:rFonts w:ascii="Cambria Math" w:eastAsia="Times New Roman" w:hAnsi="Cambria Math" w:cs="Times New Roman"/>
-          <w:sz w:val="24"/>
-          <w:szCs w:val="24"/>
-        </w:rPr>
-      </w:pPr>
-      <w:proofErr w:type="spellStart"/>
-      <w:r>
-        <w:rPr>
-          <w:rFonts w:ascii="Cambria Math" w:eastAsia="Times New Roman" w:hAnsi="Cambria Math" w:cs="Times New Roman"/>
-          <w:sz w:val="24"/>
-          <w:szCs w:val="24"/>
-        </w:rPr>
-        <w:t>Find_place</w:t>
-      </w:r>
-      <w:proofErr w:type="spellEnd"/>
-      <w:r>
-        <w:rPr>
-          <w:rFonts w:ascii="Cambria Math" w:eastAsia="Times New Roman" w:hAnsi="Cambria Math" w:cs="Times New Roman"/>
-          <w:sz w:val="24"/>
-          <w:szCs w:val="24"/>
-        </w:rPr>
-        <w:t>:</w:t>
-      </w:r>
-    </w:p>
-    <w:p>
-      <w:pPr>
-        <w:spacing w:after="0" w:line="240" w:lineRule="auto"/>
-        <w:ind w:left="1440"/>
-        <w:rPr>
-          <w:rFonts w:ascii="Cambria Math" w:eastAsia="Times New Roman" w:hAnsi="Cambria Math" w:cs="Times New Roman"/>
-          <w:sz w:val="32"/>
-          <w:szCs w:val="32"/>
-        </w:rPr>
-      </w:pPr>
-      <m:oMathPara>
-        <m:oMathParaPr>
-          <m:jc m:val="left"/>
-        </m:oMathParaPr>
-        <m:oMath>
-          <m:r>
-            <w:rPr>
-              <w:rFonts w:ascii="Cambria Math" w:eastAsia="Times New Roman" w:hAnsi="Cambria Math" w:cs="Times New Roman"/>
-              <w:sz w:val="32"/>
-              <w:szCs w:val="32"/>
-            </w:rPr>
-            <m:t>1.1(0.423)+0.9(0.533)</m:t>
-          </m:r>
-          <m:r>
-            <m:rPr>
-              <m:sty m:val="p"/>
-            </m:rPr>
-            <w:rPr>
-              <w:rFonts w:ascii="Cambria Math" w:eastAsia="Times New Roman" w:hAnsi="Cambria Math" w:cs="Times New Roman"/>
-              <w:sz w:val="32"/>
-              <w:szCs w:val="32"/>
-            </w:rPr>
-            <w:br/>
-          </m:r>
-        </m:oMath>
-        <m:oMath>
-          <m:r>
-            <w:rPr>
-              <w:rFonts w:ascii="Cambria Math" w:eastAsia="Times New Roman" w:hAnsi="Cambria Math" w:cs="Times New Roman"/>
-              <w:sz w:val="32"/>
-              <w:szCs w:val="32"/>
-            </w:rPr>
-            <m:t>=0.465+0.480=0.945</m:t>
-          </m:r>
-          <m:r>
-            <m:rPr>
-              <m:sty m:val="p"/>
-            </m:rPr>
-            <w:rPr>
-              <w:rFonts w:ascii="Cambria Math" w:eastAsia="Times New Roman" w:hAnsi="Cambria Math" w:cs="Times New Roman"/>
-              <w:sz w:val="32"/>
-              <w:szCs w:val="32"/>
-            </w:rPr>
-            <w:br/>
-          </m:r>
-        </m:oMath>
-      </m:oMathPara>
-    </w:p>
-    <w:p>
-      <w:pPr>
-        <w:spacing w:before="100" w:beforeAutospacing="1" w:after="100" w:afterAutospacing="1" w:line="240" w:lineRule="auto"/>
-        <w:rPr>
-          <w:rFonts w:ascii="Cambria Math" w:eastAsia="Times New Roman" w:hAnsi="Cambria Math" w:cs="Times New Roman"/>
-          <w:sz w:val="32"/>
-          <w:szCs w:val="32"/>
-        </w:rPr>
-      </w:pPr>
-      <w:r>
-        <w:rPr>
-          <w:rFonts w:ascii="Cambria Math" w:eastAsia="Times New Roman" w:hAnsi="Cambria Math" w:cs="Times New Roman"/>
-          <w:sz w:val="32"/>
-          <w:szCs w:val="32"/>
-        </w:rPr>
-        <w:t>Weather:</w:t>
-      </w:r>
-    </w:p>
-    <w:p>
-      <w:pPr>
-        <w:spacing w:after="0" w:line="240" w:lineRule="auto"/>
-        <w:ind w:left="1440"/>
-        <w:rPr>
-          <w:rFonts w:ascii="Cambria Math" w:eastAsia="Times New Roman" w:hAnsi="Cambria Math" w:cs="Times New Roman"/>
-          <w:sz w:val="32"/>
-          <w:szCs w:val="32"/>
-        </w:rPr>
-      </w:pPr>
-      <m:oMathPara>
-        <m:oMathParaPr>
-          <m:jc m:val="left"/>
-        </m:oMathParaPr>
-        <m:oMath>
-          <m:r>
-            <w:rPr>
-              <w:rFonts w:ascii="Cambria Math" w:eastAsia="Times New Roman" w:hAnsi="Cambria Math" w:cs="Times New Roman"/>
-              <w:sz w:val="32"/>
-              <w:szCs w:val="32"/>
-            </w:rPr>
-            <m:t>0.4(0.423)+0.7(0.533)</m:t>
-          </m:r>
-          <m:r>
-            <m:rPr>
-              <m:sty m:val="p"/>
-            </m:rPr>
-            <w:rPr>
-              <w:rFonts w:ascii="Cambria Math" w:eastAsia="Times New Roman" w:hAnsi="Cambria Math" w:cs="Times New Roman"/>
-              <w:sz w:val="32"/>
-              <w:szCs w:val="32"/>
-            </w:rPr>
-            <w:br/>
-          </m:r>
-        </m:oMath>
-        <m:oMath>
-          <m:r>
-            <w:rPr>
-              <w:rFonts w:ascii="Cambria Math" w:eastAsia="Times New Roman" w:hAnsi="Cambria Math" w:cs="Times New Roman"/>
-              <w:sz w:val="32"/>
-              <w:szCs w:val="32"/>
-            </w:rPr>
-            <m:t>=0.169+0.373=0.542</m:t>
-          </m:r>
-          <m:r>
-            <m:rPr>
-              <m:sty m:val="p"/>
-            </m:rPr>
-            <w:rPr>
-              <w:rFonts w:ascii="Cambria Math" w:eastAsia="Times New Roman" w:hAnsi="Cambria Math" w:cs="Times New Roman"/>
-              <w:sz w:val="32"/>
-              <w:szCs w:val="32"/>
-            </w:rPr>
-            <w:br/>
-          </m:r>
-        </m:oMath>
-      </m:oMathPara>
-    </w:p>
-    <w:p>
-      <w:pPr>
-        <w:spacing w:before="100" w:beforeAutospacing="1" w:after="100" w:afterAutospacing="1" w:line="240" w:lineRule="auto"/>
-        <w:rPr>
-          <w:rFonts w:ascii="Cambria Math" w:eastAsia="Times New Roman" w:hAnsi="Cambria Math" w:cs="Times New Roman"/>
-          <w:sz w:val="32"/>
-          <w:szCs w:val="32"/>
-        </w:rPr>
-      </w:pPr>
-      <w:r>
-        <w:rPr>
-          <w:rFonts w:ascii="Cambria Math" w:eastAsia="Times New Roman" w:hAnsi="Cambria Math" w:cs="Times New Roman"/>
-          <w:sz w:val="32"/>
-          <w:szCs w:val="32"/>
-        </w:rPr>
-        <w:t>Translate:</w:t>
-      </w:r>
-    </w:p>
-    <w:p>
-      <w:pPr>
-        <w:spacing w:after="0" w:line="240" w:lineRule="auto"/>
-        <w:ind w:left="1440"/>
-        <w:rPr>
-          <w:rFonts w:ascii="Cambria Math" w:eastAsia="Times New Roman" w:hAnsi="Cambria Math" w:cs="Times New Roman"/>
-          <w:sz w:val="24"/>
-          <w:szCs w:val="24"/>
-        </w:rPr>
-      </w:pPr>
-      <m:oMathPara>
-        <m:oMathParaPr>
-          <m:jc m:val="left"/>
-        </m:oMathParaPr>
-        <m:oMath>
-          <m:r>
-            <w:rPr>
-              <w:rFonts w:ascii="Cambria Math" w:eastAsia="Times New Roman" w:hAnsi="Cambria Math" w:cs="Times New Roman"/>
-              <w:sz w:val="32"/>
-              <w:szCs w:val="32"/>
-            </w:rPr>
-            <m:t xml:space="preserve">0.2(0.423)+0.3(0.533) </m:t>
-          </m:r>
-          <m:r>
-            <m:rPr>
-              <m:sty m:val="p"/>
-            </m:rPr>
-            <w:rPr>
-              <w:rFonts w:ascii="Cambria Math" w:eastAsia="Times New Roman" w:hAnsi="Cambria Math" w:cs="Times New Roman"/>
-              <w:sz w:val="32"/>
-              <w:szCs w:val="32"/>
-            </w:rPr>
-            <w:br/>
-          </m:r>
-        </m:oMath>
-        <m:oMath>
-          <m:r>
-            <w:rPr>
-              <w:rFonts w:ascii="Cambria Math" w:eastAsia="Times New Roman" w:hAnsi="Cambria Math" w:cs="Times New Roman"/>
-              <w:sz w:val="32"/>
-              <w:szCs w:val="32"/>
-            </w:rPr>
-            <m:t>=0.084+0.160=0.244</m:t>
-          </m:r>
-          <m:r>
-            <m:rPr>
-              <m:sty m:val="p"/>
-            </m:rPr>
-            <w:rPr>
-              <w:rFonts w:ascii="Cambria Math" w:eastAsia="Times New Roman" w:hAnsi="Cambria Math" w:cs="Times New Roman"/>
-              <w:sz w:val="24"/>
-              <w:szCs w:val="24"/>
-            </w:rPr>
-            <w:br/>
-          </m:r>
-        </m:oMath>
-      </m:oMathPara>
-    </w:p>
-    <w:p>
-      <w:pPr>
-        <w:spacing w:before="100" w:beforeAutospacing="1" w:after="100" w:afterAutospacing="1" w:line="240" w:lineRule="auto"/>
-        <w:rPr>
-          <w:rFonts w:ascii="Cambria Math" w:eastAsia="Times New Roman" w:hAnsi="Cambria Math" w:cs="Times New Roman"/>
-          <w:sz w:val="32"/>
-          <w:szCs w:val="32"/>
-        </w:rPr>
-      </w:pPr>
-      <w:r>
-        <w:rPr>
-          <w:rFonts w:ascii="Cambria Math" w:eastAsia="Times New Roman" w:hAnsi="Cambria Math" w:cs="Times New Roman"/>
-          <w:sz w:val="32"/>
-          <w:szCs w:val="32"/>
-        </w:rPr>
-        <w:t>Logits:</w:t>
-      </w:r>
-    </w:p>
-    <w:p>
-      <w:pPr>
-        <w:spacing w:after="0" w:line="240" w:lineRule="auto"/>
-        <w:ind w:left="1440"/>
-        <w:rPr>
-          <w:rFonts w:ascii="Times New Roman" w:eastAsia="Times New Roman" w:hAnsi="Times New Roman" w:cs="Times New Roman"/>
-          <w:sz w:val="24"/>
-          <w:szCs w:val="24"/>
-        </w:rPr>
-      </w:pPr>
-      <m:oMathPara>
-        <m:oMathParaPr>
-          <m:jc m:val="left"/>
-        </m:oMathParaPr>
-        <m:oMath>
-          <m:d>
-            <m:dPr>
-              <m:begChr m:val="["/>
-              <m:sepChr m:val=","/>
-              <m:endChr m:val="]"/>
-              <m:ctrlPr>
-                <w:rPr>
-                  <w:rFonts w:ascii="Cambria Math" w:eastAsia="Times New Roman" w:hAnsi="Cambria Math" w:cs="Times New Roman"/>
-                  <w:sz w:val="32"/>
-                  <w:szCs w:val="32"/>
-                </w:rPr>
-              </m:ctrlPr>
-            </m:dPr>
-            <m:e>
-              <m:r>
-                <w:rPr>
-                  <w:rFonts w:ascii="Cambria Math" w:eastAsia="Times New Roman" w:hAnsi="Cambria Math" w:cs="Times New Roman"/>
-                  <w:sz w:val="32"/>
-                  <w:szCs w:val="32"/>
-                </w:rPr>
-                <m:t>0.945</m:t>
-              </m:r>
-            </m:e>
-            <m:e>
-              <m:r>
-                <w:rPr>
-                  <w:rFonts w:ascii="Cambria Math" w:eastAsia="Times New Roman" w:hAnsi="Cambria Math" w:cs="Times New Roman"/>
-                  <w:sz w:val="32"/>
-                  <w:szCs w:val="32"/>
-                </w:rPr>
-                <m:t>0.542</m:t>
-              </m:r>
-            </m:e>
-            <m:e>
-              <m:r>
-                <w:rPr>
-                  <w:rFonts w:ascii="Cambria Math" w:eastAsia="Times New Roman" w:hAnsi="Cambria Math" w:cs="Times New Roman"/>
-                  <w:sz w:val="32"/>
-                  <w:szCs w:val="32"/>
-                </w:rPr>
-                <m:t>0.244</m:t>
-              </m:r>
             </m:e>
           </m:d>
           <m:r>
@@ -18671,104 +18418,498 @@
           <w:szCs w:val="24"/>
         </w:rPr>
       </w:pPr>
-      <w:r>
-        <w:rPr>
-          <w:rFonts w:ascii="Times New Roman" w:eastAsia="Times New Roman" w:hAnsi="Times New Roman" w:cs="Times New Roman"/>
-          <w:sz w:val="24"/>
-          <w:szCs w:val="24"/>
-        </w:rPr>
-        <w:pict w14:anchorId="7FC20A50">
-          <v:rect id="_x0000_i1026" style="width:0;height:1.5pt" o:hralign="center" o:hrstd="t" o:hr="t" fillcolor="#a0a0a0" stroked="f"/>
-        </w:pict>
-      </w:r>
     </w:p>
     <w:p>
       <w:pPr>
+        <w:pStyle w:val="Heading3"/>
+      </w:pPr>
+      <w:bookmarkStart w:id="18" w:name="_Toc224631495"/>
+      <w:r>
+        <w:t>Compute Logits</w:t>
+      </w:r>
+      <w:bookmarkEnd w:id="18"/>
+    </w:p>
+    <w:p/>
+    <w:p>
+      <w:pPr>
+        <w:ind w:left="720"/>
+      </w:pPr>
+      <w:r>
+        <w:t>Z = Wh</w:t>
+      </w:r>
+    </w:p>
+    <w:p>
+      <w:pPr>
+        <w:ind w:left="720"/>
+      </w:pPr>
+      <w:r>
+        <w:t xml:space="preserve">Z= </w:t>
+      </w:r>
+      <m:oMath>
+        <m:d>
+          <m:dPr>
+            <m:begChr m:val="["/>
+            <m:endChr m:val="]"/>
+            <m:ctrlPr>
+              <w:rPr>
+                <w:rFonts w:ascii="Cambria Math" w:eastAsia="Times New Roman" w:hAnsi="Cambria Math" w:cs="Times New Roman"/>
+                <w:sz w:val="24"/>
+                <w:szCs w:val="24"/>
+              </w:rPr>
+            </m:ctrlPr>
+          </m:dPr>
+          <m:e>
+            <m:m>
+              <m:mPr>
+                <m:plcHide m:val="1"/>
+                <m:mcs>
+                  <m:mc>
+                    <m:mcPr>
+                      <m:count m:val="2"/>
+                      <m:mcJc m:val="center"/>
+                    </m:mcPr>
+                  </m:mc>
+                </m:mcs>
+                <m:ctrlPr>
+                  <w:rPr>
+                    <w:rFonts w:ascii="Cambria Math" w:eastAsia="Times New Roman" w:hAnsi="Cambria Math" w:cs="Times New Roman"/>
+                    <w:sz w:val="24"/>
+                    <w:szCs w:val="24"/>
+                  </w:rPr>
+                </m:ctrlPr>
+              </m:mPr>
+              <m:mr>
+                <m:e>
+                  <m:r>
+                    <w:rPr>
+                      <w:rFonts w:ascii="Cambria Math" w:eastAsia="Times New Roman" w:hAnsi="Cambria Math" w:cs="Times New Roman"/>
+                      <w:sz w:val="24"/>
+                      <w:szCs w:val="24"/>
+                    </w:rPr>
+                    <m:t>1.1</m:t>
+                  </m:r>
+                </m:e>
+                <m:e>
+                  <m:r>
+                    <w:rPr>
+                      <w:rFonts w:ascii="Cambria Math" w:eastAsia="Times New Roman" w:hAnsi="Cambria Math" w:cs="Times New Roman"/>
+                      <w:sz w:val="24"/>
+                      <w:szCs w:val="24"/>
+                    </w:rPr>
+                    <m:t>0.9</m:t>
+                  </m:r>
+                </m:e>
+              </m:mr>
+              <m:mr>
+                <m:e>
+                  <m:r>
+                    <w:rPr>
+                      <w:rFonts w:ascii="Cambria Math" w:eastAsia="Times New Roman" w:hAnsi="Cambria Math" w:cs="Times New Roman"/>
+                      <w:sz w:val="24"/>
+                      <w:szCs w:val="24"/>
+                    </w:rPr>
+                    <m:t>0.4</m:t>
+                  </m:r>
+                </m:e>
+                <m:e>
+                  <m:r>
+                    <w:rPr>
+                      <w:rFonts w:ascii="Cambria Math" w:eastAsia="Times New Roman" w:hAnsi="Cambria Math" w:cs="Times New Roman"/>
+                      <w:sz w:val="24"/>
+                      <w:szCs w:val="24"/>
+                    </w:rPr>
+                    <m:t>0.7</m:t>
+                  </m:r>
+                </m:e>
+              </m:mr>
+              <m:mr>
+                <m:e>
+                  <m:r>
+                    <w:rPr>
+                      <w:rFonts w:ascii="Cambria Math" w:eastAsia="Times New Roman" w:hAnsi="Cambria Math" w:cs="Times New Roman"/>
+                      <w:sz w:val="24"/>
+                      <w:szCs w:val="24"/>
+                    </w:rPr>
+                    <m:t>0.2</m:t>
+                  </m:r>
+                </m:e>
+                <m:e>
+                  <m:r>
+                    <w:rPr>
+                      <w:rFonts w:ascii="Cambria Math" w:eastAsia="Times New Roman" w:hAnsi="Cambria Math" w:cs="Times New Roman"/>
+                      <w:sz w:val="24"/>
+                      <w:szCs w:val="24"/>
+                    </w:rPr>
+                    <m:t>0.3</m:t>
+                  </m:r>
+                </m:e>
+              </m:mr>
+            </m:m>
+          </m:e>
+        </m:d>
+        <m:d>
+          <m:dPr>
+            <m:begChr m:val="["/>
+            <m:endChr m:val="]"/>
+            <m:ctrlPr>
+              <w:rPr>
+                <w:rFonts w:ascii="Cambria Math" w:eastAsia="Times New Roman" w:hAnsi="Cambria Math" w:cs="Times New Roman"/>
+                <w:sz w:val="24"/>
+                <w:szCs w:val="24"/>
+              </w:rPr>
+            </m:ctrlPr>
+          </m:dPr>
+          <m:e>
+            <m:eqArr>
+              <m:eqArrPr>
+                <m:ctrlPr>
+                  <w:rPr>
+                    <w:rFonts w:ascii="Cambria Math" w:eastAsia="Times New Roman" w:hAnsi="Cambria Math" w:cs="Times New Roman"/>
+                    <w:i/>
+                    <w:sz w:val="24"/>
+                    <w:szCs w:val="24"/>
+                  </w:rPr>
+                </m:ctrlPr>
+              </m:eqArrPr>
+              <m:e>
+                <m:r>
+                  <w:rPr>
+                    <w:rFonts w:ascii="Cambria Math" w:eastAsia="Times New Roman" w:hAnsi="Cambria Math" w:cs="Times New Roman"/>
+                    <w:sz w:val="24"/>
+                    <w:szCs w:val="24"/>
+                  </w:rPr>
+                  <m:t>0.423</m:t>
+                </m:r>
+              </m:e>
+              <m:e>
+                <m:r>
+                  <w:rPr>
+                    <w:rFonts w:ascii="Cambria Math" w:eastAsia="Times New Roman" w:hAnsi="Cambria Math" w:cs="Times New Roman"/>
+                    <w:sz w:val="24"/>
+                    <w:szCs w:val="24"/>
+                  </w:rPr>
+                  <m:t>0.533</m:t>
+                </m:r>
+              </m:e>
+            </m:eqArr>
+          </m:e>
+        </m:d>
+      </m:oMath>
+    </w:p>
+    <w:p>
+      <w:pPr>
         <w:spacing w:before="100" w:beforeAutospacing="1" w:after="100" w:afterAutospacing="1" w:line="240" w:lineRule="auto"/>
-        <w:outlineLvl w:val="0"/>
-        <w:rPr>
-          <w:rFonts w:ascii="Times New Roman" w:eastAsia="Times New Roman" w:hAnsi="Times New Roman" w:cs="Times New Roman"/>
+        <w:ind w:left="720"/>
+        <w:rPr>
+          <w:rFonts w:ascii="Cambria Math" w:eastAsia="Times New Roman" w:hAnsi="Cambria Math" w:cs="Times New Roman"/>
           <w:b/>
           <w:bCs/>
-          <w:kern w:val="36"/>
-          <w:sz w:val="48"/>
-          <w:szCs w:val="48"/>
-        </w:rPr>
-      </w:pPr>
-      <w:bookmarkStart w:id="19" w:name="_Toc224631496"/>
-      <w:r>
-        <w:rPr>
-          <w:rFonts w:ascii="Times New Roman" w:eastAsia="Times New Roman" w:hAnsi="Times New Roman" w:cs="Times New Roman"/>
+          <w:sz w:val="24"/>
+          <w:szCs w:val="24"/>
+          <w:u w:val="single"/>
+        </w:rPr>
+      </w:pPr>
+      <w:r>
+        <w:rPr>
+          <w:rFonts w:ascii="Cambria Math" w:eastAsia="Times New Roman" w:hAnsi="Cambria Math" w:cs="Times New Roman"/>
           <w:b/>
           <w:bCs/>
-          <w:kern w:val="36"/>
-          <w:sz w:val="48"/>
-          <w:szCs w:val="48"/>
-        </w:rPr>
-        <w:t>13️</w:t>
-      </w:r>
-      <w:r>
-        <w:rPr>
-          <w:rFonts w:ascii="Segoe UI Symbol" w:eastAsia="Times New Roman" w:hAnsi="Segoe UI Symbol" w:cs="Segoe UI Symbol"/>
+          <w:sz w:val="24"/>
+          <w:szCs w:val="24"/>
+          <w:u w:val="single"/>
+        </w:rPr>
+        <w:t>Find_place:</w:t>
+      </w:r>
+    </w:p>
+    <w:p>
+      <w:pPr>
+        <w:spacing w:after="0" w:line="240" w:lineRule="auto"/>
+        <w:ind w:left="1440"/>
+        <w:rPr>
+          <w:rFonts w:ascii="Cambria Math" w:eastAsia="Times New Roman" w:hAnsi="Cambria Math" w:cs="Times New Roman"/>
+          <w:sz w:val="24"/>
+          <w:szCs w:val="24"/>
+        </w:rPr>
+      </w:pPr>
+      <m:oMathPara>
+        <m:oMathParaPr>
+          <m:jc m:val="left"/>
+        </m:oMathParaPr>
+        <m:oMath>
+          <m:r>
+            <w:rPr>
+              <w:rFonts w:ascii="Cambria Math" w:eastAsia="Times New Roman" w:hAnsi="Cambria Math" w:cs="Times New Roman"/>
+              <w:sz w:val="24"/>
+              <w:szCs w:val="24"/>
+            </w:rPr>
+            <m:t>1.1(0.423)+0.9(0.533)=0.465+0.480=0.945</m:t>
+          </m:r>
+          <m:r>
+            <m:rPr>
+              <m:sty m:val="p"/>
+            </m:rPr>
+            <w:rPr>
+              <w:rFonts w:ascii="Cambria Math" w:eastAsia="Times New Roman" w:hAnsi="Cambria Math" w:cs="Times New Roman"/>
+              <w:sz w:val="24"/>
+              <w:szCs w:val="24"/>
+            </w:rPr>
+            <w:br/>
+          </m:r>
+        </m:oMath>
+      </m:oMathPara>
+    </w:p>
+    <w:p>
+      <w:pPr>
+        <w:spacing w:before="100" w:beforeAutospacing="1" w:after="100" w:afterAutospacing="1" w:line="240" w:lineRule="auto"/>
+        <w:ind w:left="720"/>
+        <w:rPr>
+          <w:rFonts w:ascii="Cambria Math" w:eastAsia="Times New Roman" w:hAnsi="Cambria Math" w:cs="Times New Roman"/>
           <w:b/>
           <w:bCs/>
-          <w:kern w:val="36"/>
-          <w:sz w:val="48"/>
-          <w:szCs w:val="48"/>
-        </w:rPr>
-        <w:t>⃣</w:t>
-      </w:r>
-      <w:r>
-        <w:rPr>
-          <w:rFonts w:ascii="Times New Roman" w:eastAsia="Times New Roman" w:hAnsi="Times New Roman" w:cs="Times New Roman"/>
+          <w:sz w:val="24"/>
+          <w:szCs w:val="24"/>
+          <w:u w:val="single"/>
+        </w:rPr>
+      </w:pPr>
+      <w:r>
+        <w:rPr>
+          <w:rFonts w:ascii="Cambria Math" w:eastAsia="Times New Roman" w:hAnsi="Cambria Math" w:cs="Times New Roman"/>
           <w:b/>
           <w:bCs/>
-          <w:kern w:val="36"/>
-          <w:sz w:val="48"/>
-          <w:szCs w:val="48"/>
-        </w:rPr>
-        <w:t xml:space="preserve"> </w:t>
-      </w:r>
-      <w:proofErr w:type="spellStart"/>
-      <w:r>
-        <w:rPr>
-          <w:rFonts w:ascii="Times New Roman" w:eastAsia="Times New Roman" w:hAnsi="Times New Roman" w:cs="Times New Roman"/>
+          <w:sz w:val="24"/>
+          <w:szCs w:val="24"/>
+          <w:u w:val="single"/>
+        </w:rPr>
+        <w:t>Weather:</w:t>
+      </w:r>
+    </w:p>
+    <w:p>
+      <w:pPr>
+        <w:spacing w:after="0" w:line="240" w:lineRule="auto"/>
+        <w:ind w:left="1440"/>
+        <w:rPr>
+          <w:rFonts w:ascii="Cambria Math" w:eastAsia="Times New Roman" w:hAnsi="Cambria Math" w:cs="Times New Roman"/>
+          <w:sz w:val="24"/>
+          <w:szCs w:val="24"/>
+        </w:rPr>
+      </w:pPr>
+      <m:oMathPara>
+        <m:oMathParaPr>
+          <m:jc m:val="left"/>
+        </m:oMathParaPr>
+        <m:oMath>
+          <m:r>
+            <w:rPr>
+              <w:rFonts w:ascii="Cambria Math" w:eastAsia="Times New Roman" w:hAnsi="Cambria Math" w:cs="Times New Roman"/>
+              <w:sz w:val="24"/>
+              <w:szCs w:val="24"/>
+            </w:rPr>
+            <w:lastRenderedPageBreak/>
+            <m:t>0.4(0.423)+0.7(0.533)=0.169+0.373=0.542</m:t>
+          </m:r>
+          <m:r>
+            <m:rPr>
+              <m:sty m:val="p"/>
+            </m:rPr>
+            <w:rPr>
+              <w:rFonts w:ascii="Cambria Math" w:eastAsia="Times New Roman" w:hAnsi="Cambria Math" w:cs="Times New Roman"/>
+              <w:sz w:val="24"/>
+              <w:szCs w:val="24"/>
+            </w:rPr>
+            <w:br/>
+          </m:r>
+        </m:oMath>
+      </m:oMathPara>
+    </w:p>
+    <w:p>
+      <w:pPr>
+        <w:spacing w:before="100" w:beforeAutospacing="1" w:after="100" w:afterAutospacing="1" w:line="240" w:lineRule="auto"/>
+        <w:ind w:left="720"/>
+        <w:rPr>
+          <w:rFonts w:ascii="Cambria Math" w:eastAsia="Times New Roman" w:hAnsi="Cambria Math" w:cs="Times New Roman"/>
+          <w:sz w:val="28"/>
+          <w:szCs w:val="28"/>
+          <w:u w:val="single"/>
+        </w:rPr>
+      </w:pPr>
+      <w:r>
+        <w:rPr>
+          <w:rFonts w:ascii="Cambria Math" w:eastAsia="Times New Roman" w:hAnsi="Cambria Math" w:cs="Times New Roman"/>
+          <w:sz w:val="28"/>
+          <w:szCs w:val="28"/>
+          <w:u w:val="single"/>
+        </w:rPr>
+        <w:t>Translate:</w:t>
+      </w:r>
+    </w:p>
+    <w:p>
+      <w:pPr>
+        <w:spacing w:after="0" w:line="240" w:lineRule="auto"/>
+        <w:ind w:left="1440"/>
+        <w:rPr>
+          <w:rFonts w:ascii="Cambria Math" w:eastAsia="Times New Roman" w:hAnsi="Cambria Math" w:cs="Times New Roman"/>
+          <w:sz w:val="20"/>
+          <w:szCs w:val="20"/>
+        </w:rPr>
+      </w:pPr>
+      <m:oMathPara>
+        <m:oMathParaPr>
+          <m:jc m:val="left"/>
+        </m:oMathParaPr>
+        <m:oMath>
+          <m:r>
+            <w:rPr>
+              <w:rFonts w:ascii="Cambria Math" w:eastAsia="Times New Roman" w:hAnsi="Cambria Math" w:cs="Times New Roman"/>
+              <w:sz w:val="24"/>
+              <w:szCs w:val="24"/>
+            </w:rPr>
+            <m:t>0.2(0.423)+0.3(0.533) =0.084+0.160=0.244</m:t>
+          </m:r>
+          <m:r>
+            <m:rPr>
+              <m:sty m:val="p"/>
+            </m:rPr>
+            <w:rPr>
+              <w:rFonts w:ascii="Cambria Math" w:eastAsia="Times New Roman" w:hAnsi="Cambria Math" w:cs="Times New Roman"/>
+              <w:sz w:val="20"/>
+              <w:szCs w:val="20"/>
+            </w:rPr>
+            <w:br/>
+          </m:r>
+        </m:oMath>
+      </m:oMathPara>
+    </w:p>
+    <w:p>
+      <w:pPr>
+        <w:spacing w:before="100" w:beforeAutospacing="1" w:after="100" w:afterAutospacing="1" w:line="240" w:lineRule="auto"/>
+        <w:ind w:left="720"/>
+        <w:rPr>
+          <w:rFonts w:ascii="Cambria Math" w:eastAsia="Times New Roman" w:hAnsi="Cambria Math" w:cs="Times New Roman"/>
           <w:b/>
           <w:bCs/>
-          <w:kern w:val="36"/>
-          <w:sz w:val="48"/>
-          <w:szCs w:val="48"/>
-        </w:rPr>
-        <w:t>Softmax</w:t>
-      </w:r>
-      <w:proofErr w:type="spellEnd"/>
-      <w:r>
-        <w:rPr>
-          <w:rFonts w:ascii="Times New Roman" w:eastAsia="Times New Roman" w:hAnsi="Times New Roman" w:cs="Times New Roman"/>
+          <w:sz w:val="28"/>
+          <w:szCs w:val="28"/>
+          <w:u w:val="single"/>
+        </w:rPr>
+      </w:pPr>
+      <w:r>
+        <w:rPr>
+          <w:rFonts w:ascii="Cambria Math" w:eastAsia="Times New Roman" w:hAnsi="Cambria Math" w:cs="Times New Roman"/>
           <w:b/>
           <w:bCs/>
-          <w:kern w:val="36"/>
-          <w:sz w:val="48"/>
-          <w:szCs w:val="48"/>
-        </w:rPr>
-        <w:t xml:space="preserve"> Intent</w:t>
+          <w:sz w:val="28"/>
+          <w:szCs w:val="28"/>
+          <w:u w:val="single"/>
+        </w:rPr>
+        <w:t>Logits:</w:t>
+      </w:r>
+    </w:p>
+    <w:p>
+      <w:pPr>
+        <w:spacing w:after="0" w:line="240" w:lineRule="auto"/>
+        <w:ind w:left="1440"/>
+        <w:rPr>
+          <w:rFonts w:ascii="Cambria Math" w:eastAsia="Times New Roman" w:hAnsi="Cambria Math" w:cs="Times New Roman"/>
+          <w:sz w:val="28"/>
+          <w:szCs w:val="28"/>
+        </w:rPr>
+      </w:pPr>
+      <m:oMathPara>
+        <m:oMathParaPr>
+          <m:jc m:val="left"/>
+        </m:oMathParaPr>
+        <m:oMath>
+          <m:d>
+            <m:dPr>
+              <m:begChr m:val="["/>
+              <m:sepChr m:val=","/>
+              <m:endChr m:val="]"/>
+              <m:ctrlPr>
+                <w:rPr>
+                  <w:rFonts w:ascii="Cambria Math" w:eastAsia="Times New Roman" w:hAnsi="Cambria Math" w:cs="Times New Roman"/>
+                  <w:sz w:val="28"/>
+                  <w:szCs w:val="28"/>
+                </w:rPr>
+              </m:ctrlPr>
+            </m:dPr>
+            <m:e>
+              <m:r>
+                <w:rPr>
+                  <w:rFonts w:ascii="Cambria Math" w:eastAsia="Times New Roman" w:hAnsi="Cambria Math" w:cs="Times New Roman"/>
+                  <w:sz w:val="28"/>
+                  <w:szCs w:val="28"/>
+                </w:rPr>
+                <m:t>0.945</m:t>
+              </m:r>
+            </m:e>
+            <m:e>
+              <m:r>
+                <w:rPr>
+                  <w:rFonts w:ascii="Cambria Math" w:eastAsia="Times New Roman" w:hAnsi="Cambria Math" w:cs="Times New Roman"/>
+                  <w:sz w:val="28"/>
+                  <w:szCs w:val="28"/>
+                </w:rPr>
+                <m:t>0.542</m:t>
+              </m:r>
+            </m:e>
+            <m:e>
+              <m:r>
+                <w:rPr>
+                  <w:rFonts w:ascii="Cambria Math" w:eastAsia="Times New Roman" w:hAnsi="Cambria Math" w:cs="Times New Roman"/>
+                  <w:sz w:val="28"/>
+                  <w:szCs w:val="28"/>
+                </w:rPr>
+                <m:t>0.244</m:t>
+              </m:r>
+            </m:e>
+          </m:d>
+        </m:oMath>
+      </m:oMathPara>
+    </w:p>
+    <w:p>
+      <w:pPr>
+        <w:spacing w:after="0" w:line="240" w:lineRule="auto"/>
+        <w:ind w:left="1440"/>
+        <w:rPr>
+          <w:rFonts w:ascii="Cambria Math" w:eastAsia="Times New Roman" w:hAnsi="Cambria Math" w:cs="Times New Roman"/>
+        </w:rPr>
+      </w:pPr>
+    </w:p>
+    <w:p>
+      <w:pPr>
+        <w:pStyle w:val="Heading4"/>
+        <w:rPr>
+          <w:sz w:val="24"/>
+          <w:szCs w:val="24"/>
+        </w:rPr>
+      </w:pPr>
+      <w:bookmarkStart w:id="19" w:name="_Toc224631496"/>
+      <w:r>
+        <w:t>Softmax Intent</w:t>
       </w:r>
       <w:bookmarkEnd w:id="19"/>
     </w:p>
     <w:p>
       <w:pPr>
         <w:spacing w:before="100" w:beforeAutospacing="1" w:after="100" w:afterAutospacing="1" w:line="240" w:lineRule="auto"/>
-        <w:rPr>
-          <w:rFonts w:ascii="Times New Roman" w:eastAsia="Times New Roman" w:hAnsi="Times New Roman" w:cs="Times New Roman"/>
-          <w:sz w:val="24"/>
-          <w:szCs w:val="24"/>
-        </w:rPr>
-      </w:pPr>
-      <w:r>
-        <w:rPr>
-          <w:rFonts w:ascii="Times New Roman" w:eastAsia="Times New Roman" w:hAnsi="Times New Roman" w:cs="Times New Roman"/>
-          <w:sz w:val="24"/>
-          <w:szCs w:val="24"/>
+        <w:ind w:left="720"/>
+        <w:rPr>
+          <w:rFonts w:ascii="Times New Roman" w:eastAsia="Times New Roman" w:hAnsi="Times New Roman" w:cs="Times New Roman"/>
+          <w:b/>
+          <w:bCs/>
+          <w:sz w:val="24"/>
+          <w:szCs w:val="24"/>
+          <w:u w:val="single"/>
+        </w:rPr>
+      </w:pPr>
+      <w:r>
+        <w:rPr>
+          <w:rFonts w:ascii="Times New Roman" w:eastAsia="Times New Roman" w:hAnsi="Times New Roman" w:cs="Times New Roman"/>
+          <w:b/>
+          <w:bCs/>
+          <w:sz w:val="24"/>
+          <w:szCs w:val="24"/>
+          <w:u w:val="single"/>
         </w:rPr>
         <w:t>Exponentials:</w:t>
       </w:r>
@@ -18776,6 +18917,7 @@
     <w:p>
       <w:pPr>
         <w:spacing w:after="0" w:line="240" w:lineRule="auto"/>
+        <w:ind w:left="1440"/>
         <w:rPr>
           <w:rFonts w:ascii="Times New Roman" w:eastAsia="Times New Roman" w:hAnsi="Times New Roman" w:cs="Times New Roman"/>
           <w:sz w:val="24"/>
@@ -18783,6 +18925,9 @@
         </w:rPr>
       </w:pPr>
       <m:oMathPara>
+        <m:oMathParaPr>
+          <m:jc m:val="left"/>
+        </m:oMathParaPr>
         <m:oMath>
           <m:sSup>
             <m:sSupPr>
@@ -18944,17 +19089,24 @@
     <w:p>
       <w:pPr>
         <w:spacing w:before="100" w:beforeAutospacing="1" w:after="100" w:afterAutospacing="1" w:line="240" w:lineRule="auto"/>
-        <w:rPr>
-          <w:rFonts w:ascii="Times New Roman" w:eastAsia="Times New Roman" w:hAnsi="Times New Roman" w:cs="Times New Roman"/>
-          <w:sz w:val="24"/>
-          <w:szCs w:val="24"/>
-        </w:rPr>
-      </w:pPr>
-      <w:r>
-        <w:rPr>
-          <w:rFonts w:ascii="Times New Roman" w:eastAsia="Times New Roman" w:hAnsi="Times New Roman" w:cs="Times New Roman"/>
-          <w:sz w:val="24"/>
-          <w:szCs w:val="24"/>
+        <w:ind w:left="720"/>
+        <w:rPr>
+          <w:rFonts w:ascii="Times New Roman" w:eastAsia="Times New Roman" w:hAnsi="Times New Roman" w:cs="Times New Roman"/>
+          <w:b/>
+          <w:bCs/>
+          <w:sz w:val="24"/>
+          <w:szCs w:val="24"/>
+          <w:u w:val="single"/>
+        </w:rPr>
+      </w:pPr>
+      <w:r>
+        <w:rPr>
+          <w:rFonts w:ascii="Times New Roman" w:eastAsia="Times New Roman" w:hAnsi="Times New Roman" w:cs="Times New Roman"/>
+          <w:b/>
+          <w:bCs/>
+          <w:sz w:val="24"/>
+          <w:szCs w:val="24"/>
+          <w:u w:val="single"/>
         </w:rPr>
         <w:t>Sum:</w:t>
       </w:r>
@@ -18962,6 +19114,7 @@
     <w:p>
       <w:pPr>
         <w:spacing w:after="0" w:line="240" w:lineRule="auto"/>
+        <w:ind w:left="1440"/>
         <w:rPr>
           <w:rFonts w:ascii="Times New Roman" w:eastAsia="Times New Roman" w:hAnsi="Times New Roman" w:cs="Times New Roman"/>
           <w:sz w:val="24"/>
@@ -18969,6 +19122,9 @@
         </w:rPr>
       </w:pPr>
       <m:oMathPara>
+        <m:oMathParaPr>
+          <m:jc m:val="left"/>
+        </m:oMathParaPr>
         <m:oMath>
           <m:r>
             <w:rPr>
@@ -18995,17 +19151,24 @@
     <w:p>
       <w:pPr>
         <w:spacing w:before="100" w:beforeAutospacing="1" w:after="100" w:afterAutospacing="1" w:line="240" w:lineRule="auto"/>
-        <w:rPr>
-          <w:rFonts w:ascii="Times New Roman" w:eastAsia="Times New Roman" w:hAnsi="Times New Roman" w:cs="Times New Roman"/>
-          <w:sz w:val="24"/>
-          <w:szCs w:val="24"/>
-        </w:rPr>
-      </w:pPr>
-      <w:r>
-        <w:rPr>
-          <w:rFonts w:ascii="Times New Roman" w:eastAsia="Times New Roman" w:hAnsi="Times New Roman" w:cs="Times New Roman"/>
-          <w:sz w:val="24"/>
-          <w:szCs w:val="24"/>
+        <w:ind w:left="720"/>
+        <w:rPr>
+          <w:rFonts w:ascii="Times New Roman" w:eastAsia="Times New Roman" w:hAnsi="Times New Roman" w:cs="Times New Roman"/>
+          <w:b/>
+          <w:bCs/>
+          <w:sz w:val="24"/>
+          <w:szCs w:val="24"/>
+          <w:u w:val="single"/>
+        </w:rPr>
+      </w:pPr>
+      <w:r>
+        <w:rPr>
+          <w:rFonts w:ascii="Times New Roman" w:eastAsia="Times New Roman" w:hAnsi="Times New Roman" w:cs="Times New Roman"/>
+          <w:b/>
+          <w:bCs/>
+          <w:sz w:val="24"/>
+          <w:szCs w:val="24"/>
+          <w:u w:val="single"/>
         </w:rPr>
         <w:t>Probabilities:</w:t>
       </w:r>
@@ -19013,71 +19176,62 @@
     <w:p>
       <w:pPr>
         <w:spacing w:after="0" w:line="240" w:lineRule="auto"/>
-        <w:rPr>
-          <w:rFonts w:ascii="Times New Roman" w:eastAsia="Times New Roman" w:hAnsi="Times New Roman" w:cs="Times New Roman"/>
-          <w:sz w:val="24"/>
-          <w:szCs w:val="24"/>
-        </w:rPr>
-      </w:pPr>
-      <m:oMathPara>
-        <m:oMath>
-          <m:d>
-            <m:dPr>
-              <m:begChr m:val="["/>
-              <m:sepChr m:val=","/>
-              <m:endChr m:val="]"/>
-              <m:ctrlPr>
-                <w:rPr>
-                  <w:rFonts w:ascii="Cambria Math" w:eastAsia="Times New Roman" w:hAnsi="Cambria Math" w:cs="Times New Roman"/>
-                  <w:sz w:val="24"/>
-                  <w:szCs w:val="24"/>
-                </w:rPr>
-              </m:ctrlPr>
-            </m:dPr>
-            <m:e>
-              <m:r>
-                <w:rPr>
-                  <w:rFonts w:ascii="Cambria Math" w:eastAsia="Times New Roman" w:hAnsi="Cambria Math" w:cs="Times New Roman"/>
-                  <w:sz w:val="24"/>
-                  <w:szCs w:val="24"/>
-                </w:rPr>
-                <m:t>0.462</m:t>
-              </m:r>
-            </m:e>
-            <m:e>
-              <m:r>
-                <w:rPr>
-                  <w:rFonts w:ascii="Cambria Math" w:eastAsia="Times New Roman" w:hAnsi="Cambria Math" w:cs="Times New Roman"/>
-                  <w:sz w:val="24"/>
-                  <w:szCs w:val="24"/>
-                </w:rPr>
-                <m:t>0.309</m:t>
-              </m:r>
-            </m:e>
-            <m:e>
-              <m:r>
-                <w:rPr>
-                  <w:rFonts w:ascii="Cambria Math" w:eastAsia="Times New Roman" w:hAnsi="Cambria Math" w:cs="Times New Roman"/>
-                  <w:sz w:val="24"/>
-                  <w:szCs w:val="24"/>
-                </w:rPr>
-                <m:t>0.229</m:t>
-              </m:r>
-            </m:e>
-          </m:d>
-          <m:r>
-            <m:rPr>
-              <m:sty m:val="p"/>
-            </m:rPr>
-            <w:rPr>
-              <w:rFonts w:ascii="Cambria Math" w:eastAsia="Times New Roman" w:hAnsi="Cambria Math" w:cs="Times New Roman"/>
-              <w:sz w:val="24"/>
-              <w:szCs w:val="24"/>
-            </w:rPr>
-            <w:br/>
-          </m:r>
-        </m:oMath>
-      </m:oMathPara>
+        <w:ind w:left="1440"/>
+        <w:rPr>
+          <w:rFonts w:ascii="Times New Roman" w:eastAsia="Times New Roman" w:hAnsi="Times New Roman" w:cs="Times New Roman"/>
+          <w:sz w:val="24"/>
+          <w:szCs w:val="24"/>
+        </w:rPr>
+      </w:pPr>
+      <w:r>
+        <w:rPr>
+          <w:rFonts w:ascii="Times New Roman" w:eastAsia="Times New Roman" w:hAnsi="Times New Roman" w:cs="Times New Roman"/>
+          <w:sz w:val="24"/>
+          <w:szCs w:val="24"/>
+        </w:rPr>
+        <w:t xml:space="preserve">p = </w:t>
+      </w:r>
+      <w:r>
+        <w:rPr>
+          <w:rFonts w:ascii="Times New Roman" w:eastAsia="Times New Roman" w:hAnsi="Times New Roman" w:cs="Times New Roman"/>
+          <w:sz w:val="24"/>
+          <w:szCs w:val="24"/>
+        </w:rPr>
+        <w:t xml:space="preserve"> 0.462      0.309       0.229]</w:t>
+      </w:r>
+    </w:p>
+    <w:p>
+      <w:pPr>
+        <w:spacing w:after="0" w:line="240" w:lineRule="auto"/>
+        <w:ind w:left="1440"/>
+        <w:rPr>
+          <w:rFonts w:ascii="Times New Roman" w:eastAsia="Times New Roman" w:hAnsi="Times New Roman" w:cs="Times New Roman"/>
+          <w:sz w:val="24"/>
+          <w:szCs w:val="24"/>
+        </w:rPr>
+      </w:pPr>
+    </w:p>
+    <w:p>
+      <w:pPr>
+        <w:spacing w:after="0" w:line="240" w:lineRule="auto"/>
+        <w:ind w:left="1440"/>
+        <w:rPr>
+          <w:rFonts w:ascii="Times New Roman" w:eastAsia="Times New Roman" w:hAnsi="Times New Roman" w:cs="Times New Roman"/>
+          <w:sz w:val="24"/>
+          <w:szCs w:val="24"/>
+        </w:rPr>
+      </w:pPr>
+    </w:p>
+    <w:p>
+      <w:pPr>
+        <w:spacing w:after="0" w:line="240" w:lineRule="auto"/>
+        <w:ind w:left="1440"/>
+        <w:rPr>
+          <w:rFonts w:ascii="Times New Roman" w:eastAsia="Times New Roman" w:hAnsi="Times New Roman" w:cs="Times New Roman"/>
+          <w:sz w:val="24"/>
+          <w:szCs w:val="24"/>
+        </w:rPr>
+      </w:pPr>
     </w:p>
     <w:p>
       <w:pPr>
@@ -19124,7 +19278,6 @@
           <w:szCs w:val="20"/>
         </w:rPr>
       </w:pPr>
-      <w:proofErr w:type="spellStart"/>
       <w:r>
         <w:rPr>
           <w:rFonts w:ascii="Courier New" w:eastAsia="Times New Roman" w:hAnsi="Courier New" w:cs="Courier New"/>
@@ -19133,7 +19286,6 @@
         </w:rPr>
         <w:t>find_place</w:t>
       </w:r>
-      <w:proofErr w:type="spellEnd"/>
     </w:p>
     <w:p>
       <w:pPr>
@@ -19249,7 +19401,6 @@
           <w:szCs w:val="20"/>
         </w:rPr>
       </w:pPr>
-      <w:proofErr w:type="spellStart"/>
       <w:r>
         <w:rPr>
           <w:rFonts w:ascii="Courier New" w:eastAsia="Times New Roman" w:hAnsi="Courier New" w:cs="Courier New"/>
@@ -19258,7 +19409,6 @@
         </w:rPr>
         <w:t>find_place</w:t>
       </w:r>
-      <w:proofErr w:type="spellEnd"/>
     </w:p>
     <w:p>
       <w:pPr>
@@ -19613,7 +19763,6 @@
           <w:sz w:val="24"/>
           <w:szCs w:val="24"/>
         </w:rPr>
-        <w:lastRenderedPageBreak/>
         <w:t>classifier weights</w:t>
       </w:r>
     </w:p>
@@ -19981,7 +20130,6 @@
         </w:rPr>
         <w:t xml:space="preserve">This increases probability of </w:t>
       </w:r>
-      <w:proofErr w:type="spellStart"/>
       <w:r>
         <w:rPr>
           <w:rFonts w:ascii="Times New Roman" w:eastAsia="Times New Roman" w:hAnsi="Times New Roman" w:cs="Times New Roman"/>
@@ -19992,7 +20140,6 @@
         </w:rPr>
         <w:t>find_place</w:t>
       </w:r>
-      <w:proofErr w:type="spellEnd"/>
       <w:r>
         <w:rPr>
           <w:rFonts w:ascii="Times New Roman" w:eastAsia="Times New Roman" w:hAnsi="Times New Roman" w:cs="Times New Roman"/>
@@ -20203,18 +20350,8 @@
           <w:szCs w:val="20"/>
         </w:rPr>
         <w:br/>
-        <w:t xml:space="preserve">→ intent = </w:t>
-      </w:r>
-      <w:proofErr w:type="spellStart"/>
-      <w:r>
-        <w:rPr>
-          <w:rFonts w:ascii="Courier New" w:eastAsia="Times New Roman" w:hAnsi="Courier New" w:cs="Courier New"/>
-          <w:sz w:val="20"/>
-          <w:szCs w:val="20"/>
-        </w:rPr>
-        <w:t>find_place</w:t>
-      </w:r>
-      <w:proofErr w:type="spellEnd"/>
+        <w:t>→ intent = find_place</w:t>
+      </w:r>
     </w:p>
     <w:p>
       <w:pPr>
@@ -20231,6 +20368,7 @@
           <w:sz w:val="24"/>
           <w:szCs w:val="24"/>
         </w:rPr>
+        <w:lastRenderedPageBreak/>
         <w:pict w14:anchorId="168AA82E">
           <v:rect id="_x0000_i1031" style="width:0;height:1.5pt" o:hralign="center" o:hrstd="t" o:hr="t" fillcolor="#a0a0a0" stroked="f"/>
         </w:pict>
@@ -20341,24 +20479,7 @@
           <w:szCs w:val="20"/>
         </w:rPr>
         <w:br/>
-      </w:r>
-      <w:proofErr w:type="spellStart"/>
-      <w:r>
-        <w:rPr>
-          <w:rFonts w:ascii="Courier New" w:eastAsia="Times New Roman" w:hAnsi="Courier New" w:cs="Courier New"/>
-          <w:sz w:val="20"/>
-          <w:szCs w:val="20"/>
-        </w:rPr>
-        <w:t>station</w:t>
-      </w:r>
-      <w:proofErr w:type="spellEnd"/>
-      <w:r>
-        <w:rPr>
-          <w:rFonts w:ascii="Courier New" w:eastAsia="Times New Roman" w:hAnsi="Courier New" w:cs="Courier New"/>
-          <w:sz w:val="20"/>
-          <w:szCs w:val="20"/>
-        </w:rPr>
-        <w:t xml:space="preserve"> ↔ gas</w:t>
+        <w:t>station ↔ gas</w:t>
       </w:r>
       <w:r>
         <w:rPr>
@@ -20541,62 +20662,7 @@
           <w:sz w:val="24"/>
           <w:szCs w:val="24"/>
         </w:rPr>
-        <w:lastRenderedPageBreak/>
-        <w:t xml:space="preserve">is the </w:t>
-      </w:r>
-      <w:proofErr w:type="spellStart"/>
-      <w:r>
-        <w:rPr>
-          <w:rFonts w:ascii="Times New Roman" w:eastAsia="Times New Roman" w:hAnsi="Times New Roman" w:cs="Times New Roman"/>
-          <w:sz w:val="24"/>
-          <w:szCs w:val="24"/>
-        </w:rPr>
-        <w:t>aboce</w:t>
-      </w:r>
-      <w:proofErr w:type="spellEnd"/>
-      <w:r>
-        <w:rPr>
-          <w:rFonts w:ascii="Times New Roman" w:eastAsia="Times New Roman" w:hAnsi="Times New Roman" w:cs="Times New Roman"/>
-          <w:sz w:val="24"/>
-          <w:szCs w:val="24"/>
-        </w:rPr>
-        <w:t xml:space="preserve"> steps </w:t>
-      </w:r>
-      <w:proofErr w:type="spellStart"/>
-      <w:r>
-        <w:rPr>
-          <w:rFonts w:ascii="Times New Roman" w:eastAsia="Times New Roman" w:hAnsi="Times New Roman" w:cs="Times New Roman"/>
-          <w:sz w:val="24"/>
-          <w:szCs w:val="24"/>
-        </w:rPr>
-        <w:t>compy</w:t>
-      </w:r>
-      <w:proofErr w:type="spellEnd"/>
-      <w:r>
-        <w:rPr>
-          <w:rFonts w:ascii="Times New Roman" w:eastAsia="Times New Roman" w:hAnsi="Times New Roman" w:cs="Times New Roman"/>
-          <w:sz w:val="24"/>
-          <w:szCs w:val="24"/>
-        </w:rPr>
-        <w:t xml:space="preserve"> with the paper </w:t>
-      </w:r>
-      <w:proofErr w:type="spellStart"/>
-      <w:r>
-        <w:rPr>
-          <w:rFonts w:ascii="Times New Roman" w:eastAsia="Times New Roman" w:hAnsi="Times New Roman" w:cs="Times New Roman"/>
-          <w:sz w:val="24"/>
-          <w:szCs w:val="24"/>
-        </w:rPr>
-        <w:t>attenstion</w:t>
-      </w:r>
-      <w:proofErr w:type="spellEnd"/>
-      <w:r>
-        <w:rPr>
-          <w:rFonts w:ascii="Times New Roman" w:eastAsia="Times New Roman" w:hAnsi="Times New Roman" w:cs="Times New Roman"/>
-          <w:sz w:val="24"/>
-          <w:szCs w:val="24"/>
-        </w:rPr>
-        <w:t xml:space="preserve"> all what u need</w:t>
+        <w:t>is the aboce steps compy with the paper attenstion all what u need</w:t>
       </w:r>
     </w:p>
     <w:p>
@@ -21171,6 +21237,7 @@
           <w:sz w:val="24"/>
           <w:szCs w:val="24"/>
         </w:rPr>
+        <w:lastRenderedPageBreak/>
         <w:t xml:space="preserve">Scale by </w:t>
       </w:r>
       <m:oMath>
@@ -21243,7 +21310,6 @@
         </w:rPr>
         <w:t xml:space="preserve">Apply </w:t>
       </w:r>
-      <w:proofErr w:type="spellStart"/>
       <w:r>
         <w:rPr>
           <w:rFonts w:ascii="Times New Roman" w:eastAsia="Times New Roman" w:hAnsi="Times New Roman" w:cs="Times New Roman"/>
@@ -21254,7 +21320,6 @@
         </w:rPr>
         <w:t>softmax</w:t>
       </w:r>
-      <w:proofErr w:type="spellEnd"/>
     </w:p>
     <w:p>
       <w:pPr>
@@ -21700,23 +21765,13 @@
                 <w:szCs w:val="24"/>
               </w:rPr>
             </w:pPr>
-            <w:proofErr w:type="spellStart"/>
             <w:r>
               <w:rPr>
                 <w:rFonts w:ascii="Times New Roman" w:eastAsia="Times New Roman" w:hAnsi="Times New Roman" w:cs="Times New Roman"/>
                 <w:sz w:val="24"/>
                 <w:szCs w:val="24"/>
               </w:rPr>
-              <w:t>softmax</w:t>
-            </w:r>
-            <w:proofErr w:type="spellEnd"/>
-            <w:r>
-              <w:rPr>
-                <w:rFonts w:ascii="Times New Roman" w:eastAsia="Times New Roman" w:hAnsi="Times New Roman" w:cs="Times New Roman"/>
-                <w:sz w:val="24"/>
-                <w:szCs w:val="24"/>
-              </w:rPr>
-              <w:t xml:space="preserve"> weights</w:t>
+              <w:t>softmax weights</w:t>
             </w:r>
           </w:p>
         </w:tc>
@@ -21845,7 +21900,6 @@
           <w:sz w:val="48"/>
           <w:szCs w:val="48"/>
         </w:rPr>
-        <w:lastRenderedPageBreak/>
         <w:t>2️</w:t>
       </w:r>
       <w:r>
@@ -22407,6 +22461,7 @@
           <w:sz w:val="24"/>
           <w:szCs w:val="24"/>
         </w:rPr>
+        <w:lastRenderedPageBreak/>
         <w:t>Paper:</w:t>
       </w:r>
     </w:p>
@@ -22962,7 +23017,6 @@
           <w:sz w:val="24"/>
           <w:szCs w:val="24"/>
         </w:rPr>
-        <w:lastRenderedPageBreak/>
         <w:t>after attention.</w:t>
       </w:r>
     </w:p>
@@ -23460,6 +23514,7 @@
           <w:sz w:val="24"/>
           <w:szCs w:val="24"/>
         </w:rPr>
+        <w:lastRenderedPageBreak/>
         <w:pict w14:anchorId="132691D3">
           <v:rect id="_x0000_i1038" style="width:0;height:1.5pt" o:hralign="center" o:hrstd="t" o:hr="t" fillcolor="#a0a0a0" stroked="f"/>
         </w:pict>
@@ -23802,7 +23857,6 @@
           <w:sz w:val="24"/>
           <w:szCs w:val="24"/>
         </w:rPr>
-        <w:lastRenderedPageBreak/>
         <w:pict w14:anchorId="49B508A5">
           <v:rect id="_x0000_i1039" style="width:0;height:1.5pt" o:hralign="center" o:hrstd="t" o:hr="t" fillcolor="#a0a0a0" stroked="f"/>
         </w:pict>
@@ -24244,6 +24298,7 @@
           <w:sz w:val="20"/>
           <w:szCs w:val="20"/>
         </w:rPr>
+        <w:lastRenderedPageBreak/>
         <w:t>Input: "nearest gas station"</w:t>
       </w:r>
       <w:r>
@@ -24466,18 +24521,17 @@
           <w:szCs w:val="20"/>
         </w:rPr>
         <w:br/>
-        <w:t xml:space="preserve">Add + </w:t>
-      </w:r>
-      <w:proofErr w:type="spellStart"/>
+        <w:t>Add + LayerNorm</w:t>
+      </w:r>
       <w:r>
         <w:rPr>
           <w:rFonts w:ascii="Courier New" w:eastAsia="Times New Roman" w:hAnsi="Courier New" w:cs="Courier New"/>
           <w:sz w:val="20"/>
           <w:szCs w:val="20"/>
         </w:rPr>
-        <w:t>LayerNorm</w:t>
-      </w:r>
-      <w:proofErr w:type="spellEnd"/>
+        <w:br/>
+        <w:t>↓</w:t>
+      </w:r>
       <w:r>
         <w:rPr>
           <w:rFonts w:ascii="Courier New" w:eastAsia="Times New Roman" w:hAnsi="Courier New" w:cs="Courier New"/>
@@ -24485,6 +24539,7 @@
           <w:szCs w:val="20"/>
         </w:rPr>
         <w:br/>
+        <w:t>Feed-Forward Network</w:t>
       </w:r>
       <w:r>
         <w:rPr>
@@ -24492,7 +24547,7 @@
           <w:sz w:val="20"/>
           <w:szCs w:val="20"/>
         </w:rPr>
-        <w:lastRenderedPageBreak/>
+        <w:br/>
         <w:t>↓</w:t>
       </w:r>
       <w:r>
@@ -24502,36 +24557,8 @@
           <w:szCs w:val="20"/>
         </w:rPr>
         <w:br/>
-        <w:t>Feed-Forward Network</w:t>
-      </w:r>
-      <w:r>
-        <w:rPr>
-          <w:rFonts w:ascii="Courier New" w:eastAsia="Times New Roman" w:hAnsi="Courier New" w:cs="Courier New"/>
-          <w:sz w:val="20"/>
-          <w:szCs w:val="20"/>
-        </w:rPr>
-        <w:br/>
-        <w:t>↓</w:t>
-      </w:r>
-      <w:r>
-        <w:rPr>
-          <w:rFonts w:ascii="Courier New" w:eastAsia="Times New Roman" w:hAnsi="Courier New" w:cs="Courier New"/>
-          <w:sz w:val="20"/>
-          <w:szCs w:val="20"/>
-        </w:rPr>
-        <w:br/>
-        <w:t xml:space="preserve">Add + </w:t>
-      </w:r>
-      <w:proofErr w:type="spellStart"/>
-      <w:r>
-        <w:rPr>
-          <w:rFonts w:ascii="Courier New" w:eastAsia="Times New Roman" w:hAnsi="Courier New" w:cs="Courier New"/>
-          <w:sz w:val="20"/>
-          <w:szCs w:val="20"/>
-        </w:rPr>
-        <w:t>LayerNorm</w:t>
-      </w:r>
-      <w:proofErr w:type="spellEnd"/>
+        <w:t>Add + LayerNorm</w:t>
+      </w:r>
       <w:r>
         <w:rPr>
           <w:rFonts w:ascii="Courier New" w:eastAsia="Times New Roman" w:hAnsi="Courier New" w:cs="Courier New"/>
@@ -25102,6 +25129,7 @@
           <w:sz w:val="24"/>
           <w:szCs w:val="24"/>
         </w:rPr>
+        <w:lastRenderedPageBreak/>
         <w:t xml:space="preserve">to make the </w:t>
       </w:r>
       <w:r>
@@ -25384,13 +25412,8 @@
         <w:pStyle w:val="Heading2"/>
       </w:pPr>
       <w:bookmarkStart w:id="39" w:name="_Toc224631516"/>
-      <w:proofErr w:type="spellStart"/>
-      <w:r>
-        <w:t>Softmax</w:t>
-      </w:r>
-      <w:proofErr w:type="spellEnd"/>
-      <w:r>
-        <w:t xml:space="preserve"> Attention Weights (example first row)</w:t>
+      <w:r>
+        <w:t>Softmax Attention Weights (example first row)</w:t>
       </w:r>
       <w:bookmarkEnd w:id="39"/>
     </w:p>
@@ -25405,15 +25428,7 @@
       </w:pPr>
       <w:bookmarkStart w:id="40" w:name="_Toc224631517"/>
       <w:r>
-        <w:t xml:space="preserve">Context Vectors Z = </w:t>
-      </w:r>
-      <w:proofErr w:type="spellStart"/>
-      <w:r>
-        <w:t>softmax</w:t>
-      </w:r>
-      <w:proofErr w:type="spellEnd"/>
-      <w:r>
-        <w:t>(QK^T) * V</w:t>
+        <w:t>Context Vectors Z = softmax(QK^T) * V</w:t>
       </w:r>
       <w:bookmarkEnd w:id="40"/>
     </w:p>
@@ -25444,6 +25459,7 @@
       </w:pPr>
       <w:bookmarkStart w:id="41" w:name="_Toc224631518"/>
       <w:r>
+        <w:lastRenderedPageBreak/>
         <w:t>Sentence Representation (Average Pooling)</w:t>
       </w:r>
       <w:bookmarkEnd w:id="41"/>
@@ -25525,20 +25541,10 @@
       </w:r>
       <w:r>
         <w:br/>
-      </w:r>
-      <w:proofErr w:type="spellStart"/>
-      <w:r>
-        <w:t>find_place</w:t>
-      </w:r>
-      <w:proofErr w:type="spellEnd"/>
-      <w:r>
-        <w:t xml:space="preserve"> = 1.1*0.423 + 0.9*0.533 = 0.945</w:t>
+        <w:t>find_place = 1.1*0.423 + 0.9*0.533 = 0.945</w:t>
       </w:r>
       <w:r>
         <w:br/>
-      </w:r>
-      <w:r>
-        <w:lastRenderedPageBreak/>
         <w:t>weather = 0.4*0.423 + 0.7*0.533 = 0.542</w:t>
       </w:r>
       <w:r>
@@ -25551,25 +25557,15 @@
         <w:pStyle w:val="Heading2"/>
       </w:pPr>
       <w:bookmarkStart w:id="43" w:name="_Toc224631520"/>
-      <w:proofErr w:type="spellStart"/>
-      <w:r>
-        <w:t>Softmax</w:t>
-      </w:r>
-      <w:proofErr w:type="spellEnd"/>
-      <w:r>
-        <w:t xml:space="preserve"> Intent Probabilities</w:t>
+      <w:r>
+        <w:t>Softmax Intent Probabilities</w:t>
       </w:r>
       <w:bookmarkEnd w:id="43"/>
     </w:p>
     <w:p>
       <w:r>
-        <w:t xml:space="preserve">[0.462, 0.309, 0.229] -&gt; predicted intent = </w:t>
-      </w:r>
-      <w:proofErr w:type="spellStart"/>
-      <w:r>
-        <w:t>find_place</w:t>
-      </w:r>
-      <w:proofErr w:type="spellEnd"/>
+        <w:t>[0.462, 0.309, 0.229] -&gt; predicted intent = find_place</w:t>
+      </w:r>
     </w:p>
     <w:p>
       <w:pPr>
@@ -25583,13 +25579,8 @@
     </w:p>
     <w:p>
       <w:r>
-        <w:t xml:space="preserve">[1, 0, 0]  -&gt; correct label = </w:t>
-      </w:r>
-      <w:proofErr w:type="spellStart"/>
-      <w:r>
-        <w:t>find_place</w:t>
-      </w:r>
-      <w:proofErr w:type="spellEnd"/>
+        <w:t>[1, 0, 0]  -&gt; correct label = find_place</w:t>
+      </w:r>
     </w:p>
     <w:p>
       <w:pPr>
@@ -25623,22 +25614,9 @@
       </w:pPr>
       <w:bookmarkStart w:id="47" w:name="_Toc224631524"/>
       <w:r>
-        <w:t>Backpropagation updates embeddings and attention weights so that next time the probability of '</w:t>
-      </w:r>
-      <w:proofErr w:type="spellStart"/>
-      <w:r>
-        <w:t>find_place</w:t>
-      </w:r>
-      <w:proofErr w:type="spellEnd"/>
-      <w:r>
-        <w:t xml:space="preserve">' </w:t>
-      </w:r>
-      <w:proofErr w:type="spellStart"/>
-      <w:r>
-        <w:t>incre</w:t>
+        <w:t>Backpropagation updates embeddings and attention weights so that next time the probability of 'find_place' incre</w:t>
       </w:r>
       <w:bookmarkEnd w:id="47"/>
-      <w:proofErr w:type="spellEnd"/>
     </w:p>
     <w:sectPr>
       <w:footerReference w:type="default" r:id="rId8"/>

--- a/doc/mkhalil/transformer_attention_example-1.docx
+++ b/doc/mkhalil/transformer_attention_example-1.docx
@@ -9,15 +9,7 @@
         <w:jc w:val="center"/>
       </w:pPr>
       <w:r>
-        <w:t xml:space="preserve">Attention is all what you </w:t>
-      </w:r>
-      <w:proofErr w:type="gramStart"/>
-      <w:r>
-        <w:t>need</w:t>
-      </w:r>
-      <w:proofErr w:type="gramEnd"/>
-      <w:r>
-        <w:t xml:space="preserve"> example 1</w:t>
+        <w:t>Attention is all what you need example 1</w:t>
       </w:r>
     </w:p>
     <w:p>
@@ -7778,21 +7770,12 @@
         </w:rPr>
         <w:t xml:space="preserve"> </w:t>
       </w:r>
-      <w:proofErr w:type="gramStart"/>
       <w:r>
         <w:rPr>
           <w:rStyle w:val="Heading3Char"/>
           <w:b/>
         </w:rPr>
-        <w:t>Compute</w:t>
-      </w:r>
-      <w:proofErr w:type="gramEnd"/>
-      <w:r>
-        <w:rPr>
-          <w:rStyle w:val="Heading3Char"/>
-          <w:b/>
-        </w:rPr>
-        <w:t xml:space="preserve"> Query Matrix</w:t>
+        <w:t>Compute Query Matrix</w:t>
       </w:r>
       <w:bookmarkEnd w:id="8"/>
     </w:p>
@@ -8581,23 +8564,7 @@
           <w:i w:val="0"/>
           <w:iCs/>
         </w:rPr>
-        <w:t xml:space="preserve"> </w:t>
-      </w:r>
-      <w:proofErr w:type="gramStart"/>
-      <w:r>
-        <w:rPr>
-          <w:i w:val="0"/>
-          <w:iCs/>
-        </w:rPr>
-        <w:t>Compute</w:t>
-      </w:r>
-      <w:proofErr w:type="gramEnd"/>
-      <w:r>
-        <w:rPr>
-          <w:i w:val="0"/>
-          <w:iCs/>
-        </w:rPr>
-        <w:t xml:space="preserve"> Key </w:t>
+        <w:t xml:space="preserve"> Compute Key </w:t>
       </w:r>
       <w:bookmarkEnd w:id="9"/>
       <w:r>
@@ -9073,23 +9040,13 @@
         </w:rPr>
         <w:t xml:space="preserve"> </w:t>
       </w:r>
-      <w:proofErr w:type="gramStart"/>
       <w:r>
         <w:rPr>
           <w:rStyle w:val="Heading3Char"/>
           <w:b/>
           <w:bCs/>
         </w:rPr>
-        <w:t>Compute</w:t>
-      </w:r>
-      <w:proofErr w:type="gramEnd"/>
-      <w:r>
-        <w:rPr>
-          <w:rStyle w:val="Heading3Char"/>
-          <w:b/>
-          <w:bCs/>
-        </w:rPr>
-        <w:t xml:space="preserve"> Value Matrix</w:t>
+        <w:t>Compute Value Matrix</w:t>
       </w:r>
       <w:bookmarkEnd w:id="10"/>
     </w:p>
@@ -9345,13 +9302,8 @@
       <w:pPr>
         <w:pStyle w:val="Heading3"/>
       </w:pPr>
-      <w:proofErr w:type="gramStart"/>
-      <w:r>
-        <w:t>Compute</w:t>
-      </w:r>
-      <w:proofErr w:type="gramEnd"/>
-      <w:r>
-        <w:t xml:space="preserve"> Attention Scores </w:t>
+      <w:r>
+        <w:t xml:space="preserve">Compute Attention Scores </w:t>
       </w:r>
       <m:oMath>
         <m:r>
@@ -9663,13 +9615,8 @@
       <w:pPr>
         <w:pStyle w:val="Heading3"/>
       </w:pPr>
-      <w:proofErr w:type="gramStart"/>
-      <w:r>
-        <w:t>Compute</w:t>
-      </w:r>
-      <w:proofErr w:type="gramEnd"/>
-      <w:r>
-        <w:t xml:space="preserve"> Attention Scores</w:t>
+      <w:r>
+        <w:t>Compute Attention Scores</w:t>
       </w:r>
       <w:r>
         <w:t xml:space="preserve"> </w:t>
@@ -10609,23 +10556,13 @@
           </m:r>
         </m:oMath>
       </m:oMathPara>
-      <w:proofErr w:type="gramStart"/>
-      <w:r>
-        <w:rPr>
-          <w:rFonts w:ascii="Times New Roman" w:eastAsia="Times New Roman" w:hAnsi="Times New Roman" w:cs="Times New Roman"/>
-          <w:sz w:val="24"/>
-          <w:szCs w:val="24"/>
-        </w:rPr>
-        <w:t>So</w:t>
-      </w:r>
-      <w:proofErr w:type="gramEnd"/>
-      <w:r>
-        <w:rPr>
-          <w:rFonts w:ascii="Times New Roman" w:eastAsia="Times New Roman" w:hAnsi="Times New Roman" w:cs="Times New Roman"/>
-          <w:sz w:val="24"/>
-          <w:szCs w:val="24"/>
-        </w:rPr>
-        <w:t xml:space="preserve"> the scaled matrix is:</w:t>
+      <w:r>
+        <w:rPr>
+          <w:rFonts w:ascii="Times New Roman" w:eastAsia="Times New Roman" w:hAnsi="Times New Roman" w:cs="Times New Roman"/>
+          <w:sz w:val="24"/>
+          <w:szCs w:val="24"/>
+        </w:rPr>
+        <w:t>So the scaled matrix is:</w:t>
       </w:r>
     </w:p>
     <w:p>
@@ -11317,23 +11254,7 @@
         <w:ind w:left="720"/>
       </w:pPr>
       <w:r>
-        <w:t>Row 1</w:t>
-      </w:r>
-      <w:proofErr w:type="gramStart"/>
-      <w:r>
-        <w:t>:  [</w:t>
-      </w:r>
-      <w:proofErr w:type="gramEnd"/>
-      <w:r>
-        <w:t xml:space="preserve">.3036   0.2139    </w:t>
-      </w:r>
-      <w:proofErr w:type="gramStart"/>
-      <w:r>
-        <w:t>0.2438  .</w:t>
-      </w:r>
-      <w:proofErr w:type="gramEnd"/>
-      <w:r>
-        <w:t>2694]</w:t>
+        <w:t>Row 1:  [.3036   0.2139    0.2438  .2694]</w:t>
       </w:r>
     </w:p>
     <w:p>
@@ -11982,23 +11903,13 @@
           </m:r>
         </m:oMath>
       </m:oMathPara>
-      <w:proofErr w:type="gramStart"/>
-      <w:r>
-        <w:rPr>
-          <w:rFonts w:ascii="Times New Roman" w:eastAsia="Times New Roman" w:hAnsi="Times New Roman" w:cs="Times New Roman"/>
-          <w:sz w:val="24"/>
-          <w:szCs w:val="24"/>
-        </w:rPr>
-        <w:t>So</w:t>
-      </w:r>
-      <w:proofErr w:type="gramEnd"/>
-      <w:r>
-        <w:rPr>
-          <w:rFonts w:ascii="Times New Roman" w:eastAsia="Times New Roman" w:hAnsi="Times New Roman" w:cs="Times New Roman"/>
-          <w:sz w:val="24"/>
-          <w:szCs w:val="24"/>
-        </w:rPr>
-        <w:t xml:space="preserve"> we get:</w:t>
+      <w:r>
+        <w:rPr>
+          <w:rFonts w:ascii="Times New Roman" w:eastAsia="Times New Roman" w:hAnsi="Times New Roman" w:cs="Times New Roman"/>
+          <w:sz w:val="24"/>
+          <w:szCs w:val="24"/>
+        </w:rPr>
+        <w:t>So we get:</w:t>
       </w:r>
     </w:p>
     <w:p>
@@ -16764,13 +16675,8 @@
         </w:rPr>
         <w:t xml:space="preserve"> </w:t>
       </w:r>
-      <w:proofErr w:type="gramStart"/>
-      <w:r>
-        <w:t>Compute</w:t>
-      </w:r>
-      <w:proofErr w:type="gramEnd"/>
-      <w:r>
-        <w:t xml:space="preserve"> Context Vectors</w:t>
+      <w:r>
+        <w:t>Compute Context Vectors</w:t>
       </w:r>
       <w:bookmarkEnd w:id="13"/>
     </w:p>
@@ -17533,7 +17439,23 @@
               <w:sz w:val="32"/>
               <w:szCs w:val="32"/>
             </w:rPr>
-            <m:t>=[0.453,0.549]</m:t>
+            <m:t>=[0.453</m:t>
+          </m:r>
+          <m:r>
+            <w:rPr>
+              <w:rFonts w:ascii="Cambria Math" w:eastAsia="Times New Roman" w:hAnsi="Cambria Math" w:cs="Times New Roman"/>
+              <w:sz w:val="32"/>
+              <w:szCs w:val="32"/>
+            </w:rPr>
+            <m:t xml:space="preserve">   </m:t>
+          </m:r>
+          <m:r>
+            <w:rPr>
+              <w:rFonts w:ascii="Cambria Math" w:eastAsia="Times New Roman" w:hAnsi="Cambria Math" w:cs="Times New Roman"/>
+              <w:sz w:val="32"/>
+              <w:szCs w:val="32"/>
+            </w:rPr>
+            <m:t>0.549]</m:t>
           </m:r>
           <m:r>
             <m:rPr>
@@ -17559,23 +17481,13 @@
           <w:szCs w:val="28"/>
         </w:rPr>
       </w:pPr>
-      <w:proofErr w:type="gramStart"/>
       <w:r>
         <w:rPr>
           <w:rFonts w:eastAsia="Times New Roman" w:cs="Times New Roman"/>
           <w:sz w:val="28"/>
           <w:szCs w:val="28"/>
         </w:rPr>
-        <w:t>Similarly</w:t>
-      </w:r>
-      <w:proofErr w:type="gramEnd"/>
-      <w:r>
-        <w:rPr>
-          <w:rFonts w:eastAsia="Times New Roman" w:cs="Times New Roman"/>
-          <w:sz w:val="28"/>
-          <w:szCs w:val="28"/>
-        </w:rPr>
-        <w:t xml:space="preserve"> we obtain:</w:t>
+        <w:t>Similarly we obtain:</w:t>
       </w:r>
     </w:p>
     <w:p>
@@ -17932,7 +17844,6 @@
           <w:szCs w:val="24"/>
         </w:rPr>
       </w:pPr>
-      <w:proofErr w:type="gramStart"/>
       <w:r>
         <w:rPr>
           <w:rFonts w:ascii="Cambria Math" w:eastAsia="Times New Roman" w:hAnsi="Cambria Math" w:cs="Times New Roman"/>
@@ -17941,7 +17852,6 @@
         </w:rPr>
         <w:t>Where</w:t>
       </w:r>
-      <w:proofErr w:type="gramEnd"/>
     </w:p>
     <w:p>
       <w:pPr>
@@ -18383,7 +18293,23 @@
               <w:sz w:val="32"/>
               <w:szCs w:val="32"/>
             </w:rPr>
-            <m:t>0.423,0.533]</m:t>
+            <m:t>0.423</m:t>
+          </m:r>
+          <m:r>
+            <w:rPr>
+              <w:rFonts w:ascii="Cambria Math" w:eastAsia="Times New Roman" w:hAnsi="Cambria Math" w:cs="Times New Roman"/>
+              <w:sz w:val="32"/>
+              <w:szCs w:val="32"/>
+            </w:rPr>
+            <m:t xml:space="preserve">   </m:t>
+          </m:r>
+          <m:r>
+            <w:rPr>
+              <w:rFonts w:ascii="Cambria Math" w:eastAsia="Times New Roman" w:hAnsi="Cambria Math" w:cs="Times New Roman"/>
+              <w:sz w:val="32"/>
+              <w:szCs w:val="32"/>
+            </w:rPr>
+            <m:t>0.533]</m:t>
           </m:r>
           <m:r>
             <m:rPr>
@@ -18628,13 +18554,8 @@
         <w:pStyle w:val="Heading3"/>
       </w:pPr>
       <w:bookmarkStart w:id="18" w:name="_Toc224631495"/>
-      <w:proofErr w:type="gramStart"/>
-      <w:r>
-        <w:t>Compute</w:t>
-      </w:r>
-      <w:proofErr w:type="gramEnd"/>
-      <w:r>
-        <w:t xml:space="preserve"> Logits</w:t>
+      <w:r>
+        <w:t>Compute Logits</w:t>
       </w:r>
       <w:bookmarkEnd w:id="18"/>
     </w:p>
@@ -19421,33 +19342,15 @@
           <w:sz w:val="24"/>
           <w:szCs w:val="24"/>
         </w:rPr>
-        <w:t xml:space="preserve">p </w:t>
-      </w:r>
-      <w:proofErr w:type="gramStart"/>
-      <w:r>
-        <w:rPr>
-          <w:rFonts w:ascii="Times New Roman" w:eastAsia="Times New Roman" w:hAnsi="Times New Roman" w:cs="Times New Roman"/>
-          <w:sz w:val="24"/>
-          <w:szCs w:val="24"/>
-        </w:rPr>
-        <w:t xml:space="preserve">= </w:t>
-      </w:r>
-      <w:r>
-        <w:rPr>
-          <w:rFonts w:ascii="Times New Roman" w:eastAsia="Times New Roman" w:hAnsi="Times New Roman" w:cs="Times New Roman"/>
-          <w:sz w:val="24"/>
-          <w:szCs w:val="24"/>
-        </w:rPr>
-        <w:t xml:space="preserve"> 0.462</w:t>
-      </w:r>
-      <w:proofErr w:type="gramEnd"/>
-      <w:r>
-        <w:rPr>
-          <w:rFonts w:ascii="Times New Roman" w:eastAsia="Times New Roman" w:hAnsi="Times New Roman" w:cs="Times New Roman"/>
-          <w:sz w:val="24"/>
-          <w:szCs w:val="24"/>
-        </w:rPr>
-        <w:t xml:space="preserve">      0.309       0.229]</w:t>
+        <w:t xml:space="preserve">p = </w:t>
+      </w:r>
+      <w:r>
+        <w:rPr>
+          <w:rFonts w:ascii="Times New Roman" w:eastAsia="Times New Roman" w:hAnsi="Times New Roman" w:cs="Times New Roman"/>
+          <w:sz w:val="24"/>
+          <w:szCs w:val="24"/>
+        </w:rPr>
+        <w:t xml:space="preserve"> 0.462      0.309       0.229]</w:t>
       </w:r>
     </w:p>
     <w:p>
@@ -21548,7 +21451,6 @@
           <w:u w:val="single"/>
         </w:rPr>
       </w:pPr>
-      <w:proofErr w:type="gramStart"/>
       <w:r>
         <w:rPr>
           <w:rFonts w:ascii="Times New Roman" w:eastAsia="Times New Roman" w:hAnsi="Times New Roman" w:cs="Times New Roman"/>
@@ -21558,19 +21460,7 @@
           <w:szCs w:val="28"/>
           <w:u w:val="single"/>
         </w:rPr>
-        <w:t>So</w:t>
-      </w:r>
-      <w:proofErr w:type="gramEnd"/>
-      <w:r>
-        <w:rPr>
-          <w:rFonts w:ascii="Times New Roman" w:eastAsia="Times New Roman" w:hAnsi="Times New Roman" w:cs="Times New Roman"/>
-          <w:b/>
-          <w:bCs/>
-          <w:sz w:val="28"/>
-          <w:szCs w:val="28"/>
-          <w:u w:val="single"/>
-        </w:rPr>
-        <w:t xml:space="preserve"> we need two pieces:</w:t>
+        <w:t>So we need two pieces:</w:t>
       </w:r>
     </w:p>
     <w:p>
@@ -24801,10 +24691,8 @@
         <w:ind w:left="1440"/>
         <w:rPr>
           <w:rFonts w:ascii="Times New Roman" w:eastAsia="Times New Roman" w:hAnsi="Times New Roman" w:cs="Times New Roman"/>
-          <w:b/>
-          <w:bCs/>
-          <w:sz w:val="28"/>
-          <w:szCs w:val="28"/>
+          <w:sz w:val="24"/>
+          <w:szCs w:val="24"/>
         </w:rPr>
       </w:pPr>
       <m:oMathPara>
@@ -24817,22 +24705,20 @@
               <m:ctrlPr>
                 <w:rPr>
                   <w:rFonts w:ascii="Cambria Math" w:eastAsia="Times New Roman" w:hAnsi="Cambria Math" w:cs="Times New Roman"/>
-                  <w:b/>
-                  <w:bCs/>
-                  <w:sz w:val="28"/>
-                  <w:szCs w:val="28"/>
+                  <w:sz w:val="24"/>
+                  <w:szCs w:val="24"/>
                 </w:rPr>
               </m:ctrlPr>
             </m:fPr>
             <m:num>
               <m:r>
                 <m:rPr>
-                  <m:sty m:val="b"/>
+                  <m:sty m:val="p"/>
                 </m:rPr>
                 <w:rPr>
                   <w:rFonts w:ascii="Cambria Math" w:eastAsia="Times New Roman" w:hAnsi="Cambria Math" w:cs="Times New Roman"/>
-                  <w:sz w:val="28"/>
-                  <w:szCs w:val="28"/>
+                  <w:sz w:val="24"/>
+                  <w:szCs w:val="24"/>
                 </w:rPr>
                 <m:t>∂</m:t>
               </m:r>
@@ -24841,35 +24727,27 @@
                   <m:ctrlPr>
                     <w:rPr>
                       <w:rFonts w:ascii="Cambria Math" w:eastAsia="Times New Roman" w:hAnsi="Cambria Math" w:cs="Times New Roman"/>
-                      <w:b/>
-                      <w:bCs/>
-                      <w:sz w:val="28"/>
-                      <w:szCs w:val="28"/>
+                      <w:sz w:val="24"/>
+                      <w:szCs w:val="24"/>
                     </w:rPr>
                   </m:ctrlPr>
                 </m:sSubPr>
                 <m:e>
                   <m:r>
-                    <m:rPr>
-                      <m:sty m:val="bi"/>
-                    </m:rPr>
                     <w:rPr>
                       <w:rFonts w:ascii="Cambria Math" w:eastAsia="Times New Roman" w:hAnsi="Cambria Math" w:cs="Times New Roman"/>
-                      <w:sz w:val="28"/>
-                      <w:szCs w:val="28"/>
+                      <w:sz w:val="24"/>
+                      <w:szCs w:val="24"/>
                     </w:rPr>
                     <m:t>p</m:t>
                   </m:r>
                 </m:e>
                 <m:sub>
                   <m:r>
-                    <m:rPr>
-                      <m:sty m:val="bi"/>
-                    </m:rPr>
                     <w:rPr>
                       <w:rFonts w:ascii="Cambria Math" w:eastAsia="Times New Roman" w:hAnsi="Cambria Math" w:cs="Times New Roman"/>
-                      <w:sz w:val="28"/>
-                      <w:szCs w:val="28"/>
+                      <w:sz w:val="24"/>
+                      <w:szCs w:val="24"/>
                     </w:rPr>
                     <m:t>i</m:t>
                   </m:r>
@@ -24879,12 +24757,12 @@
             <m:den>
               <m:r>
                 <m:rPr>
-                  <m:sty m:val="b"/>
+                  <m:sty m:val="p"/>
                 </m:rPr>
                 <w:rPr>
                   <w:rFonts w:ascii="Cambria Math" w:eastAsia="Times New Roman" w:hAnsi="Cambria Math" w:cs="Times New Roman"/>
-                  <w:sz w:val="28"/>
-                  <w:szCs w:val="28"/>
+                  <w:sz w:val="24"/>
+                  <w:szCs w:val="24"/>
                 </w:rPr>
                 <m:t>∂</m:t>
               </m:r>
@@ -24893,35 +24771,27 @@
                   <m:ctrlPr>
                     <w:rPr>
                       <w:rFonts w:ascii="Cambria Math" w:eastAsia="Times New Roman" w:hAnsi="Cambria Math" w:cs="Times New Roman"/>
-                      <w:b/>
-                      <w:bCs/>
-                      <w:sz w:val="28"/>
-                      <w:szCs w:val="28"/>
+                      <w:sz w:val="24"/>
+                      <w:szCs w:val="24"/>
                     </w:rPr>
                   </m:ctrlPr>
                 </m:sSubPr>
                 <m:e>
                   <m:r>
-                    <m:rPr>
-                      <m:sty m:val="bi"/>
-                    </m:rPr>
                     <w:rPr>
                       <w:rFonts w:ascii="Cambria Math" w:eastAsia="Times New Roman" w:hAnsi="Cambria Math" w:cs="Times New Roman"/>
-                      <w:sz w:val="28"/>
-                      <w:szCs w:val="28"/>
+                      <w:sz w:val="24"/>
+                      <w:szCs w:val="24"/>
                     </w:rPr>
                     <m:t>z</m:t>
                   </m:r>
                 </m:e>
                 <m:sub>
                   <m:r>
-                    <m:rPr>
-                      <m:sty m:val="bi"/>
-                    </m:rPr>
                     <w:rPr>
                       <w:rFonts w:ascii="Cambria Math" w:eastAsia="Times New Roman" w:hAnsi="Cambria Math" w:cs="Times New Roman"/>
-                      <w:sz w:val="28"/>
-                      <w:szCs w:val="28"/>
+                      <w:sz w:val="24"/>
+                      <w:szCs w:val="24"/>
                     </w:rPr>
                     <m:t>k</m:t>
                   </m:r>
@@ -24930,13 +24800,10 @@
             </m:den>
           </m:f>
           <m:r>
-            <m:rPr>
-              <m:sty m:val="bi"/>
-            </m:rPr>
             <w:rPr>
               <w:rFonts w:ascii="Cambria Math" w:eastAsia="Times New Roman" w:hAnsi="Cambria Math" w:cs="Times New Roman"/>
-              <w:sz w:val="28"/>
-              <w:szCs w:val="28"/>
+              <w:sz w:val="24"/>
+              <w:szCs w:val="24"/>
             </w:rPr>
             <m:t>=</m:t>
           </m:r>
@@ -24945,22 +24812,17 @@
               <m:ctrlPr>
                 <w:rPr>
                   <w:rFonts w:ascii="Cambria Math" w:eastAsia="Times New Roman" w:hAnsi="Cambria Math" w:cs="Times New Roman"/>
-                  <w:b/>
-                  <w:bCs/>
-                  <w:sz w:val="28"/>
-                  <w:szCs w:val="28"/>
+                  <w:sz w:val="24"/>
+                  <w:szCs w:val="24"/>
                 </w:rPr>
               </m:ctrlPr>
             </m:fPr>
             <m:num>
               <m:r>
-                <m:rPr>
-                  <m:sty m:val="bi"/>
-                </m:rPr>
-                <w:rPr>
-                  <w:rFonts w:ascii="Cambria Math" w:eastAsia="Times New Roman" w:hAnsi="Cambria Math" w:cs="Times New Roman"/>
-                  <w:sz w:val="28"/>
-                  <w:szCs w:val="28"/>
+                <w:rPr>
+                  <w:rFonts w:ascii="Cambria Math" w:eastAsia="Times New Roman" w:hAnsi="Cambria Math" w:cs="Times New Roman"/>
+                  <w:sz w:val="24"/>
+                  <w:szCs w:val="24"/>
                 </w:rPr>
                 <m:t>0⋅S-</m:t>
               </m:r>
@@ -24969,22 +24831,17 @@
                   <m:ctrlPr>
                     <w:rPr>
                       <w:rFonts w:ascii="Cambria Math" w:eastAsia="Times New Roman" w:hAnsi="Cambria Math" w:cs="Times New Roman"/>
-                      <w:b/>
-                      <w:bCs/>
-                      <w:sz w:val="28"/>
-                      <w:szCs w:val="28"/>
+                      <w:sz w:val="24"/>
+                      <w:szCs w:val="24"/>
                     </w:rPr>
                   </m:ctrlPr>
                 </m:sSupPr>
                 <m:e>
                   <m:r>
-                    <m:rPr>
-                      <m:sty m:val="bi"/>
-                    </m:rPr>
                     <w:rPr>
                       <w:rFonts w:ascii="Cambria Math" w:eastAsia="Times New Roman" w:hAnsi="Cambria Math" w:cs="Times New Roman"/>
-                      <w:sz w:val="28"/>
-                      <w:szCs w:val="28"/>
+                      <w:sz w:val="24"/>
+                      <w:szCs w:val="24"/>
                     </w:rPr>
                     <m:t>e</m:t>
                   </m:r>
@@ -24995,35 +24852,27 @@
                       <m:ctrlPr>
                         <w:rPr>
                           <w:rFonts w:ascii="Cambria Math" w:eastAsia="Times New Roman" w:hAnsi="Cambria Math" w:cs="Times New Roman"/>
-                          <w:b/>
-                          <w:bCs/>
-                          <w:sz w:val="28"/>
-                          <w:szCs w:val="28"/>
+                          <w:sz w:val="24"/>
+                          <w:szCs w:val="24"/>
                         </w:rPr>
                       </m:ctrlPr>
                     </m:sSubPr>
                     <m:e>
                       <m:r>
-                        <m:rPr>
-                          <m:sty m:val="bi"/>
-                        </m:rPr>
                         <w:rPr>
                           <w:rFonts w:ascii="Cambria Math" w:eastAsia="Times New Roman" w:hAnsi="Cambria Math" w:cs="Times New Roman"/>
-                          <w:sz w:val="28"/>
-                          <w:szCs w:val="28"/>
+                          <w:sz w:val="24"/>
+                          <w:szCs w:val="24"/>
                         </w:rPr>
                         <m:t>z</m:t>
                       </m:r>
                     </m:e>
                     <m:sub>
                       <m:r>
-                        <m:rPr>
-                          <m:sty m:val="bi"/>
-                        </m:rPr>
                         <w:rPr>
                           <w:rFonts w:ascii="Cambria Math" w:eastAsia="Times New Roman" w:hAnsi="Cambria Math" w:cs="Times New Roman"/>
-                          <w:sz w:val="28"/>
-                          <w:szCs w:val="28"/>
+                          <w:sz w:val="24"/>
+                          <w:szCs w:val="24"/>
                         </w:rPr>
                         <m:t>i</m:t>
                       </m:r>
@@ -25036,22 +24885,17 @@
                   <m:ctrlPr>
                     <w:rPr>
                       <w:rFonts w:ascii="Cambria Math" w:eastAsia="Times New Roman" w:hAnsi="Cambria Math" w:cs="Times New Roman"/>
-                      <w:b/>
-                      <w:bCs/>
-                      <w:sz w:val="28"/>
-                      <w:szCs w:val="28"/>
+                      <w:sz w:val="24"/>
+                      <w:szCs w:val="24"/>
                     </w:rPr>
                   </m:ctrlPr>
                 </m:sSupPr>
                 <m:e>
                   <m:r>
-                    <m:rPr>
-                      <m:sty m:val="bi"/>
-                    </m:rPr>
                     <w:rPr>
                       <w:rFonts w:ascii="Cambria Math" w:eastAsia="Times New Roman" w:hAnsi="Cambria Math" w:cs="Times New Roman"/>
-                      <w:sz w:val="28"/>
-                      <w:szCs w:val="28"/>
+                      <w:sz w:val="24"/>
+                      <w:szCs w:val="24"/>
                     </w:rPr>
                     <m:t>e</m:t>
                   </m:r>
@@ -25062,35 +24906,27 @@
                       <m:ctrlPr>
                         <w:rPr>
                           <w:rFonts w:ascii="Cambria Math" w:eastAsia="Times New Roman" w:hAnsi="Cambria Math" w:cs="Times New Roman"/>
-                          <w:b/>
-                          <w:bCs/>
-                          <w:sz w:val="28"/>
-                          <w:szCs w:val="28"/>
+                          <w:sz w:val="24"/>
+                          <w:szCs w:val="24"/>
                         </w:rPr>
                       </m:ctrlPr>
                     </m:sSubPr>
                     <m:e>
                       <m:r>
-                        <m:rPr>
-                          <m:sty m:val="bi"/>
-                        </m:rPr>
                         <w:rPr>
                           <w:rFonts w:ascii="Cambria Math" w:eastAsia="Times New Roman" w:hAnsi="Cambria Math" w:cs="Times New Roman"/>
-                          <w:sz w:val="28"/>
-                          <w:szCs w:val="28"/>
+                          <w:sz w:val="24"/>
+                          <w:szCs w:val="24"/>
                         </w:rPr>
                         <m:t>z</m:t>
                       </m:r>
                     </m:e>
                     <m:sub>
                       <m:r>
-                        <m:rPr>
-                          <m:sty m:val="bi"/>
-                        </m:rPr>
                         <w:rPr>
                           <w:rFonts w:ascii="Cambria Math" w:eastAsia="Times New Roman" w:hAnsi="Cambria Math" w:cs="Times New Roman"/>
-                          <w:sz w:val="28"/>
-                          <w:szCs w:val="28"/>
+                          <w:sz w:val="24"/>
+                          <w:szCs w:val="24"/>
                         </w:rPr>
                         <m:t>k</m:t>
                       </m:r>
@@ -25105,35 +24941,27 @@
                   <m:ctrlPr>
                     <w:rPr>
                       <w:rFonts w:ascii="Cambria Math" w:eastAsia="Times New Roman" w:hAnsi="Cambria Math" w:cs="Times New Roman"/>
-                      <w:b/>
-                      <w:bCs/>
-                      <w:sz w:val="28"/>
-                      <w:szCs w:val="28"/>
+                      <w:sz w:val="24"/>
+                      <w:szCs w:val="24"/>
                     </w:rPr>
                   </m:ctrlPr>
                 </m:sSupPr>
                 <m:e>
                   <m:r>
-                    <m:rPr>
-                      <m:sty m:val="bi"/>
-                    </m:rPr>
                     <w:rPr>
                       <w:rFonts w:ascii="Cambria Math" w:eastAsia="Times New Roman" w:hAnsi="Cambria Math" w:cs="Times New Roman"/>
-                      <w:sz w:val="28"/>
-                      <w:szCs w:val="28"/>
+                      <w:sz w:val="24"/>
+                      <w:szCs w:val="24"/>
                     </w:rPr>
                     <m:t>S</m:t>
                   </m:r>
                 </m:e>
                 <m:sup>
                   <m:r>
-                    <m:rPr>
-                      <m:sty m:val="bi"/>
-                    </m:rPr>
                     <w:rPr>
                       <w:rFonts w:ascii="Cambria Math" w:eastAsia="Times New Roman" w:hAnsi="Cambria Math" w:cs="Times New Roman"/>
-                      <w:sz w:val="28"/>
-                      <w:szCs w:val="28"/>
+                      <w:sz w:val="24"/>
+                      <w:szCs w:val="24"/>
                     </w:rPr>
                     <m:t>2</m:t>
                   </m:r>
@@ -25147,21 +24975,18 @@
             </m:rPr>
             <w:rPr>
               <w:rFonts w:ascii="Cambria Math" w:eastAsia="Times New Roman" w:hAnsi="Cambria Math" w:cs="Times New Roman"/>
-              <w:sz w:val="28"/>
-              <w:szCs w:val="28"/>
+              <w:sz w:val="24"/>
+              <w:szCs w:val="24"/>
             </w:rPr>
             <w:br/>
           </m:r>
         </m:oMath>
         <m:oMath>
           <m:r>
-            <m:rPr>
-              <m:sty m:val="bi"/>
-            </m:rPr>
             <w:rPr>
               <w:rFonts w:ascii="Cambria Math" w:eastAsia="Times New Roman" w:hAnsi="Cambria Math" w:cs="Times New Roman"/>
-              <w:sz w:val="28"/>
-              <w:szCs w:val="28"/>
+              <w:sz w:val="24"/>
+              <w:szCs w:val="24"/>
             </w:rPr>
             <m:t>=-</m:t>
           </m:r>
@@ -25170,10 +24995,8 @@
               <m:ctrlPr>
                 <w:rPr>
                   <w:rFonts w:ascii="Cambria Math" w:eastAsia="Times New Roman" w:hAnsi="Cambria Math" w:cs="Times New Roman"/>
-                  <w:b/>
-                  <w:bCs/>
-                  <w:sz w:val="28"/>
-                  <w:szCs w:val="28"/>
+                  <w:sz w:val="24"/>
+                  <w:szCs w:val="24"/>
                 </w:rPr>
               </m:ctrlPr>
             </m:fPr>
@@ -25183,22 +25006,17 @@
                   <m:ctrlPr>
                     <w:rPr>
                       <w:rFonts w:ascii="Cambria Math" w:eastAsia="Times New Roman" w:hAnsi="Cambria Math" w:cs="Times New Roman"/>
-                      <w:b/>
-                      <w:bCs/>
-                      <w:sz w:val="28"/>
-                      <w:szCs w:val="28"/>
+                      <w:sz w:val="24"/>
+                      <w:szCs w:val="24"/>
                     </w:rPr>
                   </m:ctrlPr>
                 </m:sSupPr>
                 <m:e>
                   <m:r>
-                    <m:rPr>
-                      <m:sty m:val="bi"/>
-                    </m:rPr>
                     <w:rPr>
                       <w:rFonts w:ascii="Cambria Math" w:eastAsia="Times New Roman" w:hAnsi="Cambria Math" w:cs="Times New Roman"/>
-                      <w:sz w:val="28"/>
-                      <w:szCs w:val="28"/>
+                      <w:sz w:val="24"/>
+                      <w:szCs w:val="24"/>
                     </w:rPr>
                     <m:t>e</m:t>
                   </m:r>
@@ -25209,35 +25027,27 @@
                       <m:ctrlPr>
                         <w:rPr>
                           <w:rFonts w:ascii="Cambria Math" w:eastAsia="Times New Roman" w:hAnsi="Cambria Math" w:cs="Times New Roman"/>
-                          <w:b/>
-                          <w:bCs/>
-                          <w:sz w:val="28"/>
-                          <w:szCs w:val="28"/>
+                          <w:sz w:val="24"/>
+                          <w:szCs w:val="24"/>
                         </w:rPr>
                       </m:ctrlPr>
                     </m:sSubPr>
                     <m:e>
                       <m:r>
-                        <m:rPr>
-                          <m:sty m:val="bi"/>
-                        </m:rPr>
                         <w:rPr>
                           <w:rFonts w:ascii="Cambria Math" w:eastAsia="Times New Roman" w:hAnsi="Cambria Math" w:cs="Times New Roman"/>
-                          <w:sz w:val="28"/>
-                          <w:szCs w:val="28"/>
+                          <w:sz w:val="24"/>
+                          <w:szCs w:val="24"/>
                         </w:rPr>
                         <m:t>z</m:t>
                       </m:r>
                     </m:e>
                     <m:sub>
                       <m:r>
-                        <m:rPr>
-                          <m:sty m:val="bi"/>
-                        </m:rPr>
                         <w:rPr>
                           <w:rFonts w:ascii="Cambria Math" w:eastAsia="Times New Roman" w:hAnsi="Cambria Math" w:cs="Times New Roman"/>
-                          <w:sz w:val="28"/>
-                          <w:szCs w:val="28"/>
+                          <w:sz w:val="24"/>
+                          <w:szCs w:val="24"/>
                         </w:rPr>
                         <m:t>i</m:t>
                       </m:r>
@@ -25248,13 +25058,10 @@
             </m:num>
             <m:den>
               <m:r>
-                <m:rPr>
-                  <m:sty m:val="bi"/>
-                </m:rPr>
-                <w:rPr>
-                  <w:rFonts w:ascii="Cambria Math" w:eastAsia="Times New Roman" w:hAnsi="Cambria Math" w:cs="Times New Roman"/>
-                  <w:sz w:val="28"/>
-                  <w:szCs w:val="28"/>
+                <w:rPr>
+                  <w:rFonts w:ascii="Cambria Math" w:eastAsia="Times New Roman" w:hAnsi="Cambria Math" w:cs="Times New Roman"/>
+                  <w:sz w:val="24"/>
+                  <w:szCs w:val="24"/>
                 </w:rPr>
                 <m:t>S</m:t>
               </m:r>
@@ -25265,10 +25072,8 @@
               <m:ctrlPr>
                 <w:rPr>
                   <w:rFonts w:ascii="Cambria Math" w:eastAsia="Times New Roman" w:hAnsi="Cambria Math" w:cs="Times New Roman"/>
-                  <w:b/>
-                  <w:bCs/>
-                  <w:sz w:val="28"/>
-                  <w:szCs w:val="28"/>
+                  <w:sz w:val="24"/>
+                  <w:szCs w:val="24"/>
                 </w:rPr>
               </m:ctrlPr>
             </m:fPr>
@@ -25278,22 +25083,17 @@
                   <m:ctrlPr>
                     <w:rPr>
                       <w:rFonts w:ascii="Cambria Math" w:eastAsia="Times New Roman" w:hAnsi="Cambria Math" w:cs="Times New Roman"/>
-                      <w:b/>
-                      <w:bCs/>
-                      <w:sz w:val="28"/>
-                      <w:szCs w:val="28"/>
+                      <w:sz w:val="24"/>
+                      <w:szCs w:val="24"/>
                     </w:rPr>
                   </m:ctrlPr>
                 </m:sSupPr>
                 <m:e>
                   <m:r>
-                    <m:rPr>
-                      <m:sty m:val="bi"/>
-                    </m:rPr>
                     <w:rPr>
                       <w:rFonts w:ascii="Cambria Math" w:eastAsia="Times New Roman" w:hAnsi="Cambria Math" w:cs="Times New Roman"/>
-                      <w:sz w:val="28"/>
-                      <w:szCs w:val="28"/>
+                      <w:sz w:val="24"/>
+                      <w:szCs w:val="24"/>
                     </w:rPr>
                     <m:t>e</m:t>
                   </m:r>
@@ -25304,35 +25104,27 @@
                       <m:ctrlPr>
                         <w:rPr>
                           <w:rFonts w:ascii="Cambria Math" w:eastAsia="Times New Roman" w:hAnsi="Cambria Math" w:cs="Times New Roman"/>
-                          <w:b/>
-                          <w:bCs/>
-                          <w:sz w:val="28"/>
-                          <w:szCs w:val="28"/>
+                          <w:sz w:val="24"/>
+                          <w:szCs w:val="24"/>
                         </w:rPr>
                       </m:ctrlPr>
                     </m:sSubPr>
                     <m:e>
                       <m:r>
-                        <m:rPr>
-                          <m:sty m:val="bi"/>
-                        </m:rPr>
                         <w:rPr>
                           <w:rFonts w:ascii="Cambria Math" w:eastAsia="Times New Roman" w:hAnsi="Cambria Math" w:cs="Times New Roman"/>
-                          <w:sz w:val="28"/>
-                          <w:szCs w:val="28"/>
+                          <w:sz w:val="24"/>
+                          <w:szCs w:val="24"/>
                         </w:rPr>
                         <m:t>z</m:t>
                       </m:r>
                     </m:e>
                     <m:sub>
                       <m:r>
-                        <m:rPr>
-                          <m:sty m:val="bi"/>
-                        </m:rPr>
                         <w:rPr>
                           <w:rFonts w:ascii="Cambria Math" w:eastAsia="Times New Roman" w:hAnsi="Cambria Math" w:cs="Times New Roman"/>
-                          <w:sz w:val="28"/>
-                          <w:szCs w:val="28"/>
+                          <w:sz w:val="24"/>
+                          <w:szCs w:val="24"/>
                         </w:rPr>
                         <m:t>k</m:t>
                       </m:r>
@@ -25343,13 +25135,10 @@
             </m:num>
             <m:den>
               <m:r>
-                <m:rPr>
-                  <m:sty m:val="bi"/>
-                </m:rPr>
-                <w:rPr>
-                  <w:rFonts w:ascii="Cambria Math" w:eastAsia="Times New Roman" w:hAnsi="Cambria Math" w:cs="Times New Roman"/>
-                  <w:sz w:val="28"/>
-                  <w:szCs w:val="28"/>
+                <w:rPr>
+                  <w:rFonts w:ascii="Cambria Math" w:eastAsia="Times New Roman" w:hAnsi="Cambria Math" w:cs="Times New Roman"/>
+                  <w:sz w:val="24"/>
+                  <w:szCs w:val="24"/>
                 </w:rPr>
                 <m:t>S</m:t>
               </m:r>
@@ -25361,21 +25150,18 @@
             </m:rPr>
             <w:rPr>
               <w:rFonts w:ascii="Cambria Math" w:eastAsia="Times New Roman" w:hAnsi="Cambria Math" w:cs="Times New Roman"/>
-              <w:sz w:val="28"/>
-              <w:szCs w:val="28"/>
+              <w:sz w:val="24"/>
+              <w:szCs w:val="24"/>
             </w:rPr>
             <w:br/>
           </m:r>
         </m:oMath>
         <m:oMath>
           <m:r>
-            <m:rPr>
-              <m:sty m:val="bi"/>
-            </m:rPr>
             <w:rPr>
               <w:rFonts w:ascii="Cambria Math" w:eastAsia="Times New Roman" w:hAnsi="Cambria Math" w:cs="Times New Roman"/>
-              <w:sz w:val="28"/>
-              <w:szCs w:val="28"/>
+              <w:sz w:val="24"/>
+              <w:szCs w:val="24"/>
             </w:rPr>
             <m:t>=-</m:t>
           </m:r>
@@ -25384,35 +25170,27 @@
               <m:ctrlPr>
                 <w:rPr>
                   <w:rFonts w:ascii="Cambria Math" w:eastAsia="Times New Roman" w:hAnsi="Cambria Math" w:cs="Times New Roman"/>
-                  <w:b/>
-                  <w:bCs/>
-                  <w:sz w:val="28"/>
-                  <w:szCs w:val="28"/>
+                  <w:sz w:val="24"/>
+                  <w:szCs w:val="24"/>
                 </w:rPr>
               </m:ctrlPr>
             </m:sSubPr>
             <m:e>
               <m:r>
-                <m:rPr>
-                  <m:sty m:val="bi"/>
-                </m:rPr>
-                <w:rPr>
-                  <w:rFonts w:ascii="Cambria Math" w:eastAsia="Times New Roman" w:hAnsi="Cambria Math" w:cs="Times New Roman"/>
-                  <w:sz w:val="28"/>
-                  <w:szCs w:val="28"/>
+                <w:rPr>
+                  <w:rFonts w:ascii="Cambria Math" w:eastAsia="Times New Roman" w:hAnsi="Cambria Math" w:cs="Times New Roman"/>
+                  <w:sz w:val="24"/>
+                  <w:szCs w:val="24"/>
                 </w:rPr>
                 <m:t>p</m:t>
               </m:r>
             </m:e>
             <m:sub>
               <m:r>
-                <m:rPr>
-                  <m:sty m:val="bi"/>
-                </m:rPr>
-                <w:rPr>
-                  <w:rFonts w:ascii="Cambria Math" w:eastAsia="Times New Roman" w:hAnsi="Cambria Math" w:cs="Times New Roman"/>
-                  <w:sz w:val="28"/>
-                  <w:szCs w:val="28"/>
+                <w:rPr>
+                  <w:rFonts w:ascii="Cambria Math" w:eastAsia="Times New Roman" w:hAnsi="Cambria Math" w:cs="Times New Roman"/>
+                  <w:sz w:val="24"/>
+                  <w:szCs w:val="24"/>
                 </w:rPr>
                 <m:t>i</m:t>
               </m:r>
@@ -25423,35 +25201,27 @@
               <m:ctrlPr>
                 <w:rPr>
                   <w:rFonts w:ascii="Cambria Math" w:eastAsia="Times New Roman" w:hAnsi="Cambria Math" w:cs="Times New Roman"/>
-                  <w:b/>
-                  <w:bCs/>
-                  <w:sz w:val="28"/>
-                  <w:szCs w:val="28"/>
+                  <w:sz w:val="24"/>
+                  <w:szCs w:val="24"/>
                 </w:rPr>
               </m:ctrlPr>
             </m:sSubPr>
             <m:e>
               <m:r>
-                <m:rPr>
-                  <m:sty m:val="bi"/>
-                </m:rPr>
-                <w:rPr>
-                  <w:rFonts w:ascii="Cambria Math" w:eastAsia="Times New Roman" w:hAnsi="Cambria Math" w:cs="Times New Roman"/>
-                  <w:sz w:val="28"/>
-                  <w:szCs w:val="28"/>
+                <w:rPr>
+                  <w:rFonts w:ascii="Cambria Math" w:eastAsia="Times New Roman" w:hAnsi="Cambria Math" w:cs="Times New Roman"/>
+                  <w:sz w:val="24"/>
+                  <w:szCs w:val="24"/>
                 </w:rPr>
                 <m:t>p</m:t>
               </m:r>
             </m:e>
             <m:sub>
               <m:r>
-                <m:rPr>
-                  <m:sty m:val="bi"/>
-                </m:rPr>
-                <w:rPr>
-                  <w:rFonts w:ascii="Cambria Math" w:eastAsia="Times New Roman" w:hAnsi="Cambria Math" w:cs="Times New Roman"/>
-                  <w:sz w:val="28"/>
-                  <w:szCs w:val="28"/>
+                <w:rPr>
+                  <w:rFonts w:ascii="Cambria Math" w:eastAsia="Times New Roman" w:hAnsi="Cambria Math" w:cs="Times New Roman"/>
+                  <w:sz w:val="24"/>
+                  <w:szCs w:val="24"/>
                 </w:rPr>
                 <m:t>k</m:t>
               </m:r>
@@ -25463,8 +25233,8 @@
             </m:rPr>
             <w:rPr>
               <w:rFonts w:ascii="Cambria Math" w:eastAsia="Times New Roman" w:hAnsi="Cambria Math" w:cs="Times New Roman"/>
-              <w:sz w:val="28"/>
-              <w:szCs w:val="28"/>
+              <w:sz w:val="24"/>
+              <w:szCs w:val="24"/>
             </w:rPr>
             <w:br/>
           </m:r>
@@ -25506,23 +25276,13 @@
           <w:szCs w:val="24"/>
         </w:rPr>
       </w:pPr>
-      <w:proofErr w:type="gramStart"/>
-      <w:r>
-        <w:rPr>
-          <w:rFonts w:ascii="Times New Roman" w:eastAsia="Times New Roman" w:hAnsi="Times New Roman" w:cs="Times New Roman"/>
-          <w:sz w:val="24"/>
-          <w:szCs w:val="24"/>
-        </w:rPr>
-        <w:t>So</w:t>
-      </w:r>
-      <w:proofErr w:type="gramEnd"/>
-      <w:r>
-        <w:rPr>
-          <w:rFonts w:ascii="Times New Roman" w:eastAsia="Times New Roman" w:hAnsi="Times New Roman" w:cs="Times New Roman"/>
-          <w:sz w:val="24"/>
-          <w:szCs w:val="24"/>
-        </w:rPr>
-        <w:t xml:space="preserve"> the </w:t>
+      <w:r>
+        <w:rPr>
+          <w:rFonts w:ascii="Times New Roman" w:eastAsia="Times New Roman" w:hAnsi="Times New Roman" w:cs="Times New Roman"/>
+          <w:sz w:val="24"/>
+          <w:szCs w:val="24"/>
+        </w:rPr>
+        <w:t xml:space="preserve">So the </w:t>
       </w:r>
       <w:proofErr w:type="spellStart"/>
       <w:r>
@@ -29761,25 +29521,7 @@
           <w:sz w:val="24"/>
           <w:szCs w:val="24"/>
         </w:rPr>
-        <w:t xml:space="preserve">The </w:t>
-      </w:r>
-      <w:proofErr w:type="gramStart"/>
-      <w:r>
-        <w:rPr>
-          <w:rFonts w:ascii="Times New Roman" w:eastAsia="Times New Roman" w:hAnsi="Times New Roman" w:cs="Times New Roman"/>
-          <w:sz w:val="24"/>
-          <w:szCs w:val="24"/>
-        </w:rPr>
-        <w:t>middle terms cancel</w:t>
-      </w:r>
-      <w:proofErr w:type="gramEnd"/>
-      <w:r>
-        <w:rPr>
-          <w:rFonts w:ascii="Times New Roman" w:eastAsia="Times New Roman" w:hAnsi="Times New Roman" w:cs="Times New Roman"/>
-          <w:sz w:val="24"/>
-          <w:szCs w:val="24"/>
-        </w:rPr>
-        <w:t>:</w:t>
+        <w:t>The middle terms cancel:</w:t>
       </w:r>
     </w:p>
     <w:p>
@@ -29977,7 +29719,6 @@
           <w:u w:val="single"/>
         </w:rPr>
       </w:pPr>
-      <w:proofErr w:type="gramStart"/>
       <w:r>
         <w:rPr>
           <w:b/>
@@ -29990,7 +29731,6 @@
         </w:rPr>
         <w:t>Final Result</w:t>
       </w:r>
-      <w:proofErr w:type="gramEnd"/>
     </w:p>
     <w:p>
       <w:pPr>
@@ -30523,10 +30263,31 @@
         <w:t>Optimizing W</w:t>
       </w:r>
     </w:p>
+    <w:p/>
     <w:p>
       <w:pPr>
+        <w:ind w:left="360"/>
+        <w:rPr>
+          <w:b/>
+          <w:bCs/>
+          <w:sz w:val="28"/>
+          <w:szCs w:val="28"/>
+        </w:rPr>
+      </w:pPr>
+      <w:r>
+        <w:rPr>
+          <w:b/>
+          <w:bCs/>
+          <w:sz w:val="28"/>
+          <w:szCs w:val="28"/>
+        </w:rPr>
+        <w:t>Update Rule</w:t>
+      </w:r>
+    </w:p>
+    <w:p>
+      <w:pPr>
         <w:spacing w:after="0" w:line="240" w:lineRule="auto"/>
-        <w:ind w:left="360"/>
+        <w:ind w:left="1080"/>
         <w:rPr>
           <w:rFonts w:ascii="Times New Roman" w:eastAsia="Times New Roman" w:hAnsi="Times New Roman" w:cs="Times New Roman"/>
           <w:sz w:val="24"/>
@@ -30609,13 +30370,28 @@
           </m:r>
         </m:oMath>
       </m:oMathPara>
-      <w:r>
-        <w:rPr>
-          <w:rFonts w:ascii="Times New Roman" w:eastAsia="Times New Roman" w:hAnsi="Times New Roman" w:cs="Times New Roman"/>
-          <w:sz w:val="24"/>
-          <w:szCs w:val="24"/>
-        </w:rPr>
-        <w:t>where:</w:t>
+    </w:p>
+    <w:p>
+      <w:pPr>
+        <w:spacing w:after="0" w:line="240" w:lineRule="auto"/>
+        <w:ind w:left="1080"/>
+        <w:rPr>
+          <w:rFonts w:ascii="Times New Roman" w:eastAsia="Times New Roman" w:hAnsi="Times New Roman" w:cs="Times New Roman"/>
+          <w:b/>
+          <w:bCs/>
+          <w:sz w:val="24"/>
+          <w:szCs w:val="24"/>
+        </w:rPr>
+      </w:pPr>
+      <w:r>
+        <w:rPr>
+          <w:rFonts w:ascii="Times New Roman" w:eastAsia="Times New Roman" w:hAnsi="Times New Roman" w:cs="Times New Roman"/>
+          <w:b/>
+          <w:bCs/>
+          <w:sz w:val="24"/>
+          <w:szCs w:val="24"/>
+        </w:rPr>
+        <w:t>Where :</w:t>
       </w:r>
     </w:p>
     <w:p>
@@ -30638,6 +30414,7 @@
             <w:sz w:val="24"/>
             <w:szCs w:val="24"/>
           </w:rPr>
+          <w:lastRenderedPageBreak/>
           <m:t>W</m:t>
         </m:r>
       </m:oMath>
@@ -31661,11 +31438,5631 @@
     <w:p>
       <w:pPr>
         <w:rPr>
+          <w:b/>
+          <w:bCs/>
+          <w:sz w:val="28"/>
+          <w:szCs w:val="28"/>
+          <w:u w:val="single"/>
+        </w:rPr>
+      </w:pPr>
+      <w:r>
+        <w:rPr>
+          <w:b/>
+          <w:bCs/>
+          <w:sz w:val="28"/>
+          <w:szCs w:val="28"/>
+          <w:u w:val="single"/>
+        </w:rPr>
+        <w:t>Final compact form</w:t>
+      </w:r>
+    </w:p>
+    <w:p>
+      <w:pPr>
+        <w:ind w:left="720"/>
+        <w:rPr>
           <w:rFonts w:ascii="Cambria Math" w:eastAsia="Times New Roman" w:hAnsi="Cambria Math" w:cs="Times New Roman"/>
           <w:i/>
         </w:rPr>
       </w:pPr>
+      <m:oMathPara>
+        <m:oMathParaPr>
+          <m:jc m:val="left"/>
+        </m:oMathParaPr>
+        <m:oMath>
+          <m:r>
+            <w:rPr>
+              <w:rFonts w:ascii="Cambria Math" w:eastAsia="Times New Roman" w:hAnsi="Cambria Math" w:cs="Times New Roman"/>
+              <w:sz w:val="24"/>
+              <w:szCs w:val="24"/>
+            </w:rPr>
+            <m:t>z=W</m:t>
+          </m:r>
+          <m:r>
+            <w:rPr>
+              <w:rFonts w:ascii="Cambria Math" w:eastAsia="Times New Roman" w:hAnsi="Cambria Math" w:cs="Times New Roman"/>
+              <w:sz w:val="24"/>
+              <w:szCs w:val="24"/>
+            </w:rPr>
+            <m:t>h</m:t>
+          </m:r>
+          <m:r>
+            <w:rPr>
+              <w:rFonts w:ascii="Cambria Math" w:eastAsia="Times New Roman" w:hAnsi="Cambria Math" w:cs="Times New Roman"/>
+              <w:i/>
+              <w:sz w:val="24"/>
+              <w:szCs w:val="24"/>
+            </w:rPr>
+            <w:br/>
+          </m:r>
+        </m:oMath>
+        <m:oMath>
+          <m:r>
+            <w:rPr>
+              <w:rFonts w:ascii="Cambria Math" w:eastAsia="Times New Roman" w:hAnsi="Cambria Math" w:cs="Times New Roman"/>
+              <w:sz w:val="24"/>
+              <w:szCs w:val="24"/>
+            </w:rPr>
+            <m:t>p=</m:t>
+          </m:r>
+          <m:r>
+            <m:rPr>
+              <m:nor/>
+            </m:rPr>
+            <w:rPr>
+              <w:rFonts w:ascii="Times New Roman" w:eastAsia="Times New Roman" w:hAnsi="Times New Roman" w:cs="Times New Roman"/>
+              <w:sz w:val="24"/>
+              <w:szCs w:val="24"/>
+            </w:rPr>
+            <m:t>softmax</m:t>
+          </m:r>
+          <m:r>
+            <w:rPr>
+              <w:rFonts w:ascii="Cambria Math" w:eastAsia="Times New Roman" w:hAnsi="Cambria Math" w:cs="Times New Roman"/>
+              <w:sz w:val="24"/>
+              <w:szCs w:val="24"/>
+            </w:rPr>
+            <m:t>(z)</m:t>
+          </m:r>
+          <m:r>
+            <w:rPr>
+              <w:rFonts w:ascii="Cambria Math" w:eastAsia="Times New Roman" w:hAnsi="Cambria Math" w:cs="Times New Roman"/>
+              <w:i/>
+              <w:sz w:val="24"/>
+              <w:szCs w:val="24"/>
+            </w:rPr>
+            <w:br/>
+          </m:r>
+        </m:oMath>
+        <m:oMath>
+          <m:f>
+            <m:fPr>
+              <m:ctrlPr>
+                <w:rPr>
+                  <w:rFonts w:ascii="Cambria Math" w:eastAsia="Times New Roman" w:hAnsi="Cambria Math" w:cs="Times New Roman"/>
+                  <w:sz w:val="24"/>
+                  <w:szCs w:val="24"/>
+                </w:rPr>
+              </m:ctrlPr>
+            </m:fPr>
+            <m:num>
+              <m:r>
+                <m:rPr>
+                  <m:sty m:val="p"/>
+                </m:rPr>
+                <w:rPr>
+                  <w:rFonts w:ascii="Cambria Math" w:eastAsia="Times New Roman" w:hAnsi="Cambria Math" w:cs="Times New Roman"/>
+                  <w:sz w:val="24"/>
+                  <w:szCs w:val="24"/>
+                </w:rPr>
+                <m:t>∂</m:t>
+              </m:r>
+              <m:r>
+                <w:rPr>
+                  <w:rFonts w:ascii="Cambria Math" w:eastAsia="Times New Roman" w:hAnsi="Cambria Math" w:cs="Times New Roman"/>
+                  <w:sz w:val="24"/>
+                  <w:szCs w:val="24"/>
+                </w:rPr>
+                <m:t>L</m:t>
+              </m:r>
+            </m:num>
+            <m:den>
+              <m:r>
+                <m:rPr>
+                  <m:sty m:val="p"/>
+                </m:rPr>
+                <w:rPr>
+                  <w:rFonts w:ascii="Cambria Math" w:eastAsia="Times New Roman" w:hAnsi="Cambria Math" w:cs="Times New Roman"/>
+                  <w:sz w:val="24"/>
+                  <w:szCs w:val="24"/>
+                </w:rPr>
+                <m:t>∂</m:t>
+              </m:r>
+              <m:r>
+                <w:rPr>
+                  <w:rFonts w:ascii="Cambria Math" w:eastAsia="Times New Roman" w:hAnsi="Cambria Math" w:cs="Times New Roman"/>
+                  <w:sz w:val="24"/>
+                  <w:szCs w:val="24"/>
+                </w:rPr>
+                <m:t>z</m:t>
+              </m:r>
+            </m:den>
+          </m:f>
+          <m:r>
+            <w:rPr>
+              <w:rFonts w:ascii="Cambria Math" w:eastAsia="Times New Roman" w:hAnsi="Cambria Math" w:cs="Times New Roman"/>
+              <w:sz w:val="24"/>
+              <w:szCs w:val="24"/>
+            </w:rPr>
+            <m:t>=p-y</m:t>
+          </m:r>
+          <m:r>
+            <w:rPr>
+              <w:rFonts w:ascii="Cambria Math" w:eastAsia="Times New Roman" w:hAnsi="Cambria Math" w:cs="Times New Roman"/>
+              <w:i/>
+              <w:sz w:val="24"/>
+              <w:szCs w:val="24"/>
+            </w:rPr>
+            <w:br/>
+          </m:r>
+        </m:oMath>
+        <m:oMath>
+          <m:f>
+            <m:fPr>
+              <m:ctrlPr>
+                <w:rPr>
+                  <w:rFonts w:ascii="Cambria Math" w:eastAsia="Times New Roman" w:hAnsi="Cambria Math" w:cs="Times New Roman"/>
+                  <w:sz w:val="24"/>
+                  <w:szCs w:val="24"/>
+                </w:rPr>
+              </m:ctrlPr>
+            </m:fPr>
+            <m:num>
+              <m:r>
+                <m:rPr>
+                  <m:sty m:val="p"/>
+                </m:rPr>
+                <w:rPr>
+                  <w:rFonts w:ascii="Cambria Math" w:eastAsia="Times New Roman" w:hAnsi="Cambria Math" w:cs="Times New Roman"/>
+                  <w:sz w:val="24"/>
+                  <w:szCs w:val="24"/>
+                </w:rPr>
+                <m:t>∂</m:t>
+              </m:r>
+              <m:r>
+                <w:rPr>
+                  <w:rFonts w:ascii="Cambria Math" w:eastAsia="Times New Roman" w:hAnsi="Cambria Math" w:cs="Times New Roman"/>
+                  <w:sz w:val="24"/>
+                  <w:szCs w:val="24"/>
+                </w:rPr>
+                <m:t>L</m:t>
+              </m:r>
+            </m:num>
+            <m:den>
+              <m:r>
+                <m:rPr>
+                  <m:sty m:val="p"/>
+                </m:rPr>
+                <w:rPr>
+                  <w:rFonts w:ascii="Cambria Math" w:eastAsia="Times New Roman" w:hAnsi="Cambria Math" w:cs="Times New Roman"/>
+                  <w:sz w:val="24"/>
+                  <w:szCs w:val="24"/>
+                </w:rPr>
+                <m:t>∂</m:t>
+              </m:r>
+              <m:r>
+                <w:rPr>
+                  <w:rFonts w:ascii="Cambria Math" w:eastAsia="Times New Roman" w:hAnsi="Cambria Math" w:cs="Times New Roman"/>
+                  <w:sz w:val="24"/>
+                  <w:szCs w:val="24"/>
+                </w:rPr>
+                <m:t>W</m:t>
+              </m:r>
+            </m:den>
+          </m:f>
+          <m:r>
+            <w:rPr>
+              <w:rFonts w:ascii="Cambria Math" w:eastAsia="Times New Roman" w:hAnsi="Cambria Math" w:cs="Times New Roman"/>
+              <w:sz w:val="24"/>
+              <w:szCs w:val="24"/>
+            </w:rPr>
+            <m:t>=(p-y)</m:t>
+          </m:r>
+          <m:sSup>
+            <m:sSupPr>
+              <m:ctrlPr>
+                <w:rPr>
+                  <w:rFonts w:ascii="Cambria Math" w:eastAsia="Times New Roman" w:hAnsi="Cambria Math" w:cs="Times New Roman"/>
+                  <w:sz w:val="24"/>
+                  <w:szCs w:val="24"/>
+                </w:rPr>
+              </m:ctrlPr>
+            </m:sSupPr>
+            <m:e>
+              <m:r>
+                <w:rPr>
+                  <w:rFonts w:ascii="Cambria Math" w:eastAsia="Times New Roman" w:hAnsi="Cambria Math" w:cs="Times New Roman"/>
+                  <w:sz w:val="24"/>
+                  <w:szCs w:val="24"/>
+                </w:rPr>
+                <m:t>h</m:t>
+              </m:r>
+            </m:e>
+            <m:sup>
+              <m:r>
+                <w:rPr>
+                  <w:rFonts w:ascii="Cambria Math" w:eastAsia="Times New Roman" w:hAnsi="Cambria Math" w:cs="Times New Roman"/>
+                  <w:sz w:val="24"/>
+                  <w:szCs w:val="24"/>
+                </w:rPr>
+                <m:t>T</m:t>
+              </m:r>
+            </m:sup>
+          </m:sSup>
+          <m:r>
+            <w:rPr>
+              <w:rFonts w:ascii="Cambria Math" w:eastAsia="Times New Roman" w:hAnsi="Cambria Math" w:cs="Times New Roman"/>
+              <w:sz w:val="24"/>
+              <w:szCs w:val="24"/>
+            </w:rPr>
+            <w:br/>
+          </m:r>
+        </m:oMath>
+        <m:oMath>
+          <m:r>
+            <w:rPr>
+              <w:rFonts w:ascii="Cambria Math" w:eastAsia="Times New Roman" w:hAnsi="Cambria Math" w:cs="Times New Roman"/>
+              <w:sz w:val="24"/>
+              <w:szCs w:val="24"/>
+            </w:rPr>
+            <m:t>W←W-η(p-y)</m:t>
+          </m:r>
+          <m:sSup>
+            <m:sSupPr>
+              <m:ctrlPr>
+                <w:rPr>
+                  <w:rFonts w:ascii="Cambria Math" w:eastAsia="Times New Roman" w:hAnsi="Cambria Math" w:cs="Times New Roman"/>
+                  <w:sz w:val="24"/>
+                  <w:szCs w:val="24"/>
+                </w:rPr>
+              </m:ctrlPr>
+            </m:sSupPr>
+            <m:e>
+              <m:r>
+                <w:rPr>
+                  <w:rFonts w:ascii="Cambria Math" w:eastAsia="Times New Roman" w:hAnsi="Cambria Math" w:cs="Times New Roman"/>
+                  <w:sz w:val="24"/>
+                  <w:szCs w:val="24"/>
+                </w:rPr>
+                <m:t>h</m:t>
+              </m:r>
+            </m:e>
+            <m:sup>
+              <m:r>
+                <w:rPr>
+                  <w:rFonts w:ascii="Cambria Math" w:eastAsia="Times New Roman" w:hAnsi="Cambria Math" w:cs="Times New Roman"/>
+                  <w:sz w:val="24"/>
+                  <w:szCs w:val="24"/>
+                </w:rPr>
+                <m:t>T</m:t>
+              </m:r>
+            </m:sup>
+          </m:sSup>
+          <m:r>
+            <w:rPr>
+              <w:rFonts w:ascii="Cambria Math" w:eastAsia="Times New Roman" w:hAnsi="Cambria Math" w:cs="Times New Roman"/>
+              <w:sz w:val="24"/>
+              <w:szCs w:val="24"/>
+            </w:rPr>
+            <w:br/>
+          </m:r>
+        </m:oMath>
+      </m:oMathPara>
     </w:p>
+    <w:p>
+      <w:pPr>
+        <w:pStyle w:val="Heading4"/>
+        <w:ind w:left="720"/>
+        <w:rPr>
+          <w:sz w:val="24"/>
+          <w:szCs w:val="24"/>
+        </w:rPr>
+      </w:pPr>
+      <w:r>
+        <w:t xml:space="preserve">Optimizing </w:t>
+      </w:r>
+      <m:oMath>
+        <m:sSub>
+          <m:sSubPr>
+            <m:ctrlPr>
+              <w:rPr>
+                <w:rFonts w:ascii="Cambria Math" w:eastAsia="Times New Roman" w:hAnsi="Cambria Math" w:cs="Times New Roman"/>
+                <w:sz w:val="24"/>
+                <w:szCs w:val="24"/>
+              </w:rPr>
+            </m:ctrlPr>
+          </m:sSubPr>
+          <m:e>
+            <m:r>
+              <m:rPr>
+                <m:sty m:val="bi"/>
+              </m:rPr>
+              <w:rPr>
+                <w:rFonts w:ascii="Cambria Math" w:eastAsia="Times New Roman" w:hAnsi="Cambria Math" w:cs="Times New Roman"/>
+                <w:sz w:val="24"/>
+                <w:szCs w:val="24"/>
+              </w:rPr>
+              <m:t>W</m:t>
+            </m:r>
+          </m:e>
+          <m:sub>
+            <m:r>
+              <m:rPr>
+                <m:sty m:val="bi"/>
+              </m:rPr>
+              <w:rPr>
+                <w:rFonts w:ascii="Cambria Math" w:eastAsia="Times New Roman" w:hAnsi="Cambria Math" w:cs="Times New Roman"/>
+                <w:sz w:val="24"/>
+              </w:rPr>
+              <m:t>K</m:t>
+            </m:r>
+          </m:sub>
+        </m:sSub>
+      </m:oMath>
+    </w:p>
+    <w:p/>
+    <w:p>
+      <w:pPr>
+        <w:rPr>
+          <w:b/>
+          <w:bCs/>
+          <w:sz w:val="28"/>
+          <w:szCs w:val="28"/>
+        </w:rPr>
+      </w:pPr>
+      <w:r>
+        <w:rPr>
+          <w:b/>
+          <w:bCs/>
+          <w:sz w:val="28"/>
+          <w:szCs w:val="28"/>
+        </w:rPr>
+        <w:lastRenderedPageBreak/>
+        <w:t>Update rule</w:t>
+      </w:r>
+    </w:p>
+    <w:p>
+      <w:pPr>
+        <w:spacing w:after="0" w:line="240" w:lineRule="auto"/>
+        <w:ind w:left="720"/>
+        <w:rPr>
+          <w:rFonts w:ascii="Times New Roman" w:eastAsia="Times New Roman" w:hAnsi="Times New Roman" w:cs="Times New Roman"/>
+          <w:sz w:val="24"/>
+          <w:szCs w:val="24"/>
+        </w:rPr>
+      </w:pPr>
+      <m:oMathPara>
+        <m:oMathParaPr>
+          <m:jc m:val="left"/>
+        </m:oMathParaPr>
+        <m:oMath>
+          <m:sSub>
+            <m:sSubPr>
+              <m:ctrlPr>
+                <w:rPr>
+                  <w:rFonts w:ascii="Cambria Math" w:eastAsia="Times New Roman" w:hAnsi="Cambria Math" w:cs="Times New Roman"/>
+                  <w:sz w:val="24"/>
+                  <w:szCs w:val="24"/>
+                </w:rPr>
+              </m:ctrlPr>
+            </m:sSubPr>
+            <m:e>
+              <m:r>
+                <w:rPr>
+                  <w:rFonts w:ascii="Cambria Math" w:eastAsia="Times New Roman" w:hAnsi="Cambria Math" w:cs="Times New Roman"/>
+                  <w:sz w:val="24"/>
+                  <w:szCs w:val="24"/>
+                </w:rPr>
+                <m:t>W</m:t>
+              </m:r>
+            </m:e>
+            <m:sub>
+              <m:r>
+                <w:rPr>
+                  <w:rFonts w:ascii="Cambria Math" w:eastAsia="Times New Roman" w:hAnsi="Cambria Math" w:cs="Times New Roman"/>
+                  <w:sz w:val="24"/>
+                  <w:szCs w:val="24"/>
+                </w:rPr>
+                <m:t>K</m:t>
+              </m:r>
+            </m:sub>
+          </m:sSub>
+          <m:r>
+            <w:rPr>
+              <w:rFonts w:ascii="Cambria Math" w:eastAsia="Times New Roman" w:hAnsi="Cambria Math" w:cs="Times New Roman"/>
+              <w:sz w:val="24"/>
+              <w:szCs w:val="24"/>
+            </w:rPr>
+            <m:t>←</m:t>
+          </m:r>
+          <m:sSub>
+            <m:sSubPr>
+              <m:ctrlPr>
+                <w:rPr>
+                  <w:rFonts w:ascii="Cambria Math" w:eastAsia="Times New Roman" w:hAnsi="Cambria Math" w:cs="Times New Roman"/>
+                  <w:sz w:val="24"/>
+                  <w:szCs w:val="24"/>
+                </w:rPr>
+              </m:ctrlPr>
+            </m:sSubPr>
+            <m:e>
+              <m:r>
+                <w:rPr>
+                  <w:rFonts w:ascii="Cambria Math" w:eastAsia="Times New Roman" w:hAnsi="Cambria Math" w:cs="Times New Roman"/>
+                  <w:sz w:val="24"/>
+                  <w:szCs w:val="24"/>
+                </w:rPr>
+                <m:t>W</m:t>
+              </m:r>
+            </m:e>
+            <m:sub>
+              <m:r>
+                <w:rPr>
+                  <w:rFonts w:ascii="Cambria Math" w:eastAsia="Times New Roman" w:hAnsi="Cambria Math" w:cs="Times New Roman"/>
+                  <w:sz w:val="24"/>
+                  <w:szCs w:val="24"/>
+                </w:rPr>
+                <m:t>K</m:t>
+              </m:r>
+            </m:sub>
+          </m:sSub>
+          <m:r>
+            <w:rPr>
+              <w:rFonts w:ascii="Cambria Math" w:eastAsia="Times New Roman" w:hAnsi="Cambria Math" w:cs="Times New Roman"/>
+              <w:sz w:val="24"/>
+              <w:szCs w:val="24"/>
+            </w:rPr>
+            <m:t>-η</m:t>
+          </m:r>
+          <m:f>
+            <m:fPr>
+              <m:ctrlPr>
+                <w:rPr>
+                  <w:rFonts w:ascii="Cambria Math" w:eastAsia="Times New Roman" w:hAnsi="Cambria Math" w:cs="Times New Roman"/>
+                  <w:sz w:val="24"/>
+                  <w:szCs w:val="24"/>
+                </w:rPr>
+              </m:ctrlPr>
+            </m:fPr>
+            <m:num>
+              <m:r>
+                <m:rPr>
+                  <m:sty m:val="p"/>
+                </m:rPr>
+                <w:rPr>
+                  <w:rFonts w:ascii="Cambria Math" w:eastAsia="Times New Roman" w:hAnsi="Cambria Math" w:cs="Times New Roman"/>
+                  <w:sz w:val="24"/>
+                  <w:szCs w:val="24"/>
+                </w:rPr>
+                <m:t>∂</m:t>
+              </m:r>
+              <m:r>
+                <w:rPr>
+                  <w:rFonts w:ascii="Cambria Math" w:eastAsia="Times New Roman" w:hAnsi="Cambria Math" w:cs="Times New Roman"/>
+                  <w:sz w:val="24"/>
+                  <w:szCs w:val="24"/>
+                </w:rPr>
+                <m:t>L</m:t>
+              </m:r>
+            </m:num>
+            <m:den>
+              <m:r>
+                <m:rPr>
+                  <m:sty m:val="p"/>
+                </m:rPr>
+                <w:rPr>
+                  <w:rFonts w:ascii="Cambria Math" w:eastAsia="Times New Roman" w:hAnsi="Cambria Math" w:cs="Times New Roman"/>
+                  <w:sz w:val="24"/>
+                  <w:szCs w:val="24"/>
+                </w:rPr>
+                <m:t>∂</m:t>
+              </m:r>
+              <m:sSub>
+                <m:sSubPr>
+                  <m:ctrlPr>
+                    <w:rPr>
+                      <w:rFonts w:ascii="Cambria Math" w:eastAsia="Times New Roman" w:hAnsi="Cambria Math" w:cs="Times New Roman"/>
+                      <w:sz w:val="24"/>
+                      <w:szCs w:val="24"/>
+                    </w:rPr>
+                  </m:ctrlPr>
+                </m:sSubPr>
+                <m:e>
+                  <m:r>
+                    <w:rPr>
+                      <w:rFonts w:ascii="Cambria Math" w:eastAsia="Times New Roman" w:hAnsi="Cambria Math" w:cs="Times New Roman"/>
+                      <w:sz w:val="24"/>
+                      <w:szCs w:val="24"/>
+                    </w:rPr>
+                    <m:t>W</m:t>
+                  </m:r>
+                </m:e>
+                <m:sub>
+                  <m:r>
+                    <w:rPr>
+                      <w:rFonts w:ascii="Cambria Math" w:eastAsia="Times New Roman" w:hAnsi="Cambria Math" w:cs="Times New Roman"/>
+                      <w:sz w:val="24"/>
+                      <w:szCs w:val="24"/>
+                    </w:rPr>
+                    <m:t>K</m:t>
+                  </m:r>
+                </m:sub>
+              </m:sSub>
+            </m:den>
+          </m:f>
+          <m:r>
+            <w:rPr>
+              <w:rFonts w:ascii="Cambria Math" w:eastAsia="Times New Roman" w:hAnsi="Cambria Math" w:cs="Times New Roman"/>
+              <w:sz w:val="24"/>
+              <w:szCs w:val="24"/>
+            </w:rPr>
+            <w:br/>
+          </m:r>
+        </m:oMath>
+      </m:oMathPara>
+    </w:p>
+    <w:p>
+      <w:pPr>
+        <w:rPr>
+          <w:b/>
+          <w:bCs/>
+        </w:rPr>
+      </w:pPr>
+      <w:r>
+        <w:rPr>
+          <w:b/>
+          <w:bCs/>
+        </w:rPr>
+        <w:t>So we need:</w:t>
+      </w:r>
+    </w:p>
+    <w:p>
+      <w:pPr>
+        <w:spacing w:after="0" w:line="240" w:lineRule="auto"/>
+        <w:ind w:left="720"/>
+        <w:rPr>
+          <w:rFonts w:ascii="Times New Roman" w:eastAsia="Times New Roman" w:hAnsi="Times New Roman" w:cs="Times New Roman"/>
+          <w:sz w:val="24"/>
+          <w:szCs w:val="24"/>
+        </w:rPr>
+      </w:pPr>
+      <m:oMathPara>
+        <m:oMathParaPr>
+          <m:jc m:val="left"/>
+        </m:oMathParaPr>
+        <m:oMath>
+          <m:f>
+            <m:fPr>
+              <m:ctrlPr>
+                <w:rPr>
+                  <w:rFonts w:ascii="Cambria Math" w:eastAsia="Times New Roman" w:hAnsi="Cambria Math" w:cs="Times New Roman"/>
+                  <w:sz w:val="24"/>
+                  <w:szCs w:val="24"/>
+                </w:rPr>
+              </m:ctrlPr>
+            </m:fPr>
+            <m:num>
+              <m:r>
+                <m:rPr>
+                  <m:sty m:val="p"/>
+                </m:rPr>
+                <w:rPr>
+                  <w:rFonts w:ascii="Cambria Math" w:eastAsia="Times New Roman" w:hAnsi="Cambria Math" w:cs="Times New Roman"/>
+                  <w:sz w:val="24"/>
+                  <w:szCs w:val="24"/>
+                </w:rPr>
+                <m:t>∂</m:t>
+              </m:r>
+              <m:r>
+                <w:rPr>
+                  <w:rFonts w:ascii="Cambria Math" w:eastAsia="Times New Roman" w:hAnsi="Cambria Math" w:cs="Times New Roman"/>
+                  <w:sz w:val="24"/>
+                  <w:szCs w:val="24"/>
+                </w:rPr>
+                <m:t>L</m:t>
+              </m:r>
+            </m:num>
+            <m:den>
+              <m:r>
+                <m:rPr>
+                  <m:sty m:val="p"/>
+                </m:rPr>
+                <w:rPr>
+                  <w:rFonts w:ascii="Cambria Math" w:eastAsia="Times New Roman" w:hAnsi="Cambria Math" w:cs="Times New Roman"/>
+                  <w:sz w:val="24"/>
+                  <w:szCs w:val="24"/>
+                </w:rPr>
+                <m:t>∂</m:t>
+              </m:r>
+              <m:sSub>
+                <m:sSubPr>
+                  <m:ctrlPr>
+                    <w:rPr>
+                      <w:rFonts w:ascii="Cambria Math" w:eastAsia="Times New Roman" w:hAnsi="Cambria Math" w:cs="Times New Roman"/>
+                      <w:sz w:val="24"/>
+                      <w:szCs w:val="24"/>
+                    </w:rPr>
+                  </m:ctrlPr>
+                </m:sSubPr>
+                <m:e>
+                  <m:r>
+                    <w:rPr>
+                      <w:rFonts w:ascii="Cambria Math" w:eastAsia="Times New Roman" w:hAnsi="Cambria Math" w:cs="Times New Roman"/>
+                      <w:sz w:val="24"/>
+                      <w:szCs w:val="24"/>
+                    </w:rPr>
+                    <m:t>W</m:t>
+                  </m:r>
+                </m:e>
+                <m:sub>
+                  <m:r>
+                    <w:rPr>
+                      <w:rFonts w:ascii="Cambria Math" w:eastAsia="Times New Roman" w:hAnsi="Cambria Math" w:cs="Times New Roman"/>
+                      <w:sz w:val="24"/>
+                      <w:szCs w:val="24"/>
+                    </w:rPr>
+                    <m:t>K</m:t>
+                  </m:r>
+                </m:sub>
+              </m:sSub>
+            </m:den>
+          </m:f>
+          <m:r>
+            <w:rPr>
+              <w:rFonts w:ascii="Cambria Math" w:eastAsia="Times New Roman" w:hAnsi="Cambria Math" w:cs="Times New Roman"/>
+              <w:sz w:val="24"/>
+              <w:szCs w:val="24"/>
+            </w:rPr>
+            <w:br/>
+          </m:r>
+        </m:oMath>
+      </m:oMathPara>
+    </w:p>
+    <w:p>
+      <w:pPr>
+        <w:rPr>
+          <w:b/>
+          <w:bCs/>
+          <w:sz w:val="28"/>
+          <w:szCs w:val="28"/>
+        </w:rPr>
+      </w:pPr>
+      <w:r>
+        <w:rPr>
+          <w:b/>
+          <w:bCs/>
+          <w:sz w:val="28"/>
+          <w:szCs w:val="28"/>
+        </w:rPr>
+        <w:t xml:space="preserve"> Start from</w:t>
+      </w:r>
+    </w:p>
+    <w:p>
+      <w:pPr>
+        <w:spacing w:after="0" w:line="240" w:lineRule="auto"/>
+        <w:ind w:left="720"/>
+        <w:rPr>
+          <w:rFonts w:ascii="Cambria Math" w:eastAsia="Times New Roman" w:hAnsi="Cambria Math" w:cs="Times New Roman"/>
+          <w:sz w:val="24"/>
+          <w:szCs w:val="24"/>
+        </w:rPr>
+      </w:pPr>
+      <m:oMathPara>
+        <m:oMathParaPr>
+          <m:jc m:val="left"/>
+        </m:oMathParaPr>
+        <m:oMath>
+          <m:r>
+            <w:rPr>
+              <w:rFonts w:ascii="Cambria Math" w:eastAsia="Times New Roman" w:hAnsi="Cambria Math" w:cs="Times New Roman"/>
+              <w:sz w:val="24"/>
+              <w:szCs w:val="24"/>
+            </w:rPr>
+            <m:t>K=X</m:t>
+          </m:r>
+          <m:sSub>
+            <m:sSubPr>
+              <m:ctrlPr>
+                <w:rPr>
+                  <w:rFonts w:ascii="Cambria Math" w:eastAsia="Times New Roman" w:hAnsi="Cambria Math" w:cs="Times New Roman"/>
+                  <w:sz w:val="24"/>
+                  <w:szCs w:val="24"/>
+                </w:rPr>
+              </m:ctrlPr>
+            </m:sSubPr>
+            <m:e>
+              <m:r>
+                <w:rPr>
+                  <w:rFonts w:ascii="Cambria Math" w:eastAsia="Times New Roman" w:hAnsi="Cambria Math" w:cs="Times New Roman"/>
+                  <w:sz w:val="24"/>
+                  <w:szCs w:val="24"/>
+                </w:rPr>
+                <m:t>W</m:t>
+              </m:r>
+            </m:e>
+            <m:sub>
+              <m:r>
+                <w:rPr>
+                  <w:rFonts w:ascii="Cambria Math" w:eastAsia="Times New Roman" w:hAnsi="Cambria Math" w:cs="Times New Roman"/>
+                  <w:sz w:val="24"/>
+                  <w:szCs w:val="24"/>
+                </w:rPr>
+                <m:t>K</m:t>
+              </m:r>
+            </m:sub>
+          </m:sSub>
+        </m:oMath>
+      </m:oMathPara>
+    </w:p>
+    <w:p>
+      <w:pPr>
+        <w:spacing w:after="0" w:line="240" w:lineRule="auto"/>
+        <w:ind w:left="720"/>
+        <w:rPr>
+          <w:rFonts w:ascii="Times New Roman" w:eastAsia="Times New Roman" w:hAnsi="Times New Roman" w:cs="Times New Roman"/>
+          <w:sz w:val="24"/>
+          <w:szCs w:val="24"/>
+        </w:rPr>
+      </w:pPr>
+      <w:r>
+        <w:rPr>
+          <w:rFonts w:ascii="Times New Roman" w:eastAsia="Times New Roman" w:hAnsi="Times New Roman" w:cs="Times New Roman"/>
+          <w:sz w:val="24"/>
+          <w:szCs w:val="24"/>
+        </w:rPr>
+        <w:t xml:space="preserve">Since </w:t>
+      </w:r>
+      <m:oMath>
+        <m:r>
+          <w:rPr>
+            <w:rFonts w:ascii="Cambria Math" w:eastAsia="Times New Roman" w:hAnsi="Cambria Math" w:cs="Times New Roman"/>
+            <w:sz w:val="24"/>
+            <w:szCs w:val="24"/>
+          </w:rPr>
+          <m:t>K</m:t>
+        </m:r>
+      </m:oMath>
+      <w:r>
+        <w:rPr>
+          <w:rFonts w:ascii="Times New Roman" w:eastAsia="Times New Roman" w:hAnsi="Times New Roman" w:cs="Times New Roman"/>
+          <w:sz w:val="24"/>
+          <w:szCs w:val="24"/>
+        </w:rPr>
+        <w:t xml:space="preserve">depends on </w:t>
+      </w:r>
+      <m:oMath>
+        <m:sSub>
+          <m:sSubPr>
+            <m:ctrlPr>
+              <w:rPr>
+                <w:rFonts w:ascii="Cambria Math" w:eastAsia="Times New Roman" w:hAnsi="Cambria Math" w:cs="Times New Roman"/>
+                <w:sz w:val="24"/>
+                <w:szCs w:val="24"/>
+              </w:rPr>
+            </m:ctrlPr>
+          </m:sSubPr>
+          <m:e>
+            <m:r>
+              <w:rPr>
+                <w:rFonts w:ascii="Cambria Math" w:eastAsia="Times New Roman" w:hAnsi="Cambria Math" w:cs="Times New Roman"/>
+                <w:sz w:val="24"/>
+                <w:szCs w:val="24"/>
+              </w:rPr>
+              <m:t>W</m:t>
+            </m:r>
+          </m:e>
+          <m:sub>
+            <m:r>
+              <w:rPr>
+                <w:rFonts w:ascii="Cambria Math" w:eastAsia="Times New Roman" w:hAnsi="Cambria Math" w:cs="Times New Roman"/>
+                <w:sz w:val="24"/>
+                <w:szCs w:val="24"/>
+              </w:rPr>
+              <m:t>K</m:t>
+            </m:r>
+          </m:sub>
+        </m:sSub>
+      </m:oMath>
+      <w:r>
+        <w:rPr>
+          <w:rFonts w:ascii="Times New Roman" w:eastAsia="Times New Roman" w:hAnsi="Times New Roman" w:cs="Times New Roman"/>
+          <w:sz w:val="24"/>
+          <w:szCs w:val="24"/>
+        </w:rPr>
+        <w:t xml:space="preserve">, the gradient must pass through </w:t>
+      </w:r>
+      <m:oMath>
+        <m:r>
+          <w:rPr>
+            <w:rFonts w:ascii="Cambria Math" w:eastAsia="Times New Roman" w:hAnsi="Cambria Math" w:cs="Times New Roman"/>
+            <w:sz w:val="24"/>
+            <w:szCs w:val="24"/>
+          </w:rPr>
+          <m:t>K</m:t>
+        </m:r>
+      </m:oMath>
+      <w:r>
+        <w:rPr>
+          <w:rFonts w:ascii="Times New Roman" w:eastAsia="Times New Roman" w:hAnsi="Times New Roman" w:cs="Times New Roman"/>
+          <w:sz w:val="24"/>
+          <w:szCs w:val="24"/>
+        </w:rPr>
+        <w:t>.</w:t>
+      </w:r>
+    </w:p>
+    <w:p>
+      <w:pPr>
+        <w:spacing w:after="0" w:line="240" w:lineRule="auto"/>
+        <w:ind w:left="720"/>
+        <w:rPr>
+          <w:rFonts w:ascii="Times New Roman" w:eastAsia="Times New Roman" w:hAnsi="Times New Roman" w:cs="Times New Roman"/>
+          <w:sz w:val="24"/>
+          <w:szCs w:val="24"/>
+        </w:rPr>
+      </w:pPr>
+    </w:p>
+    <w:p>
+      <w:pPr>
+        <w:spacing w:after="0" w:line="240" w:lineRule="auto"/>
+        <w:rPr>
+          <w:rFonts w:ascii="Times New Roman" w:eastAsia="Times New Roman" w:hAnsi="Times New Roman" w:cs="Times New Roman"/>
+          <w:b/>
+          <w:bCs/>
+          <w:sz w:val="32"/>
+          <w:szCs w:val="32"/>
+        </w:rPr>
+      </w:pPr>
+      <w:r>
+        <w:t xml:space="preserve"> </w:t>
+      </w:r>
+      <m:oMath>
+        <m:r>
+          <m:rPr>
+            <m:sty m:val="bi"/>
+          </m:rPr>
+          <w:rPr>
+            <w:rFonts w:ascii="Cambria Math" w:hAnsi="Cambria Math"/>
+            <w:sz w:val="28"/>
+            <w:szCs w:val="28"/>
+          </w:rPr>
+          <m:t>K</m:t>
+        </m:r>
+        <m:r>
+          <m:rPr>
+            <m:sty m:val="bi"/>
+          </m:rPr>
+          <w:rPr>
+            <w:rFonts w:ascii="Cambria Math" w:hAnsi="Cambria Math"/>
+            <w:sz w:val="28"/>
+            <w:szCs w:val="28"/>
+          </w:rPr>
+          <m:t xml:space="preserve"> </m:t>
+        </m:r>
+      </m:oMath>
+      <w:r>
+        <w:rPr>
+          <w:b/>
+          <w:bCs/>
+          <w:sz w:val="28"/>
+          <w:szCs w:val="28"/>
+        </w:rPr>
+        <w:t>affects the score matrix</w:t>
+      </w:r>
+    </w:p>
+    <w:p>
+      <w:pPr>
+        <w:spacing w:after="0" w:line="240" w:lineRule="auto"/>
+        <w:ind w:left="720"/>
+        <w:rPr>
+          <w:rFonts w:ascii="Times New Roman" w:eastAsia="Times New Roman" w:hAnsi="Times New Roman" w:cs="Times New Roman"/>
+          <w:sz w:val="24"/>
+          <w:szCs w:val="24"/>
+        </w:rPr>
+      </w:pPr>
+      <m:oMathPara>
+        <m:oMathParaPr>
+          <m:jc m:val="left"/>
+        </m:oMathParaPr>
+        <m:oMath>
+          <m:r>
+            <w:rPr>
+              <w:rFonts w:ascii="Cambria Math" w:eastAsia="Times New Roman" w:hAnsi="Cambria Math" w:cs="Times New Roman"/>
+              <w:sz w:val="24"/>
+              <w:szCs w:val="24"/>
+            </w:rPr>
+            <m:t>S=</m:t>
+          </m:r>
+          <m:f>
+            <m:fPr>
+              <m:ctrlPr>
+                <w:rPr>
+                  <w:rFonts w:ascii="Cambria Math" w:eastAsia="Times New Roman" w:hAnsi="Cambria Math" w:cs="Times New Roman"/>
+                  <w:sz w:val="24"/>
+                  <w:szCs w:val="24"/>
+                </w:rPr>
+              </m:ctrlPr>
+            </m:fPr>
+            <m:num>
+              <m:r>
+                <w:rPr>
+                  <w:rFonts w:ascii="Cambria Math" w:eastAsia="Times New Roman" w:hAnsi="Cambria Math" w:cs="Times New Roman"/>
+                  <w:sz w:val="24"/>
+                  <w:szCs w:val="24"/>
+                </w:rPr>
+                <m:t>Q</m:t>
+              </m:r>
+              <m:sSup>
+                <m:sSupPr>
+                  <m:ctrlPr>
+                    <w:rPr>
+                      <w:rFonts w:ascii="Cambria Math" w:eastAsia="Times New Roman" w:hAnsi="Cambria Math" w:cs="Times New Roman"/>
+                      <w:sz w:val="24"/>
+                      <w:szCs w:val="24"/>
+                    </w:rPr>
+                  </m:ctrlPr>
+                </m:sSupPr>
+                <m:e>
+                  <m:r>
+                    <w:rPr>
+                      <w:rFonts w:ascii="Cambria Math" w:eastAsia="Times New Roman" w:hAnsi="Cambria Math" w:cs="Times New Roman"/>
+                      <w:sz w:val="24"/>
+                      <w:szCs w:val="24"/>
+                    </w:rPr>
+                    <m:t>K</m:t>
+                  </m:r>
+                </m:e>
+                <m:sup>
+                  <m:r>
+                    <w:rPr>
+                      <w:rFonts w:ascii="Cambria Math" w:eastAsia="Times New Roman" w:hAnsi="Cambria Math" w:cs="Times New Roman"/>
+                      <w:sz w:val="24"/>
+                      <w:szCs w:val="24"/>
+                    </w:rPr>
+                    <m:t>T</m:t>
+                  </m:r>
+                </m:sup>
+              </m:sSup>
+            </m:num>
+            <m:den>
+              <m:rad>
+                <m:radPr>
+                  <m:degHide m:val="1"/>
+                  <m:ctrlPr>
+                    <w:rPr>
+                      <w:rFonts w:ascii="Cambria Math" w:eastAsia="Times New Roman" w:hAnsi="Cambria Math" w:cs="Times New Roman"/>
+                      <w:sz w:val="24"/>
+                      <w:szCs w:val="24"/>
+                    </w:rPr>
+                  </m:ctrlPr>
+                </m:radPr>
+                <m:deg/>
+                <m:e>
+                  <m:sSub>
+                    <m:sSubPr>
+                      <m:ctrlPr>
+                        <w:rPr>
+                          <w:rFonts w:ascii="Cambria Math" w:eastAsia="Times New Roman" w:hAnsi="Cambria Math" w:cs="Times New Roman"/>
+                          <w:sz w:val="24"/>
+                          <w:szCs w:val="24"/>
+                        </w:rPr>
+                      </m:ctrlPr>
+                    </m:sSubPr>
+                    <m:e>
+                      <m:r>
+                        <w:rPr>
+                          <w:rFonts w:ascii="Cambria Math" w:eastAsia="Times New Roman" w:hAnsi="Cambria Math" w:cs="Times New Roman"/>
+                          <w:sz w:val="24"/>
+                          <w:szCs w:val="24"/>
+                        </w:rPr>
+                        <m:t>d</m:t>
+                      </m:r>
+                    </m:e>
+                    <m:sub>
+                      <m:r>
+                        <w:rPr>
+                          <w:rFonts w:ascii="Cambria Math" w:eastAsia="Times New Roman" w:hAnsi="Cambria Math" w:cs="Times New Roman"/>
+                          <w:sz w:val="24"/>
+                          <w:szCs w:val="24"/>
+                        </w:rPr>
+                        <m:t>k</m:t>
+                      </m:r>
+                    </m:sub>
+                  </m:sSub>
+                </m:e>
+              </m:rad>
+            </m:den>
+          </m:f>
+          <m:r>
+            <w:rPr>
+              <w:rFonts w:ascii="Cambria Math" w:eastAsia="Times New Roman" w:hAnsi="Cambria Math" w:cs="Times New Roman"/>
+              <w:sz w:val="24"/>
+              <w:szCs w:val="24"/>
+            </w:rPr>
+            <w:br/>
+          </m:r>
+        </m:oMath>
+      </m:oMathPara>
+    </w:p>
+    <w:p>
+      <w:pPr>
+        <w:spacing w:after="0" w:line="240" w:lineRule="auto"/>
+        <w:ind w:left="720"/>
+        <w:rPr>
+          <w:rFonts w:ascii="Times New Roman" w:eastAsia="Times New Roman" w:hAnsi="Times New Roman" w:cs="Times New Roman"/>
+          <w:sz w:val="24"/>
+          <w:szCs w:val="24"/>
+        </w:rPr>
+      </w:pPr>
+      <m:oMathPara>
+        <m:oMathParaPr>
+          <m:jc m:val="left"/>
+        </m:oMathParaPr>
+        <m:oMath>
+          <m:f>
+            <m:fPr>
+              <m:ctrlPr>
+                <w:rPr>
+                  <w:rFonts w:ascii="Cambria Math" w:eastAsia="Times New Roman" w:hAnsi="Cambria Math" w:cs="Times New Roman"/>
+                  <w:sz w:val="24"/>
+                  <w:szCs w:val="24"/>
+                </w:rPr>
+              </m:ctrlPr>
+            </m:fPr>
+            <m:num>
+              <m:r>
+                <m:rPr>
+                  <m:sty m:val="p"/>
+                </m:rPr>
+                <w:rPr>
+                  <w:rFonts w:ascii="Cambria Math" w:eastAsia="Times New Roman" w:hAnsi="Cambria Math" w:cs="Times New Roman"/>
+                  <w:sz w:val="24"/>
+                  <w:szCs w:val="24"/>
+                </w:rPr>
+                <m:t>∂</m:t>
+              </m:r>
+              <m:r>
+                <w:rPr>
+                  <w:rFonts w:ascii="Cambria Math" w:eastAsia="Times New Roman" w:hAnsi="Cambria Math" w:cs="Times New Roman"/>
+                  <w:sz w:val="24"/>
+                  <w:szCs w:val="24"/>
+                </w:rPr>
+                <m:t>L</m:t>
+              </m:r>
+            </m:num>
+            <m:den>
+              <m:r>
+                <m:rPr>
+                  <m:sty m:val="p"/>
+                </m:rPr>
+                <w:rPr>
+                  <w:rFonts w:ascii="Cambria Math" w:eastAsia="Times New Roman" w:hAnsi="Cambria Math" w:cs="Times New Roman"/>
+                  <w:sz w:val="24"/>
+                  <w:szCs w:val="24"/>
+                </w:rPr>
+                <m:t>∂</m:t>
+              </m:r>
+              <m:sSub>
+                <m:sSubPr>
+                  <m:ctrlPr>
+                    <w:rPr>
+                      <w:rFonts w:ascii="Cambria Math" w:eastAsia="Times New Roman" w:hAnsi="Cambria Math" w:cs="Times New Roman"/>
+                      <w:sz w:val="24"/>
+                      <w:szCs w:val="24"/>
+                    </w:rPr>
+                  </m:ctrlPr>
+                </m:sSubPr>
+                <m:e>
+                  <m:r>
+                    <w:rPr>
+                      <w:rFonts w:ascii="Cambria Math" w:eastAsia="Times New Roman" w:hAnsi="Cambria Math" w:cs="Times New Roman"/>
+                      <w:sz w:val="24"/>
+                      <w:szCs w:val="24"/>
+                    </w:rPr>
+                    <m:t>W</m:t>
+                  </m:r>
+                </m:e>
+                <m:sub>
+                  <m:r>
+                    <w:rPr>
+                      <w:rFonts w:ascii="Cambria Math" w:eastAsia="Times New Roman" w:hAnsi="Cambria Math" w:cs="Times New Roman"/>
+                      <w:sz w:val="24"/>
+                      <w:szCs w:val="24"/>
+                    </w:rPr>
+                    <m:t>K</m:t>
+                  </m:r>
+                </m:sub>
+              </m:sSub>
+            </m:den>
+          </m:f>
+          <m:r>
+            <w:rPr>
+              <w:rFonts w:ascii="Cambria Math" w:eastAsia="Times New Roman" w:hAnsi="Cambria Math" w:cs="Times New Roman"/>
+              <w:sz w:val="24"/>
+              <w:szCs w:val="24"/>
+            </w:rPr>
+            <m:t>=</m:t>
+          </m:r>
+          <m:f>
+            <m:fPr>
+              <m:ctrlPr>
+                <w:rPr>
+                  <w:rFonts w:ascii="Cambria Math" w:eastAsia="Times New Roman" w:hAnsi="Cambria Math" w:cs="Times New Roman"/>
+                  <w:sz w:val="24"/>
+                  <w:szCs w:val="24"/>
+                </w:rPr>
+              </m:ctrlPr>
+            </m:fPr>
+            <m:num>
+              <m:r>
+                <m:rPr>
+                  <m:sty m:val="p"/>
+                </m:rPr>
+                <w:rPr>
+                  <w:rFonts w:ascii="Cambria Math" w:eastAsia="Times New Roman" w:hAnsi="Cambria Math" w:cs="Times New Roman"/>
+                  <w:sz w:val="24"/>
+                  <w:szCs w:val="24"/>
+                </w:rPr>
+                <m:t>∂</m:t>
+              </m:r>
+              <m:r>
+                <w:rPr>
+                  <w:rFonts w:ascii="Cambria Math" w:eastAsia="Times New Roman" w:hAnsi="Cambria Math" w:cs="Times New Roman"/>
+                  <w:sz w:val="24"/>
+                  <w:szCs w:val="24"/>
+                </w:rPr>
+                <m:t>L</m:t>
+              </m:r>
+            </m:num>
+            <m:den>
+              <m:r>
+                <m:rPr>
+                  <m:sty m:val="p"/>
+                </m:rPr>
+                <w:rPr>
+                  <w:rFonts w:ascii="Cambria Math" w:eastAsia="Times New Roman" w:hAnsi="Cambria Math" w:cs="Times New Roman"/>
+                  <w:sz w:val="24"/>
+                  <w:szCs w:val="24"/>
+                </w:rPr>
+                <m:t>∂</m:t>
+              </m:r>
+              <m:r>
+                <w:rPr>
+                  <w:rFonts w:ascii="Cambria Math" w:eastAsia="Times New Roman" w:hAnsi="Cambria Math" w:cs="Times New Roman"/>
+                  <w:sz w:val="24"/>
+                  <w:szCs w:val="24"/>
+                </w:rPr>
+                <m:t>K</m:t>
+              </m:r>
+            </m:den>
+          </m:f>
+          <m:f>
+            <m:fPr>
+              <m:ctrlPr>
+                <w:rPr>
+                  <w:rFonts w:ascii="Cambria Math" w:eastAsia="Times New Roman" w:hAnsi="Cambria Math" w:cs="Times New Roman"/>
+                  <w:sz w:val="24"/>
+                  <w:szCs w:val="24"/>
+                </w:rPr>
+              </m:ctrlPr>
+            </m:fPr>
+            <m:num>
+              <m:r>
+                <m:rPr>
+                  <m:sty m:val="p"/>
+                </m:rPr>
+                <w:rPr>
+                  <w:rFonts w:ascii="Cambria Math" w:eastAsia="Times New Roman" w:hAnsi="Cambria Math" w:cs="Times New Roman"/>
+                  <w:sz w:val="24"/>
+                  <w:szCs w:val="24"/>
+                </w:rPr>
+                <m:t>∂</m:t>
+              </m:r>
+              <m:r>
+                <w:rPr>
+                  <w:rFonts w:ascii="Cambria Math" w:eastAsia="Times New Roman" w:hAnsi="Cambria Math" w:cs="Times New Roman"/>
+                  <w:sz w:val="24"/>
+                  <w:szCs w:val="24"/>
+                </w:rPr>
+                <m:t>K</m:t>
+              </m:r>
+            </m:num>
+            <m:den>
+              <m:r>
+                <m:rPr>
+                  <m:sty m:val="p"/>
+                </m:rPr>
+                <w:rPr>
+                  <w:rFonts w:ascii="Cambria Math" w:eastAsia="Times New Roman" w:hAnsi="Cambria Math" w:cs="Times New Roman"/>
+                  <w:sz w:val="24"/>
+                  <w:szCs w:val="24"/>
+                </w:rPr>
+                <m:t>∂</m:t>
+              </m:r>
+              <m:sSub>
+                <m:sSubPr>
+                  <m:ctrlPr>
+                    <w:rPr>
+                      <w:rFonts w:ascii="Cambria Math" w:eastAsia="Times New Roman" w:hAnsi="Cambria Math" w:cs="Times New Roman"/>
+                      <w:sz w:val="24"/>
+                      <w:szCs w:val="24"/>
+                    </w:rPr>
+                  </m:ctrlPr>
+                </m:sSubPr>
+                <m:e>
+                  <m:r>
+                    <w:rPr>
+                      <w:rFonts w:ascii="Cambria Math" w:eastAsia="Times New Roman" w:hAnsi="Cambria Math" w:cs="Times New Roman"/>
+                      <w:sz w:val="24"/>
+                      <w:szCs w:val="24"/>
+                    </w:rPr>
+                    <m:t>W</m:t>
+                  </m:r>
+                </m:e>
+                <m:sub>
+                  <m:r>
+                    <w:rPr>
+                      <w:rFonts w:ascii="Cambria Math" w:eastAsia="Times New Roman" w:hAnsi="Cambria Math" w:cs="Times New Roman"/>
+                      <w:sz w:val="24"/>
+                      <w:szCs w:val="24"/>
+                    </w:rPr>
+                    <m:t>K</m:t>
+                  </m:r>
+                </m:sub>
+              </m:sSub>
+            </m:den>
+          </m:f>
+          <m:r>
+            <w:rPr>
+              <w:rFonts w:ascii="Cambria Math" w:eastAsia="Times New Roman" w:hAnsi="Cambria Math" w:cs="Times New Roman"/>
+              <w:sz w:val="24"/>
+              <w:szCs w:val="24"/>
+            </w:rPr>
+            <w:br/>
+          </m:r>
+        </m:oMath>
+      </m:oMathPara>
+    </w:p>
+    <w:p>
+      <w:pPr>
+        <w:rPr>
+          <w:b/>
+          <w:bCs/>
+          <w:sz w:val="28"/>
+          <w:szCs w:val="28"/>
+        </w:rPr>
+      </w:pPr>
+      <w:r>
+        <w:rPr>
+          <w:b/>
+          <w:bCs/>
+          <w:sz w:val="28"/>
+          <w:szCs w:val="28"/>
+        </w:rPr>
+        <w:t xml:space="preserve"> Derive </w:t>
+      </w:r>
+      <m:oMath>
+        <m:f>
+          <m:fPr>
+            <m:ctrlPr>
+              <w:rPr>
+                <w:rFonts w:ascii="Cambria Math" w:hAnsi="Cambria Math"/>
+                <w:b/>
+                <w:bCs/>
+                <w:sz w:val="28"/>
+                <w:szCs w:val="28"/>
+              </w:rPr>
+            </m:ctrlPr>
+          </m:fPr>
+          <m:num>
+            <m:r>
+              <m:rPr>
+                <m:sty m:val="b"/>
+              </m:rPr>
+              <w:rPr>
+                <w:rFonts w:ascii="Cambria Math" w:hAnsi="Cambria Math"/>
+                <w:sz w:val="28"/>
+                <w:szCs w:val="28"/>
+              </w:rPr>
+              <m:t>∂</m:t>
+            </m:r>
+            <m:r>
+              <m:rPr>
+                <m:sty m:val="bi"/>
+              </m:rPr>
+              <w:rPr>
+                <w:rFonts w:ascii="Cambria Math" w:hAnsi="Cambria Math"/>
+                <w:sz w:val="28"/>
+                <w:szCs w:val="28"/>
+              </w:rPr>
+              <m:t>L</m:t>
+            </m:r>
+          </m:num>
+          <m:den>
+            <m:r>
+              <m:rPr>
+                <m:sty m:val="b"/>
+              </m:rPr>
+              <w:rPr>
+                <w:rFonts w:ascii="Cambria Math" w:hAnsi="Cambria Math"/>
+                <w:sz w:val="28"/>
+                <w:szCs w:val="28"/>
+              </w:rPr>
+              <m:t>∂</m:t>
+            </m:r>
+            <m:r>
+              <m:rPr>
+                <m:sty m:val="bi"/>
+              </m:rPr>
+              <w:rPr>
+                <w:rFonts w:ascii="Cambria Math" w:hAnsi="Cambria Math"/>
+                <w:sz w:val="28"/>
+                <w:szCs w:val="28"/>
+              </w:rPr>
+              <m:t>K</m:t>
+            </m:r>
+          </m:den>
+        </m:f>
+      </m:oMath>
+    </w:p>
+    <w:p>
+      <w:pPr>
+        <w:spacing w:before="100" w:beforeAutospacing="1" w:after="100" w:afterAutospacing="1" w:line="240" w:lineRule="auto"/>
+        <w:rPr>
+          <w:rFonts w:ascii="Times New Roman" w:eastAsia="Times New Roman" w:hAnsi="Times New Roman" w:cs="Times New Roman"/>
+          <w:b/>
+          <w:bCs/>
+          <w:sz w:val="24"/>
+          <w:szCs w:val="24"/>
+        </w:rPr>
+      </w:pPr>
+      <w:r>
+        <w:rPr>
+          <w:rFonts w:ascii="Times New Roman" w:eastAsia="Times New Roman" w:hAnsi="Times New Roman" w:cs="Times New Roman"/>
+          <w:b/>
+          <w:bCs/>
+          <w:sz w:val="24"/>
+          <w:szCs w:val="24"/>
+        </w:rPr>
+        <w:t>From</w:t>
+      </w:r>
+    </w:p>
+    <w:p>
+      <w:pPr>
+        <w:spacing w:after="0" w:line="240" w:lineRule="auto"/>
+        <w:ind w:left="720"/>
+        <w:rPr>
+          <w:rFonts w:ascii="Times New Roman" w:eastAsia="Times New Roman" w:hAnsi="Times New Roman" w:cs="Times New Roman"/>
+          <w:sz w:val="24"/>
+          <w:szCs w:val="24"/>
+        </w:rPr>
+      </w:pPr>
+      <m:oMathPara>
+        <m:oMathParaPr>
+          <m:jc m:val="left"/>
+        </m:oMathParaPr>
+        <m:oMath>
+          <m:r>
+            <w:rPr>
+              <w:rFonts w:ascii="Cambria Math" w:hAnsi="Cambria Math"/>
+            </w:rPr>
+            <m:t>S=</m:t>
+          </m:r>
+          <m:f>
+            <m:fPr>
+              <m:ctrlPr>
+                <w:rPr>
+                  <w:rFonts w:ascii="Cambria Math" w:hAnsi="Cambria Math"/>
+                </w:rPr>
+              </m:ctrlPr>
+            </m:fPr>
+            <m:num>
+              <m:r>
+                <w:rPr>
+                  <w:rFonts w:ascii="Cambria Math" w:hAnsi="Cambria Math"/>
+                </w:rPr>
+                <m:t>Q</m:t>
+              </m:r>
+              <m:sSup>
+                <m:sSupPr>
+                  <m:ctrlPr>
+                    <w:rPr>
+                      <w:rFonts w:ascii="Cambria Math" w:hAnsi="Cambria Math"/>
+                    </w:rPr>
+                  </m:ctrlPr>
+                </m:sSupPr>
+                <m:e>
+                  <m:r>
+                    <w:rPr>
+                      <w:rFonts w:ascii="Cambria Math" w:hAnsi="Cambria Math"/>
+                    </w:rPr>
+                    <m:t>K</m:t>
+                  </m:r>
+                </m:e>
+                <m:sup>
+                  <m:r>
+                    <w:rPr>
+                      <w:rFonts w:ascii="Cambria Math" w:hAnsi="Cambria Math"/>
+                    </w:rPr>
+                    <m:t>T</m:t>
+                  </m:r>
+                </m:sup>
+              </m:sSup>
+            </m:num>
+            <m:den>
+              <m:rad>
+                <m:radPr>
+                  <m:degHide m:val="1"/>
+                  <m:ctrlPr>
+                    <w:rPr>
+                      <w:rFonts w:ascii="Cambria Math" w:hAnsi="Cambria Math"/>
+                    </w:rPr>
+                  </m:ctrlPr>
+                </m:radPr>
+                <m:deg/>
+                <m:e>
+                  <m:sSub>
+                    <m:sSubPr>
+                      <m:ctrlPr>
+                        <w:rPr>
+                          <w:rFonts w:ascii="Cambria Math" w:hAnsi="Cambria Math"/>
+                        </w:rPr>
+                      </m:ctrlPr>
+                    </m:sSubPr>
+                    <m:e>
+                      <m:r>
+                        <w:rPr>
+                          <w:rFonts w:ascii="Cambria Math" w:hAnsi="Cambria Math"/>
+                        </w:rPr>
+                        <m:t>d</m:t>
+                      </m:r>
+                    </m:e>
+                    <m:sub>
+                      <m:r>
+                        <w:rPr>
+                          <w:rFonts w:ascii="Cambria Math" w:hAnsi="Cambria Math"/>
+                        </w:rPr>
+                        <m:t>k</m:t>
+                      </m:r>
+                    </m:sub>
+                  </m:sSub>
+                </m:e>
+              </m:rad>
+            </m:den>
+          </m:f>
+          <m:r>
+            <w:br/>
+          </m:r>
+        </m:oMath>
+      </m:oMathPara>
+      <w:r>
+        <w:rPr>
+          <w:rFonts w:ascii="Times New Roman" w:eastAsia="Times New Roman" w:hAnsi="Times New Roman" w:cs="Times New Roman"/>
+          <w:sz w:val="24"/>
+          <w:szCs w:val="24"/>
+        </w:rPr>
+        <w:t>each score element is:</w:t>
+      </w:r>
+    </w:p>
+    <w:p>
+      <w:pPr>
+        <w:spacing w:after="0" w:line="240" w:lineRule="auto"/>
+        <w:ind w:left="720"/>
+        <w:rPr>
+          <w:rFonts w:ascii="Times New Roman" w:eastAsia="Times New Roman" w:hAnsi="Times New Roman" w:cs="Times New Roman"/>
+          <w:sz w:val="24"/>
+          <w:szCs w:val="24"/>
+        </w:rPr>
+      </w:pPr>
+      <m:oMathPara>
+        <m:oMathParaPr>
+          <m:jc m:val="left"/>
+        </m:oMathParaPr>
+        <m:oMath>
+          <m:sSub>
+            <m:sSubPr>
+              <m:ctrlPr>
+                <w:rPr>
+                  <w:rFonts w:ascii="Cambria Math" w:eastAsia="Times New Roman" w:hAnsi="Cambria Math" w:cs="Times New Roman"/>
+                  <w:sz w:val="24"/>
+                  <w:szCs w:val="24"/>
+                </w:rPr>
+              </m:ctrlPr>
+            </m:sSubPr>
+            <m:e>
+              <m:r>
+                <w:rPr>
+                  <w:rFonts w:ascii="Cambria Math" w:eastAsia="Times New Roman" w:hAnsi="Cambria Math" w:cs="Times New Roman"/>
+                  <w:sz w:val="24"/>
+                  <w:szCs w:val="24"/>
+                </w:rPr>
+                <m:t>S</m:t>
+              </m:r>
+            </m:e>
+            <m:sub>
+              <m:r>
+                <w:rPr>
+                  <w:rFonts w:ascii="Cambria Math" w:eastAsia="Times New Roman" w:hAnsi="Cambria Math" w:cs="Times New Roman"/>
+                  <w:sz w:val="24"/>
+                  <w:szCs w:val="24"/>
+                </w:rPr>
+                <m:t>ij</m:t>
+              </m:r>
+            </m:sub>
+          </m:sSub>
+          <m:r>
+            <w:rPr>
+              <w:rFonts w:ascii="Cambria Math" w:eastAsia="Times New Roman" w:hAnsi="Cambria Math" w:cs="Times New Roman"/>
+              <w:sz w:val="24"/>
+              <w:szCs w:val="24"/>
+            </w:rPr>
+            <m:t>=</m:t>
+          </m:r>
+          <m:f>
+            <m:fPr>
+              <m:ctrlPr>
+                <w:rPr>
+                  <w:rFonts w:ascii="Cambria Math" w:eastAsia="Times New Roman" w:hAnsi="Cambria Math" w:cs="Times New Roman"/>
+                  <w:sz w:val="24"/>
+                  <w:szCs w:val="24"/>
+                </w:rPr>
+              </m:ctrlPr>
+            </m:fPr>
+            <m:num>
+              <m:r>
+                <w:rPr>
+                  <w:rFonts w:ascii="Cambria Math" w:eastAsia="Times New Roman" w:hAnsi="Cambria Math" w:cs="Times New Roman"/>
+                  <w:sz w:val="24"/>
+                  <w:szCs w:val="24"/>
+                </w:rPr>
+                <m:t>1</m:t>
+              </m:r>
+            </m:num>
+            <m:den>
+              <m:rad>
+                <m:radPr>
+                  <m:degHide m:val="1"/>
+                  <m:ctrlPr>
+                    <w:rPr>
+                      <w:rFonts w:ascii="Cambria Math" w:eastAsia="Times New Roman" w:hAnsi="Cambria Math" w:cs="Times New Roman"/>
+                      <w:sz w:val="24"/>
+                      <w:szCs w:val="24"/>
+                    </w:rPr>
+                  </m:ctrlPr>
+                </m:radPr>
+                <m:deg/>
+                <m:e>
+                  <m:sSub>
+                    <m:sSubPr>
+                      <m:ctrlPr>
+                        <w:rPr>
+                          <w:rFonts w:ascii="Cambria Math" w:eastAsia="Times New Roman" w:hAnsi="Cambria Math" w:cs="Times New Roman"/>
+                          <w:sz w:val="24"/>
+                          <w:szCs w:val="24"/>
+                        </w:rPr>
+                      </m:ctrlPr>
+                    </m:sSubPr>
+                    <m:e>
+                      <m:r>
+                        <w:rPr>
+                          <w:rFonts w:ascii="Cambria Math" w:eastAsia="Times New Roman" w:hAnsi="Cambria Math" w:cs="Times New Roman"/>
+                          <w:sz w:val="24"/>
+                          <w:szCs w:val="24"/>
+                        </w:rPr>
+                        <m:t>d</m:t>
+                      </m:r>
+                    </m:e>
+                    <m:sub>
+                      <m:r>
+                        <w:rPr>
+                          <w:rFonts w:ascii="Cambria Math" w:eastAsia="Times New Roman" w:hAnsi="Cambria Math" w:cs="Times New Roman"/>
+                          <w:sz w:val="24"/>
+                          <w:szCs w:val="24"/>
+                        </w:rPr>
+                        <m:t>k</m:t>
+                      </m:r>
+                    </m:sub>
+                  </m:sSub>
+                </m:e>
+              </m:rad>
+            </m:den>
+          </m:f>
+          <m:sSub>
+            <m:sSubPr>
+              <m:ctrlPr>
+                <w:rPr>
+                  <w:rFonts w:ascii="Cambria Math" w:eastAsia="Times New Roman" w:hAnsi="Cambria Math" w:cs="Times New Roman"/>
+                  <w:sz w:val="24"/>
+                  <w:szCs w:val="24"/>
+                </w:rPr>
+              </m:ctrlPr>
+            </m:sSubPr>
+            <m:e>
+              <m:r>
+                <w:rPr>
+                  <w:rFonts w:ascii="Cambria Math" w:eastAsia="Times New Roman" w:hAnsi="Cambria Math" w:cs="Times New Roman"/>
+                  <w:sz w:val="24"/>
+                  <w:szCs w:val="24"/>
+                </w:rPr>
+                <m:t>Q</m:t>
+              </m:r>
+            </m:e>
+            <m:sub>
+              <m:r>
+                <w:rPr>
+                  <w:rFonts w:ascii="Cambria Math" w:eastAsia="Times New Roman" w:hAnsi="Cambria Math" w:cs="Times New Roman"/>
+                  <w:sz w:val="24"/>
+                  <w:szCs w:val="24"/>
+                </w:rPr>
+                <m:t>i</m:t>
+              </m:r>
+            </m:sub>
+          </m:sSub>
+          <m:r>
+            <w:rPr>
+              <w:rFonts w:ascii="Cambria Math" w:eastAsia="Times New Roman" w:hAnsi="Cambria Math" w:cs="Times New Roman"/>
+              <w:sz w:val="24"/>
+              <w:szCs w:val="24"/>
+            </w:rPr>
+            <m:t>⋅</m:t>
+          </m:r>
+          <m:sSub>
+            <m:sSubPr>
+              <m:ctrlPr>
+                <w:rPr>
+                  <w:rFonts w:ascii="Cambria Math" w:eastAsia="Times New Roman" w:hAnsi="Cambria Math" w:cs="Times New Roman"/>
+                  <w:sz w:val="24"/>
+                  <w:szCs w:val="24"/>
+                </w:rPr>
+              </m:ctrlPr>
+            </m:sSubPr>
+            <m:e>
+              <m:r>
+                <w:rPr>
+                  <w:rFonts w:ascii="Cambria Math" w:eastAsia="Times New Roman" w:hAnsi="Cambria Math" w:cs="Times New Roman"/>
+                  <w:sz w:val="24"/>
+                  <w:szCs w:val="24"/>
+                </w:rPr>
+                <m:t>K</m:t>
+              </m:r>
+            </m:e>
+            <m:sub>
+              <m:r>
+                <w:rPr>
+                  <w:rFonts w:ascii="Cambria Math" w:eastAsia="Times New Roman" w:hAnsi="Cambria Math" w:cs="Times New Roman"/>
+                  <w:sz w:val="24"/>
+                  <w:szCs w:val="24"/>
+                </w:rPr>
+                <m:t>j</m:t>
+              </m:r>
+            </m:sub>
+          </m:sSub>
+          <m:r>
+            <w:rPr>
+              <w:rFonts w:ascii="Cambria Math" w:eastAsia="Times New Roman" w:hAnsi="Cambria Math" w:cs="Times New Roman"/>
+              <w:sz w:val="24"/>
+              <w:szCs w:val="24"/>
+            </w:rPr>
+            <w:br/>
+          </m:r>
+        </m:oMath>
+      </m:oMathPara>
+      <w:r>
+        <w:rPr>
+          <w:rFonts w:ascii="Times New Roman" w:eastAsia="Times New Roman" w:hAnsi="Times New Roman" w:cs="Times New Roman"/>
+          <w:sz w:val="24"/>
+          <w:szCs w:val="24"/>
+        </w:rPr>
+        <w:t xml:space="preserve">For one key row </w:t>
+      </w:r>
+      <m:oMath>
+        <m:sSub>
+          <m:sSubPr>
+            <m:ctrlPr>
+              <w:rPr>
+                <w:rFonts w:ascii="Cambria Math" w:eastAsia="Times New Roman" w:hAnsi="Cambria Math" w:cs="Times New Roman"/>
+                <w:sz w:val="24"/>
+                <w:szCs w:val="24"/>
+              </w:rPr>
+            </m:ctrlPr>
+          </m:sSubPr>
+          <m:e>
+            <m:r>
+              <w:rPr>
+                <w:rFonts w:ascii="Cambria Math" w:eastAsia="Times New Roman" w:hAnsi="Cambria Math" w:cs="Times New Roman"/>
+                <w:sz w:val="24"/>
+                <w:szCs w:val="24"/>
+              </w:rPr>
+              <m:t>K</m:t>
+            </m:r>
+          </m:e>
+          <m:sub>
+            <m:r>
+              <w:rPr>
+                <w:rFonts w:ascii="Cambria Math" w:eastAsia="Times New Roman" w:hAnsi="Cambria Math" w:cs="Times New Roman"/>
+                <w:sz w:val="24"/>
+                <w:szCs w:val="24"/>
+              </w:rPr>
+              <m:t>j</m:t>
+            </m:r>
+          </m:sub>
+        </m:sSub>
+      </m:oMath>
+      <w:r>
+        <w:rPr>
+          <w:rFonts w:ascii="Times New Roman" w:eastAsia="Times New Roman" w:hAnsi="Times New Roman" w:cs="Times New Roman"/>
+          <w:sz w:val="24"/>
+          <w:szCs w:val="24"/>
+        </w:rPr>
+        <w:t>:</w:t>
+      </w:r>
+    </w:p>
+    <w:p>
+      <w:pPr>
+        <w:spacing w:after="0" w:line="240" w:lineRule="auto"/>
+        <w:ind w:left="720"/>
+        <w:rPr>
+          <w:rFonts w:ascii="Times New Roman" w:eastAsia="Times New Roman" w:hAnsi="Times New Roman" w:cs="Times New Roman"/>
+          <w:sz w:val="24"/>
+          <w:szCs w:val="24"/>
+        </w:rPr>
+      </w:pPr>
+      <m:oMathPara>
+        <m:oMathParaPr>
+          <m:jc m:val="left"/>
+        </m:oMathParaPr>
+        <m:oMath>
+          <m:f>
+            <m:fPr>
+              <m:ctrlPr>
+                <w:rPr>
+                  <w:rFonts w:ascii="Cambria Math" w:eastAsia="Times New Roman" w:hAnsi="Cambria Math" w:cs="Times New Roman"/>
+                  <w:sz w:val="24"/>
+                  <w:szCs w:val="24"/>
+                </w:rPr>
+              </m:ctrlPr>
+            </m:fPr>
+            <m:num>
+              <m:r>
+                <m:rPr>
+                  <m:sty m:val="p"/>
+                </m:rPr>
+                <w:rPr>
+                  <w:rFonts w:ascii="Cambria Math" w:eastAsia="Times New Roman" w:hAnsi="Cambria Math" w:cs="Times New Roman"/>
+                  <w:sz w:val="24"/>
+                  <w:szCs w:val="24"/>
+                </w:rPr>
+                <m:t>∂</m:t>
+              </m:r>
+              <m:r>
+                <w:rPr>
+                  <w:rFonts w:ascii="Cambria Math" w:eastAsia="Times New Roman" w:hAnsi="Cambria Math" w:cs="Times New Roman"/>
+                  <w:sz w:val="24"/>
+                  <w:szCs w:val="24"/>
+                </w:rPr>
+                <m:t>L</m:t>
+              </m:r>
+            </m:num>
+            <m:den>
+              <m:r>
+                <m:rPr>
+                  <m:sty m:val="p"/>
+                </m:rPr>
+                <w:rPr>
+                  <w:rFonts w:ascii="Cambria Math" w:eastAsia="Times New Roman" w:hAnsi="Cambria Math" w:cs="Times New Roman"/>
+                  <w:sz w:val="24"/>
+                  <w:szCs w:val="24"/>
+                </w:rPr>
+                <m:t>∂</m:t>
+              </m:r>
+              <m:sSub>
+                <m:sSubPr>
+                  <m:ctrlPr>
+                    <w:rPr>
+                      <w:rFonts w:ascii="Cambria Math" w:eastAsia="Times New Roman" w:hAnsi="Cambria Math" w:cs="Times New Roman"/>
+                      <w:sz w:val="24"/>
+                      <w:szCs w:val="24"/>
+                    </w:rPr>
+                  </m:ctrlPr>
+                </m:sSubPr>
+                <m:e>
+                  <m:r>
+                    <w:rPr>
+                      <w:rFonts w:ascii="Cambria Math" w:eastAsia="Times New Roman" w:hAnsi="Cambria Math" w:cs="Times New Roman"/>
+                      <w:sz w:val="24"/>
+                      <w:szCs w:val="24"/>
+                    </w:rPr>
+                    <m:t>K</m:t>
+                  </m:r>
+                </m:e>
+                <m:sub>
+                  <m:r>
+                    <w:rPr>
+                      <w:rFonts w:ascii="Cambria Math" w:eastAsia="Times New Roman" w:hAnsi="Cambria Math" w:cs="Times New Roman"/>
+                      <w:sz w:val="24"/>
+                      <w:szCs w:val="24"/>
+                    </w:rPr>
+                    <m:t>j</m:t>
+                  </m:r>
+                </m:sub>
+              </m:sSub>
+            </m:den>
+          </m:f>
+          <m:r>
+            <w:rPr>
+              <w:rFonts w:ascii="Cambria Math" w:eastAsia="Times New Roman" w:hAnsi="Cambria Math" w:cs="Times New Roman"/>
+              <w:sz w:val="24"/>
+              <w:szCs w:val="24"/>
+            </w:rPr>
+            <m:t>=</m:t>
+          </m:r>
+          <m:nary>
+            <m:naryPr>
+              <m:chr m:val="∑"/>
+              <m:limLoc m:val="undOvr"/>
+              <m:grow m:val="1"/>
+              <m:supHide m:val="1"/>
+              <m:ctrlPr>
+                <w:rPr>
+                  <w:rFonts w:ascii="Cambria Math" w:eastAsia="Times New Roman" w:hAnsi="Cambria Math" w:cs="Times New Roman"/>
+                  <w:sz w:val="24"/>
+                  <w:szCs w:val="24"/>
+                </w:rPr>
+              </m:ctrlPr>
+            </m:naryPr>
+            <m:sub>
+              <m:r>
+                <w:rPr>
+                  <w:rFonts w:ascii="Cambria Math" w:eastAsia="Times New Roman" w:hAnsi="Cambria Math" w:cs="Times New Roman"/>
+                  <w:sz w:val="24"/>
+                  <w:szCs w:val="24"/>
+                </w:rPr>
+                <m:t>i</m:t>
+              </m:r>
+            </m:sub>
+            <m:sup/>
+            <m:e>
+              <m:f>
+                <m:fPr>
+                  <m:ctrlPr>
+                    <w:rPr>
+                      <w:rFonts w:ascii="Cambria Math" w:eastAsia="Times New Roman" w:hAnsi="Cambria Math" w:cs="Times New Roman"/>
+                      <w:sz w:val="24"/>
+                      <w:szCs w:val="24"/>
+                    </w:rPr>
+                  </m:ctrlPr>
+                </m:fPr>
+                <m:num>
+                  <m:r>
+                    <m:rPr>
+                      <m:sty m:val="p"/>
+                    </m:rPr>
+                    <w:rPr>
+                      <w:rFonts w:ascii="Cambria Math" w:eastAsia="Times New Roman" w:hAnsi="Cambria Math" w:cs="Times New Roman"/>
+                      <w:sz w:val="24"/>
+                      <w:szCs w:val="24"/>
+                    </w:rPr>
+                    <m:t>∂</m:t>
+                  </m:r>
+                  <m:r>
+                    <w:rPr>
+                      <w:rFonts w:ascii="Cambria Math" w:eastAsia="Times New Roman" w:hAnsi="Cambria Math" w:cs="Times New Roman"/>
+                      <w:sz w:val="24"/>
+                      <w:szCs w:val="24"/>
+                    </w:rPr>
+                    <m:t>L</m:t>
+                  </m:r>
+                </m:num>
+                <m:den>
+                  <m:r>
+                    <m:rPr>
+                      <m:sty m:val="p"/>
+                    </m:rPr>
+                    <w:rPr>
+                      <w:rFonts w:ascii="Cambria Math" w:eastAsia="Times New Roman" w:hAnsi="Cambria Math" w:cs="Times New Roman"/>
+                      <w:sz w:val="24"/>
+                      <w:szCs w:val="24"/>
+                    </w:rPr>
+                    <m:t>∂</m:t>
+                  </m:r>
+                  <m:sSub>
+                    <m:sSubPr>
+                      <m:ctrlPr>
+                        <w:rPr>
+                          <w:rFonts w:ascii="Cambria Math" w:eastAsia="Times New Roman" w:hAnsi="Cambria Math" w:cs="Times New Roman"/>
+                          <w:sz w:val="24"/>
+                          <w:szCs w:val="24"/>
+                        </w:rPr>
+                      </m:ctrlPr>
+                    </m:sSubPr>
+                    <m:e>
+                      <m:r>
+                        <w:rPr>
+                          <w:rFonts w:ascii="Cambria Math" w:eastAsia="Times New Roman" w:hAnsi="Cambria Math" w:cs="Times New Roman"/>
+                          <w:sz w:val="24"/>
+                          <w:szCs w:val="24"/>
+                        </w:rPr>
+                        <m:t>S</m:t>
+                      </m:r>
+                    </m:e>
+                    <m:sub>
+                      <m:r>
+                        <w:rPr>
+                          <w:rFonts w:ascii="Cambria Math" w:eastAsia="Times New Roman" w:hAnsi="Cambria Math" w:cs="Times New Roman"/>
+                          <w:sz w:val="24"/>
+                          <w:szCs w:val="24"/>
+                        </w:rPr>
+                        <m:t>ij</m:t>
+                      </m:r>
+                    </m:sub>
+                  </m:sSub>
+                </m:den>
+              </m:f>
+            </m:e>
+          </m:nary>
+          <m:f>
+            <m:fPr>
+              <m:ctrlPr>
+                <w:rPr>
+                  <w:rFonts w:ascii="Cambria Math" w:eastAsia="Times New Roman" w:hAnsi="Cambria Math" w:cs="Times New Roman"/>
+                  <w:sz w:val="24"/>
+                  <w:szCs w:val="24"/>
+                </w:rPr>
+              </m:ctrlPr>
+            </m:fPr>
+            <m:num>
+              <m:r>
+                <m:rPr>
+                  <m:sty m:val="p"/>
+                </m:rPr>
+                <w:rPr>
+                  <w:rFonts w:ascii="Cambria Math" w:eastAsia="Times New Roman" w:hAnsi="Cambria Math" w:cs="Times New Roman"/>
+                  <w:sz w:val="24"/>
+                  <w:szCs w:val="24"/>
+                </w:rPr>
+                <m:t>∂</m:t>
+              </m:r>
+              <m:sSub>
+                <m:sSubPr>
+                  <m:ctrlPr>
+                    <w:rPr>
+                      <w:rFonts w:ascii="Cambria Math" w:eastAsia="Times New Roman" w:hAnsi="Cambria Math" w:cs="Times New Roman"/>
+                      <w:sz w:val="24"/>
+                      <w:szCs w:val="24"/>
+                    </w:rPr>
+                  </m:ctrlPr>
+                </m:sSubPr>
+                <m:e>
+                  <m:r>
+                    <w:rPr>
+                      <w:rFonts w:ascii="Cambria Math" w:eastAsia="Times New Roman" w:hAnsi="Cambria Math" w:cs="Times New Roman"/>
+                      <w:sz w:val="24"/>
+                      <w:szCs w:val="24"/>
+                    </w:rPr>
+                    <m:t>S</m:t>
+                  </m:r>
+                </m:e>
+                <m:sub>
+                  <m:r>
+                    <w:rPr>
+                      <w:rFonts w:ascii="Cambria Math" w:eastAsia="Times New Roman" w:hAnsi="Cambria Math" w:cs="Times New Roman"/>
+                      <w:sz w:val="24"/>
+                      <w:szCs w:val="24"/>
+                    </w:rPr>
+                    <m:t>ij</m:t>
+                  </m:r>
+                </m:sub>
+              </m:sSub>
+            </m:num>
+            <m:den>
+              <m:r>
+                <m:rPr>
+                  <m:sty m:val="p"/>
+                </m:rPr>
+                <w:rPr>
+                  <w:rFonts w:ascii="Cambria Math" w:eastAsia="Times New Roman" w:hAnsi="Cambria Math" w:cs="Times New Roman"/>
+                  <w:sz w:val="24"/>
+                  <w:szCs w:val="24"/>
+                </w:rPr>
+                <m:t>∂</m:t>
+              </m:r>
+              <m:sSub>
+                <m:sSubPr>
+                  <m:ctrlPr>
+                    <w:rPr>
+                      <w:rFonts w:ascii="Cambria Math" w:eastAsia="Times New Roman" w:hAnsi="Cambria Math" w:cs="Times New Roman"/>
+                      <w:sz w:val="24"/>
+                      <w:szCs w:val="24"/>
+                    </w:rPr>
+                  </m:ctrlPr>
+                </m:sSubPr>
+                <m:e>
+                  <m:r>
+                    <w:rPr>
+                      <w:rFonts w:ascii="Cambria Math" w:eastAsia="Times New Roman" w:hAnsi="Cambria Math" w:cs="Times New Roman"/>
+                      <w:sz w:val="24"/>
+                      <w:szCs w:val="24"/>
+                    </w:rPr>
+                    <m:t>K</m:t>
+                  </m:r>
+                </m:e>
+                <m:sub>
+                  <m:r>
+                    <w:rPr>
+                      <w:rFonts w:ascii="Cambria Math" w:eastAsia="Times New Roman" w:hAnsi="Cambria Math" w:cs="Times New Roman"/>
+                      <w:sz w:val="24"/>
+                      <w:szCs w:val="24"/>
+                    </w:rPr>
+                    <m:t>j</m:t>
+                  </m:r>
+                </m:sub>
+              </m:sSub>
+            </m:den>
+          </m:f>
+          <m:r>
+            <w:rPr>
+              <w:rFonts w:ascii="Cambria Math" w:eastAsia="Times New Roman" w:hAnsi="Cambria Math" w:cs="Times New Roman"/>
+              <w:sz w:val="24"/>
+              <w:szCs w:val="24"/>
+            </w:rPr>
+            <w:br/>
+          </m:r>
+        </m:oMath>
+      </m:oMathPara>
+    </w:p>
+    <w:p>
+      <w:pPr>
+        <w:spacing w:before="100" w:beforeAutospacing="1" w:after="100" w:afterAutospacing="1" w:line="240" w:lineRule="auto"/>
+        <w:rPr>
+          <w:rFonts w:ascii="Times New Roman" w:eastAsia="Times New Roman" w:hAnsi="Times New Roman" w:cs="Times New Roman"/>
+          <w:b/>
+          <w:bCs/>
+          <w:sz w:val="28"/>
+          <w:szCs w:val="28"/>
+        </w:rPr>
+      </w:pPr>
+      <w:r>
+        <w:rPr>
+          <w:rFonts w:ascii="Times New Roman" w:eastAsia="Times New Roman" w:hAnsi="Times New Roman" w:cs="Times New Roman"/>
+          <w:b/>
+          <w:bCs/>
+          <w:sz w:val="28"/>
+          <w:szCs w:val="28"/>
+        </w:rPr>
+        <w:t>and</w:t>
+      </w:r>
+    </w:p>
+    <w:p>
+      <w:pPr>
+        <w:spacing w:after="0" w:line="240" w:lineRule="auto"/>
+        <w:ind w:left="720"/>
+        <w:rPr>
+          <w:rFonts w:ascii="Times New Roman" w:eastAsia="Times New Roman" w:hAnsi="Times New Roman" w:cs="Times New Roman"/>
+          <w:sz w:val="24"/>
+          <w:szCs w:val="24"/>
+        </w:rPr>
+      </w:pPr>
+      <m:oMathPara>
+        <m:oMathParaPr>
+          <m:jc m:val="left"/>
+        </m:oMathParaPr>
+        <m:oMath>
+          <m:f>
+            <m:fPr>
+              <m:ctrlPr>
+                <w:rPr>
+                  <w:rFonts w:ascii="Cambria Math" w:eastAsia="Times New Roman" w:hAnsi="Cambria Math" w:cs="Times New Roman"/>
+                  <w:sz w:val="24"/>
+                  <w:szCs w:val="24"/>
+                </w:rPr>
+              </m:ctrlPr>
+            </m:fPr>
+            <m:num>
+              <m:r>
+                <m:rPr>
+                  <m:sty m:val="p"/>
+                </m:rPr>
+                <w:rPr>
+                  <w:rFonts w:ascii="Cambria Math" w:eastAsia="Times New Roman" w:hAnsi="Cambria Math" w:cs="Times New Roman"/>
+                  <w:sz w:val="24"/>
+                  <w:szCs w:val="24"/>
+                </w:rPr>
+                <m:t>∂</m:t>
+              </m:r>
+              <m:sSub>
+                <m:sSubPr>
+                  <m:ctrlPr>
+                    <w:rPr>
+                      <w:rFonts w:ascii="Cambria Math" w:eastAsia="Times New Roman" w:hAnsi="Cambria Math" w:cs="Times New Roman"/>
+                      <w:sz w:val="24"/>
+                      <w:szCs w:val="24"/>
+                    </w:rPr>
+                  </m:ctrlPr>
+                </m:sSubPr>
+                <m:e>
+                  <m:r>
+                    <w:rPr>
+                      <w:rFonts w:ascii="Cambria Math" w:eastAsia="Times New Roman" w:hAnsi="Cambria Math" w:cs="Times New Roman"/>
+                      <w:sz w:val="24"/>
+                      <w:szCs w:val="24"/>
+                    </w:rPr>
+                    <m:t>S</m:t>
+                  </m:r>
+                </m:e>
+                <m:sub>
+                  <m:r>
+                    <w:rPr>
+                      <w:rFonts w:ascii="Cambria Math" w:eastAsia="Times New Roman" w:hAnsi="Cambria Math" w:cs="Times New Roman"/>
+                      <w:sz w:val="24"/>
+                      <w:szCs w:val="24"/>
+                    </w:rPr>
+                    <m:t>ij</m:t>
+                  </m:r>
+                </m:sub>
+              </m:sSub>
+            </m:num>
+            <m:den>
+              <m:r>
+                <m:rPr>
+                  <m:sty m:val="p"/>
+                </m:rPr>
+                <w:rPr>
+                  <w:rFonts w:ascii="Cambria Math" w:eastAsia="Times New Roman" w:hAnsi="Cambria Math" w:cs="Times New Roman"/>
+                  <w:sz w:val="24"/>
+                  <w:szCs w:val="24"/>
+                </w:rPr>
+                <m:t>∂</m:t>
+              </m:r>
+              <m:sSub>
+                <m:sSubPr>
+                  <m:ctrlPr>
+                    <w:rPr>
+                      <w:rFonts w:ascii="Cambria Math" w:eastAsia="Times New Roman" w:hAnsi="Cambria Math" w:cs="Times New Roman"/>
+                      <w:sz w:val="24"/>
+                      <w:szCs w:val="24"/>
+                    </w:rPr>
+                  </m:ctrlPr>
+                </m:sSubPr>
+                <m:e>
+                  <m:r>
+                    <w:rPr>
+                      <w:rFonts w:ascii="Cambria Math" w:eastAsia="Times New Roman" w:hAnsi="Cambria Math" w:cs="Times New Roman"/>
+                      <w:sz w:val="24"/>
+                      <w:szCs w:val="24"/>
+                    </w:rPr>
+                    <m:t>K</m:t>
+                  </m:r>
+                </m:e>
+                <m:sub>
+                  <m:r>
+                    <w:rPr>
+                      <w:rFonts w:ascii="Cambria Math" w:eastAsia="Times New Roman" w:hAnsi="Cambria Math" w:cs="Times New Roman"/>
+                      <w:sz w:val="24"/>
+                      <w:szCs w:val="24"/>
+                    </w:rPr>
+                    <m:t>j</m:t>
+                  </m:r>
+                </m:sub>
+              </m:sSub>
+            </m:den>
+          </m:f>
+          <m:r>
+            <w:rPr>
+              <w:rFonts w:ascii="Cambria Math" w:eastAsia="Times New Roman" w:hAnsi="Cambria Math" w:cs="Times New Roman"/>
+              <w:sz w:val="24"/>
+              <w:szCs w:val="24"/>
+            </w:rPr>
+            <m:t>=</m:t>
+          </m:r>
+          <m:f>
+            <m:fPr>
+              <m:ctrlPr>
+                <w:rPr>
+                  <w:rFonts w:ascii="Cambria Math" w:eastAsia="Times New Roman" w:hAnsi="Cambria Math" w:cs="Times New Roman"/>
+                  <w:sz w:val="24"/>
+                  <w:szCs w:val="24"/>
+                </w:rPr>
+              </m:ctrlPr>
+            </m:fPr>
+            <m:num>
+              <m:r>
+                <w:rPr>
+                  <w:rFonts w:ascii="Cambria Math" w:eastAsia="Times New Roman" w:hAnsi="Cambria Math" w:cs="Times New Roman"/>
+                  <w:sz w:val="24"/>
+                  <w:szCs w:val="24"/>
+                </w:rPr>
+                <m:t>1</m:t>
+              </m:r>
+            </m:num>
+            <m:den>
+              <m:rad>
+                <m:radPr>
+                  <m:degHide m:val="1"/>
+                  <m:ctrlPr>
+                    <w:rPr>
+                      <w:rFonts w:ascii="Cambria Math" w:eastAsia="Times New Roman" w:hAnsi="Cambria Math" w:cs="Times New Roman"/>
+                      <w:sz w:val="24"/>
+                      <w:szCs w:val="24"/>
+                    </w:rPr>
+                  </m:ctrlPr>
+                </m:radPr>
+                <m:deg/>
+                <m:e>
+                  <m:sSub>
+                    <m:sSubPr>
+                      <m:ctrlPr>
+                        <w:rPr>
+                          <w:rFonts w:ascii="Cambria Math" w:eastAsia="Times New Roman" w:hAnsi="Cambria Math" w:cs="Times New Roman"/>
+                          <w:sz w:val="24"/>
+                          <w:szCs w:val="24"/>
+                        </w:rPr>
+                      </m:ctrlPr>
+                    </m:sSubPr>
+                    <m:e>
+                      <m:r>
+                        <w:rPr>
+                          <w:rFonts w:ascii="Cambria Math" w:eastAsia="Times New Roman" w:hAnsi="Cambria Math" w:cs="Times New Roman"/>
+                          <w:sz w:val="24"/>
+                          <w:szCs w:val="24"/>
+                        </w:rPr>
+                        <m:t>d</m:t>
+                      </m:r>
+                    </m:e>
+                    <m:sub>
+                      <m:r>
+                        <w:rPr>
+                          <w:rFonts w:ascii="Cambria Math" w:eastAsia="Times New Roman" w:hAnsi="Cambria Math" w:cs="Times New Roman"/>
+                          <w:sz w:val="24"/>
+                          <w:szCs w:val="24"/>
+                        </w:rPr>
+                        <m:t>k</m:t>
+                      </m:r>
+                    </m:sub>
+                  </m:sSub>
+                </m:e>
+              </m:rad>
+            </m:den>
+          </m:f>
+          <m:sSub>
+            <m:sSubPr>
+              <m:ctrlPr>
+                <w:rPr>
+                  <w:rFonts w:ascii="Cambria Math" w:eastAsia="Times New Roman" w:hAnsi="Cambria Math" w:cs="Times New Roman"/>
+                  <w:sz w:val="24"/>
+                  <w:szCs w:val="24"/>
+                </w:rPr>
+              </m:ctrlPr>
+            </m:sSubPr>
+            <m:e>
+              <m:r>
+                <w:rPr>
+                  <w:rFonts w:ascii="Cambria Math" w:eastAsia="Times New Roman" w:hAnsi="Cambria Math" w:cs="Times New Roman"/>
+                  <w:sz w:val="24"/>
+                  <w:szCs w:val="24"/>
+                </w:rPr>
+                <m:t>Q</m:t>
+              </m:r>
+            </m:e>
+            <m:sub>
+              <m:r>
+                <w:rPr>
+                  <w:rFonts w:ascii="Cambria Math" w:eastAsia="Times New Roman" w:hAnsi="Cambria Math" w:cs="Times New Roman"/>
+                  <w:sz w:val="24"/>
+                  <w:szCs w:val="24"/>
+                </w:rPr>
+                <m:t>i</m:t>
+              </m:r>
+            </m:sub>
+          </m:sSub>
+          <m:r>
+            <w:rPr>
+              <w:rFonts w:ascii="Cambria Math" w:eastAsia="Times New Roman" w:hAnsi="Cambria Math" w:cs="Times New Roman"/>
+              <w:sz w:val="24"/>
+              <w:szCs w:val="24"/>
+            </w:rPr>
+            <w:br/>
+          </m:r>
+        </m:oMath>
+      </m:oMathPara>
+    </w:p>
+    <w:p>
+      <w:pPr>
+        <w:spacing w:before="100" w:beforeAutospacing="1" w:after="100" w:afterAutospacing="1" w:line="240" w:lineRule="auto"/>
+        <w:rPr>
+          <w:rFonts w:ascii="Times New Roman" w:eastAsia="Times New Roman" w:hAnsi="Times New Roman" w:cs="Times New Roman"/>
+          <w:b/>
+          <w:bCs/>
+          <w:sz w:val="28"/>
+          <w:szCs w:val="28"/>
+        </w:rPr>
+      </w:pPr>
+      <w:r>
+        <w:rPr>
+          <w:rFonts w:ascii="Times New Roman" w:eastAsia="Times New Roman" w:hAnsi="Times New Roman" w:cs="Times New Roman"/>
+          <w:b/>
+          <w:bCs/>
+          <w:sz w:val="28"/>
+          <w:szCs w:val="28"/>
+        </w:rPr>
+        <w:t>So:</w:t>
+      </w:r>
+    </w:p>
+    <w:p>
+      <w:pPr>
+        <w:ind w:left="720"/>
+        <w:rPr>
+          <w:rFonts w:ascii="Times New Roman" w:hAnsi="Times New Roman"/>
+        </w:rPr>
+      </w:pPr>
+      <m:oMathPara>
+        <m:oMathParaPr>
+          <m:jc m:val="left"/>
+        </m:oMathParaPr>
+        <m:oMath>
+          <m:f>
+            <m:fPr>
+              <m:ctrlPr>
+                <w:rPr>
+                  <w:rFonts w:ascii="Cambria Math" w:hAnsi="Cambria Math"/>
+                </w:rPr>
+              </m:ctrlPr>
+            </m:fPr>
+            <m:num>
+              <m:r>
+                <m:rPr>
+                  <m:sty m:val="p"/>
+                </m:rPr>
+                <w:rPr>
+                  <w:rFonts w:ascii="Cambria Math" w:hAnsi="Cambria Math"/>
+                </w:rPr>
+                <m:t>∂</m:t>
+              </m:r>
+              <m:r>
+                <w:rPr>
+                  <w:rFonts w:ascii="Cambria Math" w:hAnsi="Cambria Math"/>
+                </w:rPr>
+                <m:t>L</m:t>
+              </m:r>
+            </m:num>
+            <m:den>
+              <m:r>
+                <m:rPr>
+                  <m:sty m:val="p"/>
+                </m:rPr>
+                <w:rPr>
+                  <w:rFonts w:ascii="Cambria Math" w:hAnsi="Cambria Math"/>
+                </w:rPr>
+                <m:t>∂</m:t>
+              </m:r>
+              <m:sSub>
+                <m:sSubPr>
+                  <m:ctrlPr>
+                    <w:rPr>
+                      <w:rFonts w:ascii="Cambria Math" w:hAnsi="Cambria Math"/>
+                    </w:rPr>
+                  </m:ctrlPr>
+                </m:sSubPr>
+                <m:e>
+                  <m:r>
+                    <w:rPr>
+                      <w:rFonts w:ascii="Cambria Math" w:hAnsi="Cambria Math"/>
+                    </w:rPr>
+                    <m:t>K</m:t>
+                  </m:r>
+                </m:e>
+                <m:sub>
+                  <m:r>
+                    <w:rPr>
+                      <w:rFonts w:ascii="Cambria Math" w:hAnsi="Cambria Math"/>
+                    </w:rPr>
+                    <m:t>j</m:t>
+                  </m:r>
+                </m:sub>
+              </m:sSub>
+            </m:den>
+          </m:f>
+          <m:r>
+            <w:rPr>
+              <w:rFonts w:ascii="Cambria Math" w:hAnsi="Cambria Math"/>
+            </w:rPr>
+            <m:t>=</m:t>
+          </m:r>
+          <m:nary>
+            <m:naryPr>
+              <m:chr m:val="∑"/>
+              <m:limLoc m:val="undOvr"/>
+              <m:grow m:val="1"/>
+              <m:supHide m:val="1"/>
+              <m:ctrlPr>
+                <w:rPr>
+                  <w:rFonts w:ascii="Cambria Math" w:hAnsi="Cambria Math"/>
+                </w:rPr>
+              </m:ctrlPr>
+            </m:naryPr>
+            <m:sub>
+              <m:r>
+                <w:rPr>
+                  <w:rFonts w:ascii="Cambria Math" w:hAnsi="Cambria Math"/>
+                </w:rPr>
+                <m:t>i</m:t>
+              </m:r>
+            </m:sub>
+            <m:sup/>
+            <m:e>
+              <m:f>
+                <m:fPr>
+                  <m:ctrlPr>
+                    <w:rPr>
+                      <w:rFonts w:ascii="Cambria Math" w:hAnsi="Cambria Math"/>
+                    </w:rPr>
+                  </m:ctrlPr>
+                </m:fPr>
+                <m:num>
+                  <m:r>
+                    <m:rPr>
+                      <m:sty m:val="p"/>
+                    </m:rPr>
+                    <w:rPr>
+                      <w:rFonts w:ascii="Cambria Math" w:hAnsi="Cambria Math"/>
+                    </w:rPr>
+                    <m:t>∂</m:t>
+                  </m:r>
+                  <m:r>
+                    <w:rPr>
+                      <w:rFonts w:ascii="Cambria Math" w:hAnsi="Cambria Math"/>
+                    </w:rPr>
+                    <m:t>L</m:t>
+                  </m:r>
+                </m:num>
+                <m:den>
+                  <m:r>
+                    <m:rPr>
+                      <m:sty m:val="p"/>
+                    </m:rPr>
+                    <w:rPr>
+                      <w:rFonts w:ascii="Cambria Math" w:hAnsi="Cambria Math"/>
+                    </w:rPr>
+                    <m:t>∂</m:t>
+                  </m:r>
+                  <m:sSub>
+                    <m:sSubPr>
+                      <m:ctrlPr>
+                        <w:rPr>
+                          <w:rFonts w:ascii="Cambria Math" w:hAnsi="Cambria Math"/>
+                        </w:rPr>
+                      </m:ctrlPr>
+                    </m:sSubPr>
+                    <m:e>
+                      <m:r>
+                        <w:rPr>
+                          <w:rFonts w:ascii="Cambria Math" w:hAnsi="Cambria Math"/>
+                        </w:rPr>
+                        <m:t>S</m:t>
+                      </m:r>
+                    </m:e>
+                    <m:sub>
+                      <m:r>
+                        <w:rPr>
+                          <w:rFonts w:ascii="Cambria Math" w:hAnsi="Cambria Math"/>
+                        </w:rPr>
+                        <m:t>ij</m:t>
+                      </m:r>
+                    </m:sub>
+                  </m:sSub>
+                </m:den>
+              </m:f>
+            </m:e>
+          </m:nary>
+          <m:d>
+            <m:dPr>
+              <m:ctrlPr>
+                <w:rPr>
+                  <w:rFonts w:ascii="Cambria Math" w:hAnsi="Cambria Math"/>
+                </w:rPr>
+              </m:ctrlPr>
+            </m:dPr>
+            <m:e>
+              <m:f>
+                <m:fPr>
+                  <m:ctrlPr>
+                    <w:rPr>
+                      <w:rFonts w:ascii="Cambria Math" w:hAnsi="Cambria Math"/>
+                    </w:rPr>
+                  </m:ctrlPr>
+                </m:fPr>
+                <m:num>
+                  <m:r>
+                    <w:rPr>
+                      <w:rFonts w:ascii="Cambria Math" w:hAnsi="Cambria Math"/>
+                    </w:rPr>
+                    <m:t>1</m:t>
+                  </m:r>
+                </m:num>
+                <m:den>
+                  <m:rad>
+                    <m:radPr>
+                      <m:degHide m:val="1"/>
+                      <m:ctrlPr>
+                        <w:rPr>
+                          <w:rFonts w:ascii="Cambria Math" w:hAnsi="Cambria Math"/>
+                        </w:rPr>
+                      </m:ctrlPr>
+                    </m:radPr>
+                    <m:deg/>
+                    <m:e>
+                      <m:sSub>
+                        <m:sSubPr>
+                          <m:ctrlPr>
+                            <w:rPr>
+                              <w:rFonts w:ascii="Cambria Math" w:hAnsi="Cambria Math"/>
+                            </w:rPr>
+                          </m:ctrlPr>
+                        </m:sSubPr>
+                        <m:e>
+                          <m:r>
+                            <w:rPr>
+                              <w:rFonts w:ascii="Cambria Math" w:hAnsi="Cambria Math"/>
+                            </w:rPr>
+                            <m:t>d</m:t>
+                          </m:r>
+                        </m:e>
+                        <m:sub>
+                          <m:r>
+                            <w:rPr>
+                              <w:rFonts w:ascii="Cambria Math" w:hAnsi="Cambria Math"/>
+                            </w:rPr>
+                            <m:t>k</m:t>
+                          </m:r>
+                        </m:sub>
+                      </m:sSub>
+                    </m:e>
+                  </m:rad>
+                </m:den>
+              </m:f>
+              <m:sSub>
+                <m:sSubPr>
+                  <m:ctrlPr>
+                    <w:rPr>
+                      <w:rFonts w:ascii="Cambria Math" w:hAnsi="Cambria Math"/>
+                    </w:rPr>
+                  </m:ctrlPr>
+                </m:sSubPr>
+                <m:e>
+                  <m:r>
+                    <w:rPr>
+                      <w:rFonts w:ascii="Cambria Math" w:hAnsi="Cambria Math"/>
+                    </w:rPr>
+                    <m:t>Q</m:t>
+                  </m:r>
+                </m:e>
+                <m:sub>
+                  <m:r>
+                    <w:rPr>
+                      <w:rFonts w:ascii="Cambria Math" w:hAnsi="Cambria Math"/>
+                    </w:rPr>
+                    <m:t>i</m:t>
+                  </m:r>
+                </m:sub>
+              </m:sSub>
+            </m:e>
+          </m:d>
+          <m:r>
+            <w:br/>
+          </m:r>
+        </m:oMath>
+        <m:oMath>
+          <m:r>
+            <w:rPr>
+              <w:rFonts w:ascii="Cambria Math" w:hAnsi="Cambria Math"/>
+            </w:rPr>
+            <m:t>=</m:t>
+          </m:r>
+          <m:f>
+            <m:fPr>
+              <m:ctrlPr>
+                <w:rPr>
+                  <w:rFonts w:ascii="Cambria Math" w:hAnsi="Cambria Math"/>
+                </w:rPr>
+              </m:ctrlPr>
+            </m:fPr>
+            <m:num>
+              <m:r>
+                <w:rPr>
+                  <w:rFonts w:ascii="Cambria Math" w:hAnsi="Cambria Math"/>
+                </w:rPr>
+                <m:t>1</m:t>
+              </m:r>
+            </m:num>
+            <m:den>
+              <m:rad>
+                <m:radPr>
+                  <m:degHide m:val="1"/>
+                  <m:ctrlPr>
+                    <w:rPr>
+                      <w:rFonts w:ascii="Cambria Math" w:hAnsi="Cambria Math"/>
+                    </w:rPr>
+                  </m:ctrlPr>
+                </m:radPr>
+                <m:deg/>
+                <m:e>
+                  <m:sSub>
+                    <m:sSubPr>
+                      <m:ctrlPr>
+                        <w:rPr>
+                          <w:rFonts w:ascii="Cambria Math" w:hAnsi="Cambria Math"/>
+                        </w:rPr>
+                      </m:ctrlPr>
+                    </m:sSubPr>
+                    <m:e>
+                      <m:r>
+                        <w:rPr>
+                          <w:rFonts w:ascii="Cambria Math" w:hAnsi="Cambria Math"/>
+                        </w:rPr>
+                        <m:t>d</m:t>
+                      </m:r>
+                    </m:e>
+                    <m:sub>
+                      <m:r>
+                        <w:rPr>
+                          <w:rFonts w:ascii="Cambria Math" w:hAnsi="Cambria Math"/>
+                        </w:rPr>
+                        <m:t>k</m:t>
+                      </m:r>
+                    </m:sub>
+                  </m:sSub>
+                </m:e>
+              </m:rad>
+            </m:den>
+          </m:f>
+          <m:nary>
+            <m:naryPr>
+              <m:chr m:val="∑"/>
+              <m:limLoc m:val="undOvr"/>
+              <m:grow m:val="1"/>
+              <m:supHide m:val="1"/>
+              <m:ctrlPr>
+                <w:rPr>
+                  <w:rFonts w:ascii="Cambria Math" w:hAnsi="Cambria Math"/>
+                </w:rPr>
+              </m:ctrlPr>
+            </m:naryPr>
+            <m:sub>
+              <m:r>
+                <w:rPr>
+                  <w:rFonts w:ascii="Cambria Math" w:hAnsi="Cambria Math"/>
+                </w:rPr>
+                <m:t>i</m:t>
+              </m:r>
+            </m:sub>
+            <m:sup/>
+            <m:e>
+              <m:f>
+                <m:fPr>
+                  <m:ctrlPr>
+                    <w:rPr>
+                      <w:rFonts w:ascii="Cambria Math" w:hAnsi="Cambria Math"/>
+                    </w:rPr>
+                  </m:ctrlPr>
+                </m:fPr>
+                <m:num>
+                  <m:r>
+                    <m:rPr>
+                      <m:sty m:val="p"/>
+                    </m:rPr>
+                    <w:rPr>
+                      <w:rFonts w:ascii="Cambria Math" w:hAnsi="Cambria Math"/>
+                    </w:rPr>
+                    <m:t>∂</m:t>
+                  </m:r>
+                  <m:r>
+                    <w:rPr>
+                      <w:rFonts w:ascii="Cambria Math" w:hAnsi="Cambria Math"/>
+                    </w:rPr>
+                    <m:t>L</m:t>
+                  </m:r>
+                </m:num>
+                <m:den>
+                  <m:r>
+                    <m:rPr>
+                      <m:sty m:val="p"/>
+                    </m:rPr>
+                    <w:rPr>
+                      <w:rFonts w:ascii="Cambria Math" w:hAnsi="Cambria Math"/>
+                    </w:rPr>
+                    <m:t>∂</m:t>
+                  </m:r>
+                  <m:sSub>
+                    <m:sSubPr>
+                      <m:ctrlPr>
+                        <w:rPr>
+                          <w:rFonts w:ascii="Cambria Math" w:hAnsi="Cambria Math"/>
+                        </w:rPr>
+                      </m:ctrlPr>
+                    </m:sSubPr>
+                    <m:e>
+                      <m:r>
+                        <w:rPr>
+                          <w:rFonts w:ascii="Cambria Math" w:hAnsi="Cambria Math"/>
+                        </w:rPr>
+                        <m:t>S</m:t>
+                      </m:r>
+                    </m:e>
+                    <m:sub>
+                      <m:r>
+                        <w:rPr>
+                          <w:rFonts w:ascii="Cambria Math" w:hAnsi="Cambria Math"/>
+                        </w:rPr>
+                        <m:t>ij</m:t>
+                      </m:r>
+                    </m:sub>
+                  </m:sSub>
+                </m:den>
+              </m:f>
+            </m:e>
+          </m:nary>
+          <m:sSub>
+            <m:sSubPr>
+              <m:ctrlPr>
+                <w:rPr>
+                  <w:rFonts w:ascii="Cambria Math" w:hAnsi="Cambria Math"/>
+                </w:rPr>
+              </m:ctrlPr>
+            </m:sSubPr>
+            <m:e>
+              <m:r>
+                <w:rPr>
+                  <w:rFonts w:ascii="Cambria Math" w:hAnsi="Cambria Math"/>
+                </w:rPr>
+                <m:t>Q</m:t>
+              </m:r>
+            </m:e>
+            <m:sub>
+              <m:r>
+                <w:rPr>
+                  <w:rFonts w:ascii="Cambria Math" w:hAnsi="Cambria Math"/>
+                </w:rPr>
+                <m:t>i</m:t>
+              </m:r>
+            </m:sub>
+          </m:sSub>
+          <m:r>
+            <w:br/>
+          </m:r>
+        </m:oMath>
+      </m:oMathPara>
+    </w:p>
+    <w:p>
+      <w:pPr>
+        <w:spacing w:before="100" w:beforeAutospacing="1" w:after="100" w:afterAutospacing="1" w:line="240" w:lineRule="auto"/>
+        <w:rPr>
+          <w:rFonts w:ascii="Times New Roman" w:eastAsia="Times New Roman" w:hAnsi="Times New Roman" w:cs="Times New Roman"/>
+          <w:b/>
+          <w:bCs/>
+          <w:sz w:val="28"/>
+          <w:szCs w:val="28"/>
+        </w:rPr>
+      </w:pPr>
+      <w:r>
+        <w:rPr>
+          <w:rFonts w:ascii="Times New Roman" w:eastAsia="Times New Roman" w:hAnsi="Times New Roman" w:cs="Times New Roman"/>
+          <w:b/>
+          <w:bCs/>
+          <w:sz w:val="28"/>
+          <w:szCs w:val="28"/>
+        </w:rPr>
+        <w:t>For all rows together:</w:t>
+      </w:r>
+    </w:p>
+    <w:p>
+      <w:pPr>
+        <w:spacing w:after="0" w:line="240" w:lineRule="auto"/>
+        <w:ind w:left="720"/>
+        <w:rPr>
+          <w:rFonts w:ascii="Cambria Math" w:eastAsia="Times New Roman" w:hAnsi="Cambria Math" w:cs="Times New Roman"/>
+          <w:sz w:val="24"/>
+          <w:szCs w:val="24"/>
+        </w:rPr>
+      </w:pPr>
+      <m:oMathPara>
+        <m:oMathParaPr>
+          <m:jc m:val="left"/>
+        </m:oMathParaPr>
+        <m:oMath>
+          <m:borderBox>
+            <m:borderBoxPr>
+              <m:ctrlPr>
+                <w:rPr>
+                  <w:rFonts w:ascii="Cambria Math" w:eastAsia="Times New Roman" w:hAnsi="Cambria Math" w:cs="Times New Roman"/>
+                  <w:sz w:val="24"/>
+                  <w:szCs w:val="24"/>
+                </w:rPr>
+              </m:ctrlPr>
+            </m:borderBoxPr>
+            <m:e>
+              <m:f>
+                <m:fPr>
+                  <m:ctrlPr>
+                    <w:rPr>
+                      <w:rFonts w:ascii="Cambria Math" w:eastAsia="Times New Roman" w:hAnsi="Cambria Math" w:cs="Times New Roman"/>
+                      <w:sz w:val="24"/>
+                      <w:szCs w:val="24"/>
+                    </w:rPr>
+                  </m:ctrlPr>
+                </m:fPr>
+                <m:num>
+                  <m:r>
+                    <m:rPr>
+                      <m:sty m:val="p"/>
+                    </m:rPr>
+                    <w:rPr>
+                      <w:rFonts w:ascii="Cambria Math" w:eastAsia="Times New Roman" w:hAnsi="Cambria Math" w:cs="Times New Roman"/>
+                      <w:sz w:val="24"/>
+                      <w:szCs w:val="24"/>
+                    </w:rPr>
+                    <m:t>∂</m:t>
+                  </m:r>
+                  <m:r>
+                    <w:rPr>
+                      <w:rFonts w:ascii="Cambria Math" w:eastAsia="Times New Roman" w:hAnsi="Cambria Math" w:cs="Times New Roman"/>
+                      <w:sz w:val="24"/>
+                      <w:szCs w:val="24"/>
+                    </w:rPr>
+                    <m:t>L</m:t>
+                  </m:r>
+                </m:num>
+                <m:den>
+                  <m:r>
+                    <m:rPr>
+                      <m:sty m:val="p"/>
+                    </m:rPr>
+                    <w:rPr>
+                      <w:rFonts w:ascii="Cambria Math" w:eastAsia="Times New Roman" w:hAnsi="Cambria Math" w:cs="Times New Roman"/>
+                      <w:sz w:val="24"/>
+                      <w:szCs w:val="24"/>
+                    </w:rPr>
+                    <m:t>∂</m:t>
+                  </m:r>
+                  <m:r>
+                    <w:rPr>
+                      <w:rFonts w:ascii="Cambria Math" w:eastAsia="Times New Roman" w:hAnsi="Cambria Math" w:cs="Times New Roman"/>
+                      <w:sz w:val="24"/>
+                      <w:szCs w:val="24"/>
+                    </w:rPr>
+                    <m:t>K</m:t>
+                  </m:r>
+                </m:den>
+              </m:f>
+              <m:r>
+                <w:rPr>
+                  <w:rFonts w:ascii="Cambria Math" w:eastAsia="Times New Roman" w:hAnsi="Cambria Math" w:cs="Times New Roman"/>
+                  <w:sz w:val="24"/>
+                  <w:szCs w:val="24"/>
+                </w:rPr>
+                <m:t>=</m:t>
+              </m:r>
+              <m:f>
+                <m:fPr>
+                  <m:ctrlPr>
+                    <w:rPr>
+                      <w:rFonts w:ascii="Cambria Math" w:eastAsia="Times New Roman" w:hAnsi="Cambria Math" w:cs="Times New Roman"/>
+                      <w:sz w:val="24"/>
+                      <w:szCs w:val="24"/>
+                    </w:rPr>
+                  </m:ctrlPr>
+                </m:fPr>
+                <m:num>
+                  <m:r>
+                    <w:rPr>
+                      <w:rFonts w:ascii="Cambria Math" w:eastAsia="Times New Roman" w:hAnsi="Cambria Math" w:cs="Times New Roman"/>
+                      <w:sz w:val="24"/>
+                      <w:szCs w:val="24"/>
+                    </w:rPr>
+                    <m:t>1</m:t>
+                  </m:r>
+                </m:num>
+                <m:den>
+                  <m:rad>
+                    <m:radPr>
+                      <m:degHide m:val="1"/>
+                      <m:ctrlPr>
+                        <w:rPr>
+                          <w:rFonts w:ascii="Cambria Math" w:eastAsia="Times New Roman" w:hAnsi="Cambria Math" w:cs="Times New Roman"/>
+                          <w:sz w:val="24"/>
+                          <w:szCs w:val="24"/>
+                        </w:rPr>
+                      </m:ctrlPr>
+                    </m:radPr>
+                    <m:deg/>
+                    <m:e>
+                      <m:sSub>
+                        <m:sSubPr>
+                          <m:ctrlPr>
+                            <w:rPr>
+                              <w:rFonts w:ascii="Cambria Math" w:eastAsia="Times New Roman" w:hAnsi="Cambria Math" w:cs="Times New Roman"/>
+                              <w:sz w:val="24"/>
+                              <w:szCs w:val="24"/>
+                            </w:rPr>
+                          </m:ctrlPr>
+                        </m:sSubPr>
+                        <m:e>
+                          <m:r>
+                            <w:rPr>
+                              <w:rFonts w:ascii="Cambria Math" w:eastAsia="Times New Roman" w:hAnsi="Cambria Math" w:cs="Times New Roman"/>
+                              <w:sz w:val="24"/>
+                              <w:szCs w:val="24"/>
+                            </w:rPr>
+                            <m:t>d</m:t>
+                          </m:r>
+                        </m:e>
+                        <m:sub>
+                          <m:r>
+                            <w:rPr>
+                              <w:rFonts w:ascii="Cambria Math" w:eastAsia="Times New Roman" w:hAnsi="Cambria Math" w:cs="Times New Roman"/>
+                              <w:sz w:val="24"/>
+                              <w:szCs w:val="24"/>
+                            </w:rPr>
+                            <m:t>k</m:t>
+                          </m:r>
+                        </m:sub>
+                      </m:sSub>
+                    </m:e>
+                  </m:rad>
+                </m:den>
+              </m:f>
+              <m:sSup>
+                <m:sSupPr>
+                  <m:ctrlPr>
+                    <w:rPr>
+                      <w:rFonts w:ascii="Cambria Math" w:eastAsia="Times New Roman" w:hAnsi="Cambria Math" w:cs="Times New Roman"/>
+                      <w:sz w:val="24"/>
+                      <w:szCs w:val="24"/>
+                    </w:rPr>
+                  </m:ctrlPr>
+                </m:sSupPr>
+                <m:e>
+                  <m:d>
+                    <m:dPr>
+                      <m:ctrlPr>
+                        <w:rPr>
+                          <w:rFonts w:ascii="Cambria Math" w:eastAsia="Times New Roman" w:hAnsi="Cambria Math" w:cs="Times New Roman"/>
+                          <w:sz w:val="24"/>
+                          <w:szCs w:val="24"/>
+                        </w:rPr>
+                      </m:ctrlPr>
+                    </m:dPr>
+                    <m:e>
+                      <m:f>
+                        <m:fPr>
+                          <m:ctrlPr>
+                            <w:rPr>
+                              <w:rFonts w:ascii="Cambria Math" w:eastAsia="Times New Roman" w:hAnsi="Cambria Math" w:cs="Times New Roman"/>
+                              <w:sz w:val="24"/>
+                              <w:szCs w:val="24"/>
+                            </w:rPr>
+                          </m:ctrlPr>
+                        </m:fPr>
+                        <m:num>
+                          <m:r>
+                            <m:rPr>
+                              <m:sty m:val="p"/>
+                            </m:rPr>
+                            <w:rPr>
+                              <w:rFonts w:ascii="Cambria Math" w:eastAsia="Times New Roman" w:hAnsi="Cambria Math" w:cs="Times New Roman"/>
+                              <w:sz w:val="24"/>
+                              <w:szCs w:val="24"/>
+                            </w:rPr>
+                            <m:t>∂</m:t>
+                          </m:r>
+                          <m:r>
+                            <w:rPr>
+                              <w:rFonts w:ascii="Cambria Math" w:eastAsia="Times New Roman" w:hAnsi="Cambria Math" w:cs="Times New Roman"/>
+                              <w:sz w:val="24"/>
+                              <w:szCs w:val="24"/>
+                            </w:rPr>
+                            <m:t>L</m:t>
+                          </m:r>
+                        </m:num>
+                        <m:den>
+                          <m:r>
+                            <m:rPr>
+                              <m:sty m:val="p"/>
+                            </m:rPr>
+                            <w:rPr>
+                              <w:rFonts w:ascii="Cambria Math" w:eastAsia="Times New Roman" w:hAnsi="Cambria Math" w:cs="Times New Roman"/>
+                              <w:sz w:val="24"/>
+                              <w:szCs w:val="24"/>
+                            </w:rPr>
+                            <m:t>∂</m:t>
+                          </m:r>
+                          <m:r>
+                            <w:rPr>
+                              <w:rFonts w:ascii="Cambria Math" w:eastAsia="Times New Roman" w:hAnsi="Cambria Math" w:cs="Times New Roman"/>
+                              <w:sz w:val="24"/>
+                              <w:szCs w:val="24"/>
+                            </w:rPr>
+                            <m:t>S</m:t>
+                          </m:r>
+                        </m:den>
+                      </m:f>
+                    </m:e>
+                  </m:d>
+                </m:e>
+                <m:sup>
+                  <m:r>
+                    <w:rPr>
+                      <w:rFonts w:ascii="Cambria Math" w:eastAsia="Times New Roman" w:hAnsi="Cambria Math" w:cs="Times New Roman"/>
+                      <w:sz w:val="24"/>
+                      <w:szCs w:val="24"/>
+                    </w:rPr>
+                    <m:t>T</m:t>
+                  </m:r>
+                </m:sup>
+              </m:sSup>
+              <m:r>
+                <w:rPr>
+                  <w:rFonts w:ascii="Cambria Math" w:eastAsia="Times New Roman" w:hAnsi="Cambria Math" w:cs="Times New Roman"/>
+                  <w:sz w:val="24"/>
+                  <w:szCs w:val="24"/>
+                </w:rPr>
+                <m:t>Q</m:t>
+              </m:r>
+            </m:e>
+          </m:borderBox>
+        </m:oMath>
+      </m:oMathPara>
+    </w:p>
+    <w:p>
+      <w:pPr>
+        <w:spacing w:after="0" w:line="240" w:lineRule="auto"/>
+        <w:rPr>
+          <w:rFonts w:ascii="Times New Roman" w:eastAsiaTheme="minorEastAsia" w:hAnsi="Times New Roman"/>
+        </w:rPr>
+      </w:pPr>
+      <w:r>
+        <w:rPr>
+          <w:rFonts w:ascii="Cambria Math" w:eastAsia="Times New Roman" w:hAnsi="Cambria Math" w:cs="Times New Roman"/>
+          <w:sz w:val="24"/>
+          <w:szCs w:val="24"/>
+        </w:rPr>
+        <w:br/>
+      </w:r>
+      <w:r>
+        <w:rPr>
+          <w:rFonts w:ascii="Times New Roman" w:hAnsi="Times New Roman"/>
+        </w:rPr>
+        <w:t xml:space="preserve"> </w:t>
+      </w:r>
+      <w:r>
+        <w:rPr>
+          <w:rFonts w:ascii="Times New Roman" w:hAnsi="Times New Roman"/>
+          <w:sz w:val="28"/>
+          <w:szCs w:val="28"/>
+        </w:rPr>
+        <w:t xml:space="preserve">Derive </w:t>
+      </w:r>
+      <m:oMath>
+        <m:f>
+          <m:fPr>
+            <m:ctrlPr>
+              <w:rPr>
+                <w:rFonts w:ascii="Cambria Math" w:hAnsi="Cambria Math"/>
+                <w:sz w:val="28"/>
+                <w:szCs w:val="28"/>
+              </w:rPr>
+            </m:ctrlPr>
+          </m:fPr>
+          <m:num>
+            <m:r>
+              <m:rPr>
+                <m:sty m:val="p"/>
+              </m:rPr>
+              <w:rPr>
+                <w:rFonts w:ascii="Cambria Math" w:hAnsi="Cambria Math"/>
+                <w:sz w:val="28"/>
+                <w:szCs w:val="28"/>
+              </w:rPr>
+              <m:t>∂</m:t>
+            </m:r>
+            <m:r>
+              <w:rPr>
+                <w:rFonts w:ascii="Cambria Math" w:hAnsi="Cambria Math"/>
+                <w:sz w:val="28"/>
+                <w:szCs w:val="28"/>
+              </w:rPr>
+              <m:t>L</m:t>
+            </m:r>
+          </m:num>
+          <m:den>
+            <m:r>
+              <m:rPr>
+                <m:sty m:val="p"/>
+              </m:rPr>
+              <w:rPr>
+                <w:rFonts w:ascii="Cambria Math" w:hAnsi="Cambria Math"/>
+                <w:sz w:val="28"/>
+                <w:szCs w:val="28"/>
+              </w:rPr>
+              <m:t>∂</m:t>
+            </m:r>
+            <m:sSub>
+              <m:sSubPr>
+                <m:ctrlPr>
+                  <w:rPr>
+                    <w:rFonts w:ascii="Cambria Math" w:hAnsi="Cambria Math"/>
+                    <w:sz w:val="28"/>
+                    <w:szCs w:val="28"/>
+                  </w:rPr>
+                </m:ctrlPr>
+              </m:sSubPr>
+              <m:e>
+                <m:r>
+                  <w:rPr>
+                    <w:rFonts w:ascii="Cambria Math" w:hAnsi="Cambria Math"/>
+                    <w:sz w:val="28"/>
+                    <w:szCs w:val="28"/>
+                  </w:rPr>
+                  <m:t>W</m:t>
+                </m:r>
+              </m:e>
+              <m:sub>
+                <m:r>
+                  <w:rPr>
+                    <w:rFonts w:ascii="Cambria Math" w:hAnsi="Cambria Math"/>
+                    <w:sz w:val="28"/>
+                    <w:szCs w:val="28"/>
+                  </w:rPr>
+                  <m:t>K</m:t>
+                </m:r>
+              </m:sub>
+            </m:sSub>
+          </m:den>
+        </m:f>
+      </m:oMath>
+    </w:p>
+    <w:p>
+      <w:pPr>
+        <w:spacing w:before="100" w:beforeAutospacing="1" w:after="100" w:afterAutospacing="1" w:line="240" w:lineRule="auto"/>
+        <w:rPr>
+          <w:rFonts w:ascii="Times New Roman" w:eastAsia="Times New Roman" w:hAnsi="Times New Roman" w:cs="Times New Roman"/>
+          <w:b/>
+          <w:bCs/>
+          <w:sz w:val="24"/>
+          <w:szCs w:val="24"/>
+        </w:rPr>
+      </w:pPr>
+      <w:r>
+        <w:rPr>
+          <w:rFonts w:ascii="Times New Roman" w:eastAsia="Times New Roman" w:hAnsi="Times New Roman" w:cs="Times New Roman"/>
+          <w:b/>
+          <w:bCs/>
+          <w:sz w:val="24"/>
+          <w:szCs w:val="24"/>
+        </w:rPr>
+        <w:t>From</w:t>
+      </w:r>
+    </w:p>
+    <w:p>
+      <w:pPr>
+        <w:ind w:left="720"/>
+      </w:pPr>
+      <m:oMathPara>
+        <m:oMathParaPr>
+          <m:jc m:val="left"/>
+        </m:oMathParaPr>
+        <m:oMath>
+          <m:r>
+            <w:rPr>
+              <w:rFonts w:ascii="Cambria Math" w:hAnsi="Cambria Math"/>
+            </w:rPr>
+            <m:t>K=X</m:t>
+          </m:r>
+          <m:sSub>
+            <m:sSubPr>
+              <m:ctrlPr>
+                <w:rPr>
+                  <w:rFonts w:ascii="Cambria Math" w:hAnsi="Cambria Math"/>
+                </w:rPr>
+              </m:ctrlPr>
+            </m:sSubPr>
+            <m:e>
+              <m:r>
+                <w:rPr>
+                  <w:rFonts w:ascii="Cambria Math" w:hAnsi="Cambria Math"/>
+                </w:rPr>
+                <m:t>W</m:t>
+              </m:r>
+            </m:e>
+            <m:sub>
+              <m:r>
+                <w:rPr>
+                  <w:rFonts w:ascii="Cambria Math" w:hAnsi="Cambria Math"/>
+                </w:rPr>
+                <m:t>K</m:t>
+              </m:r>
+            </m:sub>
+          </m:sSub>
+        </m:oMath>
+      </m:oMathPara>
+    </w:p>
+    <w:p>
+      <w:pPr>
+        <w:rPr>
+          <w:b/>
+          <w:bCs/>
+          <w:sz w:val="28"/>
+          <w:szCs w:val="28"/>
+        </w:rPr>
+      </w:pPr>
+      <w:r>
+        <w:rPr>
+          <w:b/>
+          <w:bCs/>
+          <w:sz w:val="28"/>
+          <w:szCs w:val="28"/>
+        </w:rPr>
+        <w:t>the gradient is:</w:t>
+      </w:r>
+    </w:p>
+    <w:p>
+      <w:pPr>
+        <w:spacing w:after="0" w:line="240" w:lineRule="auto"/>
+        <w:ind w:left="720"/>
+        <w:rPr>
+          <w:rFonts w:ascii="Times New Roman" w:eastAsia="Times New Roman" w:hAnsi="Times New Roman" w:cs="Times New Roman"/>
+          <w:sz w:val="24"/>
+          <w:szCs w:val="24"/>
+        </w:rPr>
+      </w:pPr>
+      <m:oMathPara>
+        <m:oMathParaPr>
+          <m:jc m:val="left"/>
+        </m:oMathParaPr>
+        <m:oMath>
+          <m:f>
+            <m:fPr>
+              <m:ctrlPr>
+                <w:rPr>
+                  <w:rFonts w:ascii="Cambria Math" w:eastAsia="Times New Roman" w:hAnsi="Cambria Math" w:cs="Times New Roman"/>
+                  <w:sz w:val="24"/>
+                  <w:szCs w:val="24"/>
+                </w:rPr>
+              </m:ctrlPr>
+            </m:fPr>
+            <m:num>
+              <m:r>
+                <m:rPr>
+                  <m:sty m:val="p"/>
+                </m:rPr>
+                <w:rPr>
+                  <w:rFonts w:ascii="Cambria Math" w:eastAsia="Times New Roman" w:hAnsi="Cambria Math" w:cs="Times New Roman"/>
+                  <w:sz w:val="24"/>
+                  <w:szCs w:val="24"/>
+                </w:rPr>
+                <m:t>∂</m:t>
+              </m:r>
+              <m:r>
+                <w:rPr>
+                  <w:rFonts w:ascii="Cambria Math" w:eastAsia="Times New Roman" w:hAnsi="Cambria Math" w:cs="Times New Roman"/>
+                  <w:sz w:val="24"/>
+                  <w:szCs w:val="24"/>
+                </w:rPr>
+                <m:t>L</m:t>
+              </m:r>
+            </m:num>
+            <m:den>
+              <m:r>
+                <m:rPr>
+                  <m:sty m:val="p"/>
+                </m:rPr>
+                <w:rPr>
+                  <w:rFonts w:ascii="Cambria Math" w:eastAsia="Times New Roman" w:hAnsi="Cambria Math" w:cs="Times New Roman"/>
+                  <w:sz w:val="24"/>
+                  <w:szCs w:val="24"/>
+                </w:rPr>
+                <m:t>∂</m:t>
+              </m:r>
+              <m:sSub>
+                <m:sSubPr>
+                  <m:ctrlPr>
+                    <w:rPr>
+                      <w:rFonts w:ascii="Cambria Math" w:eastAsia="Times New Roman" w:hAnsi="Cambria Math" w:cs="Times New Roman"/>
+                      <w:sz w:val="24"/>
+                      <w:szCs w:val="24"/>
+                    </w:rPr>
+                  </m:ctrlPr>
+                </m:sSubPr>
+                <m:e>
+                  <m:r>
+                    <w:rPr>
+                      <w:rFonts w:ascii="Cambria Math" w:eastAsia="Times New Roman" w:hAnsi="Cambria Math" w:cs="Times New Roman"/>
+                      <w:sz w:val="24"/>
+                      <w:szCs w:val="24"/>
+                    </w:rPr>
+                    <m:t>W</m:t>
+                  </m:r>
+                </m:e>
+                <m:sub>
+                  <m:r>
+                    <w:rPr>
+                      <w:rFonts w:ascii="Cambria Math" w:eastAsia="Times New Roman" w:hAnsi="Cambria Math" w:cs="Times New Roman"/>
+                      <w:sz w:val="24"/>
+                      <w:szCs w:val="24"/>
+                    </w:rPr>
+                    <m:t>K</m:t>
+                  </m:r>
+                </m:sub>
+              </m:sSub>
+            </m:den>
+          </m:f>
+          <m:r>
+            <w:rPr>
+              <w:rFonts w:ascii="Cambria Math" w:eastAsia="Times New Roman" w:hAnsi="Cambria Math" w:cs="Times New Roman"/>
+              <w:sz w:val="24"/>
+              <w:szCs w:val="24"/>
+            </w:rPr>
+            <m:t>=</m:t>
+          </m:r>
+          <m:sSup>
+            <m:sSupPr>
+              <m:ctrlPr>
+                <w:rPr>
+                  <w:rFonts w:ascii="Cambria Math" w:eastAsia="Times New Roman" w:hAnsi="Cambria Math" w:cs="Times New Roman"/>
+                  <w:sz w:val="24"/>
+                  <w:szCs w:val="24"/>
+                </w:rPr>
+              </m:ctrlPr>
+            </m:sSupPr>
+            <m:e>
+              <m:r>
+                <w:rPr>
+                  <w:rFonts w:ascii="Cambria Math" w:eastAsia="Times New Roman" w:hAnsi="Cambria Math" w:cs="Times New Roman"/>
+                  <w:sz w:val="24"/>
+                  <w:szCs w:val="24"/>
+                </w:rPr>
+                <m:t>X</m:t>
+              </m:r>
+            </m:e>
+            <m:sup>
+              <m:r>
+                <w:rPr>
+                  <w:rFonts w:ascii="Cambria Math" w:eastAsia="Times New Roman" w:hAnsi="Cambria Math" w:cs="Times New Roman"/>
+                  <w:sz w:val="24"/>
+                  <w:szCs w:val="24"/>
+                </w:rPr>
+                <m:t>T</m:t>
+              </m:r>
+            </m:sup>
+          </m:sSup>
+          <m:f>
+            <m:fPr>
+              <m:ctrlPr>
+                <w:rPr>
+                  <w:rFonts w:ascii="Cambria Math" w:eastAsia="Times New Roman" w:hAnsi="Cambria Math" w:cs="Times New Roman"/>
+                  <w:sz w:val="24"/>
+                  <w:szCs w:val="24"/>
+                </w:rPr>
+              </m:ctrlPr>
+            </m:fPr>
+            <m:num>
+              <m:r>
+                <m:rPr>
+                  <m:sty m:val="p"/>
+                </m:rPr>
+                <w:rPr>
+                  <w:rFonts w:ascii="Cambria Math" w:eastAsia="Times New Roman" w:hAnsi="Cambria Math" w:cs="Times New Roman"/>
+                  <w:sz w:val="24"/>
+                  <w:szCs w:val="24"/>
+                </w:rPr>
+                <m:t>∂</m:t>
+              </m:r>
+              <m:r>
+                <w:rPr>
+                  <w:rFonts w:ascii="Cambria Math" w:eastAsia="Times New Roman" w:hAnsi="Cambria Math" w:cs="Times New Roman"/>
+                  <w:sz w:val="24"/>
+                  <w:szCs w:val="24"/>
+                </w:rPr>
+                <m:t>L</m:t>
+              </m:r>
+            </m:num>
+            <m:den>
+              <m:r>
+                <m:rPr>
+                  <m:sty m:val="p"/>
+                </m:rPr>
+                <w:rPr>
+                  <w:rFonts w:ascii="Cambria Math" w:eastAsia="Times New Roman" w:hAnsi="Cambria Math" w:cs="Times New Roman"/>
+                  <w:sz w:val="24"/>
+                  <w:szCs w:val="24"/>
+                </w:rPr>
+                <m:t>∂</m:t>
+              </m:r>
+              <m:r>
+                <w:rPr>
+                  <w:rFonts w:ascii="Cambria Math" w:eastAsia="Times New Roman" w:hAnsi="Cambria Math" w:cs="Times New Roman"/>
+                  <w:sz w:val="24"/>
+                  <w:szCs w:val="24"/>
+                </w:rPr>
+                <m:t>K</m:t>
+              </m:r>
+            </m:den>
+          </m:f>
+          <m:r>
+            <w:rPr>
+              <w:rFonts w:ascii="Cambria Math" w:eastAsia="Times New Roman" w:hAnsi="Cambria Math" w:cs="Times New Roman"/>
+              <w:sz w:val="24"/>
+              <w:szCs w:val="24"/>
+            </w:rPr>
+            <w:br/>
+          </m:r>
+        </m:oMath>
+      </m:oMathPara>
+    </w:p>
+    <w:p>
+      <w:pPr>
+        <w:spacing w:before="100" w:beforeAutospacing="1" w:after="100" w:afterAutospacing="1" w:line="240" w:lineRule="auto"/>
+        <w:rPr>
+          <w:rFonts w:ascii="Times New Roman" w:eastAsia="Times New Roman" w:hAnsi="Times New Roman" w:cs="Times New Roman"/>
+          <w:b/>
+          <w:bCs/>
+          <w:sz w:val="28"/>
+          <w:szCs w:val="28"/>
+        </w:rPr>
+      </w:pPr>
+      <w:r>
+        <w:rPr>
+          <w:rFonts w:ascii="Times New Roman" w:eastAsia="Times New Roman" w:hAnsi="Times New Roman" w:cs="Times New Roman"/>
+          <w:b/>
+          <w:bCs/>
+          <w:sz w:val="28"/>
+          <w:szCs w:val="28"/>
+        </w:rPr>
+        <w:t xml:space="preserve">Substitute </w:t>
+      </w:r>
+      <m:oMath>
+        <m:f>
+          <m:fPr>
+            <m:ctrlPr>
+              <w:rPr>
+                <w:rFonts w:ascii="Cambria Math" w:eastAsia="Times New Roman" w:hAnsi="Cambria Math" w:cs="Times New Roman"/>
+                <w:b/>
+                <w:bCs/>
+                <w:sz w:val="28"/>
+                <w:szCs w:val="28"/>
+              </w:rPr>
+            </m:ctrlPr>
+          </m:fPr>
+          <m:num>
+            <m:r>
+              <m:rPr>
+                <m:sty m:val="b"/>
+              </m:rPr>
+              <w:rPr>
+                <w:rFonts w:ascii="Cambria Math" w:eastAsia="Times New Roman" w:hAnsi="Cambria Math" w:cs="Times New Roman"/>
+                <w:sz w:val="28"/>
+                <w:szCs w:val="28"/>
+              </w:rPr>
+              <m:t>∂</m:t>
+            </m:r>
+            <m:r>
+              <m:rPr>
+                <m:sty m:val="bi"/>
+              </m:rPr>
+              <w:rPr>
+                <w:rFonts w:ascii="Cambria Math" w:eastAsia="Times New Roman" w:hAnsi="Cambria Math" w:cs="Times New Roman"/>
+                <w:sz w:val="28"/>
+                <w:szCs w:val="28"/>
+              </w:rPr>
+              <m:t>L</m:t>
+            </m:r>
+          </m:num>
+          <m:den>
+            <m:r>
+              <m:rPr>
+                <m:sty m:val="b"/>
+              </m:rPr>
+              <w:rPr>
+                <w:rFonts w:ascii="Cambria Math" w:eastAsia="Times New Roman" w:hAnsi="Cambria Math" w:cs="Times New Roman"/>
+                <w:sz w:val="28"/>
+                <w:szCs w:val="28"/>
+              </w:rPr>
+              <m:t>∂</m:t>
+            </m:r>
+            <m:r>
+              <m:rPr>
+                <m:sty m:val="bi"/>
+              </m:rPr>
+              <w:rPr>
+                <w:rFonts w:ascii="Cambria Math" w:eastAsia="Times New Roman" w:hAnsi="Cambria Math" w:cs="Times New Roman"/>
+                <w:sz w:val="28"/>
+                <w:szCs w:val="28"/>
+              </w:rPr>
+              <m:t>K</m:t>
+            </m:r>
+          </m:den>
+        </m:f>
+      </m:oMath>
+      <w:r>
+        <w:rPr>
+          <w:rFonts w:ascii="Times New Roman" w:eastAsia="Times New Roman" w:hAnsi="Times New Roman" w:cs="Times New Roman"/>
+          <w:b/>
+          <w:bCs/>
+          <w:sz w:val="28"/>
+          <w:szCs w:val="28"/>
+        </w:rPr>
+        <w:t>:</w:t>
+      </w:r>
+    </w:p>
+    <w:p>
+      <w:pPr>
+        <w:spacing w:after="0" w:line="240" w:lineRule="auto"/>
+        <w:ind w:left="720"/>
+        <w:rPr>
+          <w:rFonts w:ascii="Times New Roman" w:eastAsia="Times New Roman" w:hAnsi="Times New Roman" w:cs="Times New Roman"/>
+          <w:sz w:val="24"/>
+          <w:szCs w:val="24"/>
+        </w:rPr>
+      </w:pPr>
+      <m:oMathPara>
+        <m:oMathParaPr>
+          <m:jc m:val="left"/>
+        </m:oMathParaPr>
+        <m:oMath>
+          <m:borderBox>
+            <m:borderBoxPr>
+              <m:ctrlPr>
+                <w:rPr>
+                  <w:rFonts w:ascii="Cambria Math" w:eastAsia="Times New Roman" w:hAnsi="Cambria Math" w:cs="Times New Roman"/>
+                  <w:sz w:val="24"/>
+                  <w:szCs w:val="24"/>
+                </w:rPr>
+              </m:ctrlPr>
+            </m:borderBoxPr>
+            <m:e>
+              <m:f>
+                <m:fPr>
+                  <m:ctrlPr>
+                    <w:rPr>
+                      <w:rFonts w:ascii="Cambria Math" w:eastAsia="Times New Roman" w:hAnsi="Cambria Math" w:cs="Times New Roman"/>
+                      <w:sz w:val="24"/>
+                      <w:szCs w:val="24"/>
+                    </w:rPr>
+                  </m:ctrlPr>
+                </m:fPr>
+                <m:num>
+                  <m:r>
+                    <m:rPr>
+                      <m:sty m:val="p"/>
+                    </m:rPr>
+                    <w:rPr>
+                      <w:rFonts w:ascii="Cambria Math" w:eastAsia="Times New Roman" w:hAnsi="Cambria Math" w:cs="Times New Roman"/>
+                      <w:sz w:val="24"/>
+                      <w:szCs w:val="24"/>
+                    </w:rPr>
+                    <m:t>∂</m:t>
+                  </m:r>
+                  <m:r>
+                    <w:rPr>
+                      <w:rFonts w:ascii="Cambria Math" w:eastAsia="Times New Roman" w:hAnsi="Cambria Math" w:cs="Times New Roman"/>
+                      <w:sz w:val="24"/>
+                      <w:szCs w:val="24"/>
+                    </w:rPr>
+                    <m:t>L</m:t>
+                  </m:r>
+                </m:num>
+                <m:den>
+                  <m:r>
+                    <m:rPr>
+                      <m:sty m:val="p"/>
+                    </m:rPr>
+                    <w:rPr>
+                      <w:rFonts w:ascii="Cambria Math" w:eastAsia="Times New Roman" w:hAnsi="Cambria Math" w:cs="Times New Roman"/>
+                      <w:sz w:val="24"/>
+                      <w:szCs w:val="24"/>
+                    </w:rPr>
+                    <m:t>∂</m:t>
+                  </m:r>
+                  <m:sSub>
+                    <m:sSubPr>
+                      <m:ctrlPr>
+                        <w:rPr>
+                          <w:rFonts w:ascii="Cambria Math" w:eastAsia="Times New Roman" w:hAnsi="Cambria Math" w:cs="Times New Roman"/>
+                          <w:sz w:val="24"/>
+                          <w:szCs w:val="24"/>
+                        </w:rPr>
+                      </m:ctrlPr>
+                    </m:sSubPr>
+                    <m:e>
+                      <m:r>
+                        <w:rPr>
+                          <w:rFonts w:ascii="Cambria Math" w:eastAsia="Times New Roman" w:hAnsi="Cambria Math" w:cs="Times New Roman"/>
+                          <w:sz w:val="24"/>
+                          <w:szCs w:val="24"/>
+                        </w:rPr>
+                        <m:t>W</m:t>
+                      </m:r>
+                    </m:e>
+                    <m:sub>
+                      <m:r>
+                        <w:rPr>
+                          <w:rFonts w:ascii="Cambria Math" w:eastAsia="Times New Roman" w:hAnsi="Cambria Math" w:cs="Times New Roman"/>
+                          <w:sz w:val="24"/>
+                          <w:szCs w:val="24"/>
+                        </w:rPr>
+                        <m:t>K</m:t>
+                      </m:r>
+                    </m:sub>
+                  </m:sSub>
+                </m:den>
+              </m:f>
+              <m:r>
+                <w:rPr>
+                  <w:rFonts w:ascii="Cambria Math" w:eastAsia="Times New Roman" w:hAnsi="Cambria Math" w:cs="Times New Roman"/>
+                  <w:sz w:val="24"/>
+                  <w:szCs w:val="24"/>
+                </w:rPr>
+                <m:t>=</m:t>
+              </m:r>
+              <m:sSup>
+                <m:sSupPr>
+                  <m:ctrlPr>
+                    <w:rPr>
+                      <w:rFonts w:ascii="Cambria Math" w:eastAsia="Times New Roman" w:hAnsi="Cambria Math" w:cs="Times New Roman"/>
+                      <w:sz w:val="24"/>
+                      <w:szCs w:val="24"/>
+                    </w:rPr>
+                  </m:ctrlPr>
+                </m:sSupPr>
+                <m:e>
+                  <m:r>
+                    <w:rPr>
+                      <w:rFonts w:ascii="Cambria Math" w:eastAsia="Times New Roman" w:hAnsi="Cambria Math" w:cs="Times New Roman"/>
+                      <w:sz w:val="24"/>
+                      <w:szCs w:val="24"/>
+                    </w:rPr>
+                    <m:t>X</m:t>
+                  </m:r>
+                </m:e>
+                <m:sup>
+                  <m:r>
+                    <w:rPr>
+                      <w:rFonts w:ascii="Cambria Math" w:eastAsia="Times New Roman" w:hAnsi="Cambria Math" w:cs="Times New Roman"/>
+                      <w:sz w:val="24"/>
+                      <w:szCs w:val="24"/>
+                    </w:rPr>
+                    <m:t>T</m:t>
+                  </m:r>
+                </m:sup>
+              </m:sSup>
+              <m:d>
+                <m:dPr>
+                  <m:begChr m:val="["/>
+                  <m:endChr m:val="]"/>
+                  <m:ctrlPr>
+                    <w:rPr>
+                      <w:rFonts w:ascii="Cambria Math" w:eastAsia="Times New Roman" w:hAnsi="Cambria Math" w:cs="Times New Roman"/>
+                      <w:sz w:val="24"/>
+                      <w:szCs w:val="24"/>
+                    </w:rPr>
+                  </m:ctrlPr>
+                </m:dPr>
+                <m:e>
+                  <m:f>
+                    <m:fPr>
+                      <m:ctrlPr>
+                        <w:rPr>
+                          <w:rFonts w:ascii="Cambria Math" w:eastAsia="Times New Roman" w:hAnsi="Cambria Math" w:cs="Times New Roman"/>
+                          <w:sz w:val="24"/>
+                          <w:szCs w:val="24"/>
+                        </w:rPr>
+                      </m:ctrlPr>
+                    </m:fPr>
+                    <m:num>
+                      <m:r>
+                        <w:rPr>
+                          <w:rFonts w:ascii="Cambria Math" w:eastAsia="Times New Roman" w:hAnsi="Cambria Math" w:cs="Times New Roman"/>
+                          <w:sz w:val="24"/>
+                          <w:szCs w:val="24"/>
+                        </w:rPr>
+                        <m:t>1</m:t>
+                      </m:r>
+                    </m:num>
+                    <m:den>
+                      <m:rad>
+                        <m:radPr>
+                          <m:degHide m:val="1"/>
+                          <m:ctrlPr>
+                            <w:rPr>
+                              <w:rFonts w:ascii="Cambria Math" w:eastAsia="Times New Roman" w:hAnsi="Cambria Math" w:cs="Times New Roman"/>
+                              <w:sz w:val="24"/>
+                              <w:szCs w:val="24"/>
+                            </w:rPr>
+                          </m:ctrlPr>
+                        </m:radPr>
+                        <m:deg/>
+                        <m:e>
+                          <m:sSub>
+                            <m:sSubPr>
+                              <m:ctrlPr>
+                                <w:rPr>
+                                  <w:rFonts w:ascii="Cambria Math" w:eastAsia="Times New Roman" w:hAnsi="Cambria Math" w:cs="Times New Roman"/>
+                                  <w:sz w:val="24"/>
+                                  <w:szCs w:val="24"/>
+                                </w:rPr>
+                              </m:ctrlPr>
+                            </m:sSubPr>
+                            <m:e>
+                              <m:r>
+                                <w:rPr>
+                                  <w:rFonts w:ascii="Cambria Math" w:eastAsia="Times New Roman" w:hAnsi="Cambria Math" w:cs="Times New Roman"/>
+                                  <w:sz w:val="24"/>
+                                  <w:szCs w:val="24"/>
+                                </w:rPr>
+                                <m:t>d</m:t>
+                              </m:r>
+                            </m:e>
+                            <m:sub>
+                              <m:r>
+                                <w:rPr>
+                                  <w:rFonts w:ascii="Cambria Math" w:eastAsia="Times New Roman" w:hAnsi="Cambria Math" w:cs="Times New Roman"/>
+                                  <w:sz w:val="24"/>
+                                  <w:szCs w:val="24"/>
+                                </w:rPr>
+                                <m:t>k</m:t>
+                              </m:r>
+                            </m:sub>
+                          </m:sSub>
+                        </m:e>
+                      </m:rad>
+                    </m:den>
+                  </m:f>
+                  <m:sSup>
+                    <m:sSupPr>
+                      <m:ctrlPr>
+                        <w:rPr>
+                          <w:rFonts w:ascii="Cambria Math" w:eastAsia="Times New Roman" w:hAnsi="Cambria Math" w:cs="Times New Roman"/>
+                          <w:sz w:val="24"/>
+                          <w:szCs w:val="24"/>
+                        </w:rPr>
+                      </m:ctrlPr>
+                    </m:sSupPr>
+                    <m:e>
+                      <m:d>
+                        <m:dPr>
+                          <m:ctrlPr>
+                            <w:rPr>
+                              <w:rFonts w:ascii="Cambria Math" w:eastAsia="Times New Roman" w:hAnsi="Cambria Math" w:cs="Times New Roman"/>
+                              <w:sz w:val="24"/>
+                              <w:szCs w:val="24"/>
+                            </w:rPr>
+                          </m:ctrlPr>
+                        </m:dPr>
+                        <m:e>
+                          <m:f>
+                            <m:fPr>
+                              <m:ctrlPr>
+                                <w:rPr>
+                                  <w:rFonts w:ascii="Cambria Math" w:eastAsia="Times New Roman" w:hAnsi="Cambria Math" w:cs="Times New Roman"/>
+                                  <w:sz w:val="24"/>
+                                  <w:szCs w:val="24"/>
+                                </w:rPr>
+                              </m:ctrlPr>
+                            </m:fPr>
+                            <m:num>
+                              <m:r>
+                                <m:rPr>
+                                  <m:sty m:val="p"/>
+                                </m:rPr>
+                                <w:rPr>
+                                  <w:rFonts w:ascii="Cambria Math" w:eastAsia="Times New Roman" w:hAnsi="Cambria Math" w:cs="Times New Roman"/>
+                                  <w:sz w:val="24"/>
+                                  <w:szCs w:val="24"/>
+                                </w:rPr>
+                                <m:t>∂</m:t>
+                              </m:r>
+                              <m:r>
+                                <w:rPr>
+                                  <w:rFonts w:ascii="Cambria Math" w:eastAsia="Times New Roman" w:hAnsi="Cambria Math" w:cs="Times New Roman"/>
+                                  <w:sz w:val="24"/>
+                                  <w:szCs w:val="24"/>
+                                </w:rPr>
+                                <m:t>L</m:t>
+                              </m:r>
+                            </m:num>
+                            <m:den>
+                              <m:r>
+                                <m:rPr>
+                                  <m:sty m:val="p"/>
+                                </m:rPr>
+                                <w:rPr>
+                                  <w:rFonts w:ascii="Cambria Math" w:eastAsia="Times New Roman" w:hAnsi="Cambria Math" w:cs="Times New Roman"/>
+                                  <w:sz w:val="24"/>
+                                  <w:szCs w:val="24"/>
+                                </w:rPr>
+                                <m:t>∂</m:t>
+                              </m:r>
+                              <m:r>
+                                <w:rPr>
+                                  <w:rFonts w:ascii="Cambria Math" w:eastAsia="Times New Roman" w:hAnsi="Cambria Math" w:cs="Times New Roman"/>
+                                  <w:sz w:val="24"/>
+                                  <w:szCs w:val="24"/>
+                                </w:rPr>
+                                <m:t>S</m:t>
+                              </m:r>
+                            </m:den>
+                          </m:f>
+                        </m:e>
+                      </m:d>
+                    </m:e>
+                    <m:sup>
+                      <m:r>
+                        <w:rPr>
+                          <w:rFonts w:ascii="Cambria Math" w:eastAsia="Times New Roman" w:hAnsi="Cambria Math" w:cs="Times New Roman"/>
+                          <w:sz w:val="24"/>
+                          <w:szCs w:val="24"/>
+                        </w:rPr>
+                        <m:t>T</m:t>
+                      </m:r>
+                    </m:sup>
+                  </m:sSup>
+                  <m:r>
+                    <w:rPr>
+                      <w:rFonts w:ascii="Cambria Math" w:eastAsia="Times New Roman" w:hAnsi="Cambria Math" w:cs="Times New Roman"/>
+                      <w:sz w:val="24"/>
+                      <w:szCs w:val="24"/>
+                    </w:rPr>
+                    <m:t>Q</m:t>
+                  </m:r>
+                </m:e>
+              </m:d>
+            </m:e>
+          </m:borderBox>
+          <m:r>
+            <w:rPr>
+              <w:rFonts w:ascii="Cambria Math" w:eastAsia="Times New Roman" w:hAnsi="Cambria Math" w:cs="Times New Roman"/>
+              <w:sz w:val="24"/>
+              <w:szCs w:val="24"/>
+            </w:rPr>
+            <w:br/>
+          </m:r>
+        </m:oMath>
+      </m:oMathPara>
+    </w:p>
+    <w:p>
+      <w:pPr>
+        <w:spacing w:after="0" w:line="240" w:lineRule="auto"/>
+        <w:rPr>
+          <w:rFonts w:ascii="Times New Roman" w:eastAsia="Times New Roman" w:hAnsi="Times New Roman" w:cs="Times New Roman"/>
+          <w:sz w:val="24"/>
+          <w:szCs w:val="24"/>
+        </w:rPr>
+      </w:pPr>
+    </w:p>
+    <w:p>
+      <w:pPr>
+        <w:rPr>
+          <w:b/>
+          <w:bCs/>
+          <w:sz w:val="28"/>
+          <w:szCs w:val="28"/>
+        </w:rPr>
+      </w:pPr>
+      <w:r>
+        <w:t xml:space="preserve"> </w:t>
+      </w:r>
+      <w:r>
+        <w:rPr>
+          <w:b/>
+          <w:bCs/>
+          <w:sz w:val="28"/>
+          <w:szCs w:val="28"/>
+        </w:rPr>
+        <w:t>Final update</w:t>
+      </w:r>
+    </w:p>
+    <w:p>
+      <w:pPr>
+        <w:spacing w:before="100" w:beforeAutospacing="1" w:after="100" w:afterAutospacing="1" w:line="240" w:lineRule="auto"/>
+        <w:rPr>
+          <w:rFonts w:ascii="Times New Roman" w:eastAsia="Times New Roman" w:hAnsi="Times New Roman" w:cs="Times New Roman"/>
+          <w:b/>
+          <w:bCs/>
+          <w:sz w:val="24"/>
+          <w:szCs w:val="24"/>
+        </w:rPr>
+      </w:pPr>
+      <w:r>
+        <w:rPr>
+          <w:rFonts w:ascii="Times New Roman" w:eastAsia="Times New Roman" w:hAnsi="Times New Roman" w:cs="Times New Roman"/>
+          <w:b/>
+          <w:bCs/>
+          <w:sz w:val="24"/>
+          <w:szCs w:val="24"/>
+        </w:rPr>
+        <w:t>Substitute into the update rule:</w:t>
+      </w:r>
+    </w:p>
+    <w:p>
+      <w:pPr>
+        <w:spacing w:after="0" w:line="240" w:lineRule="auto"/>
+        <w:ind w:left="720"/>
+        <w:rPr>
+          <w:rFonts w:ascii="Times New Roman" w:eastAsia="Times New Roman" w:hAnsi="Times New Roman" w:cs="Times New Roman"/>
+          <w:sz w:val="24"/>
+          <w:szCs w:val="24"/>
+        </w:rPr>
+      </w:pPr>
+      <m:oMathPara>
+        <m:oMathParaPr>
+          <m:jc m:val="left"/>
+        </m:oMathParaPr>
+        <m:oMath>
+          <m:borderBox>
+            <m:borderBoxPr>
+              <m:ctrlPr>
+                <w:rPr>
+                  <w:rFonts w:ascii="Cambria Math" w:eastAsia="Times New Roman" w:hAnsi="Cambria Math" w:cs="Times New Roman"/>
+                  <w:sz w:val="24"/>
+                  <w:szCs w:val="24"/>
+                </w:rPr>
+              </m:ctrlPr>
+            </m:borderBoxPr>
+            <m:e>
+              <m:sSub>
+                <m:sSubPr>
+                  <m:ctrlPr>
+                    <w:rPr>
+                      <w:rFonts w:ascii="Cambria Math" w:eastAsia="Times New Roman" w:hAnsi="Cambria Math" w:cs="Times New Roman"/>
+                      <w:sz w:val="24"/>
+                      <w:szCs w:val="24"/>
+                    </w:rPr>
+                  </m:ctrlPr>
+                </m:sSubPr>
+                <m:e>
+                  <m:r>
+                    <w:rPr>
+                      <w:rFonts w:ascii="Cambria Math" w:eastAsia="Times New Roman" w:hAnsi="Cambria Math" w:cs="Times New Roman"/>
+                      <w:sz w:val="24"/>
+                      <w:szCs w:val="24"/>
+                    </w:rPr>
+                    <m:t>W</m:t>
+                  </m:r>
+                </m:e>
+                <m:sub>
+                  <m:r>
+                    <w:rPr>
+                      <w:rFonts w:ascii="Cambria Math" w:eastAsia="Times New Roman" w:hAnsi="Cambria Math" w:cs="Times New Roman"/>
+                      <w:sz w:val="24"/>
+                      <w:szCs w:val="24"/>
+                    </w:rPr>
+                    <m:t>K</m:t>
+                  </m:r>
+                </m:sub>
+              </m:sSub>
+              <m:r>
+                <w:rPr>
+                  <w:rFonts w:ascii="Cambria Math" w:eastAsia="Times New Roman" w:hAnsi="Cambria Math" w:cs="Times New Roman"/>
+                  <w:sz w:val="24"/>
+                  <w:szCs w:val="24"/>
+                </w:rPr>
+                <m:t>←</m:t>
+              </m:r>
+              <m:sSub>
+                <m:sSubPr>
+                  <m:ctrlPr>
+                    <w:rPr>
+                      <w:rFonts w:ascii="Cambria Math" w:eastAsia="Times New Roman" w:hAnsi="Cambria Math" w:cs="Times New Roman"/>
+                      <w:sz w:val="24"/>
+                      <w:szCs w:val="24"/>
+                    </w:rPr>
+                  </m:ctrlPr>
+                </m:sSubPr>
+                <m:e>
+                  <m:r>
+                    <w:rPr>
+                      <w:rFonts w:ascii="Cambria Math" w:eastAsia="Times New Roman" w:hAnsi="Cambria Math" w:cs="Times New Roman"/>
+                      <w:sz w:val="24"/>
+                      <w:szCs w:val="24"/>
+                    </w:rPr>
+                    <m:t>W</m:t>
+                  </m:r>
+                </m:e>
+                <m:sub>
+                  <m:r>
+                    <w:rPr>
+                      <w:rFonts w:ascii="Cambria Math" w:eastAsia="Times New Roman" w:hAnsi="Cambria Math" w:cs="Times New Roman"/>
+                      <w:sz w:val="24"/>
+                      <w:szCs w:val="24"/>
+                    </w:rPr>
+                    <m:t>K</m:t>
+                  </m:r>
+                </m:sub>
+              </m:sSub>
+              <m:r>
+                <w:rPr>
+                  <w:rFonts w:ascii="Cambria Math" w:eastAsia="Times New Roman" w:hAnsi="Cambria Math" w:cs="Times New Roman"/>
+                  <w:sz w:val="24"/>
+                  <w:szCs w:val="24"/>
+                </w:rPr>
+                <m:t>-η</m:t>
+              </m:r>
+              <m:sSup>
+                <m:sSupPr>
+                  <m:ctrlPr>
+                    <w:rPr>
+                      <w:rFonts w:ascii="Cambria Math" w:eastAsia="Times New Roman" w:hAnsi="Cambria Math" w:cs="Times New Roman"/>
+                      <w:sz w:val="24"/>
+                      <w:szCs w:val="24"/>
+                    </w:rPr>
+                  </m:ctrlPr>
+                </m:sSupPr>
+                <m:e>
+                  <m:r>
+                    <w:rPr>
+                      <w:rFonts w:ascii="Cambria Math" w:eastAsia="Times New Roman" w:hAnsi="Cambria Math" w:cs="Times New Roman"/>
+                      <w:sz w:val="24"/>
+                      <w:szCs w:val="24"/>
+                    </w:rPr>
+                    <m:t>X</m:t>
+                  </m:r>
+                </m:e>
+                <m:sup>
+                  <m:r>
+                    <w:rPr>
+                      <w:rFonts w:ascii="Cambria Math" w:eastAsia="Times New Roman" w:hAnsi="Cambria Math" w:cs="Times New Roman"/>
+                      <w:sz w:val="24"/>
+                      <w:szCs w:val="24"/>
+                    </w:rPr>
+                    <m:t>T</m:t>
+                  </m:r>
+                </m:sup>
+              </m:sSup>
+              <m:d>
+                <m:dPr>
+                  <m:begChr m:val="["/>
+                  <m:endChr m:val="]"/>
+                  <m:ctrlPr>
+                    <w:rPr>
+                      <w:rFonts w:ascii="Cambria Math" w:eastAsia="Times New Roman" w:hAnsi="Cambria Math" w:cs="Times New Roman"/>
+                      <w:sz w:val="24"/>
+                      <w:szCs w:val="24"/>
+                    </w:rPr>
+                  </m:ctrlPr>
+                </m:dPr>
+                <m:e>
+                  <m:f>
+                    <m:fPr>
+                      <m:ctrlPr>
+                        <w:rPr>
+                          <w:rFonts w:ascii="Cambria Math" w:eastAsia="Times New Roman" w:hAnsi="Cambria Math" w:cs="Times New Roman"/>
+                          <w:sz w:val="24"/>
+                          <w:szCs w:val="24"/>
+                        </w:rPr>
+                      </m:ctrlPr>
+                    </m:fPr>
+                    <m:num>
+                      <m:r>
+                        <w:rPr>
+                          <w:rFonts w:ascii="Cambria Math" w:eastAsia="Times New Roman" w:hAnsi="Cambria Math" w:cs="Times New Roman"/>
+                          <w:sz w:val="24"/>
+                          <w:szCs w:val="24"/>
+                        </w:rPr>
+                        <m:t>1</m:t>
+                      </m:r>
+                    </m:num>
+                    <m:den>
+                      <m:rad>
+                        <m:radPr>
+                          <m:degHide m:val="1"/>
+                          <m:ctrlPr>
+                            <w:rPr>
+                              <w:rFonts w:ascii="Cambria Math" w:eastAsia="Times New Roman" w:hAnsi="Cambria Math" w:cs="Times New Roman"/>
+                              <w:sz w:val="24"/>
+                              <w:szCs w:val="24"/>
+                            </w:rPr>
+                          </m:ctrlPr>
+                        </m:radPr>
+                        <m:deg/>
+                        <m:e>
+                          <m:sSub>
+                            <m:sSubPr>
+                              <m:ctrlPr>
+                                <w:rPr>
+                                  <w:rFonts w:ascii="Cambria Math" w:eastAsia="Times New Roman" w:hAnsi="Cambria Math" w:cs="Times New Roman"/>
+                                  <w:sz w:val="24"/>
+                                  <w:szCs w:val="24"/>
+                                </w:rPr>
+                              </m:ctrlPr>
+                            </m:sSubPr>
+                            <m:e>
+                              <m:r>
+                                <w:rPr>
+                                  <w:rFonts w:ascii="Cambria Math" w:eastAsia="Times New Roman" w:hAnsi="Cambria Math" w:cs="Times New Roman"/>
+                                  <w:sz w:val="24"/>
+                                  <w:szCs w:val="24"/>
+                                </w:rPr>
+                                <m:t>d</m:t>
+                              </m:r>
+                            </m:e>
+                            <m:sub>
+                              <m:r>
+                                <w:rPr>
+                                  <w:rFonts w:ascii="Cambria Math" w:eastAsia="Times New Roman" w:hAnsi="Cambria Math" w:cs="Times New Roman"/>
+                                  <w:sz w:val="24"/>
+                                  <w:szCs w:val="24"/>
+                                </w:rPr>
+                                <m:t>k</m:t>
+                              </m:r>
+                            </m:sub>
+                          </m:sSub>
+                        </m:e>
+                      </m:rad>
+                    </m:den>
+                  </m:f>
+                  <m:sSup>
+                    <m:sSupPr>
+                      <m:ctrlPr>
+                        <w:rPr>
+                          <w:rFonts w:ascii="Cambria Math" w:eastAsia="Times New Roman" w:hAnsi="Cambria Math" w:cs="Times New Roman"/>
+                          <w:sz w:val="24"/>
+                          <w:szCs w:val="24"/>
+                        </w:rPr>
+                      </m:ctrlPr>
+                    </m:sSupPr>
+                    <m:e>
+                      <m:d>
+                        <m:dPr>
+                          <m:ctrlPr>
+                            <w:rPr>
+                              <w:rFonts w:ascii="Cambria Math" w:eastAsia="Times New Roman" w:hAnsi="Cambria Math" w:cs="Times New Roman"/>
+                              <w:sz w:val="24"/>
+                              <w:szCs w:val="24"/>
+                            </w:rPr>
+                          </m:ctrlPr>
+                        </m:dPr>
+                        <m:e>
+                          <m:f>
+                            <m:fPr>
+                              <m:ctrlPr>
+                                <w:rPr>
+                                  <w:rFonts w:ascii="Cambria Math" w:eastAsia="Times New Roman" w:hAnsi="Cambria Math" w:cs="Times New Roman"/>
+                                  <w:sz w:val="24"/>
+                                  <w:szCs w:val="24"/>
+                                </w:rPr>
+                              </m:ctrlPr>
+                            </m:fPr>
+                            <m:num>
+                              <m:r>
+                                <m:rPr>
+                                  <m:sty m:val="p"/>
+                                </m:rPr>
+                                <w:rPr>
+                                  <w:rFonts w:ascii="Cambria Math" w:eastAsia="Times New Roman" w:hAnsi="Cambria Math" w:cs="Times New Roman"/>
+                                  <w:sz w:val="24"/>
+                                  <w:szCs w:val="24"/>
+                                </w:rPr>
+                                <m:t>∂</m:t>
+                              </m:r>
+                              <m:r>
+                                <w:rPr>
+                                  <w:rFonts w:ascii="Cambria Math" w:eastAsia="Times New Roman" w:hAnsi="Cambria Math" w:cs="Times New Roman"/>
+                                  <w:sz w:val="24"/>
+                                  <w:szCs w:val="24"/>
+                                </w:rPr>
+                                <m:t>L</m:t>
+                              </m:r>
+                            </m:num>
+                            <m:den>
+                              <m:r>
+                                <m:rPr>
+                                  <m:sty m:val="p"/>
+                                </m:rPr>
+                                <w:rPr>
+                                  <w:rFonts w:ascii="Cambria Math" w:eastAsia="Times New Roman" w:hAnsi="Cambria Math" w:cs="Times New Roman"/>
+                                  <w:sz w:val="24"/>
+                                  <w:szCs w:val="24"/>
+                                </w:rPr>
+                                <m:t>∂</m:t>
+                              </m:r>
+                              <m:r>
+                                <w:rPr>
+                                  <w:rFonts w:ascii="Cambria Math" w:eastAsia="Times New Roman" w:hAnsi="Cambria Math" w:cs="Times New Roman"/>
+                                  <w:sz w:val="24"/>
+                                  <w:szCs w:val="24"/>
+                                </w:rPr>
+                                <m:t>S</m:t>
+                              </m:r>
+                            </m:den>
+                          </m:f>
+                        </m:e>
+                      </m:d>
+                    </m:e>
+                    <m:sup>
+                      <m:r>
+                        <w:rPr>
+                          <w:rFonts w:ascii="Cambria Math" w:eastAsia="Times New Roman" w:hAnsi="Cambria Math" w:cs="Times New Roman"/>
+                          <w:sz w:val="24"/>
+                          <w:szCs w:val="24"/>
+                        </w:rPr>
+                        <m:t>T</m:t>
+                      </m:r>
+                    </m:sup>
+                  </m:sSup>
+                  <m:r>
+                    <w:rPr>
+                      <w:rFonts w:ascii="Cambria Math" w:eastAsia="Times New Roman" w:hAnsi="Cambria Math" w:cs="Times New Roman"/>
+                      <w:sz w:val="24"/>
+                      <w:szCs w:val="24"/>
+                    </w:rPr>
+                    <m:t>Q</m:t>
+                  </m:r>
+                </m:e>
+              </m:d>
+            </m:e>
+          </m:borderBox>
+          <m:r>
+            <w:rPr>
+              <w:rFonts w:ascii="Cambria Math" w:eastAsia="Times New Roman" w:hAnsi="Cambria Math" w:cs="Times New Roman"/>
+              <w:sz w:val="24"/>
+              <w:szCs w:val="24"/>
+            </w:rPr>
+            <w:br/>
+          </m:r>
+        </m:oMath>
+      </m:oMathPara>
+    </w:p>
+    <w:p>
+      <w:pPr>
+        <w:rPr>
+          <w:b/>
+          <w:bCs/>
+          <w:sz w:val="28"/>
+          <w:szCs w:val="28"/>
+        </w:rPr>
+      </w:pPr>
+      <w:r>
+        <w:rPr>
+          <w:b/>
+          <w:bCs/>
+          <w:sz w:val="28"/>
+          <w:szCs w:val="28"/>
+        </w:rPr>
+        <w:t>Compact sequence only</w:t>
+      </w:r>
+    </w:p>
+    <w:p>
+      <w:pPr>
+        <w:spacing w:after="0" w:line="240" w:lineRule="auto"/>
+        <w:ind w:left="720"/>
+        <w:rPr>
+          <w:rFonts w:ascii="Times New Roman" w:eastAsia="Times New Roman" w:hAnsi="Times New Roman" w:cs="Times New Roman"/>
+          <w:sz w:val="24"/>
+          <w:szCs w:val="24"/>
+        </w:rPr>
+      </w:pPr>
+      <m:oMathPara>
+        <m:oMathParaPr>
+          <m:jc m:val="left"/>
+        </m:oMathParaPr>
+        <m:oMath>
+          <m:r>
+            <w:rPr>
+              <w:rFonts w:ascii="Cambria Math" w:eastAsia="Times New Roman" w:hAnsi="Cambria Math" w:cs="Times New Roman"/>
+              <w:sz w:val="24"/>
+              <w:szCs w:val="24"/>
+            </w:rPr>
+            <w:lastRenderedPageBreak/>
+            <m:t>K=X</m:t>
+          </m:r>
+          <m:sSub>
+            <m:sSubPr>
+              <m:ctrlPr>
+                <w:rPr>
+                  <w:rFonts w:ascii="Cambria Math" w:eastAsia="Times New Roman" w:hAnsi="Cambria Math" w:cs="Times New Roman"/>
+                  <w:sz w:val="24"/>
+                  <w:szCs w:val="24"/>
+                </w:rPr>
+              </m:ctrlPr>
+            </m:sSubPr>
+            <m:e>
+              <m:r>
+                <w:rPr>
+                  <w:rFonts w:ascii="Cambria Math" w:eastAsia="Times New Roman" w:hAnsi="Cambria Math" w:cs="Times New Roman"/>
+                  <w:sz w:val="24"/>
+                  <w:szCs w:val="24"/>
+                </w:rPr>
+                <m:t>W</m:t>
+              </m:r>
+            </m:e>
+            <m:sub>
+              <m:r>
+                <w:rPr>
+                  <w:rFonts w:ascii="Cambria Math" w:eastAsia="Times New Roman" w:hAnsi="Cambria Math" w:cs="Times New Roman"/>
+                  <w:sz w:val="24"/>
+                  <w:szCs w:val="24"/>
+                </w:rPr>
+                <m:t>K</m:t>
+              </m:r>
+            </m:sub>
+          </m:sSub>
+          <m:r>
+            <w:rPr>
+              <w:rFonts w:ascii="Cambria Math" w:eastAsia="Times New Roman" w:hAnsi="Cambria Math" w:cs="Times New Roman"/>
+              <w:sz w:val="24"/>
+              <w:szCs w:val="24"/>
+            </w:rPr>
+            <w:br/>
+          </m:r>
+        </m:oMath>
+        <m:oMath>
+          <m:r>
+            <w:rPr>
+              <w:rFonts w:ascii="Cambria Math" w:eastAsia="Times New Roman" w:hAnsi="Cambria Math" w:cs="Times New Roman"/>
+              <w:sz w:val="24"/>
+              <w:szCs w:val="24"/>
+            </w:rPr>
+            <m:t>S=</m:t>
+          </m:r>
+          <m:f>
+            <m:fPr>
+              <m:ctrlPr>
+                <w:rPr>
+                  <w:rFonts w:ascii="Cambria Math" w:eastAsia="Times New Roman" w:hAnsi="Cambria Math" w:cs="Times New Roman"/>
+                  <w:sz w:val="24"/>
+                  <w:szCs w:val="24"/>
+                </w:rPr>
+              </m:ctrlPr>
+            </m:fPr>
+            <m:num>
+              <m:r>
+                <w:rPr>
+                  <w:rFonts w:ascii="Cambria Math" w:eastAsia="Times New Roman" w:hAnsi="Cambria Math" w:cs="Times New Roman"/>
+                  <w:sz w:val="24"/>
+                  <w:szCs w:val="24"/>
+                </w:rPr>
+                <m:t>Q</m:t>
+              </m:r>
+              <m:sSup>
+                <m:sSupPr>
+                  <m:ctrlPr>
+                    <w:rPr>
+                      <w:rFonts w:ascii="Cambria Math" w:eastAsia="Times New Roman" w:hAnsi="Cambria Math" w:cs="Times New Roman"/>
+                      <w:sz w:val="24"/>
+                      <w:szCs w:val="24"/>
+                    </w:rPr>
+                  </m:ctrlPr>
+                </m:sSupPr>
+                <m:e>
+                  <m:r>
+                    <w:rPr>
+                      <w:rFonts w:ascii="Cambria Math" w:eastAsia="Times New Roman" w:hAnsi="Cambria Math" w:cs="Times New Roman"/>
+                      <w:sz w:val="24"/>
+                      <w:szCs w:val="24"/>
+                    </w:rPr>
+                    <m:t>K</m:t>
+                  </m:r>
+                </m:e>
+                <m:sup>
+                  <m:r>
+                    <w:rPr>
+                      <w:rFonts w:ascii="Cambria Math" w:eastAsia="Times New Roman" w:hAnsi="Cambria Math" w:cs="Times New Roman"/>
+                      <w:sz w:val="24"/>
+                      <w:szCs w:val="24"/>
+                    </w:rPr>
+                    <m:t>T</m:t>
+                  </m:r>
+                </m:sup>
+              </m:sSup>
+            </m:num>
+            <m:den>
+              <m:rad>
+                <m:radPr>
+                  <m:degHide m:val="1"/>
+                  <m:ctrlPr>
+                    <w:rPr>
+                      <w:rFonts w:ascii="Cambria Math" w:eastAsia="Times New Roman" w:hAnsi="Cambria Math" w:cs="Times New Roman"/>
+                      <w:sz w:val="24"/>
+                      <w:szCs w:val="24"/>
+                    </w:rPr>
+                  </m:ctrlPr>
+                </m:radPr>
+                <m:deg/>
+                <m:e>
+                  <m:sSub>
+                    <m:sSubPr>
+                      <m:ctrlPr>
+                        <w:rPr>
+                          <w:rFonts w:ascii="Cambria Math" w:eastAsia="Times New Roman" w:hAnsi="Cambria Math" w:cs="Times New Roman"/>
+                          <w:sz w:val="24"/>
+                          <w:szCs w:val="24"/>
+                        </w:rPr>
+                      </m:ctrlPr>
+                    </m:sSubPr>
+                    <m:e>
+                      <m:r>
+                        <w:rPr>
+                          <w:rFonts w:ascii="Cambria Math" w:eastAsia="Times New Roman" w:hAnsi="Cambria Math" w:cs="Times New Roman"/>
+                          <w:sz w:val="24"/>
+                          <w:szCs w:val="24"/>
+                        </w:rPr>
+                        <m:t>d</m:t>
+                      </m:r>
+                    </m:e>
+                    <m:sub>
+                      <m:r>
+                        <w:rPr>
+                          <w:rFonts w:ascii="Cambria Math" w:eastAsia="Times New Roman" w:hAnsi="Cambria Math" w:cs="Times New Roman"/>
+                          <w:sz w:val="24"/>
+                          <w:szCs w:val="24"/>
+                        </w:rPr>
+                        <m:t>k</m:t>
+                      </m:r>
+                    </m:sub>
+                  </m:sSub>
+                </m:e>
+              </m:rad>
+            </m:den>
+          </m:f>
+          <m:r>
+            <w:rPr>
+              <w:rFonts w:ascii="Cambria Math" w:eastAsia="Times New Roman" w:hAnsi="Cambria Math" w:cs="Times New Roman"/>
+              <w:sz w:val="24"/>
+              <w:szCs w:val="24"/>
+            </w:rPr>
+            <w:br/>
+          </m:r>
+        </m:oMath>
+        <m:oMath>
+          <m:f>
+            <m:fPr>
+              <m:ctrlPr>
+                <w:rPr>
+                  <w:rFonts w:ascii="Cambria Math" w:eastAsia="Times New Roman" w:hAnsi="Cambria Math" w:cs="Times New Roman"/>
+                  <w:sz w:val="24"/>
+                  <w:szCs w:val="24"/>
+                </w:rPr>
+              </m:ctrlPr>
+            </m:fPr>
+            <m:num>
+              <m:r>
+                <m:rPr>
+                  <m:sty m:val="p"/>
+                </m:rPr>
+                <w:rPr>
+                  <w:rFonts w:ascii="Cambria Math" w:eastAsia="Times New Roman" w:hAnsi="Cambria Math" w:cs="Times New Roman"/>
+                  <w:sz w:val="24"/>
+                  <w:szCs w:val="24"/>
+                </w:rPr>
+                <m:t>∂</m:t>
+              </m:r>
+              <m:r>
+                <w:rPr>
+                  <w:rFonts w:ascii="Cambria Math" w:eastAsia="Times New Roman" w:hAnsi="Cambria Math" w:cs="Times New Roman"/>
+                  <w:sz w:val="24"/>
+                  <w:szCs w:val="24"/>
+                </w:rPr>
+                <m:t>L</m:t>
+              </m:r>
+            </m:num>
+            <m:den>
+              <m:r>
+                <m:rPr>
+                  <m:sty m:val="p"/>
+                </m:rPr>
+                <w:rPr>
+                  <w:rFonts w:ascii="Cambria Math" w:eastAsia="Times New Roman" w:hAnsi="Cambria Math" w:cs="Times New Roman"/>
+                  <w:sz w:val="24"/>
+                  <w:szCs w:val="24"/>
+                </w:rPr>
+                <m:t>∂</m:t>
+              </m:r>
+              <m:r>
+                <w:rPr>
+                  <w:rFonts w:ascii="Cambria Math" w:eastAsia="Times New Roman" w:hAnsi="Cambria Math" w:cs="Times New Roman"/>
+                  <w:sz w:val="24"/>
+                  <w:szCs w:val="24"/>
+                </w:rPr>
+                <m:t>K</m:t>
+              </m:r>
+            </m:den>
+          </m:f>
+          <m:r>
+            <w:rPr>
+              <w:rFonts w:ascii="Cambria Math" w:eastAsia="Times New Roman" w:hAnsi="Cambria Math" w:cs="Times New Roman"/>
+              <w:sz w:val="24"/>
+              <w:szCs w:val="24"/>
+            </w:rPr>
+            <m:t>=</m:t>
+          </m:r>
+          <m:f>
+            <m:fPr>
+              <m:ctrlPr>
+                <w:rPr>
+                  <w:rFonts w:ascii="Cambria Math" w:eastAsia="Times New Roman" w:hAnsi="Cambria Math" w:cs="Times New Roman"/>
+                  <w:sz w:val="24"/>
+                  <w:szCs w:val="24"/>
+                </w:rPr>
+              </m:ctrlPr>
+            </m:fPr>
+            <m:num>
+              <m:r>
+                <w:rPr>
+                  <w:rFonts w:ascii="Cambria Math" w:eastAsia="Times New Roman" w:hAnsi="Cambria Math" w:cs="Times New Roman"/>
+                  <w:sz w:val="24"/>
+                  <w:szCs w:val="24"/>
+                </w:rPr>
+                <m:t>1</m:t>
+              </m:r>
+            </m:num>
+            <m:den>
+              <m:rad>
+                <m:radPr>
+                  <m:degHide m:val="1"/>
+                  <m:ctrlPr>
+                    <w:rPr>
+                      <w:rFonts w:ascii="Cambria Math" w:eastAsia="Times New Roman" w:hAnsi="Cambria Math" w:cs="Times New Roman"/>
+                      <w:sz w:val="24"/>
+                      <w:szCs w:val="24"/>
+                    </w:rPr>
+                  </m:ctrlPr>
+                </m:radPr>
+                <m:deg/>
+                <m:e>
+                  <m:sSub>
+                    <m:sSubPr>
+                      <m:ctrlPr>
+                        <w:rPr>
+                          <w:rFonts w:ascii="Cambria Math" w:eastAsia="Times New Roman" w:hAnsi="Cambria Math" w:cs="Times New Roman"/>
+                          <w:sz w:val="24"/>
+                          <w:szCs w:val="24"/>
+                        </w:rPr>
+                      </m:ctrlPr>
+                    </m:sSubPr>
+                    <m:e>
+                      <m:r>
+                        <w:rPr>
+                          <w:rFonts w:ascii="Cambria Math" w:eastAsia="Times New Roman" w:hAnsi="Cambria Math" w:cs="Times New Roman"/>
+                          <w:sz w:val="24"/>
+                          <w:szCs w:val="24"/>
+                        </w:rPr>
+                        <m:t>d</m:t>
+                      </m:r>
+                    </m:e>
+                    <m:sub>
+                      <m:r>
+                        <w:rPr>
+                          <w:rFonts w:ascii="Cambria Math" w:eastAsia="Times New Roman" w:hAnsi="Cambria Math" w:cs="Times New Roman"/>
+                          <w:sz w:val="24"/>
+                          <w:szCs w:val="24"/>
+                        </w:rPr>
+                        <m:t>k</m:t>
+                      </m:r>
+                    </m:sub>
+                  </m:sSub>
+                </m:e>
+              </m:rad>
+            </m:den>
+          </m:f>
+          <m:sSup>
+            <m:sSupPr>
+              <m:ctrlPr>
+                <w:rPr>
+                  <w:rFonts w:ascii="Cambria Math" w:eastAsia="Times New Roman" w:hAnsi="Cambria Math" w:cs="Times New Roman"/>
+                  <w:sz w:val="24"/>
+                  <w:szCs w:val="24"/>
+                </w:rPr>
+              </m:ctrlPr>
+            </m:sSupPr>
+            <m:e>
+              <m:d>
+                <m:dPr>
+                  <m:ctrlPr>
+                    <w:rPr>
+                      <w:rFonts w:ascii="Cambria Math" w:eastAsia="Times New Roman" w:hAnsi="Cambria Math" w:cs="Times New Roman"/>
+                      <w:sz w:val="24"/>
+                      <w:szCs w:val="24"/>
+                    </w:rPr>
+                  </m:ctrlPr>
+                </m:dPr>
+                <m:e>
+                  <m:f>
+                    <m:fPr>
+                      <m:ctrlPr>
+                        <w:rPr>
+                          <w:rFonts w:ascii="Cambria Math" w:eastAsia="Times New Roman" w:hAnsi="Cambria Math" w:cs="Times New Roman"/>
+                          <w:sz w:val="24"/>
+                          <w:szCs w:val="24"/>
+                        </w:rPr>
+                      </m:ctrlPr>
+                    </m:fPr>
+                    <m:num>
+                      <m:r>
+                        <m:rPr>
+                          <m:sty m:val="p"/>
+                        </m:rPr>
+                        <w:rPr>
+                          <w:rFonts w:ascii="Cambria Math" w:eastAsia="Times New Roman" w:hAnsi="Cambria Math" w:cs="Times New Roman"/>
+                          <w:sz w:val="24"/>
+                          <w:szCs w:val="24"/>
+                        </w:rPr>
+                        <m:t>∂</m:t>
+                      </m:r>
+                      <m:r>
+                        <w:rPr>
+                          <w:rFonts w:ascii="Cambria Math" w:eastAsia="Times New Roman" w:hAnsi="Cambria Math" w:cs="Times New Roman"/>
+                          <w:sz w:val="24"/>
+                          <w:szCs w:val="24"/>
+                        </w:rPr>
+                        <m:t>L</m:t>
+                      </m:r>
+                    </m:num>
+                    <m:den>
+                      <m:r>
+                        <m:rPr>
+                          <m:sty m:val="p"/>
+                        </m:rPr>
+                        <w:rPr>
+                          <w:rFonts w:ascii="Cambria Math" w:eastAsia="Times New Roman" w:hAnsi="Cambria Math" w:cs="Times New Roman"/>
+                          <w:sz w:val="24"/>
+                          <w:szCs w:val="24"/>
+                        </w:rPr>
+                        <m:t>∂</m:t>
+                      </m:r>
+                      <m:r>
+                        <w:rPr>
+                          <w:rFonts w:ascii="Cambria Math" w:eastAsia="Times New Roman" w:hAnsi="Cambria Math" w:cs="Times New Roman"/>
+                          <w:sz w:val="24"/>
+                          <w:szCs w:val="24"/>
+                        </w:rPr>
+                        <m:t>S</m:t>
+                      </m:r>
+                    </m:den>
+                  </m:f>
+                </m:e>
+              </m:d>
+            </m:e>
+            <m:sup>
+              <m:r>
+                <w:rPr>
+                  <w:rFonts w:ascii="Cambria Math" w:eastAsia="Times New Roman" w:hAnsi="Cambria Math" w:cs="Times New Roman"/>
+                  <w:sz w:val="24"/>
+                  <w:szCs w:val="24"/>
+                </w:rPr>
+                <m:t>T</m:t>
+              </m:r>
+            </m:sup>
+          </m:sSup>
+          <m:r>
+            <w:rPr>
+              <w:rFonts w:ascii="Cambria Math" w:eastAsia="Times New Roman" w:hAnsi="Cambria Math" w:cs="Times New Roman"/>
+              <w:sz w:val="24"/>
+              <w:szCs w:val="24"/>
+            </w:rPr>
+            <m:t>Q</m:t>
+          </m:r>
+          <m:r>
+            <w:rPr>
+              <w:rFonts w:ascii="Cambria Math" w:eastAsia="Times New Roman" w:hAnsi="Cambria Math" w:cs="Times New Roman"/>
+              <w:i/>
+              <w:sz w:val="24"/>
+              <w:szCs w:val="24"/>
+            </w:rPr>
+            <w:br/>
+          </m:r>
+        </m:oMath>
+        <m:oMath>
+          <m:f>
+            <m:fPr>
+              <m:ctrlPr>
+                <w:rPr>
+                  <w:rFonts w:ascii="Cambria Math" w:eastAsia="Times New Roman" w:hAnsi="Cambria Math" w:cs="Times New Roman"/>
+                  <w:sz w:val="24"/>
+                  <w:szCs w:val="24"/>
+                </w:rPr>
+              </m:ctrlPr>
+            </m:fPr>
+            <m:num>
+              <m:r>
+                <m:rPr>
+                  <m:sty m:val="p"/>
+                </m:rPr>
+                <w:rPr>
+                  <w:rFonts w:ascii="Cambria Math" w:eastAsia="Times New Roman" w:hAnsi="Cambria Math" w:cs="Times New Roman"/>
+                  <w:sz w:val="24"/>
+                  <w:szCs w:val="24"/>
+                </w:rPr>
+                <m:t>∂</m:t>
+              </m:r>
+              <m:r>
+                <w:rPr>
+                  <w:rFonts w:ascii="Cambria Math" w:eastAsia="Times New Roman" w:hAnsi="Cambria Math" w:cs="Times New Roman"/>
+                  <w:sz w:val="24"/>
+                  <w:szCs w:val="24"/>
+                </w:rPr>
+                <m:t>L</m:t>
+              </m:r>
+            </m:num>
+            <m:den>
+              <m:r>
+                <m:rPr>
+                  <m:sty m:val="p"/>
+                </m:rPr>
+                <w:rPr>
+                  <w:rFonts w:ascii="Cambria Math" w:eastAsia="Times New Roman" w:hAnsi="Cambria Math" w:cs="Times New Roman"/>
+                  <w:sz w:val="24"/>
+                  <w:szCs w:val="24"/>
+                </w:rPr>
+                <m:t>∂</m:t>
+              </m:r>
+              <m:sSub>
+                <m:sSubPr>
+                  <m:ctrlPr>
+                    <w:rPr>
+                      <w:rFonts w:ascii="Cambria Math" w:eastAsia="Times New Roman" w:hAnsi="Cambria Math" w:cs="Times New Roman"/>
+                      <w:sz w:val="24"/>
+                      <w:szCs w:val="24"/>
+                    </w:rPr>
+                  </m:ctrlPr>
+                </m:sSubPr>
+                <m:e>
+                  <m:r>
+                    <w:rPr>
+                      <w:rFonts w:ascii="Cambria Math" w:eastAsia="Times New Roman" w:hAnsi="Cambria Math" w:cs="Times New Roman"/>
+                      <w:sz w:val="24"/>
+                      <w:szCs w:val="24"/>
+                    </w:rPr>
+                    <m:t>W</m:t>
+                  </m:r>
+                </m:e>
+                <m:sub>
+                  <m:r>
+                    <w:rPr>
+                      <w:rFonts w:ascii="Cambria Math" w:eastAsia="Times New Roman" w:hAnsi="Cambria Math" w:cs="Times New Roman"/>
+                      <w:sz w:val="24"/>
+                      <w:szCs w:val="24"/>
+                    </w:rPr>
+                    <m:t>K</m:t>
+                  </m:r>
+                </m:sub>
+              </m:sSub>
+            </m:den>
+          </m:f>
+          <m:r>
+            <w:rPr>
+              <w:rFonts w:ascii="Cambria Math" w:eastAsia="Times New Roman" w:hAnsi="Cambria Math" w:cs="Times New Roman"/>
+              <w:sz w:val="24"/>
+              <w:szCs w:val="24"/>
+            </w:rPr>
+            <m:t>=</m:t>
+          </m:r>
+          <m:sSup>
+            <m:sSupPr>
+              <m:ctrlPr>
+                <w:rPr>
+                  <w:rFonts w:ascii="Cambria Math" w:eastAsia="Times New Roman" w:hAnsi="Cambria Math" w:cs="Times New Roman"/>
+                  <w:sz w:val="24"/>
+                  <w:szCs w:val="24"/>
+                </w:rPr>
+              </m:ctrlPr>
+            </m:sSupPr>
+            <m:e>
+              <m:r>
+                <w:rPr>
+                  <w:rFonts w:ascii="Cambria Math" w:eastAsia="Times New Roman" w:hAnsi="Cambria Math" w:cs="Times New Roman"/>
+                  <w:sz w:val="24"/>
+                  <w:szCs w:val="24"/>
+                </w:rPr>
+                <m:t>X</m:t>
+              </m:r>
+            </m:e>
+            <m:sup>
+              <m:r>
+                <w:rPr>
+                  <w:rFonts w:ascii="Cambria Math" w:eastAsia="Times New Roman" w:hAnsi="Cambria Math" w:cs="Times New Roman"/>
+                  <w:sz w:val="24"/>
+                  <w:szCs w:val="24"/>
+                </w:rPr>
+                <m:t>T</m:t>
+              </m:r>
+            </m:sup>
+          </m:sSup>
+          <m:f>
+            <m:fPr>
+              <m:ctrlPr>
+                <w:rPr>
+                  <w:rFonts w:ascii="Cambria Math" w:eastAsia="Times New Roman" w:hAnsi="Cambria Math" w:cs="Times New Roman"/>
+                  <w:sz w:val="24"/>
+                  <w:szCs w:val="24"/>
+                </w:rPr>
+              </m:ctrlPr>
+            </m:fPr>
+            <m:num>
+              <m:r>
+                <m:rPr>
+                  <m:sty m:val="p"/>
+                </m:rPr>
+                <w:rPr>
+                  <w:rFonts w:ascii="Cambria Math" w:eastAsia="Times New Roman" w:hAnsi="Cambria Math" w:cs="Times New Roman"/>
+                  <w:sz w:val="24"/>
+                  <w:szCs w:val="24"/>
+                </w:rPr>
+                <m:t>∂</m:t>
+              </m:r>
+              <m:r>
+                <w:rPr>
+                  <w:rFonts w:ascii="Cambria Math" w:eastAsia="Times New Roman" w:hAnsi="Cambria Math" w:cs="Times New Roman"/>
+                  <w:sz w:val="24"/>
+                  <w:szCs w:val="24"/>
+                </w:rPr>
+                <m:t>L</m:t>
+              </m:r>
+            </m:num>
+            <m:den>
+              <m:r>
+                <m:rPr>
+                  <m:sty m:val="p"/>
+                </m:rPr>
+                <w:rPr>
+                  <w:rFonts w:ascii="Cambria Math" w:eastAsia="Times New Roman" w:hAnsi="Cambria Math" w:cs="Times New Roman"/>
+                  <w:sz w:val="24"/>
+                  <w:szCs w:val="24"/>
+                </w:rPr>
+                <m:t>∂</m:t>
+              </m:r>
+              <m:r>
+                <w:rPr>
+                  <w:rFonts w:ascii="Cambria Math" w:eastAsia="Times New Roman" w:hAnsi="Cambria Math" w:cs="Times New Roman"/>
+                  <w:sz w:val="24"/>
+                  <w:szCs w:val="24"/>
+                </w:rPr>
+                <m:t>K</m:t>
+              </m:r>
+            </m:den>
+          </m:f>
+          <m:r>
+            <w:rPr>
+              <w:rFonts w:ascii="Cambria Math" w:eastAsia="Times New Roman" w:hAnsi="Cambria Math" w:cs="Times New Roman"/>
+              <w:sz w:val="24"/>
+              <w:szCs w:val="24"/>
+            </w:rPr>
+            <w:br/>
+          </m:r>
+        </m:oMath>
+        <m:oMath>
+          <m:sSub>
+            <m:sSubPr>
+              <m:ctrlPr>
+                <w:rPr>
+                  <w:rFonts w:ascii="Cambria Math" w:eastAsia="Times New Roman" w:hAnsi="Cambria Math" w:cs="Times New Roman"/>
+                  <w:sz w:val="24"/>
+                  <w:szCs w:val="24"/>
+                </w:rPr>
+              </m:ctrlPr>
+            </m:sSubPr>
+            <m:e>
+              <m:r>
+                <w:rPr>
+                  <w:rFonts w:ascii="Cambria Math" w:eastAsia="Times New Roman" w:hAnsi="Cambria Math" w:cs="Times New Roman"/>
+                  <w:sz w:val="24"/>
+                  <w:szCs w:val="24"/>
+                </w:rPr>
+                <m:t>W</m:t>
+              </m:r>
+            </m:e>
+            <m:sub>
+              <m:r>
+                <w:rPr>
+                  <w:rFonts w:ascii="Cambria Math" w:eastAsia="Times New Roman" w:hAnsi="Cambria Math" w:cs="Times New Roman"/>
+                  <w:sz w:val="24"/>
+                  <w:szCs w:val="24"/>
+                </w:rPr>
+                <m:t>K</m:t>
+              </m:r>
+            </m:sub>
+          </m:sSub>
+          <m:r>
+            <w:rPr>
+              <w:rFonts w:ascii="Cambria Math" w:eastAsia="Times New Roman" w:hAnsi="Cambria Math" w:cs="Times New Roman"/>
+              <w:sz w:val="24"/>
+              <w:szCs w:val="24"/>
+            </w:rPr>
+            <m:t>←</m:t>
+          </m:r>
+          <m:sSub>
+            <m:sSubPr>
+              <m:ctrlPr>
+                <w:rPr>
+                  <w:rFonts w:ascii="Cambria Math" w:eastAsia="Times New Roman" w:hAnsi="Cambria Math" w:cs="Times New Roman"/>
+                  <w:sz w:val="24"/>
+                  <w:szCs w:val="24"/>
+                </w:rPr>
+              </m:ctrlPr>
+            </m:sSubPr>
+            <m:e>
+              <m:r>
+                <w:rPr>
+                  <w:rFonts w:ascii="Cambria Math" w:eastAsia="Times New Roman" w:hAnsi="Cambria Math" w:cs="Times New Roman"/>
+                  <w:sz w:val="24"/>
+                  <w:szCs w:val="24"/>
+                </w:rPr>
+                <m:t>W</m:t>
+              </m:r>
+            </m:e>
+            <m:sub>
+              <m:r>
+                <w:rPr>
+                  <w:rFonts w:ascii="Cambria Math" w:eastAsia="Times New Roman" w:hAnsi="Cambria Math" w:cs="Times New Roman"/>
+                  <w:sz w:val="24"/>
+                  <w:szCs w:val="24"/>
+                </w:rPr>
+                <m:t>K</m:t>
+              </m:r>
+            </m:sub>
+          </m:sSub>
+          <m:r>
+            <w:rPr>
+              <w:rFonts w:ascii="Cambria Math" w:eastAsia="Times New Roman" w:hAnsi="Cambria Math" w:cs="Times New Roman"/>
+              <w:sz w:val="24"/>
+              <w:szCs w:val="24"/>
+            </w:rPr>
+            <m:t>-η</m:t>
+          </m:r>
+          <m:f>
+            <m:fPr>
+              <m:ctrlPr>
+                <w:rPr>
+                  <w:rFonts w:ascii="Cambria Math" w:eastAsia="Times New Roman" w:hAnsi="Cambria Math" w:cs="Times New Roman"/>
+                  <w:sz w:val="24"/>
+                  <w:szCs w:val="24"/>
+                </w:rPr>
+              </m:ctrlPr>
+            </m:fPr>
+            <m:num>
+              <m:r>
+                <m:rPr>
+                  <m:sty m:val="p"/>
+                </m:rPr>
+                <w:rPr>
+                  <w:rFonts w:ascii="Cambria Math" w:eastAsia="Times New Roman" w:hAnsi="Cambria Math" w:cs="Times New Roman"/>
+                  <w:sz w:val="24"/>
+                  <w:szCs w:val="24"/>
+                </w:rPr>
+                <m:t>∂</m:t>
+              </m:r>
+              <m:r>
+                <w:rPr>
+                  <w:rFonts w:ascii="Cambria Math" w:eastAsia="Times New Roman" w:hAnsi="Cambria Math" w:cs="Times New Roman"/>
+                  <w:sz w:val="24"/>
+                  <w:szCs w:val="24"/>
+                </w:rPr>
+                <m:t>L</m:t>
+              </m:r>
+            </m:num>
+            <m:den>
+              <m:r>
+                <m:rPr>
+                  <m:sty m:val="p"/>
+                </m:rPr>
+                <w:rPr>
+                  <w:rFonts w:ascii="Cambria Math" w:eastAsia="Times New Roman" w:hAnsi="Cambria Math" w:cs="Times New Roman"/>
+                  <w:sz w:val="24"/>
+                  <w:szCs w:val="24"/>
+                </w:rPr>
+                <m:t>∂</m:t>
+              </m:r>
+              <m:sSub>
+                <m:sSubPr>
+                  <m:ctrlPr>
+                    <w:rPr>
+                      <w:rFonts w:ascii="Cambria Math" w:eastAsia="Times New Roman" w:hAnsi="Cambria Math" w:cs="Times New Roman"/>
+                      <w:sz w:val="24"/>
+                      <w:szCs w:val="24"/>
+                    </w:rPr>
+                  </m:ctrlPr>
+                </m:sSubPr>
+                <m:e>
+                  <m:r>
+                    <w:rPr>
+                      <w:rFonts w:ascii="Cambria Math" w:eastAsia="Times New Roman" w:hAnsi="Cambria Math" w:cs="Times New Roman"/>
+                      <w:sz w:val="24"/>
+                      <w:szCs w:val="24"/>
+                    </w:rPr>
+                    <m:t>W</m:t>
+                  </m:r>
+                </m:e>
+                <m:sub>
+                  <m:r>
+                    <w:rPr>
+                      <w:rFonts w:ascii="Cambria Math" w:eastAsia="Times New Roman" w:hAnsi="Cambria Math" w:cs="Times New Roman"/>
+                      <w:sz w:val="24"/>
+                      <w:szCs w:val="24"/>
+                    </w:rPr>
+                    <m:t>K</m:t>
+                  </m:r>
+                </m:sub>
+              </m:sSub>
+            </m:den>
+          </m:f>
+          <m:r>
+            <w:rPr>
+              <w:rFonts w:ascii="Cambria Math" w:eastAsia="Times New Roman" w:hAnsi="Cambria Math" w:cs="Times New Roman"/>
+              <w:sz w:val="24"/>
+              <w:szCs w:val="24"/>
+            </w:rPr>
+            <w:br/>
+          </m:r>
+        </m:oMath>
+      </m:oMathPara>
+    </w:p>
+    <w:p>
+      <w:pPr>
+        <w:pStyle w:val="Heading3"/>
+        <w:rPr>
+          <w:rFonts w:ascii="Times New Roman" w:eastAsia="Times New Roman" w:hAnsi="Times New Roman" w:cs="Times New Roman"/>
+          <w:i w:val="0"/>
+          <w:sz w:val="24"/>
+        </w:rPr>
+      </w:pPr>
+      <w:r>
+        <w:rPr>
+          <w:rFonts w:ascii="Times New Roman" w:eastAsia="Times New Roman" w:hAnsi="Times New Roman" w:cs="Times New Roman"/>
+          <w:i w:val="0"/>
+          <w:sz w:val="24"/>
+        </w:rPr>
+        <w:t xml:space="preserve">Calculate </w:t>
+      </w:r>
+      <m:oMath>
+        <m:f>
+          <m:fPr>
+            <m:ctrlPr>
+              <w:rPr>
+                <w:rFonts w:ascii="Cambria Math" w:eastAsia="Times New Roman" w:hAnsi="Cambria Math" w:cs="Times New Roman"/>
+                <w:sz w:val="24"/>
+              </w:rPr>
+            </m:ctrlPr>
+          </m:fPr>
+          <m:num>
+            <m:r>
+              <m:rPr>
+                <m:sty m:val="bi"/>
+              </m:rPr>
+              <w:rPr>
+                <w:rFonts w:ascii="Cambria Math" w:eastAsia="Times New Roman" w:hAnsi="Cambria Math" w:cs="Times New Roman"/>
+                <w:sz w:val="24"/>
+              </w:rPr>
+              <m:t>∂L</m:t>
+            </m:r>
+          </m:num>
+          <m:den>
+            <m:r>
+              <m:rPr>
+                <m:sty m:val="bi"/>
+              </m:rPr>
+              <w:rPr>
+                <w:rFonts w:ascii="Cambria Math" w:eastAsia="Times New Roman" w:hAnsi="Cambria Math" w:cs="Times New Roman"/>
+                <w:sz w:val="24"/>
+              </w:rPr>
+              <m:t>∂</m:t>
+            </m:r>
+            <m:r>
+              <m:rPr>
+                <m:sty m:val="bi"/>
+              </m:rPr>
+              <w:rPr>
+                <w:rFonts w:ascii="Cambria Math" w:eastAsia="Times New Roman" w:hAnsi="Cambria Math" w:cs="Times New Roman"/>
+                <w:sz w:val="24"/>
+              </w:rPr>
+              <m:t>S</m:t>
+            </m:r>
+          </m:den>
+        </m:f>
+      </m:oMath>
+    </w:p>
+    <w:p/>
+    <w:p>
+      <w:pPr>
+        <w:ind w:left="720"/>
+        <w:rPr>
+          <w:rFonts w:ascii="Times New Roman" w:hAnsi="Times New Roman"/>
+          <w:sz w:val="24"/>
+          <w:szCs w:val="24"/>
+        </w:rPr>
+      </w:pPr>
+      <m:oMath>
+        <m:f>
+          <m:fPr>
+            <m:ctrlPr>
+              <w:rPr>
+                <w:rFonts w:ascii="Cambria Math" w:hAnsi="Cambria Math"/>
+                <w:sz w:val="24"/>
+                <w:szCs w:val="24"/>
+              </w:rPr>
+            </m:ctrlPr>
+          </m:fPr>
+          <m:num>
+            <m:r>
+              <m:rPr>
+                <m:sty m:val="p"/>
+              </m:rPr>
+              <w:rPr>
+                <w:rFonts w:ascii="Cambria Math" w:hAnsi="Cambria Math"/>
+                <w:sz w:val="24"/>
+                <w:szCs w:val="24"/>
+              </w:rPr>
+              <m:t>∂</m:t>
+            </m:r>
+            <m:r>
+              <w:rPr>
+                <w:rFonts w:ascii="Cambria Math" w:hAnsi="Cambria Math"/>
+                <w:sz w:val="24"/>
+                <w:szCs w:val="24"/>
+              </w:rPr>
+              <m:t>L</m:t>
+            </m:r>
+          </m:num>
+          <m:den>
+            <m:r>
+              <m:rPr>
+                <m:sty m:val="p"/>
+              </m:rPr>
+              <w:rPr>
+                <w:rFonts w:ascii="Cambria Math" w:hAnsi="Cambria Math"/>
+                <w:sz w:val="24"/>
+                <w:szCs w:val="24"/>
+              </w:rPr>
+              <m:t>∂</m:t>
+            </m:r>
+            <m:r>
+              <m:rPr>
+                <m:sty m:val="bi"/>
+              </m:rPr>
+              <w:rPr>
+                <w:rFonts w:ascii="Cambria Math" w:hAnsi="Cambria Math"/>
+                <w:sz w:val="24"/>
+                <w:szCs w:val="24"/>
+              </w:rPr>
+              <m:t>S</m:t>
+            </m:r>
+          </m:den>
+        </m:f>
+      </m:oMath>
+      <w:r>
+        <w:rPr>
+          <w:rFonts w:ascii="Times New Roman" w:eastAsiaTheme="minorEastAsia" w:hAnsi="Times New Roman"/>
+          <w:sz w:val="24"/>
+          <w:szCs w:val="24"/>
+        </w:rPr>
+        <w:t xml:space="preserve">  = </w:t>
+      </w:r>
+      <m:oMath>
+        <m:f>
+          <m:fPr>
+            <m:ctrlPr>
+              <w:rPr>
+                <w:rFonts w:ascii="Cambria Math" w:hAnsi="Cambria Math"/>
+                <w:sz w:val="24"/>
+                <w:szCs w:val="24"/>
+              </w:rPr>
+            </m:ctrlPr>
+          </m:fPr>
+          <m:num>
+            <m:r>
+              <m:rPr>
+                <m:sty m:val="p"/>
+              </m:rPr>
+              <w:rPr>
+                <w:rFonts w:ascii="Cambria Math" w:hAnsi="Cambria Math"/>
+                <w:sz w:val="24"/>
+                <w:szCs w:val="24"/>
+              </w:rPr>
+              <m:t>∂</m:t>
+            </m:r>
+            <m:r>
+              <w:rPr>
+                <w:rFonts w:ascii="Cambria Math" w:hAnsi="Cambria Math"/>
+                <w:sz w:val="24"/>
+                <w:szCs w:val="24"/>
+              </w:rPr>
+              <m:t>L</m:t>
+            </m:r>
+          </m:num>
+          <m:den>
+            <m:r>
+              <m:rPr>
+                <m:sty m:val="p"/>
+              </m:rPr>
+              <w:rPr>
+                <w:rFonts w:ascii="Cambria Math" w:hAnsi="Cambria Math"/>
+                <w:sz w:val="24"/>
+                <w:szCs w:val="24"/>
+              </w:rPr>
+              <m:t>∂</m:t>
+            </m:r>
+            <m:r>
+              <m:rPr>
+                <m:sty m:val="bi"/>
+              </m:rPr>
+              <w:rPr>
+                <w:rFonts w:ascii="Cambria Math" w:hAnsi="Cambria Math"/>
+                <w:sz w:val="24"/>
+                <w:szCs w:val="24"/>
+              </w:rPr>
+              <m:t>A</m:t>
+            </m:r>
+          </m:den>
+        </m:f>
+        <m:r>
+          <w:rPr>
+            <w:rFonts w:ascii="Cambria Math" w:hAnsi="Cambria Math"/>
+            <w:sz w:val="24"/>
+            <w:szCs w:val="24"/>
+          </w:rPr>
+          <m:t xml:space="preserve"> </m:t>
+        </m:r>
+        <m:f>
+          <m:fPr>
+            <m:ctrlPr>
+              <w:rPr>
+                <w:rFonts w:ascii="Cambria Math" w:hAnsi="Cambria Math"/>
+                <w:sz w:val="24"/>
+                <w:szCs w:val="24"/>
+              </w:rPr>
+            </m:ctrlPr>
+          </m:fPr>
+          <m:num>
+            <m:r>
+              <m:rPr>
+                <m:sty m:val="p"/>
+              </m:rPr>
+              <w:rPr>
+                <w:rFonts w:ascii="Cambria Math" w:hAnsi="Cambria Math"/>
+                <w:sz w:val="24"/>
+                <w:szCs w:val="24"/>
+              </w:rPr>
+              <m:t>∂</m:t>
+            </m:r>
+            <m:r>
+              <w:rPr>
+                <w:rFonts w:ascii="Cambria Math" w:hAnsi="Cambria Math"/>
+                <w:sz w:val="24"/>
+                <w:szCs w:val="24"/>
+              </w:rPr>
+              <m:t>A</m:t>
+            </m:r>
+          </m:num>
+          <m:den>
+            <m:r>
+              <m:rPr>
+                <m:sty m:val="p"/>
+              </m:rPr>
+              <w:rPr>
+                <w:rFonts w:ascii="Cambria Math" w:hAnsi="Cambria Math"/>
+                <w:sz w:val="24"/>
+                <w:szCs w:val="24"/>
+              </w:rPr>
+              <m:t>∂</m:t>
+            </m:r>
+            <m:r>
+              <m:rPr>
+                <m:sty m:val="bi"/>
+              </m:rPr>
+              <w:rPr>
+                <w:rFonts w:ascii="Cambria Math" w:hAnsi="Cambria Math"/>
+                <w:sz w:val="24"/>
+                <w:szCs w:val="24"/>
+              </w:rPr>
+              <m:t>Z</m:t>
+            </m:r>
+          </m:den>
+        </m:f>
+      </m:oMath>
+    </w:p>
+    <w:p>
+      <w:pPr>
+        <w:ind w:left="720"/>
+        <w:rPr>
+          <w:rStyle w:val="mord"/>
+        </w:rPr>
+      </w:pPr>
+      <w:r>
+        <w:rPr>
+          <w:rStyle w:val="mord"/>
+        </w:rPr>
+        <w:t>Z</w:t>
+      </w:r>
+      <w:r>
+        <w:rPr>
+          <w:rStyle w:val="mrel"/>
+        </w:rPr>
+        <w:t>=</w:t>
+      </w:r>
+      <w:r>
+        <w:rPr>
+          <w:rStyle w:val="mord"/>
+        </w:rPr>
+        <w:t>AV</w:t>
+      </w:r>
+    </w:p>
+    <w:p>
+      <w:pPr>
+        <w:spacing w:before="100" w:beforeAutospacing="1" w:after="100" w:afterAutospacing="1" w:line="240" w:lineRule="auto"/>
+        <w:ind w:left="720"/>
+        <w:rPr>
+          <w:rFonts w:ascii="Cambria Math" w:eastAsiaTheme="minorEastAsia" w:hAnsi="Cambria Math"/>
+        </w:rPr>
+      </w:pPr>
+      <m:oMathPara>
+        <m:oMathParaPr>
+          <m:jc m:val="left"/>
+        </m:oMathParaPr>
+        <m:oMath>
+          <m:borderBox>
+            <m:borderBoxPr>
+              <m:ctrlPr>
+                <w:rPr>
+                  <w:rFonts w:ascii="Cambria Math" w:hAnsi="Cambria Math"/>
+                </w:rPr>
+              </m:ctrlPr>
+            </m:borderBoxPr>
+            <m:e>
+              <m:f>
+                <m:fPr>
+                  <m:ctrlPr>
+                    <w:rPr>
+                      <w:rFonts w:ascii="Cambria Math" w:hAnsi="Cambria Math"/>
+                    </w:rPr>
+                  </m:ctrlPr>
+                </m:fPr>
+                <m:num>
+                  <m:r>
+                    <m:rPr>
+                      <m:sty m:val="p"/>
+                    </m:rPr>
+                    <w:rPr>
+                      <w:rFonts w:ascii="Cambria Math" w:hAnsi="Cambria Math"/>
+                    </w:rPr>
+                    <m:t>∂</m:t>
+                  </m:r>
+                  <m:r>
+                    <w:rPr>
+                      <w:rFonts w:ascii="Cambria Math" w:hAnsi="Cambria Math"/>
+                    </w:rPr>
+                    <m:t>L</m:t>
+                  </m:r>
+                </m:num>
+                <m:den>
+                  <m:r>
+                    <m:rPr>
+                      <m:sty m:val="p"/>
+                    </m:rPr>
+                    <w:rPr>
+                      <w:rFonts w:ascii="Cambria Math" w:hAnsi="Cambria Math"/>
+                    </w:rPr>
+                    <m:t>∂</m:t>
+                  </m:r>
+                  <m:r>
+                    <w:rPr>
+                      <w:rFonts w:ascii="Cambria Math" w:hAnsi="Cambria Math"/>
+                    </w:rPr>
+                    <m:t>A</m:t>
+                  </m:r>
+                </m:den>
+              </m:f>
+              <m:r>
+                <w:rPr>
+                  <w:rFonts w:ascii="Cambria Math" w:hAnsi="Cambria Math"/>
+                </w:rPr>
+                <m:t>=</m:t>
+              </m:r>
+              <m:f>
+                <m:fPr>
+                  <m:ctrlPr>
+                    <w:rPr>
+                      <w:rFonts w:ascii="Cambria Math" w:hAnsi="Cambria Math"/>
+                    </w:rPr>
+                  </m:ctrlPr>
+                </m:fPr>
+                <m:num>
+                  <m:r>
+                    <m:rPr>
+                      <m:sty m:val="p"/>
+                    </m:rPr>
+                    <w:rPr>
+                      <w:rFonts w:ascii="Cambria Math" w:hAnsi="Cambria Math"/>
+                    </w:rPr>
+                    <m:t>∂</m:t>
+                  </m:r>
+                  <m:r>
+                    <w:rPr>
+                      <w:rFonts w:ascii="Cambria Math" w:hAnsi="Cambria Math"/>
+                    </w:rPr>
+                    <m:t>L</m:t>
+                  </m:r>
+                </m:num>
+                <m:den>
+                  <m:r>
+                    <m:rPr>
+                      <m:sty m:val="p"/>
+                    </m:rPr>
+                    <w:rPr>
+                      <w:rFonts w:ascii="Cambria Math" w:hAnsi="Cambria Math"/>
+                    </w:rPr>
+                    <m:t>∂</m:t>
+                  </m:r>
+                  <m:r>
+                    <w:rPr>
+                      <w:rFonts w:ascii="Cambria Math" w:hAnsi="Cambria Math"/>
+                    </w:rPr>
+                    <m:t>Z</m:t>
+                  </m:r>
+                </m:den>
+              </m:f>
+              <m:r>
+                <w:rPr>
+                  <w:rFonts w:ascii="Cambria Math" w:hAnsi="Cambria Math"/>
+                </w:rPr>
+                <m:t>⋅</m:t>
+              </m:r>
+              <m:f>
+                <m:fPr>
+                  <m:ctrlPr>
+                    <w:rPr>
+                      <w:rFonts w:ascii="Cambria Math" w:hAnsi="Cambria Math"/>
+                    </w:rPr>
+                  </m:ctrlPr>
+                </m:fPr>
+                <m:num>
+                  <m:r>
+                    <m:rPr>
+                      <m:sty m:val="p"/>
+                    </m:rPr>
+                    <w:rPr>
+                      <w:rFonts w:ascii="Cambria Math" w:hAnsi="Cambria Math"/>
+                    </w:rPr>
+                    <m:t>∂</m:t>
+                  </m:r>
+                  <m:r>
+                    <w:rPr>
+                      <w:rFonts w:ascii="Cambria Math" w:hAnsi="Cambria Math"/>
+                    </w:rPr>
+                    <m:t>Z</m:t>
+                  </m:r>
+                </m:num>
+                <m:den>
+                  <m:r>
+                    <m:rPr>
+                      <m:sty m:val="p"/>
+                    </m:rPr>
+                    <w:rPr>
+                      <w:rFonts w:ascii="Cambria Math" w:hAnsi="Cambria Math"/>
+                    </w:rPr>
+                    <m:t>∂</m:t>
+                  </m:r>
+                  <m:r>
+                    <w:rPr>
+                      <w:rFonts w:ascii="Cambria Math" w:hAnsi="Cambria Math"/>
+                    </w:rPr>
+                    <m:t>A</m:t>
+                  </m:r>
+                </m:den>
+              </m:f>
+            </m:e>
+          </m:borderBox>
+        </m:oMath>
+      </m:oMathPara>
+    </w:p>
+    <w:p>
+      <w:pPr>
+        <w:spacing w:before="100" w:beforeAutospacing="1" w:after="100" w:afterAutospacing="1" w:line="240" w:lineRule="auto"/>
+        <w:ind w:left="720"/>
+        <w:rPr>
+          <w:rFonts w:ascii="Times New Roman" w:eastAsia="Times New Roman" w:hAnsi="Times New Roman" w:cs="Times New Roman"/>
+          <w:sz w:val="24"/>
+          <w:szCs w:val="24"/>
+        </w:rPr>
+      </w:pPr>
+      <m:oMathPara>
+        <m:oMathParaPr>
+          <m:jc m:val="left"/>
+        </m:oMathParaPr>
+        <m:oMath>
+          <m:f>
+            <m:fPr>
+              <m:ctrlPr>
+                <w:rPr>
+                  <w:rFonts w:ascii="Cambria Math" w:hAnsi="Cambria Math"/>
+                </w:rPr>
+              </m:ctrlPr>
+            </m:fPr>
+            <m:num>
+              <m:r>
+                <m:rPr>
+                  <m:sty m:val="p"/>
+                </m:rPr>
+                <w:rPr>
+                  <w:rFonts w:ascii="Cambria Math" w:hAnsi="Cambria Math"/>
+                </w:rPr>
+                <m:t>∂</m:t>
+              </m:r>
+              <m:r>
+                <w:rPr>
+                  <w:rFonts w:ascii="Cambria Math" w:hAnsi="Cambria Math"/>
+                </w:rPr>
+                <m:t>Z</m:t>
+              </m:r>
+            </m:num>
+            <m:den>
+              <m:r>
+                <m:rPr>
+                  <m:sty m:val="p"/>
+                </m:rPr>
+                <w:rPr>
+                  <w:rFonts w:ascii="Cambria Math" w:hAnsi="Cambria Math"/>
+                </w:rPr>
+                <m:t>∂</m:t>
+              </m:r>
+              <m:r>
+                <w:rPr>
+                  <w:rFonts w:ascii="Cambria Math" w:hAnsi="Cambria Math"/>
+                </w:rPr>
+                <m:t>A</m:t>
+              </m:r>
+            </m:den>
+          </m:f>
+          <m:r>
+            <w:rPr>
+              <w:rFonts w:ascii="Cambria Math" w:hAnsi="Cambria Math"/>
+            </w:rPr>
+            <m:t xml:space="preserve">= </m:t>
+          </m:r>
+          <m:sSup>
+            <m:sSupPr>
+              <m:ctrlPr>
+                <w:rPr>
+                  <w:rFonts w:ascii="Cambria Math" w:eastAsia="Times New Roman" w:hAnsi="Cambria Math" w:cs="Times New Roman"/>
+                  <w:sz w:val="24"/>
+                  <w:szCs w:val="24"/>
+                </w:rPr>
+              </m:ctrlPr>
+            </m:sSupPr>
+            <m:e>
+              <m:r>
+                <w:rPr>
+                  <w:rFonts w:ascii="Cambria Math" w:eastAsia="Times New Roman" w:hAnsi="Cambria Math" w:cs="Times New Roman"/>
+                  <w:sz w:val="24"/>
+                  <w:szCs w:val="24"/>
+                </w:rPr>
+                <m:t>V</m:t>
+              </m:r>
+            </m:e>
+            <m:sup>
+              <m:r>
+                <w:rPr>
+                  <w:rFonts w:ascii="Cambria Math" w:eastAsia="Times New Roman" w:hAnsi="Cambria Math" w:cs="Times New Roman"/>
+                  <w:sz w:val="24"/>
+                  <w:szCs w:val="24"/>
+                </w:rPr>
+                <m:t>T</m:t>
+              </m:r>
+            </m:sup>
+          </m:sSup>
+          <m:r>
+            <w:rPr>
+              <w:rFonts w:ascii="Cambria Math" w:hAnsi="Cambria Math"/>
+            </w:rPr>
+            <w:br/>
+          </m:r>
+        </m:oMath>
+      </m:oMathPara>
+    </w:p>
+    <w:p/>
     <w:p>
       <w:pPr>
         <w:rPr>
@@ -31946,7 +37343,6 @@
           <w:sz w:val="24"/>
           <w:szCs w:val="24"/>
         </w:rPr>
-        <w:lastRenderedPageBreak/>
         <w:t>Then:</w:t>
       </w:r>
     </w:p>
@@ -32256,6 +37652,7 @@
           <w:szCs w:val="24"/>
           <w:u w:val="single"/>
         </w:rPr>
+        <w:lastRenderedPageBreak/>
         <w:t>What this means</w:t>
       </w:r>
     </w:p>
@@ -32286,7 +37683,6 @@
         </w:numPr>
         <w:tabs>
           <w:tab w:val="clear" w:pos="720"/>
-          <w:tab w:val="num" w:pos="1440"/>
         </w:tabs>
         <w:spacing w:before="100" w:beforeAutospacing="1" w:after="100" w:afterAutospacing="1" w:line="240" w:lineRule="auto"/>
         <w:ind w:left="1440"/>
@@ -32302,25 +37698,7 @@
           <w:sz w:val="24"/>
           <w:szCs w:val="24"/>
         </w:rPr>
-        <w:t xml:space="preserve">class 1 was too low, so </w:t>
-      </w:r>
-      <w:proofErr w:type="gramStart"/>
-      <w:r>
-        <w:rPr>
-          <w:rFonts w:ascii="Times New Roman" w:eastAsia="Times New Roman" w:hAnsi="Times New Roman" w:cs="Times New Roman"/>
-          <w:sz w:val="24"/>
-          <w:szCs w:val="24"/>
-        </w:rPr>
-        <w:t>increase</w:t>
-      </w:r>
-      <w:proofErr w:type="gramEnd"/>
-      <w:r>
-        <w:rPr>
-          <w:rFonts w:ascii="Times New Roman" w:eastAsia="Times New Roman" w:hAnsi="Times New Roman" w:cs="Times New Roman"/>
-          <w:sz w:val="24"/>
-          <w:szCs w:val="24"/>
-        </w:rPr>
-        <w:t xml:space="preserve"> its logit</w:t>
+        <w:t>class 1 was too low, so increase its logit</w:t>
       </w:r>
     </w:p>
     <w:p>
@@ -32331,7 +37709,6 @@
         </w:numPr>
         <w:tabs>
           <w:tab w:val="clear" w:pos="720"/>
-          <w:tab w:val="num" w:pos="1440"/>
         </w:tabs>
         <w:spacing w:before="100" w:beforeAutospacing="1" w:after="100" w:afterAutospacing="1" w:line="240" w:lineRule="auto"/>
         <w:ind w:left="1440"/>
@@ -32347,25 +37724,7 @@
           <w:sz w:val="24"/>
           <w:szCs w:val="24"/>
         </w:rPr>
-        <w:t xml:space="preserve">classes 2 and 3 were too high, so </w:t>
-      </w:r>
-      <w:proofErr w:type="gramStart"/>
-      <w:r>
-        <w:rPr>
-          <w:rFonts w:ascii="Times New Roman" w:eastAsia="Times New Roman" w:hAnsi="Times New Roman" w:cs="Times New Roman"/>
-          <w:sz w:val="24"/>
-          <w:szCs w:val="24"/>
-        </w:rPr>
-        <w:t>decrease</w:t>
-      </w:r>
-      <w:proofErr w:type="gramEnd"/>
-      <w:r>
-        <w:rPr>
-          <w:rFonts w:ascii="Times New Roman" w:eastAsia="Times New Roman" w:hAnsi="Times New Roman" w:cs="Times New Roman"/>
-          <w:sz w:val="24"/>
-          <w:szCs w:val="24"/>
-        </w:rPr>
-        <w:t xml:space="preserve"> their logits</w:t>
+        <w:t>classes 2 and 3 were too high, so decrease their logits</w:t>
       </w:r>
     </w:p>
     <w:p>
@@ -32541,23 +37900,13 @@
           <w:szCs w:val="24"/>
         </w:rPr>
       </w:pPr>
-      <w:proofErr w:type="gramStart"/>
-      <w:r>
-        <w:rPr>
-          <w:rFonts w:ascii="Times New Roman" w:eastAsia="Times New Roman" w:hAnsi="Times New Roman" w:cs="Times New Roman"/>
-          <w:sz w:val="24"/>
-          <w:szCs w:val="24"/>
-        </w:rPr>
-        <w:t>So</w:t>
-      </w:r>
-      <w:proofErr w:type="gramEnd"/>
-      <w:r>
-        <w:rPr>
-          <w:rFonts w:ascii="Times New Roman" w:eastAsia="Times New Roman" w:hAnsi="Times New Roman" w:cs="Times New Roman"/>
-          <w:sz w:val="24"/>
-          <w:szCs w:val="24"/>
-        </w:rPr>
-        <w:t xml:space="preserve"> the model adjusts logits in the direction that reduces that error.</w:t>
+      <w:r>
+        <w:rPr>
+          <w:rFonts w:ascii="Times New Roman" w:eastAsia="Times New Roman" w:hAnsi="Times New Roman" w:cs="Times New Roman"/>
+          <w:sz w:val="24"/>
+          <w:szCs w:val="24"/>
+        </w:rPr>
+        <w:t>So the model adjusts logits in the direction that reduces that error.</w:t>
       </w:r>
     </w:p>
     <w:p>
@@ -32726,25 +38075,7 @@
           <w:sz w:val="24"/>
           <w:szCs w:val="24"/>
         </w:rPr>
-        <w:t xml:space="preserve">If you want, I </w:t>
-      </w:r>
-      <w:proofErr w:type="gramStart"/>
-      <w:r>
-        <w:rPr>
-          <w:rFonts w:ascii="Times New Roman" w:eastAsia="Times New Roman" w:hAnsi="Times New Roman" w:cs="Times New Roman"/>
-          <w:sz w:val="24"/>
-          <w:szCs w:val="24"/>
-        </w:rPr>
-        <w:t>can next</w:t>
-      </w:r>
-      <w:proofErr w:type="gramEnd"/>
-      <w:r>
-        <w:rPr>
-          <w:rFonts w:ascii="Times New Roman" w:eastAsia="Times New Roman" w:hAnsi="Times New Roman" w:cs="Times New Roman"/>
-          <w:sz w:val="24"/>
-          <w:szCs w:val="24"/>
-        </w:rPr>
-        <w:t xml:space="preserve"> derive </w:t>
+        <w:t xml:space="preserve">If you want, I can next derive </w:t>
       </w:r>
       <w:r>
         <w:rPr>
@@ -32962,6 +38293,7 @@
           <w:sz w:val="48"/>
           <w:szCs w:val="48"/>
         </w:rPr>
+        <w:lastRenderedPageBreak/>
         <w:t>14️</w:t>
       </w:r>
       <w:r>
@@ -33762,11 +39094,9 @@
           <w:sz w:val="24"/>
           <w:szCs w:val="24"/>
         </w:rPr>
-        <w:lastRenderedPageBreak/>
         <w:t xml:space="preserve">This increases probability of </w:t>
       </w:r>
       <w:proofErr w:type="spellStart"/>
-      <w:proofErr w:type="gramStart"/>
       <w:r>
         <w:rPr>
           <w:rFonts w:ascii="Times New Roman" w:eastAsia="Times New Roman" w:hAnsi="Times New Roman" w:cs="Times New Roman"/>
@@ -33775,18 +39105,7 @@
           <w:sz w:val="24"/>
           <w:szCs w:val="24"/>
         </w:rPr>
-        <w:t>find</w:t>
-      </w:r>
-      <w:proofErr w:type="gramEnd"/>
-      <w:r>
-        <w:rPr>
-          <w:rFonts w:ascii="Times New Roman" w:eastAsia="Times New Roman" w:hAnsi="Times New Roman" w:cs="Times New Roman"/>
-          <w:b/>
-          <w:bCs/>
-          <w:sz w:val="24"/>
-          <w:szCs w:val="24"/>
-        </w:rPr>
-        <w:t>_place</w:t>
+        <w:t>find_place</w:t>
       </w:r>
       <w:proofErr w:type="spellEnd"/>
       <w:r>
@@ -33882,6 +39201,7 @@
           <w:sz w:val="24"/>
           <w:szCs w:val="24"/>
         </w:rPr>
+        <w:lastRenderedPageBreak/>
         <w:t>After many examples like</w:t>
       </w:r>
     </w:p>
@@ -34456,7 +39776,6 @@
         <w:br/>
         <w:t xml:space="preserve">To be precise, some parts match the paper exactly, and some parts were </w:t>
       </w:r>
-      <w:proofErr w:type="gramStart"/>
       <w:r>
         <w:rPr>
           <w:rFonts w:ascii="Times New Roman" w:eastAsia="Times New Roman" w:hAnsi="Times New Roman" w:cs="Times New Roman"/>
@@ -34465,18 +39784,7 @@
           <w:sz w:val="24"/>
           <w:szCs w:val="24"/>
         </w:rPr>
-        <w:t>simplified</w:t>
-      </w:r>
-      <w:proofErr w:type="gramEnd"/>
-      <w:r>
-        <w:rPr>
-          <w:rFonts w:ascii="Times New Roman" w:eastAsia="Times New Roman" w:hAnsi="Times New Roman" w:cs="Times New Roman"/>
-          <w:b/>
-          <w:bCs/>
-          <w:sz w:val="24"/>
-          <w:szCs w:val="24"/>
-        </w:rPr>
-        <w:t xml:space="preserve"> approximations</w:t>
+        <w:t>simplified approximations</w:t>
       </w:r>
       <w:r>
         <w:rPr>
@@ -34566,7 +39874,6 @@
           <w:sz w:val="48"/>
           <w:szCs w:val="48"/>
         </w:rPr>
-        <w:lastRenderedPageBreak/>
         <w:t>1️</w:t>
       </w:r>
       <w:r>
@@ -34589,31 +39896,7 @@
           <w:sz w:val="48"/>
           <w:szCs w:val="48"/>
         </w:rPr>
-        <w:t xml:space="preserve"> The Core Attention Equation (Exactly </w:t>
-      </w:r>
-      <w:proofErr w:type="gramStart"/>
-      <w:r>
-        <w:rPr>
-          <w:rFonts w:ascii="Times New Roman" w:eastAsia="Times New Roman" w:hAnsi="Times New Roman" w:cs="Times New Roman"/>
-          <w:b/>
-          <w:bCs/>
-          <w:kern w:val="36"/>
-          <w:sz w:val="48"/>
-          <w:szCs w:val="48"/>
-        </w:rPr>
-        <w:t>From</w:t>
-      </w:r>
-      <w:proofErr w:type="gramEnd"/>
-      <w:r>
-        <w:rPr>
-          <w:rFonts w:ascii="Times New Roman" w:eastAsia="Times New Roman" w:hAnsi="Times New Roman" w:cs="Times New Roman"/>
-          <w:b/>
-          <w:bCs/>
-          <w:kern w:val="36"/>
-          <w:sz w:val="48"/>
-          <w:szCs w:val="48"/>
-        </w:rPr>
-        <w:t xml:space="preserve"> the Paper)</w:t>
+        <w:t xml:space="preserve"> The Core Attention Equation (Exactly From the Paper)</w:t>
       </w:r>
       <w:bookmarkEnd w:id="25"/>
     </w:p>
@@ -34652,6 +39935,7 @@
               <w:sz w:val="24"/>
               <w:szCs w:val="24"/>
             </w:rPr>
+            <w:lastRenderedPageBreak/>
             <m:t>Attention(Q,K,V)=softmax</m:t>
           </m:r>
           <m:d>
@@ -34838,23 +40122,13 @@
           <w:szCs w:val="24"/>
         </w:rPr>
       </w:pPr>
-      <w:proofErr w:type="gramStart"/>
-      <w:r>
-        <w:rPr>
-          <w:rFonts w:ascii="Times New Roman" w:eastAsia="Times New Roman" w:hAnsi="Times New Roman" w:cs="Times New Roman"/>
-          <w:sz w:val="24"/>
-          <w:szCs w:val="24"/>
-        </w:rPr>
-        <w:t>Compute</w:t>
-      </w:r>
-      <w:proofErr w:type="gramEnd"/>
-      <w:r>
-        <w:rPr>
-          <w:rFonts w:ascii="Times New Roman" w:eastAsia="Times New Roman" w:hAnsi="Times New Roman" w:cs="Times New Roman"/>
-          <w:sz w:val="24"/>
-          <w:szCs w:val="24"/>
-        </w:rPr>
-        <w:t xml:space="preserve"> </w:t>
+      <w:r>
+        <w:rPr>
+          <w:rFonts w:ascii="Times New Roman" w:eastAsia="Times New Roman" w:hAnsi="Times New Roman" w:cs="Times New Roman"/>
+          <w:sz w:val="24"/>
+          <w:szCs w:val="24"/>
+        </w:rPr>
+        <w:t xml:space="preserve">Compute </w:t>
       </w:r>
       <w:r>
         <w:rPr>
@@ -34880,23 +40154,13 @@
           <w:szCs w:val="24"/>
         </w:rPr>
       </w:pPr>
-      <w:proofErr w:type="gramStart"/>
-      <w:r>
-        <w:rPr>
-          <w:rFonts w:ascii="Times New Roman" w:eastAsia="Times New Roman" w:hAnsi="Times New Roman" w:cs="Times New Roman"/>
-          <w:sz w:val="24"/>
-          <w:szCs w:val="24"/>
-        </w:rPr>
-        <w:t>Compute</w:t>
-      </w:r>
-      <w:proofErr w:type="gramEnd"/>
-      <w:r>
-        <w:rPr>
-          <w:rFonts w:ascii="Times New Roman" w:eastAsia="Times New Roman" w:hAnsi="Times New Roman" w:cs="Times New Roman"/>
-          <w:sz w:val="24"/>
-          <w:szCs w:val="24"/>
-        </w:rPr>
-        <w:t xml:space="preserve"> </w:t>
+      <w:r>
+        <w:rPr>
+          <w:rFonts w:ascii="Times New Roman" w:eastAsia="Times New Roman" w:hAnsi="Times New Roman" w:cs="Times New Roman"/>
+          <w:sz w:val="24"/>
+          <w:szCs w:val="24"/>
+        </w:rPr>
+        <w:t xml:space="preserve">Compute </w:t>
       </w:r>
       <w:r>
         <w:rPr>
@@ -34922,23 +40186,13 @@
           <w:szCs w:val="24"/>
         </w:rPr>
       </w:pPr>
-      <w:proofErr w:type="gramStart"/>
-      <w:r>
-        <w:rPr>
-          <w:rFonts w:ascii="Times New Roman" w:eastAsia="Times New Roman" w:hAnsi="Times New Roman" w:cs="Times New Roman"/>
-          <w:sz w:val="24"/>
-          <w:szCs w:val="24"/>
-        </w:rPr>
-        <w:t>Compute</w:t>
-      </w:r>
-      <w:proofErr w:type="gramEnd"/>
-      <w:r>
-        <w:rPr>
-          <w:rFonts w:ascii="Times New Roman" w:eastAsia="Times New Roman" w:hAnsi="Times New Roman" w:cs="Times New Roman"/>
-          <w:sz w:val="24"/>
-          <w:szCs w:val="24"/>
-        </w:rPr>
-        <w:t xml:space="preserve"> </w:t>
+      <w:r>
+        <w:rPr>
+          <w:rFonts w:ascii="Times New Roman" w:eastAsia="Times New Roman" w:hAnsi="Times New Roman" w:cs="Times New Roman"/>
+          <w:sz w:val="24"/>
+          <w:szCs w:val="24"/>
+        </w:rPr>
+        <w:t xml:space="preserve">Compute </w:t>
       </w:r>
       <w:r>
         <w:rPr>
@@ -35159,23 +40413,13 @@
           <w:szCs w:val="24"/>
         </w:rPr>
       </w:pPr>
-      <w:proofErr w:type="gramStart"/>
-      <w:r>
-        <w:rPr>
-          <w:rFonts w:ascii="Times New Roman" w:eastAsia="Times New Roman" w:hAnsi="Times New Roman" w:cs="Times New Roman"/>
-          <w:sz w:val="24"/>
-          <w:szCs w:val="24"/>
-        </w:rPr>
-        <w:t>So</w:t>
-      </w:r>
-      <w:proofErr w:type="gramEnd"/>
-      <w:r>
-        <w:rPr>
-          <w:rFonts w:ascii="Times New Roman" w:eastAsia="Times New Roman" w:hAnsi="Times New Roman" w:cs="Times New Roman"/>
-          <w:sz w:val="24"/>
-          <w:szCs w:val="24"/>
-        </w:rPr>
-        <w:t xml:space="preserve"> the following steps we did </w:t>
+      <w:r>
+        <w:rPr>
+          <w:rFonts w:ascii="Times New Roman" w:eastAsia="Times New Roman" w:hAnsi="Times New Roman" w:cs="Times New Roman"/>
+          <w:sz w:val="24"/>
+          <w:szCs w:val="24"/>
+        </w:rPr>
+        <w:t xml:space="preserve">So the following steps we did </w:t>
       </w:r>
       <w:r>
         <w:rPr>
@@ -36079,7 +41323,6 @@
           <w:sz w:val="24"/>
           <w:szCs w:val="24"/>
         </w:rPr>
-        <w:lastRenderedPageBreak/>
         <w:t>We used the same structure.</w:t>
       </w:r>
     </w:p>
@@ -36147,25 +41390,7 @@
           <w:sz w:val="24"/>
           <w:szCs w:val="24"/>
         </w:rPr>
-        <w:t xml:space="preserve">To make </w:t>
-      </w:r>
-      <w:proofErr w:type="gramStart"/>
-      <w:r>
-        <w:rPr>
-          <w:rFonts w:ascii="Times New Roman" w:eastAsia="Times New Roman" w:hAnsi="Times New Roman" w:cs="Times New Roman"/>
-          <w:sz w:val="24"/>
-          <w:szCs w:val="24"/>
-        </w:rPr>
-        <w:t>the math</w:t>
-      </w:r>
-      <w:proofErr w:type="gramEnd"/>
-      <w:r>
-        <w:rPr>
-          <w:rFonts w:ascii="Times New Roman" w:eastAsia="Times New Roman" w:hAnsi="Times New Roman" w:cs="Times New Roman"/>
-          <w:sz w:val="24"/>
-          <w:szCs w:val="24"/>
-        </w:rPr>
-        <w:t xml:space="preserve"> readable, we simplified several things.</w:t>
+        <w:t>To make the math readable, we simplified several things.</w:t>
       </w:r>
     </w:p>
     <w:p>
@@ -36189,6 +41414,7 @@
           <w:sz w:val="27"/>
           <w:szCs w:val="27"/>
         </w:rPr>
+        <w:lastRenderedPageBreak/>
         <w:t>1️</w:t>
       </w:r>
       <w:r>
@@ -37004,7 +42230,6 @@
           <w:sz w:val="24"/>
           <w:szCs w:val="24"/>
         </w:rPr>
-        <w:lastRenderedPageBreak/>
         <w:t>We did not include that step.</w:t>
       </w:r>
     </w:p>
@@ -37108,6 +42333,7 @@
               <w:sz w:val="24"/>
               <w:szCs w:val="24"/>
             </w:rPr>
+            <w:lastRenderedPageBreak/>
             <m:t>PE(pos,2i)=sin</m:t>
           </m:r>
           <m:d>
@@ -37853,7 +43079,6 @@
               <w:sz w:val="24"/>
               <w:szCs w:val="24"/>
             </w:rPr>
-            <w:lastRenderedPageBreak/>
             <m:t>logits=Wh</m:t>
           </m:r>
           <m:r>
@@ -37885,25 +43110,7 @@
           <w:sz w:val="24"/>
           <w:szCs w:val="24"/>
         </w:rPr>
-        <w:t xml:space="preserve">is typical </w:t>
-      </w:r>
-      <w:proofErr w:type="gramStart"/>
-      <w:r>
-        <w:rPr>
-          <w:rFonts w:ascii="Times New Roman" w:eastAsia="Times New Roman" w:hAnsi="Times New Roman" w:cs="Times New Roman"/>
-          <w:sz w:val="24"/>
-          <w:szCs w:val="24"/>
-        </w:rPr>
-        <w:t>in</w:t>
-      </w:r>
-      <w:proofErr w:type="gramEnd"/>
-      <w:r>
-        <w:rPr>
-          <w:rFonts w:ascii="Times New Roman" w:eastAsia="Times New Roman" w:hAnsi="Times New Roman" w:cs="Times New Roman"/>
-          <w:sz w:val="24"/>
-          <w:szCs w:val="24"/>
-        </w:rPr>
-        <w:t xml:space="preserve"> </w:t>
+        <w:t xml:space="preserve">is typical in </w:t>
       </w:r>
       <w:r>
         <w:rPr>
@@ -38008,6 +43215,7 @@
           <w:sz w:val="24"/>
           <w:szCs w:val="24"/>
         </w:rPr>
+        <w:lastRenderedPageBreak/>
         <w:t>The original Transformer is trained with:</w:t>
       </w:r>
     </w:p>
@@ -38553,7 +43761,6 @@
           <w:sz w:val="24"/>
           <w:szCs w:val="24"/>
         </w:rPr>
-        <w:lastRenderedPageBreak/>
         <w:t xml:space="preserve">Our example </w:t>
       </w:r>
       <w:r>
@@ -38875,6 +44082,7 @@
           <w:sz w:val="24"/>
           <w:szCs w:val="24"/>
         </w:rPr>
+        <w:lastRenderedPageBreak/>
         <w:t>But we simplified:</w:t>
       </w:r>
     </w:p>
@@ -39255,15 +44463,7 @@
       </w:pPr>
       <w:bookmarkStart w:id="38" w:name="_Toc224631515"/>
       <w:r>
-        <w:t xml:space="preserve">Scaled Scores (divide by </w:t>
-      </w:r>
-      <w:proofErr w:type="gramStart"/>
-      <w:r>
-        <w:t>sqrt(</w:t>
-      </w:r>
-      <w:proofErr w:type="gramEnd"/>
-      <w:r>
-        <w:t>2))</w:t>
+        <w:t>Scaled Scores (divide by sqrt(2))</w:t>
       </w:r>
       <w:bookmarkEnd w:id="38"/>
     </w:p>
@@ -39277,9 +44477,6 @@
       </w:r>
       <w:r>
         <w:br/>
-      </w:r>
-      <w:r>
-        <w:lastRenderedPageBreak/>
         <w:t xml:space="preserve"> 0.286 0.190 0.218 0.238</w:t>
       </w:r>
       <w:r>
@@ -39317,20 +44514,16 @@
       </w:pPr>
       <w:bookmarkStart w:id="40" w:name="_Toc224631517"/>
       <w:r>
+        <w:lastRenderedPageBreak/>
         <w:t xml:space="preserve">Context Vectors Z = </w:t>
       </w:r>
       <w:proofErr w:type="spellStart"/>
-      <w:proofErr w:type="gramStart"/>
       <w:r>
         <w:t>softmax</w:t>
       </w:r>
       <w:proofErr w:type="spellEnd"/>
       <w:r>
-        <w:t>(</w:t>
-      </w:r>
-      <w:proofErr w:type="gramEnd"/>
-      <w:r>
-        <w:t>QK^T) * V</w:t>
+        <w:t>(QK^T) * V</w:t>
       </w:r>
       <w:bookmarkEnd w:id="40"/>
     </w:p>
@@ -39497,15 +44690,7 @@
     </w:p>
     <w:p>
       <w:r>
-        <w:t>[1, 0, 0</w:t>
-      </w:r>
-      <w:proofErr w:type="gramStart"/>
-      <w:r>
-        <w:t>]  -</w:t>
-      </w:r>
-      <w:proofErr w:type="gramEnd"/>
-      <w:r>
-        <w:t xml:space="preserve">&gt; correct label = </w:t>
+        <w:t xml:space="preserve">[1, 0, 0]  -&gt; correct label = </w:t>
       </w:r>
       <w:proofErr w:type="spellStart"/>
       <w:r>
@@ -39525,15 +44710,7 @@
     </w:p>
     <w:p>
       <w:r>
-        <w:t>Cross entropy loss = -</w:t>
-      </w:r>
-      <w:proofErr w:type="gramStart"/>
-      <w:r>
-        <w:t>log(</w:t>
-      </w:r>
-      <w:proofErr w:type="gramEnd"/>
-      <w:r>
-        <w:t>0.462) ≈ 0.772</w:t>
+        <w:t>Cross entropy loss = -log(0.462) ≈ 0.772</w:t>
       </w:r>
     </w:p>
     <w:p>
@@ -39542,7 +44719,6 @@
       </w:pPr>
       <w:bookmarkStart w:id="46" w:name="_Toc224631523"/>
       <w:r>
-        <w:lastRenderedPageBreak/>
         <w:t>Training Update</w:t>
       </w:r>
       <w:bookmarkEnd w:id="46"/>
@@ -41410,9 +46586,9 @@
       <w:lvlJc w:val="left"/>
       <w:pPr>
         <w:tabs>
-          <w:tab w:val="num" w:pos="1080"/>
+          <w:tab w:val="num" w:pos="1800"/>
         </w:tabs>
-        <w:ind w:left="1080" w:hanging="360"/>
+        <w:ind w:left="1800" w:hanging="360"/>
       </w:pPr>
       <w:rPr>
         <w:rFonts w:ascii="Symbol" w:hAnsi="Symbol" w:hint="default"/>
@@ -41426,9 +46602,9 @@
       <w:lvlJc w:val="left"/>
       <w:pPr>
         <w:tabs>
-          <w:tab w:val="num" w:pos="1800"/>
+          <w:tab w:val="num" w:pos="2520"/>
         </w:tabs>
-        <w:ind w:left="1800" w:hanging="360"/>
+        <w:ind w:left="2520" w:hanging="360"/>
       </w:pPr>
       <w:rPr>
         <w:rFonts w:ascii="Courier New" w:hAnsi="Courier New" w:hint="default"/>
@@ -41442,9 +46618,9 @@
       <w:lvlJc w:val="left"/>
       <w:pPr>
         <w:tabs>
-          <w:tab w:val="num" w:pos="2520"/>
+          <w:tab w:val="num" w:pos="3240"/>
         </w:tabs>
-        <w:ind w:left="2520" w:hanging="360"/>
+        <w:ind w:left="3240" w:hanging="360"/>
       </w:pPr>
       <w:rPr>
         <w:rFonts w:ascii="Wingdings" w:hAnsi="Wingdings" w:hint="default"/>
@@ -41458,9 +46634,9 @@
       <w:lvlJc w:val="left"/>
       <w:pPr>
         <w:tabs>
-          <w:tab w:val="num" w:pos="3240"/>
+          <w:tab w:val="num" w:pos="3960"/>
         </w:tabs>
-        <w:ind w:left="3240" w:hanging="360"/>
+        <w:ind w:left="3960" w:hanging="360"/>
       </w:pPr>
       <w:rPr>
         <w:rFonts w:ascii="Wingdings" w:hAnsi="Wingdings" w:hint="default"/>
@@ -41474,9 +46650,9 @@
       <w:lvlJc w:val="left"/>
       <w:pPr>
         <w:tabs>
-          <w:tab w:val="num" w:pos="3960"/>
+          <w:tab w:val="num" w:pos="4680"/>
         </w:tabs>
-        <w:ind w:left="3960" w:hanging="360"/>
+        <w:ind w:left="4680" w:hanging="360"/>
       </w:pPr>
       <w:rPr>
         <w:rFonts w:ascii="Wingdings" w:hAnsi="Wingdings" w:hint="default"/>
@@ -41490,9 +46666,9 @@
       <w:lvlJc w:val="left"/>
       <w:pPr>
         <w:tabs>
-          <w:tab w:val="num" w:pos="4680"/>
+          <w:tab w:val="num" w:pos="5400"/>
         </w:tabs>
-        <w:ind w:left="4680" w:hanging="360"/>
+        <w:ind w:left="5400" w:hanging="360"/>
       </w:pPr>
       <w:rPr>
         <w:rFonts w:ascii="Wingdings" w:hAnsi="Wingdings" w:hint="default"/>
@@ -41506,9 +46682,9 @@
       <w:lvlJc w:val="left"/>
       <w:pPr>
         <w:tabs>
-          <w:tab w:val="num" w:pos="5400"/>
+          <w:tab w:val="num" w:pos="6120"/>
         </w:tabs>
-        <w:ind w:left="5400" w:hanging="360"/>
+        <w:ind w:left="6120" w:hanging="360"/>
       </w:pPr>
       <w:rPr>
         <w:rFonts w:ascii="Wingdings" w:hAnsi="Wingdings" w:hint="default"/>
@@ -41522,9 +46698,9 @@
       <w:lvlJc w:val="left"/>
       <w:pPr>
         <w:tabs>
-          <w:tab w:val="num" w:pos="6120"/>
+          <w:tab w:val="num" w:pos="6840"/>
         </w:tabs>
-        <w:ind w:left="6120" w:hanging="360"/>
+        <w:ind w:left="6840" w:hanging="360"/>
       </w:pPr>
       <w:rPr>
         <w:rFonts w:ascii="Wingdings" w:hAnsi="Wingdings" w:hint="default"/>
@@ -41538,9 +46714,9 @@
       <w:lvlJc w:val="left"/>
       <w:pPr>
         <w:tabs>
-          <w:tab w:val="num" w:pos="6840"/>
+          <w:tab w:val="num" w:pos="7560"/>
         </w:tabs>
-        <w:ind w:left="6840" w:hanging="360"/>
+        <w:ind w:left="7560" w:hanging="360"/>
       </w:pPr>
       <w:rPr>
         <w:rFonts w:ascii="Wingdings" w:hAnsi="Wingdings" w:hint="default"/>
@@ -41744,6 +46920,36 @@
   </w:num>
   <w:num w:numId="20" w16cid:durableId="1317296112">
     <w:abstractNumId w:val="13"/>
+  </w:num>
+  <w:num w:numId="21" w16cid:durableId="770979911">
+    <w:abstractNumId w:val="6"/>
+    <w:lvlOverride w:ilvl="0">
+      <w:startOverride w:val="1"/>
+    </w:lvlOverride>
+    <w:lvlOverride w:ilvl="1">
+      <w:startOverride w:val="1"/>
+    </w:lvlOverride>
+    <w:lvlOverride w:ilvl="2">
+      <w:startOverride w:val="1"/>
+    </w:lvlOverride>
+    <w:lvlOverride w:ilvl="3">
+      <w:startOverride w:val="1"/>
+    </w:lvlOverride>
+    <w:lvlOverride w:ilvl="4">
+      <w:startOverride w:val="1"/>
+    </w:lvlOverride>
+    <w:lvlOverride w:ilvl="5">
+      <w:startOverride w:val="1"/>
+    </w:lvlOverride>
+    <w:lvlOverride w:ilvl="6">
+      <w:startOverride w:val="1"/>
+    </w:lvlOverride>
+    <w:lvlOverride w:ilvl="7">
+      <w:startOverride w:val="1"/>
+    </w:lvlOverride>
+    <w:lvlOverride w:ilvl="8">
+      <w:startOverride w:val="1"/>
+    </w:lvlOverride>
   </w:num>
   <w:numIdMacAtCleanup w:val="12"/>
 </w:numbering>
